--- a/OR5 Verantwoordingsverslag.docx
+++ b/OR5 Verantwoordingsverslag.docx
@@ -301,23 +301,7 @@
         <w:t xml:space="preserve"> met Python</w:t>
       </w:r>
       <w:r>
-        <w:t xml:space="preserve"> door middel van </w:t>
-      </w:r>
-      <w:proofErr w:type="spellStart"/>
-      <w:r>
-        <w:t>greedy</w:t>
-      </w:r>
-      <w:proofErr w:type="spellEnd"/>
-      <w:r>
-        <w:t xml:space="preserve"> constructieve heuristiek, metaheuristiek, discrete </w:t>
-      </w:r>
-      <w:proofErr w:type="spellStart"/>
-      <w:r>
-        <w:t>improving</w:t>
-      </w:r>
-      <w:proofErr w:type="spellEnd"/>
-      <w:r>
-        <w:t xml:space="preserve"> search en het zoeken naar een lokaal optimum</w:t>
+        <w:t xml:space="preserve"> door middel van greedy constructieve heuristiek, metaheuristiek, discrete improving search en het zoeken naar een lokaal optimum</w:t>
       </w:r>
       <w:r>
         <w:t>.</w:t>
@@ -350,37 +334,13 @@
         <w:t>Als</w:t>
       </w:r>
       <w:r>
-        <w:t xml:space="preserve"> </w:t>
-      </w:r>
-      <w:proofErr w:type="spellStart"/>
-      <w:r>
-        <w:t>greedy</w:t>
-      </w:r>
-      <w:proofErr w:type="spellEnd"/>
-      <w:r>
-        <w:t xml:space="preserve"> constructieve heuristiek </w:t>
+        <w:t xml:space="preserve"> greedy constructieve heuristiek </w:t>
       </w:r>
       <w:r>
         <w:t xml:space="preserve">is </w:t>
       </w:r>
       <w:r>
-        <w:t xml:space="preserve">de </w:t>
-      </w:r>
-      <w:proofErr w:type="spellStart"/>
-      <w:r>
-        <w:t>Earliest</w:t>
-      </w:r>
-      <w:proofErr w:type="spellEnd"/>
-      <w:r>
-        <w:t xml:space="preserve"> </w:t>
-      </w:r>
-      <w:proofErr w:type="spellStart"/>
-      <w:r>
-        <w:t>Due</w:t>
-      </w:r>
-      <w:proofErr w:type="spellEnd"/>
-      <w:r>
-        <w:t xml:space="preserve"> Date</w:t>
+        <w:t>de Earliest Due Date</w:t>
       </w:r>
       <w:r>
         <w:t xml:space="preserve"> gebruikt</w:t>
@@ -426,15 +386,7 @@
         <w:t xml:space="preserve"> </w:t>
       </w:r>
       <w:r>
-        <w:t xml:space="preserve">als discrete </w:t>
-      </w:r>
-      <w:proofErr w:type="spellStart"/>
-      <w:r>
-        <w:t>improving</w:t>
-      </w:r>
-      <w:proofErr w:type="spellEnd"/>
-      <w:r>
-        <w:t xml:space="preserve"> search gebruikt om een betere oplossing te vinden.</w:t>
+        <w:t>als discrete improving search gebruikt om een betere oplossing te vinden.</w:t>
       </w:r>
       <w:r>
         <w:t xml:space="preserve"> De optimale oplossing is uiteindelijk geselecteerd door middel van </w:t>
@@ -487,15 +439,7 @@
         <w:t xml:space="preserve">de heuristiek, </w:t>
       </w:r>
       <w:r>
-        <w:t xml:space="preserve">discrete </w:t>
-      </w:r>
-      <w:proofErr w:type="spellStart"/>
-      <w:r>
-        <w:t>improving</w:t>
-      </w:r>
-      <w:proofErr w:type="spellEnd"/>
-      <w:r>
-        <w:t xml:space="preserve"> search, </w:t>
+        <w:t xml:space="preserve">discrete improving search, </w:t>
       </w:r>
       <w:r>
         <w:t xml:space="preserve">lokaal optimum, pseudocodes, </w:t>
@@ -637,7 +581,6 @@
           <w:color w:val="auto"/>
         </w:rPr>
       </w:pPr>
-      <w:proofErr w:type="spellStart"/>
       <w:r>
         <w:rPr>
           <w:rStyle w:val="Emphasis"/>
@@ -646,17 +589,7 @@
           <w:color w:val="auto"/>
         </w:rPr>
         <w:lastRenderedPageBreak/>
-        <w:t>d_o</w:t>
-      </w:r>
-      <w:proofErr w:type="spellEnd"/>
-      <w:r>
-        <w:rPr>
-          <w:rStyle w:val="Emphasis"/>
-          <w:i w:val="0"/>
-          <w:iCs w:val="0"/>
-          <w:color w:val="auto"/>
-        </w:rPr>
-        <w:t xml:space="preserve"> = deadline van order o</w:t>
+        <w:t>d_o = deadline van order o</w:t>
       </w:r>
     </w:p>
     <w:p>
@@ -673,25 +606,14 @@
           <w:color w:val="auto"/>
         </w:rPr>
       </w:pPr>
-      <w:proofErr w:type="spellStart"/>
-      <w:r>
-        <w:rPr>
-          <w:rStyle w:val="Emphasis"/>
-          <w:i w:val="0"/>
-          <w:iCs w:val="0"/>
-          <w:color w:val="auto"/>
-        </w:rPr>
-        <w:t>p_o</w:t>
-      </w:r>
-      <w:proofErr w:type="spellEnd"/>
-      <w:r>
-        <w:rPr>
-          <w:rStyle w:val="Emphasis"/>
-          <w:i w:val="0"/>
-          <w:iCs w:val="0"/>
-          <w:color w:val="auto"/>
-        </w:rPr>
-        <w:t xml:space="preserve"> = penalty per tijdseenheid te laat voor order o</w:t>
+      <w:r>
+        <w:rPr>
+          <w:rStyle w:val="Emphasis"/>
+          <w:i w:val="0"/>
+          <w:iCs w:val="0"/>
+          <w:color w:val="auto"/>
+        </w:rPr>
+        <w:t>p_o = penalty per tijdseenheid te laat voor order o</w:t>
       </w:r>
     </w:p>
     <w:p>
@@ -743,41 +665,21 @@
           <w:color w:val="auto"/>
         </w:rPr>
       </w:pPr>
-      <w:proofErr w:type="spellStart"/>
-      <w:r>
-        <w:rPr>
-          <w:rStyle w:val="Emphasis"/>
-          <w:i w:val="0"/>
-          <w:iCs w:val="0"/>
-          <w:color w:val="auto"/>
-        </w:rPr>
-        <w:t>t_o</w:t>
-      </w:r>
-      <w:proofErr w:type="spellEnd"/>
-      <w:r>
-        <w:rPr>
-          <w:rStyle w:val="Emphasis"/>
-          <w:i w:val="0"/>
-          <w:iCs w:val="0"/>
-          <w:color w:val="auto"/>
-        </w:rPr>
-        <w:t xml:space="preserve">(x) = de </w:t>
-      </w:r>
-      <w:proofErr w:type="spellStart"/>
-      <w:r>
-        <w:rPr>
-          <w:rStyle w:val="Emphasis"/>
-          <w:color w:val="auto"/>
-        </w:rPr>
-        <w:t>completion</w:t>
-      </w:r>
-      <w:proofErr w:type="spellEnd"/>
-      <w:r>
-        <w:rPr>
-          <w:rStyle w:val="Emphasis"/>
-          <w:color w:val="auto"/>
-        </w:rPr>
-        <w:t xml:space="preserve"> time</w:t>
+      <w:r>
+        <w:rPr>
+          <w:rStyle w:val="Emphasis"/>
+          <w:i w:val="0"/>
+          <w:iCs w:val="0"/>
+          <w:color w:val="auto"/>
+        </w:rPr>
+        <w:t xml:space="preserve">t_o(x) = de </w:t>
+      </w:r>
+      <w:r>
+        <w:rPr>
+          <w:rStyle w:val="Emphasis"/>
+          <w:color w:val="auto"/>
+        </w:rPr>
+        <w:t>completion time</w:t>
       </w:r>
       <w:r>
         <w:rPr>
@@ -1566,35 +1468,7 @@
         <w:rPr>
           <w:rStyle w:val="SubtleEmphasis"/>
         </w:rPr>
-        <w:t xml:space="preserve"> waarmee de </w:t>
-      </w:r>
-      <w:proofErr w:type="spellStart"/>
-      <w:r>
-        <w:rPr>
-          <w:rStyle w:val="SubtleEmphasis"/>
-        </w:rPr>
-        <w:t>objective</w:t>
-      </w:r>
-      <w:proofErr w:type="spellEnd"/>
-      <w:r>
-        <w:rPr>
-          <w:rStyle w:val="SubtleEmphasis"/>
-        </w:rPr>
-        <w:t xml:space="preserve"> </w:t>
-      </w:r>
-      <w:proofErr w:type="spellStart"/>
-      <w:r>
-        <w:rPr>
-          <w:rStyle w:val="SubtleEmphasis"/>
-        </w:rPr>
-        <w:t>value</w:t>
-      </w:r>
-      <w:proofErr w:type="spellEnd"/>
-      <w:r>
-        <w:rPr>
-          <w:rStyle w:val="SubtleEmphasis"/>
-        </w:rPr>
-        <w:t xml:space="preserve"> wordt berekend.</w:t>
+        <w:t xml:space="preserve"> waarmee de objective value wordt berekend.</w:t>
       </w:r>
       <w:r>
         <w:rPr>
@@ -1630,26 +1504,12 @@
         <w:rPr>
           <w:rStyle w:val="SubtleEmphasis"/>
         </w:rPr>
-        <w:t>(</w:t>
-      </w:r>
-      <w:proofErr w:type="spellStart"/>
+        <w:t xml:space="preserve">(math program) </w:t>
+      </w:r>
       <w:r>
         <w:rPr>
           <w:rStyle w:val="SubtleEmphasis"/>
         </w:rPr>
-        <w:t>math</w:t>
-      </w:r>
-      <w:proofErr w:type="spellEnd"/>
-      <w:r>
-        <w:rPr>
-          <w:rStyle w:val="SubtleEmphasis"/>
-        </w:rPr>
-        <w:t xml:space="preserve"> program) </w:t>
-      </w:r>
-      <w:r>
-        <w:rPr>
-          <w:rStyle w:val="SubtleEmphasis"/>
-        </w:rPr>
         <w:t>is niet vereist.</w:t>
       </w:r>
     </w:p>
@@ -1657,111 +1517,420 @@
       <w:pPr>
         <w:pStyle w:val="Heading2"/>
       </w:pPr>
-      <w:proofErr w:type="spellStart"/>
-      <w:r>
-        <w:t>Greedy</w:t>
-      </w:r>
-      <w:proofErr w:type="spellEnd"/>
-      <w:r>
+      <w:r>
+        <w:t>Greedy Constructive Heuristic</w:t>
+      </w:r>
+    </w:p>
+    <w:p>
+      <w:pPr>
+        <w:rPr>
+          <w:rStyle w:val="Emphasis"/>
+        </w:rPr>
+      </w:pPr>
+      <w:r>
+        <w:rPr>
+          <w:rStyle w:val="Emphasis"/>
+        </w:rPr>
+        <w:t>Beschrijf</w:t>
+      </w:r>
+      <w:r>
+        <w:rPr>
+          <w:rStyle w:val="Emphasis"/>
+        </w:rPr>
+        <w:t xml:space="preserve"> beknopt</w:t>
+      </w:r>
+      <w:r>
+        <w:rPr>
+          <w:rStyle w:val="Emphasis"/>
+        </w:rPr>
         <w:t xml:space="preserve"> </w:t>
       </w:r>
-      <w:proofErr w:type="spellStart"/>
-      <w:r>
-        <w:t>Constructive</w:t>
-      </w:r>
-      <w:proofErr w:type="spellEnd"/>
-      <w:r>
+      <w:r>
+        <w:rPr>
+          <w:rStyle w:val="Emphasis"/>
+        </w:rPr>
+        <w:t xml:space="preserve">in woorden </w:t>
+      </w:r>
+      <w:r>
+        <w:rPr>
+          <w:rStyle w:val="Emphasis"/>
+        </w:rPr>
+        <w:t>hoe de greedy constructive heuristic stap voor stap een volledige haalbare planning opbouwt.</w:t>
+      </w:r>
+      <w:r>
+        <w:rPr>
+          <w:rStyle w:val="Emphasis"/>
+        </w:rPr>
+        <w:t xml:space="preserve"> &gt; Richtlijn: één alinea.</w:t>
+      </w:r>
+    </w:p>
+    <w:p>
+      <w:pPr>
+        <w:pStyle w:val="NoSpacing"/>
+        <w:rPr>
+          <w:rStyle w:val="Emphasis"/>
+          <w:i w:val="0"/>
+          <w:iCs w:val="0"/>
+          <w:color w:val="auto"/>
+        </w:rPr>
+      </w:pPr>
+      <w:r>
+        <w:rPr>
+          <w:rStyle w:val="Emphasis"/>
+          <w:i w:val="0"/>
+          <w:iCs w:val="0"/>
+          <w:color w:val="auto"/>
+        </w:rPr>
+        <w:t>Sorteer</w:t>
+      </w:r>
+      <w:r>
+        <w:rPr>
+          <w:rStyle w:val="Emphasis"/>
+          <w:i w:val="0"/>
+          <w:iCs w:val="0"/>
+          <w:color w:val="auto"/>
+        </w:rPr>
+        <w:t xml:space="preserve"> eerst</w:t>
+      </w:r>
+      <w:r>
+        <w:rPr>
+          <w:rStyle w:val="Emphasis"/>
+          <w:i w:val="0"/>
+          <w:iCs w:val="0"/>
+          <w:color w:val="auto"/>
+        </w:rPr>
+        <w:t xml:space="preserve"> de orders op deadline van laagste naar hoogste. Zo begin je bij de </w:t>
+      </w:r>
+      <w:r>
+        <w:rPr>
+          <w:rStyle w:val="Emphasis"/>
+          <w:i w:val="0"/>
+          <w:iCs w:val="0"/>
+          <w:color w:val="auto"/>
+        </w:rPr>
+        <w:t>order met de vroegste deadline</w:t>
+      </w:r>
+      <w:r>
+        <w:rPr>
+          <w:rStyle w:val="Emphasis"/>
+          <w:i w:val="0"/>
+          <w:iCs w:val="0"/>
+          <w:color w:val="auto"/>
+        </w:rPr>
+        <w:t>.</w:t>
+      </w:r>
+      <w:r>
+        <w:rPr>
+          <w:rStyle w:val="Emphasis"/>
+          <w:i w:val="0"/>
+          <w:iCs w:val="0"/>
+          <w:color w:val="auto"/>
+        </w:rPr>
         <w:t xml:space="preserve"> </w:t>
       </w:r>
-      <w:proofErr w:type="spellStart"/>
-      <w:r>
-        <w:t>Heuristic</w:t>
-      </w:r>
-      <w:proofErr w:type="spellEnd"/>
-    </w:p>
-    <w:p>
-      <w:pPr>
-        <w:rPr>
-          <w:rStyle w:val="Emphasis"/>
-        </w:rPr>
-      </w:pPr>
-      <w:r>
-        <w:rPr>
-          <w:rStyle w:val="Emphasis"/>
-        </w:rPr>
-        <w:t>Beschrijf</w:t>
-      </w:r>
-      <w:r>
-        <w:rPr>
-          <w:rStyle w:val="Emphasis"/>
-        </w:rPr>
-        <w:t xml:space="preserve"> beknopt</w:t>
-      </w:r>
-      <w:r>
-        <w:rPr>
-          <w:rStyle w:val="Emphasis"/>
+      <w:r>
+        <w:rPr>
+          <w:rStyle w:val="Emphasis"/>
+          <w:i w:val="0"/>
+          <w:iCs w:val="0"/>
+          <w:color w:val="auto"/>
+        </w:rPr>
+        <w:t>Wijs</w:t>
+      </w:r>
+      <w:r>
+        <w:rPr>
+          <w:rStyle w:val="Emphasis"/>
+          <w:i w:val="0"/>
+          <w:iCs w:val="0"/>
+          <w:color w:val="auto"/>
         </w:rPr>
         <w:t xml:space="preserve"> </w:t>
       </w:r>
       <w:r>
         <w:rPr>
           <w:rStyle w:val="Emphasis"/>
-        </w:rPr>
-        <w:t xml:space="preserve">in woorden </w:t>
-      </w:r>
-      <w:r>
-        <w:rPr>
-          <w:rStyle w:val="Emphasis"/>
-        </w:rPr>
-        <w:t xml:space="preserve">hoe de </w:t>
-      </w:r>
-      <w:proofErr w:type="spellStart"/>
-      <w:r>
-        <w:rPr>
-          <w:rStyle w:val="Emphasis"/>
+          <w:i w:val="0"/>
+          <w:iCs w:val="0"/>
+          <w:color w:val="auto"/>
+        </w:rPr>
+        <w:t>de eerst</w:t>
+      </w:r>
+      <w:r>
+        <w:rPr>
+          <w:rStyle w:val="Emphasis"/>
+          <w:i w:val="0"/>
+          <w:iCs w:val="0"/>
+          <w:color w:val="auto"/>
+        </w:rPr>
+        <w:t>e</w:t>
+      </w:r>
+      <w:r>
+        <w:rPr>
+          <w:rStyle w:val="Emphasis"/>
+          <w:i w:val="0"/>
+          <w:iCs w:val="0"/>
+          <w:color w:val="auto"/>
+        </w:rPr>
+        <w:t xml:space="preserve"> 3 orders</w:t>
+      </w:r>
+      <w:r>
+        <w:rPr>
+          <w:rStyle w:val="Emphasis"/>
+          <w:i w:val="0"/>
+          <w:iCs w:val="0"/>
+          <w:color w:val="auto"/>
+        </w:rPr>
+        <w:t xml:space="preserve"> in de lijst</w:t>
+      </w:r>
+      <w:r>
+        <w:rPr>
+          <w:rStyle w:val="Emphasis"/>
+          <w:i w:val="0"/>
+          <w:iCs w:val="0"/>
+          <w:color w:val="auto"/>
+        </w:rPr>
+        <w:t xml:space="preserve"> toe aan machine 1, 2 en 3.</w:t>
+      </w:r>
+      <w:r>
+        <w:rPr>
+          <w:rStyle w:val="Emphasis"/>
+          <w:i w:val="0"/>
+          <w:iCs w:val="0"/>
+          <w:color w:val="auto"/>
+        </w:rPr>
+        <w:t xml:space="preserve"> </w:t>
+      </w:r>
+      <w:r>
+        <w:rPr>
+          <w:rStyle w:val="Emphasis"/>
+          <w:i w:val="0"/>
+          <w:iCs w:val="0"/>
+          <w:color w:val="auto"/>
+        </w:rPr>
+        <w:t xml:space="preserve">Kijk welke machine </w:t>
+      </w:r>
+      <w:r>
+        <w:rPr>
+          <w:rStyle w:val="Emphasis"/>
+          <w:i w:val="0"/>
+          <w:iCs w:val="0"/>
+          <w:color w:val="auto"/>
+        </w:rPr>
+        <w:t>als eerste klaar is</w:t>
+      </w:r>
+      <w:r>
+        <w:rPr>
+          <w:rStyle w:val="Emphasis"/>
+          <w:i w:val="0"/>
+          <w:iCs w:val="0"/>
+          <w:color w:val="auto"/>
+        </w:rPr>
+        <w:t xml:space="preserve"> met zijn order</w:t>
+      </w:r>
+      <w:r>
+        <w:rPr>
+          <w:rStyle w:val="Emphasis"/>
+          <w:i w:val="0"/>
+          <w:iCs w:val="0"/>
+          <w:color w:val="auto"/>
+        </w:rPr>
+        <w:t xml:space="preserve"> inclusief</w:t>
+      </w:r>
+      <w:r>
+        <w:rPr>
+          <w:rStyle w:val="Emphasis"/>
+          <w:i w:val="0"/>
+          <w:iCs w:val="0"/>
+          <w:color w:val="auto"/>
+        </w:rPr>
+        <w:t xml:space="preserve"> </w:t>
+      </w:r>
+      <w:r>
+        <w:rPr>
+          <w:rStyle w:val="Emphasis"/>
+          <w:i w:val="0"/>
+          <w:iCs w:val="0"/>
+          <w:color w:val="auto"/>
+        </w:rPr>
+        <w:t xml:space="preserve">setup tijd </w:t>
+      </w:r>
+      <w:r>
+        <w:rPr>
+          <w:rStyle w:val="Emphasis"/>
+          <w:i w:val="0"/>
+          <w:iCs w:val="0"/>
+          <w:color w:val="auto"/>
+        </w:rPr>
+        <w:t xml:space="preserve">door het </w:t>
+      </w:r>
+      <w:r>
+        <w:rPr>
+          <w:rStyle w:val="Emphasis"/>
+          <w:i w:val="0"/>
+          <w:iCs w:val="0"/>
+          <w:color w:val="auto"/>
+        </w:rPr>
+        <w:t>wisselen van kleur van de vorige order naar de volgende in de gesorteerde lijst met deadlines.</w:t>
+      </w:r>
+      <w:r>
+        <w:rPr>
+          <w:rStyle w:val="Emphasis"/>
+          <w:i w:val="0"/>
+          <w:iCs w:val="0"/>
+          <w:color w:val="auto"/>
+        </w:rPr>
+        <w:t xml:space="preserve"> </w:t>
+      </w:r>
+      <w:r>
+        <w:rPr>
+          <w:rStyle w:val="Emphasis"/>
+          <w:i w:val="0"/>
+          <w:iCs w:val="0"/>
+          <w:color w:val="auto"/>
+        </w:rPr>
+        <w:t>Wijs de volgende order</w:t>
+      </w:r>
+      <w:r>
+        <w:rPr>
+          <w:rStyle w:val="Emphasis"/>
+          <w:i w:val="0"/>
+          <w:iCs w:val="0"/>
+          <w:color w:val="auto"/>
+        </w:rPr>
+        <w:t xml:space="preserve"> in de lijst</w:t>
+      </w:r>
+      <w:r>
+        <w:rPr>
+          <w:rStyle w:val="Emphasis"/>
+          <w:i w:val="0"/>
+          <w:iCs w:val="0"/>
+          <w:color w:val="auto"/>
+        </w:rPr>
+        <w:t xml:space="preserve"> toe aan </w:t>
+      </w:r>
+      <w:r>
+        <w:rPr>
+          <w:rStyle w:val="Emphasis"/>
+          <w:i w:val="0"/>
+          <w:iCs w:val="0"/>
+          <w:color w:val="auto"/>
+        </w:rPr>
+        <w:t>deze machine</w:t>
+      </w:r>
+      <w:r>
+        <w:rPr>
+          <w:rStyle w:val="Emphasis"/>
+          <w:i w:val="0"/>
+          <w:iCs w:val="0"/>
+          <w:color w:val="auto"/>
+        </w:rPr>
+        <w:t>.</w:t>
+      </w:r>
+      <w:r>
+        <w:rPr>
+          <w:rStyle w:val="Emphasis"/>
+          <w:i w:val="0"/>
+          <w:iCs w:val="0"/>
+          <w:color w:val="auto"/>
+        </w:rPr>
+        <w:t xml:space="preserve"> Dat is namelijk de gunstigste stap op dat specifieke moment</w:t>
+      </w:r>
+      <w:r>
+        <w:rPr>
+          <w:rStyle w:val="Emphasis"/>
+          <w:i w:val="0"/>
+          <w:iCs w:val="0"/>
+          <w:color w:val="auto"/>
+        </w:rPr>
+        <w:t xml:space="preserve"> en kan daarna niet meer </w:t>
+      </w:r>
+      <w:r>
+        <w:rPr>
+          <w:rStyle w:val="Emphasis"/>
+          <w:i w:val="0"/>
+          <w:iCs w:val="0"/>
+          <w:color w:val="auto"/>
+        </w:rPr>
+        <w:t>aangepast</w:t>
+      </w:r>
+      <w:r>
+        <w:rPr>
+          <w:rStyle w:val="Emphasis"/>
+          <w:i w:val="0"/>
+          <w:iCs w:val="0"/>
+          <w:color w:val="auto"/>
+        </w:rPr>
+        <w:t xml:space="preserve"> worden (</w:t>
+      </w:r>
+      <w:r>
+        <w:rPr>
+          <w:rStyle w:val="Emphasis"/>
+          <w:color w:val="auto"/>
         </w:rPr>
         <w:t>greedy</w:t>
       </w:r>
-      <w:proofErr w:type="spellEnd"/>
-      <w:r>
-        <w:rPr>
-          <w:rStyle w:val="Emphasis"/>
+      <w:r>
+        <w:rPr>
+          <w:rStyle w:val="Emphasis"/>
+          <w:i w:val="0"/>
+          <w:iCs w:val="0"/>
+          <w:color w:val="auto"/>
+        </w:rPr>
+        <w:t>).</w:t>
+      </w:r>
+      <w:r>
+        <w:rPr>
+          <w:rStyle w:val="Emphasis"/>
+          <w:i w:val="0"/>
+          <w:iCs w:val="0"/>
+          <w:color w:val="auto"/>
         </w:rPr>
         <w:t xml:space="preserve"> </w:t>
       </w:r>
-      <w:proofErr w:type="spellStart"/>
-      <w:r>
-        <w:rPr>
-          <w:rStyle w:val="Emphasis"/>
-        </w:rPr>
-        <w:t>constructive</w:t>
-      </w:r>
-      <w:proofErr w:type="spellEnd"/>
-      <w:r>
-        <w:rPr>
-          <w:rStyle w:val="Emphasis"/>
+      <w:r>
+        <w:rPr>
+          <w:rStyle w:val="Emphasis"/>
+          <w:i w:val="0"/>
+          <w:iCs w:val="0"/>
+          <w:color w:val="auto"/>
+        </w:rPr>
+        <w:t xml:space="preserve">Herhaal </w:t>
+      </w:r>
+      <w:r>
+        <w:rPr>
+          <w:rStyle w:val="Emphasis"/>
+          <w:i w:val="0"/>
+          <w:iCs w:val="0"/>
+          <w:color w:val="auto"/>
+        </w:rPr>
+        <w:t>dit totdat er geen orders meer over zijn in de lijst.</w:t>
+      </w:r>
+      <w:r>
+        <w:rPr>
+          <w:rStyle w:val="Emphasis"/>
+          <w:i w:val="0"/>
+          <w:iCs w:val="0"/>
+          <w:color w:val="auto"/>
         </w:rPr>
         <w:t xml:space="preserve"> </w:t>
       </w:r>
-      <w:proofErr w:type="spellStart"/>
-      <w:r>
-        <w:rPr>
-          <w:rStyle w:val="Emphasis"/>
-        </w:rPr>
-        <w:t>heuristic</w:t>
-      </w:r>
-      <w:proofErr w:type="spellEnd"/>
-      <w:r>
-        <w:rPr>
-          <w:rStyle w:val="Emphasis"/>
-        </w:rPr>
-        <w:t xml:space="preserve"> stap voor stap een volledige haalbare planning opbouwt.</w:t>
-      </w:r>
-      <w:r>
-        <w:rPr>
-          <w:rStyle w:val="Emphasis"/>
-        </w:rPr>
-        <w:t xml:space="preserve"> &gt; Richtlijn: één alinea.</w:t>
+      <w:r>
+        <w:rPr>
+          <w:rStyle w:val="Emphasis"/>
+          <w:i w:val="0"/>
+          <w:iCs w:val="0"/>
+          <w:color w:val="auto"/>
+        </w:rPr>
+        <w:t xml:space="preserve">De haalbare planning is volledig wanneer elke order precies één keer is toegewezen </w:t>
+      </w:r>
+      <w:r>
+        <w:rPr>
+          <w:rStyle w:val="Emphasis"/>
+          <w:i w:val="0"/>
+          <w:iCs w:val="0"/>
+          <w:color w:val="auto"/>
+        </w:rPr>
+        <w:t>aan een machine.</w:t>
       </w:r>
     </w:p>
     <w:p>
@@ -1774,365 +1943,45 @@
           <w:color w:val="auto"/>
         </w:rPr>
       </w:pPr>
-      <w:r>
-        <w:rPr>
-          <w:rStyle w:val="Emphasis"/>
-          <w:i w:val="0"/>
-          <w:iCs w:val="0"/>
-          <w:color w:val="auto"/>
-        </w:rPr>
-        <w:t>Sorteer</w:t>
-      </w:r>
-      <w:r>
-        <w:rPr>
-          <w:rStyle w:val="Emphasis"/>
-          <w:i w:val="0"/>
-          <w:iCs w:val="0"/>
-          <w:color w:val="auto"/>
-        </w:rPr>
-        <w:t xml:space="preserve"> eerst</w:t>
-      </w:r>
-      <w:r>
-        <w:rPr>
-          <w:rStyle w:val="Emphasis"/>
-          <w:i w:val="0"/>
-          <w:iCs w:val="0"/>
-          <w:color w:val="auto"/>
-        </w:rPr>
-        <w:t xml:space="preserve"> de orders op deadline van laagste naar hoogste. Zo begin je bij de </w:t>
-      </w:r>
-      <w:r>
-        <w:rPr>
-          <w:rStyle w:val="Emphasis"/>
-          <w:i w:val="0"/>
-          <w:iCs w:val="0"/>
-          <w:color w:val="auto"/>
-        </w:rPr>
-        <w:t>order met de vroegste deadline</w:t>
-      </w:r>
-      <w:r>
-        <w:rPr>
-          <w:rStyle w:val="Emphasis"/>
-          <w:i w:val="0"/>
-          <w:iCs w:val="0"/>
-          <w:color w:val="auto"/>
-        </w:rPr>
-        <w:t>.</w:t>
-      </w:r>
-      <w:r>
-        <w:rPr>
-          <w:rStyle w:val="Emphasis"/>
-          <w:i w:val="0"/>
-          <w:iCs w:val="0"/>
-          <w:color w:val="auto"/>
-        </w:rPr>
-        <w:t xml:space="preserve"> </w:t>
-      </w:r>
-      <w:r>
-        <w:rPr>
-          <w:rStyle w:val="Emphasis"/>
-          <w:i w:val="0"/>
-          <w:iCs w:val="0"/>
-          <w:color w:val="auto"/>
-        </w:rPr>
-        <w:t>Wijs</w:t>
-      </w:r>
-      <w:r>
-        <w:rPr>
-          <w:rStyle w:val="Emphasis"/>
-          <w:i w:val="0"/>
-          <w:iCs w:val="0"/>
-          <w:color w:val="auto"/>
-        </w:rPr>
-        <w:t xml:space="preserve"> </w:t>
-      </w:r>
-      <w:r>
-        <w:rPr>
-          <w:rStyle w:val="Emphasis"/>
-          <w:i w:val="0"/>
-          <w:iCs w:val="0"/>
-          <w:color w:val="auto"/>
-        </w:rPr>
-        <w:t>de eerst</w:t>
-      </w:r>
-      <w:r>
-        <w:rPr>
-          <w:rStyle w:val="Emphasis"/>
-          <w:i w:val="0"/>
-          <w:iCs w:val="0"/>
-          <w:color w:val="auto"/>
-        </w:rPr>
-        <w:t>e</w:t>
-      </w:r>
-      <w:r>
-        <w:rPr>
-          <w:rStyle w:val="Emphasis"/>
-          <w:i w:val="0"/>
-          <w:iCs w:val="0"/>
-          <w:color w:val="auto"/>
-        </w:rPr>
-        <w:t xml:space="preserve"> 3 orders</w:t>
-      </w:r>
-      <w:r>
-        <w:rPr>
-          <w:rStyle w:val="Emphasis"/>
-          <w:i w:val="0"/>
-          <w:iCs w:val="0"/>
-          <w:color w:val="auto"/>
-        </w:rPr>
-        <w:t xml:space="preserve"> in de lijst</w:t>
-      </w:r>
-      <w:r>
-        <w:rPr>
-          <w:rStyle w:val="Emphasis"/>
-          <w:i w:val="0"/>
-          <w:iCs w:val="0"/>
-          <w:color w:val="auto"/>
-        </w:rPr>
-        <w:t xml:space="preserve"> toe aan machine 1, 2 en 3.</w:t>
-      </w:r>
-      <w:r>
-        <w:rPr>
-          <w:rStyle w:val="Emphasis"/>
-          <w:i w:val="0"/>
-          <w:iCs w:val="0"/>
-          <w:color w:val="auto"/>
-        </w:rPr>
-        <w:t xml:space="preserve"> </w:t>
-      </w:r>
-      <w:r>
-        <w:rPr>
-          <w:rStyle w:val="Emphasis"/>
-          <w:i w:val="0"/>
-          <w:iCs w:val="0"/>
-          <w:color w:val="auto"/>
-        </w:rPr>
-        <w:t xml:space="preserve">Kijk welke machine </w:t>
-      </w:r>
-      <w:r>
-        <w:rPr>
-          <w:rStyle w:val="Emphasis"/>
-          <w:i w:val="0"/>
-          <w:iCs w:val="0"/>
-          <w:color w:val="auto"/>
-        </w:rPr>
-        <w:t>als eerste klaar is</w:t>
-      </w:r>
-      <w:r>
-        <w:rPr>
-          <w:rStyle w:val="Emphasis"/>
-          <w:i w:val="0"/>
-          <w:iCs w:val="0"/>
-          <w:color w:val="auto"/>
-        </w:rPr>
-        <w:t xml:space="preserve"> met zijn order</w:t>
-      </w:r>
-      <w:r>
-        <w:rPr>
-          <w:rStyle w:val="Emphasis"/>
-          <w:i w:val="0"/>
-          <w:iCs w:val="0"/>
-          <w:color w:val="auto"/>
-        </w:rPr>
-        <w:t xml:space="preserve"> inclusief</w:t>
-      </w:r>
-      <w:r>
-        <w:rPr>
-          <w:rStyle w:val="Emphasis"/>
-          <w:i w:val="0"/>
-          <w:iCs w:val="0"/>
-          <w:color w:val="auto"/>
-        </w:rPr>
-        <w:t xml:space="preserve"> </w:t>
-      </w:r>
-      <w:r>
-        <w:rPr>
-          <w:rStyle w:val="Emphasis"/>
-          <w:i w:val="0"/>
-          <w:iCs w:val="0"/>
-          <w:color w:val="auto"/>
-        </w:rPr>
-        <w:t xml:space="preserve">setup tijd </w:t>
-      </w:r>
-      <w:r>
-        <w:rPr>
-          <w:rStyle w:val="Emphasis"/>
-          <w:i w:val="0"/>
-          <w:iCs w:val="0"/>
-          <w:color w:val="auto"/>
-        </w:rPr>
-        <w:t xml:space="preserve">door het </w:t>
-      </w:r>
-      <w:r>
-        <w:rPr>
-          <w:rStyle w:val="Emphasis"/>
-          <w:i w:val="0"/>
-          <w:iCs w:val="0"/>
-          <w:color w:val="auto"/>
-        </w:rPr>
-        <w:t>wisselen van kleur van de vorige order naar de volgende in de gesorteerde lijst met deadlines.</w:t>
-      </w:r>
-      <w:r>
-        <w:rPr>
-          <w:rStyle w:val="Emphasis"/>
-          <w:i w:val="0"/>
-          <w:iCs w:val="0"/>
-          <w:color w:val="auto"/>
-        </w:rPr>
-        <w:t xml:space="preserve"> </w:t>
-      </w:r>
-      <w:r>
-        <w:rPr>
-          <w:rStyle w:val="Emphasis"/>
-          <w:i w:val="0"/>
-          <w:iCs w:val="0"/>
-          <w:color w:val="auto"/>
-        </w:rPr>
-        <w:t>Wijs de volgende order</w:t>
-      </w:r>
-      <w:r>
-        <w:rPr>
-          <w:rStyle w:val="Emphasis"/>
-          <w:i w:val="0"/>
-          <w:iCs w:val="0"/>
-          <w:color w:val="auto"/>
-        </w:rPr>
-        <w:t xml:space="preserve"> in de lijst</w:t>
-      </w:r>
-      <w:r>
-        <w:rPr>
-          <w:rStyle w:val="Emphasis"/>
-          <w:i w:val="0"/>
-          <w:iCs w:val="0"/>
-          <w:color w:val="auto"/>
-        </w:rPr>
-        <w:t xml:space="preserve"> toe aan </w:t>
-      </w:r>
-      <w:r>
-        <w:rPr>
-          <w:rStyle w:val="Emphasis"/>
-          <w:i w:val="0"/>
-          <w:iCs w:val="0"/>
-          <w:color w:val="auto"/>
-        </w:rPr>
-        <w:t>deze machine</w:t>
-      </w:r>
-      <w:r>
-        <w:rPr>
-          <w:rStyle w:val="Emphasis"/>
-          <w:i w:val="0"/>
-          <w:iCs w:val="0"/>
-          <w:color w:val="auto"/>
-        </w:rPr>
-        <w:t>.</w:t>
-      </w:r>
-      <w:r>
-        <w:rPr>
-          <w:rStyle w:val="Emphasis"/>
-          <w:i w:val="0"/>
-          <w:iCs w:val="0"/>
-          <w:color w:val="auto"/>
-        </w:rPr>
-        <w:t xml:space="preserve"> Dat is namelijk de gunstigste stap op dat specifieke moment</w:t>
-      </w:r>
-      <w:r>
-        <w:rPr>
-          <w:rStyle w:val="Emphasis"/>
-          <w:i w:val="0"/>
-          <w:iCs w:val="0"/>
-          <w:color w:val="auto"/>
-        </w:rPr>
-        <w:t xml:space="preserve"> en kan daarna niet meer </w:t>
-      </w:r>
-      <w:r>
-        <w:rPr>
-          <w:rStyle w:val="Emphasis"/>
-          <w:i w:val="0"/>
-          <w:iCs w:val="0"/>
-          <w:color w:val="auto"/>
-        </w:rPr>
-        <w:t>aangepast</w:t>
-      </w:r>
-      <w:r>
-        <w:rPr>
-          <w:rStyle w:val="Emphasis"/>
-          <w:i w:val="0"/>
-          <w:iCs w:val="0"/>
-          <w:color w:val="auto"/>
-        </w:rPr>
-        <w:t xml:space="preserve"> worden (</w:t>
-      </w:r>
-      <w:proofErr w:type="spellStart"/>
-      <w:r>
-        <w:rPr>
-          <w:rStyle w:val="Emphasis"/>
-          <w:color w:val="auto"/>
-        </w:rPr>
-        <w:t>greedy</w:t>
-      </w:r>
-      <w:proofErr w:type="spellEnd"/>
-      <w:r>
-        <w:rPr>
-          <w:rStyle w:val="Emphasis"/>
-          <w:i w:val="0"/>
-          <w:iCs w:val="0"/>
-          <w:color w:val="auto"/>
-        </w:rPr>
-        <w:t>).</w:t>
-      </w:r>
-      <w:r>
-        <w:rPr>
-          <w:rStyle w:val="Emphasis"/>
-          <w:i w:val="0"/>
-          <w:iCs w:val="0"/>
-          <w:color w:val="auto"/>
-        </w:rPr>
-        <w:t xml:space="preserve"> </w:t>
-      </w:r>
-      <w:r>
-        <w:rPr>
-          <w:rStyle w:val="Emphasis"/>
-          <w:i w:val="0"/>
-          <w:iCs w:val="0"/>
-          <w:color w:val="auto"/>
-        </w:rPr>
-        <w:t xml:space="preserve">Herhaal </w:t>
-      </w:r>
-      <w:r>
-        <w:rPr>
-          <w:rStyle w:val="Emphasis"/>
-          <w:i w:val="0"/>
-          <w:iCs w:val="0"/>
-          <w:color w:val="auto"/>
-        </w:rPr>
-        <w:t>dit totdat er geen orders meer over zijn in de lijst.</w:t>
-      </w:r>
-      <w:r>
-        <w:rPr>
-          <w:rStyle w:val="Emphasis"/>
-          <w:i w:val="0"/>
-          <w:iCs w:val="0"/>
-          <w:color w:val="auto"/>
-        </w:rPr>
-        <w:t xml:space="preserve"> </w:t>
-      </w:r>
-      <w:r>
-        <w:rPr>
-          <w:rStyle w:val="Emphasis"/>
-          <w:i w:val="0"/>
-          <w:iCs w:val="0"/>
-          <w:color w:val="auto"/>
-        </w:rPr>
-        <w:t xml:space="preserve">De haalbare planning is volledig wanneer elke order precies één keer is toegewezen </w:t>
-      </w:r>
-      <w:r>
-        <w:rPr>
-          <w:rStyle w:val="Emphasis"/>
-          <w:i w:val="0"/>
-          <w:iCs w:val="0"/>
-          <w:color w:val="auto"/>
-        </w:rPr>
-        <w:t>aan een machine.</w:t>
+    </w:p>
+    <w:p>
+      <w:pPr>
+        <w:rPr>
+          <w:rStyle w:val="Emphasis"/>
+        </w:rPr>
+      </w:pPr>
+    </w:p>
+    <w:p>
+      <w:pPr>
+        <w:pStyle w:val="Heading3"/>
+      </w:pPr>
+      <w:r>
+        <w:t>Greedy rule</w:t>
+      </w:r>
+    </w:p>
+    <w:p>
+      <w:pPr>
+        <w:rPr>
+          <w:rStyle w:val="Emphasis"/>
+        </w:rPr>
+      </w:pPr>
+      <w:r>
+        <w:rPr>
+          <w:rStyle w:val="Emphasis"/>
+        </w:rPr>
+        <w:t>Beschrijf welke greedy rule</w:t>
+      </w:r>
+      <w:r>
+        <w:rPr>
+          <w:rStyle w:val="Emphasis"/>
+        </w:rPr>
+        <w:t xml:space="preserve">s je hebt overwogen, welke uiteindelijk </w:t>
+      </w:r>
+      <w:r>
+        <w:rPr>
+          <w:rStyle w:val="Emphasis"/>
+        </w:rPr>
+        <w:t>wordt gebruikt en verantwoord waarom deze keuze passend is.</w:t>
       </w:r>
     </w:p>
     <w:p>
@@ -2145,143 +1994,14 @@
           <w:color w:val="auto"/>
         </w:rPr>
       </w:pPr>
-    </w:p>
-    <w:p>
-      <w:pPr>
-        <w:rPr>
-          <w:rStyle w:val="Emphasis"/>
-        </w:rPr>
-      </w:pPr>
-    </w:p>
-    <w:p>
-      <w:pPr>
-        <w:pStyle w:val="Heading3"/>
-      </w:pPr>
-      <w:proofErr w:type="spellStart"/>
-      <w:r>
-        <w:t>Greedy</w:t>
-      </w:r>
-      <w:proofErr w:type="spellEnd"/>
-      <w:r>
-        <w:t xml:space="preserve"> </w:t>
-      </w:r>
-      <w:proofErr w:type="spellStart"/>
-      <w:r>
-        <w:t>rule</w:t>
-      </w:r>
-      <w:proofErr w:type="spellEnd"/>
-    </w:p>
-    <w:p>
-      <w:pPr>
-        <w:rPr>
-          <w:rStyle w:val="Emphasis"/>
-        </w:rPr>
-      </w:pPr>
-      <w:r>
-        <w:rPr>
-          <w:rStyle w:val="Emphasis"/>
-        </w:rPr>
-        <w:t xml:space="preserve">Beschrijf welke </w:t>
-      </w:r>
-      <w:proofErr w:type="spellStart"/>
-      <w:r>
-        <w:rPr>
-          <w:rStyle w:val="Emphasis"/>
-        </w:rPr>
-        <w:t>greedy</w:t>
-      </w:r>
-      <w:proofErr w:type="spellEnd"/>
-      <w:r>
-        <w:rPr>
-          <w:rStyle w:val="Emphasis"/>
-        </w:rPr>
-        <w:t xml:space="preserve"> </w:t>
-      </w:r>
-      <w:proofErr w:type="spellStart"/>
-      <w:r>
-        <w:rPr>
-          <w:rStyle w:val="Emphasis"/>
-        </w:rPr>
-        <w:t>rule</w:t>
-      </w:r>
-      <w:r>
-        <w:rPr>
-          <w:rStyle w:val="Emphasis"/>
-        </w:rPr>
-        <w:t>s</w:t>
-      </w:r>
-      <w:proofErr w:type="spellEnd"/>
-      <w:r>
-        <w:rPr>
-          <w:rStyle w:val="Emphasis"/>
-        </w:rPr>
-        <w:t xml:space="preserve"> je hebt overwogen, welke uiteindelijk </w:t>
-      </w:r>
-      <w:r>
-        <w:rPr>
-          <w:rStyle w:val="Emphasis"/>
-        </w:rPr>
-        <w:t>wordt gebruikt en verantwoord waarom deze keuze passend is.</w:t>
-      </w:r>
-    </w:p>
-    <w:p>
-      <w:pPr>
-        <w:pStyle w:val="NoSpacing"/>
-        <w:rPr>
-          <w:rStyle w:val="Emphasis"/>
-          <w:i w:val="0"/>
-          <w:iCs w:val="0"/>
-          <w:color w:val="auto"/>
-        </w:rPr>
-      </w:pPr>
-      <w:r>
-        <w:rPr>
-          <w:rStyle w:val="Emphasis"/>
-          <w:i w:val="0"/>
-          <w:iCs w:val="0"/>
-          <w:color w:val="auto"/>
-        </w:rPr>
-        <w:t xml:space="preserve">Overwogen </w:t>
-      </w:r>
-      <w:proofErr w:type="spellStart"/>
-      <w:r>
-        <w:rPr>
-          <w:rStyle w:val="Emphasis"/>
-          <w:i w:val="0"/>
-          <w:iCs w:val="0"/>
-          <w:color w:val="auto"/>
-        </w:rPr>
-        <w:t>greedy</w:t>
-      </w:r>
-      <w:proofErr w:type="spellEnd"/>
-      <w:r>
-        <w:rPr>
-          <w:rStyle w:val="Emphasis"/>
-          <w:i w:val="0"/>
-          <w:iCs w:val="0"/>
-          <w:color w:val="auto"/>
-        </w:rPr>
-        <w:t xml:space="preserve"> </w:t>
-      </w:r>
-      <w:proofErr w:type="spellStart"/>
-      <w:r>
-        <w:rPr>
-          <w:rStyle w:val="Emphasis"/>
-          <w:i w:val="0"/>
-          <w:iCs w:val="0"/>
-          <w:color w:val="auto"/>
-        </w:rPr>
-        <w:t>rules</w:t>
-      </w:r>
-      <w:proofErr w:type="spellEnd"/>
-      <w:r>
-        <w:rPr>
-          <w:rStyle w:val="Emphasis"/>
-          <w:i w:val="0"/>
-          <w:iCs w:val="0"/>
-          <w:color w:val="auto"/>
-        </w:rPr>
-        <w:t xml:space="preserve">: </w:t>
+      <w:r>
+        <w:rPr>
+          <w:rStyle w:val="Emphasis"/>
+          <w:i w:val="0"/>
+          <w:iCs w:val="0"/>
+          <w:color w:val="auto"/>
+        </w:rPr>
+        <w:t xml:space="preserve">Overwogen greedy rules: </w:t>
       </w:r>
     </w:p>
     <w:p>
@@ -2298,45 +2018,14 @@
           <w:color w:val="auto"/>
         </w:rPr>
       </w:pPr>
-      <w:proofErr w:type="spellStart"/>
-      <w:r>
-        <w:rPr>
-          <w:rStyle w:val="Emphasis"/>
-          <w:i w:val="0"/>
-          <w:iCs w:val="0"/>
-          <w:color w:val="auto"/>
-        </w:rPr>
-        <w:t>Earliest</w:t>
-      </w:r>
-      <w:proofErr w:type="spellEnd"/>
-      <w:r>
-        <w:rPr>
-          <w:rStyle w:val="Emphasis"/>
-          <w:i w:val="0"/>
-          <w:iCs w:val="0"/>
-          <w:color w:val="auto"/>
-        </w:rPr>
-        <w:t xml:space="preserve"> </w:t>
-      </w:r>
-      <w:proofErr w:type="spellStart"/>
-      <w:r>
-        <w:rPr>
-          <w:rStyle w:val="Emphasis"/>
-          <w:i w:val="0"/>
-          <w:iCs w:val="0"/>
-          <w:color w:val="auto"/>
-        </w:rPr>
-        <w:t>Due</w:t>
-      </w:r>
-      <w:proofErr w:type="spellEnd"/>
-      <w:r>
-        <w:rPr>
-          <w:rStyle w:val="Emphasis"/>
-          <w:i w:val="0"/>
-          <w:iCs w:val="0"/>
-          <w:color w:val="auto"/>
-        </w:rPr>
-        <w:t xml:space="preserve"> Date (EDD)</w:t>
+      <w:r>
+        <w:rPr>
+          <w:rStyle w:val="Emphasis"/>
+          <w:i w:val="0"/>
+          <w:iCs w:val="0"/>
+          <w:color w:val="auto"/>
+        </w:rPr>
+        <w:t>Earliest Due Date (EDD)</w:t>
       </w:r>
       <w:r>
         <w:rPr>
@@ -2398,7 +2087,6 @@
           <w:color w:val="auto"/>
         </w:rPr>
       </w:pPr>
-      <w:proofErr w:type="spellStart"/>
       <w:r>
         <w:rPr>
           <w:rStyle w:val="Emphasis"/>
@@ -2407,17 +2095,7 @@
           <w:color w:val="auto"/>
         </w:rPr>
         <w:lastRenderedPageBreak/>
-        <w:t>Shortest</w:t>
-      </w:r>
-      <w:proofErr w:type="spellEnd"/>
-      <w:r>
-        <w:rPr>
-          <w:rStyle w:val="Emphasis"/>
-          <w:i w:val="0"/>
-          <w:iCs w:val="0"/>
-          <w:color w:val="auto"/>
-        </w:rPr>
-        <w:t xml:space="preserve"> Processing Time (SPT): Sorteer de orders op </w:t>
+        <w:t xml:space="preserve">Shortest Processing Time (SPT): Sorteer de orders op </w:t>
       </w:r>
       <w:r>
         <w:rPr>
@@ -2452,25 +2130,14 @@
           <w:color w:val="auto"/>
         </w:rPr>
       </w:pPr>
-      <w:proofErr w:type="spellStart"/>
-      <w:r>
-        <w:rPr>
-          <w:rStyle w:val="Emphasis"/>
-          <w:i w:val="0"/>
-          <w:iCs w:val="0"/>
-          <w:color w:val="auto"/>
-        </w:rPr>
-        <w:t>Weighted</w:t>
-      </w:r>
-      <w:proofErr w:type="spellEnd"/>
-      <w:r>
-        <w:rPr>
-          <w:rStyle w:val="Emphasis"/>
-          <w:i w:val="0"/>
-          <w:iCs w:val="0"/>
-          <w:color w:val="auto"/>
-        </w:rPr>
-        <w:t xml:space="preserve"> SPT</w:t>
+      <w:r>
+        <w:rPr>
+          <w:rStyle w:val="Emphasis"/>
+          <w:i w:val="0"/>
+          <w:iCs w:val="0"/>
+          <w:color w:val="auto"/>
+        </w:rPr>
+        <w:t>Weighted SPT</w:t>
       </w:r>
       <w:r>
         <w:rPr>
@@ -2964,27 +2631,7 @@
           <w:iCs w:val="0"/>
           <w:color w:val="auto"/>
         </w:rPr>
-        <w:t xml:space="preserve">dat zal de discrete </w:t>
-      </w:r>
-      <w:proofErr w:type="spellStart"/>
-      <w:r>
-        <w:rPr>
-          <w:rStyle w:val="Emphasis"/>
-          <w:i w:val="0"/>
-          <w:iCs w:val="0"/>
-          <w:color w:val="auto"/>
-        </w:rPr>
-        <w:t>improving</w:t>
-      </w:r>
-      <w:proofErr w:type="spellEnd"/>
-      <w:r>
-        <w:rPr>
-          <w:rStyle w:val="Emphasis"/>
-          <w:i w:val="0"/>
-          <w:iCs w:val="0"/>
-          <w:color w:val="auto"/>
-        </w:rPr>
-        <w:t xml:space="preserve"> search kunnen verbeteren.</w:t>
+        <w:t>dat zal de discrete improving search kunnen verbeteren.</w:t>
       </w:r>
     </w:p>
     <w:p>
@@ -3027,49 +2674,7 @@
         <w:rPr>
           <w:rStyle w:val="Emphasis"/>
         </w:rPr>
-        <w:t xml:space="preserve">Geef de logica van de volledige </w:t>
-      </w:r>
-      <w:proofErr w:type="spellStart"/>
-      <w:r>
-        <w:rPr>
-          <w:rStyle w:val="Emphasis"/>
-        </w:rPr>
-        <w:t>greedy</w:t>
-      </w:r>
-      <w:proofErr w:type="spellEnd"/>
-      <w:r>
-        <w:rPr>
-          <w:rStyle w:val="Emphasis"/>
-        </w:rPr>
-        <w:t xml:space="preserve"> </w:t>
-      </w:r>
-      <w:proofErr w:type="spellStart"/>
-      <w:r>
-        <w:rPr>
-          <w:rStyle w:val="Emphasis"/>
-        </w:rPr>
-        <w:t>constructive</w:t>
-      </w:r>
-      <w:proofErr w:type="spellEnd"/>
-      <w:r>
-        <w:rPr>
-          <w:rStyle w:val="Emphasis"/>
-        </w:rPr>
-        <w:t xml:space="preserve"> </w:t>
-      </w:r>
-      <w:proofErr w:type="spellStart"/>
-      <w:r>
-        <w:rPr>
-          <w:rStyle w:val="Emphasis"/>
-        </w:rPr>
-        <w:t>heuristic</w:t>
-      </w:r>
-      <w:proofErr w:type="spellEnd"/>
-      <w:r>
-        <w:rPr>
-          <w:rStyle w:val="Emphasis"/>
-        </w:rPr>
-        <w:t xml:space="preserve"> weer in duidelijke pseudocode.</w:t>
+        <w:t>Geef de logica van de volledige greedy constructive heuristic weer in duidelijke pseudocode.</w:t>
       </w:r>
     </w:p>
     <w:p>
@@ -3181,25 +2786,14 @@
           <w:color w:val="auto"/>
         </w:rPr>
       </w:pPr>
-      <w:proofErr w:type="spellStart"/>
-      <w:r>
-        <w:rPr>
-          <w:rStyle w:val="Emphasis"/>
-          <w:i w:val="0"/>
-          <w:iCs w:val="0"/>
-          <w:color w:val="auto"/>
-        </w:rPr>
-        <w:t>a_o</w:t>
-      </w:r>
-      <w:proofErr w:type="spellEnd"/>
-      <w:r>
-        <w:rPr>
-          <w:rStyle w:val="Emphasis"/>
-          <w:i w:val="0"/>
-          <w:iCs w:val="0"/>
-          <w:color w:val="auto"/>
-        </w:rPr>
-        <w:t xml:space="preserve"> = oppervlakte van order o</w:t>
+      <w:r>
+        <w:rPr>
+          <w:rStyle w:val="Emphasis"/>
+          <w:i w:val="0"/>
+          <w:iCs w:val="0"/>
+          <w:color w:val="auto"/>
+        </w:rPr>
+        <w:t>a_o = oppervlakte van order o</w:t>
       </w:r>
     </w:p>
     <w:p>
@@ -3216,25 +2810,14 @@
           <w:color w:val="auto"/>
         </w:rPr>
       </w:pPr>
-      <w:proofErr w:type="spellStart"/>
-      <w:r>
-        <w:rPr>
-          <w:rStyle w:val="Emphasis"/>
-          <w:i w:val="0"/>
-          <w:iCs w:val="0"/>
-          <w:color w:val="auto"/>
-        </w:rPr>
-        <w:t>d_o</w:t>
-      </w:r>
-      <w:proofErr w:type="spellEnd"/>
-      <w:r>
-        <w:rPr>
-          <w:rStyle w:val="Emphasis"/>
-          <w:i w:val="0"/>
-          <w:iCs w:val="0"/>
-          <w:color w:val="auto"/>
-        </w:rPr>
-        <w:t xml:space="preserve"> = deadline van order o</w:t>
+      <w:r>
+        <w:rPr>
+          <w:rStyle w:val="Emphasis"/>
+          <w:i w:val="0"/>
+          <w:iCs w:val="0"/>
+          <w:color w:val="auto"/>
+        </w:rPr>
+        <w:t>d_o = deadline van order o</w:t>
       </w:r>
     </w:p>
     <w:p>
@@ -3251,25 +2834,14 @@
           <w:color w:val="auto"/>
         </w:rPr>
       </w:pPr>
-      <w:proofErr w:type="spellStart"/>
-      <w:r>
-        <w:rPr>
-          <w:rStyle w:val="Emphasis"/>
-          <w:i w:val="0"/>
-          <w:iCs w:val="0"/>
-          <w:color w:val="auto"/>
-        </w:rPr>
-        <w:t>c_o</w:t>
-      </w:r>
-      <w:proofErr w:type="spellEnd"/>
-      <w:r>
-        <w:rPr>
-          <w:rStyle w:val="Emphasis"/>
-          <w:i w:val="0"/>
-          <w:iCs w:val="0"/>
-          <w:color w:val="auto"/>
-        </w:rPr>
-        <w:t xml:space="preserve"> = kleur van order o</w:t>
+      <w:r>
+        <w:rPr>
+          <w:rStyle w:val="Emphasis"/>
+          <w:i w:val="0"/>
+          <w:iCs w:val="0"/>
+          <w:color w:val="auto"/>
+        </w:rPr>
+        <w:t>c_o = kleur van order o</w:t>
       </w:r>
     </w:p>
     <w:p>
@@ -3286,25 +2858,14 @@
           <w:color w:val="auto"/>
         </w:rPr>
       </w:pPr>
-      <w:proofErr w:type="spellStart"/>
-      <w:r>
-        <w:rPr>
-          <w:rStyle w:val="Emphasis"/>
-          <w:i w:val="0"/>
-          <w:iCs w:val="0"/>
-          <w:color w:val="auto"/>
-        </w:rPr>
-        <w:t>p_o</w:t>
-      </w:r>
-      <w:proofErr w:type="spellEnd"/>
-      <w:r>
-        <w:rPr>
-          <w:rStyle w:val="Emphasis"/>
-          <w:i w:val="0"/>
-          <w:iCs w:val="0"/>
-          <w:color w:val="auto"/>
-        </w:rPr>
-        <w:t xml:space="preserve"> = penalty per tijdseenheid te laat voor order o</w:t>
+      <w:r>
+        <w:rPr>
+          <w:rStyle w:val="Emphasis"/>
+          <w:i w:val="0"/>
+          <w:iCs w:val="0"/>
+          <w:color w:val="auto"/>
+        </w:rPr>
+        <w:t>p_o = penalty per tijdseenheid te laat voor order o</w:t>
       </w:r>
     </w:p>
     <w:p>
@@ -3321,25 +2882,14 @@
           <w:color w:val="auto"/>
         </w:rPr>
       </w:pPr>
-      <w:proofErr w:type="spellStart"/>
-      <w:r>
-        <w:rPr>
-          <w:rStyle w:val="Emphasis"/>
-          <w:i w:val="0"/>
-          <w:iCs w:val="0"/>
-          <w:color w:val="auto"/>
-        </w:rPr>
-        <w:t>v_m</w:t>
-      </w:r>
-      <w:proofErr w:type="spellEnd"/>
-      <w:r>
-        <w:rPr>
-          <w:rStyle w:val="Emphasis"/>
-          <w:i w:val="0"/>
-          <w:iCs w:val="0"/>
-          <w:color w:val="auto"/>
-        </w:rPr>
-        <w:t xml:space="preserve"> = snelheid van machine m</w:t>
+      <w:r>
+        <w:rPr>
+          <w:rStyle w:val="Emphasis"/>
+          <w:i w:val="0"/>
+          <w:iCs w:val="0"/>
+          <w:color w:val="auto"/>
+        </w:rPr>
+        <w:t>v_m = snelheid van machine m</w:t>
       </w:r>
     </w:p>
     <w:p>
@@ -3411,7 +2961,6 @@
           <w:color w:val="auto"/>
         </w:rPr>
       </w:pPr>
-      <w:proofErr w:type="spellStart"/>
       <w:r>
         <w:rPr>
           <w:rStyle w:val="Emphasis"/>
@@ -3430,7 +2979,6 @@
         </w:rPr>
         <w:t>_m</w:t>
       </w:r>
-      <w:proofErr w:type="spellEnd"/>
       <w:r>
         <w:rPr>
           <w:rStyle w:val="Emphasis"/>
@@ -3482,41 +3030,21 @@
           <w:color w:val="auto"/>
         </w:rPr>
       </w:pPr>
-      <w:proofErr w:type="spellStart"/>
-      <w:r>
-        <w:rPr>
-          <w:rStyle w:val="Emphasis"/>
-          <w:i w:val="0"/>
-          <w:iCs w:val="0"/>
-          <w:color w:val="auto"/>
-        </w:rPr>
-        <w:t>t_o</w:t>
-      </w:r>
-      <w:proofErr w:type="spellEnd"/>
-      <w:r>
-        <w:rPr>
-          <w:rStyle w:val="Emphasis"/>
-          <w:i w:val="0"/>
-          <w:iCs w:val="0"/>
-          <w:color w:val="auto"/>
-        </w:rPr>
-        <w:t xml:space="preserve">(x) = de </w:t>
-      </w:r>
-      <w:proofErr w:type="spellStart"/>
-      <w:r>
-        <w:rPr>
-          <w:rStyle w:val="Emphasis"/>
-          <w:color w:val="auto"/>
-        </w:rPr>
-        <w:t>completion</w:t>
-      </w:r>
-      <w:proofErr w:type="spellEnd"/>
-      <w:r>
-        <w:rPr>
-          <w:rStyle w:val="Emphasis"/>
-          <w:color w:val="auto"/>
-        </w:rPr>
-        <w:t xml:space="preserve"> time</w:t>
+      <w:r>
+        <w:rPr>
+          <w:rStyle w:val="Emphasis"/>
+          <w:i w:val="0"/>
+          <w:iCs w:val="0"/>
+          <w:color w:val="auto"/>
+        </w:rPr>
+        <w:t xml:space="preserve">t_o(x) = de </w:t>
+      </w:r>
+      <w:r>
+        <w:rPr>
+          <w:rStyle w:val="Emphasis"/>
+          <w:color w:val="auto"/>
+        </w:rPr>
+        <w:t>completion time</w:t>
       </w:r>
       <w:r>
         <w:rPr>
@@ -4364,29 +3892,7 @@
           <w:iCs w:val="0"/>
           <w:color w:val="FF0000"/>
         </w:rPr>
-        <w:t xml:space="preserve">O van oplopend van kleine naar grote </w:t>
-      </w:r>
-      <w:proofErr w:type="spellStart"/>
-      <w:r>
-        <w:rPr>
-          <w:rStyle w:val="Emphasis"/>
-          <w:rFonts w:eastAsiaTheme="minorEastAsia"/>
-          <w:i w:val="0"/>
-          <w:iCs w:val="0"/>
-          <w:color w:val="FF0000"/>
-        </w:rPr>
-        <w:t>d_o</w:t>
-      </w:r>
-      <w:proofErr w:type="spellEnd"/>
-      <w:r>
-        <w:rPr>
-          <w:rStyle w:val="Emphasis"/>
-          <w:rFonts w:eastAsiaTheme="minorEastAsia"/>
-          <w:i w:val="0"/>
-          <w:iCs w:val="0"/>
-          <w:color w:val="FF0000"/>
-        </w:rPr>
-        <w:t xml:space="preserve"> in lijst L.</w:t>
+        <w:t>O van oplopend van kleine naar grote d_o in lijst L.</w:t>
       </w:r>
     </w:p>
     <w:p>
@@ -4449,29 +3955,7 @@
           <w:iCs w:val="0"/>
           <w:color w:val="FF0000"/>
         </w:rPr>
-        <w:t xml:space="preserve">beschikbaar </w:t>
-      </w:r>
-      <w:proofErr w:type="spellStart"/>
-      <w:r>
-        <w:rPr>
-          <w:rStyle w:val="Emphasis"/>
-          <w:rFonts w:eastAsiaTheme="minorEastAsia"/>
-          <w:i w:val="0"/>
-          <w:iCs w:val="0"/>
-          <w:color w:val="FF0000"/>
-        </w:rPr>
-        <w:t>b_m</w:t>
-      </w:r>
-      <w:proofErr w:type="spellEnd"/>
-      <w:r>
-        <w:rPr>
-          <w:rStyle w:val="Emphasis"/>
-          <w:rFonts w:eastAsiaTheme="minorEastAsia"/>
-          <w:i w:val="0"/>
-          <w:iCs w:val="0"/>
-          <w:color w:val="FF0000"/>
-        </w:rPr>
-        <w:t xml:space="preserve"> = 0</w:t>
+        <w:t>beschikbaar b_m = 0</w:t>
       </w:r>
     </w:p>
     <w:p>
@@ -4549,29 +4033,7 @@
           <w:iCs w:val="0"/>
           <w:color w:val="FF0000"/>
         </w:rPr>
-        <w:t xml:space="preserve">, stop; x is je </w:t>
-      </w:r>
-      <w:proofErr w:type="spellStart"/>
-      <w:r>
-        <w:rPr>
-          <w:rStyle w:val="Emphasis"/>
-          <w:rFonts w:eastAsiaTheme="minorEastAsia"/>
-          <w:i w:val="0"/>
-          <w:iCs w:val="0"/>
-          <w:color w:val="FF0000"/>
-        </w:rPr>
-        <w:t>greedy</w:t>
-      </w:r>
-      <w:proofErr w:type="spellEnd"/>
-      <w:r>
-        <w:rPr>
-          <w:rStyle w:val="Emphasis"/>
-          <w:rFonts w:eastAsiaTheme="minorEastAsia"/>
-          <w:i w:val="0"/>
-          <w:iCs w:val="0"/>
-          <w:color w:val="FF0000"/>
-        </w:rPr>
-        <w:t xml:space="preserve"> oplossing.</w:t>
+        <w:t>, stop; x is je greedy oplossing.</w:t>
       </w:r>
     </w:p>
     <w:p>
@@ -4696,7 +4158,6 @@
           <w:color w:val="FF0000"/>
         </w:rPr>
       </w:pPr>
-      <w:proofErr w:type="spellStart"/>
       <w:r>
         <w:rPr>
           <w:rStyle w:val="Emphasis"/>
@@ -4715,9 +4176,8 @@
           <w:iCs w:val="0"/>
           <w:color w:val="FF0000"/>
         </w:rPr>
-        <w:t>_m</w:t>
-      </w:r>
-      <w:proofErr w:type="spellEnd"/>
+        <w:t>_m = b_m + (</w:t>
+      </w:r>
       <w:r>
         <w:rPr>
           <w:rStyle w:val="Emphasis"/>
@@ -4726,9 +4186,8 @@
           <w:iCs w:val="0"/>
           <w:color w:val="FF0000"/>
         </w:rPr>
-        <w:t xml:space="preserve"> = </w:t>
-      </w:r>
-      <w:proofErr w:type="spellStart"/>
+        <w:t>setuptijd van laatste kleur naar c_</w:t>
+      </w:r>
       <w:r>
         <w:rPr>
           <w:rStyle w:val="Emphasis"/>
@@ -4737,9 +4196,8 @@
           <w:iCs w:val="0"/>
           <w:color w:val="FF0000"/>
         </w:rPr>
-        <w:t>b_m</w:t>
-      </w:r>
-      <w:proofErr w:type="spellEnd"/>
+        <w:t>o</w:t>
+      </w:r>
       <w:r>
         <w:rPr>
           <w:rStyle w:val="Emphasis"/>
@@ -4748,7 +4206,7 @@
           <w:iCs w:val="0"/>
           <w:color w:val="FF0000"/>
         </w:rPr>
-        <w:t xml:space="preserve"> + (</w:t>
+        <w:t xml:space="preserve"> of 0</w:t>
       </w:r>
       <w:r>
         <w:rPr>
@@ -4758,9 +4216,8 @@
           <w:iCs w:val="0"/>
           <w:color w:val="FF0000"/>
         </w:rPr>
-        <w:t xml:space="preserve">setuptijd van laatste kleur naar </w:t>
-      </w:r>
-      <w:proofErr w:type="spellStart"/>
+        <w:t xml:space="preserve"> als </w:t>
+      </w:r>
       <w:r>
         <w:rPr>
           <w:rStyle w:val="Emphasis"/>
@@ -4769,7 +4226,7 @@
           <w:iCs w:val="0"/>
           <w:color w:val="FF0000"/>
         </w:rPr>
-        <w:t>c_</w:t>
+        <w:t>de laatste kleur leeg is</w:t>
       </w:r>
       <w:r>
         <w:rPr>
@@ -4779,9 +4236,48 @@
           <w:iCs w:val="0"/>
           <w:color w:val="FF0000"/>
         </w:rPr>
+        <w:t>)</w:t>
+      </w:r>
+      <w:r>
+        <w:rPr>
+          <w:rStyle w:val="Emphasis"/>
+          <w:rFonts w:eastAsiaTheme="minorEastAsia"/>
+          <w:i w:val="0"/>
+          <w:iCs w:val="0"/>
+          <w:color w:val="FF0000"/>
+        </w:rPr>
+        <w:t xml:space="preserve"> + </w:t>
+      </w:r>
+      <w:r>
+        <w:rPr>
+          <w:rStyle w:val="Emphasis"/>
+          <w:rFonts w:eastAsiaTheme="minorEastAsia"/>
+          <w:i w:val="0"/>
+          <w:iCs w:val="0"/>
+          <w:color w:val="FF0000"/>
+        </w:rPr>
+        <w:t>(</w:t>
+      </w:r>
+      <w:r>
+        <w:rPr>
+          <w:rStyle w:val="Emphasis"/>
+          <w:rFonts w:eastAsiaTheme="minorEastAsia"/>
+          <w:i w:val="0"/>
+          <w:iCs w:val="0"/>
+          <w:color w:val="FF0000"/>
+        </w:rPr>
+        <w:t>a_</w:t>
+      </w:r>
+      <w:r>
+        <w:rPr>
+          <w:rStyle w:val="Emphasis"/>
+          <w:rFonts w:eastAsiaTheme="minorEastAsia"/>
+          <w:i w:val="0"/>
+          <w:iCs w:val="0"/>
+          <w:color w:val="FF0000"/>
+        </w:rPr>
         <w:t>o</w:t>
       </w:r>
-      <w:proofErr w:type="spellEnd"/>
       <w:r>
         <w:rPr>
           <w:rStyle w:val="Emphasis"/>
@@ -4790,123 +4286,7 @@
           <w:iCs w:val="0"/>
           <w:color w:val="FF0000"/>
         </w:rPr>
-        <w:t xml:space="preserve"> of 0</w:t>
-      </w:r>
-      <w:r>
-        <w:rPr>
-          <w:rStyle w:val="Emphasis"/>
-          <w:rFonts w:eastAsiaTheme="minorEastAsia"/>
-          <w:i w:val="0"/>
-          <w:iCs w:val="0"/>
-          <w:color w:val="FF0000"/>
-        </w:rPr>
-        <w:t xml:space="preserve"> als </w:t>
-      </w:r>
-      <w:r>
-        <w:rPr>
-          <w:rStyle w:val="Emphasis"/>
-          <w:rFonts w:eastAsiaTheme="minorEastAsia"/>
-          <w:i w:val="0"/>
-          <w:iCs w:val="0"/>
-          <w:color w:val="FF0000"/>
-        </w:rPr>
-        <w:t>de laatste kleur leeg is</w:t>
-      </w:r>
-      <w:r>
-        <w:rPr>
-          <w:rStyle w:val="Emphasis"/>
-          <w:rFonts w:eastAsiaTheme="minorEastAsia"/>
-          <w:i w:val="0"/>
-          <w:iCs w:val="0"/>
-          <w:color w:val="FF0000"/>
-        </w:rPr>
-        <w:t>)</w:t>
-      </w:r>
-      <w:r>
-        <w:rPr>
-          <w:rStyle w:val="Emphasis"/>
-          <w:rFonts w:eastAsiaTheme="minorEastAsia"/>
-          <w:i w:val="0"/>
-          <w:iCs w:val="0"/>
-          <w:color w:val="FF0000"/>
-        </w:rPr>
-        <w:t xml:space="preserve"> + </w:t>
-      </w:r>
-      <w:r>
-        <w:rPr>
-          <w:rStyle w:val="Emphasis"/>
-          <w:rFonts w:eastAsiaTheme="minorEastAsia"/>
-          <w:i w:val="0"/>
-          <w:iCs w:val="0"/>
-          <w:color w:val="FF0000"/>
-        </w:rPr>
-        <w:t>(</w:t>
-      </w:r>
-      <w:proofErr w:type="spellStart"/>
-      <w:r>
-        <w:rPr>
-          <w:rStyle w:val="Emphasis"/>
-          <w:rFonts w:eastAsiaTheme="minorEastAsia"/>
-          <w:i w:val="0"/>
-          <w:iCs w:val="0"/>
-          <w:color w:val="FF0000"/>
-        </w:rPr>
-        <w:t>a_</w:t>
-      </w:r>
-      <w:proofErr w:type="gramStart"/>
-      <w:r>
-        <w:rPr>
-          <w:rStyle w:val="Emphasis"/>
-          <w:rFonts w:eastAsiaTheme="minorEastAsia"/>
-          <w:i w:val="0"/>
-          <w:iCs w:val="0"/>
-          <w:color w:val="FF0000"/>
-        </w:rPr>
-        <w:t>o</w:t>
-      </w:r>
-      <w:proofErr w:type="spellEnd"/>
-      <w:r>
-        <w:rPr>
-          <w:rStyle w:val="Emphasis"/>
-          <w:rFonts w:eastAsiaTheme="minorEastAsia"/>
-          <w:i w:val="0"/>
-          <w:iCs w:val="0"/>
-          <w:color w:val="FF0000"/>
-        </w:rPr>
-        <w:t xml:space="preserve"> /</w:t>
-      </w:r>
-      <w:proofErr w:type="gramEnd"/>
-      <w:r>
-        <w:rPr>
-          <w:rStyle w:val="Emphasis"/>
-          <w:rFonts w:eastAsiaTheme="minorEastAsia"/>
-          <w:i w:val="0"/>
-          <w:iCs w:val="0"/>
-          <w:color w:val="FF0000"/>
-        </w:rPr>
-        <w:t xml:space="preserve"> </w:t>
-      </w:r>
-      <w:proofErr w:type="spellStart"/>
-      <w:r>
-        <w:rPr>
-          <w:rStyle w:val="Emphasis"/>
-          <w:rFonts w:eastAsiaTheme="minorEastAsia"/>
-          <w:i w:val="0"/>
-          <w:iCs w:val="0"/>
-          <w:color w:val="FF0000"/>
-        </w:rPr>
-        <w:t>v_m</w:t>
-      </w:r>
-      <w:proofErr w:type="spellEnd"/>
-      <w:r>
-        <w:rPr>
-          <w:rStyle w:val="Emphasis"/>
-          <w:rFonts w:eastAsiaTheme="minorEastAsia"/>
-          <w:i w:val="0"/>
-          <w:iCs w:val="0"/>
-          <w:color w:val="FF0000"/>
-        </w:rPr>
-        <w:t>)</w:t>
+        <w:t xml:space="preserve"> / v_m)</w:t>
       </w:r>
     </w:p>
     <w:p>
@@ -4959,29 +4339,7 @@
           <w:iCs w:val="0"/>
           <w:color w:val="FF0000"/>
         </w:rPr>
-        <w:t xml:space="preserve">optimale machinekeuze) met de kleinste </w:t>
-      </w:r>
-      <w:proofErr w:type="spellStart"/>
-      <w:r>
-        <w:rPr>
-          <w:rStyle w:val="Emphasis"/>
-          <w:rFonts w:eastAsiaTheme="minorEastAsia"/>
-          <w:i w:val="0"/>
-          <w:iCs w:val="0"/>
-          <w:color w:val="FF0000"/>
-        </w:rPr>
-        <w:t>f_m</w:t>
-      </w:r>
-      <w:proofErr w:type="spellEnd"/>
-      <w:r>
-        <w:rPr>
-          <w:rStyle w:val="Emphasis"/>
-          <w:rFonts w:eastAsiaTheme="minorEastAsia"/>
-          <w:i w:val="0"/>
-          <w:iCs w:val="0"/>
-          <w:color w:val="FF0000"/>
-        </w:rPr>
-        <w:t>.</w:t>
+        <w:t>optimale machinekeuze) met de kleinste f_m.</w:t>
       </w:r>
     </w:p>
     <w:p>
@@ -5014,29 +4372,7 @@
           <w:iCs w:val="0"/>
           <w:color w:val="FF0000"/>
         </w:rPr>
-        <w:t xml:space="preserve">er een gelijke </w:t>
-      </w:r>
-      <w:proofErr w:type="spellStart"/>
-      <w:r>
-        <w:rPr>
-          <w:rStyle w:val="Emphasis"/>
-          <w:rFonts w:eastAsiaTheme="minorEastAsia"/>
-          <w:i w:val="0"/>
-          <w:iCs w:val="0"/>
-          <w:color w:val="FF0000"/>
-        </w:rPr>
-        <w:t>f_m</w:t>
-      </w:r>
-      <w:proofErr w:type="spellEnd"/>
-      <w:r>
-        <w:rPr>
-          <w:rStyle w:val="Emphasis"/>
-          <w:rFonts w:eastAsiaTheme="minorEastAsia"/>
-          <w:i w:val="0"/>
-          <w:iCs w:val="0"/>
-          <w:color w:val="FF0000"/>
-        </w:rPr>
-        <w:t xml:space="preserve"> waarde uitkomt, kies dan de machine met het laagste machinenummer.</w:t>
+        <w:t>er een gelijke f_m waarde uitkomt, kies dan de machine met het laagste machinenummer.</w:t>
       </w:r>
     </w:p>
     <w:p>
@@ -5103,7 +4439,6 @@
         </w:rPr>
         <w:t xml:space="preserve">, zet </w:t>
       </w:r>
-      <w:proofErr w:type="spellStart"/>
       <w:r>
         <w:rPr>
           <w:rStyle w:val="Emphasis"/>
@@ -5122,9 +4457,8 @@
           <w:iCs w:val="0"/>
           <w:color w:val="FF0000"/>
         </w:rPr>
-        <w:t>_m</w:t>
-      </w:r>
-      <w:proofErr w:type="spellEnd"/>
+        <w:t xml:space="preserve">_m* </w:t>
+      </w:r>
       <w:r>
         <w:rPr>
           <w:rStyle w:val="Emphasis"/>
@@ -5133,7 +4467,7 @@
           <w:iCs w:val="0"/>
           <w:color w:val="FF0000"/>
         </w:rPr>
-        <w:t xml:space="preserve">* </w:t>
+        <w:sym w:font="Wingdings" w:char="F0E0"/>
       </w:r>
       <w:r>
         <w:rPr>
@@ -5143,7 +4477,7 @@
           <w:iCs w:val="0"/>
           <w:color w:val="FF0000"/>
         </w:rPr>
-        <w:sym w:font="Wingdings" w:char="F0E0"/>
+        <w:t xml:space="preserve"> f_m</w:t>
       </w:r>
       <w:r>
         <w:rPr>
@@ -5153,10 +4487,12 @@
           <w:iCs w:val="0"/>
           <w:color w:val="FF0000"/>
         </w:rPr>
-        <w:t xml:space="preserve"> </w:t>
-      </w:r>
-      <w:proofErr w:type="spellStart"/>
-      <w:r>
+        <w:t>*</w:t>
+      </w:r>
+    </w:p>
+    <w:p>
+      <w:pPr>
+        <w:pStyle w:val="NoSpacing"/>
         <w:rPr>
           <w:rStyle w:val="Emphasis"/>
           <w:rFonts w:eastAsiaTheme="minorEastAsia"/>
@@ -5164,9 +4500,7 @@
           <w:iCs w:val="0"/>
           <w:color w:val="FF0000"/>
         </w:rPr>
-        <w:t>f_m</w:t>
-      </w:r>
-      <w:proofErr w:type="spellEnd"/>
+      </w:pPr>
       <w:r>
         <w:rPr>
           <w:rStyle w:val="Emphasis"/>
@@ -5175,52 +4509,8 @@
           <w:iCs w:val="0"/>
           <w:color w:val="FF0000"/>
         </w:rPr>
-        <w:t>*</w:t>
-      </w:r>
-    </w:p>
-    <w:p>
-      <w:pPr>
-        <w:pStyle w:val="NoSpacing"/>
-        <w:rPr>
-          <w:rStyle w:val="Emphasis"/>
-          <w:rFonts w:eastAsiaTheme="minorEastAsia"/>
-          <w:i w:val="0"/>
-          <w:iCs w:val="0"/>
-          <w:color w:val="FF0000"/>
-        </w:rPr>
-      </w:pPr>
-      <w:r>
-        <w:rPr>
-          <w:rStyle w:val="Emphasis"/>
-          <w:rFonts w:eastAsiaTheme="minorEastAsia"/>
-          <w:i w:val="0"/>
-          <w:iCs w:val="0"/>
-          <w:color w:val="FF0000"/>
-        </w:rPr>
         <w:tab/>
-        <w:t xml:space="preserve">Vervang </w:t>
-      </w:r>
-      <w:proofErr w:type="spellStart"/>
-      <w:r>
-        <w:rPr>
-          <w:rStyle w:val="Emphasis"/>
-          <w:rFonts w:eastAsiaTheme="minorEastAsia"/>
-          <w:i w:val="0"/>
-          <w:iCs w:val="0"/>
-          <w:color w:val="FF0000"/>
-        </w:rPr>
-        <w:t>c_o</w:t>
-      </w:r>
-      <w:proofErr w:type="spellEnd"/>
-      <w:r>
-        <w:rPr>
-          <w:rStyle w:val="Emphasis"/>
-          <w:rFonts w:eastAsiaTheme="minorEastAsia"/>
-          <w:i w:val="0"/>
-          <w:iCs w:val="0"/>
-          <w:color w:val="FF0000"/>
-        </w:rPr>
-        <w:t xml:space="preserve"> als laatste kleur van m* en verwijder o</w:t>
+        <w:t>Vervang c_o als laatste kleur van m* en verwijder o</w:t>
       </w:r>
       <w:r>
         <w:rPr>
@@ -5310,29 +4600,7 @@
           <w:iCs w:val="0"/>
           <w:color w:val="auto"/>
         </w:rPr>
-        <w:t xml:space="preserve">L = orders uit O, gesorteerd op </w:t>
-      </w:r>
-      <w:proofErr w:type="spellStart"/>
-      <w:r>
-        <w:rPr>
-          <w:rStyle w:val="Emphasis"/>
-          <w:rFonts w:eastAsiaTheme="minorEastAsia"/>
-          <w:i w:val="0"/>
-          <w:iCs w:val="0"/>
-          <w:color w:val="auto"/>
-        </w:rPr>
-        <w:t>d_o</w:t>
-      </w:r>
-      <w:proofErr w:type="spellEnd"/>
-      <w:r>
-        <w:rPr>
-          <w:rStyle w:val="Emphasis"/>
-          <w:rFonts w:eastAsiaTheme="minorEastAsia"/>
-          <w:i w:val="0"/>
-          <w:iCs w:val="0"/>
-          <w:color w:val="auto"/>
-        </w:rPr>
-        <w:t xml:space="preserve"> van klein naar groot</w:t>
+        <w:t>L = orders uit O, gesorteerd op d_o van klein naar groot</w:t>
       </w:r>
     </w:p>
     <w:p>
@@ -5380,27 +4648,15 @@
           <w:color w:val="auto"/>
         </w:rPr>
       </w:pPr>
-      <w:proofErr w:type="spellStart"/>
-      <w:r>
-        <w:rPr>
-          <w:rStyle w:val="Emphasis"/>
-          <w:rFonts w:eastAsiaTheme="minorEastAsia"/>
-          <w:i w:val="0"/>
-          <w:iCs w:val="0"/>
-          <w:color w:val="auto"/>
-        </w:rPr>
-        <w:t>x_m</w:t>
-      </w:r>
-      <w:proofErr w:type="spellEnd"/>
-      <w:r>
-        <w:rPr>
-          <w:rStyle w:val="Emphasis"/>
-          <w:rFonts w:eastAsiaTheme="minorEastAsia"/>
-          <w:i w:val="0"/>
-          <w:iCs w:val="0"/>
-          <w:color w:val="auto"/>
-        </w:rPr>
-        <w:t xml:space="preserve"> = lege lijst</w:t>
+      <w:r>
+        <w:rPr>
+          <w:rStyle w:val="Emphasis"/>
+          <w:rFonts w:eastAsiaTheme="minorEastAsia"/>
+          <w:i w:val="0"/>
+          <w:iCs w:val="0"/>
+          <w:color w:val="auto"/>
+        </w:rPr>
+        <w:t>x_m = lege lijst</w:t>
       </w:r>
     </w:p>
     <w:p>
@@ -5444,27 +4700,15 @@
         </w:rPr>
         <w:tab/>
       </w:r>
-      <w:proofErr w:type="spellStart"/>
-      <w:r>
-        <w:rPr>
-          <w:rStyle w:val="Emphasis"/>
-          <w:rFonts w:eastAsiaTheme="minorEastAsia"/>
-          <w:i w:val="0"/>
-          <w:iCs w:val="0"/>
-          <w:color w:val="auto"/>
-        </w:rPr>
-        <w:t>b_m</w:t>
-      </w:r>
-      <w:proofErr w:type="spellEnd"/>
-      <w:r>
-        <w:rPr>
-          <w:rStyle w:val="Emphasis"/>
-          <w:rFonts w:eastAsiaTheme="minorEastAsia"/>
-          <w:i w:val="0"/>
-          <w:iCs w:val="0"/>
-          <w:color w:val="auto"/>
-        </w:rPr>
-        <w:t xml:space="preserve"> = 0</w:t>
+      <w:r>
+        <w:rPr>
+          <w:rStyle w:val="Emphasis"/>
+          <w:rFonts w:eastAsiaTheme="minorEastAsia"/>
+          <w:i w:val="0"/>
+          <w:iCs w:val="0"/>
+          <w:color w:val="auto"/>
+        </w:rPr>
+        <w:t>b_m = 0</w:t>
       </w:r>
     </w:p>
     <w:p>
@@ -5508,27 +4752,15 @@
         </w:rPr>
         <w:tab/>
       </w:r>
-      <w:proofErr w:type="spellStart"/>
-      <w:r>
-        <w:rPr>
-          <w:rStyle w:val="Emphasis"/>
-          <w:rFonts w:eastAsiaTheme="minorEastAsia"/>
-          <w:i w:val="0"/>
-          <w:iCs w:val="0"/>
-          <w:color w:val="auto"/>
-        </w:rPr>
-        <w:t>laatste_kleur_m</w:t>
-      </w:r>
-      <w:proofErr w:type="spellEnd"/>
-      <w:r>
-        <w:rPr>
-          <w:rStyle w:val="Emphasis"/>
-          <w:rFonts w:eastAsiaTheme="minorEastAsia"/>
-          <w:i w:val="0"/>
-          <w:iCs w:val="0"/>
-          <w:color w:val="auto"/>
-        </w:rPr>
-        <w:t xml:space="preserve"> = </w:t>
+      <w:r>
+        <w:rPr>
+          <w:rStyle w:val="Emphasis"/>
+          <w:rFonts w:eastAsiaTheme="minorEastAsia"/>
+          <w:i w:val="0"/>
+          <w:iCs w:val="0"/>
+          <w:color w:val="auto"/>
+        </w:rPr>
+        <w:t xml:space="preserve">laatste_kleur_m = </w:t>
       </w:r>
       <w:r>
         <w:rPr>
@@ -5689,29 +4921,7 @@
           <w:iCs w:val="0"/>
           <w:color w:val="auto"/>
         </w:rPr>
-        <w:t xml:space="preserve">als </w:t>
-      </w:r>
-      <w:proofErr w:type="spellStart"/>
-      <w:r>
-        <w:rPr>
-          <w:rStyle w:val="Emphasis"/>
-          <w:rFonts w:eastAsiaTheme="minorEastAsia"/>
-          <w:i w:val="0"/>
-          <w:iCs w:val="0"/>
-          <w:color w:val="auto"/>
-        </w:rPr>
-        <w:t>laatste_kleur_m</w:t>
-      </w:r>
-      <w:proofErr w:type="spellEnd"/>
-      <w:r>
-        <w:rPr>
-          <w:rStyle w:val="Emphasis"/>
-          <w:rFonts w:eastAsiaTheme="minorEastAsia"/>
-          <w:i w:val="0"/>
-          <w:iCs w:val="0"/>
-          <w:color w:val="auto"/>
-        </w:rPr>
-        <w:t xml:space="preserve"> = </w:t>
+        <w:t xml:space="preserve">als laatste_kleur_m = </w:t>
       </w:r>
       <w:r>
         <w:rPr>
@@ -5907,51 +5117,7 @@
           <w:iCs w:val="0"/>
           <w:color w:val="auto"/>
         </w:rPr>
-        <w:t>setup = s(</w:t>
-      </w:r>
-      <w:proofErr w:type="spellStart"/>
-      <w:r>
-        <w:rPr>
-          <w:rStyle w:val="Emphasis"/>
-          <w:rFonts w:eastAsiaTheme="minorEastAsia"/>
-          <w:i w:val="0"/>
-          <w:iCs w:val="0"/>
-          <w:color w:val="auto"/>
-        </w:rPr>
-        <w:t>laatste_kleur_m</w:t>
-      </w:r>
-      <w:proofErr w:type="spellEnd"/>
-      <w:r>
-        <w:rPr>
-          <w:rStyle w:val="Emphasis"/>
-          <w:rFonts w:eastAsiaTheme="minorEastAsia"/>
-          <w:i w:val="0"/>
-          <w:iCs w:val="0"/>
-          <w:color w:val="auto"/>
-        </w:rPr>
-        <w:t xml:space="preserve">, </w:t>
-      </w:r>
-      <w:proofErr w:type="spellStart"/>
-      <w:r>
-        <w:rPr>
-          <w:rStyle w:val="Emphasis"/>
-          <w:rFonts w:eastAsiaTheme="minorEastAsia"/>
-          <w:i w:val="0"/>
-          <w:iCs w:val="0"/>
-          <w:color w:val="auto"/>
-        </w:rPr>
-        <w:t>c_o</w:t>
-      </w:r>
-      <w:proofErr w:type="spellEnd"/>
-      <w:r>
-        <w:rPr>
-          <w:rStyle w:val="Emphasis"/>
-          <w:rFonts w:eastAsiaTheme="minorEastAsia"/>
-          <w:i w:val="0"/>
-          <w:iCs w:val="0"/>
-          <w:color w:val="auto"/>
-        </w:rPr>
-        <w:t>)</w:t>
+        <w:t>setup = s(laatste_kleur_m, c_o)</w:t>
       </w:r>
     </w:p>
     <w:p>
@@ -5995,84 +5161,184 @@
         </w:rPr>
         <w:tab/>
       </w:r>
-      <w:proofErr w:type="spellStart"/>
-      <w:r>
-        <w:rPr>
-          <w:rStyle w:val="Emphasis"/>
-          <w:rFonts w:eastAsiaTheme="minorEastAsia"/>
-          <w:i w:val="0"/>
-          <w:iCs w:val="0"/>
-          <w:color w:val="auto"/>
-        </w:rPr>
-        <w:t>f_m</w:t>
-      </w:r>
-      <w:proofErr w:type="spellEnd"/>
-      <w:r>
-        <w:rPr>
-          <w:rStyle w:val="Emphasis"/>
-          <w:rFonts w:eastAsiaTheme="minorEastAsia"/>
-          <w:i w:val="0"/>
-          <w:iCs w:val="0"/>
-          <w:color w:val="auto"/>
-        </w:rPr>
-        <w:t xml:space="preserve"> = </w:t>
-      </w:r>
-      <w:proofErr w:type="spellStart"/>
-      <w:r>
-        <w:rPr>
-          <w:rStyle w:val="Emphasis"/>
-          <w:rFonts w:eastAsiaTheme="minorEastAsia"/>
-          <w:i w:val="0"/>
-          <w:iCs w:val="0"/>
-          <w:color w:val="auto"/>
-        </w:rPr>
-        <w:t>b_m</w:t>
-      </w:r>
-      <w:proofErr w:type="spellEnd"/>
-      <w:r>
-        <w:rPr>
-          <w:rStyle w:val="Emphasis"/>
-          <w:rFonts w:eastAsiaTheme="minorEastAsia"/>
-          <w:i w:val="0"/>
-          <w:iCs w:val="0"/>
-          <w:color w:val="auto"/>
-        </w:rPr>
-        <w:t xml:space="preserve"> + setup + </w:t>
-      </w:r>
-      <w:proofErr w:type="spellStart"/>
-      <w:r>
-        <w:rPr>
-          <w:rStyle w:val="Emphasis"/>
-          <w:rFonts w:eastAsiaTheme="minorEastAsia"/>
-          <w:i w:val="0"/>
-          <w:iCs w:val="0"/>
-          <w:color w:val="auto"/>
-        </w:rPr>
-        <w:t>a_</w:t>
-      </w:r>
-      <w:proofErr w:type="gramStart"/>
-      <w:r>
-        <w:rPr>
-          <w:rStyle w:val="Emphasis"/>
-          <w:rFonts w:eastAsiaTheme="minorEastAsia"/>
-          <w:i w:val="0"/>
-          <w:iCs w:val="0"/>
-          <w:color w:val="auto"/>
-        </w:rPr>
-        <w:t>o</w:t>
-      </w:r>
-      <w:proofErr w:type="spellEnd"/>
-      <w:r>
-        <w:rPr>
-          <w:rStyle w:val="Emphasis"/>
-          <w:rFonts w:eastAsiaTheme="minorEastAsia"/>
-          <w:i w:val="0"/>
-          <w:iCs w:val="0"/>
-          <w:color w:val="auto"/>
-        </w:rPr>
-        <w:t xml:space="preserve"> /</w:t>
-      </w:r>
-      <w:proofErr w:type="gramEnd"/>
+      <w:r>
+        <w:rPr>
+          <w:rStyle w:val="Emphasis"/>
+          <w:rFonts w:eastAsiaTheme="minorEastAsia"/>
+          <w:i w:val="0"/>
+          <w:iCs w:val="0"/>
+          <w:color w:val="auto"/>
+        </w:rPr>
+        <w:t>f_m = b_m + setup + a_o / v_m</w:t>
+      </w:r>
+    </w:p>
+    <w:p>
+      <w:pPr>
+        <w:pStyle w:val="NoSpacing"/>
+        <w:rPr>
+          <w:rStyle w:val="Emphasis"/>
+          <w:rFonts w:eastAsiaTheme="minorEastAsia"/>
+          <w:i w:val="0"/>
+          <w:iCs w:val="0"/>
+          <w:color w:val="auto"/>
+        </w:rPr>
+      </w:pPr>
+      <w:r>
+        <w:rPr>
+          <w:rStyle w:val="Emphasis"/>
+          <w:rFonts w:eastAsiaTheme="minorEastAsia"/>
+          <w:i w:val="0"/>
+          <w:iCs w:val="0"/>
+          <w:color w:val="auto"/>
+        </w:rPr>
+        <w:t xml:space="preserve">  </w:t>
+      </w:r>
+      <w:r>
+        <w:rPr>
+          <w:rStyle w:val="Emphasis"/>
+          <w:rFonts w:eastAsiaTheme="minorEastAsia"/>
+          <w:i w:val="0"/>
+          <w:iCs w:val="0"/>
+          <w:color w:val="auto"/>
+        </w:rPr>
+        <w:tab/>
+      </w:r>
+      <w:r>
+        <w:rPr>
+          <w:rStyle w:val="Emphasis"/>
+          <w:rFonts w:eastAsiaTheme="minorEastAsia"/>
+          <w:i w:val="0"/>
+          <w:iCs w:val="0"/>
+          <w:color w:val="auto"/>
+        </w:rPr>
+        <w:t>m* = machine met de kleinste f_m</w:t>
+      </w:r>
+    </w:p>
+    <w:p>
+      <w:pPr>
+        <w:pStyle w:val="NoSpacing"/>
+        <w:rPr>
+          <w:rStyle w:val="Emphasis"/>
+          <w:rFonts w:eastAsiaTheme="minorEastAsia"/>
+          <w:i w:val="0"/>
+          <w:iCs w:val="0"/>
+          <w:color w:val="auto"/>
+        </w:rPr>
+      </w:pPr>
+      <w:r>
+        <w:rPr>
+          <w:rStyle w:val="Emphasis"/>
+          <w:rFonts w:eastAsiaTheme="minorEastAsia"/>
+          <w:i w:val="0"/>
+          <w:iCs w:val="0"/>
+          <w:color w:val="auto"/>
+        </w:rPr>
+        <w:t xml:space="preserve">       </w:t>
+      </w:r>
+      <w:r>
+        <w:rPr>
+          <w:rStyle w:val="Emphasis"/>
+          <w:rFonts w:eastAsiaTheme="minorEastAsia"/>
+          <w:i w:val="0"/>
+          <w:iCs w:val="0"/>
+          <w:color w:val="auto"/>
+        </w:rPr>
+        <w:tab/>
+      </w:r>
+      <w:r>
+        <w:rPr>
+          <w:rStyle w:val="Emphasis"/>
+          <w:rFonts w:eastAsiaTheme="minorEastAsia"/>
+          <w:i w:val="0"/>
+          <w:iCs w:val="0"/>
+          <w:color w:val="auto"/>
+        </w:rPr>
+        <w:tab/>
+      </w:r>
+      <w:r>
+        <w:rPr>
+          <w:rStyle w:val="Emphasis"/>
+          <w:rFonts w:eastAsiaTheme="minorEastAsia"/>
+          <w:i w:val="0"/>
+          <w:iCs w:val="0"/>
+          <w:color w:val="auto"/>
+        </w:rPr>
+        <w:t>(</w:t>
+      </w:r>
+      <w:r>
+        <w:rPr>
+          <w:rStyle w:val="Emphasis"/>
+          <w:rFonts w:eastAsiaTheme="minorEastAsia"/>
+          <w:i w:val="0"/>
+          <w:iCs w:val="0"/>
+          <w:color w:val="auto"/>
+        </w:rPr>
+        <w:t xml:space="preserve">gelijke f_m waardes? Neem </w:t>
+      </w:r>
+      <w:r>
+        <w:rPr>
+          <w:rStyle w:val="Emphasis"/>
+          <w:rFonts w:eastAsiaTheme="minorEastAsia"/>
+          <w:i w:val="0"/>
+          <w:iCs w:val="0"/>
+          <w:color w:val="auto"/>
+        </w:rPr>
+        <w:t>de machine met het laagste nummer)</w:t>
+      </w:r>
+    </w:p>
+    <w:p>
+      <w:pPr>
+        <w:pStyle w:val="NoSpacing"/>
+        <w:rPr>
+          <w:rStyle w:val="Emphasis"/>
+          <w:rFonts w:eastAsiaTheme="minorEastAsia"/>
+          <w:i w:val="0"/>
+          <w:iCs w:val="0"/>
+          <w:color w:val="auto"/>
+        </w:rPr>
+      </w:pPr>
+      <w:r>
+        <w:rPr>
+          <w:rStyle w:val="Emphasis"/>
+          <w:rFonts w:eastAsiaTheme="minorEastAsia"/>
+          <w:i w:val="0"/>
+          <w:iCs w:val="0"/>
+          <w:color w:val="auto"/>
+        </w:rPr>
+        <w:t xml:space="preserve">  </w:t>
+      </w:r>
+      <w:r>
+        <w:rPr>
+          <w:rStyle w:val="Emphasis"/>
+          <w:rFonts w:eastAsiaTheme="minorEastAsia"/>
+          <w:i w:val="0"/>
+          <w:iCs w:val="0"/>
+          <w:color w:val="auto"/>
+        </w:rPr>
+        <w:tab/>
+      </w:r>
+      <w:r>
+        <w:rPr>
+          <w:rStyle w:val="Emphasis"/>
+          <w:rFonts w:eastAsiaTheme="minorEastAsia"/>
+          <w:i w:val="0"/>
+          <w:iCs w:val="0"/>
+          <w:color w:val="auto"/>
+        </w:rPr>
+        <w:t>voeg o achteraan toe aan x_m*</w:t>
+      </w:r>
+    </w:p>
+    <w:p>
+      <w:pPr>
+        <w:pStyle w:val="NoSpacing"/>
+        <w:rPr>
+          <w:rStyle w:val="Emphasis"/>
+          <w:rFonts w:eastAsiaTheme="minorEastAsia"/>
+          <w:i w:val="0"/>
+          <w:iCs w:val="0"/>
+          <w:color w:val="auto"/>
+        </w:rPr>
+      </w:pPr>
       <w:r>
         <w:rPr>
           <w:rStyle w:val="Emphasis"/>
@@ -6083,18 +5349,26 @@
         </w:rPr>
         <w:t xml:space="preserve"> </w:t>
       </w:r>
-      <w:proofErr w:type="spellStart"/>
-      <w:r>
-        <w:rPr>
-          <w:rStyle w:val="Emphasis"/>
-          <w:rFonts w:eastAsiaTheme="minorEastAsia"/>
-          <w:i w:val="0"/>
-          <w:iCs w:val="0"/>
-          <w:color w:val="auto"/>
-        </w:rPr>
-        <w:t>v_m</w:t>
-      </w:r>
-      <w:proofErr w:type="spellEnd"/>
+      <w:r>
+        <w:rPr>
+          <w:rStyle w:val="Emphasis"/>
+          <w:rFonts w:eastAsiaTheme="minorEastAsia"/>
+          <w:i w:val="0"/>
+          <w:iCs w:val="0"/>
+          <w:color w:val="auto"/>
+        </w:rPr>
+        <w:tab/>
+      </w:r>
+      <w:r>
+        <w:rPr>
+          <w:rStyle w:val="Emphasis"/>
+          <w:rFonts w:eastAsiaTheme="minorEastAsia"/>
+          <w:i w:val="0"/>
+          <w:iCs w:val="0"/>
+          <w:color w:val="auto"/>
+        </w:rPr>
+        <w:t xml:space="preserve"> t_o = f_m*</w:t>
+      </w:r>
     </w:p>
     <w:p>
       <w:pPr>
@@ -6115,6 +5389,48 @@
           <w:iCs w:val="0"/>
           <w:color w:val="auto"/>
         </w:rPr>
+        <w:t xml:space="preserve"> </w:t>
+      </w:r>
+      <w:r>
+        <w:rPr>
+          <w:rStyle w:val="Emphasis"/>
+          <w:rFonts w:eastAsiaTheme="minorEastAsia"/>
+          <w:i w:val="0"/>
+          <w:iCs w:val="0"/>
+          <w:color w:val="auto"/>
+        </w:rPr>
+        <w:tab/>
+      </w:r>
+      <w:r>
+        <w:rPr>
+          <w:rStyle w:val="Emphasis"/>
+          <w:rFonts w:eastAsiaTheme="minorEastAsia"/>
+          <w:i w:val="0"/>
+          <w:iCs w:val="0"/>
+          <w:color w:val="auto"/>
+        </w:rPr>
+        <w:t>b_m* = f_m*</w:t>
+      </w:r>
+    </w:p>
+    <w:p>
+      <w:pPr>
+        <w:pStyle w:val="NoSpacing"/>
+        <w:rPr>
+          <w:rStyle w:val="Emphasis"/>
+          <w:rFonts w:eastAsiaTheme="minorEastAsia"/>
+          <w:i w:val="0"/>
+          <w:iCs w:val="0"/>
+          <w:color w:val="auto"/>
+        </w:rPr>
+      </w:pPr>
+      <w:r>
+        <w:rPr>
+          <w:rStyle w:val="Emphasis"/>
+          <w:rFonts w:eastAsiaTheme="minorEastAsia"/>
+          <w:i w:val="0"/>
+          <w:iCs w:val="0"/>
+          <w:color w:val="auto"/>
+        </w:rPr>
         <w:t xml:space="preserve">  </w:t>
       </w:r>
       <w:r>
@@ -6135,20 +5451,8 @@
           <w:iCs w:val="0"/>
           <w:color w:val="auto"/>
         </w:rPr>
-        <w:t xml:space="preserve">m* = machine met de kleinste </w:t>
-      </w:r>
-      <w:proofErr w:type="spellStart"/>
-      <w:r>
-        <w:rPr>
-          <w:rStyle w:val="Emphasis"/>
-          <w:rFonts w:eastAsiaTheme="minorEastAsia"/>
-          <w:i w:val="0"/>
-          <w:iCs w:val="0"/>
-          <w:color w:val="auto"/>
-        </w:rPr>
-        <w:t>f_m</w:t>
-      </w:r>
-      <w:proofErr w:type="spellEnd"/>
+        <w:t>laatste_kleur_m* = c_o</w:t>
+      </w:r>
     </w:p>
     <w:p>
       <w:pPr>
@@ -6169,7 +5473,7 @@
           <w:iCs w:val="0"/>
           <w:color w:val="auto"/>
         </w:rPr>
-        <w:t xml:space="preserve">       </w:t>
+        <w:t xml:space="preserve">  </w:t>
       </w:r>
       <w:r>
         <w:rPr>
@@ -6189,6 +5493,72 @@
           <w:iCs w:val="0"/>
           <w:color w:val="auto"/>
         </w:rPr>
+        <w:t>verwijder o uit L</w:t>
+      </w:r>
+    </w:p>
+    <w:p>
+      <w:pPr>
+        <w:pStyle w:val="NoSpacing"/>
+        <w:rPr>
+          <w:rStyle w:val="Emphasis"/>
+          <w:rFonts w:eastAsiaTheme="minorEastAsia"/>
+          <w:i w:val="0"/>
+          <w:iCs w:val="0"/>
+          <w:color w:val="auto"/>
+        </w:rPr>
+      </w:pPr>
+    </w:p>
+    <w:p>
+      <w:pPr>
+        <w:pStyle w:val="NoSpacing"/>
+        <w:rPr>
+          <w:rStyle w:val="Emphasis"/>
+          <w:rFonts w:eastAsiaTheme="minorEastAsia"/>
+          <w:i w:val="0"/>
+          <w:iCs w:val="0"/>
+          <w:color w:val="auto"/>
+        </w:rPr>
+      </w:pPr>
+      <w:r>
+        <w:rPr>
+          <w:rStyle w:val="Emphasis"/>
+          <w:rFonts w:eastAsiaTheme="minorEastAsia"/>
+          <w:i w:val="0"/>
+          <w:iCs w:val="0"/>
+          <w:color w:val="auto"/>
+        </w:rPr>
+        <w:t>Uitkomsten</w:t>
+      </w:r>
+    </w:p>
+    <w:p>
+      <w:pPr>
+        <w:pStyle w:val="NoSpacing"/>
+        <w:rPr>
+          <w:rStyle w:val="Emphasis"/>
+          <w:rFonts w:eastAsiaTheme="minorEastAsia"/>
+          <w:i w:val="0"/>
+          <w:iCs w:val="0"/>
+          <w:color w:val="auto"/>
+        </w:rPr>
+      </w:pPr>
+      <w:r>
+        <w:rPr>
+          <w:rStyle w:val="Emphasis"/>
+          <w:rFonts w:eastAsiaTheme="minorEastAsia"/>
+          <w:i w:val="0"/>
+          <w:iCs w:val="0"/>
+          <w:color w:val="auto"/>
+        </w:rPr>
+        <w:t xml:space="preserve">  </w:t>
+      </w:r>
+      <w:r>
+        <w:rPr>
+          <w:rStyle w:val="Emphasis"/>
+          <w:rFonts w:eastAsiaTheme="minorEastAsia"/>
+          <w:i w:val="0"/>
+          <w:iCs w:val="0"/>
+          <w:color w:val="auto"/>
+        </w:rPr>
         <w:tab/>
       </w:r>
       <w:r>
@@ -6199,49 +5569,7 @@
           <w:iCs w:val="0"/>
           <w:color w:val="auto"/>
         </w:rPr>
-        <w:t>(</w:t>
-      </w:r>
-      <w:r>
-        <w:rPr>
-          <w:rStyle w:val="Emphasis"/>
-          <w:rFonts w:eastAsiaTheme="minorEastAsia"/>
-          <w:i w:val="0"/>
-          <w:iCs w:val="0"/>
-          <w:color w:val="auto"/>
-        </w:rPr>
-        <w:t xml:space="preserve">gelijke </w:t>
-      </w:r>
-      <w:proofErr w:type="spellStart"/>
-      <w:r>
-        <w:rPr>
-          <w:rStyle w:val="Emphasis"/>
-          <w:rFonts w:eastAsiaTheme="minorEastAsia"/>
-          <w:i w:val="0"/>
-          <w:iCs w:val="0"/>
-          <w:color w:val="auto"/>
-        </w:rPr>
-        <w:t>f_m</w:t>
-      </w:r>
-      <w:proofErr w:type="spellEnd"/>
-      <w:r>
-        <w:rPr>
-          <w:rStyle w:val="Emphasis"/>
-          <w:rFonts w:eastAsiaTheme="minorEastAsia"/>
-          <w:i w:val="0"/>
-          <w:iCs w:val="0"/>
-          <w:color w:val="auto"/>
-        </w:rPr>
-        <w:t xml:space="preserve"> waardes? Neem </w:t>
-      </w:r>
-      <w:r>
-        <w:rPr>
-          <w:rStyle w:val="Emphasis"/>
-          <w:rFonts w:eastAsiaTheme="minorEastAsia"/>
-          <w:i w:val="0"/>
-          <w:iCs w:val="0"/>
-          <w:color w:val="auto"/>
-        </w:rPr>
-        <w:t>de machine met het laagste nummer)</w:t>
+        <w:t>x = de volgordes x_m van alle machines</w:t>
       </w:r>
     </w:p>
     <w:p>
@@ -6283,29 +5611,7 @@
           <w:iCs w:val="0"/>
           <w:color w:val="auto"/>
         </w:rPr>
-        <w:t xml:space="preserve">voeg o achteraan toe aan </w:t>
-      </w:r>
-      <w:proofErr w:type="spellStart"/>
-      <w:r>
-        <w:rPr>
-          <w:rStyle w:val="Emphasis"/>
-          <w:rFonts w:eastAsiaTheme="minorEastAsia"/>
-          <w:i w:val="0"/>
-          <w:iCs w:val="0"/>
-          <w:color w:val="auto"/>
-        </w:rPr>
-        <w:t>x_m</w:t>
-      </w:r>
-      <w:proofErr w:type="spellEnd"/>
-      <w:r>
-        <w:rPr>
-          <w:rStyle w:val="Emphasis"/>
-          <w:rFonts w:eastAsiaTheme="minorEastAsia"/>
-          <w:i w:val="0"/>
-          <w:iCs w:val="0"/>
-          <w:color w:val="auto"/>
-        </w:rPr>
-        <w:t>*</w:t>
+        <w:t>totale kosten = som over alle o van p_o * max(0, t_o - d_o)</w:t>
       </w:r>
     </w:p>
     <w:p>
@@ -6319,80 +5625,6 @@
           <w:color w:val="auto"/>
         </w:rPr>
       </w:pPr>
-      <w:r>
-        <w:rPr>
-          <w:rStyle w:val="Emphasis"/>
-          <w:rFonts w:eastAsiaTheme="minorEastAsia"/>
-          <w:i w:val="0"/>
-          <w:iCs w:val="0"/>
-          <w:color w:val="auto"/>
-        </w:rPr>
-        <w:t xml:space="preserve"> </w:t>
-      </w:r>
-      <w:r>
-        <w:rPr>
-          <w:rStyle w:val="Emphasis"/>
-          <w:rFonts w:eastAsiaTheme="minorEastAsia"/>
-          <w:i w:val="0"/>
-          <w:iCs w:val="0"/>
-          <w:color w:val="auto"/>
-        </w:rPr>
-        <w:tab/>
-      </w:r>
-      <w:r>
-        <w:rPr>
-          <w:rStyle w:val="Emphasis"/>
-          <w:rFonts w:eastAsiaTheme="minorEastAsia"/>
-          <w:i w:val="0"/>
-          <w:iCs w:val="0"/>
-          <w:color w:val="auto"/>
-        </w:rPr>
-        <w:t xml:space="preserve"> </w:t>
-      </w:r>
-      <w:proofErr w:type="spellStart"/>
-      <w:r>
-        <w:rPr>
-          <w:rStyle w:val="Emphasis"/>
-          <w:rFonts w:eastAsiaTheme="minorEastAsia"/>
-          <w:i w:val="0"/>
-          <w:iCs w:val="0"/>
-          <w:color w:val="auto"/>
-        </w:rPr>
-        <w:t>t_o</w:t>
-      </w:r>
-      <w:proofErr w:type="spellEnd"/>
-      <w:r>
-        <w:rPr>
-          <w:rStyle w:val="Emphasis"/>
-          <w:rFonts w:eastAsiaTheme="minorEastAsia"/>
-          <w:i w:val="0"/>
-          <w:iCs w:val="0"/>
-          <w:color w:val="auto"/>
-        </w:rPr>
-        <w:t xml:space="preserve"> = </w:t>
-      </w:r>
-      <w:proofErr w:type="spellStart"/>
-      <w:r>
-        <w:rPr>
-          <w:rStyle w:val="Emphasis"/>
-          <w:rFonts w:eastAsiaTheme="minorEastAsia"/>
-          <w:i w:val="0"/>
-          <w:iCs w:val="0"/>
-          <w:color w:val="auto"/>
-        </w:rPr>
-        <w:t>f_m</w:t>
-      </w:r>
-      <w:proofErr w:type="spellEnd"/>
-      <w:r>
-        <w:rPr>
-          <w:rStyle w:val="Emphasis"/>
-          <w:rFonts w:eastAsiaTheme="minorEastAsia"/>
-          <w:i w:val="0"/>
-          <w:iCs w:val="0"/>
-          <w:color w:val="auto"/>
-        </w:rPr>
-        <w:t>*</w:t>
-      </w:r>
     </w:p>
     <w:p>
       <w:pPr>
@@ -6413,454 +5645,8 @@
           <w:iCs w:val="0"/>
           <w:color w:val="auto"/>
         </w:rPr>
-        <w:t xml:space="preserve"> </w:t>
-      </w:r>
-      <w:r>
-        <w:rPr>
-          <w:rStyle w:val="Emphasis"/>
-          <w:rFonts w:eastAsiaTheme="minorEastAsia"/>
-          <w:i w:val="0"/>
-          <w:iCs w:val="0"/>
-          <w:color w:val="auto"/>
-        </w:rPr>
-        <w:tab/>
-      </w:r>
-      <w:proofErr w:type="spellStart"/>
-      <w:r>
-        <w:rPr>
-          <w:rStyle w:val="Emphasis"/>
-          <w:rFonts w:eastAsiaTheme="minorEastAsia"/>
-          <w:i w:val="0"/>
-          <w:iCs w:val="0"/>
-          <w:color w:val="auto"/>
-        </w:rPr>
-        <w:t>b_m</w:t>
-      </w:r>
-      <w:proofErr w:type="spellEnd"/>
-      <w:r>
-        <w:rPr>
-          <w:rStyle w:val="Emphasis"/>
-          <w:rFonts w:eastAsiaTheme="minorEastAsia"/>
-          <w:i w:val="0"/>
-          <w:iCs w:val="0"/>
-          <w:color w:val="auto"/>
-        </w:rPr>
-        <w:t xml:space="preserve">* = </w:t>
-      </w:r>
-      <w:proofErr w:type="spellStart"/>
-      <w:r>
-        <w:rPr>
-          <w:rStyle w:val="Emphasis"/>
-          <w:rFonts w:eastAsiaTheme="minorEastAsia"/>
-          <w:i w:val="0"/>
-          <w:iCs w:val="0"/>
-          <w:color w:val="auto"/>
-        </w:rPr>
-        <w:t>f_m</w:t>
-      </w:r>
-      <w:proofErr w:type="spellEnd"/>
-      <w:r>
-        <w:rPr>
-          <w:rStyle w:val="Emphasis"/>
-          <w:rFonts w:eastAsiaTheme="minorEastAsia"/>
-          <w:i w:val="0"/>
-          <w:iCs w:val="0"/>
-          <w:color w:val="auto"/>
-        </w:rPr>
-        <w:t>*</w:t>
-      </w:r>
-    </w:p>
-    <w:p>
-      <w:pPr>
-        <w:pStyle w:val="NoSpacing"/>
-        <w:rPr>
-          <w:rStyle w:val="Emphasis"/>
-          <w:rFonts w:eastAsiaTheme="minorEastAsia"/>
-          <w:i w:val="0"/>
-          <w:iCs w:val="0"/>
-          <w:color w:val="auto"/>
-        </w:rPr>
-      </w:pPr>
-      <w:r>
-        <w:rPr>
-          <w:rStyle w:val="Emphasis"/>
-          <w:rFonts w:eastAsiaTheme="minorEastAsia"/>
-          <w:i w:val="0"/>
-          <w:iCs w:val="0"/>
-          <w:color w:val="auto"/>
-        </w:rPr>
-        <w:t xml:space="preserve">  </w:t>
-      </w:r>
-      <w:r>
-        <w:rPr>
-          <w:rStyle w:val="Emphasis"/>
-          <w:rFonts w:eastAsiaTheme="minorEastAsia"/>
-          <w:i w:val="0"/>
-          <w:iCs w:val="0"/>
-          <w:color w:val="auto"/>
-        </w:rPr>
-        <w:tab/>
-      </w:r>
-      <w:proofErr w:type="spellStart"/>
-      <w:r>
-        <w:rPr>
-          <w:rStyle w:val="Emphasis"/>
-          <w:rFonts w:eastAsiaTheme="minorEastAsia"/>
-          <w:i w:val="0"/>
-          <w:iCs w:val="0"/>
-          <w:color w:val="auto"/>
-        </w:rPr>
-        <w:t>laatste_kleur_m</w:t>
-      </w:r>
-      <w:proofErr w:type="spellEnd"/>
-      <w:r>
-        <w:rPr>
-          <w:rStyle w:val="Emphasis"/>
-          <w:rFonts w:eastAsiaTheme="minorEastAsia"/>
-          <w:i w:val="0"/>
-          <w:iCs w:val="0"/>
-          <w:color w:val="auto"/>
-        </w:rPr>
-        <w:t xml:space="preserve">* = </w:t>
-      </w:r>
-      <w:proofErr w:type="spellStart"/>
-      <w:r>
-        <w:rPr>
-          <w:rStyle w:val="Emphasis"/>
-          <w:rFonts w:eastAsiaTheme="minorEastAsia"/>
-          <w:i w:val="0"/>
-          <w:iCs w:val="0"/>
-          <w:color w:val="auto"/>
-        </w:rPr>
-        <w:t>c_o</w:t>
-      </w:r>
-      <w:proofErr w:type="spellEnd"/>
-    </w:p>
-    <w:p>
-      <w:pPr>
-        <w:pStyle w:val="NoSpacing"/>
-        <w:rPr>
-          <w:rStyle w:val="Emphasis"/>
-          <w:rFonts w:eastAsiaTheme="minorEastAsia"/>
-          <w:i w:val="0"/>
-          <w:iCs w:val="0"/>
-          <w:color w:val="auto"/>
-        </w:rPr>
-      </w:pPr>
-      <w:r>
-        <w:rPr>
-          <w:rStyle w:val="Emphasis"/>
-          <w:rFonts w:eastAsiaTheme="minorEastAsia"/>
-          <w:i w:val="0"/>
-          <w:iCs w:val="0"/>
-          <w:color w:val="auto"/>
-        </w:rPr>
-        <w:t xml:space="preserve">  </w:t>
-      </w:r>
-      <w:r>
-        <w:rPr>
-          <w:rStyle w:val="Emphasis"/>
-          <w:rFonts w:eastAsiaTheme="minorEastAsia"/>
-          <w:i w:val="0"/>
-          <w:iCs w:val="0"/>
-          <w:color w:val="auto"/>
-        </w:rPr>
-        <w:tab/>
-      </w:r>
-      <w:r>
-        <w:rPr>
-          <w:rStyle w:val="Emphasis"/>
-          <w:rFonts w:eastAsiaTheme="minorEastAsia"/>
-          <w:i w:val="0"/>
-          <w:iCs w:val="0"/>
-          <w:color w:val="auto"/>
-        </w:rPr>
-        <w:t>verwijder o uit L</w:t>
-      </w:r>
-    </w:p>
-    <w:p>
-      <w:pPr>
-        <w:pStyle w:val="NoSpacing"/>
-        <w:rPr>
-          <w:rStyle w:val="Emphasis"/>
-          <w:rFonts w:eastAsiaTheme="minorEastAsia"/>
-          <w:i w:val="0"/>
-          <w:iCs w:val="0"/>
-          <w:color w:val="auto"/>
-        </w:rPr>
-      </w:pPr>
-    </w:p>
-    <w:p>
-      <w:pPr>
-        <w:pStyle w:val="NoSpacing"/>
-        <w:rPr>
-          <w:rStyle w:val="Emphasis"/>
-          <w:rFonts w:eastAsiaTheme="minorEastAsia"/>
-          <w:i w:val="0"/>
-          <w:iCs w:val="0"/>
-          <w:color w:val="auto"/>
-        </w:rPr>
-      </w:pPr>
-      <w:r>
-        <w:rPr>
-          <w:rStyle w:val="Emphasis"/>
-          <w:rFonts w:eastAsiaTheme="minorEastAsia"/>
-          <w:i w:val="0"/>
-          <w:iCs w:val="0"/>
-          <w:color w:val="auto"/>
-        </w:rPr>
-        <w:t>Uitkomsten</w:t>
-      </w:r>
-    </w:p>
-    <w:p>
-      <w:pPr>
-        <w:pStyle w:val="NoSpacing"/>
-        <w:rPr>
-          <w:rStyle w:val="Emphasis"/>
-          <w:rFonts w:eastAsiaTheme="minorEastAsia"/>
-          <w:i w:val="0"/>
-          <w:iCs w:val="0"/>
-          <w:color w:val="auto"/>
-        </w:rPr>
-      </w:pPr>
-      <w:r>
-        <w:rPr>
-          <w:rStyle w:val="Emphasis"/>
-          <w:rFonts w:eastAsiaTheme="minorEastAsia"/>
-          <w:i w:val="0"/>
-          <w:iCs w:val="0"/>
-          <w:color w:val="auto"/>
-        </w:rPr>
-        <w:t xml:space="preserve">  </w:t>
-      </w:r>
-      <w:r>
-        <w:rPr>
-          <w:rStyle w:val="Emphasis"/>
-          <w:rFonts w:eastAsiaTheme="minorEastAsia"/>
-          <w:i w:val="0"/>
-          <w:iCs w:val="0"/>
-          <w:color w:val="auto"/>
-        </w:rPr>
-        <w:tab/>
-      </w:r>
-      <w:r>
-        <w:rPr>
-          <w:rStyle w:val="Emphasis"/>
-          <w:rFonts w:eastAsiaTheme="minorEastAsia"/>
-          <w:i w:val="0"/>
-          <w:iCs w:val="0"/>
-          <w:color w:val="auto"/>
-        </w:rPr>
-        <w:t xml:space="preserve">x = de volgordes </w:t>
-      </w:r>
-      <w:proofErr w:type="spellStart"/>
-      <w:r>
-        <w:rPr>
-          <w:rStyle w:val="Emphasis"/>
-          <w:rFonts w:eastAsiaTheme="minorEastAsia"/>
-          <w:i w:val="0"/>
-          <w:iCs w:val="0"/>
-          <w:color w:val="auto"/>
-        </w:rPr>
-        <w:t>x_m</w:t>
-      </w:r>
-      <w:proofErr w:type="spellEnd"/>
-      <w:r>
-        <w:rPr>
-          <w:rStyle w:val="Emphasis"/>
-          <w:rFonts w:eastAsiaTheme="minorEastAsia"/>
-          <w:i w:val="0"/>
-          <w:iCs w:val="0"/>
-          <w:color w:val="auto"/>
-        </w:rPr>
-        <w:t xml:space="preserve"> van alle machines</w:t>
-      </w:r>
-    </w:p>
-    <w:p>
-      <w:pPr>
-        <w:pStyle w:val="NoSpacing"/>
-        <w:rPr>
-          <w:rStyle w:val="Emphasis"/>
-          <w:rFonts w:eastAsiaTheme="minorEastAsia"/>
-          <w:i w:val="0"/>
-          <w:iCs w:val="0"/>
-          <w:color w:val="auto"/>
-        </w:rPr>
-      </w:pPr>
-      <w:r>
-        <w:rPr>
-          <w:rStyle w:val="Emphasis"/>
-          <w:rFonts w:eastAsiaTheme="minorEastAsia"/>
-          <w:i w:val="0"/>
-          <w:iCs w:val="0"/>
-          <w:color w:val="auto"/>
-        </w:rPr>
-        <w:t xml:space="preserve">  </w:t>
-      </w:r>
-      <w:r>
-        <w:rPr>
-          <w:rStyle w:val="Emphasis"/>
-          <w:rFonts w:eastAsiaTheme="minorEastAsia"/>
-          <w:i w:val="0"/>
-          <w:iCs w:val="0"/>
-          <w:color w:val="auto"/>
-        </w:rPr>
-        <w:tab/>
-      </w:r>
-      <w:r>
-        <w:rPr>
-          <w:rStyle w:val="Emphasis"/>
-          <w:rFonts w:eastAsiaTheme="minorEastAsia"/>
-          <w:i w:val="0"/>
-          <w:iCs w:val="0"/>
-          <w:color w:val="auto"/>
-        </w:rPr>
-        <w:t xml:space="preserve">totale kosten = som over alle o van </w:t>
-      </w:r>
-      <w:proofErr w:type="spellStart"/>
-      <w:r>
-        <w:rPr>
-          <w:rStyle w:val="Emphasis"/>
-          <w:rFonts w:eastAsiaTheme="minorEastAsia"/>
-          <w:i w:val="0"/>
-          <w:iCs w:val="0"/>
-          <w:color w:val="auto"/>
-        </w:rPr>
-        <w:t>p_o</w:t>
-      </w:r>
-      <w:proofErr w:type="spellEnd"/>
-      <w:r>
-        <w:rPr>
-          <w:rStyle w:val="Emphasis"/>
-          <w:rFonts w:eastAsiaTheme="minorEastAsia"/>
-          <w:i w:val="0"/>
-          <w:iCs w:val="0"/>
-          <w:color w:val="auto"/>
-        </w:rPr>
-        <w:t xml:space="preserve"> * max(0, </w:t>
-      </w:r>
-      <w:proofErr w:type="spellStart"/>
-      <w:r>
-        <w:rPr>
-          <w:rStyle w:val="Emphasis"/>
-          <w:rFonts w:eastAsiaTheme="minorEastAsia"/>
-          <w:i w:val="0"/>
-          <w:iCs w:val="0"/>
-          <w:color w:val="auto"/>
-        </w:rPr>
-        <w:t>t_o</w:t>
-      </w:r>
-      <w:proofErr w:type="spellEnd"/>
-      <w:r>
-        <w:rPr>
-          <w:rStyle w:val="Emphasis"/>
-          <w:rFonts w:eastAsiaTheme="minorEastAsia"/>
-          <w:i w:val="0"/>
-          <w:iCs w:val="0"/>
-          <w:color w:val="auto"/>
-        </w:rPr>
-        <w:t xml:space="preserve"> - </w:t>
-      </w:r>
-      <w:proofErr w:type="spellStart"/>
-      <w:r>
-        <w:rPr>
-          <w:rStyle w:val="Emphasis"/>
-          <w:rFonts w:eastAsiaTheme="minorEastAsia"/>
-          <w:i w:val="0"/>
-          <w:iCs w:val="0"/>
-          <w:color w:val="auto"/>
-        </w:rPr>
-        <w:t>d_o</w:t>
-      </w:r>
-      <w:proofErr w:type="spellEnd"/>
-      <w:r>
-        <w:rPr>
-          <w:rStyle w:val="Emphasis"/>
-          <w:rFonts w:eastAsiaTheme="minorEastAsia"/>
-          <w:i w:val="0"/>
-          <w:iCs w:val="0"/>
-          <w:color w:val="auto"/>
-        </w:rPr>
-        <w:t>)</w:t>
-      </w:r>
-    </w:p>
-    <w:p>
-      <w:pPr>
-        <w:pStyle w:val="NoSpacing"/>
-        <w:rPr>
-          <w:rStyle w:val="Emphasis"/>
-          <w:rFonts w:eastAsiaTheme="minorEastAsia"/>
-          <w:i w:val="0"/>
-          <w:iCs w:val="0"/>
-          <w:color w:val="auto"/>
-        </w:rPr>
-      </w:pPr>
-    </w:p>
-    <w:p>
-      <w:pPr>
-        <w:pStyle w:val="NoSpacing"/>
-        <w:rPr>
-          <w:rStyle w:val="Emphasis"/>
-          <w:rFonts w:eastAsiaTheme="minorEastAsia"/>
-          <w:i w:val="0"/>
-          <w:iCs w:val="0"/>
-          <w:color w:val="auto"/>
-        </w:rPr>
-      </w:pPr>
-      <w:r>
-        <w:rPr>
-          <w:rStyle w:val="Emphasis"/>
-          <w:rFonts w:eastAsiaTheme="minorEastAsia"/>
-          <w:i w:val="0"/>
-          <w:iCs w:val="0"/>
-          <w:color w:val="auto"/>
-        </w:rPr>
         <w:lastRenderedPageBreak/>
-        <w:t xml:space="preserve">De pseudocode is zelf opgesteld, met het </w:t>
-      </w:r>
-      <w:proofErr w:type="spellStart"/>
-      <w:r>
-        <w:rPr>
-          <w:rStyle w:val="Emphasis"/>
-          <w:rFonts w:eastAsiaTheme="minorEastAsia"/>
-          <w:i w:val="0"/>
-          <w:iCs w:val="0"/>
-          <w:color w:val="auto"/>
-        </w:rPr>
-        <w:t>constructive</w:t>
-      </w:r>
-      <w:proofErr w:type="spellEnd"/>
-      <w:r>
-        <w:rPr>
-          <w:rStyle w:val="Emphasis"/>
-          <w:rFonts w:eastAsiaTheme="minorEastAsia"/>
-          <w:i w:val="0"/>
-          <w:iCs w:val="0"/>
-          <w:color w:val="auto"/>
-        </w:rPr>
-        <w:t xml:space="preserve"> search-principe uit </w:t>
-      </w:r>
-      <w:proofErr w:type="spellStart"/>
-      <w:r>
-        <w:rPr>
-          <w:rStyle w:val="Emphasis"/>
-          <w:rFonts w:eastAsiaTheme="minorEastAsia"/>
-          <w:i w:val="0"/>
-          <w:iCs w:val="0"/>
-          <w:color w:val="auto"/>
-        </w:rPr>
-        <w:t>Rardin</w:t>
-      </w:r>
-      <w:proofErr w:type="spellEnd"/>
-      <w:r>
-        <w:rPr>
-          <w:rStyle w:val="Emphasis"/>
-          <w:rFonts w:eastAsiaTheme="minorEastAsia"/>
-          <w:i w:val="0"/>
-          <w:iCs w:val="0"/>
-          <w:color w:val="auto"/>
-        </w:rPr>
-        <w:t xml:space="preserve"> (2017) als uitgangspunt</w:t>
+        <w:t>De pseudocode is zelf opgesteld, met het constructive search-principe uit Rardin (2017) als uitgangspunt</w:t>
       </w:r>
     </w:p>
     <w:p>
@@ -6897,22 +5683,8 @@
           <w:sz w:val="36"/>
           <w:szCs w:val="36"/>
         </w:rPr>
-        <w:t xml:space="preserve"> </w:t>
-      </w:r>
-      <w:proofErr w:type="spellStart"/>
-      <w:r>
-        <w:rPr>
-          <w:rStyle w:val="Emphasis"/>
-          <w:rFonts w:eastAsiaTheme="minorEastAsia"/>
-          <w:i w:val="0"/>
-          <w:iCs w:val="0"/>
-          <w:color w:val="FF0000"/>
-          <w:sz w:val="36"/>
-          <w:szCs w:val="36"/>
-        </w:rPr>
-        <w:t>reference</w:t>
-      </w:r>
-      <w:proofErr w:type="spellEnd"/>
+        <w:t xml:space="preserve"> reference</w:t>
+      </w:r>
     </w:p>
     <w:p>
       <w:pPr>
@@ -6953,59 +5725,31 @@
         <w:rPr>
           <w:rStyle w:val="SubtleEmphasis"/>
         </w:rPr>
-        <w:t xml:space="preserve">Je kunt pseudocode uit </w:t>
-      </w:r>
-      <w:proofErr w:type="spellStart"/>
+        <w:t>Je kunt pseudocode uit Rardin gebruiken als vertrekpunt</w:t>
+      </w:r>
       <w:r>
         <w:rPr>
           <w:rStyle w:val="SubtleEmphasis"/>
         </w:rPr>
-        <w:t>Rardin</w:t>
-      </w:r>
-      <w:proofErr w:type="spellEnd"/>
+        <w:t>, en deze wijzigen of aanvullen</w:t>
+      </w:r>
       <w:r>
         <w:rPr>
           <w:rStyle w:val="SubtleEmphasis"/>
         </w:rPr>
-        <w:t xml:space="preserve"> gebruiken als vertrekpunt</w:t>
+        <w:t>.</w:t>
       </w:r>
       <w:r>
         <w:rPr>
           <w:rStyle w:val="SubtleEmphasis"/>
         </w:rPr>
-        <w:t>, en deze wijzigen of aanvullen</w:t>
+        <w:t xml:space="preserve"> In dat geval is het gepast om </w:t>
       </w:r>
       <w:r>
         <w:rPr>
           <w:rStyle w:val="SubtleEmphasis"/>
         </w:rPr>
-        <w:t>.</w:t>
-      </w:r>
-      <w:r>
-        <w:rPr>
-          <w:rStyle w:val="SubtleEmphasis"/>
-        </w:rPr>
-        <w:t xml:space="preserve"> In dat geval is het gepast om </w:t>
-      </w:r>
-      <w:r>
-        <w:rPr>
-          <w:rStyle w:val="SubtleEmphasis"/>
-        </w:rPr>
-        <w:t xml:space="preserve">een verwijzing naar </w:t>
-      </w:r>
-      <w:proofErr w:type="spellStart"/>
-      <w:r>
-        <w:rPr>
-          <w:rStyle w:val="SubtleEmphasis"/>
-        </w:rPr>
-        <w:t>Rardin</w:t>
-      </w:r>
-      <w:proofErr w:type="spellEnd"/>
-      <w:r>
-        <w:rPr>
-          <w:rStyle w:val="SubtleEmphasis"/>
-        </w:rPr>
-        <w:t xml:space="preserve"> op te nemen.</w:t>
+        <w:t>een verwijzing naar Rardin op te nemen.</w:t>
       </w:r>
     </w:p>
     <w:p>
@@ -7013,15 +5757,7 @@
         <w:pStyle w:val="Heading2"/>
       </w:pPr>
       <w:r>
-        <w:t xml:space="preserve">Discrete </w:t>
-      </w:r>
-      <w:proofErr w:type="spellStart"/>
-      <w:r>
-        <w:t>Improving</w:t>
-      </w:r>
-      <w:proofErr w:type="spellEnd"/>
-      <w:r>
-        <w:t xml:space="preserve"> Search</w:t>
+        <w:t>Discrete Improving Search</w:t>
       </w:r>
     </w:p>
     <w:p>
@@ -7269,7 +6005,6 @@
           <w:color w:val="auto"/>
         </w:rPr>
       </w:pPr>
-      <w:proofErr w:type="spellStart"/>
       <w:r>
         <w:rPr>
           <w:rStyle w:val="Emphasis"/>
@@ -7279,7 +6014,6 @@
         </w:rPr>
         <w:t>Insertion</w:t>
       </w:r>
-      <w:proofErr w:type="spellEnd"/>
     </w:p>
     <w:p>
       <w:pPr>
@@ -7335,34 +6069,7 @@
           <w:iCs w:val="0"/>
           <w:color w:val="auto"/>
         </w:rPr>
-        <w:t xml:space="preserve">Tussen machines: </w:t>
-      </w:r>
-      <w:r>
-        <w:rPr>
-          <w:rStyle w:val="Emphasis"/>
-          <w:i w:val="0"/>
-          <w:iCs w:val="0"/>
-          <w:color w:val="auto"/>
-        </w:rPr>
-        <w:t xml:space="preserve">verplaatsen van één order naar een andere positie op </w:t>
-      </w:r>
-      <w:r>
-        <w:rPr>
-          <w:rStyle w:val="Emphasis"/>
-          <w:i w:val="0"/>
-          <w:iCs w:val="0"/>
-          <w:color w:val="auto"/>
-        </w:rPr>
-        <w:t>een andere</w:t>
-      </w:r>
-      <w:r>
-        <w:rPr>
-          <w:rStyle w:val="Emphasis"/>
-          <w:i w:val="0"/>
-          <w:iCs w:val="0"/>
-          <w:color w:val="auto"/>
-        </w:rPr>
-        <w:t xml:space="preserve"> machine. </w:t>
+        <w:t xml:space="preserve">Tussen machines: verplaatsen van één order naar een andere positie op een andere machine. </w:t>
       </w:r>
       <w:r>
         <w:rPr>
@@ -7419,6 +6126,69 @@
         </w:rPr>
         <w:t>Uiteindelijk heb ik gekozen</w:t>
       </w:r>
+      <w:r>
+        <w:rPr>
+          <w:rStyle w:val="Emphasis"/>
+          <w:i w:val="0"/>
+          <w:iCs w:val="0"/>
+          <w:color w:val="auto"/>
+        </w:rPr>
+        <w:t xml:space="preserve"> voor insertion tussen machines</w:t>
+      </w:r>
+      <w:r>
+        <w:rPr>
+          <w:rStyle w:val="Emphasis"/>
+          <w:i w:val="0"/>
+          <w:iCs w:val="0"/>
+          <w:color w:val="auto"/>
+        </w:rPr>
+        <w:t xml:space="preserve"> aangezien dit beter is dan swap. </w:t>
+      </w:r>
+      <w:r>
+        <w:rPr>
+          <w:rStyle w:val="Emphasis"/>
+          <w:i w:val="0"/>
+          <w:iCs w:val="0"/>
+          <w:color w:val="auto"/>
+        </w:rPr>
+        <w:t>Je kunt namelijk een order verplaatsen naar een betere oplossing, zonder rekening te houden met een andere order die mee moet. Ook zorg</w:t>
+      </w:r>
+      <w:r>
+        <w:rPr>
+          <w:rStyle w:val="Emphasis"/>
+          <w:i w:val="0"/>
+          <w:iCs w:val="0"/>
+          <w:color w:val="auto"/>
+        </w:rPr>
+        <w:t>t insertion tussen machines ervoor dat er een grotere buurruimtestructuur is waardoor je een betere oplossing krijgt. Het nadeel is wel dat dit wat langer kan duren, maar in dit geval</w:t>
+      </w:r>
+      <w:r>
+        <w:rPr>
+          <w:rStyle w:val="Emphasis"/>
+          <w:i w:val="0"/>
+          <w:iCs w:val="0"/>
+          <w:color w:val="auto"/>
+        </w:rPr>
+        <w:t>, met een redelijk kleine dataset,</w:t>
+      </w:r>
+      <w:r>
+        <w:rPr>
+          <w:rStyle w:val="Emphasis"/>
+          <w:i w:val="0"/>
+          <w:iCs w:val="0"/>
+          <w:color w:val="auto"/>
+        </w:rPr>
+        <w:t xml:space="preserve"> vond ik </w:t>
+      </w:r>
+      <w:r>
+        <w:rPr>
+          <w:rStyle w:val="Emphasis"/>
+          <w:i w:val="0"/>
+          <w:iCs w:val="0"/>
+          <w:color w:val="auto"/>
+        </w:rPr>
+        <w:t>optimalisatiegraad belangrijker dan snelheid.</w:t>
+      </w:r>
     </w:p>
     <w:p>
       <w:pPr>
@@ -7427,164 +6197,6 @@
           <w:color w:val="FF0000"/>
         </w:rPr>
       </w:pPr>
-    </w:p>
-    <w:p>
-      <w:pPr>
-        <w:rPr>
-          <w:rStyle w:val="Emphasis"/>
-          <w:color w:val="FF0000"/>
-        </w:rPr>
-      </w:pPr>
-      <w:r>
-        <w:rPr>
-          <w:rStyle w:val="Emphasis"/>
-          <w:color w:val="FF0000"/>
-        </w:rPr>
-        <w:t>Wat is waarschijnlijk het beste voor deze opdracht?</w:t>
-      </w:r>
-    </w:p>
-    <w:p>
-      <w:pPr>
-        <w:rPr>
-          <w:rStyle w:val="Emphasis"/>
-          <w:color w:val="FF0000"/>
-        </w:rPr>
-      </w:pPr>
-    </w:p>
-    <w:p>
-      <w:pPr>
-        <w:rPr>
-          <w:rStyle w:val="Emphasis"/>
-          <w:color w:val="FF0000"/>
-        </w:rPr>
-      </w:pPr>
-      <w:r>
-        <w:rPr>
-          <w:rStyle w:val="Emphasis"/>
-          <w:color w:val="FF0000"/>
-        </w:rPr>
-        <w:t xml:space="preserve">Optie 4, </w:t>
-      </w:r>
-      <w:proofErr w:type="spellStart"/>
-      <w:r>
-        <w:rPr>
-          <w:rStyle w:val="Emphasis"/>
-          <w:color w:val="FF0000"/>
-        </w:rPr>
-        <w:t>insertion</w:t>
-      </w:r>
-      <w:proofErr w:type="spellEnd"/>
-      <w:r>
-        <w:rPr>
-          <w:rStyle w:val="Emphasis"/>
-          <w:color w:val="FF0000"/>
-        </w:rPr>
-        <w:t xml:space="preserve"> tussen machines, gecombineerd met optie 1 of 2 in dezelfde neighbourhood. Redenen:</w:t>
-      </w:r>
-    </w:p>
-    <w:p>
-      <w:pPr>
-        <w:rPr>
-          <w:rStyle w:val="Emphasis"/>
-          <w:color w:val="FF0000"/>
-        </w:rPr>
-      </w:pPr>
-    </w:p>
-    <w:p>
-      <w:pPr>
-        <w:rPr>
-          <w:rStyle w:val="Emphasis"/>
-          <w:color w:val="FF0000"/>
-        </w:rPr>
-      </w:pPr>
-      <w:r>
-        <w:rPr>
-          <w:rStyle w:val="Emphasis"/>
-          <w:color w:val="FF0000"/>
-        </w:rPr>
-        <w:lastRenderedPageBreak/>
-        <w:t xml:space="preserve">Je hebt drie machines met verschillende snelheden. Een structuur die alleen binnen één machine werkt (optie 1, 3, 5) kan een order nooit van een trage naar een snelle machine verplaatsen, ook al zou dat de </w:t>
-      </w:r>
-      <w:proofErr w:type="spellStart"/>
-      <w:r>
-        <w:rPr>
-          <w:rStyle w:val="Emphasis"/>
-          <w:color w:val="FF0000"/>
-        </w:rPr>
-        <w:t>tardiness</w:t>
-      </w:r>
-      <w:proofErr w:type="spellEnd"/>
-      <w:r>
-        <w:rPr>
-          <w:rStyle w:val="Emphasis"/>
-          <w:color w:val="FF0000"/>
-        </w:rPr>
-        <w:t xml:space="preserve"> flink verlagen.</w:t>
-      </w:r>
-    </w:p>
-    <w:p>
-      <w:pPr>
-        <w:rPr>
-          <w:rStyle w:val="Emphasis"/>
-          <w:color w:val="FF0000"/>
-        </w:rPr>
-      </w:pPr>
-      <w:proofErr w:type="spellStart"/>
-      <w:r>
-        <w:rPr>
-          <w:rStyle w:val="Emphasis"/>
-          <w:color w:val="FF0000"/>
-        </w:rPr>
-        <w:t>Insertion</w:t>
-      </w:r>
-      <w:proofErr w:type="spellEnd"/>
-      <w:r>
-        <w:rPr>
-          <w:rStyle w:val="Emphasis"/>
-          <w:color w:val="FF0000"/>
-        </w:rPr>
-        <w:t xml:space="preserve"> is krachtiger dan swap: bij een swap moet je altijd twee orders tegelijk offeren, terwijl </w:t>
-      </w:r>
-      <w:proofErr w:type="spellStart"/>
-      <w:r>
-        <w:rPr>
-          <w:rStyle w:val="Emphasis"/>
-          <w:color w:val="FF0000"/>
-        </w:rPr>
-        <w:t>insertion</w:t>
-      </w:r>
-      <w:proofErr w:type="spellEnd"/>
-      <w:r>
-        <w:rPr>
-          <w:rStyle w:val="Emphasis"/>
-          <w:color w:val="FF0000"/>
-        </w:rPr>
-        <w:t xml:space="preserve"> één order op de beste plek kan zetten zonder dat er iets anders hoeft te verschuiven.</w:t>
-      </w:r>
-    </w:p>
-    <w:p>
-      <w:pPr>
-        <w:rPr>
-          <w:rStyle w:val="Emphasis"/>
-          <w:color w:val="FF0000"/>
-        </w:rPr>
-      </w:pPr>
-      <w:proofErr w:type="spellStart"/>
-      <w:r>
-        <w:rPr>
-          <w:rStyle w:val="Emphasis"/>
-          <w:color w:val="FF0000"/>
-        </w:rPr>
-        <w:t>Setups</w:t>
-      </w:r>
-      <w:proofErr w:type="spellEnd"/>
-      <w:r>
-        <w:rPr>
-          <w:rStyle w:val="Emphasis"/>
-          <w:color w:val="FF0000"/>
-        </w:rPr>
-        <w:t xml:space="preserve"> spelen een grote rol in je doelfunctie (indirect, via de tijdlijn), dus een structuur die posities binnen een machine kan aanpassen (om gelijke kleuren bij elkaar te zetten) is waardevol.</w:t>
-      </w:r>
     </w:p>
     <w:p>
       <w:pPr>
@@ -7594,6 +6206,7 @@
         </w:tabs>
       </w:pPr>
       <w:r>
+        <w:lastRenderedPageBreak/>
         <w:t>Zoekstrategie</w:t>
       </w:r>
     </w:p>
@@ -7613,35 +6226,123 @@
         <w:rPr>
           <w:rStyle w:val="Emphasis"/>
         </w:rPr>
-        <w:t xml:space="preserve"> Benoem bijvoorbeeld of first </w:t>
-      </w:r>
-      <w:proofErr w:type="spellStart"/>
-      <w:r>
-        <w:rPr>
-          <w:rStyle w:val="Emphasis"/>
-        </w:rPr>
-        <w:t>improvement</w:t>
-      </w:r>
-      <w:proofErr w:type="spellEnd"/>
-      <w:r>
-        <w:rPr>
-          <w:rStyle w:val="Emphasis"/>
-        </w:rPr>
-        <w:t xml:space="preserve"> of best </w:t>
-      </w:r>
-      <w:proofErr w:type="spellStart"/>
-      <w:r>
-        <w:rPr>
-          <w:rStyle w:val="Emphasis"/>
-        </w:rPr>
-        <w:t>improvement</w:t>
-      </w:r>
-      <w:proofErr w:type="spellEnd"/>
-      <w:r>
-        <w:rPr>
-          <w:rStyle w:val="Emphasis"/>
-        </w:rPr>
-        <w:t xml:space="preserve"> wordt gebruikt. Leg uit in welke volgorde moves worden onderzocht.</w:t>
+        <w:t xml:space="preserve"> Benoem bijvoorbeeld of first improvement of best improvement wordt gebruikt. Leg uit in welke volgorde moves worden onderzocht.</w:t>
+      </w:r>
+    </w:p>
+    <w:p>
+      <w:pPr>
+        <w:rPr>
+          <w:rStyle w:val="Emphasis"/>
+          <w:i w:val="0"/>
+          <w:iCs w:val="0"/>
+          <w:color w:val="auto"/>
+        </w:rPr>
+      </w:pPr>
+      <w:r>
+        <w:rPr>
+          <w:rStyle w:val="Emphasis"/>
+          <w:i w:val="0"/>
+          <w:iCs w:val="0"/>
+          <w:color w:val="auto"/>
+        </w:rPr>
+        <w:t>De zoekstrategie pakt een order en bekijkt elke mogelijke positie</w:t>
+      </w:r>
+      <w:r>
+        <w:rPr>
+          <w:rStyle w:val="Emphasis"/>
+          <w:i w:val="0"/>
+          <w:iCs w:val="0"/>
+          <w:color w:val="auto"/>
+        </w:rPr>
+        <w:t xml:space="preserve"> op alle machines, behalve de positie waar hij zelf als staat. De buurruimte is dus alle mogelijke posities</w:t>
+      </w:r>
+      <w:r>
+        <w:rPr>
+          <w:rStyle w:val="Emphasis"/>
+          <w:i w:val="0"/>
+          <w:iCs w:val="0"/>
+          <w:color w:val="auto"/>
+        </w:rPr>
+        <w:t xml:space="preserve"> en hij onthoudt alleen </w:t>
+      </w:r>
+      <w:r>
+        <w:rPr>
+          <w:rStyle w:val="Emphasis"/>
+          <w:i w:val="0"/>
+          <w:iCs w:val="0"/>
+          <w:color w:val="auto"/>
+        </w:rPr>
+        <w:t xml:space="preserve">een specifieke </w:t>
+      </w:r>
+      <w:r>
+        <w:rPr>
+          <w:rStyle w:val="Emphasis"/>
+          <w:i w:val="0"/>
+          <w:iCs w:val="0"/>
+          <w:color w:val="auto"/>
+        </w:rPr>
+        <w:t xml:space="preserve">positie wanneer deze beter is dan alle andere posities die </w:t>
+      </w:r>
+      <w:r>
+        <w:rPr>
+          <w:rStyle w:val="Emphasis"/>
+          <w:i w:val="0"/>
+          <w:iCs w:val="0"/>
+          <w:color w:val="auto"/>
+        </w:rPr>
+        <w:t>hij</w:t>
+      </w:r>
+      <w:r>
+        <w:rPr>
+          <w:rStyle w:val="Emphasis"/>
+          <w:i w:val="0"/>
+          <w:iCs w:val="0"/>
+          <w:color w:val="auto"/>
+        </w:rPr>
+        <w:t xml:space="preserve"> tot nu toe he</w:t>
+      </w:r>
+      <w:r>
+        <w:rPr>
+          <w:rStyle w:val="Emphasis"/>
+          <w:i w:val="0"/>
+          <w:iCs w:val="0"/>
+          <w:color w:val="auto"/>
+        </w:rPr>
+        <w:t>ef</w:t>
+      </w:r>
+      <w:r>
+        <w:rPr>
+          <w:rStyle w:val="Emphasis"/>
+          <w:i w:val="0"/>
+          <w:iCs w:val="0"/>
+          <w:color w:val="auto"/>
+        </w:rPr>
+        <w:t>t doorlopen.</w:t>
+      </w:r>
+      <w:r>
+        <w:rPr>
+          <w:rStyle w:val="Emphasis"/>
+          <w:i w:val="0"/>
+          <w:iCs w:val="0"/>
+          <w:color w:val="auto"/>
+        </w:rPr>
+        <w:t xml:space="preserve"> Hierdoor maak ik gebruik van ‘</w:t>
+      </w:r>
+      <w:r>
+        <w:rPr>
+          <w:rStyle w:val="Emphasis"/>
+          <w:color w:val="auto"/>
+        </w:rPr>
+        <w:t>best improvement</w:t>
+      </w:r>
+      <w:r>
+        <w:rPr>
+          <w:rStyle w:val="Emphasis"/>
+          <w:i w:val="0"/>
+          <w:iCs w:val="0"/>
+          <w:color w:val="auto"/>
+        </w:rPr>
+        <w:t xml:space="preserve">’. </w:t>
       </w:r>
     </w:p>
     <w:p>
@@ -7652,13 +6353,8 @@
         </w:tabs>
       </w:pPr>
       <w:r>
-        <w:t xml:space="preserve">Stopconditie en lokale </w:t>
-      </w:r>
-      <w:proofErr w:type="spellStart"/>
-      <w:r>
-        <w:t>optimaliteit</w:t>
-      </w:r>
-      <w:proofErr w:type="spellEnd"/>
+        <w:t>Stopconditie en lokale optimaliteit</w:t>
+      </w:r>
       <w:r>
         <w:tab/>
       </w:r>
@@ -7685,21 +6381,7 @@
         <w:rPr>
           <w:rStyle w:val="Emphasis"/>
         </w:rPr>
-        <w:t xml:space="preserve">wanneer de Discrete </w:t>
-      </w:r>
-      <w:proofErr w:type="spellStart"/>
-      <w:r>
-        <w:rPr>
-          <w:rStyle w:val="Emphasis"/>
-        </w:rPr>
-        <w:t>Improving</w:t>
-      </w:r>
-      <w:proofErr w:type="spellEnd"/>
-      <w:r>
-        <w:rPr>
-          <w:rStyle w:val="Emphasis"/>
-        </w:rPr>
-        <w:t xml:space="preserve"> Search stopt en waarom het eindresultaat dan lokaal optimaal is ten opzichte van de gekozen buurruimte.</w:t>
+        <w:t>wanneer de Discrete Improving Search stopt en waarom het eindresultaat dan lokaal optimaal is ten opzichte van de gekozen buurruimte.</w:t>
       </w:r>
       <w:r>
         <w:rPr>
@@ -7711,21 +6393,7 @@
         <w:rPr>
           <w:rStyle w:val="Emphasis"/>
         </w:rPr>
-        <w:t xml:space="preserve">de stopconditie en lokale </w:t>
-      </w:r>
-      <w:proofErr w:type="spellStart"/>
-      <w:r>
-        <w:rPr>
-          <w:rStyle w:val="Emphasis"/>
-        </w:rPr>
-        <w:t>optimaliteit</w:t>
-      </w:r>
-      <w:proofErr w:type="spellEnd"/>
-      <w:r>
-        <w:rPr>
-          <w:rStyle w:val="Emphasis"/>
-        </w:rPr>
-        <w:t xml:space="preserve"> ook al zou moeten blijken.</w:t>
+        <w:t>de stopconditie en lokale optimaliteit ook al zou moeten blijken.</w:t>
       </w:r>
       <w:r>
         <w:rPr>
@@ -7752,21 +6420,7 @@
         <w:rPr>
           <w:rStyle w:val="Emphasis"/>
         </w:rPr>
-        <w:t xml:space="preserve">Geef de volledige logica van de Discrete </w:t>
-      </w:r>
-      <w:proofErr w:type="spellStart"/>
-      <w:r>
-        <w:rPr>
-          <w:rStyle w:val="Emphasis"/>
-        </w:rPr>
-        <w:t>Improving</w:t>
-      </w:r>
-      <w:proofErr w:type="spellEnd"/>
-      <w:r>
-        <w:rPr>
-          <w:rStyle w:val="Emphasis"/>
-        </w:rPr>
-        <w:t xml:space="preserve"> Search weer in pseudocode.</w:t>
+        <w:t>Geef de volledige logica van de Discrete Improving Search weer in pseudocode.</w:t>
       </w:r>
     </w:p>
     <w:p>
@@ -7797,47 +6451,174 @@
         <w:rPr>
           <w:rStyle w:val="SubtleEmphasis"/>
         </w:rPr>
-        <w:t xml:space="preserve">Je kunt pseudocode uit </w:t>
-      </w:r>
-      <w:proofErr w:type="spellStart"/>
+        <w:t>Je kunt pseudocode uit Rardin gebruiken als vertrekpunt, en deze wijzigen of aanvullen</w:t>
+      </w:r>
       <w:r>
         <w:rPr>
           <w:rStyle w:val="SubtleEmphasis"/>
         </w:rPr>
-        <w:t>Rardin</w:t>
-      </w:r>
-      <w:proofErr w:type="spellEnd"/>
+        <w:t>.</w:t>
+      </w:r>
       <w:r>
         <w:rPr>
           <w:rStyle w:val="SubtleEmphasis"/>
         </w:rPr>
-        <w:t xml:space="preserve"> gebruiken als vertrekpunt, en deze wijzigen of aanvullen</w:t>
-      </w:r>
-      <w:r>
-        <w:rPr>
-          <w:rStyle w:val="SubtleEmphasis"/>
+        <w:t xml:space="preserve"> In dat geval is het gepast om een verwijzing naar Rardin op te nemen.</w:t>
+      </w:r>
+    </w:p>
+    <w:p>
+      <w:pPr>
+        <w:pStyle w:val="Heading2"/>
+      </w:pPr>
+      <w:r>
+        <w:t>Metaheuristiek</w:t>
+      </w:r>
+    </w:p>
+    <w:p>
+      <w:pPr>
+        <w:pStyle w:val="Doelvanhoofdstuk"/>
+        <w:rPr>
+          <w:rStyle w:val="Emphasis"/>
+        </w:rPr>
+      </w:pPr>
+      <w:r>
+        <w:t>In deze paragraaf b</w:t>
+      </w:r>
+      <w:r>
+        <w:t xml:space="preserve">eschrijf </w:t>
+      </w:r>
+      <w:r>
+        <w:t xml:space="preserve">je </w:t>
+      </w:r>
+      <w:r>
+        <w:t>het ontwerp van de gekozen metaheuristiek en verantwoord</w:t>
+      </w:r>
+      <w:r>
+        <w:t xml:space="preserve"> je</w:t>
+      </w:r>
+      <w:r>
+        <w:t xml:space="preserve"> de belangrijkste ontwerpkeuzes</w:t>
+      </w:r>
+      <w:r>
+        <w:rPr>
+          <w:rStyle w:val="Emphasis"/>
         </w:rPr>
         <w:t>.</w:t>
       </w:r>
-      <w:r>
-        <w:rPr>
-          <w:rStyle w:val="SubtleEmphasis"/>
-        </w:rPr>
-        <w:t xml:space="preserve"> In dat geval is het gepast om een verwijzing naar </w:t>
-      </w:r>
-      <w:proofErr w:type="spellStart"/>
-      <w:r>
-        <w:rPr>
-          <w:rStyle w:val="SubtleEmphasis"/>
-        </w:rPr>
-        <w:t>Rardin</w:t>
-      </w:r>
-      <w:proofErr w:type="spellEnd"/>
-      <w:r>
-        <w:rPr>
-          <w:rStyle w:val="SubtleEmphasis"/>
-        </w:rPr>
-        <w:t xml:space="preserve"> op te nemen.</w:t>
+    </w:p>
+    <w:p>
+      <w:pPr>
+        <w:pStyle w:val="Heading3"/>
+      </w:pPr>
+      <w:r>
+        <w:t>Werking van de metaheuristiek</w:t>
+      </w:r>
+    </w:p>
+    <w:p>
+      <w:r>
+        <w:rPr>
+          <w:rStyle w:val="Emphasis"/>
+        </w:rPr>
+        <w:t xml:space="preserve">Leg uit hoe de metaheuristiek oplossingen genereert en hoe wordt bepaald welke oplossing wordt geaccepteerd. Beschrijf welke buurruimtestructuur of moves </w:t>
+      </w:r>
+      <w:r>
+        <w:rPr>
+          <w:rStyle w:val="Emphasis"/>
+        </w:rPr>
+        <w:t xml:space="preserve">je hebt overwogen en welke uiteindelijk </w:t>
+      </w:r>
+      <w:r>
+        <w:rPr>
+          <w:rStyle w:val="Emphasis"/>
+        </w:rPr>
+        <w:t>worden gebruikt. Leg uit hoe de methode voorkomt dat zij uitsluitend in één mogelijk slecht lokaal optimum blijft steken. Beschrijf hoe kandidaatoplossingen worden geaccepteerd</w:t>
+      </w:r>
+      <w:r>
+        <w:t xml:space="preserve"> of verworpen. </w:t>
+      </w:r>
+    </w:p>
+    <w:p>
+      <w:pPr>
+        <w:pStyle w:val="Heading3"/>
+      </w:pPr>
+      <w:r>
+        <w:t>Parameters en stopconditie</w:t>
+      </w:r>
+    </w:p>
+    <w:p>
+      <w:pPr>
+        <w:rPr>
+          <w:rStyle w:val="Emphasis"/>
+        </w:rPr>
+      </w:pPr>
+      <w:r>
+        <w:rPr>
+          <w:rStyle w:val="Emphasis"/>
+        </w:rPr>
+        <w:t>Geef een overzicht</w:t>
+      </w:r>
+      <w:r>
+        <w:rPr>
+          <w:rStyle w:val="Emphasis"/>
+        </w:rPr>
+        <w:t xml:space="preserve"> </w:t>
+      </w:r>
+      <w:r>
+        <w:rPr>
+          <w:rStyle w:val="Emphasis"/>
+        </w:rPr>
+        <w:t xml:space="preserve">van </w:t>
+      </w:r>
+      <w:r>
+        <w:rPr>
+          <w:rStyle w:val="Emphasis"/>
+        </w:rPr>
+        <w:t xml:space="preserve">parameters </w:t>
+      </w:r>
+      <w:r>
+        <w:rPr>
+          <w:rStyle w:val="Emphasis"/>
+        </w:rPr>
+        <w:t xml:space="preserve">die </w:t>
+      </w:r>
+      <w:r>
+        <w:rPr>
+          <w:rStyle w:val="Emphasis"/>
+        </w:rPr>
+        <w:t>de werking van de metaheuristiek bepalen</w:t>
+      </w:r>
+      <w:r>
+        <w:rPr>
+          <w:rStyle w:val="Emphasis"/>
+        </w:rPr>
+        <w:t>. Beschrijf beknopt in woorden</w:t>
+      </w:r>
+      <w:r>
+        <w:rPr>
+          <w:rStyle w:val="Emphasis"/>
+        </w:rPr>
+        <w:t xml:space="preserve"> welke stopconditie wordt gebruikt.</w:t>
+      </w:r>
+    </w:p>
+    <w:p>
+      <w:pPr>
+        <w:pStyle w:val="Heading3"/>
+      </w:pPr>
+      <w:r>
+        <w:t>Pseudocode</w:t>
+      </w:r>
+    </w:p>
+    <w:p>
+      <w:pPr>
+        <w:rPr>
+          <w:rStyle w:val="Emphasis"/>
+        </w:rPr>
+      </w:pPr>
+      <w:r>
+        <w:rPr>
+          <w:rStyle w:val="Emphasis"/>
+        </w:rPr>
+        <w:t>Geef de volledige logica van de metaheuristiek weer in duidelijke pseudocode.</w:t>
       </w:r>
     </w:p>
     <w:p>
@@ -7845,176 +6626,7 @@
         <w:pStyle w:val="Heading2"/>
       </w:pPr>
       <w:r>
-        <w:t>Metaheuristiek</w:t>
-      </w:r>
-    </w:p>
-    <w:p>
-      <w:pPr>
-        <w:pStyle w:val="Doelvanhoofdstuk"/>
-        <w:rPr>
-          <w:rStyle w:val="Emphasis"/>
-        </w:rPr>
-      </w:pPr>
-      <w:r>
-        <w:t>In deze paragraaf b</w:t>
-      </w:r>
-      <w:r>
-        <w:t xml:space="preserve">eschrijf </w:t>
-      </w:r>
-      <w:r>
-        <w:t xml:space="preserve">je </w:t>
-      </w:r>
-      <w:r>
-        <w:t>het ontwerp van de gekozen metaheuristiek en verantwoord</w:t>
-      </w:r>
-      <w:r>
-        <w:t xml:space="preserve"> je</w:t>
-      </w:r>
-      <w:r>
-        <w:t xml:space="preserve"> de belangrijkste ontwerpkeuzes</w:t>
-      </w:r>
-      <w:r>
-        <w:rPr>
-          <w:rStyle w:val="Emphasis"/>
-        </w:rPr>
-        <w:t>.</w:t>
-      </w:r>
-    </w:p>
-    <w:p>
-      <w:pPr>
-        <w:pStyle w:val="Heading3"/>
-      </w:pPr>
-      <w:r>
-        <w:t>Werking van de metaheuristiek</w:t>
-      </w:r>
-    </w:p>
-    <w:p>
-      <w:r>
-        <w:rPr>
-          <w:rStyle w:val="Emphasis"/>
-        </w:rPr>
-        <w:t xml:space="preserve">Leg uit hoe de metaheuristiek oplossingen genereert en hoe wordt bepaald welke oplossing wordt geaccepteerd. Beschrijf welke buurruimtestructuur of moves </w:t>
-      </w:r>
-      <w:r>
-        <w:rPr>
-          <w:rStyle w:val="Emphasis"/>
-        </w:rPr>
-        <w:t xml:space="preserve">je hebt overwogen en welke uiteindelijk </w:t>
-      </w:r>
-      <w:r>
-        <w:rPr>
-          <w:rStyle w:val="Emphasis"/>
-        </w:rPr>
-        <w:t xml:space="preserve">worden gebruikt. Leg uit hoe de methode voorkomt dat zij uitsluitend in één mogelijk slecht lokaal optimum blijft steken. Beschrijf hoe </w:t>
-      </w:r>
-      <w:proofErr w:type="spellStart"/>
-      <w:r>
-        <w:rPr>
-          <w:rStyle w:val="Emphasis"/>
-        </w:rPr>
-        <w:t>kandidaatoplossingen</w:t>
-      </w:r>
-      <w:proofErr w:type="spellEnd"/>
-      <w:r>
-        <w:rPr>
-          <w:rStyle w:val="Emphasis"/>
-        </w:rPr>
-        <w:t xml:space="preserve"> worden geaccepteerd</w:t>
-      </w:r>
-      <w:r>
-        <w:t xml:space="preserve"> of verworpen. </w:t>
-      </w:r>
-    </w:p>
-    <w:p>
-      <w:pPr>
-        <w:pStyle w:val="Heading3"/>
-      </w:pPr>
-      <w:r>
         <w:lastRenderedPageBreak/>
-        <w:t>Parameters en stopconditie</w:t>
-      </w:r>
-    </w:p>
-    <w:p>
-      <w:pPr>
-        <w:rPr>
-          <w:rStyle w:val="Emphasis"/>
-        </w:rPr>
-      </w:pPr>
-      <w:r>
-        <w:rPr>
-          <w:rStyle w:val="Emphasis"/>
-        </w:rPr>
-        <w:t>Geef een overzicht</w:t>
-      </w:r>
-      <w:r>
-        <w:rPr>
-          <w:rStyle w:val="Emphasis"/>
-        </w:rPr>
-        <w:t xml:space="preserve"> </w:t>
-      </w:r>
-      <w:r>
-        <w:rPr>
-          <w:rStyle w:val="Emphasis"/>
-        </w:rPr>
-        <w:t xml:space="preserve">van </w:t>
-      </w:r>
-      <w:r>
-        <w:rPr>
-          <w:rStyle w:val="Emphasis"/>
-        </w:rPr>
-        <w:t xml:space="preserve">parameters </w:t>
-      </w:r>
-      <w:r>
-        <w:rPr>
-          <w:rStyle w:val="Emphasis"/>
-        </w:rPr>
-        <w:t xml:space="preserve">die </w:t>
-      </w:r>
-      <w:r>
-        <w:rPr>
-          <w:rStyle w:val="Emphasis"/>
-        </w:rPr>
-        <w:t>de werking van de metaheuristiek bepalen</w:t>
-      </w:r>
-      <w:r>
-        <w:rPr>
-          <w:rStyle w:val="Emphasis"/>
-        </w:rPr>
-        <w:t>. Beschrijf beknopt in woorden</w:t>
-      </w:r>
-      <w:r>
-        <w:rPr>
-          <w:rStyle w:val="Emphasis"/>
-        </w:rPr>
-        <w:t xml:space="preserve"> welke stopconditie wordt gebruikt.</w:t>
-      </w:r>
-    </w:p>
-    <w:p>
-      <w:pPr>
-        <w:pStyle w:val="Heading3"/>
-      </w:pPr>
-      <w:r>
-        <w:t>Pseudocode</w:t>
-      </w:r>
-    </w:p>
-    <w:p>
-      <w:pPr>
-        <w:rPr>
-          <w:rStyle w:val="Emphasis"/>
-        </w:rPr>
-      </w:pPr>
-      <w:r>
-        <w:rPr>
-          <w:rStyle w:val="Emphasis"/>
-        </w:rPr>
-        <w:t>Geef de volledige logica van de metaheuristiek weer in duidelijke pseudocode.</w:t>
-      </w:r>
-    </w:p>
-    <w:p>
-      <w:pPr>
-        <w:pStyle w:val="Heading2"/>
-      </w:pPr>
-      <w:r>
         <w:t>Theoretische tijdscomplexiteit</w:t>
       </w:r>
     </w:p>
@@ -8159,49 +6771,7 @@
         <w:rPr>
           <w:rStyle w:val="SubtleEmphasis"/>
         </w:rPr>
-        <w:t xml:space="preserve">de </w:t>
-      </w:r>
-      <w:proofErr w:type="spellStart"/>
-      <w:r>
-        <w:rPr>
-          <w:rStyle w:val="SubtleEmphasis"/>
-        </w:rPr>
-        <w:t>greedy</w:t>
-      </w:r>
-      <w:proofErr w:type="spellEnd"/>
-      <w:r>
-        <w:rPr>
-          <w:rStyle w:val="SubtleEmphasis"/>
-        </w:rPr>
-        <w:t xml:space="preserve"> </w:t>
-      </w:r>
-      <w:proofErr w:type="spellStart"/>
-      <w:r>
-        <w:rPr>
-          <w:rStyle w:val="SubtleEmphasis"/>
-        </w:rPr>
-        <w:t>constructive</w:t>
-      </w:r>
-      <w:proofErr w:type="spellEnd"/>
-      <w:r>
-        <w:rPr>
-          <w:rStyle w:val="SubtleEmphasis"/>
-        </w:rPr>
-        <w:t xml:space="preserve"> </w:t>
-      </w:r>
-      <w:proofErr w:type="spellStart"/>
-      <w:r>
-        <w:rPr>
-          <w:rStyle w:val="SubtleEmphasis"/>
-        </w:rPr>
-        <w:t>heuristic</w:t>
-      </w:r>
-      <w:proofErr w:type="spellEnd"/>
-      <w:r>
-        <w:rPr>
-          <w:rStyle w:val="SubtleEmphasis"/>
-        </w:rPr>
-        <w:t>;</w:t>
+        <w:t>de greedy constructive heuristic;</w:t>
       </w:r>
     </w:p>
     <w:p>
@@ -8237,21 +6807,7 @@
         <w:rPr>
           <w:rStyle w:val="SubtleEmphasis"/>
         </w:rPr>
-        <w:t xml:space="preserve">de Discrete </w:t>
-      </w:r>
-      <w:proofErr w:type="spellStart"/>
-      <w:r>
-        <w:rPr>
-          <w:rStyle w:val="SubtleEmphasis"/>
-        </w:rPr>
-        <w:t>Improving</w:t>
-      </w:r>
-      <w:proofErr w:type="spellEnd"/>
-      <w:r>
-        <w:rPr>
-          <w:rStyle w:val="SubtleEmphasis"/>
-        </w:rPr>
-        <w:t xml:space="preserve"> Search;</w:t>
+        <w:t>de Discrete Improving Search;</w:t>
       </w:r>
     </w:p>
     <w:p>
@@ -8426,63 +6982,7 @@
         <w:rPr>
           <w:rStyle w:val="Emphasis"/>
         </w:rPr>
-        <w:t xml:space="preserve">toepassen </w:t>
-      </w:r>
-      <w:proofErr w:type="spellStart"/>
-      <w:r>
-        <w:rPr>
-          <w:rStyle w:val="Emphasis"/>
-        </w:rPr>
-        <w:t>greedy</w:t>
-      </w:r>
-      <w:proofErr w:type="spellEnd"/>
-      <w:r>
-        <w:rPr>
-          <w:rStyle w:val="Emphasis"/>
-        </w:rPr>
-        <w:t xml:space="preserve"> </w:t>
-      </w:r>
-      <w:proofErr w:type="spellStart"/>
-      <w:r>
-        <w:rPr>
-          <w:rStyle w:val="Emphasis"/>
-        </w:rPr>
-        <w:t>constructive</w:t>
-      </w:r>
-      <w:proofErr w:type="spellEnd"/>
-      <w:r>
-        <w:rPr>
-          <w:rStyle w:val="Emphasis"/>
-        </w:rPr>
-        <w:t xml:space="preserve"> </w:t>
-      </w:r>
-      <w:proofErr w:type="spellStart"/>
-      <w:r>
-        <w:rPr>
-          <w:rStyle w:val="Emphasis"/>
-        </w:rPr>
-        <w:t>heuristic</w:t>
-      </w:r>
-      <w:proofErr w:type="spellEnd"/>
-      <w:r>
-        <w:rPr>
-          <w:rStyle w:val="Emphasis"/>
-        </w:rPr>
-        <w:t xml:space="preserve">, toepassen van discrete </w:t>
-      </w:r>
-      <w:proofErr w:type="spellStart"/>
-      <w:r>
-        <w:rPr>
-          <w:rStyle w:val="Emphasis"/>
-        </w:rPr>
-        <w:t>improving</w:t>
-      </w:r>
-      <w:proofErr w:type="spellEnd"/>
-      <w:r>
-        <w:rPr>
-          <w:rStyle w:val="Emphasis"/>
-        </w:rPr>
-        <w:t xml:space="preserve"> search, toepassen metaheuristiek, visualiseren van een planning en exporteren van een planning.</w:t>
+        <w:t>toepassen greedy constructive heuristic, toepassen van discrete improving search, toepassen metaheuristiek, visualiseren van een planning en exporteren van een planning.</w:t>
       </w:r>
     </w:p>
     <w:p>
@@ -8519,7 +7019,6 @@
           <w:color w:val="auto"/>
         </w:rPr>
       </w:pPr>
-      <w:proofErr w:type="spellStart"/>
       <w:r>
         <w:rPr>
           <w:rStyle w:val="Emphasis"/>
@@ -8529,7 +7028,6 @@
         </w:rPr>
         <w:t>Main_bestand</w:t>
       </w:r>
-      <w:proofErr w:type="spellEnd"/>
       <w:r>
         <w:rPr>
           <w:rStyle w:val="Emphasis"/>
@@ -8573,7 +7071,6 @@
           <w:color w:val="auto"/>
         </w:rPr>
       </w:pPr>
-      <w:proofErr w:type="spellStart"/>
       <w:r>
         <w:rPr>
           <w:rStyle w:val="Emphasis"/>
@@ -8583,7 +7080,6 @@
         </w:rPr>
         <w:t>Herbruikbare_functies</w:t>
       </w:r>
-      <w:proofErr w:type="spellEnd"/>
       <w:r>
         <w:rPr>
           <w:rStyle w:val="Emphasis"/>
@@ -8626,18 +7122,15 @@
           <w:color w:val="auto"/>
         </w:rPr>
       </w:pPr>
-      <w:proofErr w:type="spellStart"/>
-      <w:r>
-        <w:rPr>
-          <w:rStyle w:val="Emphasis"/>
-          <w:i w:val="0"/>
-          <w:iCs w:val="0"/>
-          <w:color w:val="auto"/>
-        </w:rPr>
-        <w:lastRenderedPageBreak/>
+      <w:r>
+        <w:rPr>
+          <w:rStyle w:val="Emphasis"/>
+          <w:i w:val="0"/>
+          <w:iCs w:val="0"/>
+          <w:color w:val="auto"/>
+        </w:rPr>
         <w:t>Greedy_heuristiek</w:t>
       </w:r>
-      <w:proofErr w:type="spellEnd"/>
       <w:r>
         <w:rPr>
           <w:rStyle w:val="Emphasis"/>
@@ -8646,27 +7139,7 @@
           <w:color w:val="auto"/>
         </w:rPr>
         <w:tab/>
-        <w:t xml:space="preserve">Toepassen </w:t>
-      </w:r>
-      <w:proofErr w:type="spellStart"/>
-      <w:r>
-        <w:rPr>
-          <w:rStyle w:val="Emphasis"/>
-          <w:i w:val="0"/>
-          <w:iCs w:val="0"/>
-          <w:color w:val="auto"/>
-        </w:rPr>
-        <w:t>greedy</w:t>
-      </w:r>
-      <w:proofErr w:type="spellEnd"/>
-      <w:r>
-        <w:rPr>
-          <w:rStyle w:val="Emphasis"/>
-          <w:i w:val="0"/>
-          <w:iCs w:val="0"/>
-          <w:color w:val="auto"/>
-        </w:rPr>
-        <w:t xml:space="preserve"> constructieve heuristiek.</w:t>
+        <w:t>Toepassen greedy constructieve heuristiek.</w:t>
       </w:r>
     </w:p>
     <w:p>
@@ -8768,6 +7241,7 @@
         <w:rPr>
           <w:rStyle w:val="SubtleEmphasis"/>
         </w:rPr>
+        <w:lastRenderedPageBreak/>
         <w:t xml:space="preserve">Zijn de bestands- en functienamen </w:t>
       </w:r>
       <w:r>
@@ -8848,35 +7322,7 @@
         <w:rPr>
           <w:rStyle w:val="Emphasis"/>
         </w:rPr>
-        <w:t xml:space="preserve"> Denk aan: de geïmplementeerde </w:t>
-      </w:r>
-      <w:proofErr w:type="spellStart"/>
-      <w:r>
-        <w:rPr>
-          <w:rStyle w:val="Emphasis"/>
-        </w:rPr>
-        <w:t>greedy</w:t>
-      </w:r>
-      <w:proofErr w:type="spellEnd"/>
-      <w:r>
-        <w:rPr>
-          <w:rStyle w:val="Emphasis"/>
-        </w:rPr>
-        <w:t xml:space="preserve"> </w:t>
-      </w:r>
-      <w:proofErr w:type="spellStart"/>
-      <w:r>
-        <w:rPr>
-          <w:rStyle w:val="Emphasis"/>
-        </w:rPr>
-        <w:t>rule</w:t>
-      </w:r>
-      <w:proofErr w:type="spellEnd"/>
-      <w:r>
-        <w:rPr>
-          <w:rStyle w:val="Emphasis"/>
-        </w:rPr>
-        <w:t>, buurruimtestructuur, zoekstrategie, stopconditie</w:t>
+        <w:t xml:space="preserve"> Denk aan: de geïmplementeerde greedy rule, buurruimtestructuur, zoekstrategie, stopconditie</w:t>
       </w:r>
       <w:r>
         <w:rPr>
@@ -9071,35 +7517,7 @@
         <w:rPr>
           <w:rStyle w:val="Emphasis"/>
         </w:rPr>
-        <w:t xml:space="preserve"> Denk aan: naamgeving (</w:t>
-      </w:r>
-      <w:proofErr w:type="spellStart"/>
-      <w:r>
-        <w:rPr>
-          <w:rStyle w:val="Emphasis"/>
-        </w:rPr>
-        <w:t>coding</w:t>
-      </w:r>
-      <w:proofErr w:type="spellEnd"/>
-      <w:r>
-        <w:rPr>
-          <w:rStyle w:val="Emphasis"/>
-        </w:rPr>
-        <w:t xml:space="preserve"> name </w:t>
-      </w:r>
-      <w:proofErr w:type="spellStart"/>
-      <w:r>
-        <w:rPr>
-          <w:rStyle w:val="Emphasis"/>
-        </w:rPr>
-        <w:t>convention</w:t>
-      </w:r>
-      <w:proofErr w:type="spellEnd"/>
-      <w:r>
-        <w:rPr>
-          <w:rStyle w:val="Emphasis"/>
-        </w:rPr>
-        <w:t xml:space="preserve">), logische opdeling, </w:t>
+        <w:t xml:space="preserve"> Denk aan: naamgeving (coding name convention), logische opdeling, </w:t>
       </w:r>
       <w:r>
         <w:rPr>
@@ -9301,88 +7719,16 @@
           <w:bCs/>
           <w:color w:val="FF0000"/>
         </w:rPr>
-        <w:t xml:space="preserve">OR5 Programming </w:t>
-      </w:r>
-      <w:proofErr w:type="spellStart"/>
+        <w:t>OR5 Programming assingment – mathematical and small instance.pdf</w:t>
+      </w:r>
       <w:r>
         <w:rPr>
           <w:b/>
           <w:bCs/>
           <w:color w:val="FF0000"/>
         </w:rPr>
-        <w:t>assingment</w:t>
-      </w:r>
-      <w:proofErr w:type="spellEnd"/>
-      <w:r>
-        <w:rPr>
-          <w:b/>
-          <w:bCs/>
-          <w:color w:val="FF0000"/>
-        </w:rPr>
-        <w:t xml:space="preserve"> – </w:t>
-      </w:r>
-      <w:proofErr w:type="spellStart"/>
-      <w:r>
-        <w:rPr>
-          <w:b/>
-          <w:bCs/>
-          <w:color w:val="FF0000"/>
-        </w:rPr>
-        <w:t>mathematical</w:t>
-      </w:r>
-      <w:proofErr w:type="spellEnd"/>
-      <w:r>
-        <w:rPr>
-          <w:b/>
-          <w:bCs/>
-          <w:color w:val="FF0000"/>
-        </w:rPr>
-        <w:t xml:space="preserve"> </w:t>
-      </w:r>
-      <w:proofErr w:type="spellStart"/>
-      <w:r>
-        <w:rPr>
-          <w:b/>
-          <w:bCs/>
-          <w:color w:val="FF0000"/>
-        </w:rPr>
-        <w:t>and</w:t>
-      </w:r>
-      <w:proofErr w:type="spellEnd"/>
-      <w:r>
-        <w:rPr>
-          <w:b/>
-          <w:bCs/>
-          <w:color w:val="FF0000"/>
-        </w:rPr>
-        <w:t xml:space="preserve"> small instance.pdf</w:t>
-      </w:r>
-      <w:r>
-        <w:rPr>
-          <w:b/>
-          <w:bCs/>
-          <w:color w:val="FF0000"/>
-        </w:rPr>
         <w:br/>
-        <w:t xml:space="preserve">Eigen data </w:t>
-      </w:r>
-      <w:proofErr w:type="spellStart"/>
-      <w:r>
-        <w:rPr>
-          <w:b/>
-          <w:bCs/>
-          <w:color w:val="FF0000"/>
-        </w:rPr>
-        <w:t>excel</w:t>
-      </w:r>
-      <w:proofErr w:type="spellEnd"/>
-      <w:r>
-        <w:rPr>
-          <w:b/>
-          <w:bCs/>
-          <w:color w:val="FF0000"/>
-        </w:rPr>
-        <w:t xml:space="preserve"> aanmaken en met de hand narekenen of zijn berekening kijken of het klopt met wat uit jouw code komt</w:t>
+        <w:t>Eigen data excel aanmaken en met de hand narekenen of zijn berekening kijken of het klopt met wat uit jouw code komt</w:t>
       </w:r>
     </w:p>
     <w:p>
@@ -9467,39 +7813,20 @@
         <w:pStyle w:val="Heading2"/>
       </w:pPr>
       <w:r>
-        <w:t xml:space="preserve">Validatie van lokale </w:t>
-      </w:r>
-      <w:proofErr w:type="spellStart"/>
-      <w:r>
-        <w:t>optimaliteit</w:t>
-      </w:r>
-      <w:proofErr w:type="spellEnd"/>
-    </w:p>
-    <w:p>
-      <w:pPr>
-        <w:rPr>
-          <w:rStyle w:val="Emphasis"/>
-        </w:rPr>
-      </w:pPr>
-      <w:r>
-        <w:rPr>
-          <w:rStyle w:val="Emphasis"/>
-        </w:rPr>
-        <w:t xml:space="preserve">Leg kort uit hoe jullie hebben gecontroleerd dat de afsluitende Discrete </w:t>
-      </w:r>
-      <w:proofErr w:type="spellStart"/>
-      <w:r>
-        <w:rPr>
-          <w:rStyle w:val="Emphasis"/>
-        </w:rPr>
-        <w:t>Improving</w:t>
-      </w:r>
-      <w:proofErr w:type="spellEnd"/>
-      <w:r>
-        <w:rPr>
-          <w:rStyle w:val="Emphasis"/>
-        </w:rPr>
-        <w:t xml:space="preserve"> Search geen verbeterende buur-oplossingen meer kan vinden en dus eindigt in een lokaal optimum binnen de gekozen buurruimte. </w:t>
+        <w:t>Validatie van lokale optimaliteit</w:t>
+      </w:r>
+    </w:p>
+    <w:p>
+      <w:pPr>
+        <w:rPr>
+          <w:rStyle w:val="Emphasis"/>
+        </w:rPr>
+      </w:pPr>
+      <w:r>
+        <w:rPr>
+          <w:rStyle w:val="Emphasis"/>
+        </w:rPr>
+        <w:t xml:space="preserve">Leg kort uit hoe jullie hebben gecontroleerd dat de afsluitende Discrete Improving Search geen verbeterende buur-oplossingen meer kan vinden en dus eindigt in een lokaal optimum binnen de gekozen buurruimte. </w:t>
       </w:r>
       <w:r>
         <w:rPr>
@@ -9844,49 +8171,7 @@
         <w:rPr>
           <w:rStyle w:val="Emphasis"/>
         </w:rPr>
-        <w:t xml:space="preserve">Vergelijk de </w:t>
-      </w:r>
-      <w:proofErr w:type="spellStart"/>
-      <w:r>
-        <w:rPr>
-          <w:rStyle w:val="Emphasis"/>
-        </w:rPr>
-        <w:t>greedy</w:t>
-      </w:r>
-      <w:proofErr w:type="spellEnd"/>
-      <w:r>
-        <w:rPr>
-          <w:rStyle w:val="Emphasis"/>
-        </w:rPr>
-        <w:t xml:space="preserve"> </w:t>
-      </w:r>
-      <w:proofErr w:type="spellStart"/>
-      <w:r>
-        <w:rPr>
-          <w:rStyle w:val="Emphasis"/>
-        </w:rPr>
-        <w:t>constructive</w:t>
-      </w:r>
-      <w:proofErr w:type="spellEnd"/>
-      <w:r>
-        <w:rPr>
-          <w:rStyle w:val="Emphasis"/>
-        </w:rPr>
-        <w:t xml:space="preserve"> aanpak en de </w:t>
-      </w:r>
-      <w:proofErr w:type="spellStart"/>
-      <w:r>
-        <w:rPr>
-          <w:rStyle w:val="Emphasis"/>
-        </w:rPr>
-        <w:t>metaheuristische</w:t>
-      </w:r>
-      <w:proofErr w:type="spellEnd"/>
-      <w:r>
-        <w:rPr>
-          <w:rStyle w:val="Emphasis"/>
-        </w:rPr>
-        <w:t xml:space="preserve"> aanpak, waarbij voor de metaheuristiek de in paragraaf </w:t>
+        <w:t xml:space="preserve">Vergelijk de greedy constructive aanpak en de metaheuristische aanpak, waarbij voor de metaheuristiek de in paragraaf </w:t>
       </w:r>
       <w:r>
         <w:rPr>
@@ -10000,21 +8285,7 @@
         <w:rPr>
           <w:rStyle w:val="SubtleEmphasis"/>
         </w:rPr>
-        <w:t xml:space="preserve">vóór de afsluitende Discrete </w:t>
-      </w:r>
-      <w:proofErr w:type="spellStart"/>
-      <w:r>
-        <w:rPr>
-          <w:rStyle w:val="SubtleEmphasis"/>
-        </w:rPr>
-        <w:t>Improving</w:t>
-      </w:r>
-      <w:proofErr w:type="spellEnd"/>
-      <w:r>
-        <w:rPr>
-          <w:rStyle w:val="SubtleEmphasis"/>
-        </w:rPr>
-        <w:t xml:space="preserve"> Search;</w:t>
+        <w:t>vóór de afsluitende Discrete Improving Search;</w:t>
       </w:r>
     </w:p>
     <w:p>
@@ -10032,21 +8303,7 @@
         <w:rPr>
           <w:rStyle w:val="SubtleEmphasis"/>
         </w:rPr>
-        <w:t xml:space="preserve">na de afsluitende Discrete </w:t>
-      </w:r>
-      <w:proofErr w:type="spellStart"/>
-      <w:r>
-        <w:rPr>
-          <w:rStyle w:val="SubtleEmphasis"/>
-        </w:rPr>
-        <w:t>Improving</w:t>
-      </w:r>
-      <w:proofErr w:type="spellEnd"/>
-      <w:r>
-        <w:rPr>
-          <w:rStyle w:val="SubtleEmphasis"/>
-        </w:rPr>
-        <w:t xml:space="preserve"> Search.</w:t>
+        <w:t>na de afsluitende Discrete Improving Search.</w:t>
       </w:r>
     </w:p>
     <w:p>
@@ -10118,21 +8375,7 @@
         <w:rPr>
           <w:rStyle w:val="SubtleEmphasis"/>
         </w:rPr>
-        <w:t xml:space="preserve">Bespreek de toegevoegde waarde van de afsluitende Discrete </w:t>
-      </w:r>
-      <w:proofErr w:type="spellStart"/>
-      <w:r>
-        <w:rPr>
-          <w:rStyle w:val="SubtleEmphasis"/>
-        </w:rPr>
-        <w:t>Improving</w:t>
-      </w:r>
-      <w:proofErr w:type="spellEnd"/>
-      <w:r>
-        <w:rPr>
-          <w:rStyle w:val="SubtleEmphasis"/>
-        </w:rPr>
-        <w:t xml:space="preserve"> Search.</w:t>
+        <w:t>Bespreek de toegevoegde waarde van de afsluitende Discrete Improving Search.</w:t>
       </w:r>
     </w:p>
     <w:p>
@@ -10988,41 +9231,13 @@
         <w:rPr>
           <w:rStyle w:val="Emphasis"/>
         </w:rPr>
-        <w:t xml:space="preserve">Maak je gebruik van literatuur of externe bronnen (anders dan </w:t>
-      </w:r>
-      <w:proofErr w:type="spellStart"/>
-      <w:r>
-        <w:rPr>
-          <w:rStyle w:val="Emphasis"/>
-        </w:rPr>
-        <w:t>GenAI</w:t>
-      </w:r>
-      <w:proofErr w:type="spellEnd"/>
-      <w:r>
-        <w:rPr>
-          <w:rStyle w:val="Emphasis"/>
-        </w:rPr>
-        <w:t>), neem dan hier een bronnenoverzicht op.</w:t>
-      </w:r>
-      <w:r>
-        <w:rPr>
-          <w:rStyle w:val="Emphasis"/>
-        </w:rPr>
-        <w:t xml:space="preserve"> Doe dit </w:t>
-      </w:r>
-      <w:proofErr w:type="gramStart"/>
-      <w:r>
-        <w:rPr>
-          <w:rStyle w:val="Emphasis"/>
-        </w:rPr>
-        <w:t>conform</w:t>
-      </w:r>
-      <w:proofErr w:type="gramEnd"/>
-      <w:r>
-        <w:rPr>
-          <w:rStyle w:val="Emphasis"/>
-        </w:rPr>
-        <w:t xml:space="preserve"> de APA-richtlijn</w:t>
+        <w:t>Maak je gebruik van literatuur of externe bronnen (anders dan GenAI), neem dan hier een bronnenoverzicht op.</w:t>
+      </w:r>
+      <w:r>
+        <w:rPr>
+          <w:rStyle w:val="Emphasis"/>
+        </w:rPr>
+        <w:t xml:space="preserve"> Doe dit conform de APA-richtlijn</w:t>
       </w:r>
       <w:r>
         <w:rPr>
@@ -11037,79 +9252,7 @@
             <w:i/>
             <w:iCs/>
           </w:rPr>
-          <w:t xml:space="preserve">APA-richtlijnen - APA-richtlijnen (7e druk) - </w:t>
-        </w:r>
-        <w:proofErr w:type="spellStart"/>
-        <w:r>
-          <w:rPr>
-            <w:rStyle w:val="Hyperlink"/>
-            <w:i/>
-            <w:iCs/>
-          </w:rPr>
-          <w:t>Fontys</w:t>
-        </w:r>
-        <w:proofErr w:type="spellEnd"/>
-        <w:r>
-          <w:rPr>
-            <w:rStyle w:val="Hyperlink"/>
-            <w:i/>
-            <w:iCs/>
-          </w:rPr>
-          <w:t xml:space="preserve"> </w:t>
-        </w:r>
-        <w:proofErr w:type="spellStart"/>
-        <w:r>
-          <w:rPr>
-            <w:rStyle w:val="Hyperlink"/>
-            <w:i/>
-            <w:iCs/>
-          </w:rPr>
-          <w:t>LibGuides</w:t>
-        </w:r>
-        <w:proofErr w:type="spellEnd"/>
-        <w:r>
-          <w:rPr>
-            <w:rStyle w:val="Hyperlink"/>
-            <w:i/>
-            <w:iCs/>
-          </w:rPr>
-          <w:t xml:space="preserve"> at </w:t>
-        </w:r>
-        <w:proofErr w:type="spellStart"/>
-        <w:r>
-          <w:rPr>
-            <w:rStyle w:val="Hyperlink"/>
-            <w:i/>
-            <w:iCs/>
-          </w:rPr>
-          <w:t>Fontys</w:t>
-        </w:r>
-        <w:proofErr w:type="spellEnd"/>
-        <w:r>
-          <w:rPr>
-            <w:rStyle w:val="Hyperlink"/>
-            <w:i/>
-            <w:iCs/>
-          </w:rPr>
-          <w:t xml:space="preserve"> University of </w:t>
-        </w:r>
-        <w:proofErr w:type="spellStart"/>
-        <w:r>
-          <w:rPr>
-            <w:rStyle w:val="Hyperlink"/>
-            <w:i/>
-            <w:iCs/>
-          </w:rPr>
-          <w:t>Applied</w:t>
-        </w:r>
-        <w:proofErr w:type="spellEnd"/>
-        <w:r>
-          <w:rPr>
-            <w:rStyle w:val="Hyperlink"/>
-            <w:i/>
-            <w:iCs/>
-          </w:rPr>
-          <w:t xml:space="preserve"> Sciences</w:t>
+          <w:t>APA-richtlijnen - APA-richtlijnen (7e druk) - Fontys LibGuides at Fontys University of Applied Sciences</w:t>
         </w:r>
       </w:hyperlink>
       <w:r>
@@ -11153,31 +9296,7 @@
           <w:sz w:val="52"/>
           <w:szCs w:val="52"/>
         </w:rPr>
-        <w:t xml:space="preserve">Verwijzing naar </w:t>
-      </w:r>
-      <w:proofErr w:type="spellStart"/>
-      <w:r>
-        <w:rPr>
-          <w:rStyle w:val="Emphasis"/>
-          <w:i w:val="0"/>
-          <w:iCs w:val="0"/>
-          <w:color w:val="FF0000"/>
-          <w:sz w:val="52"/>
-          <w:szCs w:val="52"/>
-        </w:rPr>
-        <w:t>Rardin</w:t>
-      </w:r>
-      <w:proofErr w:type="spellEnd"/>
-      <w:r>
-        <w:rPr>
-          <w:rStyle w:val="Emphasis"/>
-          <w:i w:val="0"/>
-          <w:iCs w:val="0"/>
-          <w:color w:val="FF0000"/>
-          <w:sz w:val="52"/>
-          <w:szCs w:val="52"/>
-        </w:rPr>
-        <w:t xml:space="preserve"> pseudocode</w:t>
+        <w:t>Verwijzing naar Rardin pseudocode</w:t>
       </w:r>
     </w:p>
     <w:p>
@@ -11332,7 +9451,6 @@
                 <w:szCs w:val="20"/>
               </w:rPr>
             </w:pPr>
-            <w:proofErr w:type="spellStart"/>
             <w:r>
               <w:rPr>
                 <w:b/>
@@ -11340,17 +9458,7 @@
                 <w:sz w:val="20"/>
                 <w:szCs w:val="20"/>
               </w:rPr>
-              <w:t>Fully</w:t>
-            </w:r>
-            <w:proofErr w:type="spellEnd"/>
-            <w:r>
-              <w:rPr>
-                <w:b/>
-                <w:bCs/>
-                <w:sz w:val="20"/>
-                <w:szCs w:val="20"/>
-              </w:rPr>
-              <w:t xml:space="preserve"> met?</w:t>
+              <w:t>Fully met?</w:t>
             </w:r>
           </w:p>
         </w:tc>
@@ -11367,7 +9475,6 @@
                 <w:szCs w:val="20"/>
               </w:rPr>
             </w:pPr>
-            <w:proofErr w:type="spellStart"/>
             <w:r>
               <w:rPr>
                 <w:b/>
@@ -11375,37 +9482,7 @@
                 <w:sz w:val="20"/>
                 <w:szCs w:val="20"/>
               </w:rPr>
-              <w:t>Evidence</w:t>
-            </w:r>
-            <w:proofErr w:type="spellEnd"/>
-            <w:r>
-              <w:rPr>
-                <w:b/>
-                <w:bCs/>
-                <w:sz w:val="20"/>
-                <w:szCs w:val="20"/>
-              </w:rPr>
-              <w:t xml:space="preserve"> in </w:t>
-            </w:r>
-            <w:proofErr w:type="spellStart"/>
-            <w:r>
-              <w:rPr>
-                <w:b/>
-                <w:bCs/>
-                <w:sz w:val="20"/>
-                <w:szCs w:val="20"/>
-              </w:rPr>
-              <w:t>submitted</w:t>
-            </w:r>
-            <w:proofErr w:type="spellEnd"/>
-            <w:r>
-              <w:rPr>
-                <w:b/>
-                <w:bCs/>
-                <w:sz w:val="20"/>
-                <w:szCs w:val="20"/>
-              </w:rPr>
-              <w:t xml:space="preserve"> code</w:t>
+              <w:t>Evidence in submitted code</w:t>
             </w:r>
           </w:p>
         </w:tc>
@@ -12278,7 +10355,6 @@
                 <w:szCs w:val="20"/>
               </w:rPr>
             </w:pPr>
-            <w:proofErr w:type="spellStart"/>
             <w:r>
               <w:rPr>
                 <w:b/>
@@ -12286,17 +10362,7 @@
                 <w:sz w:val="20"/>
                 <w:szCs w:val="20"/>
               </w:rPr>
-              <w:t>Fully</w:t>
-            </w:r>
-            <w:proofErr w:type="spellEnd"/>
-            <w:r>
-              <w:rPr>
-                <w:b/>
-                <w:bCs/>
-                <w:sz w:val="20"/>
-                <w:szCs w:val="20"/>
-              </w:rPr>
-              <w:t xml:space="preserve"> met?</w:t>
+              <w:t>Fully met?</w:t>
             </w:r>
           </w:p>
         </w:tc>
@@ -12313,7 +10379,6 @@
                 <w:szCs w:val="20"/>
               </w:rPr>
             </w:pPr>
-            <w:proofErr w:type="spellStart"/>
             <w:r>
               <w:rPr>
                 <w:b/>
@@ -12321,37 +10386,7 @@
                 <w:sz w:val="20"/>
                 <w:szCs w:val="20"/>
               </w:rPr>
-              <w:t>Evidence</w:t>
-            </w:r>
-            <w:proofErr w:type="spellEnd"/>
-            <w:r>
-              <w:rPr>
-                <w:b/>
-                <w:bCs/>
-                <w:sz w:val="20"/>
-                <w:szCs w:val="20"/>
-              </w:rPr>
-              <w:t xml:space="preserve"> in </w:t>
-            </w:r>
-            <w:proofErr w:type="spellStart"/>
-            <w:r>
-              <w:rPr>
-                <w:b/>
-                <w:bCs/>
-                <w:sz w:val="20"/>
-                <w:szCs w:val="20"/>
-              </w:rPr>
-              <w:t>submitted</w:t>
-            </w:r>
-            <w:proofErr w:type="spellEnd"/>
-            <w:r>
-              <w:rPr>
-                <w:b/>
-                <w:bCs/>
-                <w:sz w:val="20"/>
-                <w:szCs w:val="20"/>
-              </w:rPr>
-              <w:t xml:space="preserve"> code</w:t>
+              <w:t>Evidence in submitted code</w:t>
             </w:r>
           </w:p>
         </w:tc>
@@ -12961,25 +10996,7 @@
                 <w:szCs w:val="20"/>
                 <w:lang w:val="en-GB"/>
               </w:rPr>
-              <w:t>The submitted .</w:t>
-            </w:r>
-            <w:proofErr w:type="spellStart"/>
-            <w:r>
-              <w:rPr>
-                <w:sz w:val="20"/>
-                <w:szCs w:val="20"/>
-                <w:lang w:val="en-GB"/>
-              </w:rPr>
-              <w:t>py</w:t>
-            </w:r>
-            <w:proofErr w:type="spellEnd"/>
-            <w:r>
-              <w:rPr>
-                <w:sz w:val="20"/>
-                <w:szCs w:val="20"/>
-                <w:lang w:val="en-GB"/>
-              </w:rPr>
-              <w:t xml:space="preserve"> implementation can be run from a clean start without relying on state from an earlier session.</w:t>
+              <w:t>The submitted .py implementation can be run from a clean start without relying on state from an earlier session.</w:t>
             </w:r>
           </w:p>
           <w:p>
@@ -13057,59 +11074,26 @@
         <w:pStyle w:val="Bijlagekop"/>
       </w:pPr>
       <w:r>
-        <w:t xml:space="preserve">Documentatie van gebruik van </w:t>
-      </w:r>
-      <w:proofErr w:type="spellStart"/>
-      <w:r>
-        <w:t>GenAI</w:t>
-      </w:r>
-      <w:proofErr w:type="spellEnd"/>
-    </w:p>
-    <w:p>
-      <w:pPr>
-        <w:rPr>
-          <w:rStyle w:val="Emphasis"/>
-        </w:rPr>
-      </w:pPr>
-      <w:r>
-        <w:rPr>
-          <w:rStyle w:val="Emphasis"/>
-        </w:rPr>
-        <w:t xml:space="preserve">Verantwoord je gebruik van </w:t>
-      </w:r>
-      <w:proofErr w:type="spellStart"/>
-      <w:r>
-        <w:rPr>
-          <w:rStyle w:val="Emphasis"/>
-        </w:rPr>
-        <w:t>GenAI</w:t>
-      </w:r>
-      <w:proofErr w:type="spellEnd"/>
-      <w:r>
-        <w:rPr>
-          <w:rStyle w:val="Emphasis"/>
-        </w:rPr>
-        <w:t xml:space="preserve">, zoals afgesproken in </w:t>
-      </w:r>
-      <w:r>
-        <w:rPr>
-          <w:rStyle w:val="Emphasis"/>
-        </w:rPr>
-        <w:t xml:space="preserve">de richtlijnen voor Passend gebruik van </w:t>
-      </w:r>
-      <w:proofErr w:type="spellStart"/>
-      <w:r>
-        <w:rPr>
-          <w:rStyle w:val="Emphasis"/>
-        </w:rPr>
-        <w:t>GenAI</w:t>
-      </w:r>
-      <w:proofErr w:type="spellEnd"/>
-      <w:r>
-        <w:rPr>
-          <w:rStyle w:val="Emphasis"/>
-        </w:rPr>
-        <w:t xml:space="preserve"> bij OR5</w:t>
+        <w:t>Documentatie van gebruik van GenAI</w:t>
+      </w:r>
+    </w:p>
+    <w:p>
+      <w:pPr>
+        <w:rPr>
+          <w:rStyle w:val="Emphasis"/>
+        </w:rPr>
+      </w:pPr>
+      <w:r>
+        <w:rPr>
+          <w:rStyle w:val="Emphasis"/>
+        </w:rPr>
+        <w:t xml:space="preserve">Verantwoord je gebruik van GenAI, zoals afgesproken in </w:t>
+      </w:r>
+      <w:r>
+        <w:rPr>
+          <w:rStyle w:val="Emphasis"/>
+        </w:rPr>
+        <w:t>de richtlijnen voor Passend gebruik van GenAI bij OR5</w:t>
       </w:r>
       <w:r>
         <w:rPr>
@@ -13147,72 +11131,8 @@
         <w:rPr>
           <w:rStyle w:val="Emphasis"/>
         </w:rPr>
-        <w:t xml:space="preserve">: Gemaakt door </w:t>
-      </w:r>
-      <w:proofErr w:type="spellStart"/>
-      <w:r>
-        <w:rPr>
-          <w:rStyle w:val="Emphasis"/>
-        </w:rPr>
-        <w:t>GenAI</w:t>
-      </w:r>
-      <w:proofErr w:type="spellEnd"/>
-      <w:r>
-        <w:rPr>
-          <w:rStyle w:val="Emphasis"/>
-        </w:rPr>
-        <w:t xml:space="preserve">, Vooral gemaakt door </w:t>
-      </w:r>
-      <w:proofErr w:type="spellStart"/>
-      <w:r>
-        <w:rPr>
-          <w:rStyle w:val="Emphasis"/>
-        </w:rPr>
-        <w:t>GenAI</w:t>
-      </w:r>
-      <w:proofErr w:type="spellEnd"/>
-      <w:r>
-        <w:rPr>
-          <w:rStyle w:val="Emphasis"/>
-        </w:rPr>
-        <w:t xml:space="preserve">, Samen met </w:t>
-      </w:r>
-      <w:proofErr w:type="spellStart"/>
-      <w:r>
-        <w:rPr>
-          <w:rStyle w:val="Emphasis"/>
-        </w:rPr>
-        <w:t>GenAI</w:t>
-      </w:r>
-      <w:proofErr w:type="spellEnd"/>
-      <w:r>
-        <w:rPr>
-          <w:rStyle w:val="Emphasis"/>
-        </w:rPr>
-        <w:t xml:space="preserve"> gemaakt, Geassisteerd door </w:t>
-      </w:r>
-      <w:proofErr w:type="spellStart"/>
-      <w:r>
-        <w:rPr>
-          <w:rStyle w:val="Emphasis"/>
-        </w:rPr>
-        <w:t>GenAI</w:t>
-      </w:r>
-      <w:proofErr w:type="spellEnd"/>
-      <w:r>
-        <w:rPr>
-          <w:rStyle w:val="Emphasis"/>
-        </w:rPr>
-        <w:t xml:space="preserve">, Gemaakt zonder </w:t>
-      </w:r>
-      <w:proofErr w:type="spellStart"/>
-      <w:r>
-        <w:rPr>
-          <w:rStyle w:val="Emphasis"/>
-        </w:rPr>
-        <w:t>GenAI</w:t>
-      </w:r>
-      <w:proofErr w:type="spellEnd"/>
+        <w:t>: Gemaakt door GenAI, Vooral gemaakt door GenAI, Samen met GenAI gemaakt, Geassisteerd door GenAI, Gemaakt zonder GenAI</w:t>
+      </w:r>
       <w:r>
         <w:rPr>
           <w:rStyle w:val="Emphasis"/>
@@ -13223,63 +11143,7 @@
         <w:rPr>
           <w:rStyle w:val="Emphasis"/>
         </w:rPr>
-        <w:t xml:space="preserve">: Label </w:t>
-      </w:r>
-      <w:proofErr w:type="spellStart"/>
-      <w:r>
-        <w:rPr>
-          <w:rStyle w:val="Emphasis"/>
-        </w:rPr>
-        <w:t>Your</w:t>
-      </w:r>
-      <w:proofErr w:type="spellEnd"/>
-      <w:r>
-        <w:rPr>
-          <w:rStyle w:val="Emphasis"/>
-        </w:rPr>
-        <w:t xml:space="preserve"> </w:t>
-      </w:r>
-      <w:proofErr w:type="spellStart"/>
-      <w:r>
-        <w:rPr>
-          <w:rStyle w:val="Emphasis"/>
-        </w:rPr>
-        <w:t>Collaboration</w:t>
-      </w:r>
-      <w:proofErr w:type="spellEnd"/>
-      <w:r>
-        <w:rPr>
-          <w:rStyle w:val="Emphasis"/>
-        </w:rPr>
-        <w:t xml:space="preserve"> </w:t>
-      </w:r>
-      <w:proofErr w:type="spellStart"/>
-      <w:r>
-        <w:rPr>
-          <w:rStyle w:val="Emphasis"/>
-        </w:rPr>
-        <w:t>with</w:t>
-      </w:r>
-      <w:proofErr w:type="spellEnd"/>
-      <w:r>
-        <w:rPr>
-          <w:rStyle w:val="Emphasis"/>
-        </w:rPr>
-        <w:t xml:space="preserve"> </w:t>
-      </w:r>
-      <w:proofErr w:type="spellStart"/>
-      <w:r>
-        <w:rPr>
-          <w:rStyle w:val="Emphasis"/>
-        </w:rPr>
-        <w:t>GenAI</w:t>
-      </w:r>
-      <w:proofErr w:type="spellEnd"/>
-      <w:r>
-        <w:rPr>
-          <w:rStyle w:val="Emphasis"/>
-        </w:rPr>
-        <w:t>)</w:t>
+        <w:t>: Label Your Collaboration with GenAI)</w:t>
       </w:r>
     </w:p>
     <w:tbl>
@@ -13442,7 +11306,6 @@
                 <w:lang w:val="en-GB"/>
               </w:rPr>
             </w:pPr>
-            <w:proofErr w:type="spellStart"/>
             <w:r>
               <w:rPr>
                 <w:sz w:val="20"/>
@@ -13451,7 +11314,6 @@
               </w:rPr>
               <w:t>Verantwoordingsverslag</w:t>
             </w:r>
-            <w:proofErr w:type="spellEnd"/>
           </w:p>
         </w:tc>
         <w:tc>
@@ -13466,7 +11328,6 @@
                 <w:lang w:val="en-GB"/>
               </w:rPr>
             </w:pPr>
-            <w:proofErr w:type="spellStart"/>
             <w:r>
               <w:rPr>
                 <w:sz w:val="20"/>
@@ -13475,7 +11336,6 @@
               </w:rPr>
               <w:t>Taalgebruik</w:t>
             </w:r>
-            <w:proofErr w:type="spellEnd"/>
           </w:p>
           <w:p>
             <w:pPr>
@@ -13536,43 +11396,7 @@
                 <w:szCs w:val="20"/>
                 <w:lang w:val="en-GB"/>
               </w:rPr>
-              <w:t xml:space="preserve">Eigen </w:t>
-            </w:r>
-            <w:proofErr w:type="spellStart"/>
-            <w:r>
-              <w:rPr>
-                <w:sz w:val="20"/>
-                <w:szCs w:val="20"/>
-                <w:lang w:val="en-GB"/>
-              </w:rPr>
-              <w:t>kennis</w:t>
-            </w:r>
-            <w:proofErr w:type="spellEnd"/>
-            <w:r>
-              <w:rPr>
-                <w:sz w:val="20"/>
-                <w:szCs w:val="20"/>
-                <w:lang w:val="en-GB"/>
-              </w:rPr>
-              <w:t xml:space="preserve"> </w:t>
-            </w:r>
-            <w:proofErr w:type="spellStart"/>
-            <w:r>
-              <w:rPr>
-                <w:sz w:val="20"/>
-                <w:szCs w:val="20"/>
-                <w:lang w:val="en-GB"/>
-              </w:rPr>
-              <w:t>en</w:t>
-            </w:r>
-            <w:proofErr w:type="spellEnd"/>
-            <w:r>
-              <w:rPr>
-                <w:sz w:val="20"/>
-                <w:szCs w:val="20"/>
-                <w:lang w:val="en-GB"/>
-              </w:rPr>
-              <w:t xml:space="preserve"> jargon van de slides</w:t>
+              <w:t>Eigen kennis en jargon van de slides</w:t>
             </w:r>
           </w:p>
         </w:tc>
@@ -13618,7 +11442,6 @@
                 <w:lang w:val="en-GB"/>
               </w:rPr>
             </w:pPr>
-            <w:proofErr w:type="spellStart"/>
             <w:r>
               <w:rPr>
                 <w:sz w:val="20"/>
@@ -13627,7 +11450,6 @@
               </w:rPr>
               <w:t>Structuur</w:t>
             </w:r>
-            <w:proofErr w:type="spellEnd"/>
           </w:p>
           <w:p>
             <w:pPr>
@@ -13704,18 +11526,8 @@
                 <w:szCs w:val="20"/>
                 <w:lang w:val="en-GB"/>
               </w:rPr>
-              <w:t xml:space="preserve">Template van Canvas </w:t>
+              <w:t>Template van Canvas gebruikt</w:t>
             </w:r>
-            <w:proofErr w:type="spellStart"/>
-            <w:r>
-              <w:rPr>
-                <w:sz w:val="20"/>
-                <w:szCs w:val="20"/>
-                <w:lang w:val="en-GB"/>
-              </w:rPr>
-              <w:t>gebruikt</w:t>
-            </w:r>
-            <w:proofErr w:type="spellEnd"/>
           </w:p>
         </w:tc>
         <w:tc>
@@ -13760,34 +11572,14 @@
                 <w:lang w:val="en-GB"/>
               </w:rPr>
             </w:pPr>
-            <w:proofErr w:type="spellStart"/>
             <w:r>
               <w:rPr>
                 <w:sz w:val="20"/>
                 <w:szCs w:val="20"/>
                 <w:lang w:val="en-GB"/>
               </w:rPr>
-              <w:t>Ontwerp</w:t>
+              <w:t>Ontwerp van oplosmethoden</w:t>
             </w:r>
-            <w:proofErr w:type="spellEnd"/>
-            <w:r>
-              <w:rPr>
-                <w:sz w:val="20"/>
-                <w:szCs w:val="20"/>
-                <w:lang w:val="en-GB"/>
-              </w:rPr>
-              <w:t xml:space="preserve"> van </w:t>
-            </w:r>
-            <w:proofErr w:type="spellStart"/>
-            <w:r>
-              <w:rPr>
-                <w:sz w:val="20"/>
-                <w:szCs w:val="20"/>
-                <w:lang w:val="en-GB"/>
-              </w:rPr>
-              <w:t>oplosmethoden</w:t>
-            </w:r>
-            <w:proofErr w:type="spellEnd"/>
           </w:p>
           <w:p>
             <w:pPr>
@@ -13833,41 +11625,13 @@
                 <w:lang w:val="en-GB"/>
               </w:rPr>
             </w:pPr>
-            <w:proofErr w:type="spellStart"/>
             <w:r>
               <w:rPr>
                 <w:sz w:val="20"/>
                 <w:szCs w:val="20"/>
                 <w:lang w:val="en-GB"/>
               </w:rPr>
-              <w:t>Gebruik</w:t>
-            </w:r>
-            <w:proofErr w:type="spellEnd"/>
-            <w:r>
-              <w:rPr>
-                <w:sz w:val="20"/>
-                <w:szCs w:val="20"/>
-                <w:lang w:val="en-GB"/>
-              </w:rPr>
-              <w:t xml:space="preserve"> </w:t>
-            </w:r>
-            <w:proofErr w:type="spellStart"/>
-            <w:r>
-              <w:rPr>
-                <w:sz w:val="20"/>
-                <w:szCs w:val="20"/>
-                <w:lang w:val="en-GB"/>
-              </w:rPr>
-              <w:t>gemaakt</w:t>
-            </w:r>
-            <w:proofErr w:type="spellEnd"/>
-            <w:r>
-              <w:rPr>
-                <w:sz w:val="20"/>
-                <w:szCs w:val="20"/>
-                <w:lang w:val="en-GB"/>
-              </w:rPr>
-              <w:t xml:space="preserve"> van de lecture slides op Canvas</w:t>
+              <w:t>Gebruik gemaakt van de lecture slides op Canvas</w:t>
             </w:r>
             <w:r>
               <w:rPr>
@@ -13875,43 +11639,7 @@
                 <w:szCs w:val="20"/>
                 <w:lang w:val="en-GB"/>
               </w:rPr>
-              <w:t xml:space="preserve"> </w:t>
-            </w:r>
-            <w:proofErr w:type="spellStart"/>
-            <w:r>
-              <w:rPr>
-                <w:sz w:val="20"/>
-                <w:szCs w:val="20"/>
-                <w:lang w:val="en-GB"/>
-              </w:rPr>
-              <w:t>en</w:t>
-            </w:r>
-            <w:proofErr w:type="spellEnd"/>
-            <w:r>
-              <w:rPr>
-                <w:sz w:val="20"/>
-                <w:szCs w:val="20"/>
-                <w:lang w:val="en-GB"/>
-              </w:rPr>
-              <w:t xml:space="preserve"> de </w:t>
-            </w:r>
-            <w:proofErr w:type="spellStart"/>
-            <w:r>
-              <w:rPr>
-                <w:sz w:val="20"/>
-                <w:szCs w:val="20"/>
-                <w:lang w:val="en-GB"/>
-              </w:rPr>
-              <w:t>opties</w:t>
-            </w:r>
-            <w:proofErr w:type="spellEnd"/>
-            <w:r>
-              <w:rPr>
-                <w:sz w:val="20"/>
-                <w:szCs w:val="20"/>
-                <w:lang w:val="en-GB"/>
-              </w:rPr>
-              <w:t xml:space="preserve"> op </w:t>
+              <w:t xml:space="preserve"> en de opties op </w:t>
             </w:r>
           </w:p>
         </w:tc>
@@ -13957,34 +11685,14 @@
                 <w:lang w:val="en-GB"/>
               </w:rPr>
             </w:pPr>
-            <w:proofErr w:type="spellStart"/>
             <w:r>
               <w:rPr>
                 <w:sz w:val="20"/>
                 <w:szCs w:val="20"/>
                 <w:lang w:val="en-GB"/>
               </w:rPr>
-              <w:t>Implementatie</w:t>
+              <w:t>Implementatie van oplosmethoden</w:t>
             </w:r>
-            <w:proofErr w:type="spellEnd"/>
-            <w:r>
-              <w:rPr>
-                <w:sz w:val="20"/>
-                <w:szCs w:val="20"/>
-                <w:lang w:val="en-GB"/>
-              </w:rPr>
-              <w:t xml:space="preserve"> van </w:t>
-            </w:r>
-            <w:proofErr w:type="spellStart"/>
-            <w:r>
-              <w:rPr>
-                <w:sz w:val="20"/>
-                <w:szCs w:val="20"/>
-                <w:lang w:val="en-GB"/>
-              </w:rPr>
-              <w:t>oplosmethoden</w:t>
-            </w:r>
-            <w:proofErr w:type="spellEnd"/>
           </w:p>
           <w:p>
             <w:pPr>
@@ -14066,7 +11774,6 @@
                 <w:lang w:val="en-GB"/>
               </w:rPr>
             </w:pPr>
-            <w:proofErr w:type="spellStart"/>
             <w:r>
               <w:rPr>
                 <w:sz w:val="20"/>
@@ -14075,7 +11782,6 @@
               </w:rPr>
               <w:t>Validatie</w:t>
             </w:r>
-            <w:proofErr w:type="spellEnd"/>
           </w:p>
           <w:p>
             <w:pPr>
@@ -14166,7 +11872,6 @@
                 <w:lang w:val="en-GB"/>
               </w:rPr>
             </w:pPr>
-            <w:proofErr w:type="spellStart"/>
             <w:r>
               <w:rPr>
                 <w:sz w:val="20"/>
@@ -14175,7 +11880,6 @@
               </w:rPr>
               <w:t>Experimenten</w:t>
             </w:r>
-            <w:proofErr w:type="spellEnd"/>
           </w:p>
           <w:p>
             <w:pPr>
@@ -14272,36 +11976,8 @@
                 <w:szCs w:val="20"/>
                 <w:lang w:val="en-GB"/>
               </w:rPr>
-              <w:t xml:space="preserve">Eigen </w:t>
+              <w:t>Eigen onderzoeksvraag of ontwikkelrichting</w:t>
             </w:r>
-            <w:proofErr w:type="spellStart"/>
-            <w:r>
-              <w:rPr>
-                <w:sz w:val="20"/>
-                <w:szCs w:val="20"/>
-                <w:lang w:val="en-GB"/>
-              </w:rPr>
-              <w:t>onderzoeksvraag</w:t>
-            </w:r>
-            <w:proofErr w:type="spellEnd"/>
-            <w:r>
-              <w:rPr>
-                <w:sz w:val="20"/>
-                <w:szCs w:val="20"/>
-                <w:lang w:val="en-GB"/>
-              </w:rPr>
-              <w:t xml:space="preserve"> of </w:t>
-            </w:r>
-            <w:proofErr w:type="spellStart"/>
-            <w:r>
-              <w:rPr>
-                <w:sz w:val="20"/>
-                <w:szCs w:val="20"/>
-                <w:lang w:val="en-GB"/>
-              </w:rPr>
-              <w:t>ontwikkelrichting</w:t>
-            </w:r>
-            <w:proofErr w:type="spellEnd"/>
           </w:p>
           <w:p>
             <w:pPr>
@@ -14630,23 +12306,13 @@
                 <w:lang w:val="en-GB"/>
               </w:rPr>
             </w:pPr>
-            <w:proofErr w:type="spellStart"/>
             <w:r>
               <w:rPr>
                 <w:sz w:val="20"/>
                 <w:szCs w:val="20"/>
                 <w:lang w:val="en-GB"/>
               </w:rPr>
-              <w:t>Geassisteerd</w:t>
-            </w:r>
-            <w:proofErr w:type="spellEnd"/>
-            <w:r>
-              <w:rPr>
-                <w:sz w:val="20"/>
-                <w:szCs w:val="20"/>
-                <w:lang w:val="en-GB"/>
-              </w:rPr>
-              <w:t xml:space="preserve"> door GenAI</w:t>
+              <w:t>Geassisteerd door GenAI</w:t>
             </w:r>
           </w:p>
         </w:tc>
@@ -14662,59 +12328,21 @@
                 <w:lang w:val="en-GB"/>
               </w:rPr>
             </w:pPr>
-            <w:proofErr w:type="spellStart"/>
             <w:r>
               <w:rPr>
                 <w:sz w:val="20"/>
                 <w:szCs w:val="20"/>
                 <w:lang w:val="en-GB"/>
               </w:rPr>
-              <w:t>Uitleg</w:t>
+              <w:t>Uitleg en</w:t>
             </w:r>
-            <w:proofErr w:type="spellEnd"/>
             <w:r>
               <w:rPr>
                 <w:sz w:val="20"/>
                 <w:szCs w:val="20"/>
                 <w:lang w:val="en-GB"/>
               </w:rPr>
-              <w:t xml:space="preserve"> </w:t>
-            </w:r>
-            <w:proofErr w:type="spellStart"/>
-            <w:r>
-              <w:rPr>
-                <w:sz w:val="20"/>
-                <w:szCs w:val="20"/>
-                <w:lang w:val="en-GB"/>
-              </w:rPr>
-              <w:t>en</w:t>
-            </w:r>
-            <w:proofErr w:type="spellEnd"/>
-            <w:r>
-              <w:rPr>
-                <w:sz w:val="20"/>
-                <w:szCs w:val="20"/>
-                <w:lang w:val="en-GB"/>
-              </w:rPr>
-              <w:t xml:space="preserve"> </w:t>
-            </w:r>
-            <w:proofErr w:type="spellStart"/>
-            <w:r>
-              <w:rPr>
-                <w:sz w:val="20"/>
-                <w:szCs w:val="20"/>
-                <w:lang w:val="en-GB"/>
-              </w:rPr>
-              <w:t>bestaan</w:t>
-            </w:r>
-            <w:proofErr w:type="spellEnd"/>
-            <w:r>
-              <w:rPr>
-                <w:sz w:val="20"/>
-                <w:szCs w:val="20"/>
-                <w:lang w:val="en-GB"/>
-              </w:rPr>
-              <w:t xml:space="preserve"> van</w:t>
+              <w:t xml:space="preserve"> bestaan van</w:t>
             </w:r>
             <w:r>
               <w:rPr>
@@ -14762,133 +12390,15 @@
                 <w:szCs w:val="20"/>
                 <w:lang w:val="en-GB"/>
               </w:rPr>
-              <w:t xml:space="preserve"> over hoe </w:t>
+              <w:t xml:space="preserve"> over hoe ik kon zorgen dat de Excel-file terecht </w:t>
             </w:r>
-            <w:proofErr w:type="spellStart"/>
             <w:r>
               <w:rPr>
                 <w:sz w:val="20"/>
                 <w:szCs w:val="20"/>
                 <w:lang w:val="en-GB"/>
               </w:rPr>
-              <w:t>ik</w:t>
-            </w:r>
-            <w:proofErr w:type="spellEnd"/>
-            <w:r>
-              <w:rPr>
-                <w:sz w:val="20"/>
-                <w:szCs w:val="20"/>
-                <w:lang w:val="en-GB"/>
-              </w:rPr>
-              <w:t xml:space="preserve"> </w:t>
-            </w:r>
-            <w:proofErr w:type="spellStart"/>
-            <w:r>
-              <w:rPr>
-                <w:sz w:val="20"/>
-                <w:szCs w:val="20"/>
-                <w:lang w:val="en-GB"/>
-              </w:rPr>
-              <w:t>kon</w:t>
-            </w:r>
-            <w:proofErr w:type="spellEnd"/>
-            <w:r>
-              <w:rPr>
-                <w:sz w:val="20"/>
-                <w:szCs w:val="20"/>
-                <w:lang w:val="en-GB"/>
-              </w:rPr>
-              <w:t xml:space="preserve"> </w:t>
-            </w:r>
-            <w:proofErr w:type="spellStart"/>
-            <w:r>
-              <w:rPr>
-                <w:sz w:val="20"/>
-                <w:szCs w:val="20"/>
-                <w:lang w:val="en-GB"/>
-              </w:rPr>
-              <w:t>zorgen</w:t>
-            </w:r>
-            <w:proofErr w:type="spellEnd"/>
-            <w:r>
-              <w:rPr>
-                <w:sz w:val="20"/>
-                <w:szCs w:val="20"/>
-                <w:lang w:val="en-GB"/>
-              </w:rPr>
-              <w:t xml:space="preserve"> </w:t>
-            </w:r>
-            <w:proofErr w:type="spellStart"/>
-            <w:r>
-              <w:rPr>
-                <w:sz w:val="20"/>
-                <w:szCs w:val="20"/>
-                <w:lang w:val="en-GB"/>
-              </w:rPr>
-              <w:t>dat</w:t>
-            </w:r>
-            <w:proofErr w:type="spellEnd"/>
-            <w:r>
-              <w:rPr>
-                <w:sz w:val="20"/>
-                <w:szCs w:val="20"/>
-                <w:lang w:val="en-GB"/>
-              </w:rPr>
-              <w:t xml:space="preserve"> de Excel-file </w:t>
-            </w:r>
-            <w:proofErr w:type="spellStart"/>
-            <w:r>
-              <w:rPr>
-                <w:sz w:val="20"/>
-                <w:szCs w:val="20"/>
-                <w:lang w:val="en-GB"/>
-              </w:rPr>
-              <w:t>terecht</w:t>
-            </w:r>
-            <w:proofErr w:type="spellEnd"/>
-            <w:r>
-              <w:rPr>
-                <w:sz w:val="20"/>
-                <w:szCs w:val="20"/>
-                <w:lang w:val="en-GB"/>
-              </w:rPr>
-              <w:t xml:space="preserve"> </w:t>
-            </w:r>
-            <w:proofErr w:type="spellStart"/>
-            <w:r>
-              <w:rPr>
-                <w:sz w:val="20"/>
-                <w:szCs w:val="20"/>
-                <w:lang w:val="en-GB"/>
-              </w:rPr>
-              <w:t>kwam</w:t>
-            </w:r>
-            <w:proofErr w:type="spellEnd"/>
-            <w:r>
-              <w:rPr>
-                <w:sz w:val="20"/>
-                <w:szCs w:val="20"/>
-                <w:lang w:val="en-GB"/>
-              </w:rPr>
-              <w:t xml:space="preserve"> in de </w:t>
-            </w:r>
-            <w:proofErr w:type="spellStart"/>
-            <w:r>
-              <w:rPr>
-                <w:sz w:val="20"/>
-                <w:szCs w:val="20"/>
-                <w:lang w:val="en-GB"/>
-              </w:rPr>
-              <w:t>aangemaakte</w:t>
-            </w:r>
-            <w:proofErr w:type="spellEnd"/>
-            <w:r>
-              <w:rPr>
-                <w:sz w:val="20"/>
-                <w:szCs w:val="20"/>
-                <w:lang w:val="en-GB"/>
-              </w:rPr>
-              <w:t xml:space="preserve"> folder (output-path)</w:t>
+              <w:t>kwam in de aangemaakte folder (output-path)</w:t>
             </w:r>
             <w:r>
               <w:rPr>
@@ -14921,25 +12431,7 @@
                 <w:szCs w:val="20"/>
                 <w:lang w:val="en-GB"/>
               </w:rPr>
-              <w:t xml:space="preserve">ints </w:t>
-            </w:r>
-            <w:proofErr w:type="spellStart"/>
-            <w:r>
-              <w:rPr>
-                <w:sz w:val="20"/>
-                <w:szCs w:val="20"/>
-                <w:lang w:val="en-GB"/>
-              </w:rPr>
-              <w:t>voor</w:t>
-            </w:r>
-            <w:proofErr w:type="spellEnd"/>
-            <w:r>
-              <w:rPr>
-                <w:sz w:val="20"/>
-                <w:szCs w:val="20"/>
-                <w:lang w:val="en-GB"/>
-              </w:rPr>
-              <w:t xml:space="preserve"> hoe</w:t>
+              <w:t>ints voor hoe</w:t>
             </w:r>
             <w:r>
               <w:rPr>
@@ -14947,25 +12439,7 @@
                 <w:szCs w:val="20"/>
                 <w:lang w:val="en-GB"/>
               </w:rPr>
-              <w:t xml:space="preserve"> </w:t>
-            </w:r>
-            <w:proofErr w:type="spellStart"/>
-            <w:r>
-              <w:rPr>
-                <w:sz w:val="20"/>
-                <w:szCs w:val="20"/>
-                <w:lang w:val="en-GB"/>
-              </w:rPr>
-              <w:t>ik</w:t>
-            </w:r>
-            <w:proofErr w:type="spellEnd"/>
-            <w:r>
-              <w:rPr>
-                <w:sz w:val="20"/>
-                <w:szCs w:val="20"/>
-                <w:lang w:val="en-GB"/>
-              </w:rPr>
-              <w:t xml:space="preserve"> </w:t>
+              <w:t xml:space="preserve"> ik </w:t>
             </w:r>
             <w:r>
               <w:rPr>
@@ -14981,79 +12455,7 @@
                 <w:szCs w:val="20"/>
                 <w:lang w:val="en-GB"/>
               </w:rPr>
-              <w:t xml:space="preserve"> dictionaries </w:t>
-            </w:r>
-            <w:proofErr w:type="spellStart"/>
-            <w:r>
-              <w:rPr>
-                <w:sz w:val="20"/>
-                <w:szCs w:val="20"/>
-                <w:lang w:val="en-GB"/>
-              </w:rPr>
-              <w:t>rijen</w:t>
-            </w:r>
-            <w:proofErr w:type="spellEnd"/>
-            <w:r>
-              <w:rPr>
-                <w:sz w:val="20"/>
-                <w:szCs w:val="20"/>
-                <w:lang w:val="en-GB"/>
-              </w:rPr>
-              <w:t xml:space="preserve"> </w:t>
-            </w:r>
-            <w:proofErr w:type="spellStart"/>
-            <w:r>
-              <w:rPr>
-                <w:sz w:val="20"/>
-                <w:szCs w:val="20"/>
-                <w:lang w:val="en-GB"/>
-              </w:rPr>
-              <w:t>aan</w:t>
-            </w:r>
-            <w:proofErr w:type="spellEnd"/>
-            <w:r>
-              <w:rPr>
-                <w:sz w:val="20"/>
-                <w:szCs w:val="20"/>
-                <w:lang w:val="en-GB"/>
-              </w:rPr>
-              <w:t xml:space="preserve"> </w:t>
-            </w:r>
-            <w:proofErr w:type="spellStart"/>
-            <w:r>
-              <w:rPr>
-                <w:sz w:val="20"/>
-                <w:szCs w:val="20"/>
-                <w:lang w:val="en-GB"/>
-              </w:rPr>
-              <w:t>kon</w:t>
-            </w:r>
-            <w:proofErr w:type="spellEnd"/>
-            <w:r>
-              <w:rPr>
-                <w:sz w:val="20"/>
-                <w:szCs w:val="20"/>
-                <w:lang w:val="en-GB"/>
-              </w:rPr>
-              <w:t xml:space="preserve"> </w:t>
-            </w:r>
-            <w:proofErr w:type="spellStart"/>
-            <w:r>
-              <w:rPr>
-                <w:sz w:val="20"/>
-                <w:szCs w:val="20"/>
-                <w:lang w:val="en-GB"/>
-              </w:rPr>
-              <w:t>maken</w:t>
-            </w:r>
-            <w:proofErr w:type="spellEnd"/>
-            <w:r>
-              <w:rPr>
-                <w:sz w:val="20"/>
-                <w:szCs w:val="20"/>
-                <w:lang w:val="en-GB"/>
-              </w:rPr>
-              <w:t>.</w:t>
+              <w:t xml:space="preserve"> dictionaries rijen aan kon maken.</w:t>
             </w:r>
           </w:p>
         </w:tc>
@@ -15093,41 +12495,13 @@
               </w:rPr>
               <w:t xml:space="preserve"> </w:t>
             </w:r>
-            <w:proofErr w:type="gramStart"/>
             <w:r>
               <w:rPr>
                 <w:sz w:val="20"/>
                 <w:szCs w:val="20"/>
                 <w:lang w:val="en-GB"/>
               </w:rPr>
-              <w:t>import</w:t>
-            </w:r>
-            <w:proofErr w:type="gramEnd"/>
-            <w:r>
-              <w:rPr>
-                <w:sz w:val="20"/>
-                <w:szCs w:val="20"/>
-                <w:lang w:val="en-GB"/>
-              </w:rPr>
-              <w:t xml:space="preserve"> </w:t>
-            </w:r>
-            <w:proofErr w:type="spellStart"/>
-            <w:r>
-              <w:rPr>
-                <w:sz w:val="20"/>
-                <w:szCs w:val="20"/>
-                <w:lang w:val="en-GB"/>
-              </w:rPr>
-              <w:t>opgezocht</w:t>
-            </w:r>
-            <w:proofErr w:type="spellEnd"/>
-            <w:r>
-              <w:rPr>
-                <w:sz w:val="20"/>
-                <w:szCs w:val="20"/>
-                <w:lang w:val="en-GB"/>
-              </w:rPr>
-              <w:t xml:space="preserve"> </w:t>
+              <w:t xml:space="preserve">import opgezocht </w:t>
             </w:r>
             <w:r>
               <w:rPr>
@@ -15135,52 +12509,7 @@
                 <w:szCs w:val="20"/>
                 <w:lang w:val="en-GB"/>
               </w:rPr>
-              <w:t xml:space="preserve">op </w:t>
-            </w:r>
-            <w:proofErr w:type="spellStart"/>
-            <w:r>
-              <w:rPr>
-                <w:sz w:val="20"/>
-                <w:szCs w:val="20"/>
-                <w:lang w:val="en-GB"/>
-              </w:rPr>
-              <w:t>Geeksforgeeks</w:t>
-            </w:r>
-            <w:proofErr w:type="spellEnd"/>
-            <w:r>
-              <w:rPr>
-                <w:sz w:val="20"/>
-                <w:szCs w:val="20"/>
-                <w:lang w:val="en-GB"/>
-              </w:rPr>
-              <w:t xml:space="preserve"> </w:t>
-            </w:r>
-            <w:proofErr w:type="spellStart"/>
-            <w:r>
-              <w:rPr>
-                <w:sz w:val="20"/>
-                <w:szCs w:val="20"/>
-                <w:lang w:val="en-GB"/>
-              </w:rPr>
-              <w:t>en</w:t>
-            </w:r>
-            <w:proofErr w:type="spellEnd"/>
-            <w:r>
-              <w:rPr>
-                <w:sz w:val="20"/>
-                <w:szCs w:val="20"/>
-                <w:lang w:val="en-GB"/>
-              </w:rPr>
-              <w:t xml:space="preserve"> </w:t>
-            </w:r>
-            <w:proofErr w:type="spellStart"/>
-            <w:r>
-              <w:rPr>
-                <w:sz w:val="20"/>
-                <w:szCs w:val="20"/>
-                <w:lang w:val="en-GB"/>
-              </w:rPr>
-              <w:t>daar</w:t>
+              <w:t>op Geeksforgeeks en daar</w:t>
             </w:r>
             <w:r>
               <w:rPr>
@@ -15188,52 +12517,7 @@
                 <w:szCs w:val="20"/>
                 <w:lang w:val="en-GB"/>
               </w:rPr>
-              <w:t>mee</w:t>
-            </w:r>
-            <w:proofErr w:type="spellEnd"/>
-            <w:r>
-              <w:rPr>
-                <w:sz w:val="20"/>
-                <w:szCs w:val="20"/>
-                <w:lang w:val="en-GB"/>
-              </w:rPr>
-              <w:t xml:space="preserve"> </w:t>
-            </w:r>
-            <w:proofErr w:type="spellStart"/>
-            <w:r>
-              <w:rPr>
-                <w:sz w:val="20"/>
-                <w:szCs w:val="20"/>
-                <w:lang w:val="en-GB"/>
-              </w:rPr>
-              <w:t>verder</w:t>
-            </w:r>
-            <w:proofErr w:type="spellEnd"/>
-            <w:r>
-              <w:rPr>
-                <w:sz w:val="20"/>
-                <w:szCs w:val="20"/>
-                <w:lang w:val="en-GB"/>
-              </w:rPr>
-              <w:t xml:space="preserve"> </w:t>
-            </w:r>
-            <w:proofErr w:type="spellStart"/>
-            <w:r>
-              <w:rPr>
-                <w:sz w:val="20"/>
-                <w:szCs w:val="20"/>
-                <w:lang w:val="en-GB"/>
-              </w:rPr>
-              <w:t>gewerkt</w:t>
-            </w:r>
-            <w:proofErr w:type="spellEnd"/>
-            <w:r>
-              <w:rPr>
-                <w:sz w:val="20"/>
-                <w:szCs w:val="20"/>
-                <w:lang w:val="en-GB"/>
-              </w:rPr>
-              <w:t>.</w:t>
+              <w:t>mee verder gewerkt.</w:t>
             </w:r>
           </w:p>
         </w:tc>
@@ -15359,23 +12643,13 @@
                 <w:lang w:val="en-GB"/>
               </w:rPr>
             </w:pPr>
-            <w:proofErr w:type="spellStart"/>
             <w:r>
               <w:rPr>
                 <w:sz w:val="20"/>
                 <w:szCs w:val="20"/>
                 <w:lang w:val="en-GB"/>
               </w:rPr>
-              <w:t>Geassisteerd</w:t>
-            </w:r>
-            <w:proofErr w:type="spellEnd"/>
-            <w:r>
-              <w:rPr>
-                <w:sz w:val="20"/>
-                <w:szCs w:val="20"/>
-                <w:lang w:val="en-GB"/>
-              </w:rPr>
-              <w:t xml:space="preserve"> door GenAI</w:t>
+              <w:t>Geassisteerd door GenAI</w:t>
             </w:r>
           </w:p>
         </w:tc>
@@ -15391,7 +12665,6 @@
                 <w:lang w:val="en-GB"/>
               </w:rPr>
             </w:pPr>
-            <w:proofErr w:type="spellStart"/>
             <w:r>
               <w:rPr>
                 <w:sz w:val="20"/>
@@ -15400,7 +12673,6 @@
               </w:rPr>
               <w:t>Uitleg</w:t>
             </w:r>
-            <w:proofErr w:type="spellEnd"/>
             <w:r>
               <w:rPr>
                 <w:sz w:val="20"/>
@@ -15409,196 +12681,30 @@
               </w:rPr>
               <w:t xml:space="preserve"> </w:t>
             </w:r>
-            <w:proofErr w:type="spellStart"/>
             <w:r>
               <w:rPr>
                 <w:sz w:val="20"/>
                 <w:szCs w:val="20"/>
                 <w:lang w:val="en-GB"/>
               </w:rPr>
-              <w:t>zonder</w:t>
+              <w:t xml:space="preserve">zonder code </w:t>
             </w:r>
-            <w:proofErr w:type="spellEnd"/>
             <w:r>
               <w:rPr>
                 <w:sz w:val="20"/>
                 <w:szCs w:val="20"/>
                 <w:lang w:val="en-GB"/>
               </w:rPr>
-              <w:t xml:space="preserve"> code </w:t>
+              <w:t xml:space="preserve">gevraagd bij foutmeldingen die ik zelf niet kon </w:t>
             </w:r>
-            <w:proofErr w:type="spellStart"/>
             <w:r>
               <w:rPr>
                 <w:sz w:val="20"/>
                 <w:szCs w:val="20"/>
                 <w:lang w:val="en-GB"/>
               </w:rPr>
-              <w:t>gevraagd</w:t>
+              <w:t>begreep of kon oplossen</w:t>
             </w:r>
-            <w:proofErr w:type="spellEnd"/>
-            <w:r>
-              <w:rPr>
-                <w:sz w:val="20"/>
-                <w:szCs w:val="20"/>
-                <w:lang w:val="en-GB"/>
-              </w:rPr>
-              <w:t xml:space="preserve"> </w:t>
-            </w:r>
-            <w:proofErr w:type="spellStart"/>
-            <w:r>
-              <w:rPr>
-                <w:sz w:val="20"/>
-                <w:szCs w:val="20"/>
-                <w:lang w:val="en-GB"/>
-              </w:rPr>
-              <w:t>bij</w:t>
-            </w:r>
-            <w:proofErr w:type="spellEnd"/>
-            <w:r>
-              <w:rPr>
-                <w:sz w:val="20"/>
-                <w:szCs w:val="20"/>
-                <w:lang w:val="en-GB"/>
-              </w:rPr>
-              <w:t xml:space="preserve"> </w:t>
-            </w:r>
-            <w:proofErr w:type="spellStart"/>
-            <w:r>
-              <w:rPr>
-                <w:sz w:val="20"/>
-                <w:szCs w:val="20"/>
-                <w:lang w:val="en-GB"/>
-              </w:rPr>
-              <w:t>foutmeldingen</w:t>
-            </w:r>
-            <w:proofErr w:type="spellEnd"/>
-            <w:r>
-              <w:rPr>
-                <w:sz w:val="20"/>
-                <w:szCs w:val="20"/>
-                <w:lang w:val="en-GB"/>
-              </w:rPr>
-              <w:t xml:space="preserve"> die </w:t>
-            </w:r>
-            <w:proofErr w:type="spellStart"/>
-            <w:r>
-              <w:rPr>
-                <w:sz w:val="20"/>
-                <w:szCs w:val="20"/>
-                <w:lang w:val="en-GB"/>
-              </w:rPr>
-              <w:t>ik</w:t>
-            </w:r>
-            <w:proofErr w:type="spellEnd"/>
-            <w:r>
-              <w:rPr>
-                <w:sz w:val="20"/>
-                <w:szCs w:val="20"/>
-                <w:lang w:val="en-GB"/>
-              </w:rPr>
-              <w:t xml:space="preserve"> </w:t>
-            </w:r>
-            <w:proofErr w:type="spellStart"/>
-            <w:r>
-              <w:rPr>
-                <w:sz w:val="20"/>
-                <w:szCs w:val="20"/>
-                <w:lang w:val="en-GB"/>
-              </w:rPr>
-              <w:t>zelf</w:t>
-            </w:r>
-            <w:proofErr w:type="spellEnd"/>
-            <w:r>
-              <w:rPr>
-                <w:sz w:val="20"/>
-                <w:szCs w:val="20"/>
-                <w:lang w:val="en-GB"/>
-              </w:rPr>
-              <w:t xml:space="preserve"> </w:t>
-            </w:r>
-            <w:proofErr w:type="spellStart"/>
-            <w:r>
-              <w:rPr>
-                <w:sz w:val="20"/>
-                <w:szCs w:val="20"/>
-                <w:lang w:val="en-GB"/>
-              </w:rPr>
-              <w:t>niet</w:t>
-            </w:r>
-            <w:proofErr w:type="spellEnd"/>
-            <w:r>
-              <w:rPr>
-                <w:sz w:val="20"/>
-                <w:szCs w:val="20"/>
-                <w:lang w:val="en-GB"/>
-              </w:rPr>
-              <w:t xml:space="preserve"> </w:t>
-            </w:r>
-            <w:proofErr w:type="spellStart"/>
-            <w:r>
-              <w:rPr>
-                <w:sz w:val="20"/>
-                <w:szCs w:val="20"/>
-                <w:lang w:val="en-GB"/>
-              </w:rPr>
-              <w:t>kon</w:t>
-            </w:r>
-            <w:proofErr w:type="spellEnd"/>
-            <w:r>
-              <w:rPr>
-                <w:sz w:val="20"/>
-                <w:szCs w:val="20"/>
-                <w:lang w:val="en-GB"/>
-              </w:rPr>
-              <w:t xml:space="preserve"> </w:t>
-            </w:r>
-            <w:proofErr w:type="spellStart"/>
-            <w:r>
-              <w:rPr>
-                <w:sz w:val="20"/>
-                <w:szCs w:val="20"/>
-                <w:lang w:val="en-GB"/>
-              </w:rPr>
-              <w:t>begreep</w:t>
-            </w:r>
-            <w:proofErr w:type="spellEnd"/>
-            <w:r>
-              <w:rPr>
-                <w:sz w:val="20"/>
-                <w:szCs w:val="20"/>
-                <w:lang w:val="en-GB"/>
-              </w:rPr>
-              <w:t xml:space="preserve"> of </w:t>
-            </w:r>
-            <w:proofErr w:type="spellStart"/>
-            <w:r>
-              <w:rPr>
-                <w:sz w:val="20"/>
-                <w:szCs w:val="20"/>
-                <w:lang w:val="en-GB"/>
-              </w:rPr>
-              <w:t>kon</w:t>
-            </w:r>
-            <w:proofErr w:type="spellEnd"/>
-            <w:r>
-              <w:rPr>
-                <w:sz w:val="20"/>
-                <w:szCs w:val="20"/>
-                <w:lang w:val="en-GB"/>
-              </w:rPr>
-              <w:t xml:space="preserve"> </w:t>
-            </w:r>
-            <w:proofErr w:type="spellStart"/>
-            <w:r>
-              <w:rPr>
-                <w:sz w:val="20"/>
-                <w:szCs w:val="20"/>
-                <w:lang w:val="en-GB"/>
-              </w:rPr>
-              <w:t>oplossen</w:t>
-            </w:r>
-            <w:proofErr w:type="spellEnd"/>
             <w:r>
               <w:rPr>
                 <w:sz w:val="20"/>
@@ -15636,43 +12742,7 @@
                 <w:szCs w:val="20"/>
                 <w:lang w:val="en-GB"/>
               </w:rPr>
-              <w:t xml:space="preserve">Op </w:t>
-            </w:r>
-            <w:proofErr w:type="gramStart"/>
-            <w:r>
-              <w:rPr>
-                <w:sz w:val="20"/>
-                <w:szCs w:val="20"/>
-                <w:lang w:val="en-GB"/>
-              </w:rPr>
-              <w:t>basis</w:t>
-            </w:r>
-            <w:proofErr w:type="gramEnd"/>
-            <w:r>
-              <w:rPr>
-                <w:sz w:val="20"/>
-                <w:szCs w:val="20"/>
-                <w:lang w:val="en-GB"/>
-              </w:rPr>
-              <w:t xml:space="preserve"> van de extra </w:t>
-            </w:r>
-            <w:proofErr w:type="spellStart"/>
-            <w:r>
-              <w:rPr>
-                <w:sz w:val="20"/>
-                <w:szCs w:val="20"/>
-                <w:lang w:val="en-GB"/>
-              </w:rPr>
-              <w:t>uitleg</w:t>
-            </w:r>
-            <w:proofErr w:type="spellEnd"/>
-            <w:r>
-              <w:rPr>
-                <w:sz w:val="20"/>
-                <w:szCs w:val="20"/>
-                <w:lang w:val="en-GB"/>
-              </w:rPr>
-              <w:t xml:space="preserve"> </w:t>
+              <w:t xml:space="preserve">Op basis van de extra uitleg </w:t>
             </w:r>
             <w:r>
               <w:rPr>
@@ -15680,144 +12750,16 @@
                 <w:szCs w:val="20"/>
                 <w:lang w:val="en-GB"/>
               </w:rPr>
-              <w:t xml:space="preserve">alle </w:t>
+              <w:t xml:space="preserve">alle aangegeven regels gecheckt en </w:t>
             </w:r>
-            <w:proofErr w:type="spellStart"/>
             <w:r>
               <w:rPr>
                 <w:sz w:val="20"/>
                 <w:szCs w:val="20"/>
                 <w:lang w:val="en-GB"/>
               </w:rPr>
-              <w:t>aangegeven</w:t>
+              <w:t>gaan zoeken hoe ik het op kon lossen</w:t>
             </w:r>
-            <w:proofErr w:type="spellEnd"/>
-            <w:r>
-              <w:rPr>
-                <w:sz w:val="20"/>
-                <w:szCs w:val="20"/>
-                <w:lang w:val="en-GB"/>
-              </w:rPr>
-              <w:t xml:space="preserve"> regels </w:t>
-            </w:r>
-            <w:proofErr w:type="spellStart"/>
-            <w:r>
-              <w:rPr>
-                <w:sz w:val="20"/>
-                <w:szCs w:val="20"/>
-                <w:lang w:val="en-GB"/>
-              </w:rPr>
-              <w:t>gecheckt</w:t>
-            </w:r>
-            <w:proofErr w:type="spellEnd"/>
-            <w:r>
-              <w:rPr>
-                <w:sz w:val="20"/>
-                <w:szCs w:val="20"/>
-                <w:lang w:val="en-GB"/>
-              </w:rPr>
-              <w:t xml:space="preserve"> </w:t>
-            </w:r>
-            <w:proofErr w:type="spellStart"/>
-            <w:r>
-              <w:rPr>
-                <w:sz w:val="20"/>
-                <w:szCs w:val="20"/>
-                <w:lang w:val="en-GB"/>
-              </w:rPr>
-              <w:t>en</w:t>
-            </w:r>
-            <w:proofErr w:type="spellEnd"/>
-            <w:r>
-              <w:rPr>
-                <w:sz w:val="20"/>
-                <w:szCs w:val="20"/>
-                <w:lang w:val="en-GB"/>
-              </w:rPr>
-              <w:t xml:space="preserve"> </w:t>
-            </w:r>
-            <w:proofErr w:type="spellStart"/>
-            <w:r>
-              <w:rPr>
-                <w:sz w:val="20"/>
-                <w:szCs w:val="20"/>
-                <w:lang w:val="en-GB"/>
-              </w:rPr>
-              <w:t>gaan</w:t>
-            </w:r>
-            <w:proofErr w:type="spellEnd"/>
-            <w:r>
-              <w:rPr>
-                <w:sz w:val="20"/>
-                <w:szCs w:val="20"/>
-                <w:lang w:val="en-GB"/>
-              </w:rPr>
-              <w:t xml:space="preserve"> </w:t>
-            </w:r>
-            <w:proofErr w:type="spellStart"/>
-            <w:r>
-              <w:rPr>
-                <w:sz w:val="20"/>
-                <w:szCs w:val="20"/>
-                <w:lang w:val="en-GB"/>
-              </w:rPr>
-              <w:t>zoeken</w:t>
-            </w:r>
-            <w:proofErr w:type="spellEnd"/>
-            <w:r>
-              <w:rPr>
-                <w:sz w:val="20"/>
-                <w:szCs w:val="20"/>
-                <w:lang w:val="en-GB"/>
-              </w:rPr>
-              <w:t xml:space="preserve"> hoe </w:t>
-            </w:r>
-            <w:proofErr w:type="spellStart"/>
-            <w:r>
-              <w:rPr>
-                <w:sz w:val="20"/>
-                <w:szCs w:val="20"/>
-                <w:lang w:val="en-GB"/>
-              </w:rPr>
-              <w:t>ik</w:t>
-            </w:r>
-            <w:proofErr w:type="spellEnd"/>
-            <w:r>
-              <w:rPr>
-                <w:sz w:val="20"/>
-                <w:szCs w:val="20"/>
-                <w:lang w:val="en-GB"/>
-              </w:rPr>
-              <w:t xml:space="preserve"> het op </w:t>
-            </w:r>
-            <w:proofErr w:type="spellStart"/>
-            <w:r>
-              <w:rPr>
-                <w:sz w:val="20"/>
-                <w:szCs w:val="20"/>
-                <w:lang w:val="en-GB"/>
-              </w:rPr>
-              <w:t>kon</w:t>
-            </w:r>
-            <w:proofErr w:type="spellEnd"/>
-            <w:r>
-              <w:rPr>
-                <w:sz w:val="20"/>
-                <w:szCs w:val="20"/>
-                <w:lang w:val="en-GB"/>
-              </w:rPr>
-              <w:t xml:space="preserve"> </w:t>
-            </w:r>
-            <w:proofErr w:type="spellStart"/>
-            <w:r>
-              <w:rPr>
-                <w:sz w:val="20"/>
-                <w:szCs w:val="20"/>
-                <w:lang w:val="en-GB"/>
-              </w:rPr>
-              <w:t>lossen</w:t>
-            </w:r>
-            <w:proofErr w:type="spellEnd"/>
             <w:r>
               <w:rPr>
                 <w:sz w:val="20"/>
@@ -19549,6 +16491,10 @@
 </file>
 
 <file path=customXml/item1.xml><?xml version="1.0" encoding="utf-8"?>
+<b:Sources xmlns:b="http://schemas.openxmlformats.org/officeDocument/2006/bibliography" xmlns="http://schemas.openxmlformats.org/officeDocument/2006/bibliography" SelectedStyle="\APASixthEditionOfficeOnline.xsl" StyleName="APA" Version="6"/>
+</file>
+
+<file path=customXml/item2.xml><?xml version="1.0" encoding="utf-8"?>
 <?mso-contentType ?>
 <FormTemplates xmlns="http://schemas.microsoft.com/sharepoint/v3/contenttype/forms">
   <Display>DocumentLibraryForm</Display>
@@ -19557,11 +16503,15 @@
 </FormTemplates>
 </file>
 
-<file path=customXml/item2.xml><?xml version="1.0" encoding="utf-8"?>
-<b:Sources xmlns:b="http://schemas.openxmlformats.org/officeDocument/2006/bibliography" xmlns="http://schemas.openxmlformats.org/officeDocument/2006/bibliography" SelectedStyle="\APASixthEditionOfficeOnline.xsl" StyleName="APA" Version="6"/>
+<file path=customXml/item3.xml><?xml version="1.0" encoding="utf-8"?>
+<p:properties xmlns:p="http://schemas.microsoft.com/office/2006/metadata/properties" xmlns:xsi="http://www.w3.org/2001/XMLSchema-instance" xmlns:pc="http://schemas.microsoft.com/office/infopath/2007/PartnerControls">
+  <documentManagement>
+    <lcf76f155ced4ddcb4097134ff3c332f xmlns="882bdec5-c3ce-4705-9a84-58ed8ad203ea" xsi:nil="true"/>
+  </documentManagement>
+</p:properties>
 </file>
 
-<file path=customXml/item3.xml><?xml version="1.0" encoding="utf-8"?>
+<file path=customXml/item4.xml><?xml version="1.0" encoding="utf-8"?>
 <ct:contentTypeSchema xmlns:ct="http://schemas.microsoft.com/office/2006/metadata/contentType" xmlns:ma="http://schemas.microsoft.com/office/2006/metadata/properties/metaAttributes" ct:_="" ma:_="" ma:contentTypeName="Document" ma:contentTypeID="0x01010013B620F01982514694878B55267266B0" ma:contentTypeVersion="86" ma:contentTypeDescription="Een nieuw document maken." ma:contentTypeScope="" ma:versionID="74461f5d53f32db2b022b75481ad65d4">
   <xsd:schema xmlns:xsd="http://www.w3.org/2001/XMLSchema" xmlns:xs="http://www.w3.org/2001/XMLSchema" xmlns:p="http://schemas.microsoft.com/office/2006/metadata/properties" xmlns:ns2="882bdec5-c3ce-4705-9a84-58ed8ad203ea" xmlns:ns3="c6fe3531-949f-4c96-ac1d-b793c48e3f25" targetNamespace="http://schemas.microsoft.com/office/2006/metadata/properties" ma:root="true" ma:fieldsID="3f35a72610264df809623b370168ef8a" ns2:_="" ns3:_="">
     <xsd:import namespace="882bdec5-c3ce-4705-9a84-58ed8ad203ea"/>
@@ -19788,15 +16738,15 @@
 </ct:contentTypeSchema>
 </file>
 
-<file path=customXml/item4.xml><?xml version="1.0" encoding="utf-8"?>
-<p:properties xmlns:p="http://schemas.microsoft.com/office/2006/metadata/properties" xmlns:xsi="http://www.w3.org/2001/XMLSchema-instance" xmlns:pc="http://schemas.microsoft.com/office/infopath/2007/PartnerControls">
-  <documentManagement>
-    <lcf76f155ced4ddcb4097134ff3c332f xmlns="882bdec5-c3ce-4705-9a84-58ed8ad203ea" xsi:nil="true"/>
-  </documentManagement>
-</p:properties>
+<file path=customXml/itemProps1.xml><?xml version="1.0" encoding="utf-8"?>
+<ds:datastoreItem xmlns:ds="http://schemas.openxmlformats.org/officeDocument/2006/customXml" ds:itemID="{F988F39B-F114-4F2F-A8A1-59C768EC4F43}">
+  <ds:schemaRefs>
+    <ds:schemaRef ds:uri="http://schemas.openxmlformats.org/officeDocument/2006/bibliography"/>
+  </ds:schemaRefs>
+</ds:datastoreItem>
 </file>
 
-<file path=customXml/itemProps1.xml><?xml version="1.0" encoding="utf-8"?>
+<file path=customXml/itemProps2.xml><?xml version="1.0" encoding="utf-8"?>
 <ds:datastoreItem xmlns:ds="http://schemas.openxmlformats.org/officeDocument/2006/customXml" ds:itemID="{C3F5092C-1C96-4FC3-A89B-37A7B2AA4EF8}">
   <ds:schemaRefs>
     <ds:schemaRef ds:uri="http://schemas.microsoft.com/sharepoint/v3/contenttype/forms"/>
@@ -19804,15 +16754,17 @@
 </ds:datastoreItem>
 </file>
 
-<file path=customXml/itemProps2.xml><?xml version="1.0" encoding="utf-8"?>
-<ds:datastoreItem xmlns:ds="http://schemas.openxmlformats.org/officeDocument/2006/customXml" ds:itemID="{F988F39B-F114-4F2F-A8A1-59C768EC4F43}">
+<file path=customXml/itemProps3.xml><?xml version="1.0" encoding="utf-8"?>
+<ds:datastoreItem xmlns:ds="http://schemas.openxmlformats.org/officeDocument/2006/customXml" ds:itemID="{F9A4A58D-ED1B-4519-9097-ED6DB61DF980}">
   <ds:schemaRefs>
-    <ds:schemaRef ds:uri="http://schemas.openxmlformats.org/officeDocument/2006/bibliography"/>
+    <ds:schemaRef ds:uri="http://schemas.microsoft.com/office/2006/metadata/properties"/>
+    <ds:schemaRef ds:uri="http://schemas.microsoft.com/office/infopath/2007/PartnerControls"/>
+    <ds:schemaRef ds:uri="882bdec5-c3ce-4705-9a84-58ed8ad203ea"/>
   </ds:schemaRefs>
 </ds:datastoreItem>
 </file>
 
-<file path=customXml/itemProps3.xml><?xml version="1.0" encoding="utf-8"?>
+<file path=customXml/itemProps4.xml><?xml version="1.0" encoding="utf-8"?>
 <ds:datastoreItem xmlns:ds="http://schemas.openxmlformats.org/officeDocument/2006/customXml" ds:itemID="{54D0C595-8195-4309-B38E-B2B015822B57}">
   <ds:schemaRefs>
     <ds:schemaRef ds:uri="http://schemas.microsoft.com/office/2006/metadata/contentType"/>
@@ -19829,14 +16781,4 @@
     <ds:schemaRef ds:uri="http://schemas.microsoft.com/internal/obd"/>
   </ds:schemaRefs>
 </ds:datastoreItem>
-</file>
-
-<file path=customXml/itemProps4.xml><?xml version="1.0" encoding="utf-8"?>
-<ds:datastoreItem xmlns:ds="http://schemas.openxmlformats.org/officeDocument/2006/customXml" ds:itemID="{F9A4A58D-ED1B-4519-9097-ED6DB61DF980}">
-  <ds:schemaRefs>
-    <ds:schemaRef ds:uri="http://schemas.microsoft.com/office/2006/metadata/properties"/>
-    <ds:schemaRef ds:uri="http://schemas.microsoft.com/office/infopath/2007/PartnerControls"/>
-    <ds:schemaRef ds:uri="882bdec5-c3ce-4705-9a84-58ed8ad203ea"/>
-  </ds:schemaRefs>
-</ds:datastoreItem>
 </file>
--- a/OR5 Verantwoordingsverslag.docx
+++ b/OR5 Verantwoordingsverslag.docx
@@ -6254,7 +6254,25 @@
           <w:iCs w:val="0"/>
           <w:color w:val="auto"/>
         </w:rPr>
-        <w:t xml:space="preserve"> op alle machines, behalve de positie waar hij zelf als staat. De buurruimte is dus alle mogelijke posities</w:t>
+        <w:t xml:space="preserve"> op </w:t>
+      </w:r>
+      <w:r>
+        <w:rPr>
+          <w:rStyle w:val="Emphasis"/>
+          <w:i w:val="0"/>
+          <w:iCs w:val="0"/>
+          <w:color w:val="auto"/>
+        </w:rPr>
+        <w:t xml:space="preserve">een andere </w:t>
+      </w:r>
+      <w:r>
+        <w:rPr>
+          <w:rStyle w:val="Emphasis"/>
+          <w:i w:val="0"/>
+          <w:iCs w:val="0"/>
+          <w:color w:val="auto"/>
+        </w:rPr>
+        <w:t>machine. De buurruimte is dus alle mogelijke posities</w:t>
       </w:r>
       <w:r>
         <w:rPr>

--- a/OR5 Verantwoordingsverslag.docx
+++ b/OR5 Verantwoordingsverslag.docx
@@ -6245,106 +6245,62 @@
           <w:iCs w:val="0"/>
           <w:color w:val="auto"/>
         </w:rPr>
-        <w:t>De zoekstrategie pakt een order en bekijkt elke mogelijke positie</w:t>
-      </w:r>
-      <w:r>
-        <w:rPr>
-          <w:rStyle w:val="Emphasis"/>
-          <w:i w:val="0"/>
-          <w:iCs w:val="0"/>
-          <w:color w:val="auto"/>
-        </w:rPr>
-        <w:t xml:space="preserve"> op </w:t>
-      </w:r>
-      <w:r>
-        <w:rPr>
-          <w:rStyle w:val="Emphasis"/>
-          <w:i w:val="0"/>
-          <w:iCs w:val="0"/>
-          <w:color w:val="auto"/>
-        </w:rPr>
-        <w:t xml:space="preserve">een andere </w:t>
-      </w:r>
-      <w:r>
-        <w:rPr>
-          <w:rStyle w:val="Emphasis"/>
-          <w:i w:val="0"/>
-          <w:iCs w:val="0"/>
-          <w:color w:val="auto"/>
-        </w:rPr>
-        <w:t>machine. De buurruimte is dus alle mogelijke posities</w:t>
-      </w:r>
-      <w:r>
-        <w:rPr>
-          <w:rStyle w:val="Emphasis"/>
-          <w:i w:val="0"/>
-          <w:iCs w:val="0"/>
-          <w:color w:val="auto"/>
-        </w:rPr>
-        <w:t xml:space="preserve"> en hij onthoudt alleen </w:t>
-      </w:r>
-      <w:r>
-        <w:rPr>
-          <w:rStyle w:val="Emphasis"/>
-          <w:i w:val="0"/>
-          <w:iCs w:val="0"/>
-          <w:color w:val="auto"/>
-        </w:rPr>
-        <w:t xml:space="preserve">een specifieke </w:t>
-      </w:r>
-      <w:r>
-        <w:rPr>
-          <w:rStyle w:val="Emphasis"/>
-          <w:i w:val="0"/>
-          <w:iCs w:val="0"/>
-          <w:color w:val="auto"/>
-        </w:rPr>
-        <w:t xml:space="preserve">positie wanneer deze beter is dan alle andere posities die </w:t>
-      </w:r>
-      <w:r>
-        <w:rPr>
-          <w:rStyle w:val="Emphasis"/>
-          <w:i w:val="0"/>
-          <w:iCs w:val="0"/>
-          <w:color w:val="auto"/>
-        </w:rPr>
-        <w:t>hij</w:t>
-      </w:r>
-      <w:r>
-        <w:rPr>
-          <w:rStyle w:val="Emphasis"/>
-          <w:i w:val="0"/>
-          <w:iCs w:val="0"/>
-          <w:color w:val="auto"/>
-        </w:rPr>
-        <w:t xml:space="preserve"> tot nu toe he</w:t>
-      </w:r>
-      <w:r>
-        <w:rPr>
-          <w:rStyle w:val="Emphasis"/>
-          <w:i w:val="0"/>
-          <w:iCs w:val="0"/>
-          <w:color w:val="auto"/>
-        </w:rPr>
-        <w:t>ef</w:t>
-      </w:r>
-      <w:r>
-        <w:rPr>
-          <w:rStyle w:val="Emphasis"/>
-          <w:i w:val="0"/>
-          <w:iCs w:val="0"/>
-          <w:color w:val="auto"/>
-        </w:rPr>
-        <w:t>t doorlopen.</w:t>
-      </w:r>
-      <w:r>
-        <w:rPr>
-          <w:rStyle w:val="Emphasis"/>
-          <w:i w:val="0"/>
-          <w:iCs w:val="0"/>
-          <w:color w:val="auto"/>
-        </w:rPr>
-        <w:t xml:space="preserve"> Hierdoor maak ik gebruik van ‘</w:t>
+        <w:t>De zoekstrategie gaat alle orders een voor een af.</w:t>
+      </w:r>
+      <w:r>
+        <w:rPr>
+          <w:rStyle w:val="Emphasis"/>
+          <w:i w:val="0"/>
+          <w:iCs w:val="0"/>
+          <w:color w:val="auto"/>
+        </w:rPr>
+        <w:t xml:space="preserve"> Hij selecteert dan per order een willekeurige machine</w:t>
+      </w:r>
+      <w:r>
+        <w:rPr>
+          <w:rStyle w:val="Emphasis"/>
+          <w:i w:val="0"/>
+          <w:iCs w:val="0"/>
+          <w:color w:val="auto"/>
+        </w:rPr>
+        <w:t xml:space="preserve"> die </w:t>
+      </w:r>
+      <w:r>
+        <w:rPr>
+          <w:rStyle w:val="Emphasis"/>
+          <w:i w:val="0"/>
+          <w:iCs w:val="0"/>
+          <w:color w:val="auto"/>
+          <w:u w:val="single"/>
+        </w:rPr>
+        <w:t>niet</w:t>
+      </w:r>
+      <w:r>
+        <w:rPr>
+          <w:rStyle w:val="Emphasis"/>
+          <w:i w:val="0"/>
+          <w:iCs w:val="0"/>
+          <w:color w:val="auto"/>
+        </w:rPr>
+        <w:t xml:space="preserve"> de huidige machine is waar de order op staat. Binnen die machine gaat hij alle mogelijke posities af en hij </w:t>
+      </w:r>
+      <w:r>
+        <w:rPr>
+          <w:rStyle w:val="Emphasis"/>
+          <w:i w:val="0"/>
+          <w:iCs w:val="0"/>
+          <w:color w:val="auto"/>
+        </w:rPr>
+        <w:t>onthoudt alleen een specifieke positie wanneer deze beter is dan alle andere posities die hij tot nu toe heeft doorlopen</w:t>
+      </w:r>
+      <w:r>
+        <w:rPr>
+          <w:rStyle w:val="Emphasis"/>
+          <w:i w:val="0"/>
+          <w:iCs w:val="0"/>
+          <w:color w:val="auto"/>
+        </w:rPr>
+        <w:t>. Hierdoor maak ik gebruik van “</w:t>
       </w:r>
       <w:r>
         <w:rPr>
@@ -6360,7 +6316,43 @@
           <w:iCs w:val="0"/>
           <w:color w:val="auto"/>
         </w:rPr>
-        <w:t xml:space="preserve">’. </w:t>
+        <w:t xml:space="preserve">” aangezien ik de </w:t>
+      </w:r>
+      <w:r>
+        <w:rPr>
+          <w:rStyle w:val="Emphasis"/>
+          <w:i w:val="0"/>
+          <w:iCs w:val="0"/>
+          <w:color w:val="auto"/>
+        </w:rPr>
+        <w:t>grootste</w:t>
+      </w:r>
+      <w:r>
+        <w:rPr>
+          <w:rStyle w:val="Emphasis"/>
+          <w:i w:val="0"/>
+          <w:iCs w:val="0"/>
+          <w:color w:val="auto"/>
+        </w:rPr>
+        <w:t xml:space="preserve"> </w:t>
+      </w:r>
+      <w:r>
+        <w:rPr>
+          <w:rStyle w:val="Emphasis"/>
+          <w:i w:val="0"/>
+          <w:iCs w:val="0"/>
+          <w:color w:val="auto"/>
+        </w:rPr>
+        <w:t>verbetering pak binnen de buurruimte. Deze buurruimte is dan dus alle mogelijke posities op één willekeurige andere machine.</w:t>
+      </w:r>
+      <w:r>
+        <w:rPr>
+          <w:rStyle w:val="Emphasis"/>
+          <w:i w:val="0"/>
+          <w:iCs w:val="0"/>
+          <w:color w:val="auto"/>
+        </w:rPr>
+        <w:t xml:space="preserve"> Deze improvement past hij dan toe op alle orders.</w:t>
       </w:r>
     </w:p>
     <w:p>
@@ -6623,6 +6615,7 @@
         <w:pStyle w:val="Heading3"/>
       </w:pPr>
       <w:r>
+        <w:lastRenderedPageBreak/>
         <w:t>Pseudocode</w:t>
       </w:r>
     </w:p>
@@ -6644,7 +6637,6 @@
         <w:pStyle w:val="Heading2"/>
       </w:pPr>
       <w:r>
-        <w:lastRenderedPageBreak/>
         <w:t>Theoretische tijdscomplexiteit</w:t>
       </w:r>
     </w:p>
@@ -7211,6 +7203,7 @@
         <w:rPr>
           <w:rStyle w:val="SubtleEmphasis"/>
         </w:rPr>
+        <w:lastRenderedPageBreak/>
         <w:t xml:space="preserve">Als bestands- en functienamen heel duidelijk verwijzen naar </w:t>
       </w:r>
       <w:r>
@@ -7259,7 +7252,6 @@
         <w:rPr>
           <w:rStyle w:val="SubtleEmphasis"/>
         </w:rPr>
-        <w:lastRenderedPageBreak/>
         <w:t xml:space="preserve">Zijn de bestands- en functienamen </w:t>
       </w:r>
       <w:r>

--- a/OR5 Verantwoordingsverslag.docx
+++ b/OR5 Verantwoordingsverslag.docx
@@ -369,7 +369,16 @@
         <w:t>gebruikt.</w:t>
       </w:r>
       <w:r>
-        <w:t xml:space="preserve"> Op deze heuristieken is </w:t>
+        <w:t xml:space="preserve"> Op deze heuristieken is</w:t>
+      </w:r>
+      <w:r>
+        <w:t xml:space="preserve"> insertion tussen machines </w:t>
+      </w:r>
+      <w:r>
+        <w:t>als discrete improving search gebruikt om een betere oplossing te vinden.</w:t>
+      </w:r>
+      <w:r>
+        <w:t xml:space="preserve"> De optimale oplossing is uiteindelijk geselecteerd door middel van </w:t>
       </w:r>
       <w:r>
         <w:rPr>
@@ -380,16 +389,7 @@
         <w:t>XXXXX</w:t>
       </w:r>
       <w:r>
-        <w:rPr>
-          <w:color w:val="FF0000"/>
-        </w:rPr>
-        <w:t xml:space="preserve"> </w:t>
-      </w:r>
-      <w:r>
-        <w:t>als discrete improving search gebruikt om een betere oplossing te vinden.</w:t>
-      </w:r>
-      <w:r>
-        <w:t xml:space="preserve"> De optimale oplossing is uiteindelijk geselecteerd door middel van </w:t>
+        <w:t xml:space="preserve"> en daarna is er onderzoek gedaan naar </w:t>
       </w:r>
       <w:r>
         <w:rPr>
@@ -400,28 +400,22 @@
         <w:t>XXXXX</w:t>
       </w:r>
       <w:r>
-        <w:t xml:space="preserve"> en daarna is er onderzoek gedaan naar </w:t>
-      </w:r>
-      <w:r>
+        <w:t>.</w:t>
+      </w:r>
+    </w:p>
+    <w:p>
+      <w:pPr>
+        <w:pStyle w:val="NoSpacing"/>
+      </w:pPr>
+    </w:p>
+    <w:p>
+      <w:pPr>
+        <w:pStyle w:val="NoSpacing"/>
         <w:rPr>
           <w:b/>
           <w:bCs/>
           <w:color w:val="FF0000"/>
         </w:rPr>
-        <w:t>XXXXX</w:t>
-      </w:r>
-      <w:r>
-        <w:t>.</w:t>
-      </w:r>
-    </w:p>
-    <w:p>
-      <w:pPr>
-        <w:pStyle w:val="NoSpacing"/>
-      </w:pPr>
-    </w:p>
-    <w:p>
-      <w:pPr>
-        <w:pStyle w:val="NoSpacing"/>
       </w:pPr>
       <w:r>
         <w:t xml:space="preserve">Het verslag is </w:t>
@@ -451,6 +445,432 @@
           <w:color w:val="FF0000"/>
         </w:rPr>
         <w:t>XXXXX</w:t>
+      </w:r>
+    </w:p>
+    <w:p>
+      <w:pPr>
+        <w:pStyle w:val="NoSpacing"/>
+        <w:rPr>
+          <w:b/>
+          <w:bCs/>
+          <w:color w:val="FF0000"/>
+        </w:rPr>
+      </w:pPr>
+    </w:p>
+    <w:p>
+      <w:pPr>
+        <w:pStyle w:val="NoSpacing"/>
+        <w:rPr>
+          <w:i/>
+          <w:iCs/>
+        </w:rPr>
+      </w:pPr>
+      <w:r>
+        <w:rPr>
+          <w:i/>
+          <w:iCs/>
+        </w:rPr>
+        <w:t>Het gestelde probleem gaat over e</w:t>
+      </w:r>
+      <w:r>
+        <w:rPr>
+          <w:i/>
+          <w:iCs/>
+        </w:rPr>
+        <w:t xml:space="preserve">en verfwinkel </w:t>
+      </w:r>
+      <w:r>
+        <w:rPr>
+          <w:i/>
+          <w:iCs/>
+        </w:rPr>
+        <w:t>die een aantal</w:t>
+      </w:r>
+      <w:r>
+        <w:rPr>
+          <w:i/>
+          <w:iCs/>
+        </w:rPr>
+        <w:t xml:space="preserve"> verfopdrachten </w:t>
+      </w:r>
+      <w:r>
+        <w:rPr>
+          <w:i/>
+          <w:iCs/>
+        </w:rPr>
+        <w:t xml:space="preserve">moet </w:t>
+      </w:r>
+      <w:r>
+        <w:rPr>
+          <w:i/>
+          <w:iCs/>
+        </w:rPr>
+        <w:t xml:space="preserve">inplannen op meerdere machines. Elke opdracht heeft een oppervlakte, kleur, deadline en een </w:t>
+      </w:r>
+      <w:r>
+        <w:rPr>
+          <w:i/>
+          <w:iCs/>
+        </w:rPr>
+        <w:t>penalty</w:t>
+      </w:r>
+      <w:r>
+        <w:rPr>
+          <w:i/>
+          <w:iCs/>
+        </w:rPr>
+        <w:t xml:space="preserve"> per tijdseenheid te laat. Machines verschillen in snelheid en het wisselen van kleur op een machine kost extra </w:t>
+      </w:r>
+      <w:r>
+        <w:rPr>
+          <w:i/>
+          <w:iCs/>
+        </w:rPr>
+        <w:t>setuptijd</w:t>
+      </w:r>
+      <w:r>
+        <w:rPr>
+          <w:i/>
+          <w:iCs/>
+        </w:rPr>
+        <w:t xml:space="preserve">. Het doel is </w:t>
+      </w:r>
+      <w:r>
+        <w:rPr>
+          <w:i/>
+          <w:iCs/>
+        </w:rPr>
+        <w:t xml:space="preserve">om </w:t>
+      </w:r>
+      <w:r>
+        <w:rPr>
+          <w:i/>
+          <w:iCs/>
+        </w:rPr>
+        <w:t>een planning te maken die de totale kosten</w:t>
+      </w:r>
+      <w:r>
+        <w:rPr>
+          <w:i/>
+          <w:iCs/>
+        </w:rPr>
+        <w:t xml:space="preserve"> voor te late orders</w:t>
+      </w:r>
+      <w:r>
+        <w:rPr>
+          <w:i/>
+          <w:iCs/>
+        </w:rPr>
+        <w:t xml:space="preserve"> minimaliseert.</w:t>
+      </w:r>
+    </w:p>
+    <w:p>
+      <w:pPr>
+        <w:pStyle w:val="NoSpacing"/>
+        <w:rPr>
+          <w:i/>
+          <w:iCs/>
+        </w:rPr>
+      </w:pPr>
+    </w:p>
+    <w:p>
+      <w:pPr>
+        <w:pStyle w:val="NoSpacing"/>
+        <w:rPr>
+          <w:i/>
+          <w:iCs/>
+        </w:rPr>
+      </w:pPr>
+      <w:r>
+        <w:rPr>
+          <w:i/>
+          <w:iCs/>
+        </w:rPr>
+        <w:t xml:space="preserve">In deze opdracht </w:t>
+      </w:r>
+      <w:r>
+        <w:rPr>
+          <w:i/>
+          <w:iCs/>
+        </w:rPr>
+        <w:t>maken we</w:t>
+      </w:r>
+      <w:r>
+        <w:rPr>
+          <w:i/>
+          <w:iCs/>
+        </w:rPr>
+        <w:t xml:space="preserve"> een generieke oplossingsmethode</w:t>
+      </w:r>
+      <w:r>
+        <w:rPr>
+          <w:i/>
+          <w:iCs/>
+        </w:rPr>
+        <w:t xml:space="preserve"> in Python</w:t>
+      </w:r>
+      <w:r>
+        <w:rPr>
+          <w:i/>
+          <w:iCs/>
+        </w:rPr>
+        <w:t xml:space="preserve"> die toepasbaar is op </w:t>
+      </w:r>
+      <w:r>
+        <w:rPr>
+          <w:i/>
+          <w:iCs/>
+        </w:rPr>
+        <w:t>verschillende</w:t>
+      </w:r>
+      <w:r>
+        <w:rPr>
+          <w:i/>
+          <w:iCs/>
+        </w:rPr>
+        <w:t xml:space="preserve"> datasets met verschillende aantallen orders en machines.</w:t>
+      </w:r>
+    </w:p>
+    <w:p>
+      <w:pPr>
+        <w:pStyle w:val="NoSpacing"/>
+        <w:rPr>
+          <w:i/>
+          <w:iCs/>
+        </w:rPr>
+      </w:pPr>
+    </w:p>
+    <w:p>
+      <w:pPr>
+        <w:pStyle w:val="NoSpacing"/>
+        <w:rPr>
+          <w:i/>
+          <w:iCs/>
+        </w:rPr>
+      </w:pPr>
+      <w:r>
+        <w:rPr>
+          <w:i/>
+          <w:iCs/>
+        </w:rPr>
+        <w:t xml:space="preserve">Wij </w:t>
+      </w:r>
+      <w:r>
+        <w:rPr>
+          <w:i/>
+          <w:iCs/>
+        </w:rPr>
+        <w:t>maken twee</w:t>
+      </w:r>
+      <w:r>
+        <w:rPr>
+          <w:i/>
+          <w:iCs/>
+        </w:rPr>
+        <w:t xml:space="preserve"> oplossingsmethoden. </w:t>
+      </w:r>
+    </w:p>
+    <w:p>
+      <w:pPr>
+        <w:pStyle w:val="NoSpacing"/>
+        <w:numPr>
+          <w:ilvl w:val="0"/>
+          <w:numId w:val="17"/>
+        </w:numPr>
+        <w:rPr>
+          <w:i/>
+          <w:iCs/>
+        </w:rPr>
+      </w:pPr>
+      <w:r>
+        <w:rPr>
+          <w:i/>
+          <w:iCs/>
+        </w:rPr>
+        <w:lastRenderedPageBreak/>
+        <w:t xml:space="preserve">De eerste is een greedy constructieve heuristiek op basis van de Earliest Due Date-regel (EDD), gevolgd door een Discrete Improving Search met een insertion-buurstructuur, die orders tussen posities en machines verplaatst totdat </w:t>
+      </w:r>
+      <w:r>
+        <w:rPr>
+          <w:i/>
+          <w:iCs/>
+        </w:rPr>
+        <w:t xml:space="preserve">er </w:t>
+      </w:r>
+      <w:r>
+        <w:rPr>
+          <w:i/>
+          <w:iCs/>
+        </w:rPr>
+        <w:t xml:space="preserve">geen verbeterende zet meer mogelijk is. </w:t>
+      </w:r>
+    </w:p>
+    <w:p>
+      <w:pPr>
+        <w:pStyle w:val="NoSpacing"/>
+        <w:numPr>
+          <w:ilvl w:val="0"/>
+          <w:numId w:val="17"/>
+        </w:numPr>
+        <w:rPr>
+          <w:i/>
+          <w:iCs/>
+        </w:rPr>
+      </w:pPr>
+      <w:r>
+        <w:rPr>
+          <w:i/>
+          <w:iCs/>
+        </w:rPr>
+        <w:t>De tweede methode is een metaheuristiek</w:t>
+      </w:r>
+      <w:r>
+        <w:rPr>
+          <w:i/>
+          <w:iCs/>
+        </w:rPr>
+        <w:t xml:space="preserve"> op basis van Simulated Annealing</w:t>
+      </w:r>
+      <w:r>
+        <w:rPr>
+          <w:i/>
+          <w:iCs/>
+        </w:rPr>
+        <w:t xml:space="preserve">, </w:t>
+      </w:r>
+      <w:r>
+        <w:rPr>
+          <w:i/>
+          <w:iCs/>
+        </w:rPr>
+        <w:t>ook</w:t>
+      </w:r>
+      <w:r>
+        <w:rPr>
+          <w:i/>
+          <w:iCs/>
+        </w:rPr>
+        <w:t xml:space="preserve"> gevolgd door dezelfde Discrete Improving Search, waar</w:t>
+      </w:r>
+      <w:r>
+        <w:rPr>
+          <w:i/>
+          <w:iCs/>
+        </w:rPr>
+        <w:t>bij</w:t>
+      </w:r>
+      <w:r>
+        <w:rPr>
+          <w:i/>
+          <w:iCs/>
+        </w:rPr>
+        <w:t xml:space="preserve"> wordt </w:t>
+      </w:r>
+      <w:r>
+        <w:rPr>
+          <w:i/>
+          <w:iCs/>
+        </w:rPr>
+        <w:t>gekeken</w:t>
+      </w:r>
+      <w:r>
+        <w:rPr>
+          <w:i/>
+          <w:iCs/>
+        </w:rPr>
+        <w:t xml:space="preserve"> of een grotere diversiteit aan startoplossingen tot</w:t>
+      </w:r>
+      <w:r>
+        <w:rPr>
+          <w:i/>
+          <w:iCs/>
+        </w:rPr>
+        <w:t xml:space="preserve"> een</w:t>
+      </w:r>
+      <w:r>
+        <w:rPr>
+          <w:i/>
+          <w:iCs/>
+        </w:rPr>
+        <w:t xml:space="preserve"> beter loka</w:t>
+      </w:r>
+      <w:r>
+        <w:rPr>
+          <w:i/>
+          <w:iCs/>
+        </w:rPr>
+        <w:t>al</w:t>
+      </w:r>
+      <w:r>
+        <w:rPr>
+          <w:i/>
+          <w:iCs/>
+        </w:rPr>
+        <w:t xml:space="preserve"> optim</w:t>
+      </w:r>
+      <w:r>
+        <w:rPr>
+          <w:i/>
+          <w:iCs/>
+        </w:rPr>
+        <w:t>um</w:t>
+      </w:r>
+      <w:r>
+        <w:rPr>
+          <w:i/>
+          <w:iCs/>
+        </w:rPr>
+        <w:t xml:space="preserve"> leidt.</w:t>
+      </w:r>
+    </w:p>
+    <w:p>
+      <w:pPr>
+        <w:pStyle w:val="NoSpacing"/>
+        <w:rPr>
+          <w:i/>
+          <w:iCs/>
+        </w:rPr>
+      </w:pPr>
+    </w:p>
+    <w:p>
+      <w:pPr>
+        <w:pStyle w:val="NoSpacing"/>
+        <w:rPr>
+          <w:i/>
+          <w:iCs/>
+        </w:rPr>
+      </w:pPr>
+      <w:r>
+        <w:rPr>
+          <w:i/>
+          <w:iCs/>
+        </w:rPr>
+        <w:t>Daarnaast onderzoeken wij als eigen verdiepingsrichting de invloed van de grootte van de buurruimte op de prestaties van de Discrete Improving Search: in hoeverre levert het beperken van het aantal te onderzoeken machines per zet een goede balans tussen oplossingskwaliteit en rekentijd?</w:t>
+      </w:r>
+    </w:p>
+    <w:p>
+      <w:pPr>
+        <w:pStyle w:val="NoSpacing"/>
+        <w:rPr>
+          <w:i/>
+          <w:iCs/>
+        </w:rPr>
+      </w:pPr>
+    </w:p>
+    <w:p>
+      <w:pPr>
+        <w:pStyle w:val="NoSpacing"/>
+        <w:rPr>
+          <w:i/>
+          <w:iCs/>
+        </w:rPr>
+      </w:pPr>
+      <w:r>
+        <w:rPr>
+          <w:i/>
+          <w:iCs/>
+        </w:rPr>
+        <w:t>Dit verslag is als volgt opgebouwd. Hoofdstuk 2 beschrijft het ontwerp van onze methoden. Hoofdstuk 3 behandelt de implementatie. Hoofdstuk 4 toont de validatie van onze resultaten. Hoofdstuk 5 presenteert de computationele experimenten. Hoofdstuk 6 werkt onze onderzoeksrichting uit, en hoofdstuk 7 sluit af met conclusies en aanbevelingen.</w:t>
       </w:r>
     </w:p>
     <w:p>
@@ -588,7 +1008,6 @@
           <w:iCs w:val="0"/>
           <w:color w:val="auto"/>
         </w:rPr>
-        <w:lastRenderedPageBreak/>
         <w:t>d_o = deadline van order o</w:t>
       </w:r>
     </w:p>
@@ -1432,6 +1851,7 @@
         <w:rPr>
           <w:rStyle w:val="SubtleEmphasis"/>
         </w:rPr>
+        <w:lastRenderedPageBreak/>
         <w:t xml:space="preserve">Geef de relevante </w:t>
       </w:r>
       <w:r>
@@ -2094,7 +2514,6 @@
           <w:iCs w:val="0"/>
           <w:color w:val="auto"/>
         </w:rPr>
-        <w:lastRenderedPageBreak/>
         <w:t xml:space="preserve">Shortest Processing Time (SPT): Sorteer de orders op </w:t>
       </w:r>
       <w:r>
@@ -2622,7 +3041,17 @@
           <w:iCs w:val="0"/>
           <w:color w:val="auto"/>
         </w:rPr>
-        <w:t xml:space="preserve"> Deze houdt geen rekening met de zwaarte van de penalty’s, maar </w:t>
+        <w:t xml:space="preserve"> Deze houdt geen </w:t>
+      </w:r>
+      <w:r>
+        <w:rPr>
+          <w:rStyle w:val="Emphasis"/>
+          <w:i w:val="0"/>
+          <w:iCs w:val="0"/>
+          <w:color w:val="auto"/>
+        </w:rPr>
+        <w:lastRenderedPageBreak/>
+        <w:t xml:space="preserve">rekening met de zwaarte van de penalty’s, maar </w:t>
       </w:r>
       <w:r>
         <w:rPr>
@@ -3851,48 +4280,699 @@
           <w:iCs w:val="0"/>
           <w:color w:val="FF0000"/>
         </w:rPr>
+        <w:tab/>
+      </w:r>
+      <w:r>
+        <w:rPr>
+          <w:rStyle w:val="Emphasis"/>
+          <w:rFonts w:eastAsiaTheme="minorEastAsia"/>
+          <w:i w:val="0"/>
+          <w:iCs w:val="0"/>
+          <w:color w:val="FF0000"/>
+        </w:rPr>
+        <w:t xml:space="preserve">L = </w:t>
+      </w:r>
+      <w:r>
+        <w:rPr>
+          <w:rStyle w:val="Emphasis"/>
+          <w:rFonts w:eastAsiaTheme="minorEastAsia"/>
+          <w:i w:val="0"/>
+          <w:iCs w:val="0"/>
+          <w:color w:val="FF0000"/>
+        </w:rPr>
+        <w:t>orders uit</w:t>
+      </w:r>
+      <w:r>
+        <w:rPr>
+          <w:rStyle w:val="Emphasis"/>
+          <w:rFonts w:eastAsiaTheme="minorEastAsia"/>
+          <w:i w:val="0"/>
+          <w:iCs w:val="0"/>
+          <w:color w:val="FF0000"/>
+        </w:rPr>
+        <w:t xml:space="preserve"> </w:t>
+      </w:r>
+      <w:r>
+        <w:rPr>
+          <w:rStyle w:val="Emphasis"/>
+          <w:rFonts w:eastAsiaTheme="minorEastAsia"/>
+          <w:i w:val="0"/>
+          <w:iCs w:val="0"/>
+          <w:color w:val="FF0000"/>
+        </w:rPr>
+        <w:t>O van oplopend van kleine naar grote d_o in lijst L.</w:t>
+      </w:r>
+    </w:p>
+    <w:p>
+      <w:pPr>
+        <w:pStyle w:val="NoSpacing"/>
+        <w:rPr>
+          <w:rStyle w:val="Emphasis"/>
+          <w:rFonts w:eastAsiaTheme="minorEastAsia"/>
+          <w:i w:val="0"/>
+          <w:iCs w:val="0"/>
+          <w:color w:val="FF0000"/>
+        </w:rPr>
+      </w:pPr>
+      <w:r>
+        <w:rPr>
+          <w:rStyle w:val="Emphasis"/>
+          <w:rFonts w:eastAsiaTheme="minorEastAsia"/>
+          <w:i w:val="0"/>
+          <w:iCs w:val="0"/>
+          <w:color w:val="FF0000"/>
+        </w:rPr>
+        <w:tab/>
+        <w:t xml:space="preserve">Geef elke machine </w:t>
+      </w:r>
+      <w:r>
+        <w:rPr>
+          <w:rStyle w:val="Emphasis"/>
+          <w:rFonts w:eastAsiaTheme="minorEastAsia"/>
+          <w:i w:val="0"/>
+          <w:iCs w:val="0"/>
+          <w:color w:val="FF0000"/>
+        </w:rPr>
+        <w:t xml:space="preserve">m een lege volgorde </w:t>
+      </w:r>
+      <w:r>
+        <w:rPr>
+          <w:rStyle w:val="Emphasis"/>
+          <w:rFonts w:eastAsiaTheme="minorEastAsia"/>
+          <w:i w:val="0"/>
+          <w:iCs w:val="0"/>
+          <w:color w:val="FF0000"/>
+        </w:rPr>
+        <w:t>en zet moment</w:t>
+      </w:r>
+      <w:r>
+        <w:rPr>
+          <w:rStyle w:val="Emphasis"/>
+          <w:rFonts w:eastAsiaTheme="minorEastAsia"/>
+          <w:i w:val="0"/>
+          <w:iCs w:val="0"/>
+          <w:color w:val="FF0000"/>
+        </w:rPr>
+        <w:t xml:space="preserve"> </w:t>
+      </w:r>
+      <w:r>
+        <w:rPr>
+          <w:rStyle w:val="Emphasis"/>
+          <w:rFonts w:eastAsiaTheme="minorEastAsia"/>
+          <w:i w:val="0"/>
+          <w:iCs w:val="0"/>
+          <w:color w:val="FF0000"/>
+        </w:rPr>
+        <w:t>beschikbaar b_m = 0</w:t>
+      </w:r>
+    </w:p>
+    <w:p>
+      <w:pPr>
+        <w:pStyle w:val="NoSpacing"/>
+        <w:rPr>
+          <w:rStyle w:val="Emphasis"/>
+          <w:rFonts w:eastAsiaTheme="minorEastAsia"/>
+          <w:i w:val="0"/>
+          <w:iCs w:val="0"/>
+          <w:color w:val="FF0000"/>
+        </w:rPr>
+      </w:pPr>
+      <w:r>
+        <w:rPr>
+          <w:rStyle w:val="Emphasis"/>
+          <w:rFonts w:eastAsiaTheme="minorEastAsia"/>
+          <w:i w:val="0"/>
+          <w:iCs w:val="0"/>
+          <w:color w:val="FF0000"/>
+        </w:rPr>
+        <w:tab/>
+        <w:t xml:space="preserve"> en de laatste kleur leeg.</w:t>
+      </w:r>
+    </w:p>
+    <w:p>
+      <w:pPr>
+        <w:pStyle w:val="NoSpacing"/>
+        <w:rPr>
+          <w:rStyle w:val="Emphasis"/>
+          <w:rFonts w:eastAsiaTheme="minorEastAsia"/>
+          <w:i w:val="0"/>
+          <w:iCs w:val="0"/>
+          <w:color w:val="FF0000"/>
+        </w:rPr>
+      </w:pPr>
+      <w:r>
+        <w:rPr>
+          <w:rStyle w:val="Emphasis"/>
+          <w:rFonts w:eastAsiaTheme="minorEastAsia"/>
+          <w:i w:val="0"/>
+          <w:iCs w:val="0"/>
+          <w:color w:val="FF0000"/>
+        </w:rPr>
+        <w:t>Stap 1: Klaar</w:t>
+      </w:r>
+    </w:p>
+    <w:p>
+      <w:pPr>
+        <w:pStyle w:val="NoSpacing"/>
+        <w:rPr>
+          <w:rStyle w:val="Emphasis"/>
+          <w:rFonts w:eastAsiaTheme="minorEastAsia"/>
+          <w:i w:val="0"/>
+          <w:iCs w:val="0"/>
+          <w:color w:val="FF0000"/>
+        </w:rPr>
+      </w:pPr>
+      <w:r>
+        <w:rPr>
+          <w:rStyle w:val="Emphasis"/>
+          <w:rFonts w:eastAsiaTheme="minorEastAsia"/>
+          <w:i w:val="0"/>
+          <w:iCs w:val="0"/>
+          <w:color w:val="FF0000"/>
+        </w:rPr>
+        <w:tab/>
+        <w:t>Als lijst L leeg is</w:t>
+      </w:r>
+      <w:r>
+        <w:rPr>
+          <w:rStyle w:val="Emphasis"/>
+          <w:rFonts w:eastAsiaTheme="minorEastAsia"/>
+          <w:i w:val="0"/>
+          <w:iCs w:val="0"/>
+          <w:color w:val="FF0000"/>
+        </w:rPr>
+        <w:t>, stop; x is je greedy oplossing.</w:t>
+      </w:r>
+    </w:p>
+    <w:p>
+      <w:pPr>
+        <w:pStyle w:val="NoSpacing"/>
+        <w:rPr>
+          <w:rStyle w:val="Emphasis"/>
+          <w:rFonts w:eastAsiaTheme="minorEastAsia"/>
+          <w:i w:val="0"/>
+          <w:iCs w:val="0"/>
+          <w:color w:val="FF0000"/>
+        </w:rPr>
+      </w:pPr>
+      <w:r>
+        <w:rPr>
+          <w:rStyle w:val="Emphasis"/>
+          <w:rFonts w:eastAsiaTheme="minorEastAsia"/>
+          <w:i w:val="0"/>
+          <w:iCs w:val="0"/>
+          <w:color w:val="FF0000"/>
+        </w:rPr>
+        <w:tab/>
+        <w:t>Anders: neem eerste order uit lijst L.</w:t>
+      </w:r>
+    </w:p>
+    <w:p>
+      <w:pPr>
+        <w:pStyle w:val="NoSpacing"/>
+        <w:rPr>
+          <w:rStyle w:val="Emphasis"/>
+          <w:rFonts w:eastAsiaTheme="minorEastAsia"/>
+          <w:i w:val="0"/>
+          <w:iCs w:val="0"/>
+          <w:color w:val="FF0000"/>
+        </w:rPr>
+      </w:pPr>
+      <w:r>
+        <w:rPr>
+          <w:rStyle w:val="Emphasis"/>
+          <w:rFonts w:eastAsiaTheme="minorEastAsia"/>
+          <w:i w:val="0"/>
+          <w:iCs w:val="0"/>
+          <w:color w:val="FF0000"/>
+        </w:rPr>
+        <w:t xml:space="preserve">Stap 2: </w:t>
+      </w:r>
+      <w:r>
+        <w:rPr>
+          <w:rStyle w:val="Emphasis"/>
+          <w:rFonts w:eastAsiaTheme="minorEastAsia"/>
+          <w:i w:val="0"/>
+          <w:iCs w:val="0"/>
+          <w:color w:val="FF0000"/>
+        </w:rPr>
+        <w:t>Keuze machine</w:t>
+      </w:r>
+    </w:p>
+    <w:p>
+      <w:pPr>
+        <w:pStyle w:val="NoSpacing"/>
+        <w:rPr>
+          <w:rStyle w:val="Emphasis"/>
+          <w:rFonts w:eastAsiaTheme="minorEastAsia"/>
+          <w:i w:val="0"/>
+          <w:iCs w:val="0"/>
+          <w:color w:val="FF0000"/>
+        </w:rPr>
+      </w:pPr>
+      <w:r>
+        <w:rPr>
+          <w:rStyle w:val="Emphasis"/>
+          <w:rFonts w:eastAsiaTheme="minorEastAsia"/>
+          <w:i w:val="0"/>
+          <w:iCs w:val="0"/>
+          <w:color w:val="FF0000"/>
+        </w:rPr>
+        <w:tab/>
+        <w:t>Bereken voor elke machine m de eindtijd van het verwerken van order o:</w:t>
+      </w:r>
+    </w:p>
+    <w:p>
+      <w:pPr>
+        <w:pStyle w:val="NoSpacing"/>
+        <w:rPr>
+          <w:rStyle w:val="Emphasis"/>
+          <w:rFonts w:eastAsiaTheme="minorEastAsia"/>
+          <w:i w:val="0"/>
+          <w:iCs w:val="0"/>
+          <w:color w:val="FF0000"/>
+        </w:rPr>
+      </w:pPr>
+      <w:r>
+        <w:rPr>
+          <w:rStyle w:val="Emphasis"/>
+          <w:rFonts w:eastAsiaTheme="minorEastAsia"/>
+          <w:i w:val="0"/>
+          <w:iCs w:val="0"/>
+          <w:color w:val="FF0000"/>
+        </w:rPr>
+        <w:tab/>
+      </w:r>
+      <w:r>
+        <w:rPr>
+          <w:rStyle w:val="Emphasis"/>
+          <w:rFonts w:eastAsiaTheme="minorEastAsia"/>
+          <w:i w:val="0"/>
+          <w:iCs w:val="0"/>
+          <w:color w:val="FF0000"/>
+        </w:rPr>
+        <w:t>Afrondtijd op machine m:</w:t>
+      </w:r>
+    </w:p>
+    <w:p>
+      <w:pPr>
+        <w:pStyle w:val="NoSpacing"/>
+        <w:ind w:firstLine="708"/>
+        <w:rPr>
+          <w:rStyle w:val="Emphasis"/>
+          <w:rFonts w:eastAsiaTheme="minorEastAsia"/>
+          <w:i w:val="0"/>
+          <w:iCs w:val="0"/>
+          <w:color w:val="FF0000"/>
+        </w:rPr>
+      </w:pPr>
+      <w:r>
+        <w:rPr>
+          <w:rStyle w:val="Emphasis"/>
+          <w:rFonts w:eastAsiaTheme="minorEastAsia"/>
+          <w:i w:val="0"/>
+          <w:iCs w:val="0"/>
+          <w:color w:val="FF0000"/>
+        </w:rPr>
+        <w:t>f</w:t>
+      </w:r>
+      <w:r>
+        <w:rPr>
+          <w:rStyle w:val="Emphasis"/>
+          <w:rFonts w:eastAsiaTheme="minorEastAsia"/>
+          <w:i w:val="0"/>
+          <w:iCs w:val="0"/>
+          <w:color w:val="FF0000"/>
+        </w:rPr>
+        <w:t>_m = b_m + (</w:t>
+      </w:r>
+      <w:r>
+        <w:rPr>
+          <w:rStyle w:val="Emphasis"/>
+          <w:rFonts w:eastAsiaTheme="minorEastAsia"/>
+          <w:i w:val="0"/>
+          <w:iCs w:val="0"/>
+          <w:color w:val="FF0000"/>
+        </w:rPr>
+        <w:t>setuptijd van laatste kleur naar c_</w:t>
+      </w:r>
+      <w:r>
+        <w:rPr>
+          <w:rStyle w:val="Emphasis"/>
+          <w:rFonts w:eastAsiaTheme="minorEastAsia"/>
+          <w:i w:val="0"/>
+          <w:iCs w:val="0"/>
+          <w:color w:val="FF0000"/>
+        </w:rPr>
+        <w:t>o</w:t>
+      </w:r>
+      <w:r>
+        <w:rPr>
+          <w:rStyle w:val="Emphasis"/>
+          <w:rFonts w:eastAsiaTheme="minorEastAsia"/>
+          <w:i w:val="0"/>
+          <w:iCs w:val="0"/>
+          <w:color w:val="FF0000"/>
+        </w:rPr>
+        <w:t xml:space="preserve"> of 0</w:t>
+      </w:r>
+      <w:r>
+        <w:rPr>
+          <w:rStyle w:val="Emphasis"/>
+          <w:rFonts w:eastAsiaTheme="minorEastAsia"/>
+          <w:i w:val="0"/>
+          <w:iCs w:val="0"/>
+          <w:color w:val="FF0000"/>
+        </w:rPr>
+        <w:t xml:space="preserve"> als </w:t>
+      </w:r>
+      <w:r>
+        <w:rPr>
+          <w:rStyle w:val="Emphasis"/>
+          <w:rFonts w:eastAsiaTheme="minorEastAsia"/>
+          <w:i w:val="0"/>
+          <w:iCs w:val="0"/>
+          <w:color w:val="FF0000"/>
+        </w:rPr>
+        <w:t>de laatste kleur leeg is</w:t>
+      </w:r>
+      <w:r>
+        <w:rPr>
+          <w:rStyle w:val="Emphasis"/>
+          <w:rFonts w:eastAsiaTheme="minorEastAsia"/>
+          <w:i w:val="0"/>
+          <w:iCs w:val="0"/>
+          <w:color w:val="FF0000"/>
+        </w:rPr>
+        <w:t>)</w:t>
+      </w:r>
+      <w:r>
+        <w:rPr>
+          <w:rStyle w:val="Emphasis"/>
+          <w:rFonts w:eastAsiaTheme="minorEastAsia"/>
+          <w:i w:val="0"/>
+          <w:iCs w:val="0"/>
+          <w:color w:val="FF0000"/>
+        </w:rPr>
+        <w:t xml:space="preserve"> + </w:t>
+      </w:r>
+      <w:r>
+        <w:rPr>
+          <w:rStyle w:val="Emphasis"/>
+          <w:rFonts w:eastAsiaTheme="minorEastAsia"/>
+          <w:i w:val="0"/>
+          <w:iCs w:val="0"/>
+          <w:color w:val="FF0000"/>
+        </w:rPr>
+        <w:t>(</w:t>
+      </w:r>
+      <w:r>
+        <w:rPr>
+          <w:rStyle w:val="Emphasis"/>
+          <w:rFonts w:eastAsiaTheme="minorEastAsia"/>
+          <w:i w:val="0"/>
+          <w:iCs w:val="0"/>
+          <w:color w:val="FF0000"/>
+        </w:rPr>
+        <w:t>a_</w:t>
+      </w:r>
+      <w:r>
+        <w:rPr>
+          <w:rStyle w:val="Emphasis"/>
+          <w:rFonts w:eastAsiaTheme="minorEastAsia"/>
+          <w:i w:val="0"/>
+          <w:iCs w:val="0"/>
+          <w:color w:val="FF0000"/>
+        </w:rPr>
+        <w:t>o</w:t>
+      </w:r>
+      <w:r>
+        <w:rPr>
+          <w:rStyle w:val="Emphasis"/>
+          <w:rFonts w:eastAsiaTheme="minorEastAsia"/>
+          <w:i w:val="0"/>
+          <w:iCs w:val="0"/>
+          <w:color w:val="FF0000"/>
+        </w:rPr>
+        <w:t xml:space="preserve"> / v_m)</w:t>
+      </w:r>
+    </w:p>
+    <w:p>
+      <w:pPr>
+        <w:pStyle w:val="NoSpacing"/>
+        <w:ind w:firstLine="708"/>
+        <w:rPr>
+          <w:rStyle w:val="Emphasis"/>
+          <w:rFonts w:eastAsiaTheme="minorEastAsia"/>
+          <w:i w:val="0"/>
+          <w:iCs w:val="0"/>
+          <w:color w:val="FF0000"/>
+        </w:rPr>
+      </w:pPr>
+      <w:r>
+        <w:rPr>
+          <w:rStyle w:val="Emphasis"/>
+          <w:rFonts w:eastAsiaTheme="minorEastAsia"/>
+          <w:i w:val="0"/>
+          <w:iCs w:val="0"/>
+          <w:color w:val="FF0000"/>
+        </w:rPr>
+        <w:t xml:space="preserve">Kies </w:t>
+      </w:r>
+      <w:r>
+        <w:rPr>
+          <w:rStyle w:val="Emphasis"/>
+          <w:rFonts w:eastAsiaTheme="minorEastAsia"/>
+          <w:i w:val="0"/>
+          <w:iCs w:val="0"/>
+          <w:color w:val="FF0000"/>
+        </w:rPr>
+        <w:t>de machine m* (</w:t>
+      </w:r>
+      <w:r>
+        <w:rPr>
+          <w:rStyle w:val="Emphasis"/>
+          <w:rFonts w:eastAsiaTheme="minorEastAsia"/>
+          <w:i w:val="0"/>
+          <w:iCs w:val="0"/>
+          <w:color w:val="FF0000"/>
+        </w:rPr>
+        <w:t xml:space="preserve">huidige </w:t>
+      </w:r>
+      <w:r>
+        <w:rPr>
+          <w:rStyle w:val="Emphasis"/>
+          <w:rFonts w:eastAsiaTheme="minorEastAsia"/>
+          <w:i w:val="0"/>
+          <w:iCs w:val="0"/>
+          <w:color w:val="FF0000"/>
+        </w:rPr>
+        <w:t>optimale machinekeuze) met de kleinste f_m.</w:t>
+      </w:r>
+    </w:p>
+    <w:p>
+      <w:pPr>
+        <w:pStyle w:val="NoSpacing"/>
+        <w:ind w:firstLine="708"/>
+        <w:rPr>
+          <w:rStyle w:val="Emphasis"/>
+          <w:rFonts w:eastAsiaTheme="minorEastAsia"/>
+          <w:i w:val="0"/>
+          <w:iCs w:val="0"/>
+          <w:color w:val="FF0000"/>
+        </w:rPr>
+      </w:pPr>
+      <w:r>
+        <w:rPr>
+          <w:rStyle w:val="Emphasis"/>
+          <w:rFonts w:eastAsiaTheme="minorEastAsia"/>
+          <w:i w:val="0"/>
+          <w:iCs w:val="0"/>
+          <w:color w:val="FF0000"/>
+        </w:rPr>
+        <w:t xml:space="preserve">Als </w:t>
+      </w:r>
+      <w:r>
+        <w:rPr>
+          <w:rStyle w:val="Emphasis"/>
+          <w:rFonts w:eastAsiaTheme="minorEastAsia"/>
+          <w:i w:val="0"/>
+          <w:iCs w:val="0"/>
+          <w:color w:val="FF0000"/>
+        </w:rPr>
+        <w:t>er een gelijke f_m waarde uitkomt, kies dan de machine met het laagste machinenummer.</w:t>
+      </w:r>
+    </w:p>
+    <w:p>
+      <w:pPr>
+        <w:pStyle w:val="NoSpacing"/>
+        <w:rPr>
+          <w:rStyle w:val="Emphasis"/>
+          <w:rFonts w:eastAsiaTheme="minorEastAsia"/>
+          <w:i w:val="0"/>
+          <w:iCs w:val="0"/>
+          <w:color w:val="FF0000"/>
+        </w:rPr>
+      </w:pPr>
+      <w:r>
+        <w:rPr>
+          <w:rStyle w:val="Emphasis"/>
+          <w:rFonts w:eastAsiaTheme="minorEastAsia"/>
+          <w:i w:val="0"/>
+          <w:iCs w:val="0"/>
+          <w:color w:val="FF0000"/>
+        </w:rPr>
+        <w:t>Stap 3: Toewijzen</w:t>
+      </w:r>
+    </w:p>
+    <w:p>
+      <w:pPr>
+        <w:pStyle w:val="NoSpacing"/>
+        <w:rPr>
+          <w:rStyle w:val="Emphasis"/>
+          <w:rFonts w:eastAsiaTheme="minorEastAsia"/>
+          <w:i w:val="0"/>
+          <w:iCs w:val="0"/>
+          <w:color w:val="FF0000"/>
+        </w:rPr>
+      </w:pPr>
+      <w:r>
+        <w:rPr>
+          <w:rStyle w:val="Emphasis"/>
+          <w:rFonts w:eastAsiaTheme="minorEastAsia"/>
+          <w:i w:val="0"/>
+          <w:iCs w:val="0"/>
+          <w:color w:val="FF0000"/>
+        </w:rPr>
+        <w:tab/>
+        <w:t xml:space="preserve">Zet order o achteraan in de lijst </w:t>
+      </w:r>
+      <w:r>
+        <w:rPr>
+          <w:rStyle w:val="Emphasis"/>
+          <w:rFonts w:eastAsiaTheme="minorEastAsia"/>
+          <w:i w:val="0"/>
+          <w:iCs w:val="0"/>
+          <w:color w:val="FF0000"/>
+        </w:rPr>
+        <w:t>machine volgorde m*</w:t>
+      </w:r>
+      <w:r>
+        <w:rPr>
+          <w:rStyle w:val="Emphasis"/>
+          <w:rFonts w:eastAsiaTheme="minorEastAsia"/>
+          <w:i w:val="0"/>
+          <w:iCs w:val="0"/>
+          <w:color w:val="FF0000"/>
+        </w:rPr>
+        <w:t xml:space="preserve">, zet </w:t>
+      </w:r>
+      <w:r>
+        <w:rPr>
+          <w:rStyle w:val="Emphasis"/>
+          <w:rFonts w:eastAsiaTheme="minorEastAsia"/>
+          <w:i w:val="0"/>
+          <w:iCs w:val="0"/>
+          <w:color w:val="FF0000"/>
+        </w:rPr>
+        <w:t>b</w:t>
+      </w:r>
+      <w:r>
+        <w:rPr>
+          <w:rStyle w:val="Emphasis"/>
+          <w:rFonts w:eastAsiaTheme="minorEastAsia"/>
+          <w:i w:val="0"/>
+          <w:iCs w:val="0"/>
+          <w:color w:val="FF0000"/>
+        </w:rPr>
+        <w:t xml:space="preserve">_m* </w:t>
+      </w:r>
+      <w:r>
+        <w:rPr>
+          <w:rStyle w:val="Emphasis"/>
+          <w:rFonts w:eastAsiaTheme="minorEastAsia"/>
+          <w:i w:val="0"/>
+          <w:iCs w:val="0"/>
+          <w:color w:val="FF0000"/>
+        </w:rPr>
+        <w:sym w:font="Wingdings" w:char="F0E0"/>
+      </w:r>
+      <w:r>
+        <w:rPr>
+          <w:rStyle w:val="Emphasis"/>
+          <w:rFonts w:eastAsiaTheme="minorEastAsia"/>
+          <w:i w:val="0"/>
+          <w:iCs w:val="0"/>
+          <w:color w:val="FF0000"/>
+        </w:rPr>
+        <w:t xml:space="preserve"> f_m</w:t>
+      </w:r>
+      <w:r>
+        <w:rPr>
+          <w:rStyle w:val="Emphasis"/>
+          <w:rFonts w:eastAsiaTheme="minorEastAsia"/>
+          <w:i w:val="0"/>
+          <w:iCs w:val="0"/>
+          <w:color w:val="FF0000"/>
+        </w:rPr>
+        <w:t>*</w:t>
+      </w:r>
+    </w:p>
+    <w:p>
+      <w:pPr>
+        <w:pStyle w:val="NoSpacing"/>
+        <w:rPr>
+          <w:rStyle w:val="Emphasis"/>
+          <w:rFonts w:eastAsiaTheme="minorEastAsia"/>
+          <w:i w:val="0"/>
+          <w:iCs w:val="0"/>
+          <w:color w:val="FF0000"/>
+        </w:rPr>
+      </w:pPr>
+      <w:r>
+        <w:rPr>
+          <w:rStyle w:val="Emphasis"/>
+          <w:rFonts w:eastAsiaTheme="minorEastAsia"/>
+          <w:i w:val="0"/>
+          <w:iCs w:val="0"/>
+          <w:color w:val="FF0000"/>
+        </w:rPr>
+        <w:tab/>
+        <w:t>Vervang c_o als laatste kleur van m* en verwijder o</w:t>
+      </w:r>
+      <w:r>
+        <w:rPr>
+          <w:rStyle w:val="Emphasis"/>
+          <w:rFonts w:eastAsiaTheme="minorEastAsia"/>
+          <w:i w:val="0"/>
+          <w:iCs w:val="0"/>
+          <w:color w:val="FF0000"/>
+        </w:rPr>
+        <w:t>rder o uit lijst L.</w:t>
+      </w:r>
+    </w:p>
+    <w:p>
+      <w:pPr>
+        <w:pStyle w:val="NoSpacing"/>
+        <w:rPr>
+          <w:rStyle w:val="Emphasis"/>
+          <w:rFonts w:eastAsiaTheme="minorEastAsia"/>
+          <w:i w:val="0"/>
+          <w:iCs w:val="0"/>
+          <w:color w:val="FF0000"/>
+        </w:rPr>
+      </w:pPr>
+      <w:r>
+        <w:rPr>
+          <w:rStyle w:val="Emphasis"/>
+          <w:rFonts w:eastAsiaTheme="minorEastAsia"/>
+          <w:i w:val="0"/>
+          <w:iCs w:val="0"/>
+          <w:color w:val="FF0000"/>
+        </w:rPr>
         <w:lastRenderedPageBreak/>
         <w:tab/>
-      </w:r>
-      <w:r>
-        <w:rPr>
-          <w:rStyle w:val="Emphasis"/>
-          <w:rFonts w:eastAsiaTheme="minorEastAsia"/>
-          <w:i w:val="0"/>
-          <w:iCs w:val="0"/>
-          <w:color w:val="FF0000"/>
-        </w:rPr>
-        <w:t xml:space="preserve">L = </w:t>
-      </w:r>
-      <w:r>
-        <w:rPr>
-          <w:rStyle w:val="Emphasis"/>
-          <w:rFonts w:eastAsiaTheme="minorEastAsia"/>
-          <w:i w:val="0"/>
-          <w:iCs w:val="0"/>
-          <w:color w:val="FF0000"/>
-        </w:rPr>
-        <w:t>orders uit</w:t>
-      </w:r>
-      <w:r>
-        <w:rPr>
-          <w:rStyle w:val="Emphasis"/>
-          <w:rFonts w:eastAsiaTheme="minorEastAsia"/>
-          <w:i w:val="0"/>
-          <w:iCs w:val="0"/>
-          <w:color w:val="FF0000"/>
-        </w:rPr>
-        <w:t xml:space="preserve"> </w:t>
-      </w:r>
-      <w:r>
-        <w:rPr>
-          <w:rStyle w:val="Emphasis"/>
-          <w:rFonts w:eastAsiaTheme="minorEastAsia"/>
-          <w:i w:val="0"/>
-          <w:iCs w:val="0"/>
-          <w:color w:val="FF0000"/>
-        </w:rPr>
-        <w:t>O van oplopend van kleine naar grote d_o in lijst L.</w:t>
+        <w:t>Ga terug naar stap 1.</w:t>
       </w:r>
     </w:p>
     <w:p>
@@ -3903,60 +4983,9 @@
           <w:rFonts w:eastAsiaTheme="minorEastAsia"/>
           <w:i w:val="0"/>
           <w:iCs w:val="0"/>
-          <w:color w:val="FF0000"/>
-        </w:rPr>
-      </w:pPr>
-      <w:r>
-        <w:rPr>
-          <w:rStyle w:val="Emphasis"/>
-          <w:rFonts w:eastAsiaTheme="minorEastAsia"/>
-          <w:i w:val="0"/>
-          <w:iCs w:val="0"/>
-          <w:color w:val="FF0000"/>
-        </w:rPr>
-        <w:tab/>
-        <w:t xml:space="preserve">Geef elke machine </w:t>
-      </w:r>
-      <w:r>
-        <w:rPr>
-          <w:rStyle w:val="Emphasis"/>
-          <w:rFonts w:eastAsiaTheme="minorEastAsia"/>
-          <w:i w:val="0"/>
-          <w:iCs w:val="0"/>
-          <w:color w:val="FF0000"/>
-        </w:rPr>
-        <w:t xml:space="preserve">m een lege volgorde </w:t>
-      </w:r>
-      <w:r>
-        <w:rPr>
-          <w:rStyle w:val="Emphasis"/>
-          <w:rFonts w:eastAsiaTheme="minorEastAsia"/>
-          <w:i w:val="0"/>
-          <w:iCs w:val="0"/>
-          <w:color w:val="FF0000"/>
-        </w:rPr>
-        <w:t>en zet moment</w:t>
-      </w:r>
-      <w:r>
-        <w:rPr>
-          <w:rStyle w:val="Emphasis"/>
-          <w:rFonts w:eastAsiaTheme="minorEastAsia"/>
-          <w:i w:val="0"/>
-          <w:iCs w:val="0"/>
-          <w:color w:val="FF0000"/>
-        </w:rPr>
-        <w:t xml:space="preserve"> </w:t>
-      </w:r>
-      <w:r>
-        <w:rPr>
-          <w:rStyle w:val="Emphasis"/>
-          <w:rFonts w:eastAsiaTheme="minorEastAsia"/>
-          <w:i w:val="0"/>
-          <w:iCs w:val="0"/>
-          <w:color w:val="FF0000"/>
-        </w:rPr>
-        <w:t>beschikbaar b_m = 0</w:t>
-      </w:r>
+          <w:color w:val="auto"/>
+        </w:rPr>
+      </w:pPr>
     </w:p>
     <w:p>
       <w:pPr>
@@ -3966,184 +4995,18 @@
           <w:rFonts w:eastAsiaTheme="minorEastAsia"/>
           <w:i w:val="0"/>
           <w:iCs w:val="0"/>
-          <w:color w:val="FF0000"/>
-        </w:rPr>
-      </w:pPr>
-      <w:r>
-        <w:rPr>
-          <w:rStyle w:val="Emphasis"/>
-          <w:rFonts w:eastAsiaTheme="minorEastAsia"/>
-          <w:i w:val="0"/>
-          <w:iCs w:val="0"/>
-          <w:color w:val="FF0000"/>
-        </w:rPr>
-        <w:tab/>
-        <w:t xml:space="preserve"> en de laatste kleur leeg.</w:t>
-      </w:r>
-    </w:p>
-    <w:p>
-      <w:pPr>
-        <w:pStyle w:val="NoSpacing"/>
-        <w:rPr>
-          <w:rStyle w:val="Emphasis"/>
-          <w:rFonts w:eastAsiaTheme="minorEastAsia"/>
-          <w:i w:val="0"/>
-          <w:iCs w:val="0"/>
-          <w:color w:val="FF0000"/>
-        </w:rPr>
-      </w:pPr>
-      <w:r>
-        <w:rPr>
-          <w:rStyle w:val="Emphasis"/>
-          <w:rFonts w:eastAsiaTheme="minorEastAsia"/>
-          <w:i w:val="0"/>
-          <w:iCs w:val="0"/>
-          <w:color w:val="FF0000"/>
-        </w:rPr>
-        <w:t>Stap 1: Klaar</w:t>
-      </w:r>
-    </w:p>
-    <w:p>
-      <w:pPr>
-        <w:pStyle w:val="NoSpacing"/>
-        <w:rPr>
-          <w:rStyle w:val="Emphasis"/>
-          <w:rFonts w:eastAsiaTheme="minorEastAsia"/>
-          <w:i w:val="0"/>
-          <w:iCs w:val="0"/>
-          <w:color w:val="FF0000"/>
-        </w:rPr>
-      </w:pPr>
-      <w:r>
-        <w:rPr>
-          <w:rStyle w:val="Emphasis"/>
-          <w:rFonts w:eastAsiaTheme="minorEastAsia"/>
-          <w:i w:val="0"/>
-          <w:iCs w:val="0"/>
-          <w:color w:val="FF0000"/>
-        </w:rPr>
-        <w:tab/>
-        <w:t>Als lijst L leeg is</w:t>
-      </w:r>
-      <w:r>
-        <w:rPr>
-          <w:rStyle w:val="Emphasis"/>
-          <w:rFonts w:eastAsiaTheme="minorEastAsia"/>
-          <w:i w:val="0"/>
-          <w:iCs w:val="0"/>
-          <w:color w:val="FF0000"/>
-        </w:rPr>
-        <w:t>, stop; x is je greedy oplossing.</w:t>
-      </w:r>
-    </w:p>
-    <w:p>
-      <w:pPr>
-        <w:pStyle w:val="NoSpacing"/>
-        <w:rPr>
-          <w:rStyle w:val="Emphasis"/>
-          <w:rFonts w:eastAsiaTheme="minorEastAsia"/>
-          <w:i w:val="0"/>
-          <w:iCs w:val="0"/>
-          <w:color w:val="FF0000"/>
-        </w:rPr>
-      </w:pPr>
-      <w:r>
-        <w:rPr>
-          <w:rStyle w:val="Emphasis"/>
-          <w:rFonts w:eastAsiaTheme="minorEastAsia"/>
-          <w:i w:val="0"/>
-          <w:iCs w:val="0"/>
-          <w:color w:val="FF0000"/>
-        </w:rPr>
-        <w:tab/>
-        <w:t>Anders: neem eerste order uit lijst L.</w:t>
-      </w:r>
-    </w:p>
-    <w:p>
-      <w:pPr>
-        <w:pStyle w:val="NoSpacing"/>
-        <w:rPr>
-          <w:rStyle w:val="Emphasis"/>
-          <w:rFonts w:eastAsiaTheme="minorEastAsia"/>
-          <w:i w:val="0"/>
-          <w:iCs w:val="0"/>
-          <w:color w:val="FF0000"/>
-        </w:rPr>
-      </w:pPr>
-      <w:r>
-        <w:rPr>
-          <w:rStyle w:val="Emphasis"/>
-          <w:rFonts w:eastAsiaTheme="minorEastAsia"/>
-          <w:i w:val="0"/>
-          <w:iCs w:val="0"/>
-          <w:color w:val="FF0000"/>
-        </w:rPr>
-        <w:t xml:space="preserve">Stap 2: </w:t>
-      </w:r>
-      <w:r>
-        <w:rPr>
-          <w:rStyle w:val="Emphasis"/>
-          <w:rFonts w:eastAsiaTheme="minorEastAsia"/>
-          <w:i w:val="0"/>
-          <w:iCs w:val="0"/>
-          <w:color w:val="FF0000"/>
-        </w:rPr>
-        <w:t>Keuze machine</w:t>
-      </w:r>
-    </w:p>
-    <w:p>
-      <w:pPr>
-        <w:pStyle w:val="NoSpacing"/>
-        <w:rPr>
-          <w:rStyle w:val="Emphasis"/>
-          <w:rFonts w:eastAsiaTheme="minorEastAsia"/>
-          <w:i w:val="0"/>
-          <w:iCs w:val="0"/>
-          <w:color w:val="FF0000"/>
-        </w:rPr>
-      </w:pPr>
-      <w:r>
-        <w:rPr>
-          <w:rStyle w:val="Emphasis"/>
-          <w:rFonts w:eastAsiaTheme="minorEastAsia"/>
-          <w:i w:val="0"/>
-          <w:iCs w:val="0"/>
-          <w:color w:val="FF0000"/>
-        </w:rPr>
-        <w:tab/>
-        <w:t>Bereken voor elke machine m de eindtijd van het verwerken van order o:</w:t>
-      </w:r>
-    </w:p>
-    <w:p>
-      <w:pPr>
-        <w:pStyle w:val="NoSpacing"/>
-        <w:rPr>
-          <w:rStyle w:val="Emphasis"/>
-          <w:rFonts w:eastAsiaTheme="minorEastAsia"/>
-          <w:i w:val="0"/>
-          <w:iCs w:val="0"/>
-          <w:color w:val="FF0000"/>
-        </w:rPr>
-      </w:pPr>
-      <w:r>
-        <w:rPr>
-          <w:rStyle w:val="Emphasis"/>
-          <w:rFonts w:eastAsiaTheme="minorEastAsia"/>
-          <w:i w:val="0"/>
-          <w:iCs w:val="0"/>
-          <w:color w:val="FF0000"/>
-        </w:rPr>
-        <w:tab/>
-      </w:r>
-      <w:r>
-        <w:rPr>
-          <w:rStyle w:val="Emphasis"/>
-          <w:rFonts w:eastAsiaTheme="minorEastAsia"/>
-          <w:i w:val="0"/>
-          <w:iCs w:val="0"/>
-          <w:color w:val="FF0000"/>
-        </w:rPr>
-        <w:t>Afrondtijd op machine m:</w:t>
+          <w:color w:val="auto"/>
+        </w:rPr>
+      </w:pPr>
+      <w:r>
+        <w:rPr>
+          <w:rStyle w:val="Emphasis"/>
+          <w:rFonts w:eastAsiaTheme="minorEastAsia"/>
+          <w:i w:val="0"/>
+          <w:iCs w:val="0"/>
+          <w:color w:val="auto"/>
+        </w:rPr>
+        <w:t>Initialisatie</w:t>
       </w:r>
     </w:p>
     <w:p>
@@ -4155,138 +5018,18 @@
           <w:rFonts w:eastAsiaTheme="minorEastAsia"/>
           <w:i w:val="0"/>
           <w:iCs w:val="0"/>
-          <w:color w:val="FF0000"/>
-        </w:rPr>
-      </w:pPr>
-      <w:r>
-        <w:rPr>
-          <w:rStyle w:val="Emphasis"/>
-          <w:rFonts w:eastAsiaTheme="minorEastAsia"/>
-          <w:i w:val="0"/>
-          <w:iCs w:val="0"/>
-          <w:color w:val="FF0000"/>
-        </w:rPr>
-        <w:t>f</w:t>
-      </w:r>
-      <w:r>
-        <w:rPr>
-          <w:rStyle w:val="Emphasis"/>
-          <w:rFonts w:eastAsiaTheme="minorEastAsia"/>
-          <w:i w:val="0"/>
-          <w:iCs w:val="0"/>
-          <w:color w:val="FF0000"/>
-        </w:rPr>
-        <w:t>_m = b_m + (</w:t>
-      </w:r>
-      <w:r>
-        <w:rPr>
-          <w:rStyle w:val="Emphasis"/>
-          <w:rFonts w:eastAsiaTheme="minorEastAsia"/>
-          <w:i w:val="0"/>
-          <w:iCs w:val="0"/>
-          <w:color w:val="FF0000"/>
-        </w:rPr>
-        <w:t>setuptijd van laatste kleur naar c_</w:t>
-      </w:r>
-      <w:r>
-        <w:rPr>
-          <w:rStyle w:val="Emphasis"/>
-          <w:rFonts w:eastAsiaTheme="minorEastAsia"/>
-          <w:i w:val="0"/>
-          <w:iCs w:val="0"/>
-          <w:color w:val="FF0000"/>
-        </w:rPr>
-        <w:t>o</w:t>
-      </w:r>
-      <w:r>
-        <w:rPr>
-          <w:rStyle w:val="Emphasis"/>
-          <w:rFonts w:eastAsiaTheme="minorEastAsia"/>
-          <w:i w:val="0"/>
-          <w:iCs w:val="0"/>
-          <w:color w:val="FF0000"/>
-        </w:rPr>
-        <w:t xml:space="preserve"> of 0</w:t>
-      </w:r>
-      <w:r>
-        <w:rPr>
-          <w:rStyle w:val="Emphasis"/>
-          <w:rFonts w:eastAsiaTheme="minorEastAsia"/>
-          <w:i w:val="0"/>
-          <w:iCs w:val="0"/>
-          <w:color w:val="FF0000"/>
-        </w:rPr>
-        <w:t xml:space="preserve"> als </w:t>
-      </w:r>
-      <w:r>
-        <w:rPr>
-          <w:rStyle w:val="Emphasis"/>
-          <w:rFonts w:eastAsiaTheme="minorEastAsia"/>
-          <w:i w:val="0"/>
-          <w:iCs w:val="0"/>
-          <w:color w:val="FF0000"/>
-        </w:rPr>
-        <w:t>de laatste kleur leeg is</w:t>
-      </w:r>
-      <w:r>
-        <w:rPr>
-          <w:rStyle w:val="Emphasis"/>
-          <w:rFonts w:eastAsiaTheme="minorEastAsia"/>
-          <w:i w:val="0"/>
-          <w:iCs w:val="0"/>
-          <w:color w:val="FF0000"/>
-        </w:rPr>
-        <w:t>)</w:t>
-      </w:r>
-      <w:r>
-        <w:rPr>
-          <w:rStyle w:val="Emphasis"/>
-          <w:rFonts w:eastAsiaTheme="minorEastAsia"/>
-          <w:i w:val="0"/>
-          <w:iCs w:val="0"/>
-          <w:color w:val="FF0000"/>
-        </w:rPr>
-        <w:t xml:space="preserve"> + </w:t>
-      </w:r>
-      <w:r>
-        <w:rPr>
-          <w:rStyle w:val="Emphasis"/>
-          <w:rFonts w:eastAsiaTheme="minorEastAsia"/>
-          <w:i w:val="0"/>
-          <w:iCs w:val="0"/>
-          <w:color w:val="FF0000"/>
-        </w:rPr>
-        <w:t>(</w:t>
-      </w:r>
-      <w:r>
-        <w:rPr>
-          <w:rStyle w:val="Emphasis"/>
-          <w:rFonts w:eastAsiaTheme="minorEastAsia"/>
-          <w:i w:val="0"/>
-          <w:iCs w:val="0"/>
-          <w:color w:val="FF0000"/>
-        </w:rPr>
-        <w:t>a_</w:t>
-      </w:r>
-      <w:r>
-        <w:rPr>
-          <w:rStyle w:val="Emphasis"/>
-          <w:rFonts w:eastAsiaTheme="minorEastAsia"/>
-          <w:i w:val="0"/>
-          <w:iCs w:val="0"/>
-          <w:color w:val="FF0000"/>
-        </w:rPr>
-        <w:t>o</w:t>
-      </w:r>
-      <w:r>
-        <w:rPr>
-          <w:rStyle w:val="Emphasis"/>
-          <w:rFonts w:eastAsiaTheme="minorEastAsia"/>
-          <w:i w:val="0"/>
-          <w:iCs w:val="0"/>
-          <w:color w:val="FF0000"/>
-        </w:rPr>
-        <w:t xml:space="preserve"> / v_m)</w:t>
+          <w:color w:val="auto"/>
+        </w:rPr>
+      </w:pPr>
+      <w:r>
+        <w:rPr>
+          <w:rStyle w:val="Emphasis"/>
+          <w:rFonts w:eastAsiaTheme="minorEastAsia"/>
+          <w:i w:val="0"/>
+          <w:iCs w:val="0"/>
+          <w:color w:val="auto"/>
+        </w:rPr>
+        <w:t>L = orders uit O, gesorteerd op d_o van klein naar groot</w:t>
       </w:r>
     </w:p>
     <w:p>
@@ -4298,48 +5041,199 @@
           <w:rFonts w:eastAsiaTheme="minorEastAsia"/>
           <w:i w:val="0"/>
           <w:iCs w:val="0"/>
-          <w:color w:val="FF0000"/>
-        </w:rPr>
-      </w:pPr>
-      <w:r>
-        <w:rPr>
-          <w:rStyle w:val="Emphasis"/>
-          <w:rFonts w:eastAsiaTheme="minorEastAsia"/>
-          <w:i w:val="0"/>
-          <w:iCs w:val="0"/>
-          <w:color w:val="FF0000"/>
-        </w:rPr>
-        <w:t xml:space="preserve">Kies </w:t>
-      </w:r>
-      <w:r>
-        <w:rPr>
-          <w:rStyle w:val="Emphasis"/>
-          <w:rFonts w:eastAsiaTheme="minorEastAsia"/>
-          <w:i w:val="0"/>
-          <w:iCs w:val="0"/>
-          <w:color w:val="FF0000"/>
-        </w:rPr>
-        <w:t>de machine m* (</w:t>
-      </w:r>
-      <w:r>
-        <w:rPr>
-          <w:rStyle w:val="Emphasis"/>
-          <w:rFonts w:eastAsiaTheme="minorEastAsia"/>
-          <w:i w:val="0"/>
-          <w:iCs w:val="0"/>
-          <w:color w:val="FF0000"/>
-        </w:rPr>
-        <w:t xml:space="preserve">huidige </w:t>
-      </w:r>
-      <w:r>
-        <w:rPr>
-          <w:rStyle w:val="Emphasis"/>
-          <w:rFonts w:eastAsiaTheme="minorEastAsia"/>
-          <w:i w:val="0"/>
-          <w:iCs w:val="0"/>
-          <w:color w:val="FF0000"/>
-        </w:rPr>
-        <w:t>optimale machinekeuze) met de kleinste f_m.</w:t>
+          <w:color w:val="auto"/>
+        </w:rPr>
+      </w:pPr>
+      <w:r>
+        <w:rPr>
+          <w:rStyle w:val="Emphasis"/>
+          <w:rFonts w:eastAsiaTheme="minorEastAsia"/>
+          <w:i w:val="0"/>
+          <w:iCs w:val="0"/>
+          <w:color w:val="auto"/>
+        </w:rPr>
+        <w:t>voor elke machine m in M</w:t>
+      </w:r>
+      <w:r>
+        <w:rPr>
+          <w:rStyle w:val="Emphasis"/>
+          <w:rFonts w:eastAsiaTheme="minorEastAsia"/>
+          <w:i w:val="0"/>
+          <w:iCs w:val="0"/>
+          <w:color w:val="auto"/>
+        </w:rPr>
+        <w:t>:</w:t>
+      </w:r>
+    </w:p>
+    <w:p>
+      <w:pPr>
+        <w:pStyle w:val="NoSpacing"/>
+        <w:ind w:left="708" w:firstLine="708"/>
+        <w:rPr>
+          <w:rStyle w:val="Emphasis"/>
+          <w:rFonts w:eastAsiaTheme="minorEastAsia"/>
+          <w:i w:val="0"/>
+          <w:iCs w:val="0"/>
+          <w:color w:val="auto"/>
+        </w:rPr>
+      </w:pPr>
+      <w:r>
+        <w:rPr>
+          <w:rStyle w:val="Emphasis"/>
+          <w:rFonts w:eastAsiaTheme="minorEastAsia"/>
+          <w:i w:val="0"/>
+          <w:iCs w:val="0"/>
+          <w:color w:val="auto"/>
+        </w:rPr>
+        <w:t>x_m = lege lijst</w:t>
+      </w:r>
+    </w:p>
+    <w:p>
+      <w:pPr>
+        <w:pStyle w:val="NoSpacing"/>
+        <w:rPr>
+          <w:rStyle w:val="Emphasis"/>
+          <w:rFonts w:eastAsiaTheme="minorEastAsia"/>
+          <w:i w:val="0"/>
+          <w:iCs w:val="0"/>
+          <w:color w:val="auto"/>
+        </w:rPr>
+      </w:pPr>
+      <w:r>
+        <w:rPr>
+          <w:rStyle w:val="Emphasis"/>
+          <w:rFonts w:eastAsiaTheme="minorEastAsia"/>
+          <w:i w:val="0"/>
+          <w:iCs w:val="0"/>
+          <w:color w:val="auto"/>
+        </w:rPr>
+        <w:t xml:space="preserve">      </w:t>
+      </w:r>
+      <w:r>
+        <w:rPr>
+          <w:rStyle w:val="Emphasis"/>
+          <w:rFonts w:eastAsiaTheme="minorEastAsia"/>
+          <w:i w:val="0"/>
+          <w:iCs w:val="0"/>
+          <w:color w:val="auto"/>
+        </w:rPr>
+        <w:tab/>
+      </w:r>
+      <w:r>
+        <w:rPr>
+          <w:rStyle w:val="Emphasis"/>
+          <w:rFonts w:eastAsiaTheme="minorEastAsia"/>
+          <w:i w:val="0"/>
+          <w:iCs w:val="0"/>
+          <w:color w:val="auto"/>
+        </w:rPr>
+        <w:tab/>
+      </w:r>
+      <w:r>
+        <w:rPr>
+          <w:rStyle w:val="Emphasis"/>
+          <w:rFonts w:eastAsiaTheme="minorEastAsia"/>
+          <w:i w:val="0"/>
+          <w:iCs w:val="0"/>
+          <w:color w:val="auto"/>
+        </w:rPr>
+        <w:t>b_m = 0</w:t>
+      </w:r>
+    </w:p>
+    <w:p>
+      <w:pPr>
+        <w:pStyle w:val="NoSpacing"/>
+        <w:rPr>
+          <w:rStyle w:val="Emphasis"/>
+          <w:rFonts w:eastAsiaTheme="minorEastAsia"/>
+          <w:i w:val="0"/>
+          <w:iCs w:val="0"/>
+          <w:color w:val="auto"/>
+        </w:rPr>
+      </w:pPr>
+      <w:r>
+        <w:rPr>
+          <w:rStyle w:val="Emphasis"/>
+          <w:rFonts w:eastAsiaTheme="minorEastAsia"/>
+          <w:i w:val="0"/>
+          <w:iCs w:val="0"/>
+          <w:color w:val="auto"/>
+        </w:rPr>
+        <w:t xml:space="preserve">      </w:t>
+      </w:r>
+      <w:r>
+        <w:rPr>
+          <w:rStyle w:val="Emphasis"/>
+          <w:rFonts w:eastAsiaTheme="minorEastAsia"/>
+          <w:i w:val="0"/>
+          <w:iCs w:val="0"/>
+          <w:color w:val="auto"/>
+        </w:rPr>
+        <w:tab/>
+      </w:r>
+      <w:r>
+        <w:rPr>
+          <w:rStyle w:val="Emphasis"/>
+          <w:rFonts w:eastAsiaTheme="minorEastAsia"/>
+          <w:i w:val="0"/>
+          <w:iCs w:val="0"/>
+          <w:color w:val="auto"/>
+        </w:rPr>
+        <w:tab/>
+      </w:r>
+      <w:r>
+        <w:rPr>
+          <w:rStyle w:val="Emphasis"/>
+          <w:rFonts w:eastAsiaTheme="minorEastAsia"/>
+          <w:i w:val="0"/>
+          <w:iCs w:val="0"/>
+          <w:color w:val="auto"/>
+        </w:rPr>
+        <w:t xml:space="preserve">laatste_kleur_m = </w:t>
+      </w:r>
+      <w:r>
+        <w:rPr>
+          <w:rStyle w:val="Emphasis"/>
+          <w:rFonts w:eastAsiaTheme="minorEastAsia"/>
+          <w:i w:val="0"/>
+          <w:iCs w:val="0"/>
+          <w:color w:val="auto"/>
+        </w:rPr>
+        <w:t>geen</w:t>
+      </w:r>
+    </w:p>
+    <w:p>
+      <w:pPr>
+        <w:pStyle w:val="NoSpacing"/>
+        <w:rPr>
+          <w:rStyle w:val="Emphasis"/>
+          <w:rFonts w:eastAsiaTheme="minorEastAsia"/>
+          <w:i w:val="0"/>
+          <w:iCs w:val="0"/>
+          <w:color w:val="auto"/>
+        </w:rPr>
+      </w:pPr>
+    </w:p>
+    <w:p>
+      <w:pPr>
+        <w:pStyle w:val="NoSpacing"/>
+        <w:rPr>
+          <w:rStyle w:val="Emphasis"/>
+          <w:rFonts w:eastAsiaTheme="minorEastAsia"/>
+          <w:i w:val="0"/>
+          <w:iCs w:val="0"/>
+          <w:color w:val="auto"/>
+        </w:rPr>
+      </w:pPr>
+      <w:r>
+        <w:rPr>
+          <w:rStyle w:val="Emphasis"/>
+          <w:rFonts w:eastAsiaTheme="minorEastAsia"/>
+          <w:i w:val="0"/>
+          <w:iCs w:val="0"/>
+          <w:color w:val="auto"/>
+        </w:rPr>
+        <w:t>Zolang L niet leeg is:</w:t>
       </w:r>
     </w:p>
     <w:p>
@@ -4351,28 +5245,18 @@
           <w:rFonts w:eastAsiaTheme="minorEastAsia"/>
           <w:i w:val="0"/>
           <w:iCs w:val="0"/>
-          <w:color w:val="FF0000"/>
-        </w:rPr>
-      </w:pPr>
-      <w:r>
-        <w:rPr>
-          <w:rStyle w:val="Emphasis"/>
-          <w:rFonts w:eastAsiaTheme="minorEastAsia"/>
-          <w:i w:val="0"/>
-          <w:iCs w:val="0"/>
-          <w:color w:val="FF0000"/>
-        </w:rPr>
-        <w:t xml:space="preserve">Als </w:t>
-      </w:r>
-      <w:r>
-        <w:rPr>
-          <w:rStyle w:val="Emphasis"/>
-          <w:rFonts w:eastAsiaTheme="minorEastAsia"/>
-          <w:i w:val="0"/>
-          <w:iCs w:val="0"/>
-          <w:color w:val="FF0000"/>
-        </w:rPr>
-        <w:t>er een gelijke f_m waarde uitkomt, kies dan de machine met het laagste machinenummer.</w:t>
+          <w:color w:val="auto"/>
+        </w:rPr>
+      </w:pPr>
+      <w:r>
+        <w:rPr>
+          <w:rStyle w:val="Emphasis"/>
+          <w:rFonts w:eastAsiaTheme="minorEastAsia"/>
+          <w:i w:val="0"/>
+          <w:iCs w:val="0"/>
+          <w:color w:val="auto"/>
+        </w:rPr>
+        <w:t>o = eerste order in L</w:t>
       </w:r>
     </w:p>
     <w:p>
@@ -4383,18 +5267,38 @@
           <w:rFonts w:eastAsiaTheme="minorEastAsia"/>
           <w:i w:val="0"/>
           <w:iCs w:val="0"/>
-          <w:color w:val="FF0000"/>
-        </w:rPr>
-      </w:pPr>
-      <w:r>
-        <w:rPr>
-          <w:rStyle w:val="Emphasis"/>
-          <w:rFonts w:eastAsiaTheme="minorEastAsia"/>
-          <w:i w:val="0"/>
-          <w:iCs w:val="0"/>
-          <w:color w:val="FF0000"/>
-        </w:rPr>
-        <w:t>Stap 3: Toewijzen</w:t>
+          <w:color w:val="auto"/>
+        </w:rPr>
+      </w:pPr>
+      <w:r>
+        <w:rPr>
+          <w:rStyle w:val="Emphasis"/>
+          <w:rFonts w:eastAsiaTheme="minorEastAsia"/>
+          <w:i w:val="0"/>
+          <w:iCs w:val="0"/>
+          <w:color w:val="auto"/>
+        </w:rPr>
+        <w:t xml:space="preserve">  </w:t>
+      </w:r>
+      <w:r>
+        <w:rPr>
+          <w:rStyle w:val="Emphasis"/>
+          <w:rFonts w:eastAsiaTheme="minorEastAsia"/>
+          <w:i w:val="0"/>
+          <w:iCs w:val="0"/>
+          <w:color w:val="auto"/>
+        </w:rPr>
+        <w:tab/>
+      </w:r>
+      <w:r>
+        <w:rPr>
+          <w:rStyle w:val="Emphasis"/>
+          <w:rFonts w:eastAsiaTheme="minorEastAsia"/>
+          <w:i w:val="0"/>
+          <w:iCs w:val="0"/>
+          <w:color w:val="auto"/>
+        </w:rPr>
+        <w:t>voor elke machine m in M:</w:t>
       </w:r>
     </w:p>
     <w:p>
@@ -4405,89 +5309,68 @@
           <w:rFonts w:eastAsiaTheme="minorEastAsia"/>
           <w:i w:val="0"/>
           <w:iCs w:val="0"/>
-          <w:color w:val="FF0000"/>
-        </w:rPr>
-      </w:pPr>
-      <w:r>
-        <w:rPr>
-          <w:rStyle w:val="Emphasis"/>
-          <w:rFonts w:eastAsiaTheme="minorEastAsia"/>
-          <w:i w:val="0"/>
-          <w:iCs w:val="0"/>
-          <w:color w:val="FF0000"/>
+          <w:color w:val="auto"/>
+        </w:rPr>
+      </w:pPr>
+      <w:r>
+        <w:rPr>
+          <w:rStyle w:val="Emphasis"/>
+          <w:rFonts w:eastAsiaTheme="minorEastAsia"/>
+          <w:i w:val="0"/>
+          <w:iCs w:val="0"/>
+          <w:color w:val="auto"/>
+        </w:rPr>
+        <w:t xml:space="preserve">      </w:t>
+      </w:r>
+      <w:r>
+        <w:rPr>
+          <w:rStyle w:val="Emphasis"/>
+          <w:rFonts w:eastAsiaTheme="minorEastAsia"/>
+          <w:i w:val="0"/>
+          <w:iCs w:val="0"/>
+          <w:color w:val="auto"/>
         </w:rPr>
         <w:tab/>
-        <w:t xml:space="preserve">Zet order o achteraan in de lijst </w:t>
-      </w:r>
-      <w:r>
-        <w:rPr>
-          <w:rStyle w:val="Emphasis"/>
-          <w:rFonts w:eastAsiaTheme="minorEastAsia"/>
-          <w:i w:val="0"/>
-          <w:iCs w:val="0"/>
-          <w:color w:val="FF0000"/>
-        </w:rPr>
-        <w:t>machine volgorde m*</w:t>
-      </w:r>
-      <w:r>
-        <w:rPr>
-          <w:rStyle w:val="Emphasis"/>
-          <w:rFonts w:eastAsiaTheme="minorEastAsia"/>
-          <w:i w:val="0"/>
-          <w:iCs w:val="0"/>
-          <w:color w:val="FF0000"/>
-        </w:rPr>
-        <w:t xml:space="preserve">, zet </w:t>
-      </w:r>
-      <w:r>
-        <w:rPr>
-          <w:rStyle w:val="Emphasis"/>
-          <w:rFonts w:eastAsiaTheme="minorEastAsia"/>
-          <w:i w:val="0"/>
-          <w:iCs w:val="0"/>
-          <w:color w:val="FF0000"/>
-        </w:rPr>
-        <w:t>b</w:t>
-      </w:r>
-      <w:r>
-        <w:rPr>
-          <w:rStyle w:val="Emphasis"/>
-          <w:rFonts w:eastAsiaTheme="minorEastAsia"/>
-          <w:i w:val="0"/>
-          <w:iCs w:val="0"/>
-          <w:color w:val="FF0000"/>
-        </w:rPr>
-        <w:t xml:space="preserve">_m* </w:t>
-      </w:r>
-      <w:r>
-        <w:rPr>
-          <w:rStyle w:val="Emphasis"/>
-          <w:rFonts w:eastAsiaTheme="minorEastAsia"/>
-          <w:i w:val="0"/>
-          <w:iCs w:val="0"/>
-          <w:color w:val="FF0000"/>
-        </w:rPr>
-        <w:sym w:font="Wingdings" w:char="F0E0"/>
-      </w:r>
-      <w:r>
-        <w:rPr>
-          <w:rStyle w:val="Emphasis"/>
-          <w:rFonts w:eastAsiaTheme="minorEastAsia"/>
-          <w:i w:val="0"/>
-          <w:iCs w:val="0"/>
-          <w:color w:val="FF0000"/>
-        </w:rPr>
-        <w:t xml:space="preserve"> f_m</w:t>
-      </w:r>
-      <w:r>
-        <w:rPr>
-          <w:rStyle w:val="Emphasis"/>
-          <w:rFonts w:eastAsiaTheme="minorEastAsia"/>
-          <w:i w:val="0"/>
-          <w:iCs w:val="0"/>
-          <w:color w:val="FF0000"/>
-        </w:rPr>
-        <w:t>*</w:t>
+      </w:r>
+      <w:r>
+        <w:rPr>
+          <w:rStyle w:val="Emphasis"/>
+          <w:rFonts w:eastAsiaTheme="minorEastAsia"/>
+          <w:i w:val="0"/>
+          <w:iCs w:val="0"/>
+          <w:color w:val="auto"/>
+        </w:rPr>
+        <w:tab/>
+      </w:r>
+      <w:r>
+        <w:rPr>
+          <w:rStyle w:val="Emphasis"/>
+          <w:rFonts w:eastAsiaTheme="minorEastAsia"/>
+          <w:i w:val="0"/>
+          <w:iCs w:val="0"/>
+          <w:color w:val="auto"/>
+        </w:rPr>
+        <w:t xml:space="preserve">als laatste_kleur_m = </w:t>
+      </w:r>
+      <w:r>
+        <w:rPr>
+          <w:rStyle w:val="Emphasis"/>
+          <w:rFonts w:eastAsiaTheme="minorEastAsia"/>
+          <w:i w:val="0"/>
+          <w:iCs w:val="0"/>
+          <w:color w:val="auto"/>
+        </w:rPr>
+        <w:t>geen</w:t>
+      </w:r>
+      <w:r>
+        <w:rPr>
+          <w:rStyle w:val="Emphasis"/>
+          <w:rFonts w:eastAsiaTheme="minorEastAsia"/>
+          <w:i w:val="0"/>
+          <w:iCs w:val="0"/>
+          <w:color w:val="auto"/>
+        </w:rPr>
+        <w:t>:</w:t>
       </w:r>
     </w:p>
     <w:p>
@@ -4498,29 +5381,58 @@
           <w:rFonts w:eastAsiaTheme="minorEastAsia"/>
           <w:i w:val="0"/>
           <w:iCs w:val="0"/>
-          <w:color w:val="FF0000"/>
-        </w:rPr>
-      </w:pPr>
-      <w:r>
-        <w:rPr>
-          <w:rStyle w:val="Emphasis"/>
-          <w:rFonts w:eastAsiaTheme="minorEastAsia"/>
-          <w:i w:val="0"/>
-          <w:iCs w:val="0"/>
-          <w:color w:val="FF0000"/>
+          <w:color w:val="auto"/>
+        </w:rPr>
+      </w:pPr>
+      <w:r>
+        <w:rPr>
+          <w:rStyle w:val="Emphasis"/>
+          <w:rFonts w:eastAsiaTheme="minorEastAsia"/>
+          <w:i w:val="0"/>
+          <w:iCs w:val="0"/>
+          <w:color w:val="auto"/>
+        </w:rPr>
+        <w:t xml:space="preserve">          </w:t>
+      </w:r>
+      <w:r>
+        <w:rPr>
+          <w:rStyle w:val="Emphasis"/>
+          <w:rFonts w:eastAsiaTheme="minorEastAsia"/>
+          <w:i w:val="0"/>
+          <w:iCs w:val="0"/>
+          <w:color w:val="auto"/>
         </w:rPr>
         <w:tab/>
-        <w:t>Vervang c_o als laatste kleur van m* en verwijder o</w:t>
-      </w:r>
-      <w:r>
-        <w:rPr>
-          <w:rStyle w:val="Emphasis"/>
-          <w:rFonts w:eastAsiaTheme="minorEastAsia"/>
-          <w:i w:val="0"/>
-          <w:iCs w:val="0"/>
-          <w:color w:val="FF0000"/>
-        </w:rPr>
-        <w:t>rder o uit lijst L.</w:t>
+      </w:r>
+      <w:r>
+        <w:rPr>
+          <w:rStyle w:val="Emphasis"/>
+          <w:rFonts w:eastAsiaTheme="minorEastAsia"/>
+          <w:i w:val="0"/>
+          <w:iCs w:val="0"/>
+          <w:color w:val="auto"/>
+        </w:rPr>
+        <w:tab/>
+      </w:r>
+      <w:r>
+        <w:rPr>
+          <w:rStyle w:val="Emphasis"/>
+          <w:rFonts w:eastAsiaTheme="minorEastAsia"/>
+          <w:i w:val="0"/>
+          <w:iCs w:val="0"/>
+          <w:color w:val="auto"/>
+        </w:rPr>
+        <w:tab/>
+      </w:r>
+      <w:r>
+        <w:rPr>
+          <w:rStyle w:val="Emphasis"/>
+          <w:rFonts w:eastAsiaTheme="minorEastAsia"/>
+          <w:i w:val="0"/>
+          <w:iCs w:val="0"/>
+          <w:color w:val="auto"/>
+        </w:rPr>
+        <w:t>setup = 0</w:t>
       </w:r>
     </w:p>
     <w:p>
@@ -4531,19 +5443,48 @@
           <w:rFonts w:eastAsiaTheme="minorEastAsia"/>
           <w:i w:val="0"/>
           <w:iCs w:val="0"/>
-          <w:color w:val="FF0000"/>
-        </w:rPr>
-      </w:pPr>
-      <w:r>
-        <w:rPr>
-          <w:rStyle w:val="Emphasis"/>
-          <w:rFonts w:eastAsiaTheme="minorEastAsia"/>
-          <w:i w:val="0"/>
-          <w:iCs w:val="0"/>
-          <w:color w:val="FF0000"/>
+          <w:color w:val="auto"/>
+        </w:rPr>
+      </w:pPr>
+      <w:r>
+        <w:rPr>
+          <w:rStyle w:val="Emphasis"/>
+          <w:rFonts w:eastAsiaTheme="minorEastAsia"/>
+          <w:i w:val="0"/>
+          <w:iCs w:val="0"/>
+          <w:color w:val="auto"/>
+        </w:rPr>
+        <w:t xml:space="preserve">      </w:t>
+      </w:r>
+      <w:r>
+        <w:rPr>
+          <w:rStyle w:val="Emphasis"/>
+          <w:rFonts w:eastAsiaTheme="minorEastAsia"/>
+          <w:i w:val="0"/>
+          <w:iCs w:val="0"/>
+          <w:color w:val="auto"/>
         </w:rPr>
         <w:tab/>
-        <w:t>Ga terug naar stap 1.</w:t>
+      </w:r>
+      <w:r>
+        <w:rPr>
+          <w:rStyle w:val="Emphasis"/>
+          <w:rFonts w:eastAsiaTheme="minorEastAsia"/>
+          <w:i w:val="0"/>
+          <w:iCs w:val="0"/>
+          <w:color w:val="auto"/>
+        </w:rPr>
+        <w:tab/>
+      </w:r>
+      <w:r>
+        <w:rPr>
+          <w:rStyle w:val="Emphasis"/>
+          <w:rFonts w:eastAsiaTheme="minorEastAsia"/>
+          <w:i w:val="0"/>
+          <w:iCs w:val="0"/>
+          <w:color w:val="auto"/>
+        </w:rPr>
+        <w:t>anders:</w:t>
       </w:r>
     </w:p>
     <w:p>
@@ -4557,6 +5498,56 @@
           <w:color w:val="auto"/>
         </w:rPr>
       </w:pPr>
+      <w:r>
+        <w:rPr>
+          <w:rStyle w:val="Emphasis"/>
+          <w:rFonts w:eastAsiaTheme="minorEastAsia"/>
+          <w:i w:val="0"/>
+          <w:iCs w:val="0"/>
+          <w:color w:val="auto"/>
+        </w:rPr>
+        <w:t xml:space="preserve">          </w:t>
+      </w:r>
+      <w:r>
+        <w:rPr>
+          <w:rStyle w:val="Emphasis"/>
+          <w:rFonts w:eastAsiaTheme="minorEastAsia"/>
+          <w:i w:val="0"/>
+          <w:iCs w:val="0"/>
+          <w:color w:val="auto"/>
+        </w:rPr>
+        <w:tab/>
+      </w:r>
+      <w:r>
+        <w:rPr>
+          <w:rStyle w:val="Emphasis"/>
+          <w:rFonts w:eastAsiaTheme="minorEastAsia"/>
+          <w:i w:val="0"/>
+          <w:iCs w:val="0"/>
+          <w:color w:val="auto"/>
+        </w:rPr>
+        <w:tab/>
+      </w:r>
+      <w:r>
+        <w:rPr>
+          <w:rStyle w:val="Emphasis"/>
+          <w:rFonts w:eastAsiaTheme="minorEastAsia"/>
+          <w:i w:val="0"/>
+          <w:iCs w:val="0"/>
+          <w:color w:val="auto"/>
+        </w:rPr>
+        <w:tab/>
+      </w:r>
+      <w:r>
+        <w:rPr>
+          <w:rStyle w:val="Emphasis"/>
+          <w:rFonts w:eastAsiaTheme="minorEastAsia"/>
+          <w:i w:val="0"/>
+          <w:iCs w:val="0"/>
+          <w:color w:val="auto"/>
+        </w:rPr>
+        <w:t>setup = s(laatste_kleur_m, c_o)</w:t>
+      </w:r>
     </w:p>
     <w:p>
       <w:pPr>
@@ -4577,86 +5568,193 @@
           <w:iCs w:val="0"/>
           <w:color w:val="auto"/>
         </w:rPr>
-        <w:t>Initialisatie</w:t>
+        <w:t xml:space="preserve">      </w:t>
+      </w:r>
+      <w:r>
+        <w:rPr>
+          <w:rStyle w:val="Emphasis"/>
+          <w:rFonts w:eastAsiaTheme="minorEastAsia"/>
+          <w:i w:val="0"/>
+          <w:iCs w:val="0"/>
+          <w:color w:val="auto"/>
+        </w:rPr>
+        <w:tab/>
+      </w:r>
+      <w:r>
+        <w:rPr>
+          <w:rStyle w:val="Emphasis"/>
+          <w:rFonts w:eastAsiaTheme="minorEastAsia"/>
+          <w:i w:val="0"/>
+          <w:iCs w:val="0"/>
+          <w:color w:val="auto"/>
+        </w:rPr>
+        <w:tab/>
+      </w:r>
+      <w:r>
+        <w:rPr>
+          <w:rStyle w:val="Emphasis"/>
+          <w:rFonts w:eastAsiaTheme="minorEastAsia"/>
+          <w:i w:val="0"/>
+          <w:iCs w:val="0"/>
+          <w:color w:val="auto"/>
+        </w:rPr>
+        <w:t>f_m = b_m + setup + a_o / v_m</w:t>
       </w:r>
     </w:p>
     <w:p>
       <w:pPr>
         <w:pStyle w:val="NoSpacing"/>
-        <w:ind w:firstLine="708"/>
-        <w:rPr>
-          <w:rStyle w:val="Emphasis"/>
-          <w:rFonts w:eastAsiaTheme="minorEastAsia"/>
-          <w:i w:val="0"/>
-          <w:iCs w:val="0"/>
-          <w:color w:val="auto"/>
-        </w:rPr>
-      </w:pPr>
-      <w:r>
-        <w:rPr>
-          <w:rStyle w:val="Emphasis"/>
-          <w:rFonts w:eastAsiaTheme="minorEastAsia"/>
-          <w:i w:val="0"/>
-          <w:iCs w:val="0"/>
-          <w:color w:val="auto"/>
-        </w:rPr>
-        <w:t>L = orders uit O, gesorteerd op d_o van klein naar groot</w:t>
+        <w:rPr>
+          <w:rStyle w:val="Emphasis"/>
+          <w:rFonts w:eastAsiaTheme="minorEastAsia"/>
+          <w:i w:val="0"/>
+          <w:iCs w:val="0"/>
+          <w:color w:val="auto"/>
+        </w:rPr>
+      </w:pPr>
+      <w:r>
+        <w:rPr>
+          <w:rStyle w:val="Emphasis"/>
+          <w:rFonts w:eastAsiaTheme="minorEastAsia"/>
+          <w:i w:val="0"/>
+          <w:iCs w:val="0"/>
+          <w:color w:val="auto"/>
+        </w:rPr>
+        <w:t xml:space="preserve">  </w:t>
+      </w:r>
+      <w:r>
+        <w:rPr>
+          <w:rStyle w:val="Emphasis"/>
+          <w:rFonts w:eastAsiaTheme="minorEastAsia"/>
+          <w:i w:val="0"/>
+          <w:iCs w:val="0"/>
+          <w:color w:val="auto"/>
+        </w:rPr>
+        <w:tab/>
+      </w:r>
+      <w:r>
+        <w:rPr>
+          <w:rStyle w:val="Emphasis"/>
+          <w:rFonts w:eastAsiaTheme="minorEastAsia"/>
+          <w:i w:val="0"/>
+          <w:iCs w:val="0"/>
+          <w:color w:val="auto"/>
+        </w:rPr>
+        <w:t>m* = machine met de kleinste f_m</w:t>
       </w:r>
     </w:p>
     <w:p>
       <w:pPr>
         <w:pStyle w:val="NoSpacing"/>
-        <w:ind w:firstLine="708"/>
-        <w:rPr>
-          <w:rStyle w:val="Emphasis"/>
-          <w:rFonts w:eastAsiaTheme="minorEastAsia"/>
-          <w:i w:val="0"/>
-          <w:iCs w:val="0"/>
-          <w:color w:val="auto"/>
-        </w:rPr>
-      </w:pPr>
-      <w:r>
-        <w:rPr>
-          <w:rStyle w:val="Emphasis"/>
-          <w:rFonts w:eastAsiaTheme="minorEastAsia"/>
-          <w:i w:val="0"/>
-          <w:iCs w:val="0"/>
-          <w:color w:val="auto"/>
-        </w:rPr>
-        <w:t>voor elke machine m in M</w:t>
-      </w:r>
-      <w:r>
-        <w:rPr>
-          <w:rStyle w:val="Emphasis"/>
-          <w:rFonts w:eastAsiaTheme="minorEastAsia"/>
-          <w:i w:val="0"/>
-          <w:iCs w:val="0"/>
-          <w:color w:val="auto"/>
-        </w:rPr>
-        <w:t>:</w:t>
+        <w:rPr>
+          <w:rStyle w:val="Emphasis"/>
+          <w:rFonts w:eastAsiaTheme="minorEastAsia"/>
+          <w:i w:val="0"/>
+          <w:iCs w:val="0"/>
+          <w:color w:val="auto"/>
+        </w:rPr>
+      </w:pPr>
+      <w:r>
+        <w:rPr>
+          <w:rStyle w:val="Emphasis"/>
+          <w:rFonts w:eastAsiaTheme="minorEastAsia"/>
+          <w:i w:val="0"/>
+          <w:iCs w:val="0"/>
+          <w:color w:val="auto"/>
+        </w:rPr>
+        <w:t xml:space="preserve">       </w:t>
+      </w:r>
+      <w:r>
+        <w:rPr>
+          <w:rStyle w:val="Emphasis"/>
+          <w:rFonts w:eastAsiaTheme="minorEastAsia"/>
+          <w:i w:val="0"/>
+          <w:iCs w:val="0"/>
+          <w:color w:val="auto"/>
+        </w:rPr>
+        <w:tab/>
+      </w:r>
+      <w:r>
+        <w:rPr>
+          <w:rStyle w:val="Emphasis"/>
+          <w:rFonts w:eastAsiaTheme="minorEastAsia"/>
+          <w:i w:val="0"/>
+          <w:iCs w:val="0"/>
+          <w:color w:val="auto"/>
+        </w:rPr>
+        <w:tab/>
+      </w:r>
+      <w:r>
+        <w:rPr>
+          <w:rStyle w:val="Emphasis"/>
+          <w:rFonts w:eastAsiaTheme="minorEastAsia"/>
+          <w:i w:val="0"/>
+          <w:iCs w:val="0"/>
+          <w:color w:val="auto"/>
+        </w:rPr>
+        <w:t>(</w:t>
+      </w:r>
+      <w:r>
+        <w:rPr>
+          <w:rStyle w:val="Emphasis"/>
+          <w:rFonts w:eastAsiaTheme="minorEastAsia"/>
+          <w:i w:val="0"/>
+          <w:iCs w:val="0"/>
+          <w:color w:val="auto"/>
+        </w:rPr>
+        <w:t xml:space="preserve">gelijke f_m waardes? Neem </w:t>
+      </w:r>
+      <w:r>
+        <w:rPr>
+          <w:rStyle w:val="Emphasis"/>
+          <w:rFonts w:eastAsiaTheme="minorEastAsia"/>
+          <w:i w:val="0"/>
+          <w:iCs w:val="0"/>
+          <w:color w:val="auto"/>
+        </w:rPr>
+        <w:t>de machine met het laagste nummer)</w:t>
       </w:r>
     </w:p>
     <w:p>
       <w:pPr>
         <w:pStyle w:val="NoSpacing"/>
-        <w:ind w:left="708" w:firstLine="708"/>
-        <w:rPr>
-          <w:rStyle w:val="Emphasis"/>
-          <w:rFonts w:eastAsiaTheme="minorEastAsia"/>
-          <w:i w:val="0"/>
-          <w:iCs w:val="0"/>
-          <w:color w:val="auto"/>
-        </w:rPr>
-      </w:pPr>
-      <w:r>
-        <w:rPr>
-          <w:rStyle w:val="Emphasis"/>
-          <w:rFonts w:eastAsiaTheme="minorEastAsia"/>
-          <w:i w:val="0"/>
-          <w:iCs w:val="0"/>
-          <w:color w:val="auto"/>
-        </w:rPr>
-        <w:t>x_m = lege lijst</w:t>
+        <w:rPr>
+          <w:rStyle w:val="Emphasis"/>
+          <w:rFonts w:eastAsiaTheme="minorEastAsia"/>
+          <w:i w:val="0"/>
+          <w:iCs w:val="0"/>
+          <w:color w:val="auto"/>
+        </w:rPr>
+      </w:pPr>
+      <w:r>
+        <w:rPr>
+          <w:rStyle w:val="Emphasis"/>
+          <w:rFonts w:eastAsiaTheme="minorEastAsia"/>
+          <w:i w:val="0"/>
+          <w:iCs w:val="0"/>
+          <w:color w:val="auto"/>
+        </w:rPr>
+        <w:t xml:space="preserve">  </w:t>
+      </w:r>
+      <w:r>
+        <w:rPr>
+          <w:rStyle w:val="Emphasis"/>
+          <w:rFonts w:eastAsiaTheme="minorEastAsia"/>
+          <w:i w:val="0"/>
+          <w:iCs w:val="0"/>
+          <w:color w:val="auto"/>
+        </w:rPr>
+        <w:tab/>
+      </w:r>
+      <w:r>
+        <w:rPr>
+          <w:rStyle w:val="Emphasis"/>
+          <w:rFonts w:eastAsiaTheme="minorEastAsia"/>
+          <w:i w:val="0"/>
+          <w:iCs w:val="0"/>
+          <w:color w:val="auto"/>
+        </w:rPr>
+        <w:t>voeg o achteraan toe aan x_m*</w:t>
       </w:r>
     </w:p>
     <w:p>
@@ -4678,7 +5776,7 @@
           <w:iCs w:val="0"/>
           <w:color w:val="auto"/>
         </w:rPr>
-        <w:t xml:space="preserve">      </w:t>
+        <w:t xml:space="preserve"> </w:t>
       </w:r>
       <w:r>
         <w:rPr>
@@ -4698,6 +5796,38 @@
           <w:iCs w:val="0"/>
           <w:color w:val="auto"/>
         </w:rPr>
+        <w:t xml:space="preserve"> t_o = f_m*</w:t>
+      </w:r>
+    </w:p>
+    <w:p>
+      <w:pPr>
+        <w:pStyle w:val="NoSpacing"/>
+        <w:rPr>
+          <w:rStyle w:val="Emphasis"/>
+          <w:rFonts w:eastAsiaTheme="minorEastAsia"/>
+          <w:i w:val="0"/>
+          <w:iCs w:val="0"/>
+          <w:color w:val="auto"/>
+        </w:rPr>
+      </w:pPr>
+      <w:r>
+        <w:rPr>
+          <w:rStyle w:val="Emphasis"/>
+          <w:rFonts w:eastAsiaTheme="minorEastAsia"/>
+          <w:i w:val="0"/>
+          <w:iCs w:val="0"/>
+          <w:color w:val="auto"/>
+        </w:rPr>
+        <w:t xml:space="preserve"> </w:t>
+      </w:r>
+      <w:r>
+        <w:rPr>
+          <w:rStyle w:val="Emphasis"/>
+          <w:rFonts w:eastAsiaTheme="minorEastAsia"/>
+          <w:i w:val="0"/>
+          <w:iCs w:val="0"/>
+          <w:color w:val="auto"/>
+        </w:rPr>
         <w:tab/>
       </w:r>
       <w:r>
@@ -4708,7 +5838,7 @@
           <w:iCs w:val="0"/>
           <w:color w:val="auto"/>
         </w:rPr>
-        <w:t>b_m = 0</w:t>
+        <w:t>b_m* = f_m*</w:t>
       </w:r>
     </w:p>
     <w:p>
@@ -4730,7 +5860,7 @@
           <w:iCs w:val="0"/>
           <w:color w:val="auto"/>
         </w:rPr>
-        <w:t xml:space="preserve">      </w:t>
+        <w:t xml:space="preserve">  </w:t>
       </w:r>
       <w:r>
         <w:rPr>
@@ -4750,6 +5880,38 @@
           <w:iCs w:val="0"/>
           <w:color w:val="auto"/>
         </w:rPr>
+        <w:t>laatste_kleur_m* = c_o</w:t>
+      </w:r>
+    </w:p>
+    <w:p>
+      <w:pPr>
+        <w:pStyle w:val="NoSpacing"/>
+        <w:rPr>
+          <w:rStyle w:val="Emphasis"/>
+          <w:rFonts w:eastAsiaTheme="minorEastAsia"/>
+          <w:i w:val="0"/>
+          <w:iCs w:val="0"/>
+          <w:color w:val="auto"/>
+        </w:rPr>
+      </w:pPr>
+      <w:r>
+        <w:rPr>
+          <w:rStyle w:val="Emphasis"/>
+          <w:rFonts w:eastAsiaTheme="minorEastAsia"/>
+          <w:i w:val="0"/>
+          <w:iCs w:val="0"/>
+          <w:color w:val="auto"/>
+        </w:rPr>
+        <w:t xml:space="preserve">  </w:t>
+      </w:r>
+      <w:r>
+        <w:rPr>
+          <w:rStyle w:val="Emphasis"/>
+          <w:rFonts w:eastAsiaTheme="minorEastAsia"/>
+          <w:i w:val="0"/>
+          <w:iCs w:val="0"/>
+          <w:color w:val="auto"/>
+        </w:rPr>
         <w:tab/>
       </w:r>
       <w:r>
@@ -4760,17 +5922,7 @@
           <w:iCs w:val="0"/>
           <w:color w:val="auto"/>
         </w:rPr>
-        <w:t xml:space="preserve">laatste_kleur_m = </w:t>
-      </w:r>
-      <w:r>
-        <w:rPr>
-          <w:rStyle w:val="Emphasis"/>
-          <w:rFonts w:eastAsiaTheme="minorEastAsia"/>
-          <w:i w:val="0"/>
-          <w:iCs w:val="0"/>
-          <w:color w:val="auto"/>
-        </w:rPr>
-        <w:t>geen</w:t>
+        <w:t>verwijder o uit L</w:t>
       </w:r>
     </w:p>
     <w:p>
@@ -4804,30 +5956,49 @@
           <w:iCs w:val="0"/>
           <w:color w:val="auto"/>
         </w:rPr>
-        <w:t>Zolang L niet leeg is:</w:t>
+        <w:t>Uitkomsten</w:t>
       </w:r>
     </w:p>
     <w:p>
       <w:pPr>
         <w:pStyle w:val="NoSpacing"/>
-        <w:ind w:firstLine="708"/>
-        <w:rPr>
-          <w:rStyle w:val="Emphasis"/>
-          <w:rFonts w:eastAsiaTheme="minorEastAsia"/>
-          <w:i w:val="0"/>
-          <w:iCs w:val="0"/>
-          <w:color w:val="auto"/>
-        </w:rPr>
-      </w:pPr>
-      <w:r>
-        <w:rPr>
-          <w:rStyle w:val="Emphasis"/>
-          <w:rFonts w:eastAsiaTheme="minorEastAsia"/>
-          <w:i w:val="0"/>
-          <w:iCs w:val="0"/>
-          <w:color w:val="auto"/>
-        </w:rPr>
-        <w:t>o = eerste order in L</w:t>
+        <w:rPr>
+          <w:rStyle w:val="Emphasis"/>
+          <w:rFonts w:eastAsiaTheme="minorEastAsia"/>
+          <w:i w:val="0"/>
+          <w:iCs w:val="0"/>
+          <w:color w:val="auto"/>
+        </w:rPr>
+      </w:pPr>
+      <w:r>
+        <w:rPr>
+          <w:rStyle w:val="Emphasis"/>
+          <w:rFonts w:eastAsiaTheme="minorEastAsia"/>
+          <w:i w:val="0"/>
+          <w:iCs w:val="0"/>
+          <w:color w:val="auto"/>
+        </w:rPr>
+        <w:t xml:space="preserve">  </w:t>
+      </w:r>
+      <w:r>
+        <w:rPr>
+          <w:rStyle w:val="Emphasis"/>
+          <w:rFonts w:eastAsiaTheme="minorEastAsia"/>
+          <w:i w:val="0"/>
+          <w:iCs w:val="0"/>
+          <w:color w:val="auto"/>
+        </w:rPr>
+        <w:tab/>
+      </w:r>
+      <w:r>
+        <w:rPr>
+          <w:rStyle w:val="Emphasis"/>
+          <w:rFonts w:eastAsiaTheme="minorEastAsia"/>
+          <w:i w:val="0"/>
+          <w:iCs w:val="0"/>
+          <w:color w:val="auto"/>
+        </w:rPr>
+        <w:t>x = de volgordes x_m van alle machines</w:t>
       </w:r>
     </w:p>
     <w:p>
@@ -4869,7 +6040,7 @@
           <w:iCs w:val="0"/>
           <w:color w:val="auto"/>
         </w:rPr>
-        <w:t>voor elke machine m in M:</w:t>
+        <w:t>totale kosten = som over alle o van p_o * max(0, t_o - d_o)</w:t>
       </w:r>
     </w:p>
     <w:p>
@@ -4883,66 +6054,6 @@
           <w:color w:val="auto"/>
         </w:rPr>
       </w:pPr>
-      <w:r>
-        <w:rPr>
-          <w:rStyle w:val="Emphasis"/>
-          <w:rFonts w:eastAsiaTheme="minorEastAsia"/>
-          <w:i w:val="0"/>
-          <w:iCs w:val="0"/>
-          <w:color w:val="auto"/>
-        </w:rPr>
-        <w:t xml:space="preserve">      </w:t>
-      </w:r>
-      <w:r>
-        <w:rPr>
-          <w:rStyle w:val="Emphasis"/>
-          <w:rFonts w:eastAsiaTheme="minorEastAsia"/>
-          <w:i w:val="0"/>
-          <w:iCs w:val="0"/>
-          <w:color w:val="auto"/>
-        </w:rPr>
-        <w:tab/>
-      </w:r>
-      <w:r>
-        <w:rPr>
-          <w:rStyle w:val="Emphasis"/>
-          <w:rFonts w:eastAsiaTheme="minorEastAsia"/>
-          <w:i w:val="0"/>
-          <w:iCs w:val="0"/>
-          <w:color w:val="auto"/>
-        </w:rPr>
-        <w:tab/>
-      </w:r>
-      <w:r>
-        <w:rPr>
-          <w:rStyle w:val="Emphasis"/>
-          <w:rFonts w:eastAsiaTheme="minorEastAsia"/>
-          <w:i w:val="0"/>
-          <w:iCs w:val="0"/>
-          <w:color w:val="auto"/>
-        </w:rPr>
-        <w:t xml:space="preserve">als laatste_kleur_m = </w:t>
-      </w:r>
-      <w:r>
-        <w:rPr>
-          <w:rStyle w:val="Emphasis"/>
-          <w:rFonts w:eastAsiaTheme="minorEastAsia"/>
-          <w:i w:val="0"/>
-          <w:iCs w:val="0"/>
-          <w:color w:val="auto"/>
-        </w:rPr>
-        <w:t>geen</w:t>
-      </w:r>
-      <w:r>
-        <w:rPr>
-          <w:rStyle w:val="Emphasis"/>
-          <w:rFonts w:eastAsiaTheme="minorEastAsia"/>
-          <w:i w:val="0"/>
-          <w:iCs w:val="0"/>
-          <w:color w:val="auto"/>
-        </w:rPr>
-        <w:t>:</w:t>
-      </w:r>
     </w:p>
     <w:p>
       <w:pPr>
@@ -4963,689 +6074,6 @@
           <w:iCs w:val="0"/>
           <w:color w:val="auto"/>
         </w:rPr>
-        <w:t xml:space="preserve">          </w:t>
-      </w:r>
-      <w:r>
-        <w:rPr>
-          <w:rStyle w:val="Emphasis"/>
-          <w:rFonts w:eastAsiaTheme="minorEastAsia"/>
-          <w:i w:val="0"/>
-          <w:iCs w:val="0"/>
-          <w:color w:val="auto"/>
-        </w:rPr>
-        <w:tab/>
-      </w:r>
-      <w:r>
-        <w:rPr>
-          <w:rStyle w:val="Emphasis"/>
-          <w:rFonts w:eastAsiaTheme="minorEastAsia"/>
-          <w:i w:val="0"/>
-          <w:iCs w:val="0"/>
-          <w:color w:val="auto"/>
-        </w:rPr>
-        <w:tab/>
-      </w:r>
-      <w:r>
-        <w:rPr>
-          <w:rStyle w:val="Emphasis"/>
-          <w:rFonts w:eastAsiaTheme="minorEastAsia"/>
-          <w:i w:val="0"/>
-          <w:iCs w:val="0"/>
-          <w:color w:val="auto"/>
-        </w:rPr>
-        <w:tab/>
-      </w:r>
-      <w:r>
-        <w:rPr>
-          <w:rStyle w:val="Emphasis"/>
-          <w:rFonts w:eastAsiaTheme="minorEastAsia"/>
-          <w:i w:val="0"/>
-          <w:iCs w:val="0"/>
-          <w:color w:val="auto"/>
-        </w:rPr>
-        <w:t>setup = 0</w:t>
-      </w:r>
-    </w:p>
-    <w:p>
-      <w:pPr>
-        <w:pStyle w:val="NoSpacing"/>
-        <w:rPr>
-          <w:rStyle w:val="Emphasis"/>
-          <w:rFonts w:eastAsiaTheme="minorEastAsia"/>
-          <w:i w:val="0"/>
-          <w:iCs w:val="0"/>
-          <w:color w:val="auto"/>
-        </w:rPr>
-      </w:pPr>
-      <w:r>
-        <w:rPr>
-          <w:rStyle w:val="Emphasis"/>
-          <w:rFonts w:eastAsiaTheme="minorEastAsia"/>
-          <w:i w:val="0"/>
-          <w:iCs w:val="0"/>
-          <w:color w:val="auto"/>
-        </w:rPr>
-        <w:t xml:space="preserve">      </w:t>
-      </w:r>
-      <w:r>
-        <w:rPr>
-          <w:rStyle w:val="Emphasis"/>
-          <w:rFonts w:eastAsiaTheme="minorEastAsia"/>
-          <w:i w:val="0"/>
-          <w:iCs w:val="0"/>
-          <w:color w:val="auto"/>
-        </w:rPr>
-        <w:tab/>
-      </w:r>
-      <w:r>
-        <w:rPr>
-          <w:rStyle w:val="Emphasis"/>
-          <w:rFonts w:eastAsiaTheme="minorEastAsia"/>
-          <w:i w:val="0"/>
-          <w:iCs w:val="0"/>
-          <w:color w:val="auto"/>
-        </w:rPr>
-        <w:tab/>
-      </w:r>
-      <w:r>
-        <w:rPr>
-          <w:rStyle w:val="Emphasis"/>
-          <w:rFonts w:eastAsiaTheme="minorEastAsia"/>
-          <w:i w:val="0"/>
-          <w:iCs w:val="0"/>
-          <w:color w:val="auto"/>
-        </w:rPr>
-        <w:t>anders:</w:t>
-      </w:r>
-    </w:p>
-    <w:p>
-      <w:pPr>
-        <w:pStyle w:val="NoSpacing"/>
-        <w:rPr>
-          <w:rStyle w:val="Emphasis"/>
-          <w:rFonts w:eastAsiaTheme="minorEastAsia"/>
-          <w:i w:val="0"/>
-          <w:iCs w:val="0"/>
-          <w:color w:val="auto"/>
-        </w:rPr>
-      </w:pPr>
-      <w:r>
-        <w:rPr>
-          <w:rStyle w:val="Emphasis"/>
-          <w:rFonts w:eastAsiaTheme="minorEastAsia"/>
-          <w:i w:val="0"/>
-          <w:iCs w:val="0"/>
-          <w:color w:val="auto"/>
-        </w:rPr>
-        <w:t xml:space="preserve">          </w:t>
-      </w:r>
-      <w:r>
-        <w:rPr>
-          <w:rStyle w:val="Emphasis"/>
-          <w:rFonts w:eastAsiaTheme="minorEastAsia"/>
-          <w:i w:val="0"/>
-          <w:iCs w:val="0"/>
-          <w:color w:val="auto"/>
-        </w:rPr>
-        <w:tab/>
-      </w:r>
-      <w:r>
-        <w:rPr>
-          <w:rStyle w:val="Emphasis"/>
-          <w:rFonts w:eastAsiaTheme="minorEastAsia"/>
-          <w:i w:val="0"/>
-          <w:iCs w:val="0"/>
-          <w:color w:val="auto"/>
-        </w:rPr>
-        <w:tab/>
-      </w:r>
-      <w:r>
-        <w:rPr>
-          <w:rStyle w:val="Emphasis"/>
-          <w:rFonts w:eastAsiaTheme="minorEastAsia"/>
-          <w:i w:val="0"/>
-          <w:iCs w:val="0"/>
-          <w:color w:val="auto"/>
-        </w:rPr>
-        <w:tab/>
-      </w:r>
-      <w:r>
-        <w:rPr>
-          <w:rStyle w:val="Emphasis"/>
-          <w:rFonts w:eastAsiaTheme="minorEastAsia"/>
-          <w:i w:val="0"/>
-          <w:iCs w:val="0"/>
-          <w:color w:val="auto"/>
-        </w:rPr>
-        <w:t>setup = s(laatste_kleur_m, c_o)</w:t>
-      </w:r>
-    </w:p>
-    <w:p>
-      <w:pPr>
-        <w:pStyle w:val="NoSpacing"/>
-        <w:rPr>
-          <w:rStyle w:val="Emphasis"/>
-          <w:rFonts w:eastAsiaTheme="minorEastAsia"/>
-          <w:i w:val="0"/>
-          <w:iCs w:val="0"/>
-          <w:color w:val="auto"/>
-        </w:rPr>
-      </w:pPr>
-      <w:r>
-        <w:rPr>
-          <w:rStyle w:val="Emphasis"/>
-          <w:rFonts w:eastAsiaTheme="minorEastAsia"/>
-          <w:i w:val="0"/>
-          <w:iCs w:val="0"/>
-          <w:color w:val="auto"/>
-        </w:rPr>
-        <w:t xml:space="preserve">      </w:t>
-      </w:r>
-      <w:r>
-        <w:rPr>
-          <w:rStyle w:val="Emphasis"/>
-          <w:rFonts w:eastAsiaTheme="minorEastAsia"/>
-          <w:i w:val="0"/>
-          <w:iCs w:val="0"/>
-          <w:color w:val="auto"/>
-        </w:rPr>
-        <w:tab/>
-      </w:r>
-      <w:r>
-        <w:rPr>
-          <w:rStyle w:val="Emphasis"/>
-          <w:rFonts w:eastAsiaTheme="minorEastAsia"/>
-          <w:i w:val="0"/>
-          <w:iCs w:val="0"/>
-          <w:color w:val="auto"/>
-        </w:rPr>
-        <w:tab/>
-      </w:r>
-      <w:r>
-        <w:rPr>
-          <w:rStyle w:val="Emphasis"/>
-          <w:rFonts w:eastAsiaTheme="minorEastAsia"/>
-          <w:i w:val="0"/>
-          <w:iCs w:val="0"/>
-          <w:color w:val="auto"/>
-        </w:rPr>
-        <w:t>f_m = b_m + setup + a_o / v_m</w:t>
-      </w:r>
-    </w:p>
-    <w:p>
-      <w:pPr>
-        <w:pStyle w:val="NoSpacing"/>
-        <w:rPr>
-          <w:rStyle w:val="Emphasis"/>
-          <w:rFonts w:eastAsiaTheme="minorEastAsia"/>
-          <w:i w:val="0"/>
-          <w:iCs w:val="0"/>
-          <w:color w:val="auto"/>
-        </w:rPr>
-      </w:pPr>
-      <w:r>
-        <w:rPr>
-          <w:rStyle w:val="Emphasis"/>
-          <w:rFonts w:eastAsiaTheme="minorEastAsia"/>
-          <w:i w:val="0"/>
-          <w:iCs w:val="0"/>
-          <w:color w:val="auto"/>
-        </w:rPr>
-        <w:t xml:space="preserve">  </w:t>
-      </w:r>
-      <w:r>
-        <w:rPr>
-          <w:rStyle w:val="Emphasis"/>
-          <w:rFonts w:eastAsiaTheme="minorEastAsia"/>
-          <w:i w:val="0"/>
-          <w:iCs w:val="0"/>
-          <w:color w:val="auto"/>
-        </w:rPr>
-        <w:tab/>
-      </w:r>
-      <w:r>
-        <w:rPr>
-          <w:rStyle w:val="Emphasis"/>
-          <w:rFonts w:eastAsiaTheme="minorEastAsia"/>
-          <w:i w:val="0"/>
-          <w:iCs w:val="0"/>
-          <w:color w:val="auto"/>
-        </w:rPr>
-        <w:t>m* = machine met de kleinste f_m</w:t>
-      </w:r>
-    </w:p>
-    <w:p>
-      <w:pPr>
-        <w:pStyle w:val="NoSpacing"/>
-        <w:rPr>
-          <w:rStyle w:val="Emphasis"/>
-          <w:rFonts w:eastAsiaTheme="minorEastAsia"/>
-          <w:i w:val="0"/>
-          <w:iCs w:val="0"/>
-          <w:color w:val="auto"/>
-        </w:rPr>
-      </w:pPr>
-      <w:r>
-        <w:rPr>
-          <w:rStyle w:val="Emphasis"/>
-          <w:rFonts w:eastAsiaTheme="minorEastAsia"/>
-          <w:i w:val="0"/>
-          <w:iCs w:val="0"/>
-          <w:color w:val="auto"/>
-        </w:rPr>
-        <w:t xml:space="preserve">       </w:t>
-      </w:r>
-      <w:r>
-        <w:rPr>
-          <w:rStyle w:val="Emphasis"/>
-          <w:rFonts w:eastAsiaTheme="minorEastAsia"/>
-          <w:i w:val="0"/>
-          <w:iCs w:val="0"/>
-          <w:color w:val="auto"/>
-        </w:rPr>
-        <w:tab/>
-      </w:r>
-      <w:r>
-        <w:rPr>
-          <w:rStyle w:val="Emphasis"/>
-          <w:rFonts w:eastAsiaTheme="minorEastAsia"/>
-          <w:i w:val="0"/>
-          <w:iCs w:val="0"/>
-          <w:color w:val="auto"/>
-        </w:rPr>
-        <w:tab/>
-      </w:r>
-      <w:r>
-        <w:rPr>
-          <w:rStyle w:val="Emphasis"/>
-          <w:rFonts w:eastAsiaTheme="minorEastAsia"/>
-          <w:i w:val="0"/>
-          <w:iCs w:val="0"/>
-          <w:color w:val="auto"/>
-        </w:rPr>
-        <w:t>(</w:t>
-      </w:r>
-      <w:r>
-        <w:rPr>
-          <w:rStyle w:val="Emphasis"/>
-          <w:rFonts w:eastAsiaTheme="minorEastAsia"/>
-          <w:i w:val="0"/>
-          <w:iCs w:val="0"/>
-          <w:color w:val="auto"/>
-        </w:rPr>
-        <w:t xml:space="preserve">gelijke f_m waardes? Neem </w:t>
-      </w:r>
-      <w:r>
-        <w:rPr>
-          <w:rStyle w:val="Emphasis"/>
-          <w:rFonts w:eastAsiaTheme="minorEastAsia"/>
-          <w:i w:val="0"/>
-          <w:iCs w:val="0"/>
-          <w:color w:val="auto"/>
-        </w:rPr>
-        <w:t>de machine met het laagste nummer)</w:t>
-      </w:r>
-    </w:p>
-    <w:p>
-      <w:pPr>
-        <w:pStyle w:val="NoSpacing"/>
-        <w:rPr>
-          <w:rStyle w:val="Emphasis"/>
-          <w:rFonts w:eastAsiaTheme="minorEastAsia"/>
-          <w:i w:val="0"/>
-          <w:iCs w:val="0"/>
-          <w:color w:val="auto"/>
-        </w:rPr>
-      </w:pPr>
-      <w:r>
-        <w:rPr>
-          <w:rStyle w:val="Emphasis"/>
-          <w:rFonts w:eastAsiaTheme="minorEastAsia"/>
-          <w:i w:val="0"/>
-          <w:iCs w:val="0"/>
-          <w:color w:val="auto"/>
-        </w:rPr>
-        <w:t xml:space="preserve">  </w:t>
-      </w:r>
-      <w:r>
-        <w:rPr>
-          <w:rStyle w:val="Emphasis"/>
-          <w:rFonts w:eastAsiaTheme="minorEastAsia"/>
-          <w:i w:val="0"/>
-          <w:iCs w:val="0"/>
-          <w:color w:val="auto"/>
-        </w:rPr>
-        <w:tab/>
-      </w:r>
-      <w:r>
-        <w:rPr>
-          <w:rStyle w:val="Emphasis"/>
-          <w:rFonts w:eastAsiaTheme="minorEastAsia"/>
-          <w:i w:val="0"/>
-          <w:iCs w:val="0"/>
-          <w:color w:val="auto"/>
-        </w:rPr>
-        <w:t>voeg o achteraan toe aan x_m*</w:t>
-      </w:r>
-    </w:p>
-    <w:p>
-      <w:pPr>
-        <w:pStyle w:val="NoSpacing"/>
-        <w:rPr>
-          <w:rStyle w:val="Emphasis"/>
-          <w:rFonts w:eastAsiaTheme="minorEastAsia"/>
-          <w:i w:val="0"/>
-          <w:iCs w:val="0"/>
-          <w:color w:val="auto"/>
-        </w:rPr>
-      </w:pPr>
-      <w:r>
-        <w:rPr>
-          <w:rStyle w:val="Emphasis"/>
-          <w:rFonts w:eastAsiaTheme="minorEastAsia"/>
-          <w:i w:val="0"/>
-          <w:iCs w:val="0"/>
-          <w:color w:val="auto"/>
-        </w:rPr>
-        <w:t xml:space="preserve"> </w:t>
-      </w:r>
-      <w:r>
-        <w:rPr>
-          <w:rStyle w:val="Emphasis"/>
-          <w:rFonts w:eastAsiaTheme="minorEastAsia"/>
-          <w:i w:val="0"/>
-          <w:iCs w:val="0"/>
-          <w:color w:val="auto"/>
-        </w:rPr>
-        <w:tab/>
-      </w:r>
-      <w:r>
-        <w:rPr>
-          <w:rStyle w:val="Emphasis"/>
-          <w:rFonts w:eastAsiaTheme="minorEastAsia"/>
-          <w:i w:val="0"/>
-          <w:iCs w:val="0"/>
-          <w:color w:val="auto"/>
-        </w:rPr>
-        <w:t xml:space="preserve"> t_o = f_m*</w:t>
-      </w:r>
-    </w:p>
-    <w:p>
-      <w:pPr>
-        <w:pStyle w:val="NoSpacing"/>
-        <w:rPr>
-          <w:rStyle w:val="Emphasis"/>
-          <w:rFonts w:eastAsiaTheme="minorEastAsia"/>
-          <w:i w:val="0"/>
-          <w:iCs w:val="0"/>
-          <w:color w:val="auto"/>
-        </w:rPr>
-      </w:pPr>
-      <w:r>
-        <w:rPr>
-          <w:rStyle w:val="Emphasis"/>
-          <w:rFonts w:eastAsiaTheme="minorEastAsia"/>
-          <w:i w:val="0"/>
-          <w:iCs w:val="0"/>
-          <w:color w:val="auto"/>
-        </w:rPr>
-        <w:t xml:space="preserve"> </w:t>
-      </w:r>
-      <w:r>
-        <w:rPr>
-          <w:rStyle w:val="Emphasis"/>
-          <w:rFonts w:eastAsiaTheme="minorEastAsia"/>
-          <w:i w:val="0"/>
-          <w:iCs w:val="0"/>
-          <w:color w:val="auto"/>
-        </w:rPr>
-        <w:tab/>
-      </w:r>
-      <w:r>
-        <w:rPr>
-          <w:rStyle w:val="Emphasis"/>
-          <w:rFonts w:eastAsiaTheme="minorEastAsia"/>
-          <w:i w:val="0"/>
-          <w:iCs w:val="0"/>
-          <w:color w:val="auto"/>
-        </w:rPr>
-        <w:t>b_m* = f_m*</w:t>
-      </w:r>
-    </w:p>
-    <w:p>
-      <w:pPr>
-        <w:pStyle w:val="NoSpacing"/>
-        <w:rPr>
-          <w:rStyle w:val="Emphasis"/>
-          <w:rFonts w:eastAsiaTheme="minorEastAsia"/>
-          <w:i w:val="0"/>
-          <w:iCs w:val="0"/>
-          <w:color w:val="auto"/>
-        </w:rPr>
-      </w:pPr>
-      <w:r>
-        <w:rPr>
-          <w:rStyle w:val="Emphasis"/>
-          <w:rFonts w:eastAsiaTheme="minorEastAsia"/>
-          <w:i w:val="0"/>
-          <w:iCs w:val="0"/>
-          <w:color w:val="auto"/>
-        </w:rPr>
-        <w:t xml:space="preserve">  </w:t>
-      </w:r>
-      <w:r>
-        <w:rPr>
-          <w:rStyle w:val="Emphasis"/>
-          <w:rFonts w:eastAsiaTheme="minorEastAsia"/>
-          <w:i w:val="0"/>
-          <w:iCs w:val="0"/>
-          <w:color w:val="auto"/>
-        </w:rPr>
-        <w:tab/>
-      </w:r>
-      <w:r>
-        <w:rPr>
-          <w:rStyle w:val="Emphasis"/>
-          <w:rFonts w:eastAsiaTheme="minorEastAsia"/>
-          <w:i w:val="0"/>
-          <w:iCs w:val="0"/>
-          <w:color w:val="auto"/>
-        </w:rPr>
-        <w:t>laatste_kleur_m* = c_o</w:t>
-      </w:r>
-    </w:p>
-    <w:p>
-      <w:pPr>
-        <w:pStyle w:val="NoSpacing"/>
-        <w:rPr>
-          <w:rStyle w:val="Emphasis"/>
-          <w:rFonts w:eastAsiaTheme="minorEastAsia"/>
-          <w:i w:val="0"/>
-          <w:iCs w:val="0"/>
-          <w:color w:val="auto"/>
-        </w:rPr>
-      </w:pPr>
-      <w:r>
-        <w:rPr>
-          <w:rStyle w:val="Emphasis"/>
-          <w:rFonts w:eastAsiaTheme="minorEastAsia"/>
-          <w:i w:val="0"/>
-          <w:iCs w:val="0"/>
-          <w:color w:val="auto"/>
-        </w:rPr>
-        <w:t xml:space="preserve">  </w:t>
-      </w:r>
-      <w:r>
-        <w:rPr>
-          <w:rStyle w:val="Emphasis"/>
-          <w:rFonts w:eastAsiaTheme="minorEastAsia"/>
-          <w:i w:val="0"/>
-          <w:iCs w:val="0"/>
-          <w:color w:val="auto"/>
-        </w:rPr>
-        <w:tab/>
-      </w:r>
-      <w:r>
-        <w:rPr>
-          <w:rStyle w:val="Emphasis"/>
-          <w:rFonts w:eastAsiaTheme="minorEastAsia"/>
-          <w:i w:val="0"/>
-          <w:iCs w:val="0"/>
-          <w:color w:val="auto"/>
-        </w:rPr>
-        <w:t>verwijder o uit L</w:t>
-      </w:r>
-    </w:p>
-    <w:p>
-      <w:pPr>
-        <w:pStyle w:val="NoSpacing"/>
-        <w:rPr>
-          <w:rStyle w:val="Emphasis"/>
-          <w:rFonts w:eastAsiaTheme="minorEastAsia"/>
-          <w:i w:val="0"/>
-          <w:iCs w:val="0"/>
-          <w:color w:val="auto"/>
-        </w:rPr>
-      </w:pPr>
-    </w:p>
-    <w:p>
-      <w:pPr>
-        <w:pStyle w:val="NoSpacing"/>
-        <w:rPr>
-          <w:rStyle w:val="Emphasis"/>
-          <w:rFonts w:eastAsiaTheme="minorEastAsia"/>
-          <w:i w:val="0"/>
-          <w:iCs w:val="0"/>
-          <w:color w:val="auto"/>
-        </w:rPr>
-      </w:pPr>
-      <w:r>
-        <w:rPr>
-          <w:rStyle w:val="Emphasis"/>
-          <w:rFonts w:eastAsiaTheme="minorEastAsia"/>
-          <w:i w:val="0"/>
-          <w:iCs w:val="0"/>
-          <w:color w:val="auto"/>
-        </w:rPr>
-        <w:t>Uitkomsten</w:t>
-      </w:r>
-    </w:p>
-    <w:p>
-      <w:pPr>
-        <w:pStyle w:val="NoSpacing"/>
-        <w:rPr>
-          <w:rStyle w:val="Emphasis"/>
-          <w:rFonts w:eastAsiaTheme="minorEastAsia"/>
-          <w:i w:val="0"/>
-          <w:iCs w:val="0"/>
-          <w:color w:val="auto"/>
-        </w:rPr>
-      </w:pPr>
-      <w:r>
-        <w:rPr>
-          <w:rStyle w:val="Emphasis"/>
-          <w:rFonts w:eastAsiaTheme="minorEastAsia"/>
-          <w:i w:val="0"/>
-          <w:iCs w:val="0"/>
-          <w:color w:val="auto"/>
-        </w:rPr>
-        <w:t xml:space="preserve">  </w:t>
-      </w:r>
-      <w:r>
-        <w:rPr>
-          <w:rStyle w:val="Emphasis"/>
-          <w:rFonts w:eastAsiaTheme="minorEastAsia"/>
-          <w:i w:val="0"/>
-          <w:iCs w:val="0"/>
-          <w:color w:val="auto"/>
-        </w:rPr>
-        <w:tab/>
-      </w:r>
-      <w:r>
-        <w:rPr>
-          <w:rStyle w:val="Emphasis"/>
-          <w:rFonts w:eastAsiaTheme="minorEastAsia"/>
-          <w:i w:val="0"/>
-          <w:iCs w:val="0"/>
-          <w:color w:val="auto"/>
-        </w:rPr>
-        <w:t>x = de volgordes x_m van alle machines</w:t>
-      </w:r>
-    </w:p>
-    <w:p>
-      <w:pPr>
-        <w:pStyle w:val="NoSpacing"/>
-        <w:rPr>
-          <w:rStyle w:val="Emphasis"/>
-          <w:rFonts w:eastAsiaTheme="minorEastAsia"/>
-          <w:i w:val="0"/>
-          <w:iCs w:val="0"/>
-          <w:color w:val="auto"/>
-        </w:rPr>
-      </w:pPr>
-      <w:r>
-        <w:rPr>
-          <w:rStyle w:val="Emphasis"/>
-          <w:rFonts w:eastAsiaTheme="minorEastAsia"/>
-          <w:i w:val="0"/>
-          <w:iCs w:val="0"/>
-          <w:color w:val="auto"/>
-        </w:rPr>
-        <w:t xml:space="preserve">  </w:t>
-      </w:r>
-      <w:r>
-        <w:rPr>
-          <w:rStyle w:val="Emphasis"/>
-          <w:rFonts w:eastAsiaTheme="minorEastAsia"/>
-          <w:i w:val="0"/>
-          <w:iCs w:val="0"/>
-          <w:color w:val="auto"/>
-        </w:rPr>
-        <w:tab/>
-      </w:r>
-      <w:r>
-        <w:rPr>
-          <w:rStyle w:val="Emphasis"/>
-          <w:rFonts w:eastAsiaTheme="minorEastAsia"/>
-          <w:i w:val="0"/>
-          <w:iCs w:val="0"/>
-          <w:color w:val="auto"/>
-        </w:rPr>
-        <w:t>totale kosten = som over alle o van p_o * max(0, t_o - d_o)</w:t>
-      </w:r>
-    </w:p>
-    <w:p>
-      <w:pPr>
-        <w:pStyle w:val="NoSpacing"/>
-        <w:rPr>
-          <w:rStyle w:val="Emphasis"/>
-          <w:rFonts w:eastAsiaTheme="minorEastAsia"/>
-          <w:i w:val="0"/>
-          <w:iCs w:val="0"/>
-          <w:color w:val="auto"/>
-        </w:rPr>
-      </w:pPr>
-    </w:p>
-    <w:p>
-      <w:pPr>
-        <w:pStyle w:val="NoSpacing"/>
-        <w:rPr>
-          <w:rStyle w:val="Emphasis"/>
-          <w:rFonts w:eastAsiaTheme="minorEastAsia"/>
-          <w:i w:val="0"/>
-          <w:iCs w:val="0"/>
-          <w:color w:val="auto"/>
-        </w:rPr>
-      </w:pPr>
-      <w:r>
-        <w:rPr>
-          <w:rStyle w:val="Emphasis"/>
-          <w:rFonts w:eastAsiaTheme="minorEastAsia"/>
-          <w:i w:val="0"/>
-          <w:iCs w:val="0"/>
-          <w:color w:val="auto"/>
-        </w:rPr>
-        <w:lastRenderedPageBreak/>
         <w:t>De pseudocode is zelf opgesteld, met het constructive search-principe uit Rardin (2017) als uitgangspunt</w:t>
       </w:r>
     </w:p>
@@ -5848,6 +6276,7 @@
           <w:iCs w:val="0"/>
           <w:color w:val="auto"/>
         </w:rPr>
+        <w:lastRenderedPageBreak/>
         <w:t>Swap</w:t>
       </w:r>
     </w:p>
@@ -6206,7 +6635,6 @@
         </w:tabs>
       </w:pPr>
       <w:r>
-        <w:lastRenderedPageBreak/>
         <w:t>Zoekstrategie</w:t>
       </w:r>
     </w:p>
@@ -6300,7 +6728,52 @@
           <w:iCs w:val="0"/>
           <w:color w:val="auto"/>
         </w:rPr>
-        <w:t>. Hierdoor maak ik gebruik van “</w:t>
+        <w:t xml:space="preserve">. </w:t>
+      </w:r>
+      <w:r>
+        <w:rPr>
+          <w:rStyle w:val="Emphasis"/>
+          <w:i w:val="0"/>
+          <w:iCs w:val="0"/>
+          <w:color w:val="auto"/>
+        </w:rPr>
+        <w:t xml:space="preserve">Een </w:t>
+      </w:r>
+      <w:r>
+        <w:rPr>
+          <w:rStyle w:val="Emphasis"/>
+          <w:i w:val="0"/>
+          <w:iCs w:val="0"/>
+          <w:color w:val="auto"/>
+        </w:rPr>
+        <w:t>positie is “beter” wanneer er met die positie in het schema er minder</w:t>
+      </w:r>
+      <w:r>
+        <w:rPr>
+          <w:rStyle w:val="Emphasis"/>
+          <w:i w:val="0"/>
+          <w:iCs w:val="0"/>
+          <w:color w:val="auto"/>
+        </w:rPr>
+        <w:t xml:space="preserve"> totale</w:t>
+      </w:r>
+      <w:r>
+        <w:rPr>
+          <w:rStyle w:val="Emphasis"/>
+          <w:i w:val="0"/>
+          <w:iCs w:val="0"/>
+          <w:color w:val="auto"/>
+        </w:rPr>
+        <w:t xml:space="preserve"> kosten zijn. </w:t>
+      </w:r>
+      <w:r>
+        <w:rPr>
+          <w:rStyle w:val="Emphasis"/>
+          <w:i w:val="0"/>
+          <w:iCs w:val="0"/>
+          <w:color w:val="auto"/>
+        </w:rPr>
+        <w:t>Hierdoor maak ik gebruik van “</w:t>
       </w:r>
       <w:r>
         <w:rPr>
@@ -6417,6 +6890,7 @@
         <w:pStyle w:val="Heading3"/>
       </w:pPr>
       <w:r>
+        <w:lastRenderedPageBreak/>
         <w:t>Pseudocode</w:t>
       </w:r>
     </w:p>
@@ -6615,7 +7089,6 @@
         <w:pStyle w:val="Heading3"/>
       </w:pPr>
       <w:r>
-        <w:lastRenderedPageBreak/>
         <w:t>Pseudocode</w:t>
       </w:r>
     </w:p>
@@ -6879,6 +7352,7 @@
         <w:pStyle w:val="Heading1"/>
       </w:pPr>
       <w:r>
+        <w:lastRenderedPageBreak/>
         <w:t>Implementatie van de oplosmethoden</w:t>
       </w:r>
     </w:p>
@@ -7203,7 +7677,6 @@
         <w:rPr>
           <w:rStyle w:val="SubtleEmphasis"/>
         </w:rPr>
-        <w:lastRenderedPageBreak/>
         <w:t xml:space="preserve">Als bestands- en functienamen heel duidelijk verwijzen naar </w:t>
       </w:r>
       <w:r>
@@ -7445,6 +7918,7 @@
         <w:pStyle w:val="Heading2"/>
       </w:pPr>
       <w:r>
+        <w:lastRenderedPageBreak/>
         <w:t>Visualisatie van planningen</w:t>
       </w:r>
     </w:p>
@@ -14771,6 +15245,118 @@
     </w:lvl>
   </w:abstractNum>
   <w:abstractNum w:abstractNumId="14" w15:restartNumberingAfterBreak="0">
+    <w:nsid w:val="631E3B83"/>
+    <w:multiLevelType w:val="hybridMultilevel"/>
+    <w:tmpl w:val="FB64C96C"/>
+    <w:lvl w:ilvl="0" w:tplc="B6160F86">
+      <w:numFmt w:val="bullet"/>
+      <w:lvlText w:val="-"/>
+      <w:lvlJc w:val="left"/>
+      <w:pPr>
+        <w:ind w:left="720" w:hanging="360"/>
+      </w:pPr>
+      <w:rPr>
+        <w:rFonts w:ascii="Aptos" w:eastAsiaTheme="minorHAnsi" w:hAnsi="Aptos" w:cstheme="minorBidi" w:hint="default"/>
+      </w:rPr>
+    </w:lvl>
+    <w:lvl w:ilvl="1" w:tplc="20000003" w:tentative="1">
+      <w:start w:val="1"/>
+      <w:numFmt w:val="bullet"/>
+      <w:lvlText w:val="o"/>
+      <w:lvlJc w:val="left"/>
+      <w:pPr>
+        <w:ind w:left="1440" w:hanging="360"/>
+      </w:pPr>
+      <w:rPr>
+        <w:rFonts w:ascii="Courier New" w:hAnsi="Courier New" w:cs="Courier New" w:hint="default"/>
+      </w:rPr>
+    </w:lvl>
+    <w:lvl w:ilvl="2" w:tplc="20000005" w:tentative="1">
+      <w:start w:val="1"/>
+      <w:numFmt w:val="bullet"/>
+      <w:lvlText w:val=""/>
+      <w:lvlJc w:val="left"/>
+      <w:pPr>
+        <w:ind w:left="2160" w:hanging="360"/>
+      </w:pPr>
+      <w:rPr>
+        <w:rFonts w:ascii="Wingdings" w:hAnsi="Wingdings" w:hint="default"/>
+      </w:rPr>
+    </w:lvl>
+    <w:lvl w:ilvl="3" w:tplc="20000001" w:tentative="1">
+      <w:start w:val="1"/>
+      <w:numFmt w:val="bullet"/>
+      <w:lvlText w:val=""/>
+      <w:lvlJc w:val="left"/>
+      <w:pPr>
+        <w:ind w:left="2880" w:hanging="360"/>
+      </w:pPr>
+      <w:rPr>
+        <w:rFonts w:ascii="Symbol" w:hAnsi="Symbol" w:hint="default"/>
+      </w:rPr>
+    </w:lvl>
+    <w:lvl w:ilvl="4" w:tplc="20000003" w:tentative="1">
+      <w:start w:val="1"/>
+      <w:numFmt w:val="bullet"/>
+      <w:lvlText w:val="o"/>
+      <w:lvlJc w:val="left"/>
+      <w:pPr>
+        <w:ind w:left="3600" w:hanging="360"/>
+      </w:pPr>
+      <w:rPr>
+        <w:rFonts w:ascii="Courier New" w:hAnsi="Courier New" w:cs="Courier New" w:hint="default"/>
+      </w:rPr>
+    </w:lvl>
+    <w:lvl w:ilvl="5" w:tplc="20000005" w:tentative="1">
+      <w:start w:val="1"/>
+      <w:numFmt w:val="bullet"/>
+      <w:lvlText w:val=""/>
+      <w:lvlJc w:val="left"/>
+      <w:pPr>
+        <w:ind w:left="4320" w:hanging="360"/>
+      </w:pPr>
+      <w:rPr>
+        <w:rFonts w:ascii="Wingdings" w:hAnsi="Wingdings" w:hint="default"/>
+      </w:rPr>
+    </w:lvl>
+    <w:lvl w:ilvl="6" w:tplc="20000001" w:tentative="1">
+      <w:start w:val="1"/>
+      <w:numFmt w:val="bullet"/>
+      <w:lvlText w:val=""/>
+      <w:lvlJc w:val="left"/>
+      <w:pPr>
+        <w:ind w:left="5040" w:hanging="360"/>
+      </w:pPr>
+      <w:rPr>
+        <w:rFonts w:ascii="Symbol" w:hAnsi="Symbol" w:hint="default"/>
+      </w:rPr>
+    </w:lvl>
+    <w:lvl w:ilvl="7" w:tplc="20000003" w:tentative="1">
+      <w:start w:val="1"/>
+      <w:numFmt w:val="bullet"/>
+      <w:lvlText w:val="o"/>
+      <w:lvlJc w:val="left"/>
+      <w:pPr>
+        <w:ind w:left="5760" w:hanging="360"/>
+      </w:pPr>
+      <w:rPr>
+        <w:rFonts w:ascii="Courier New" w:hAnsi="Courier New" w:cs="Courier New" w:hint="default"/>
+      </w:rPr>
+    </w:lvl>
+    <w:lvl w:ilvl="8" w:tplc="20000005" w:tentative="1">
+      <w:start w:val="1"/>
+      <w:numFmt w:val="bullet"/>
+      <w:lvlText w:val=""/>
+      <w:lvlJc w:val="left"/>
+      <w:pPr>
+        <w:ind w:left="6480" w:hanging="360"/>
+      </w:pPr>
+      <w:rPr>
+        <w:rFonts w:ascii="Wingdings" w:hAnsi="Wingdings" w:hint="default"/>
+      </w:rPr>
+    </w:lvl>
+  </w:abstractNum>
+  <w:abstractNum w:abstractNumId="15" w15:restartNumberingAfterBreak="0">
     <w:nsid w:val="6BCC3E53"/>
     <w:multiLevelType w:val="hybridMultilevel"/>
     <w:tmpl w:val="756C341C"/>
@@ -14883,7 +15469,7 @@
       </w:rPr>
     </w:lvl>
   </w:abstractNum>
-  <w:abstractNum w:abstractNumId="15" w15:restartNumberingAfterBreak="0">
+  <w:abstractNum w:abstractNumId="16" w15:restartNumberingAfterBreak="0">
     <w:nsid w:val="752A2154"/>
     <w:multiLevelType w:val="multilevel"/>
     <w:tmpl w:val="6636A8A8"/>
@@ -15012,7 +15598,7 @@
     <w:abstractNumId w:val="6"/>
   </w:num>
   <w:num w:numId="5" w16cid:durableId="907959368">
-    <w:abstractNumId w:val="15"/>
+    <w:abstractNumId w:val="16"/>
   </w:num>
   <w:num w:numId="6" w16cid:durableId="115487408">
     <w:abstractNumId w:val="10"/>
@@ -15021,7 +15607,7 @@
     <w:abstractNumId w:val="0"/>
   </w:num>
   <w:num w:numId="8" w16cid:durableId="632059660">
-    <w:abstractNumId w:val="14"/>
+    <w:abstractNumId w:val="15"/>
   </w:num>
   <w:num w:numId="9" w16cid:durableId="1142699897">
     <w:abstractNumId w:val="13"/>
@@ -15046,6 +15632,9 @@
   </w:num>
   <w:num w:numId="16" w16cid:durableId="1855805314">
     <w:abstractNumId w:val="11"/>
+  </w:num>
+  <w:num w:numId="17" w16cid:durableId="1328554461">
+    <w:abstractNumId w:val="14"/>
   </w:num>
 </w:numbering>
 </file>

--- a/OR5 Verantwoordingsverslag.docx
+++ b/OR5 Verantwoordingsverslag.docx
@@ -246,213 +246,97 @@
     <w:p>
       <w:pPr>
         <w:pStyle w:val="NoSpacing"/>
-        <w:rPr>
-          <w:i/>
-          <w:iCs/>
-        </w:rPr>
-      </w:pPr>
-      <w:r>
-        <w:rPr>
-          <w:i/>
-          <w:iCs/>
-        </w:rPr>
+      </w:pPr>
+      <w:r>
         <w:t>Het gestelde probleem gaat over e</w:t>
       </w:r>
       <w:r>
-        <w:rPr>
-          <w:i/>
-          <w:iCs/>
-        </w:rPr>
         <w:t xml:space="preserve">en verfwinkel </w:t>
       </w:r>
       <w:r>
-        <w:rPr>
-          <w:i/>
-          <w:iCs/>
-        </w:rPr>
         <w:t>die een aantal</w:t>
       </w:r>
       <w:r>
-        <w:rPr>
-          <w:i/>
-          <w:iCs/>
-        </w:rPr>
         <w:t xml:space="preserve"> verfopdrachten </w:t>
       </w:r>
       <w:r>
-        <w:rPr>
-          <w:i/>
-          <w:iCs/>
-        </w:rPr>
         <w:t xml:space="preserve">moet </w:t>
       </w:r>
       <w:r>
-        <w:rPr>
-          <w:i/>
-          <w:iCs/>
-        </w:rPr>
         <w:t xml:space="preserve">inplannen op meerdere machines. Elke opdracht heeft een oppervlakte, kleur, deadline en een </w:t>
       </w:r>
       <w:r>
-        <w:rPr>
-          <w:i/>
-          <w:iCs/>
-        </w:rPr>
         <w:t>penalty</w:t>
       </w:r>
       <w:r>
-        <w:rPr>
-          <w:i/>
-          <w:iCs/>
-        </w:rPr>
         <w:t xml:space="preserve"> per tijdseenheid te laat. Machines verschillen in snelheid en het wisselen van kleur op een machine kost extra </w:t>
       </w:r>
       <w:r>
-        <w:rPr>
-          <w:i/>
-          <w:iCs/>
-        </w:rPr>
         <w:t>setuptijd</w:t>
       </w:r>
       <w:r>
-        <w:rPr>
-          <w:i/>
-          <w:iCs/>
-        </w:rPr>
         <w:t xml:space="preserve">. Het doel is </w:t>
       </w:r>
       <w:r>
-        <w:rPr>
-          <w:i/>
-          <w:iCs/>
-        </w:rPr>
         <w:t xml:space="preserve">om </w:t>
       </w:r>
       <w:r>
-        <w:rPr>
-          <w:i/>
-          <w:iCs/>
-        </w:rPr>
         <w:t>een planning te maken die de totale kosten</w:t>
       </w:r>
       <w:r>
-        <w:rPr>
-          <w:i/>
-          <w:iCs/>
-        </w:rPr>
         <w:t xml:space="preserve"> voor te late orders</w:t>
       </w:r>
       <w:r>
-        <w:rPr>
-          <w:i/>
-          <w:iCs/>
-        </w:rPr>
         <w:t xml:space="preserve"> minimaliseert.</w:t>
       </w:r>
     </w:p>
     <w:p>
       <w:pPr>
         <w:pStyle w:val="NoSpacing"/>
-        <w:rPr>
-          <w:i/>
-          <w:iCs/>
-        </w:rPr>
       </w:pPr>
     </w:p>
     <w:p>
       <w:pPr>
         <w:pStyle w:val="NoSpacing"/>
-        <w:rPr>
-          <w:i/>
-          <w:iCs/>
-        </w:rPr>
-      </w:pPr>
-      <w:r>
-        <w:rPr>
-          <w:i/>
-          <w:iCs/>
-        </w:rPr>
+      </w:pPr>
+      <w:r>
         <w:t xml:space="preserve">In deze opdracht </w:t>
       </w:r>
       <w:r>
-        <w:rPr>
-          <w:i/>
-          <w:iCs/>
-        </w:rPr>
         <w:t>maken we</w:t>
       </w:r>
       <w:r>
-        <w:rPr>
-          <w:i/>
-          <w:iCs/>
-        </w:rPr>
         <w:t xml:space="preserve"> een generieke oplossingsmethode</w:t>
       </w:r>
       <w:r>
-        <w:rPr>
-          <w:i/>
-          <w:iCs/>
-        </w:rPr>
         <w:t xml:space="preserve"> in Python</w:t>
       </w:r>
       <w:r>
-        <w:rPr>
-          <w:i/>
-          <w:iCs/>
-        </w:rPr>
         <w:t xml:space="preserve"> die toepasbaar is op </w:t>
       </w:r>
       <w:r>
-        <w:rPr>
-          <w:i/>
-          <w:iCs/>
-        </w:rPr>
         <w:t>verschillende</w:t>
       </w:r>
       <w:r>
-        <w:rPr>
-          <w:i/>
-          <w:iCs/>
-        </w:rPr>
         <w:t xml:space="preserve"> datasets met verschillende aantallen orders en machines.</w:t>
       </w:r>
     </w:p>
     <w:p>
       <w:pPr>
         <w:pStyle w:val="NoSpacing"/>
-        <w:rPr>
-          <w:i/>
-          <w:iCs/>
-        </w:rPr>
       </w:pPr>
     </w:p>
     <w:p>
       <w:pPr>
         <w:pStyle w:val="NoSpacing"/>
-        <w:rPr>
-          <w:i/>
-          <w:iCs/>
-        </w:rPr>
-      </w:pPr>
-      <w:r>
-        <w:rPr>
-          <w:i/>
-          <w:iCs/>
-        </w:rPr>
+      </w:pPr>
+      <w:r>
         <w:t xml:space="preserve">Wij </w:t>
       </w:r>
       <w:r>
-        <w:rPr>
-          <w:i/>
-          <w:iCs/>
-        </w:rPr>
         <w:t>maken twee</w:t>
       </w:r>
       <w:r>
-        <w:rPr>
-          <w:i/>
-          <w:iCs/>
-        </w:rPr>
         <w:t xml:space="preserve"> oplossingsmethoden. </w:t>
       </w:r>
     </w:p>
@@ -463,110 +347,14 @@
           <w:ilvl w:val="0"/>
           <w:numId w:val="17"/>
         </w:numPr>
-        <w:rPr>
-          <w:i/>
-          <w:iCs/>
-        </w:rPr>
-      </w:pPr>
-      <w:r>
-        <w:rPr>
-          <w:i/>
-          <w:iCs/>
-        </w:rPr>
-        <w:t xml:space="preserve">De eerste is een </w:t>
-      </w:r>
-      <w:proofErr w:type="spellStart"/>
-      <w:r>
-        <w:rPr>
-          <w:i/>
-          <w:iCs/>
-        </w:rPr>
-        <w:t>greedy</w:t>
-      </w:r>
-      <w:proofErr w:type="spellEnd"/>
-      <w:r>
-        <w:rPr>
-          <w:i/>
-          <w:iCs/>
-        </w:rPr>
-        <w:t xml:space="preserve"> constructieve heuristiek op basis van de </w:t>
-      </w:r>
-      <w:proofErr w:type="spellStart"/>
-      <w:r>
-        <w:rPr>
-          <w:i/>
-          <w:iCs/>
-        </w:rPr>
-        <w:t>Earliest</w:t>
-      </w:r>
-      <w:proofErr w:type="spellEnd"/>
-      <w:r>
-        <w:rPr>
-          <w:i/>
-          <w:iCs/>
-        </w:rPr>
-        <w:t xml:space="preserve"> </w:t>
-      </w:r>
-      <w:proofErr w:type="spellStart"/>
-      <w:r>
-        <w:rPr>
-          <w:i/>
-          <w:iCs/>
-        </w:rPr>
-        <w:t>Due</w:t>
-      </w:r>
-      <w:proofErr w:type="spellEnd"/>
-      <w:r>
-        <w:rPr>
-          <w:i/>
-          <w:iCs/>
-        </w:rPr>
-        <w:t xml:space="preserve"> Date-regel (EDD), gevolgd door een Discrete </w:t>
-      </w:r>
-      <w:proofErr w:type="spellStart"/>
-      <w:r>
-        <w:rPr>
-          <w:i/>
-          <w:iCs/>
-        </w:rPr>
-        <w:t>Improving</w:t>
-      </w:r>
-      <w:proofErr w:type="spellEnd"/>
-      <w:r>
-        <w:rPr>
-          <w:i/>
-          <w:iCs/>
-        </w:rPr>
-        <w:t xml:space="preserve"> Search met een </w:t>
-      </w:r>
-      <w:proofErr w:type="spellStart"/>
-      <w:r>
-        <w:rPr>
-          <w:i/>
-          <w:iCs/>
-        </w:rPr>
-        <w:t>insertion</w:t>
-      </w:r>
-      <w:proofErr w:type="spellEnd"/>
-      <w:r>
-        <w:rPr>
-          <w:i/>
-          <w:iCs/>
-        </w:rPr>
-        <w:t xml:space="preserve">-buurstructuur, die orders tussen posities en machines verplaatst totdat </w:t>
-      </w:r>
-      <w:r>
-        <w:rPr>
-          <w:i/>
-          <w:iCs/>
-        </w:rPr>
+      </w:pPr>
+      <w:r>
+        <w:t xml:space="preserve">De eerste is een greedy constructieve heuristiek op basis van de Earliest Due Date-regel (EDD), gevolgd door een Discrete Improving Search met een insertion-buurstructuur, die orders tussen posities en machines verplaatst totdat </w:t>
+      </w:r>
+      <w:r>
         <w:t xml:space="preserve">er </w:t>
       </w:r>
       <w:r>
-        <w:rPr>
-          <w:i/>
-          <w:iCs/>
-        </w:rPr>
         <w:t xml:space="preserve">geen verbeterende zet meer mogelijk is. </w:t>
       </w:r>
     </w:p>
@@ -577,309 +365,134 @@
           <w:ilvl w:val="0"/>
           <w:numId w:val="17"/>
         </w:numPr>
-        <w:rPr>
-          <w:i/>
-          <w:iCs/>
-        </w:rPr>
-      </w:pPr>
-      <w:r>
-        <w:rPr>
-          <w:i/>
-          <w:iCs/>
-        </w:rPr>
+      </w:pPr>
+      <w:r>
         <w:t>De tweede methode is een metaheuristiek</w:t>
       </w:r>
       <w:r>
-        <w:rPr>
-          <w:i/>
-          <w:iCs/>
-        </w:rPr>
-        <w:t xml:space="preserve"> op basis van </w:t>
-      </w:r>
-      <w:proofErr w:type="spellStart"/>
-      <w:r>
-        <w:rPr>
-          <w:i/>
-          <w:iCs/>
-        </w:rPr>
-        <w:t>Simulated</w:t>
-      </w:r>
-      <w:proofErr w:type="spellEnd"/>
-      <w:r>
-        <w:rPr>
-          <w:i/>
-          <w:iCs/>
+        <w:t xml:space="preserve"> op basis van Simulated Annealing</w:t>
+      </w:r>
+      <w:r>
+        <w:t xml:space="preserve">, </w:t>
+      </w:r>
+      <w:r>
+        <w:t>ook</w:t>
+      </w:r>
+      <w:r>
+        <w:t xml:space="preserve"> gevolgd door dezelfde Discrete Improving Search, waar</w:t>
+      </w:r>
+      <w:r>
+        <w:t>bij</w:t>
+      </w:r>
+      <w:r>
+        <w:t xml:space="preserve"> wordt </w:t>
+      </w:r>
+      <w:r>
+        <w:t>gekeken</w:t>
+      </w:r>
+      <w:r>
+        <w:t xml:space="preserve"> of een grotere diversiteit aan startoplossingen tot</w:t>
+      </w:r>
+      <w:r>
+        <w:t xml:space="preserve"> een</w:t>
+      </w:r>
+      <w:r>
+        <w:t xml:space="preserve"> beter loka</w:t>
+      </w:r>
+      <w:r>
+        <w:t>al</w:t>
+      </w:r>
+      <w:r>
+        <w:t xml:space="preserve"> optim</w:t>
+      </w:r>
+      <w:r>
+        <w:t>um</w:t>
+      </w:r>
+      <w:r>
+        <w:t xml:space="preserve"> leidt.</w:t>
+      </w:r>
+    </w:p>
+    <w:p>
+      <w:pPr>
+        <w:pStyle w:val="NoSpacing"/>
+      </w:pPr>
+    </w:p>
+    <w:p>
+      <w:pPr>
+        <w:pStyle w:val="NoSpacing"/>
+        <w:rPr>
+          <w:color w:val="FF0000"/>
+        </w:rPr>
+      </w:pPr>
+      <w:r>
+        <w:rPr>
+          <w:color w:val="FF0000"/>
+        </w:rPr>
+        <w:t xml:space="preserve">Daarnaast onderzoeken wij als eigen verdiepingsrichting de invloed van de grootte van de buurruimte op de </w:t>
+      </w:r>
+      <w:r>
+        <w:rPr>
+          <w:color w:val="FF0000"/>
+        </w:rPr>
+        <w:t>uitkomsten</w:t>
+      </w:r>
+      <w:r>
+        <w:rPr>
+          <w:color w:val="FF0000"/>
+        </w:rPr>
+        <w:t xml:space="preserve"> van de Discrete Improving Search: in </w:t>
+      </w:r>
+      <w:r>
+        <w:rPr>
+          <w:color w:val="FF0000"/>
+        </w:rPr>
+        <w:t>welke mate</w:t>
+      </w:r>
+      <w:r>
+        <w:rPr>
+          <w:color w:val="FF0000"/>
+        </w:rPr>
+        <w:t xml:space="preserve"> levert het beperken van het aantal te onderzoeken machines per </w:t>
+      </w:r>
+      <w:r>
+        <w:rPr>
+          <w:color w:val="FF0000"/>
+        </w:rPr>
+        <w:t>insertion</w:t>
+      </w:r>
+      <w:r>
+        <w:rPr>
+          <w:color w:val="FF0000"/>
+        </w:rPr>
+        <w:t xml:space="preserve"> een goede balans tussen oplossingskwaliteit en rekentijd?</w:t>
+      </w:r>
+    </w:p>
+    <w:p>
+      <w:pPr>
+        <w:pStyle w:val="NoSpacing"/>
+      </w:pPr>
+    </w:p>
+    <w:p>
+      <w:pPr>
+        <w:pStyle w:val="NoSpacing"/>
+        <w:rPr>
+          <w:color w:val="FF0000"/>
+        </w:rPr>
+      </w:pPr>
+      <w:r>
+        <w:rPr>
+          <w:color w:val="FF0000"/>
+        </w:rPr>
+        <w:t>Dit verslag is als volgt opgebouwd. Hoofdstuk 2 beschrijft het ontwerp van onze methoden. Hoofdstuk 3 behandelt de implementatie. Hoofdstuk 4 toont de validatie van onze resultaten. Hoofdstuk 5 presenteert de computationele experimenten. Hoofdstuk 6 werkt onze onderzoeksrichting uit</w:t>
+      </w:r>
+      <w:r>
+        <w:rPr>
+          <w:color w:val="FF0000"/>
         </w:rPr>
         <w:t xml:space="preserve"> </w:t>
       </w:r>
-      <w:proofErr w:type="spellStart"/>
-      <w:r>
-        <w:rPr>
-          <w:i/>
-          <w:iCs/>
-        </w:rPr>
-        <w:t>Annealing</w:t>
-      </w:r>
-      <w:proofErr w:type="spellEnd"/>
-      <w:r>
-        <w:rPr>
-          <w:i/>
-          <w:iCs/>
-        </w:rPr>
-        <w:t xml:space="preserve">, </w:t>
-      </w:r>
-      <w:r>
-        <w:rPr>
-          <w:i/>
-          <w:iCs/>
-        </w:rPr>
-        <w:t>ook</w:t>
-      </w:r>
-      <w:r>
-        <w:rPr>
-          <w:i/>
-          <w:iCs/>
-        </w:rPr>
-        <w:t xml:space="preserve"> gevolgd door dezelfde Discrete </w:t>
-      </w:r>
-      <w:proofErr w:type="spellStart"/>
-      <w:r>
-        <w:rPr>
-          <w:i/>
-          <w:iCs/>
-        </w:rPr>
-        <w:t>Improving</w:t>
-      </w:r>
-      <w:proofErr w:type="spellEnd"/>
-      <w:r>
-        <w:rPr>
-          <w:i/>
-          <w:iCs/>
-        </w:rPr>
-        <w:t xml:space="preserve"> Search, waar</w:t>
-      </w:r>
-      <w:r>
-        <w:rPr>
-          <w:i/>
-          <w:iCs/>
-        </w:rPr>
-        <w:t>bij</w:t>
-      </w:r>
-      <w:r>
-        <w:rPr>
-          <w:i/>
-          <w:iCs/>
-        </w:rPr>
-        <w:t xml:space="preserve"> wordt </w:t>
-      </w:r>
-      <w:r>
-        <w:rPr>
-          <w:i/>
-          <w:iCs/>
-        </w:rPr>
-        <w:t>gekeken</w:t>
-      </w:r>
-      <w:r>
-        <w:rPr>
-          <w:i/>
-          <w:iCs/>
-        </w:rPr>
-        <w:t xml:space="preserve"> of een grotere diversiteit aan startoplossingen tot</w:t>
-      </w:r>
-      <w:r>
-        <w:rPr>
-          <w:i/>
-          <w:iCs/>
-        </w:rPr>
-        <w:t xml:space="preserve"> een</w:t>
-      </w:r>
-      <w:r>
-        <w:rPr>
-          <w:i/>
-          <w:iCs/>
-        </w:rPr>
-        <w:t xml:space="preserve"> beter loka</w:t>
-      </w:r>
-      <w:r>
-        <w:rPr>
-          <w:i/>
-          <w:iCs/>
-        </w:rPr>
-        <w:t>al</w:t>
-      </w:r>
-      <w:r>
-        <w:rPr>
-          <w:i/>
-          <w:iCs/>
-        </w:rPr>
-        <w:t xml:space="preserve"> optim</w:t>
-      </w:r>
-      <w:r>
-        <w:rPr>
-          <w:i/>
-          <w:iCs/>
-        </w:rPr>
-        <w:t>um</w:t>
-      </w:r>
-      <w:r>
-        <w:rPr>
-          <w:i/>
-          <w:iCs/>
-        </w:rPr>
-        <w:t xml:space="preserve"> leidt.</w:t>
-      </w:r>
-    </w:p>
-    <w:p>
-      <w:pPr>
-        <w:pStyle w:val="NoSpacing"/>
-        <w:rPr>
-          <w:i/>
-          <w:iCs/>
-        </w:rPr>
-      </w:pPr>
-    </w:p>
-    <w:p>
-      <w:pPr>
-        <w:pStyle w:val="NoSpacing"/>
-        <w:rPr>
-          <w:i/>
-          <w:iCs/>
-          <w:color w:val="FF0000"/>
-        </w:rPr>
-      </w:pPr>
-      <w:r>
-        <w:rPr>
-          <w:i/>
-          <w:iCs/>
-          <w:color w:val="FF0000"/>
-        </w:rPr>
-        <w:t xml:space="preserve">Daarnaast onderzoeken wij als eigen verdiepingsrichting de invloed van de grootte van de buurruimte op de </w:t>
-      </w:r>
-      <w:r>
-        <w:rPr>
-          <w:i/>
-          <w:iCs/>
-          <w:color w:val="FF0000"/>
-        </w:rPr>
-        <w:t>uitkomsten</w:t>
-      </w:r>
-      <w:r>
-        <w:rPr>
-          <w:i/>
-          <w:iCs/>
-          <w:color w:val="FF0000"/>
-        </w:rPr>
-        <w:t xml:space="preserve"> van de Discrete </w:t>
-      </w:r>
-      <w:proofErr w:type="spellStart"/>
-      <w:r>
-        <w:rPr>
-          <w:i/>
-          <w:iCs/>
-          <w:color w:val="FF0000"/>
-        </w:rPr>
-        <w:t>Improving</w:t>
-      </w:r>
-      <w:proofErr w:type="spellEnd"/>
-      <w:r>
-        <w:rPr>
-          <w:i/>
-          <w:iCs/>
-          <w:color w:val="FF0000"/>
-        </w:rPr>
-        <w:t xml:space="preserve"> Search: in </w:t>
-      </w:r>
-      <w:r>
-        <w:rPr>
-          <w:i/>
-          <w:iCs/>
-          <w:color w:val="FF0000"/>
-        </w:rPr>
-        <w:t>welke mate</w:t>
-      </w:r>
-      <w:r>
-        <w:rPr>
-          <w:i/>
-          <w:iCs/>
-          <w:color w:val="FF0000"/>
-        </w:rPr>
-        <w:t xml:space="preserve"> levert het beperken van het aantal te onderzoeken machines per </w:t>
-      </w:r>
-      <w:proofErr w:type="spellStart"/>
-      <w:r>
-        <w:rPr>
-          <w:i/>
-          <w:iCs/>
-          <w:color w:val="FF0000"/>
-        </w:rPr>
-        <w:t>insertion</w:t>
-      </w:r>
-      <w:proofErr w:type="spellEnd"/>
-      <w:r>
-        <w:rPr>
-          <w:i/>
-          <w:iCs/>
-          <w:color w:val="FF0000"/>
-        </w:rPr>
-        <w:t xml:space="preserve"> een goede balans tussen oplossingskwaliteit en rekentijd?</w:t>
-      </w:r>
-    </w:p>
-    <w:p>
-      <w:pPr>
-        <w:pStyle w:val="NoSpacing"/>
-        <w:rPr>
-          <w:i/>
-          <w:iCs/>
-        </w:rPr>
-      </w:pPr>
-    </w:p>
-    <w:p>
-      <w:pPr>
-        <w:pStyle w:val="NoSpacing"/>
-        <w:rPr>
-          <w:i/>
-          <w:iCs/>
-          <w:color w:val="FF0000"/>
-        </w:rPr>
-      </w:pPr>
-      <w:r>
-        <w:rPr>
-          <w:i/>
-          <w:iCs/>
-          <w:color w:val="FF0000"/>
-        </w:rPr>
-        <w:t xml:space="preserve">Dit verslag is als volgt opgebouwd. Hoofdstuk 2 beschrijft het ontwerp van onze methoden. Hoofdstuk 3 behandelt de implementatie. Hoofdstuk 4 toont de validatie van onze resultaten. Hoofdstuk 5 presenteert de </w:t>
-      </w:r>
-      <w:proofErr w:type="spellStart"/>
-      <w:r>
-        <w:rPr>
-          <w:i/>
-          <w:iCs/>
-          <w:color w:val="FF0000"/>
-        </w:rPr>
-        <w:t>computationele</w:t>
-      </w:r>
-      <w:proofErr w:type="spellEnd"/>
-      <w:r>
-        <w:rPr>
-          <w:i/>
-          <w:iCs/>
-          <w:color w:val="FF0000"/>
-        </w:rPr>
-        <w:t xml:space="preserve"> experimenten. Hoofdstuk 6 werkt onze onderzoeksrichting uit</w:t>
-      </w:r>
-      <w:r>
-        <w:rPr>
-          <w:i/>
-          <w:iCs/>
-          <w:color w:val="FF0000"/>
-        </w:rPr>
-        <w:t xml:space="preserve"> </w:t>
-      </w:r>
-      <w:r>
-        <w:rPr>
-          <w:i/>
-          <w:iCs/>
+      <w:r>
+        <w:rPr>
           <w:color w:val="FF0000"/>
         </w:rPr>
         <w:t>en hoofdstuk 7 sluit af met conclusies en aanbevelingen.</w:t>
@@ -1024,25 +637,14 @@
           <w:color w:val="auto"/>
         </w:rPr>
       </w:pPr>
-      <w:proofErr w:type="spellStart"/>
-      <w:r>
-        <w:rPr>
-          <w:rStyle w:val="Emphasis"/>
-          <w:i w:val="0"/>
-          <w:iCs w:val="0"/>
-          <w:color w:val="auto"/>
-        </w:rPr>
-        <w:t>Objective</w:t>
-      </w:r>
-      <w:proofErr w:type="spellEnd"/>
-      <w:r>
-        <w:rPr>
-          <w:rStyle w:val="Emphasis"/>
-          <w:i w:val="0"/>
-          <w:iCs w:val="0"/>
-          <w:color w:val="auto"/>
-        </w:rPr>
-        <w:t xml:space="preserve"> Value</w:t>
+      <w:r>
+        <w:rPr>
+          <w:rStyle w:val="Emphasis"/>
+          <w:i w:val="0"/>
+          <w:iCs w:val="0"/>
+          <w:color w:val="auto"/>
+        </w:rPr>
+        <w:t>Objective Value</w:t>
       </w:r>
       <w:r>
         <w:rPr>
@@ -1110,25 +712,14 @@
           <w:color w:val="auto"/>
         </w:rPr>
       </w:pPr>
-      <w:proofErr w:type="spellStart"/>
-      <w:r>
-        <w:rPr>
-          <w:rStyle w:val="Emphasis"/>
-          <w:i w:val="0"/>
-          <w:iCs w:val="0"/>
-          <w:color w:val="auto"/>
-        </w:rPr>
-        <w:t>d_o</w:t>
-      </w:r>
-      <w:proofErr w:type="spellEnd"/>
-      <w:r>
-        <w:rPr>
-          <w:rStyle w:val="Emphasis"/>
-          <w:i w:val="0"/>
-          <w:iCs w:val="0"/>
-          <w:color w:val="auto"/>
-        </w:rPr>
-        <w:t xml:space="preserve"> = deadline van order o</w:t>
+      <w:r>
+        <w:rPr>
+          <w:rStyle w:val="Emphasis"/>
+          <w:i w:val="0"/>
+          <w:iCs w:val="0"/>
+          <w:color w:val="auto"/>
+        </w:rPr>
+        <w:t>d_o = deadline van order o</w:t>
       </w:r>
     </w:p>
     <w:p>
@@ -1145,25 +736,14 @@
           <w:color w:val="auto"/>
         </w:rPr>
       </w:pPr>
-      <w:proofErr w:type="spellStart"/>
-      <w:r>
-        <w:rPr>
-          <w:rStyle w:val="Emphasis"/>
-          <w:i w:val="0"/>
-          <w:iCs w:val="0"/>
-          <w:color w:val="auto"/>
-        </w:rPr>
-        <w:t>p_o</w:t>
-      </w:r>
-      <w:proofErr w:type="spellEnd"/>
-      <w:r>
-        <w:rPr>
-          <w:rStyle w:val="Emphasis"/>
-          <w:i w:val="0"/>
-          <w:iCs w:val="0"/>
-          <w:color w:val="auto"/>
-        </w:rPr>
-        <w:t xml:space="preserve"> = penalty per tijdseenheid te laat voor order o</w:t>
+      <w:r>
+        <w:rPr>
+          <w:rStyle w:val="Emphasis"/>
+          <w:i w:val="0"/>
+          <w:iCs w:val="0"/>
+          <w:color w:val="auto"/>
+        </w:rPr>
+        <w:t>p_o = penalty per tijdseenheid te laat voor order o</w:t>
       </w:r>
     </w:p>
     <w:p>
@@ -1191,7 +771,6 @@
           <w:color w:val="auto"/>
         </w:rPr>
       </w:pPr>
-      <w:proofErr w:type="spellStart"/>
       <w:r>
         <w:rPr>
           <w:rStyle w:val="Emphasis"/>
@@ -1210,7 +789,6 @@
         </w:rPr>
         <w:t>_m</w:t>
       </w:r>
-      <w:proofErr w:type="spellEnd"/>
       <w:r>
         <w:rPr>
           <w:rStyle w:val="Emphasis"/>
@@ -1244,35 +822,14 @@
           <w:color w:val="auto"/>
         </w:rPr>
       </w:pPr>
-      <w:proofErr w:type="spellStart"/>
-      <w:r>
-        <w:rPr>
-          <w:rStyle w:val="Emphasis"/>
-          <w:i w:val="0"/>
-          <w:iCs w:val="0"/>
-          <w:color w:val="auto"/>
-        </w:rPr>
-        <w:t>t_o</w:t>
-      </w:r>
-      <w:proofErr w:type="spellEnd"/>
-      <w:r>
-        <w:rPr>
-          <w:rStyle w:val="Emphasis"/>
-          <w:i w:val="0"/>
-          <w:iCs w:val="0"/>
-          <w:color w:val="auto"/>
-        </w:rPr>
-        <w:t>(</w:t>
-      </w:r>
-      <w:proofErr w:type="spellStart"/>
-      <w:r>
-        <w:rPr>
-          <w:rStyle w:val="Emphasis"/>
-          <w:i w:val="0"/>
-          <w:iCs w:val="0"/>
-          <w:color w:val="auto"/>
-        </w:rPr>
-        <w:t>x</w:t>
+      <w:r>
+        <w:rPr>
+          <w:rStyle w:val="Emphasis"/>
+          <w:i w:val="0"/>
+          <w:iCs w:val="0"/>
+          <w:color w:val="auto"/>
+        </w:rPr>
+        <w:t>t_o(x</w:t>
       </w:r>
       <w:r>
         <w:rPr>
@@ -1283,7 +840,6 @@
         </w:rPr>
         <w:t>_m</w:t>
       </w:r>
-      <w:proofErr w:type="spellEnd"/>
       <w:r>
         <w:rPr>
           <w:rStyle w:val="Emphasis"/>
@@ -1293,40 +849,21 @@
         </w:rPr>
         <w:t xml:space="preserve">) = de </w:t>
       </w:r>
-      <w:proofErr w:type="spellStart"/>
-      <w:r>
-        <w:rPr>
-          <w:rStyle w:val="Emphasis"/>
-          <w:color w:val="auto"/>
-        </w:rPr>
-        <w:t>completion</w:t>
-      </w:r>
-      <w:proofErr w:type="spellEnd"/>
-      <w:r>
-        <w:rPr>
-          <w:rStyle w:val="Emphasis"/>
-          <w:color w:val="auto"/>
-        </w:rPr>
-        <w:t xml:space="preserve"> time</w:t>
-      </w:r>
-      <w:r>
-        <w:rPr>
-          <w:rStyle w:val="Emphasis"/>
-          <w:i w:val="0"/>
-          <w:iCs w:val="0"/>
-          <w:color w:val="auto"/>
-        </w:rPr>
-        <w:t xml:space="preserve"> van order o volgens schema </w:t>
-      </w:r>
-      <w:proofErr w:type="spellStart"/>
-      <w:r>
-        <w:rPr>
-          <w:rStyle w:val="Emphasis"/>
-          <w:i w:val="0"/>
-          <w:iCs w:val="0"/>
-          <w:color w:val="auto"/>
-        </w:rPr>
-        <w:t>x</w:t>
+      <w:r>
+        <w:rPr>
+          <w:rStyle w:val="Emphasis"/>
+          <w:color w:val="auto"/>
+        </w:rPr>
+        <w:t>completion time</w:t>
+      </w:r>
+      <w:r>
+        <w:rPr>
+          <w:rStyle w:val="Emphasis"/>
+          <w:i w:val="0"/>
+          <w:iCs w:val="0"/>
+          <w:color w:val="auto"/>
+        </w:rPr>
+        <w:t xml:space="preserve"> van order o volgens schema x</w:t>
       </w:r>
       <w:r>
         <w:rPr>
@@ -1337,7 +874,6 @@
         </w:rPr>
         <w:t>_m</w:t>
       </w:r>
-      <w:proofErr w:type="spellEnd"/>
     </w:p>
     <w:p>
       <w:pPr>
@@ -2210,35 +1746,7 @@
         <w:rPr>
           <w:rStyle w:val="SubtleEmphasis"/>
         </w:rPr>
-        <w:t xml:space="preserve"> waarmee de </w:t>
-      </w:r>
-      <w:proofErr w:type="spellStart"/>
-      <w:r>
-        <w:rPr>
-          <w:rStyle w:val="SubtleEmphasis"/>
-        </w:rPr>
-        <w:t>objective</w:t>
-      </w:r>
-      <w:proofErr w:type="spellEnd"/>
-      <w:r>
-        <w:rPr>
-          <w:rStyle w:val="SubtleEmphasis"/>
-        </w:rPr>
-        <w:t xml:space="preserve"> </w:t>
-      </w:r>
-      <w:proofErr w:type="spellStart"/>
-      <w:r>
-        <w:rPr>
-          <w:rStyle w:val="SubtleEmphasis"/>
-        </w:rPr>
-        <w:t>value</w:t>
-      </w:r>
-      <w:proofErr w:type="spellEnd"/>
-      <w:r>
-        <w:rPr>
-          <w:rStyle w:val="SubtleEmphasis"/>
-        </w:rPr>
-        <w:t xml:space="preserve"> wordt berekend.</w:t>
+        <w:t xml:space="preserve"> waarmee de objective value wordt berekend.</w:t>
       </w:r>
       <w:r>
         <w:rPr>
@@ -2274,26 +1782,12 @@
         <w:rPr>
           <w:rStyle w:val="SubtleEmphasis"/>
         </w:rPr>
-        <w:t>(</w:t>
-      </w:r>
-      <w:proofErr w:type="spellStart"/>
+        <w:t xml:space="preserve">(math program) </w:t>
+      </w:r>
       <w:r>
         <w:rPr>
           <w:rStyle w:val="SubtleEmphasis"/>
         </w:rPr>
-        <w:t>math</w:t>
-      </w:r>
-      <w:proofErr w:type="spellEnd"/>
-      <w:r>
-        <w:rPr>
-          <w:rStyle w:val="SubtleEmphasis"/>
-        </w:rPr>
-        <w:t xml:space="preserve"> program) </w:t>
-      </w:r>
-      <w:r>
-        <w:rPr>
-          <w:rStyle w:val="SubtleEmphasis"/>
-        </w:rPr>
         <w:t>is niet vereist.</w:t>
       </w:r>
     </w:p>
@@ -2301,52 +1795,34 @@
       <w:pPr>
         <w:pStyle w:val="Heading2"/>
       </w:pPr>
-      <w:proofErr w:type="spellStart"/>
-      <w:r>
-        <w:t>Greedy</w:t>
-      </w:r>
-      <w:proofErr w:type="spellEnd"/>
-      <w:r>
+      <w:r>
+        <w:t>Greedy Constructive Heuristic</w:t>
+      </w:r>
+    </w:p>
+    <w:p>
+      <w:pPr>
+        <w:rPr>
+          <w:rStyle w:val="Emphasis"/>
+        </w:rPr>
+      </w:pPr>
+      <w:r>
+        <w:rPr>
+          <w:rStyle w:val="Emphasis"/>
+        </w:rPr>
+        <w:t>Beschrijf</w:t>
+      </w:r>
+      <w:r>
+        <w:rPr>
+          <w:rStyle w:val="Emphasis"/>
+        </w:rPr>
+        <w:t xml:space="preserve"> beknopt</w:t>
+      </w:r>
+      <w:r>
+        <w:rPr>
+          <w:rStyle w:val="Emphasis"/>
+        </w:rPr>
         <w:t xml:space="preserve"> </w:t>
       </w:r>
-      <w:proofErr w:type="spellStart"/>
-      <w:r>
-        <w:t>Constructive</w:t>
-      </w:r>
-      <w:proofErr w:type="spellEnd"/>
-      <w:r>
-        <w:t xml:space="preserve"> </w:t>
-      </w:r>
-      <w:proofErr w:type="spellStart"/>
-      <w:r>
-        <w:t>Heuristic</w:t>
-      </w:r>
-      <w:proofErr w:type="spellEnd"/>
-    </w:p>
-    <w:p>
-      <w:pPr>
-        <w:rPr>
-          <w:rStyle w:val="Emphasis"/>
-        </w:rPr>
-      </w:pPr>
-      <w:r>
-        <w:rPr>
-          <w:rStyle w:val="Emphasis"/>
-        </w:rPr>
-        <w:t>Beschrijf</w:t>
-      </w:r>
-      <w:r>
-        <w:rPr>
-          <w:rStyle w:val="Emphasis"/>
-        </w:rPr>
-        <w:t xml:space="preserve"> beknopt</w:t>
-      </w:r>
-      <w:r>
-        <w:rPr>
-          <w:rStyle w:val="Emphasis"/>
-        </w:rPr>
-        <w:t xml:space="preserve"> </w:t>
-      </w:r>
       <w:r>
         <w:rPr>
           <w:rStyle w:val="Emphasis"/>
@@ -2357,49 +1833,7 @@
         <w:rPr>
           <w:rStyle w:val="Emphasis"/>
         </w:rPr>
-        <w:t xml:space="preserve">hoe de </w:t>
-      </w:r>
-      <w:proofErr w:type="spellStart"/>
-      <w:r>
-        <w:rPr>
-          <w:rStyle w:val="Emphasis"/>
-        </w:rPr>
-        <w:t>greedy</w:t>
-      </w:r>
-      <w:proofErr w:type="spellEnd"/>
-      <w:r>
-        <w:rPr>
-          <w:rStyle w:val="Emphasis"/>
-        </w:rPr>
-        <w:t xml:space="preserve"> </w:t>
-      </w:r>
-      <w:proofErr w:type="spellStart"/>
-      <w:r>
-        <w:rPr>
-          <w:rStyle w:val="Emphasis"/>
-        </w:rPr>
-        <w:t>constructive</w:t>
-      </w:r>
-      <w:proofErr w:type="spellEnd"/>
-      <w:r>
-        <w:rPr>
-          <w:rStyle w:val="Emphasis"/>
-        </w:rPr>
-        <w:t xml:space="preserve"> </w:t>
-      </w:r>
-      <w:proofErr w:type="spellStart"/>
-      <w:r>
-        <w:rPr>
-          <w:rStyle w:val="Emphasis"/>
-        </w:rPr>
-        <w:t>heuristic</w:t>
-      </w:r>
-      <w:proofErr w:type="spellEnd"/>
-      <w:r>
-        <w:rPr>
-          <w:rStyle w:val="Emphasis"/>
-        </w:rPr>
-        <w:t xml:space="preserve"> stap voor stap een volledige haalbare planning opbouwt.</w:t>
+        <w:t>hoe de greedy constructive heuristic stap voor stap een volledige haalbare planning opbouwt.</w:t>
       </w:r>
       <w:r>
         <w:rPr>
@@ -2707,7 +2141,6 @@
         </w:rPr>
         <w:t xml:space="preserve"> worden (</w:t>
       </w:r>
-      <w:proofErr w:type="spellStart"/>
       <w:r>
         <w:rPr>
           <w:rStyle w:val="Emphasis"/>
@@ -2715,7 +2148,6 @@
         </w:rPr>
         <w:t>greedy</w:t>
       </w:r>
-      <w:proofErr w:type="spellEnd"/>
       <w:r>
         <w:rPr>
           <w:rStyle w:val="Emphasis"/>
@@ -2802,65 +2234,27 @@
       <w:pPr>
         <w:pStyle w:val="Heading3"/>
       </w:pPr>
-      <w:proofErr w:type="spellStart"/>
-      <w:r>
-        <w:t>Greedy</w:t>
-      </w:r>
-      <w:proofErr w:type="spellEnd"/>
-      <w:r>
-        <w:t xml:space="preserve"> </w:t>
-      </w:r>
-      <w:proofErr w:type="spellStart"/>
-      <w:r>
-        <w:t>rule</w:t>
-      </w:r>
-      <w:proofErr w:type="spellEnd"/>
-    </w:p>
-    <w:p>
-      <w:pPr>
-        <w:rPr>
-          <w:rStyle w:val="Emphasis"/>
-        </w:rPr>
-      </w:pPr>
-      <w:r>
-        <w:rPr>
-          <w:rStyle w:val="Emphasis"/>
-        </w:rPr>
-        <w:t xml:space="preserve">Beschrijf welke </w:t>
-      </w:r>
-      <w:proofErr w:type="spellStart"/>
-      <w:r>
-        <w:rPr>
-          <w:rStyle w:val="Emphasis"/>
-        </w:rPr>
-        <w:t>greedy</w:t>
-      </w:r>
-      <w:proofErr w:type="spellEnd"/>
-      <w:r>
-        <w:rPr>
-          <w:rStyle w:val="Emphasis"/>
-        </w:rPr>
-        <w:t xml:space="preserve"> </w:t>
-      </w:r>
-      <w:proofErr w:type="spellStart"/>
-      <w:r>
-        <w:rPr>
-          <w:rStyle w:val="Emphasis"/>
-        </w:rPr>
-        <w:t>rule</w:t>
-      </w:r>
-      <w:r>
-        <w:rPr>
-          <w:rStyle w:val="Emphasis"/>
-        </w:rPr>
-        <w:t>s</w:t>
-      </w:r>
-      <w:proofErr w:type="spellEnd"/>
-      <w:r>
-        <w:rPr>
-          <w:rStyle w:val="Emphasis"/>
-        </w:rPr>
-        <w:t xml:space="preserve"> je hebt overwogen, welke uiteindelijk </w:t>
+      <w:r>
+        <w:t>Greedy rule</w:t>
+      </w:r>
+    </w:p>
+    <w:p>
+      <w:pPr>
+        <w:rPr>
+          <w:rStyle w:val="Emphasis"/>
+        </w:rPr>
+      </w:pPr>
+      <w:r>
+        <w:rPr>
+          <w:rStyle w:val="Emphasis"/>
+        </w:rPr>
+        <w:t>Beschrijf welke greedy rule</w:t>
+      </w:r>
+      <w:r>
+        <w:rPr>
+          <w:rStyle w:val="Emphasis"/>
+        </w:rPr>
+        <w:t xml:space="preserve">s je hebt overwogen, welke uiteindelijk </w:t>
       </w:r>
       <w:r>
         <w:rPr>
@@ -2886,47 +2280,7 @@
           <w:iCs w:val="0"/>
           <w:color w:val="auto"/>
         </w:rPr>
-        <w:t xml:space="preserve">Overwogen </w:t>
-      </w:r>
-      <w:proofErr w:type="spellStart"/>
-      <w:r>
-        <w:rPr>
-          <w:rStyle w:val="Emphasis"/>
-          <w:i w:val="0"/>
-          <w:iCs w:val="0"/>
-          <w:color w:val="auto"/>
-        </w:rPr>
-        <w:t>greedy</w:t>
-      </w:r>
-      <w:proofErr w:type="spellEnd"/>
-      <w:r>
-        <w:rPr>
-          <w:rStyle w:val="Emphasis"/>
-          <w:i w:val="0"/>
-          <w:iCs w:val="0"/>
-          <w:color w:val="auto"/>
-        </w:rPr>
-        <w:t xml:space="preserve"> </w:t>
-      </w:r>
-      <w:proofErr w:type="spellStart"/>
-      <w:r>
-        <w:rPr>
-          <w:rStyle w:val="Emphasis"/>
-          <w:i w:val="0"/>
-          <w:iCs w:val="0"/>
-          <w:color w:val="auto"/>
-        </w:rPr>
-        <w:t>rules</w:t>
-      </w:r>
-      <w:proofErr w:type="spellEnd"/>
-      <w:r>
-        <w:rPr>
-          <w:rStyle w:val="Emphasis"/>
-          <w:i w:val="0"/>
-          <w:iCs w:val="0"/>
-          <w:color w:val="auto"/>
-        </w:rPr>
-        <w:t xml:space="preserve">: </w:t>
+        <w:t xml:space="preserve">Overwogen greedy rules: </w:t>
       </w:r>
     </w:p>
     <w:p>
@@ -2943,45 +2297,14 @@
           <w:color w:val="auto"/>
         </w:rPr>
       </w:pPr>
-      <w:proofErr w:type="spellStart"/>
-      <w:r>
-        <w:rPr>
-          <w:rStyle w:val="Emphasis"/>
-          <w:i w:val="0"/>
-          <w:iCs w:val="0"/>
-          <w:color w:val="auto"/>
-        </w:rPr>
-        <w:t>Earliest</w:t>
-      </w:r>
-      <w:proofErr w:type="spellEnd"/>
-      <w:r>
-        <w:rPr>
-          <w:rStyle w:val="Emphasis"/>
-          <w:i w:val="0"/>
-          <w:iCs w:val="0"/>
-          <w:color w:val="auto"/>
-        </w:rPr>
-        <w:t xml:space="preserve"> </w:t>
-      </w:r>
-      <w:proofErr w:type="spellStart"/>
-      <w:r>
-        <w:rPr>
-          <w:rStyle w:val="Emphasis"/>
-          <w:i w:val="0"/>
-          <w:iCs w:val="0"/>
-          <w:color w:val="auto"/>
-        </w:rPr>
-        <w:t>Due</w:t>
-      </w:r>
-      <w:proofErr w:type="spellEnd"/>
-      <w:r>
-        <w:rPr>
-          <w:rStyle w:val="Emphasis"/>
-          <w:i w:val="0"/>
-          <w:iCs w:val="0"/>
-          <w:color w:val="auto"/>
-        </w:rPr>
-        <w:t xml:space="preserve"> Date (EDD)</w:t>
+      <w:r>
+        <w:rPr>
+          <w:rStyle w:val="Emphasis"/>
+          <w:i w:val="0"/>
+          <w:iCs w:val="0"/>
+          <w:color w:val="auto"/>
+        </w:rPr>
+        <w:t>Earliest Due Date (EDD)</w:t>
       </w:r>
       <w:r>
         <w:rPr>
@@ -3043,25 +2366,14 @@
           <w:color w:val="auto"/>
         </w:rPr>
       </w:pPr>
-      <w:proofErr w:type="spellStart"/>
-      <w:r>
-        <w:rPr>
-          <w:rStyle w:val="Emphasis"/>
-          <w:i w:val="0"/>
-          <w:iCs w:val="0"/>
-          <w:color w:val="auto"/>
-        </w:rPr>
-        <w:t>Shortest</w:t>
-      </w:r>
-      <w:proofErr w:type="spellEnd"/>
-      <w:r>
-        <w:rPr>
-          <w:rStyle w:val="Emphasis"/>
-          <w:i w:val="0"/>
-          <w:iCs w:val="0"/>
-          <w:color w:val="auto"/>
-        </w:rPr>
-        <w:t xml:space="preserve"> Processing Time (SPT): Sorteer de orders op </w:t>
+      <w:r>
+        <w:rPr>
+          <w:rStyle w:val="Emphasis"/>
+          <w:i w:val="0"/>
+          <w:iCs w:val="0"/>
+          <w:color w:val="auto"/>
+        </w:rPr>
+        <w:t xml:space="preserve">Shortest Processing Time (SPT): Sorteer de orders op </w:t>
       </w:r>
       <w:r>
         <w:rPr>
@@ -3096,25 +2408,14 @@
           <w:color w:val="auto"/>
         </w:rPr>
       </w:pPr>
-      <w:proofErr w:type="spellStart"/>
-      <w:r>
-        <w:rPr>
-          <w:rStyle w:val="Emphasis"/>
-          <w:i w:val="0"/>
-          <w:iCs w:val="0"/>
-          <w:color w:val="auto"/>
-        </w:rPr>
-        <w:t>Weighted</w:t>
-      </w:r>
-      <w:proofErr w:type="spellEnd"/>
-      <w:r>
-        <w:rPr>
-          <w:rStyle w:val="Emphasis"/>
-          <w:i w:val="0"/>
-          <w:iCs w:val="0"/>
-          <w:color w:val="auto"/>
-        </w:rPr>
-        <w:t xml:space="preserve"> SPT</w:t>
+      <w:r>
+        <w:rPr>
+          <w:rStyle w:val="Emphasis"/>
+          <w:i w:val="0"/>
+          <w:iCs w:val="0"/>
+          <w:color w:val="auto"/>
+        </w:rPr>
+        <w:t>Weighted SPT</w:t>
       </w:r>
       <w:r>
         <w:rPr>
@@ -3608,27 +2909,7 @@
           <w:iCs w:val="0"/>
           <w:color w:val="auto"/>
         </w:rPr>
-        <w:t xml:space="preserve">dat zal de discrete </w:t>
-      </w:r>
-      <w:proofErr w:type="spellStart"/>
-      <w:r>
-        <w:rPr>
-          <w:rStyle w:val="Emphasis"/>
-          <w:i w:val="0"/>
-          <w:iCs w:val="0"/>
-          <w:color w:val="auto"/>
-        </w:rPr>
-        <w:t>improving</w:t>
-      </w:r>
-      <w:proofErr w:type="spellEnd"/>
-      <w:r>
-        <w:rPr>
-          <w:rStyle w:val="Emphasis"/>
-          <w:i w:val="0"/>
-          <w:iCs w:val="0"/>
-          <w:color w:val="auto"/>
-        </w:rPr>
-        <w:t xml:space="preserve"> search kunnen verbeteren.</w:t>
+        <w:t>dat zal de discrete improving search kunnen verbeteren.</w:t>
       </w:r>
     </w:p>
     <w:p>
@@ -3671,49 +2952,7 @@
         <w:rPr>
           <w:rStyle w:val="Emphasis"/>
         </w:rPr>
-        <w:t xml:space="preserve">Geef de logica van de volledige </w:t>
-      </w:r>
-      <w:proofErr w:type="spellStart"/>
-      <w:r>
-        <w:rPr>
-          <w:rStyle w:val="Emphasis"/>
-        </w:rPr>
-        <w:t>greedy</w:t>
-      </w:r>
-      <w:proofErr w:type="spellEnd"/>
-      <w:r>
-        <w:rPr>
-          <w:rStyle w:val="Emphasis"/>
-        </w:rPr>
-        <w:t xml:space="preserve"> </w:t>
-      </w:r>
-      <w:proofErr w:type="spellStart"/>
-      <w:r>
-        <w:rPr>
-          <w:rStyle w:val="Emphasis"/>
-        </w:rPr>
-        <w:t>constructive</w:t>
-      </w:r>
-      <w:proofErr w:type="spellEnd"/>
-      <w:r>
-        <w:rPr>
-          <w:rStyle w:val="Emphasis"/>
-        </w:rPr>
-        <w:t xml:space="preserve"> </w:t>
-      </w:r>
-      <w:proofErr w:type="spellStart"/>
-      <w:r>
-        <w:rPr>
-          <w:rStyle w:val="Emphasis"/>
-        </w:rPr>
-        <w:t>heuristic</w:t>
-      </w:r>
-      <w:proofErr w:type="spellEnd"/>
-      <w:r>
-        <w:rPr>
-          <w:rStyle w:val="Emphasis"/>
-        </w:rPr>
-        <w:t xml:space="preserve"> weer in duidelijke pseudocode.</w:t>
+        <w:t>Geef de logica van de volledige greedy constructive heuristic weer in duidelijke pseudocode.</w:t>
       </w:r>
     </w:p>
     <w:p>
@@ -3732,47 +2971,7 @@
           <w:iCs w:val="0"/>
           <w:color w:val="FF0000"/>
         </w:rPr>
-        <w:t>Vraag! Welke pseudocode is beter en moet je de definitie/</w:t>
-      </w:r>
-      <w:proofErr w:type="spellStart"/>
-      <w:r>
-        <w:rPr>
-          <w:rStyle w:val="Emphasis"/>
-          <w:i w:val="0"/>
-          <w:iCs w:val="0"/>
-          <w:color w:val="FF0000"/>
-        </w:rPr>
-        <w:t>mathprogram</w:t>
-      </w:r>
-      <w:proofErr w:type="spellEnd"/>
-      <w:r>
-        <w:rPr>
-          <w:rStyle w:val="Emphasis"/>
-          <w:i w:val="0"/>
-          <w:iCs w:val="0"/>
-          <w:color w:val="FF0000"/>
-        </w:rPr>
-        <w:t xml:space="preserve"> </w:t>
-      </w:r>
-      <w:proofErr w:type="gramStart"/>
-      <w:r>
-        <w:rPr>
-          <w:rStyle w:val="Emphasis"/>
-          <w:i w:val="0"/>
-          <w:iCs w:val="0"/>
-          <w:color w:val="FF0000"/>
-        </w:rPr>
-        <w:t>er boven</w:t>
-      </w:r>
-      <w:proofErr w:type="gramEnd"/>
-      <w:r>
-        <w:rPr>
-          <w:rStyle w:val="Emphasis"/>
-          <w:i w:val="0"/>
-          <w:iCs w:val="0"/>
-          <w:color w:val="FF0000"/>
-        </w:rPr>
-        <w:t xml:space="preserve"> zetten voor extra context of is dat overbodig?</w:t>
+        <w:t>Vraag! Welke pseudocode is beter en moet je de definitie/mathprogram er boven zetten voor extra context of is dat overbodig?</w:t>
       </w:r>
     </w:p>
     <w:p>
@@ -3884,25 +3083,14 @@
           <w:color w:val="auto"/>
         </w:rPr>
       </w:pPr>
-      <w:proofErr w:type="spellStart"/>
-      <w:r>
-        <w:rPr>
-          <w:rStyle w:val="Emphasis"/>
-          <w:i w:val="0"/>
-          <w:iCs w:val="0"/>
-          <w:color w:val="auto"/>
-        </w:rPr>
-        <w:t>a_o</w:t>
-      </w:r>
-      <w:proofErr w:type="spellEnd"/>
-      <w:r>
-        <w:rPr>
-          <w:rStyle w:val="Emphasis"/>
-          <w:i w:val="0"/>
-          <w:iCs w:val="0"/>
-          <w:color w:val="auto"/>
-        </w:rPr>
-        <w:t xml:space="preserve"> = oppervlakte van order o</w:t>
+      <w:r>
+        <w:rPr>
+          <w:rStyle w:val="Emphasis"/>
+          <w:i w:val="0"/>
+          <w:iCs w:val="0"/>
+          <w:color w:val="auto"/>
+        </w:rPr>
+        <w:t>a_o = oppervlakte van order o</w:t>
       </w:r>
     </w:p>
     <w:p>
@@ -3919,25 +3107,14 @@
           <w:color w:val="auto"/>
         </w:rPr>
       </w:pPr>
-      <w:proofErr w:type="spellStart"/>
-      <w:r>
-        <w:rPr>
-          <w:rStyle w:val="Emphasis"/>
-          <w:i w:val="0"/>
-          <w:iCs w:val="0"/>
-          <w:color w:val="auto"/>
-        </w:rPr>
-        <w:t>d_o</w:t>
-      </w:r>
-      <w:proofErr w:type="spellEnd"/>
-      <w:r>
-        <w:rPr>
-          <w:rStyle w:val="Emphasis"/>
-          <w:i w:val="0"/>
-          <w:iCs w:val="0"/>
-          <w:color w:val="auto"/>
-        </w:rPr>
-        <w:t xml:space="preserve"> = deadline van order o</w:t>
+      <w:r>
+        <w:rPr>
+          <w:rStyle w:val="Emphasis"/>
+          <w:i w:val="0"/>
+          <w:iCs w:val="0"/>
+          <w:color w:val="auto"/>
+        </w:rPr>
+        <w:t>d_o = deadline van order o</w:t>
       </w:r>
     </w:p>
     <w:p>
@@ -3954,25 +3131,14 @@
           <w:color w:val="auto"/>
         </w:rPr>
       </w:pPr>
-      <w:proofErr w:type="spellStart"/>
-      <w:r>
-        <w:rPr>
-          <w:rStyle w:val="Emphasis"/>
-          <w:i w:val="0"/>
-          <w:iCs w:val="0"/>
-          <w:color w:val="auto"/>
-        </w:rPr>
-        <w:t>c_o</w:t>
-      </w:r>
-      <w:proofErr w:type="spellEnd"/>
-      <w:r>
-        <w:rPr>
-          <w:rStyle w:val="Emphasis"/>
-          <w:i w:val="0"/>
-          <w:iCs w:val="0"/>
-          <w:color w:val="auto"/>
-        </w:rPr>
-        <w:t xml:space="preserve"> = kleur van order o</w:t>
+      <w:r>
+        <w:rPr>
+          <w:rStyle w:val="Emphasis"/>
+          <w:i w:val="0"/>
+          <w:iCs w:val="0"/>
+          <w:color w:val="auto"/>
+        </w:rPr>
+        <w:t>c_o = kleur van order o</w:t>
       </w:r>
     </w:p>
     <w:p>
@@ -3989,25 +3155,14 @@
           <w:color w:val="auto"/>
         </w:rPr>
       </w:pPr>
-      <w:proofErr w:type="spellStart"/>
-      <w:r>
-        <w:rPr>
-          <w:rStyle w:val="Emphasis"/>
-          <w:i w:val="0"/>
-          <w:iCs w:val="0"/>
-          <w:color w:val="auto"/>
-        </w:rPr>
-        <w:t>p_o</w:t>
-      </w:r>
-      <w:proofErr w:type="spellEnd"/>
-      <w:r>
-        <w:rPr>
-          <w:rStyle w:val="Emphasis"/>
-          <w:i w:val="0"/>
-          <w:iCs w:val="0"/>
-          <w:color w:val="auto"/>
-        </w:rPr>
-        <w:t xml:space="preserve"> = penalty per tijdseenheid te laat voor order o</w:t>
+      <w:r>
+        <w:rPr>
+          <w:rStyle w:val="Emphasis"/>
+          <w:i w:val="0"/>
+          <w:iCs w:val="0"/>
+          <w:color w:val="auto"/>
+        </w:rPr>
+        <w:t>p_o = penalty per tijdseenheid te laat voor order o</w:t>
       </w:r>
     </w:p>
     <w:p>
@@ -4024,25 +3179,14 @@
           <w:color w:val="auto"/>
         </w:rPr>
       </w:pPr>
-      <w:proofErr w:type="spellStart"/>
-      <w:r>
-        <w:rPr>
-          <w:rStyle w:val="Emphasis"/>
-          <w:i w:val="0"/>
-          <w:iCs w:val="0"/>
-          <w:color w:val="auto"/>
-        </w:rPr>
-        <w:t>v_m</w:t>
-      </w:r>
-      <w:proofErr w:type="spellEnd"/>
-      <w:r>
-        <w:rPr>
-          <w:rStyle w:val="Emphasis"/>
-          <w:i w:val="0"/>
-          <w:iCs w:val="0"/>
-          <w:color w:val="auto"/>
-        </w:rPr>
-        <w:t xml:space="preserve"> = snelheid van machine m</w:t>
+      <w:r>
+        <w:rPr>
+          <w:rStyle w:val="Emphasis"/>
+          <w:i w:val="0"/>
+          <w:iCs w:val="0"/>
+          <w:color w:val="auto"/>
+        </w:rPr>
+        <w:t>v_m = snelheid van machine m</w:t>
       </w:r>
     </w:p>
     <w:p>
@@ -4114,7 +3258,6 @@
           <w:color w:val="auto"/>
         </w:rPr>
       </w:pPr>
-      <w:proofErr w:type="spellStart"/>
       <w:r>
         <w:rPr>
           <w:rStyle w:val="Emphasis"/>
@@ -4133,7 +3276,6 @@
         </w:rPr>
         <w:t>_m</w:t>
       </w:r>
-      <w:proofErr w:type="spellEnd"/>
       <w:r>
         <w:rPr>
           <w:rStyle w:val="Emphasis"/>
@@ -4185,41 +3327,21 @@
           <w:color w:val="auto"/>
         </w:rPr>
       </w:pPr>
-      <w:proofErr w:type="spellStart"/>
-      <w:r>
-        <w:rPr>
-          <w:rStyle w:val="Emphasis"/>
-          <w:i w:val="0"/>
-          <w:iCs w:val="0"/>
-          <w:color w:val="auto"/>
-        </w:rPr>
-        <w:t>t_o</w:t>
-      </w:r>
-      <w:proofErr w:type="spellEnd"/>
-      <w:r>
-        <w:rPr>
-          <w:rStyle w:val="Emphasis"/>
-          <w:i w:val="0"/>
-          <w:iCs w:val="0"/>
-          <w:color w:val="auto"/>
-        </w:rPr>
-        <w:t xml:space="preserve">(x) = de </w:t>
-      </w:r>
-      <w:proofErr w:type="spellStart"/>
-      <w:r>
-        <w:rPr>
-          <w:rStyle w:val="Emphasis"/>
-          <w:color w:val="auto"/>
-        </w:rPr>
-        <w:t>completion</w:t>
-      </w:r>
-      <w:proofErr w:type="spellEnd"/>
-      <w:r>
-        <w:rPr>
-          <w:rStyle w:val="Emphasis"/>
-          <w:color w:val="auto"/>
-        </w:rPr>
-        <w:t xml:space="preserve"> time</w:t>
+      <w:r>
+        <w:rPr>
+          <w:rStyle w:val="Emphasis"/>
+          <w:i w:val="0"/>
+          <w:iCs w:val="0"/>
+          <w:color w:val="auto"/>
+        </w:rPr>
+        <w:t xml:space="preserve">t_o(x) = de </w:t>
+      </w:r>
+      <w:r>
+        <w:rPr>
+          <w:rStyle w:val="Emphasis"/>
+          <w:color w:val="auto"/>
+        </w:rPr>
+        <w:t>completion time</w:t>
       </w:r>
       <w:r>
         <w:rPr>
@@ -5066,29 +4188,7 @@
           <w:iCs w:val="0"/>
           <w:color w:val="FF0000"/>
         </w:rPr>
-        <w:t xml:space="preserve">O van oplopend van kleine naar grote </w:t>
-      </w:r>
-      <w:proofErr w:type="spellStart"/>
-      <w:r>
-        <w:rPr>
-          <w:rStyle w:val="Emphasis"/>
-          <w:rFonts w:eastAsiaTheme="minorEastAsia"/>
-          <w:i w:val="0"/>
-          <w:iCs w:val="0"/>
-          <w:color w:val="FF0000"/>
-        </w:rPr>
-        <w:t>d_o</w:t>
-      </w:r>
-      <w:proofErr w:type="spellEnd"/>
-      <w:r>
-        <w:rPr>
-          <w:rStyle w:val="Emphasis"/>
-          <w:rFonts w:eastAsiaTheme="minorEastAsia"/>
-          <w:i w:val="0"/>
-          <w:iCs w:val="0"/>
-          <w:color w:val="FF0000"/>
-        </w:rPr>
-        <w:t xml:space="preserve"> in lijst L.</w:t>
+        <w:t>O van oplopend van kleine naar grote d_o in lijst L.</w:t>
       </w:r>
     </w:p>
     <w:p>
@@ -5151,29 +4251,7 @@
           <w:iCs w:val="0"/>
           <w:color w:val="FF0000"/>
         </w:rPr>
-        <w:t xml:space="preserve">beschikbaar </w:t>
-      </w:r>
-      <w:proofErr w:type="spellStart"/>
-      <w:r>
-        <w:rPr>
-          <w:rStyle w:val="Emphasis"/>
-          <w:rFonts w:eastAsiaTheme="minorEastAsia"/>
-          <w:i w:val="0"/>
-          <w:iCs w:val="0"/>
-          <w:color w:val="FF0000"/>
-        </w:rPr>
-        <w:t>b_m</w:t>
-      </w:r>
-      <w:proofErr w:type="spellEnd"/>
-      <w:r>
-        <w:rPr>
-          <w:rStyle w:val="Emphasis"/>
-          <w:rFonts w:eastAsiaTheme="minorEastAsia"/>
-          <w:i w:val="0"/>
-          <w:iCs w:val="0"/>
-          <w:color w:val="FF0000"/>
-        </w:rPr>
-        <w:t xml:space="preserve"> = 0</w:t>
+        <w:t>beschikbaar b_m = 0</w:t>
       </w:r>
     </w:p>
     <w:p>
@@ -5251,29 +4329,7 @@
           <w:iCs w:val="0"/>
           <w:color w:val="FF0000"/>
         </w:rPr>
-        <w:t xml:space="preserve">, stop; x is je </w:t>
-      </w:r>
-      <w:proofErr w:type="spellStart"/>
-      <w:r>
-        <w:rPr>
-          <w:rStyle w:val="Emphasis"/>
-          <w:rFonts w:eastAsiaTheme="minorEastAsia"/>
-          <w:i w:val="0"/>
-          <w:iCs w:val="0"/>
-          <w:color w:val="FF0000"/>
-        </w:rPr>
-        <w:t>greedy</w:t>
-      </w:r>
-      <w:proofErr w:type="spellEnd"/>
-      <w:r>
-        <w:rPr>
-          <w:rStyle w:val="Emphasis"/>
-          <w:rFonts w:eastAsiaTheme="minorEastAsia"/>
-          <w:i w:val="0"/>
-          <w:iCs w:val="0"/>
-          <w:color w:val="FF0000"/>
-        </w:rPr>
-        <w:t xml:space="preserve"> oplossing.</w:t>
+        <w:t>, stop; x is je greedy oplossing.</w:t>
       </w:r>
     </w:p>
     <w:p>
@@ -5398,7 +4454,6 @@
           <w:color w:val="FF0000"/>
         </w:rPr>
       </w:pPr>
-      <w:proofErr w:type="spellStart"/>
       <w:r>
         <w:rPr>
           <w:rStyle w:val="Emphasis"/>
@@ -5417,9 +4472,8 @@
           <w:iCs w:val="0"/>
           <w:color w:val="FF0000"/>
         </w:rPr>
-        <w:t>_m</w:t>
-      </w:r>
-      <w:proofErr w:type="spellEnd"/>
+        <w:t>_m = b_m + (</w:t>
+      </w:r>
       <w:r>
         <w:rPr>
           <w:rStyle w:val="Emphasis"/>
@@ -5428,9 +4482,8 @@
           <w:iCs w:val="0"/>
           <w:color w:val="FF0000"/>
         </w:rPr>
-        <w:t xml:space="preserve"> = </w:t>
-      </w:r>
-      <w:proofErr w:type="spellStart"/>
+        <w:t>setuptijd van laatste kleur naar c_</w:t>
+      </w:r>
       <w:r>
         <w:rPr>
           <w:rStyle w:val="Emphasis"/>
@@ -5439,9 +4492,8 @@
           <w:iCs w:val="0"/>
           <w:color w:val="FF0000"/>
         </w:rPr>
-        <w:t>b_m</w:t>
-      </w:r>
-      <w:proofErr w:type="spellEnd"/>
+        <w:t>o</w:t>
+      </w:r>
       <w:r>
         <w:rPr>
           <w:rStyle w:val="Emphasis"/>
@@ -5450,7 +4502,7 @@
           <w:iCs w:val="0"/>
           <w:color w:val="FF0000"/>
         </w:rPr>
-        <w:t xml:space="preserve"> + (</w:t>
+        <w:t xml:space="preserve"> of 0</w:t>
       </w:r>
       <w:r>
         <w:rPr>
@@ -5460,9 +4512,8 @@
           <w:iCs w:val="0"/>
           <w:color w:val="FF0000"/>
         </w:rPr>
-        <w:t xml:space="preserve">setuptijd van laatste kleur naar </w:t>
-      </w:r>
-      <w:proofErr w:type="spellStart"/>
+        <w:t xml:space="preserve"> als </w:t>
+      </w:r>
       <w:r>
         <w:rPr>
           <w:rStyle w:val="Emphasis"/>
@@ -5471,7 +4522,7 @@
           <w:iCs w:val="0"/>
           <w:color w:val="FF0000"/>
         </w:rPr>
-        <w:t>c_</w:t>
+        <w:t>de laatste kleur leeg is</w:t>
       </w:r>
       <w:r>
         <w:rPr>
@@ -5481,9 +4532,48 @@
           <w:iCs w:val="0"/>
           <w:color w:val="FF0000"/>
         </w:rPr>
+        <w:t>)</w:t>
+      </w:r>
+      <w:r>
+        <w:rPr>
+          <w:rStyle w:val="Emphasis"/>
+          <w:rFonts w:eastAsiaTheme="minorEastAsia"/>
+          <w:i w:val="0"/>
+          <w:iCs w:val="0"/>
+          <w:color w:val="FF0000"/>
+        </w:rPr>
+        <w:t xml:space="preserve"> + </w:t>
+      </w:r>
+      <w:r>
+        <w:rPr>
+          <w:rStyle w:val="Emphasis"/>
+          <w:rFonts w:eastAsiaTheme="minorEastAsia"/>
+          <w:i w:val="0"/>
+          <w:iCs w:val="0"/>
+          <w:color w:val="FF0000"/>
+        </w:rPr>
+        <w:t>(</w:t>
+      </w:r>
+      <w:r>
+        <w:rPr>
+          <w:rStyle w:val="Emphasis"/>
+          <w:rFonts w:eastAsiaTheme="minorEastAsia"/>
+          <w:i w:val="0"/>
+          <w:iCs w:val="0"/>
+          <w:color w:val="FF0000"/>
+        </w:rPr>
+        <w:t>a_</w:t>
+      </w:r>
+      <w:r>
+        <w:rPr>
+          <w:rStyle w:val="Emphasis"/>
+          <w:rFonts w:eastAsiaTheme="minorEastAsia"/>
+          <w:i w:val="0"/>
+          <w:iCs w:val="0"/>
+          <w:color w:val="FF0000"/>
+        </w:rPr>
         <w:t>o</w:t>
       </w:r>
-      <w:proofErr w:type="spellEnd"/>
       <w:r>
         <w:rPr>
           <w:rStyle w:val="Emphasis"/>
@@ -5492,123 +4582,7 @@
           <w:iCs w:val="0"/>
           <w:color w:val="FF0000"/>
         </w:rPr>
-        <w:t xml:space="preserve"> of 0</w:t>
-      </w:r>
-      <w:r>
-        <w:rPr>
-          <w:rStyle w:val="Emphasis"/>
-          <w:rFonts w:eastAsiaTheme="minorEastAsia"/>
-          <w:i w:val="0"/>
-          <w:iCs w:val="0"/>
-          <w:color w:val="FF0000"/>
-        </w:rPr>
-        <w:t xml:space="preserve"> als </w:t>
-      </w:r>
-      <w:r>
-        <w:rPr>
-          <w:rStyle w:val="Emphasis"/>
-          <w:rFonts w:eastAsiaTheme="minorEastAsia"/>
-          <w:i w:val="0"/>
-          <w:iCs w:val="0"/>
-          <w:color w:val="FF0000"/>
-        </w:rPr>
-        <w:t>de laatste kleur leeg is</w:t>
-      </w:r>
-      <w:r>
-        <w:rPr>
-          <w:rStyle w:val="Emphasis"/>
-          <w:rFonts w:eastAsiaTheme="minorEastAsia"/>
-          <w:i w:val="0"/>
-          <w:iCs w:val="0"/>
-          <w:color w:val="FF0000"/>
-        </w:rPr>
-        <w:t>)</w:t>
-      </w:r>
-      <w:r>
-        <w:rPr>
-          <w:rStyle w:val="Emphasis"/>
-          <w:rFonts w:eastAsiaTheme="minorEastAsia"/>
-          <w:i w:val="0"/>
-          <w:iCs w:val="0"/>
-          <w:color w:val="FF0000"/>
-        </w:rPr>
-        <w:t xml:space="preserve"> + </w:t>
-      </w:r>
-      <w:r>
-        <w:rPr>
-          <w:rStyle w:val="Emphasis"/>
-          <w:rFonts w:eastAsiaTheme="minorEastAsia"/>
-          <w:i w:val="0"/>
-          <w:iCs w:val="0"/>
-          <w:color w:val="FF0000"/>
-        </w:rPr>
-        <w:t>(</w:t>
-      </w:r>
-      <w:proofErr w:type="spellStart"/>
-      <w:r>
-        <w:rPr>
-          <w:rStyle w:val="Emphasis"/>
-          <w:rFonts w:eastAsiaTheme="minorEastAsia"/>
-          <w:i w:val="0"/>
-          <w:iCs w:val="0"/>
-          <w:color w:val="FF0000"/>
-        </w:rPr>
-        <w:t>a_</w:t>
-      </w:r>
-      <w:proofErr w:type="gramStart"/>
-      <w:r>
-        <w:rPr>
-          <w:rStyle w:val="Emphasis"/>
-          <w:rFonts w:eastAsiaTheme="minorEastAsia"/>
-          <w:i w:val="0"/>
-          <w:iCs w:val="0"/>
-          <w:color w:val="FF0000"/>
-        </w:rPr>
-        <w:t>o</w:t>
-      </w:r>
-      <w:proofErr w:type="spellEnd"/>
-      <w:r>
-        <w:rPr>
-          <w:rStyle w:val="Emphasis"/>
-          <w:rFonts w:eastAsiaTheme="minorEastAsia"/>
-          <w:i w:val="0"/>
-          <w:iCs w:val="0"/>
-          <w:color w:val="FF0000"/>
-        </w:rPr>
-        <w:t xml:space="preserve"> /</w:t>
-      </w:r>
-      <w:proofErr w:type="gramEnd"/>
-      <w:r>
-        <w:rPr>
-          <w:rStyle w:val="Emphasis"/>
-          <w:rFonts w:eastAsiaTheme="minorEastAsia"/>
-          <w:i w:val="0"/>
-          <w:iCs w:val="0"/>
-          <w:color w:val="FF0000"/>
-        </w:rPr>
-        <w:t xml:space="preserve"> </w:t>
-      </w:r>
-      <w:proofErr w:type="spellStart"/>
-      <w:r>
-        <w:rPr>
-          <w:rStyle w:val="Emphasis"/>
-          <w:rFonts w:eastAsiaTheme="minorEastAsia"/>
-          <w:i w:val="0"/>
-          <w:iCs w:val="0"/>
-          <w:color w:val="FF0000"/>
-        </w:rPr>
-        <w:t>v_m</w:t>
-      </w:r>
-      <w:proofErr w:type="spellEnd"/>
-      <w:r>
-        <w:rPr>
-          <w:rStyle w:val="Emphasis"/>
-          <w:rFonts w:eastAsiaTheme="minorEastAsia"/>
-          <w:i w:val="0"/>
-          <w:iCs w:val="0"/>
-          <w:color w:val="FF0000"/>
-        </w:rPr>
-        <w:t>)</w:t>
+        <w:t xml:space="preserve"> / v_m)</w:t>
       </w:r>
     </w:p>
     <w:p>
@@ -5661,29 +4635,7 @@
           <w:iCs w:val="0"/>
           <w:color w:val="FF0000"/>
         </w:rPr>
-        <w:t xml:space="preserve">optimale machinekeuze) met de kleinste </w:t>
-      </w:r>
-      <w:proofErr w:type="spellStart"/>
-      <w:r>
-        <w:rPr>
-          <w:rStyle w:val="Emphasis"/>
-          <w:rFonts w:eastAsiaTheme="minorEastAsia"/>
-          <w:i w:val="0"/>
-          <w:iCs w:val="0"/>
-          <w:color w:val="FF0000"/>
-        </w:rPr>
-        <w:t>f_m</w:t>
-      </w:r>
-      <w:proofErr w:type="spellEnd"/>
-      <w:r>
-        <w:rPr>
-          <w:rStyle w:val="Emphasis"/>
-          <w:rFonts w:eastAsiaTheme="minorEastAsia"/>
-          <w:i w:val="0"/>
-          <w:iCs w:val="0"/>
-          <w:color w:val="FF0000"/>
-        </w:rPr>
-        <w:t>.</w:t>
+        <w:t>optimale machinekeuze) met de kleinste f_m.</w:t>
       </w:r>
     </w:p>
     <w:p>
@@ -5716,29 +4668,7 @@
           <w:iCs w:val="0"/>
           <w:color w:val="FF0000"/>
         </w:rPr>
-        <w:t xml:space="preserve">er een gelijke </w:t>
-      </w:r>
-      <w:proofErr w:type="spellStart"/>
-      <w:r>
-        <w:rPr>
-          <w:rStyle w:val="Emphasis"/>
-          <w:rFonts w:eastAsiaTheme="minorEastAsia"/>
-          <w:i w:val="0"/>
-          <w:iCs w:val="0"/>
-          <w:color w:val="FF0000"/>
-        </w:rPr>
-        <w:t>f_m</w:t>
-      </w:r>
-      <w:proofErr w:type="spellEnd"/>
-      <w:r>
-        <w:rPr>
-          <w:rStyle w:val="Emphasis"/>
-          <w:rFonts w:eastAsiaTheme="minorEastAsia"/>
-          <w:i w:val="0"/>
-          <w:iCs w:val="0"/>
-          <w:color w:val="FF0000"/>
-        </w:rPr>
-        <w:t xml:space="preserve"> waarde uitkomt, kies dan de machine met het laagste machinenummer.</w:t>
+        <w:t>er een gelijke f_m waarde uitkomt, kies dan de machine met het laagste machinenummer.</w:t>
       </w:r>
     </w:p>
     <w:p>
@@ -5805,7 +4735,6 @@
         </w:rPr>
         <w:t xml:space="preserve">, zet </w:t>
       </w:r>
-      <w:proofErr w:type="spellStart"/>
       <w:r>
         <w:rPr>
           <w:rStyle w:val="Emphasis"/>
@@ -5824,9 +4753,8 @@
           <w:iCs w:val="0"/>
           <w:color w:val="FF0000"/>
         </w:rPr>
-        <w:t>_m</w:t>
-      </w:r>
-      <w:proofErr w:type="spellEnd"/>
+        <w:t xml:space="preserve">_m* </w:t>
+      </w:r>
       <w:r>
         <w:rPr>
           <w:rStyle w:val="Emphasis"/>
@@ -5835,7 +4763,7 @@
           <w:iCs w:val="0"/>
           <w:color w:val="FF0000"/>
         </w:rPr>
-        <w:t xml:space="preserve">* </w:t>
+        <w:sym w:font="Wingdings" w:char="F0E0"/>
       </w:r>
       <w:r>
         <w:rPr>
@@ -5845,7 +4773,7 @@
           <w:iCs w:val="0"/>
           <w:color w:val="FF0000"/>
         </w:rPr>
-        <w:sym w:font="Wingdings" w:char="F0E0"/>
+        <w:t xml:space="preserve"> f_m</w:t>
       </w:r>
       <w:r>
         <w:rPr>
@@ -5855,10 +4783,12 @@
           <w:iCs w:val="0"/>
           <w:color w:val="FF0000"/>
         </w:rPr>
-        <w:t xml:space="preserve"> </w:t>
-      </w:r>
-      <w:proofErr w:type="spellStart"/>
-      <w:r>
+        <w:t>*</w:t>
+      </w:r>
+    </w:p>
+    <w:p>
+      <w:pPr>
+        <w:pStyle w:val="NoSpacing"/>
         <w:rPr>
           <w:rStyle w:val="Emphasis"/>
           <w:rFonts w:eastAsiaTheme="minorEastAsia"/>
@@ -5866,9 +4796,7 @@
           <w:iCs w:val="0"/>
           <w:color w:val="FF0000"/>
         </w:rPr>
-        <w:t>f_m</w:t>
-      </w:r>
-      <w:proofErr w:type="spellEnd"/>
+      </w:pPr>
       <w:r>
         <w:rPr>
           <w:rStyle w:val="Emphasis"/>
@@ -5877,52 +4805,8 @@
           <w:iCs w:val="0"/>
           <w:color w:val="FF0000"/>
         </w:rPr>
-        <w:t>*</w:t>
-      </w:r>
-    </w:p>
-    <w:p>
-      <w:pPr>
-        <w:pStyle w:val="NoSpacing"/>
-        <w:rPr>
-          <w:rStyle w:val="Emphasis"/>
-          <w:rFonts w:eastAsiaTheme="minorEastAsia"/>
-          <w:i w:val="0"/>
-          <w:iCs w:val="0"/>
-          <w:color w:val="FF0000"/>
-        </w:rPr>
-      </w:pPr>
-      <w:r>
-        <w:rPr>
-          <w:rStyle w:val="Emphasis"/>
-          <w:rFonts w:eastAsiaTheme="minorEastAsia"/>
-          <w:i w:val="0"/>
-          <w:iCs w:val="0"/>
-          <w:color w:val="FF0000"/>
-        </w:rPr>
         <w:tab/>
-        <w:t xml:space="preserve">Vervang </w:t>
-      </w:r>
-      <w:proofErr w:type="spellStart"/>
-      <w:r>
-        <w:rPr>
-          <w:rStyle w:val="Emphasis"/>
-          <w:rFonts w:eastAsiaTheme="minorEastAsia"/>
-          <w:i w:val="0"/>
-          <w:iCs w:val="0"/>
-          <w:color w:val="FF0000"/>
-        </w:rPr>
-        <w:t>c_o</w:t>
-      </w:r>
-      <w:proofErr w:type="spellEnd"/>
-      <w:r>
-        <w:rPr>
-          <w:rStyle w:val="Emphasis"/>
-          <w:rFonts w:eastAsiaTheme="minorEastAsia"/>
-          <w:i w:val="0"/>
-          <w:iCs w:val="0"/>
-          <w:color w:val="FF0000"/>
-        </w:rPr>
-        <w:t xml:space="preserve"> als laatste kleur van m* en verwijder o</w:t>
+        <w:t>Vervang c_o als laatste kleur van m* en verwijder o</w:t>
       </w:r>
       <w:r>
         <w:rPr>
@@ -6012,29 +4896,7 @@
           <w:iCs w:val="0"/>
           <w:color w:val="auto"/>
         </w:rPr>
-        <w:t xml:space="preserve">L = orders uit O, gesorteerd op </w:t>
-      </w:r>
-      <w:proofErr w:type="spellStart"/>
-      <w:r>
-        <w:rPr>
-          <w:rStyle w:val="Emphasis"/>
-          <w:rFonts w:eastAsiaTheme="minorEastAsia"/>
-          <w:i w:val="0"/>
-          <w:iCs w:val="0"/>
-          <w:color w:val="auto"/>
-        </w:rPr>
-        <w:t>d_o</w:t>
-      </w:r>
-      <w:proofErr w:type="spellEnd"/>
-      <w:r>
-        <w:rPr>
-          <w:rStyle w:val="Emphasis"/>
-          <w:rFonts w:eastAsiaTheme="minorEastAsia"/>
-          <w:i w:val="0"/>
-          <w:iCs w:val="0"/>
-          <w:color w:val="auto"/>
-        </w:rPr>
-        <w:t xml:space="preserve"> van klein naar groot</w:t>
+        <w:t>L = orders uit O, gesorteerd op d_o van klein naar groot</w:t>
       </w:r>
     </w:p>
     <w:p>
@@ -6082,27 +4944,15 @@
           <w:color w:val="auto"/>
         </w:rPr>
       </w:pPr>
-      <w:proofErr w:type="spellStart"/>
-      <w:r>
-        <w:rPr>
-          <w:rStyle w:val="Emphasis"/>
-          <w:rFonts w:eastAsiaTheme="minorEastAsia"/>
-          <w:i w:val="0"/>
-          <w:iCs w:val="0"/>
-          <w:color w:val="auto"/>
-        </w:rPr>
-        <w:t>x_m</w:t>
-      </w:r>
-      <w:proofErr w:type="spellEnd"/>
-      <w:r>
-        <w:rPr>
-          <w:rStyle w:val="Emphasis"/>
-          <w:rFonts w:eastAsiaTheme="minorEastAsia"/>
-          <w:i w:val="0"/>
-          <w:iCs w:val="0"/>
-          <w:color w:val="auto"/>
-        </w:rPr>
-        <w:t xml:space="preserve"> = lege lijst</w:t>
+      <w:r>
+        <w:rPr>
+          <w:rStyle w:val="Emphasis"/>
+          <w:rFonts w:eastAsiaTheme="minorEastAsia"/>
+          <w:i w:val="0"/>
+          <w:iCs w:val="0"/>
+          <w:color w:val="auto"/>
+        </w:rPr>
+        <w:t>x_m = lege lijst</w:t>
       </w:r>
     </w:p>
     <w:p>
@@ -6146,27 +4996,15 @@
         </w:rPr>
         <w:tab/>
       </w:r>
-      <w:proofErr w:type="spellStart"/>
-      <w:r>
-        <w:rPr>
-          <w:rStyle w:val="Emphasis"/>
-          <w:rFonts w:eastAsiaTheme="minorEastAsia"/>
-          <w:i w:val="0"/>
-          <w:iCs w:val="0"/>
-          <w:color w:val="auto"/>
-        </w:rPr>
-        <w:t>b_m</w:t>
-      </w:r>
-      <w:proofErr w:type="spellEnd"/>
-      <w:r>
-        <w:rPr>
-          <w:rStyle w:val="Emphasis"/>
-          <w:rFonts w:eastAsiaTheme="minorEastAsia"/>
-          <w:i w:val="0"/>
-          <w:iCs w:val="0"/>
-          <w:color w:val="auto"/>
-        </w:rPr>
-        <w:t xml:space="preserve"> = 0</w:t>
+      <w:r>
+        <w:rPr>
+          <w:rStyle w:val="Emphasis"/>
+          <w:rFonts w:eastAsiaTheme="minorEastAsia"/>
+          <w:i w:val="0"/>
+          <w:iCs w:val="0"/>
+          <w:color w:val="auto"/>
+        </w:rPr>
+        <w:t>b_m = 0</w:t>
       </w:r>
     </w:p>
     <w:p>
@@ -6210,27 +5048,15 @@
         </w:rPr>
         <w:tab/>
       </w:r>
-      <w:proofErr w:type="spellStart"/>
-      <w:r>
-        <w:rPr>
-          <w:rStyle w:val="Emphasis"/>
-          <w:rFonts w:eastAsiaTheme="minorEastAsia"/>
-          <w:i w:val="0"/>
-          <w:iCs w:val="0"/>
-          <w:color w:val="auto"/>
-        </w:rPr>
-        <w:t>laatste_kleur_m</w:t>
-      </w:r>
-      <w:proofErr w:type="spellEnd"/>
-      <w:r>
-        <w:rPr>
-          <w:rStyle w:val="Emphasis"/>
-          <w:rFonts w:eastAsiaTheme="minorEastAsia"/>
-          <w:i w:val="0"/>
-          <w:iCs w:val="0"/>
-          <w:color w:val="auto"/>
-        </w:rPr>
-        <w:t xml:space="preserve"> = </w:t>
+      <w:r>
+        <w:rPr>
+          <w:rStyle w:val="Emphasis"/>
+          <w:rFonts w:eastAsiaTheme="minorEastAsia"/>
+          <w:i w:val="0"/>
+          <w:iCs w:val="0"/>
+          <w:color w:val="auto"/>
+        </w:rPr>
+        <w:t xml:space="preserve">laatste_kleur_m = </w:t>
       </w:r>
       <w:r>
         <w:rPr>
@@ -6392,29 +5218,7 @@
           <w:iCs w:val="0"/>
           <w:color w:val="auto"/>
         </w:rPr>
-        <w:t xml:space="preserve">als </w:t>
-      </w:r>
-      <w:proofErr w:type="spellStart"/>
-      <w:r>
-        <w:rPr>
-          <w:rStyle w:val="Emphasis"/>
-          <w:rFonts w:eastAsiaTheme="minorEastAsia"/>
-          <w:i w:val="0"/>
-          <w:iCs w:val="0"/>
-          <w:color w:val="auto"/>
-        </w:rPr>
-        <w:t>laatste_kleur_m</w:t>
-      </w:r>
-      <w:proofErr w:type="spellEnd"/>
-      <w:r>
-        <w:rPr>
-          <w:rStyle w:val="Emphasis"/>
-          <w:rFonts w:eastAsiaTheme="minorEastAsia"/>
-          <w:i w:val="0"/>
-          <w:iCs w:val="0"/>
-          <w:color w:val="auto"/>
-        </w:rPr>
-        <w:t xml:space="preserve"> = </w:t>
+        <w:t xml:space="preserve">als laatste_kleur_m = </w:t>
       </w:r>
       <w:r>
         <w:rPr>
@@ -6610,51 +5414,7 @@
           <w:iCs w:val="0"/>
           <w:color w:val="auto"/>
         </w:rPr>
-        <w:t>setup = s(</w:t>
-      </w:r>
-      <w:proofErr w:type="spellStart"/>
-      <w:r>
-        <w:rPr>
-          <w:rStyle w:val="Emphasis"/>
-          <w:rFonts w:eastAsiaTheme="minorEastAsia"/>
-          <w:i w:val="0"/>
-          <w:iCs w:val="0"/>
-          <w:color w:val="auto"/>
-        </w:rPr>
-        <w:t>laatste_kleur_m</w:t>
-      </w:r>
-      <w:proofErr w:type="spellEnd"/>
-      <w:r>
-        <w:rPr>
-          <w:rStyle w:val="Emphasis"/>
-          <w:rFonts w:eastAsiaTheme="minorEastAsia"/>
-          <w:i w:val="0"/>
-          <w:iCs w:val="0"/>
-          <w:color w:val="auto"/>
-        </w:rPr>
-        <w:t xml:space="preserve">, </w:t>
-      </w:r>
-      <w:proofErr w:type="spellStart"/>
-      <w:r>
-        <w:rPr>
-          <w:rStyle w:val="Emphasis"/>
-          <w:rFonts w:eastAsiaTheme="minorEastAsia"/>
-          <w:i w:val="0"/>
-          <w:iCs w:val="0"/>
-          <w:color w:val="auto"/>
-        </w:rPr>
-        <w:t>c_o</w:t>
-      </w:r>
-      <w:proofErr w:type="spellEnd"/>
-      <w:r>
-        <w:rPr>
-          <w:rStyle w:val="Emphasis"/>
-          <w:rFonts w:eastAsiaTheme="minorEastAsia"/>
-          <w:i w:val="0"/>
-          <w:iCs w:val="0"/>
-          <w:color w:val="auto"/>
-        </w:rPr>
-        <w:t>)</w:t>
+        <w:t>setup = s(laatste_kleur_m, c_o)</w:t>
       </w:r>
     </w:p>
     <w:p>
@@ -6698,84 +5458,184 @@
         </w:rPr>
         <w:tab/>
       </w:r>
-      <w:proofErr w:type="spellStart"/>
-      <w:r>
-        <w:rPr>
-          <w:rStyle w:val="Emphasis"/>
-          <w:rFonts w:eastAsiaTheme="minorEastAsia"/>
-          <w:i w:val="0"/>
-          <w:iCs w:val="0"/>
-          <w:color w:val="auto"/>
-        </w:rPr>
-        <w:t>f_m</w:t>
-      </w:r>
-      <w:proofErr w:type="spellEnd"/>
-      <w:r>
-        <w:rPr>
-          <w:rStyle w:val="Emphasis"/>
-          <w:rFonts w:eastAsiaTheme="minorEastAsia"/>
-          <w:i w:val="0"/>
-          <w:iCs w:val="0"/>
-          <w:color w:val="auto"/>
-        </w:rPr>
-        <w:t xml:space="preserve"> = </w:t>
-      </w:r>
-      <w:proofErr w:type="spellStart"/>
-      <w:r>
-        <w:rPr>
-          <w:rStyle w:val="Emphasis"/>
-          <w:rFonts w:eastAsiaTheme="minorEastAsia"/>
-          <w:i w:val="0"/>
-          <w:iCs w:val="0"/>
-          <w:color w:val="auto"/>
-        </w:rPr>
-        <w:t>b_m</w:t>
-      </w:r>
-      <w:proofErr w:type="spellEnd"/>
-      <w:r>
-        <w:rPr>
-          <w:rStyle w:val="Emphasis"/>
-          <w:rFonts w:eastAsiaTheme="minorEastAsia"/>
-          <w:i w:val="0"/>
-          <w:iCs w:val="0"/>
-          <w:color w:val="auto"/>
-        </w:rPr>
-        <w:t xml:space="preserve"> + setup + </w:t>
-      </w:r>
-      <w:proofErr w:type="spellStart"/>
-      <w:r>
-        <w:rPr>
-          <w:rStyle w:val="Emphasis"/>
-          <w:rFonts w:eastAsiaTheme="minorEastAsia"/>
-          <w:i w:val="0"/>
-          <w:iCs w:val="0"/>
-          <w:color w:val="auto"/>
-        </w:rPr>
-        <w:t>a_</w:t>
-      </w:r>
-      <w:proofErr w:type="gramStart"/>
-      <w:r>
-        <w:rPr>
-          <w:rStyle w:val="Emphasis"/>
-          <w:rFonts w:eastAsiaTheme="minorEastAsia"/>
-          <w:i w:val="0"/>
-          <w:iCs w:val="0"/>
-          <w:color w:val="auto"/>
-        </w:rPr>
-        <w:t>o</w:t>
-      </w:r>
-      <w:proofErr w:type="spellEnd"/>
-      <w:r>
-        <w:rPr>
-          <w:rStyle w:val="Emphasis"/>
-          <w:rFonts w:eastAsiaTheme="minorEastAsia"/>
-          <w:i w:val="0"/>
-          <w:iCs w:val="0"/>
-          <w:color w:val="auto"/>
-        </w:rPr>
-        <w:t xml:space="preserve"> /</w:t>
-      </w:r>
-      <w:proofErr w:type="gramEnd"/>
+      <w:r>
+        <w:rPr>
+          <w:rStyle w:val="Emphasis"/>
+          <w:rFonts w:eastAsiaTheme="minorEastAsia"/>
+          <w:i w:val="0"/>
+          <w:iCs w:val="0"/>
+          <w:color w:val="auto"/>
+        </w:rPr>
+        <w:t>f_m = b_m + setup + a_o / v_m</w:t>
+      </w:r>
+    </w:p>
+    <w:p>
+      <w:pPr>
+        <w:pStyle w:val="NoSpacing"/>
+        <w:rPr>
+          <w:rStyle w:val="Emphasis"/>
+          <w:rFonts w:eastAsiaTheme="minorEastAsia"/>
+          <w:i w:val="0"/>
+          <w:iCs w:val="0"/>
+          <w:color w:val="auto"/>
+        </w:rPr>
+      </w:pPr>
+      <w:r>
+        <w:rPr>
+          <w:rStyle w:val="Emphasis"/>
+          <w:rFonts w:eastAsiaTheme="minorEastAsia"/>
+          <w:i w:val="0"/>
+          <w:iCs w:val="0"/>
+          <w:color w:val="auto"/>
+        </w:rPr>
+        <w:t xml:space="preserve">  </w:t>
+      </w:r>
+      <w:r>
+        <w:rPr>
+          <w:rStyle w:val="Emphasis"/>
+          <w:rFonts w:eastAsiaTheme="minorEastAsia"/>
+          <w:i w:val="0"/>
+          <w:iCs w:val="0"/>
+          <w:color w:val="auto"/>
+        </w:rPr>
+        <w:tab/>
+      </w:r>
+      <w:r>
+        <w:rPr>
+          <w:rStyle w:val="Emphasis"/>
+          <w:rFonts w:eastAsiaTheme="minorEastAsia"/>
+          <w:i w:val="0"/>
+          <w:iCs w:val="0"/>
+          <w:color w:val="auto"/>
+        </w:rPr>
+        <w:t>m* = machine met de kleinste f_m</w:t>
+      </w:r>
+    </w:p>
+    <w:p>
+      <w:pPr>
+        <w:pStyle w:val="NoSpacing"/>
+        <w:rPr>
+          <w:rStyle w:val="Emphasis"/>
+          <w:rFonts w:eastAsiaTheme="minorEastAsia"/>
+          <w:i w:val="0"/>
+          <w:iCs w:val="0"/>
+          <w:color w:val="auto"/>
+        </w:rPr>
+      </w:pPr>
+      <w:r>
+        <w:rPr>
+          <w:rStyle w:val="Emphasis"/>
+          <w:rFonts w:eastAsiaTheme="minorEastAsia"/>
+          <w:i w:val="0"/>
+          <w:iCs w:val="0"/>
+          <w:color w:val="auto"/>
+        </w:rPr>
+        <w:t xml:space="preserve">       </w:t>
+      </w:r>
+      <w:r>
+        <w:rPr>
+          <w:rStyle w:val="Emphasis"/>
+          <w:rFonts w:eastAsiaTheme="minorEastAsia"/>
+          <w:i w:val="0"/>
+          <w:iCs w:val="0"/>
+          <w:color w:val="auto"/>
+        </w:rPr>
+        <w:tab/>
+      </w:r>
+      <w:r>
+        <w:rPr>
+          <w:rStyle w:val="Emphasis"/>
+          <w:rFonts w:eastAsiaTheme="minorEastAsia"/>
+          <w:i w:val="0"/>
+          <w:iCs w:val="0"/>
+          <w:color w:val="auto"/>
+        </w:rPr>
+        <w:tab/>
+      </w:r>
+      <w:r>
+        <w:rPr>
+          <w:rStyle w:val="Emphasis"/>
+          <w:rFonts w:eastAsiaTheme="minorEastAsia"/>
+          <w:i w:val="0"/>
+          <w:iCs w:val="0"/>
+          <w:color w:val="auto"/>
+        </w:rPr>
+        <w:t>(</w:t>
+      </w:r>
+      <w:r>
+        <w:rPr>
+          <w:rStyle w:val="Emphasis"/>
+          <w:rFonts w:eastAsiaTheme="minorEastAsia"/>
+          <w:i w:val="0"/>
+          <w:iCs w:val="0"/>
+          <w:color w:val="auto"/>
+        </w:rPr>
+        <w:t xml:space="preserve">gelijke f_m waardes? Neem </w:t>
+      </w:r>
+      <w:r>
+        <w:rPr>
+          <w:rStyle w:val="Emphasis"/>
+          <w:rFonts w:eastAsiaTheme="minorEastAsia"/>
+          <w:i w:val="0"/>
+          <w:iCs w:val="0"/>
+          <w:color w:val="auto"/>
+        </w:rPr>
+        <w:t>de machine met het laagste nummer)</w:t>
+      </w:r>
+    </w:p>
+    <w:p>
+      <w:pPr>
+        <w:pStyle w:val="NoSpacing"/>
+        <w:rPr>
+          <w:rStyle w:val="Emphasis"/>
+          <w:rFonts w:eastAsiaTheme="minorEastAsia"/>
+          <w:i w:val="0"/>
+          <w:iCs w:val="0"/>
+          <w:color w:val="auto"/>
+        </w:rPr>
+      </w:pPr>
+      <w:r>
+        <w:rPr>
+          <w:rStyle w:val="Emphasis"/>
+          <w:rFonts w:eastAsiaTheme="minorEastAsia"/>
+          <w:i w:val="0"/>
+          <w:iCs w:val="0"/>
+          <w:color w:val="auto"/>
+        </w:rPr>
+        <w:t xml:space="preserve">  </w:t>
+      </w:r>
+      <w:r>
+        <w:rPr>
+          <w:rStyle w:val="Emphasis"/>
+          <w:rFonts w:eastAsiaTheme="minorEastAsia"/>
+          <w:i w:val="0"/>
+          <w:iCs w:val="0"/>
+          <w:color w:val="auto"/>
+        </w:rPr>
+        <w:tab/>
+      </w:r>
+      <w:r>
+        <w:rPr>
+          <w:rStyle w:val="Emphasis"/>
+          <w:rFonts w:eastAsiaTheme="minorEastAsia"/>
+          <w:i w:val="0"/>
+          <w:iCs w:val="0"/>
+          <w:color w:val="auto"/>
+        </w:rPr>
+        <w:t>voeg o achteraan toe aan x_m*</w:t>
+      </w:r>
+    </w:p>
+    <w:p>
+      <w:pPr>
+        <w:pStyle w:val="NoSpacing"/>
+        <w:rPr>
+          <w:rStyle w:val="Emphasis"/>
+          <w:rFonts w:eastAsiaTheme="minorEastAsia"/>
+          <w:i w:val="0"/>
+          <w:iCs w:val="0"/>
+          <w:color w:val="auto"/>
+        </w:rPr>
+      </w:pPr>
       <w:r>
         <w:rPr>
           <w:rStyle w:val="Emphasis"/>
@@ -6786,18 +5646,26 @@
         </w:rPr>
         <w:t xml:space="preserve"> </w:t>
       </w:r>
-      <w:proofErr w:type="spellStart"/>
-      <w:r>
-        <w:rPr>
-          <w:rStyle w:val="Emphasis"/>
-          <w:rFonts w:eastAsiaTheme="minorEastAsia"/>
-          <w:i w:val="0"/>
-          <w:iCs w:val="0"/>
-          <w:color w:val="auto"/>
-        </w:rPr>
-        <w:t>v_m</w:t>
-      </w:r>
-      <w:proofErr w:type="spellEnd"/>
+      <w:r>
+        <w:rPr>
+          <w:rStyle w:val="Emphasis"/>
+          <w:rFonts w:eastAsiaTheme="minorEastAsia"/>
+          <w:i w:val="0"/>
+          <w:iCs w:val="0"/>
+          <w:color w:val="auto"/>
+        </w:rPr>
+        <w:tab/>
+      </w:r>
+      <w:r>
+        <w:rPr>
+          <w:rStyle w:val="Emphasis"/>
+          <w:rFonts w:eastAsiaTheme="minorEastAsia"/>
+          <w:i w:val="0"/>
+          <w:iCs w:val="0"/>
+          <w:color w:val="auto"/>
+        </w:rPr>
+        <w:t xml:space="preserve"> t_o = f_m*</w:t>
+      </w:r>
     </w:p>
     <w:p>
       <w:pPr>
@@ -6818,6 +5686,48 @@
           <w:iCs w:val="0"/>
           <w:color w:val="auto"/>
         </w:rPr>
+        <w:t xml:space="preserve"> </w:t>
+      </w:r>
+      <w:r>
+        <w:rPr>
+          <w:rStyle w:val="Emphasis"/>
+          <w:rFonts w:eastAsiaTheme="minorEastAsia"/>
+          <w:i w:val="0"/>
+          <w:iCs w:val="0"/>
+          <w:color w:val="auto"/>
+        </w:rPr>
+        <w:tab/>
+      </w:r>
+      <w:r>
+        <w:rPr>
+          <w:rStyle w:val="Emphasis"/>
+          <w:rFonts w:eastAsiaTheme="minorEastAsia"/>
+          <w:i w:val="0"/>
+          <w:iCs w:val="0"/>
+          <w:color w:val="auto"/>
+        </w:rPr>
+        <w:t>b_m* = f_m*</w:t>
+      </w:r>
+    </w:p>
+    <w:p>
+      <w:pPr>
+        <w:pStyle w:val="NoSpacing"/>
+        <w:rPr>
+          <w:rStyle w:val="Emphasis"/>
+          <w:rFonts w:eastAsiaTheme="minorEastAsia"/>
+          <w:i w:val="0"/>
+          <w:iCs w:val="0"/>
+          <w:color w:val="auto"/>
+        </w:rPr>
+      </w:pPr>
+      <w:r>
+        <w:rPr>
+          <w:rStyle w:val="Emphasis"/>
+          <w:rFonts w:eastAsiaTheme="minorEastAsia"/>
+          <w:i w:val="0"/>
+          <w:iCs w:val="0"/>
+          <w:color w:val="auto"/>
+        </w:rPr>
         <w:t xml:space="preserve">  </w:t>
       </w:r>
       <w:r>
@@ -6838,20 +5748,8 @@
           <w:iCs w:val="0"/>
           <w:color w:val="auto"/>
         </w:rPr>
-        <w:t xml:space="preserve">m* = machine met de kleinste </w:t>
-      </w:r>
-      <w:proofErr w:type="spellStart"/>
-      <w:r>
-        <w:rPr>
-          <w:rStyle w:val="Emphasis"/>
-          <w:rFonts w:eastAsiaTheme="minorEastAsia"/>
-          <w:i w:val="0"/>
-          <w:iCs w:val="0"/>
-          <w:color w:val="auto"/>
-        </w:rPr>
-        <w:t>f_m</w:t>
-      </w:r>
-      <w:proofErr w:type="spellEnd"/>
+        <w:t>laatste_kleur_m* = c_o</w:t>
+      </w:r>
     </w:p>
     <w:p>
       <w:pPr>
@@ -6872,7 +5770,7 @@
           <w:iCs w:val="0"/>
           <w:color w:val="auto"/>
         </w:rPr>
-        <w:t xml:space="preserve">       </w:t>
+        <w:t xml:space="preserve">  </w:t>
       </w:r>
       <w:r>
         <w:rPr>
@@ -6892,6 +5790,72 @@
           <w:iCs w:val="0"/>
           <w:color w:val="auto"/>
         </w:rPr>
+        <w:t>verwijder o uit L</w:t>
+      </w:r>
+    </w:p>
+    <w:p>
+      <w:pPr>
+        <w:pStyle w:val="NoSpacing"/>
+        <w:rPr>
+          <w:rStyle w:val="Emphasis"/>
+          <w:rFonts w:eastAsiaTheme="minorEastAsia"/>
+          <w:i w:val="0"/>
+          <w:iCs w:val="0"/>
+          <w:color w:val="auto"/>
+        </w:rPr>
+      </w:pPr>
+    </w:p>
+    <w:p>
+      <w:pPr>
+        <w:pStyle w:val="NoSpacing"/>
+        <w:rPr>
+          <w:rStyle w:val="Emphasis"/>
+          <w:rFonts w:eastAsiaTheme="minorEastAsia"/>
+          <w:i w:val="0"/>
+          <w:iCs w:val="0"/>
+          <w:color w:val="auto"/>
+        </w:rPr>
+      </w:pPr>
+      <w:r>
+        <w:rPr>
+          <w:rStyle w:val="Emphasis"/>
+          <w:rFonts w:eastAsiaTheme="minorEastAsia"/>
+          <w:i w:val="0"/>
+          <w:iCs w:val="0"/>
+          <w:color w:val="auto"/>
+        </w:rPr>
+        <w:t>Uitkomsten</w:t>
+      </w:r>
+    </w:p>
+    <w:p>
+      <w:pPr>
+        <w:pStyle w:val="NoSpacing"/>
+        <w:rPr>
+          <w:rStyle w:val="Emphasis"/>
+          <w:rFonts w:eastAsiaTheme="minorEastAsia"/>
+          <w:i w:val="0"/>
+          <w:iCs w:val="0"/>
+          <w:color w:val="auto"/>
+        </w:rPr>
+      </w:pPr>
+      <w:r>
+        <w:rPr>
+          <w:rStyle w:val="Emphasis"/>
+          <w:rFonts w:eastAsiaTheme="minorEastAsia"/>
+          <w:i w:val="0"/>
+          <w:iCs w:val="0"/>
+          <w:color w:val="auto"/>
+        </w:rPr>
+        <w:t xml:space="preserve">  </w:t>
+      </w:r>
+      <w:r>
+        <w:rPr>
+          <w:rStyle w:val="Emphasis"/>
+          <w:rFonts w:eastAsiaTheme="minorEastAsia"/>
+          <w:i w:val="0"/>
+          <w:iCs w:val="0"/>
+          <w:color w:val="auto"/>
+        </w:rPr>
         <w:tab/>
       </w:r>
       <w:r>
@@ -6902,49 +5866,7 @@
           <w:iCs w:val="0"/>
           <w:color w:val="auto"/>
         </w:rPr>
-        <w:t>(</w:t>
-      </w:r>
-      <w:r>
-        <w:rPr>
-          <w:rStyle w:val="Emphasis"/>
-          <w:rFonts w:eastAsiaTheme="minorEastAsia"/>
-          <w:i w:val="0"/>
-          <w:iCs w:val="0"/>
-          <w:color w:val="auto"/>
-        </w:rPr>
-        <w:t xml:space="preserve">gelijke </w:t>
-      </w:r>
-      <w:proofErr w:type="spellStart"/>
-      <w:r>
-        <w:rPr>
-          <w:rStyle w:val="Emphasis"/>
-          <w:rFonts w:eastAsiaTheme="minorEastAsia"/>
-          <w:i w:val="0"/>
-          <w:iCs w:val="0"/>
-          <w:color w:val="auto"/>
-        </w:rPr>
-        <w:t>f_m</w:t>
-      </w:r>
-      <w:proofErr w:type="spellEnd"/>
-      <w:r>
-        <w:rPr>
-          <w:rStyle w:val="Emphasis"/>
-          <w:rFonts w:eastAsiaTheme="minorEastAsia"/>
-          <w:i w:val="0"/>
-          <w:iCs w:val="0"/>
-          <w:color w:val="auto"/>
-        </w:rPr>
-        <w:t xml:space="preserve"> waardes? Neem </w:t>
-      </w:r>
-      <w:r>
-        <w:rPr>
-          <w:rStyle w:val="Emphasis"/>
-          <w:rFonts w:eastAsiaTheme="minorEastAsia"/>
-          <w:i w:val="0"/>
-          <w:iCs w:val="0"/>
-          <w:color w:val="auto"/>
-        </w:rPr>
-        <w:t>de machine met het laagste nummer)</w:t>
+        <w:t>x = de volgordes x_m van alle machines</w:t>
       </w:r>
     </w:p>
     <w:p>
@@ -6986,29 +5908,7 @@
           <w:iCs w:val="0"/>
           <w:color w:val="auto"/>
         </w:rPr>
-        <w:t xml:space="preserve">voeg o achteraan toe aan </w:t>
-      </w:r>
-      <w:proofErr w:type="spellStart"/>
-      <w:r>
-        <w:rPr>
-          <w:rStyle w:val="Emphasis"/>
-          <w:rFonts w:eastAsiaTheme="minorEastAsia"/>
-          <w:i w:val="0"/>
-          <w:iCs w:val="0"/>
-          <w:color w:val="auto"/>
-        </w:rPr>
-        <w:t>x_m</w:t>
-      </w:r>
-      <w:proofErr w:type="spellEnd"/>
-      <w:r>
-        <w:rPr>
-          <w:rStyle w:val="Emphasis"/>
-          <w:rFonts w:eastAsiaTheme="minorEastAsia"/>
-          <w:i w:val="0"/>
-          <w:iCs w:val="0"/>
-          <w:color w:val="auto"/>
-        </w:rPr>
-        <w:t>*</w:t>
+        <w:t>totale kosten = som over alle o van p_o * max(0, t_o - d_o)</w:t>
       </w:r>
     </w:p>
     <w:p>
@@ -7022,80 +5922,6 @@
           <w:color w:val="auto"/>
         </w:rPr>
       </w:pPr>
-      <w:r>
-        <w:rPr>
-          <w:rStyle w:val="Emphasis"/>
-          <w:rFonts w:eastAsiaTheme="minorEastAsia"/>
-          <w:i w:val="0"/>
-          <w:iCs w:val="0"/>
-          <w:color w:val="auto"/>
-        </w:rPr>
-        <w:t xml:space="preserve"> </w:t>
-      </w:r>
-      <w:r>
-        <w:rPr>
-          <w:rStyle w:val="Emphasis"/>
-          <w:rFonts w:eastAsiaTheme="minorEastAsia"/>
-          <w:i w:val="0"/>
-          <w:iCs w:val="0"/>
-          <w:color w:val="auto"/>
-        </w:rPr>
-        <w:tab/>
-      </w:r>
-      <w:r>
-        <w:rPr>
-          <w:rStyle w:val="Emphasis"/>
-          <w:rFonts w:eastAsiaTheme="minorEastAsia"/>
-          <w:i w:val="0"/>
-          <w:iCs w:val="0"/>
-          <w:color w:val="auto"/>
-        </w:rPr>
-        <w:t xml:space="preserve"> </w:t>
-      </w:r>
-      <w:proofErr w:type="spellStart"/>
-      <w:r>
-        <w:rPr>
-          <w:rStyle w:val="Emphasis"/>
-          <w:rFonts w:eastAsiaTheme="minorEastAsia"/>
-          <w:i w:val="0"/>
-          <w:iCs w:val="0"/>
-          <w:color w:val="auto"/>
-        </w:rPr>
-        <w:t>t_o</w:t>
-      </w:r>
-      <w:proofErr w:type="spellEnd"/>
-      <w:r>
-        <w:rPr>
-          <w:rStyle w:val="Emphasis"/>
-          <w:rFonts w:eastAsiaTheme="minorEastAsia"/>
-          <w:i w:val="0"/>
-          <w:iCs w:val="0"/>
-          <w:color w:val="auto"/>
-        </w:rPr>
-        <w:t xml:space="preserve"> = </w:t>
-      </w:r>
-      <w:proofErr w:type="spellStart"/>
-      <w:r>
-        <w:rPr>
-          <w:rStyle w:val="Emphasis"/>
-          <w:rFonts w:eastAsiaTheme="minorEastAsia"/>
-          <w:i w:val="0"/>
-          <w:iCs w:val="0"/>
-          <w:color w:val="auto"/>
-        </w:rPr>
-        <w:t>f_m</w:t>
-      </w:r>
-      <w:proofErr w:type="spellEnd"/>
-      <w:r>
-        <w:rPr>
-          <w:rStyle w:val="Emphasis"/>
-          <w:rFonts w:eastAsiaTheme="minorEastAsia"/>
-          <w:i w:val="0"/>
-          <w:iCs w:val="0"/>
-          <w:color w:val="auto"/>
-        </w:rPr>
-        <w:t>*</w:t>
-      </w:r>
     </w:p>
     <w:p>
       <w:pPr>
@@ -7116,453 +5942,7 @@
           <w:iCs w:val="0"/>
           <w:color w:val="auto"/>
         </w:rPr>
-        <w:t xml:space="preserve"> </w:t>
-      </w:r>
-      <w:r>
-        <w:rPr>
-          <w:rStyle w:val="Emphasis"/>
-          <w:rFonts w:eastAsiaTheme="minorEastAsia"/>
-          <w:i w:val="0"/>
-          <w:iCs w:val="0"/>
-          <w:color w:val="auto"/>
-        </w:rPr>
-        <w:tab/>
-      </w:r>
-      <w:proofErr w:type="spellStart"/>
-      <w:r>
-        <w:rPr>
-          <w:rStyle w:val="Emphasis"/>
-          <w:rFonts w:eastAsiaTheme="minorEastAsia"/>
-          <w:i w:val="0"/>
-          <w:iCs w:val="0"/>
-          <w:color w:val="auto"/>
-        </w:rPr>
-        <w:t>b_m</w:t>
-      </w:r>
-      <w:proofErr w:type="spellEnd"/>
-      <w:r>
-        <w:rPr>
-          <w:rStyle w:val="Emphasis"/>
-          <w:rFonts w:eastAsiaTheme="minorEastAsia"/>
-          <w:i w:val="0"/>
-          <w:iCs w:val="0"/>
-          <w:color w:val="auto"/>
-        </w:rPr>
-        <w:t xml:space="preserve">* = </w:t>
-      </w:r>
-      <w:proofErr w:type="spellStart"/>
-      <w:r>
-        <w:rPr>
-          <w:rStyle w:val="Emphasis"/>
-          <w:rFonts w:eastAsiaTheme="minorEastAsia"/>
-          <w:i w:val="0"/>
-          <w:iCs w:val="0"/>
-          <w:color w:val="auto"/>
-        </w:rPr>
-        <w:t>f_m</w:t>
-      </w:r>
-      <w:proofErr w:type="spellEnd"/>
-      <w:r>
-        <w:rPr>
-          <w:rStyle w:val="Emphasis"/>
-          <w:rFonts w:eastAsiaTheme="minorEastAsia"/>
-          <w:i w:val="0"/>
-          <w:iCs w:val="0"/>
-          <w:color w:val="auto"/>
-        </w:rPr>
-        <w:t>*</w:t>
-      </w:r>
-    </w:p>
-    <w:p>
-      <w:pPr>
-        <w:pStyle w:val="NoSpacing"/>
-        <w:rPr>
-          <w:rStyle w:val="Emphasis"/>
-          <w:rFonts w:eastAsiaTheme="minorEastAsia"/>
-          <w:i w:val="0"/>
-          <w:iCs w:val="0"/>
-          <w:color w:val="auto"/>
-        </w:rPr>
-      </w:pPr>
-      <w:r>
-        <w:rPr>
-          <w:rStyle w:val="Emphasis"/>
-          <w:rFonts w:eastAsiaTheme="minorEastAsia"/>
-          <w:i w:val="0"/>
-          <w:iCs w:val="0"/>
-          <w:color w:val="auto"/>
-        </w:rPr>
-        <w:t xml:space="preserve">  </w:t>
-      </w:r>
-      <w:r>
-        <w:rPr>
-          <w:rStyle w:val="Emphasis"/>
-          <w:rFonts w:eastAsiaTheme="minorEastAsia"/>
-          <w:i w:val="0"/>
-          <w:iCs w:val="0"/>
-          <w:color w:val="auto"/>
-        </w:rPr>
-        <w:tab/>
-      </w:r>
-      <w:proofErr w:type="spellStart"/>
-      <w:r>
-        <w:rPr>
-          <w:rStyle w:val="Emphasis"/>
-          <w:rFonts w:eastAsiaTheme="minorEastAsia"/>
-          <w:i w:val="0"/>
-          <w:iCs w:val="0"/>
-          <w:color w:val="auto"/>
-        </w:rPr>
-        <w:t>laatste_kleur_m</w:t>
-      </w:r>
-      <w:proofErr w:type="spellEnd"/>
-      <w:r>
-        <w:rPr>
-          <w:rStyle w:val="Emphasis"/>
-          <w:rFonts w:eastAsiaTheme="minorEastAsia"/>
-          <w:i w:val="0"/>
-          <w:iCs w:val="0"/>
-          <w:color w:val="auto"/>
-        </w:rPr>
-        <w:t xml:space="preserve">* = </w:t>
-      </w:r>
-      <w:proofErr w:type="spellStart"/>
-      <w:r>
-        <w:rPr>
-          <w:rStyle w:val="Emphasis"/>
-          <w:rFonts w:eastAsiaTheme="minorEastAsia"/>
-          <w:i w:val="0"/>
-          <w:iCs w:val="0"/>
-          <w:color w:val="auto"/>
-        </w:rPr>
-        <w:t>c_o</w:t>
-      </w:r>
-      <w:proofErr w:type="spellEnd"/>
-    </w:p>
-    <w:p>
-      <w:pPr>
-        <w:pStyle w:val="NoSpacing"/>
-        <w:rPr>
-          <w:rStyle w:val="Emphasis"/>
-          <w:rFonts w:eastAsiaTheme="minorEastAsia"/>
-          <w:i w:val="0"/>
-          <w:iCs w:val="0"/>
-          <w:color w:val="auto"/>
-        </w:rPr>
-      </w:pPr>
-      <w:r>
-        <w:rPr>
-          <w:rStyle w:val="Emphasis"/>
-          <w:rFonts w:eastAsiaTheme="minorEastAsia"/>
-          <w:i w:val="0"/>
-          <w:iCs w:val="0"/>
-          <w:color w:val="auto"/>
-        </w:rPr>
-        <w:t xml:space="preserve">  </w:t>
-      </w:r>
-      <w:r>
-        <w:rPr>
-          <w:rStyle w:val="Emphasis"/>
-          <w:rFonts w:eastAsiaTheme="minorEastAsia"/>
-          <w:i w:val="0"/>
-          <w:iCs w:val="0"/>
-          <w:color w:val="auto"/>
-        </w:rPr>
-        <w:tab/>
-      </w:r>
-      <w:r>
-        <w:rPr>
-          <w:rStyle w:val="Emphasis"/>
-          <w:rFonts w:eastAsiaTheme="minorEastAsia"/>
-          <w:i w:val="0"/>
-          <w:iCs w:val="0"/>
-          <w:color w:val="auto"/>
-        </w:rPr>
-        <w:t>verwijder o uit L</w:t>
-      </w:r>
-    </w:p>
-    <w:p>
-      <w:pPr>
-        <w:pStyle w:val="NoSpacing"/>
-        <w:rPr>
-          <w:rStyle w:val="Emphasis"/>
-          <w:rFonts w:eastAsiaTheme="minorEastAsia"/>
-          <w:i w:val="0"/>
-          <w:iCs w:val="0"/>
-          <w:color w:val="auto"/>
-        </w:rPr>
-      </w:pPr>
-    </w:p>
-    <w:p>
-      <w:pPr>
-        <w:pStyle w:val="NoSpacing"/>
-        <w:rPr>
-          <w:rStyle w:val="Emphasis"/>
-          <w:rFonts w:eastAsiaTheme="minorEastAsia"/>
-          <w:i w:val="0"/>
-          <w:iCs w:val="0"/>
-          <w:color w:val="auto"/>
-        </w:rPr>
-      </w:pPr>
-      <w:r>
-        <w:rPr>
-          <w:rStyle w:val="Emphasis"/>
-          <w:rFonts w:eastAsiaTheme="minorEastAsia"/>
-          <w:i w:val="0"/>
-          <w:iCs w:val="0"/>
-          <w:color w:val="auto"/>
-        </w:rPr>
-        <w:t>Uitkomsten</w:t>
-      </w:r>
-    </w:p>
-    <w:p>
-      <w:pPr>
-        <w:pStyle w:val="NoSpacing"/>
-        <w:rPr>
-          <w:rStyle w:val="Emphasis"/>
-          <w:rFonts w:eastAsiaTheme="minorEastAsia"/>
-          <w:i w:val="0"/>
-          <w:iCs w:val="0"/>
-          <w:color w:val="auto"/>
-        </w:rPr>
-      </w:pPr>
-      <w:r>
-        <w:rPr>
-          <w:rStyle w:val="Emphasis"/>
-          <w:rFonts w:eastAsiaTheme="minorEastAsia"/>
-          <w:i w:val="0"/>
-          <w:iCs w:val="0"/>
-          <w:color w:val="auto"/>
-        </w:rPr>
-        <w:t xml:space="preserve">  </w:t>
-      </w:r>
-      <w:r>
-        <w:rPr>
-          <w:rStyle w:val="Emphasis"/>
-          <w:rFonts w:eastAsiaTheme="minorEastAsia"/>
-          <w:i w:val="0"/>
-          <w:iCs w:val="0"/>
-          <w:color w:val="auto"/>
-        </w:rPr>
-        <w:tab/>
-      </w:r>
-      <w:r>
-        <w:rPr>
-          <w:rStyle w:val="Emphasis"/>
-          <w:rFonts w:eastAsiaTheme="minorEastAsia"/>
-          <w:i w:val="0"/>
-          <w:iCs w:val="0"/>
-          <w:color w:val="auto"/>
-        </w:rPr>
-        <w:t xml:space="preserve">x = de volgordes </w:t>
-      </w:r>
-      <w:proofErr w:type="spellStart"/>
-      <w:r>
-        <w:rPr>
-          <w:rStyle w:val="Emphasis"/>
-          <w:rFonts w:eastAsiaTheme="minorEastAsia"/>
-          <w:i w:val="0"/>
-          <w:iCs w:val="0"/>
-          <w:color w:val="auto"/>
-        </w:rPr>
-        <w:t>x_m</w:t>
-      </w:r>
-      <w:proofErr w:type="spellEnd"/>
-      <w:r>
-        <w:rPr>
-          <w:rStyle w:val="Emphasis"/>
-          <w:rFonts w:eastAsiaTheme="minorEastAsia"/>
-          <w:i w:val="0"/>
-          <w:iCs w:val="0"/>
-          <w:color w:val="auto"/>
-        </w:rPr>
-        <w:t xml:space="preserve"> van alle machines</w:t>
-      </w:r>
-    </w:p>
-    <w:p>
-      <w:pPr>
-        <w:pStyle w:val="NoSpacing"/>
-        <w:rPr>
-          <w:rStyle w:val="Emphasis"/>
-          <w:rFonts w:eastAsiaTheme="minorEastAsia"/>
-          <w:i w:val="0"/>
-          <w:iCs w:val="0"/>
-          <w:color w:val="auto"/>
-        </w:rPr>
-      </w:pPr>
-      <w:r>
-        <w:rPr>
-          <w:rStyle w:val="Emphasis"/>
-          <w:rFonts w:eastAsiaTheme="minorEastAsia"/>
-          <w:i w:val="0"/>
-          <w:iCs w:val="0"/>
-          <w:color w:val="auto"/>
-        </w:rPr>
-        <w:t xml:space="preserve">  </w:t>
-      </w:r>
-      <w:r>
-        <w:rPr>
-          <w:rStyle w:val="Emphasis"/>
-          <w:rFonts w:eastAsiaTheme="minorEastAsia"/>
-          <w:i w:val="0"/>
-          <w:iCs w:val="0"/>
-          <w:color w:val="auto"/>
-        </w:rPr>
-        <w:tab/>
-      </w:r>
-      <w:r>
-        <w:rPr>
-          <w:rStyle w:val="Emphasis"/>
-          <w:rFonts w:eastAsiaTheme="minorEastAsia"/>
-          <w:i w:val="0"/>
-          <w:iCs w:val="0"/>
-          <w:color w:val="auto"/>
-        </w:rPr>
-        <w:t xml:space="preserve">totale kosten = som over alle o van </w:t>
-      </w:r>
-      <w:proofErr w:type="spellStart"/>
-      <w:r>
-        <w:rPr>
-          <w:rStyle w:val="Emphasis"/>
-          <w:rFonts w:eastAsiaTheme="minorEastAsia"/>
-          <w:i w:val="0"/>
-          <w:iCs w:val="0"/>
-          <w:color w:val="auto"/>
-        </w:rPr>
-        <w:t>p_o</w:t>
-      </w:r>
-      <w:proofErr w:type="spellEnd"/>
-      <w:r>
-        <w:rPr>
-          <w:rStyle w:val="Emphasis"/>
-          <w:rFonts w:eastAsiaTheme="minorEastAsia"/>
-          <w:i w:val="0"/>
-          <w:iCs w:val="0"/>
-          <w:color w:val="auto"/>
-        </w:rPr>
-        <w:t xml:space="preserve"> * max(0, </w:t>
-      </w:r>
-      <w:proofErr w:type="spellStart"/>
-      <w:r>
-        <w:rPr>
-          <w:rStyle w:val="Emphasis"/>
-          <w:rFonts w:eastAsiaTheme="minorEastAsia"/>
-          <w:i w:val="0"/>
-          <w:iCs w:val="0"/>
-          <w:color w:val="auto"/>
-        </w:rPr>
-        <w:t>t_o</w:t>
-      </w:r>
-      <w:proofErr w:type="spellEnd"/>
-      <w:r>
-        <w:rPr>
-          <w:rStyle w:val="Emphasis"/>
-          <w:rFonts w:eastAsiaTheme="minorEastAsia"/>
-          <w:i w:val="0"/>
-          <w:iCs w:val="0"/>
-          <w:color w:val="auto"/>
-        </w:rPr>
-        <w:t xml:space="preserve"> - </w:t>
-      </w:r>
-      <w:proofErr w:type="spellStart"/>
-      <w:r>
-        <w:rPr>
-          <w:rStyle w:val="Emphasis"/>
-          <w:rFonts w:eastAsiaTheme="minorEastAsia"/>
-          <w:i w:val="0"/>
-          <w:iCs w:val="0"/>
-          <w:color w:val="auto"/>
-        </w:rPr>
-        <w:t>d_o</w:t>
-      </w:r>
-      <w:proofErr w:type="spellEnd"/>
-      <w:r>
-        <w:rPr>
-          <w:rStyle w:val="Emphasis"/>
-          <w:rFonts w:eastAsiaTheme="minorEastAsia"/>
-          <w:i w:val="0"/>
-          <w:iCs w:val="0"/>
-          <w:color w:val="auto"/>
-        </w:rPr>
-        <w:t>)</w:t>
-      </w:r>
-    </w:p>
-    <w:p>
-      <w:pPr>
-        <w:pStyle w:val="NoSpacing"/>
-        <w:rPr>
-          <w:rStyle w:val="Emphasis"/>
-          <w:rFonts w:eastAsiaTheme="minorEastAsia"/>
-          <w:i w:val="0"/>
-          <w:iCs w:val="0"/>
-          <w:color w:val="auto"/>
-        </w:rPr>
-      </w:pPr>
-    </w:p>
-    <w:p>
-      <w:pPr>
-        <w:pStyle w:val="NoSpacing"/>
-        <w:rPr>
-          <w:rStyle w:val="Emphasis"/>
-          <w:rFonts w:eastAsiaTheme="minorEastAsia"/>
-          <w:i w:val="0"/>
-          <w:iCs w:val="0"/>
-          <w:color w:val="auto"/>
-        </w:rPr>
-      </w:pPr>
-      <w:r>
-        <w:rPr>
-          <w:rStyle w:val="Emphasis"/>
-          <w:rFonts w:eastAsiaTheme="minorEastAsia"/>
-          <w:i w:val="0"/>
-          <w:iCs w:val="0"/>
-          <w:color w:val="auto"/>
-        </w:rPr>
-        <w:t xml:space="preserve">De pseudocode is zelf opgesteld, met het </w:t>
-      </w:r>
-      <w:proofErr w:type="spellStart"/>
-      <w:r>
-        <w:rPr>
-          <w:rStyle w:val="Emphasis"/>
-          <w:rFonts w:eastAsiaTheme="minorEastAsia"/>
-          <w:i w:val="0"/>
-          <w:iCs w:val="0"/>
-          <w:color w:val="auto"/>
-        </w:rPr>
-        <w:t>constructive</w:t>
-      </w:r>
-      <w:proofErr w:type="spellEnd"/>
-      <w:r>
-        <w:rPr>
-          <w:rStyle w:val="Emphasis"/>
-          <w:rFonts w:eastAsiaTheme="minorEastAsia"/>
-          <w:i w:val="0"/>
-          <w:iCs w:val="0"/>
-          <w:color w:val="auto"/>
-        </w:rPr>
-        <w:t xml:space="preserve"> search-principe uit </w:t>
-      </w:r>
-      <w:proofErr w:type="spellStart"/>
-      <w:r>
-        <w:rPr>
-          <w:rStyle w:val="Emphasis"/>
-          <w:rFonts w:eastAsiaTheme="minorEastAsia"/>
-          <w:i w:val="0"/>
-          <w:iCs w:val="0"/>
-          <w:color w:val="auto"/>
-        </w:rPr>
-        <w:t>Rardin</w:t>
-      </w:r>
-      <w:proofErr w:type="spellEnd"/>
-      <w:r>
-        <w:rPr>
-          <w:rStyle w:val="Emphasis"/>
-          <w:rFonts w:eastAsiaTheme="minorEastAsia"/>
-          <w:i w:val="0"/>
-          <w:iCs w:val="0"/>
-          <w:color w:val="auto"/>
-        </w:rPr>
-        <w:t xml:space="preserve"> (2017) als uitgangspunt</w:t>
+        <w:t>De pseudocode is zelf opgesteld, met het constructive search-principe uit Rardin (2017) als uitgangspunt</w:t>
       </w:r>
     </w:p>
     <w:p>
@@ -7599,22 +5979,8 @@
           <w:sz w:val="36"/>
           <w:szCs w:val="36"/>
         </w:rPr>
-        <w:t xml:space="preserve"> </w:t>
-      </w:r>
-      <w:proofErr w:type="spellStart"/>
-      <w:r>
-        <w:rPr>
-          <w:rStyle w:val="Emphasis"/>
-          <w:rFonts w:eastAsiaTheme="minorEastAsia"/>
-          <w:i w:val="0"/>
-          <w:iCs w:val="0"/>
-          <w:color w:val="FF0000"/>
-          <w:sz w:val="36"/>
-          <w:szCs w:val="36"/>
-        </w:rPr>
-        <w:t>reference</w:t>
-      </w:r>
-      <w:proofErr w:type="spellEnd"/>
+        <w:t xml:space="preserve"> reference</w:t>
+      </w:r>
     </w:p>
     <w:p>
       <w:pPr>
@@ -7655,152 +6021,292 @@
         <w:rPr>
           <w:rStyle w:val="SubtleEmphasis"/>
         </w:rPr>
-        <w:t xml:space="preserve">Je kunt pseudocode uit </w:t>
-      </w:r>
-      <w:proofErr w:type="spellStart"/>
+        <w:t>Je kunt pseudocode uit Rardin gebruiken als vertrekpunt</w:t>
+      </w:r>
       <w:r>
         <w:rPr>
           <w:rStyle w:val="SubtleEmphasis"/>
         </w:rPr>
-        <w:t>Rardin</w:t>
-      </w:r>
-      <w:proofErr w:type="spellEnd"/>
+        <w:t>, en deze wijzigen of aanvullen</w:t>
+      </w:r>
       <w:r>
         <w:rPr>
           <w:rStyle w:val="SubtleEmphasis"/>
         </w:rPr>
-        <w:t xml:space="preserve"> gebruiken als vertrekpunt</w:t>
+        <w:t>.</w:t>
       </w:r>
       <w:r>
         <w:rPr>
           <w:rStyle w:val="SubtleEmphasis"/>
         </w:rPr>
-        <w:t>, en deze wijzigen of aanvullen</w:t>
+        <w:t xml:space="preserve"> In dat geval is het gepast om </w:t>
       </w:r>
       <w:r>
         <w:rPr>
           <w:rStyle w:val="SubtleEmphasis"/>
         </w:rPr>
+        <w:t>een verwijzing naar Rardin op te nemen.</w:t>
+      </w:r>
+    </w:p>
+    <w:p>
+      <w:pPr>
+        <w:pStyle w:val="Heading2"/>
+      </w:pPr>
+      <w:r>
+        <w:t>Discrete Improving Search</w:t>
+      </w:r>
+    </w:p>
+    <w:p>
+      <w:pPr>
+        <w:rPr>
+          <w:rStyle w:val="Emphasis"/>
+        </w:rPr>
+      </w:pPr>
+      <w:r>
+        <w:rPr>
+          <w:rStyle w:val="Emphasis"/>
+        </w:rPr>
+        <w:t xml:space="preserve">Beschrijf </w:t>
+      </w:r>
+      <w:r>
+        <w:rPr>
+          <w:rStyle w:val="Emphasis"/>
+        </w:rPr>
+        <w:t xml:space="preserve">beknopt in woorden </w:t>
+      </w:r>
+      <w:r>
+        <w:rPr>
+          <w:rStyle w:val="Emphasis"/>
+        </w:rPr>
+        <w:t>hoe een bestaande oplossing systematisch wordt verbeterd totdat een lokaal optimum is bereikt.</w:t>
+      </w:r>
+      <w:r>
+        <w:rPr>
+          <w:rStyle w:val="Emphasis"/>
+        </w:rPr>
+        <w:t xml:space="preserve"> &gt; Richtlijn: één alinea.</w:t>
+      </w:r>
+    </w:p>
+    <w:p>
+      <w:pPr>
+        <w:rPr>
+          <w:rStyle w:val="Emphasis"/>
+          <w:i w:val="0"/>
+          <w:iCs w:val="0"/>
+          <w:color w:val="auto"/>
+        </w:rPr>
+      </w:pPr>
+      <w:r>
+        <w:rPr>
+          <w:rStyle w:val="Emphasis"/>
+          <w:i w:val="0"/>
+          <w:iCs w:val="0"/>
+          <w:color w:val="auto"/>
+        </w:rPr>
+        <w:t>Bij discrete improving search begin je met een toegelaten startoplossing en definieer je een buur</w:t>
+      </w:r>
+      <w:r>
+        <w:rPr>
+          <w:rStyle w:val="Emphasis"/>
+          <w:i w:val="0"/>
+          <w:iCs w:val="0"/>
+          <w:color w:val="auto"/>
+        </w:rPr>
+        <w:t>t</w:t>
+      </w:r>
+      <w:r>
+        <w:rPr>
+          <w:rStyle w:val="Emphasis"/>
+          <w:i w:val="0"/>
+          <w:iCs w:val="0"/>
+          <w:color w:val="auto"/>
+        </w:rPr>
+        <w:t xml:space="preserve">. Dat is een </w:t>
+      </w:r>
+      <w:r>
+        <w:rPr>
+          <w:rStyle w:val="Emphasis"/>
+          <w:i w:val="0"/>
+          <w:iCs w:val="0"/>
+          <w:color w:val="auto"/>
+        </w:rPr>
+        <w:t xml:space="preserve">verzameling oplossingen die je uit de huidige oplossing krijgt door een kleine, vaste </w:t>
+      </w:r>
+      <w:r>
+        <w:rPr>
+          <w:rStyle w:val="Emphasis"/>
+          <w:i w:val="0"/>
+          <w:iCs w:val="0"/>
+          <w:color w:val="auto"/>
+        </w:rPr>
+        <w:t>aanpassing</w:t>
+      </w:r>
+      <w:r>
+        <w:rPr>
+          <w:rStyle w:val="Emphasis"/>
+          <w:i w:val="0"/>
+          <w:iCs w:val="0"/>
+          <w:color w:val="auto"/>
+        </w:rPr>
+        <w:t xml:space="preserve">, zoals het </w:t>
+      </w:r>
+      <w:r>
+        <w:rPr>
+          <w:rStyle w:val="Emphasis"/>
+          <w:i w:val="0"/>
+          <w:iCs w:val="0"/>
+          <w:color w:val="auto"/>
+        </w:rPr>
+        <w:t>omwisselen</w:t>
+      </w:r>
+      <w:r>
+        <w:rPr>
+          <w:rStyle w:val="Emphasis"/>
+          <w:i w:val="0"/>
+          <w:iCs w:val="0"/>
+          <w:color w:val="auto"/>
+        </w:rPr>
+        <w:t xml:space="preserve"> van elementen. Je bekijkt de buuroplossingen en berekent voor elk of de doelfunctie verbetert. Zodra je een betere </w:t>
+      </w:r>
+      <w:r>
+        <w:rPr>
+          <w:rStyle w:val="Emphasis"/>
+          <w:i w:val="0"/>
+          <w:iCs w:val="0"/>
+          <w:color w:val="auto"/>
+        </w:rPr>
+        <w:t>oplossing</w:t>
+      </w:r>
+      <w:r>
+        <w:rPr>
+          <w:rStyle w:val="Emphasis"/>
+          <w:i w:val="0"/>
+          <w:iCs w:val="0"/>
+          <w:color w:val="auto"/>
+        </w:rPr>
+        <w:t xml:space="preserve"> vindt, ga je daarheen bij "</w:t>
+      </w:r>
+      <w:r>
+        <w:rPr>
+          <w:rStyle w:val="Emphasis"/>
+          <w:color w:val="auto"/>
+        </w:rPr>
+        <w:t>first improvement</w:t>
+      </w:r>
+      <w:r>
+        <w:rPr>
+          <w:rStyle w:val="Emphasis"/>
+          <w:i w:val="0"/>
+          <w:iCs w:val="0"/>
+          <w:color w:val="auto"/>
+        </w:rPr>
+        <w:t>"</w:t>
+      </w:r>
+      <w:r>
+        <w:rPr>
+          <w:rStyle w:val="Emphasis"/>
+          <w:i w:val="0"/>
+          <w:iCs w:val="0"/>
+          <w:color w:val="auto"/>
+        </w:rPr>
+        <w:t xml:space="preserve"> of pak je de beste van al die oplossingen bij </w:t>
+      </w:r>
+      <w:r>
+        <w:rPr>
+          <w:rStyle w:val="Emphasis"/>
+          <w:i w:val="0"/>
+          <w:iCs w:val="0"/>
+          <w:color w:val="auto"/>
+        </w:rPr>
+        <w:t>"</w:t>
+      </w:r>
+      <w:r>
+        <w:rPr>
+          <w:rStyle w:val="Emphasis"/>
+          <w:color w:val="auto"/>
+        </w:rPr>
+        <w:t>best improvement</w:t>
+      </w:r>
+      <w:r>
+        <w:rPr>
+          <w:rStyle w:val="Emphasis"/>
+          <w:i w:val="0"/>
+          <w:iCs w:val="0"/>
+          <w:color w:val="auto"/>
+        </w:rPr>
+        <w:t>" en</w:t>
+      </w:r>
+      <w:r>
+        <w:rPr>
+          <w:rStyle w:val="Emphasis"/>
+          <w:i w:val="0"/>
+          <w:iCs w:val="0"/>
+          <w:color w:val="auto"/>
+        </w:rPr>
+        <w:t xml:space="preserve"> dan wordt</w:t>
+      </w:r>
+      <w:r>
+        <w:rPr>
+          <w:rStyle w:val="Emphasis"/>
+          <w:i w:val="0"/>
+          <w:iCs w:val="0"/>
+          <w:color w:val="auto"/>
+        </w:rPr>
+        <w:t xml:space="preserve"> die oplossing de nieuwe huidige oplossing. Dit gaat door tot geen enkele buur beter is dan de huidige oplossing. Dan </w:t>
+      </w:r>
+      <w:r>
+        <w:rPr>
+          <w:rStyle w:val="Emphasis"/>
+          <w:i w:val="0"/>
+          <w:iCs w:val="0"/>
+          <w:color w:val="auto"/>
+        </w:rPr>
+        <w:t>is er</w:t>
+      </w:r>
+      <w:r>
+        <w:rPr>
+          <w:rStyle w:val="Emphasis"/>
+          <w:i w:val="0"/>
+          <w:iCs w:val="0"/>
+          <w:color w:val="auto"/>
+        </w:rPr>
+        <w:t xml:space="preserve"> een lokaal optimum </w:t>
+      </w:r>
+      <w:r>
+        <w:rPr>
+          <w:rStyle w:val="Emphasis"/>
+          <w:i w:val="0"/>
+          <w:iCs w:val="0"/>
+          <w:color w:val="auto"/>
+        </w:rPr>
+        <w:t xml:space="preserve">bereikt </w:t>
+      </w:r>
+      <w:r>
+        <w:rPr>
+          <w:rStyle w:val="Emphasis"/>
+          <w:i w:val="0"/>
+          <w:iCs w:val="0"/>
+          <w:color w:val="auto"/>
+        </w:rPr>
+        <w:t>en dat is dus de beste</w:t>
+      </w:r>
+      <w:r>
+        <w:rPr>
+          <w:rStyle w:val="Emphasis"/>
+          <w:i w:val="0"/>
+          <w:iCs w:val="0"/>
+          <w:color w:val="auto"/>
+        </w:rPr>
+        <w:t xml:space="preserve"> oplossing binnen de gekozen buurt</w:t>
+      </w:r>
+      <w:r>
+        <w:rPr>
+          <w:rStyle w:val="Emphasis"/>
+          <w:i w:val="0"/>
+          <w:iCs w:val="0"/>
+          <w:color w:val="auto"/>
+        </w:rPr>
         <w:t>.</w:t>
-      </w:r>
-      <w:r>
-        <w:rPr>
-          <w:rStyle w:val="SubtleEmphasis"/>
-        </w:rPr>
-        <w:t xml:space="preserve"> In dat geval is het gepast om </w:t>
-      </w:r>
-      <w:r>
-        <w:rPr>
-          <w:rStyle w:val="SubtleEmphasis"/>
-        </w:rPr>
-        <w:t xml:space="preserve">een verwijzing naar </w:t>
-      </w:r>
-      <w:proofErr w:type="spellStart"/>
-      <w:r>
-        <w:rPr>
-          <w:rStyle w:val="SubtleEmphasis"/>
-        </w:rPr>
-        <w:t>Rardin</w:t>
-      </w:r>
-      <w:proofErr w:type="spellEnd"/>
-      <w:r>
-        <w:rPr>
-          <w:rStyle w:val="SubtleEmphasis"/>
-        </w:rPr>
-        <w:t xml:space="preserve"> op te nemen.</w:t>
-      </w:r>
-    </w:p>
-    <w:p>
-      <w:pPr>
-        <w:pStyle w:val="Heading2"/>
-      </w:pPr>
-      <w:r>
-        <w:t xml:space="preserve">Discrete </w:t>
-      </w:r>
-      <w:proofErr w:type="spellStart"/>
-      <w:r>
-        <w:t>Improving</w:t>
-      </w:r>
-      <w:proofErr w:type="spellEnd"/>
-      <w:r>
-        <w:t xml:space="preserve"> Search</w:t>
-      </w:r>
-    </w:p>
-    <w:p>
-      <w:pPr>
-        <w:rPr>
-          <w:rStyle w:val="Emphasis"/>
-        </w:rPr>
-      </w:pPr>
-      <w:r>
-        <w:rPr>
-          <w:rStyle w:val="Emphasis"/>
-        </w:rPr>
-        <w:t xml:space="preserve">Beschrijf </w:t>
-      </w:r>
-      <w:r>
-        <w:rPr>
-          <w:rStyle w:val="Emphasis"/>
-        </w:rPr>
-        <w:t xml:space="preserve">beknopt in woorden </w:t>
-      </w:r>
-      <w:r>
-        <w:rPr>
-          <w:rStyle w:val="Emphasis"/>
-        </w:rPr>
-        <w:t>hoe een bestaande oplossing systematisch wordt verbeterd totdat een lokaal optimum is bereikt.</w:t>
-      </w:r>
-      <w:r>
-        <w:rPr>
-          <w:rStyle w:val="Emphasis"/>
-        </w:rPr>
-        <w:t xml:space="preserve"> &gt; Richtlijn: één alinea.</w:t>
-      </w:r>
-    </w:p>
-    <w:p>
-      <w:pPr>
-        <w:rPr>
-          <w:rStyle w:val="Emphasis"/>
-          <w:i w:val="0"/>
-          <w:iCs w:val="0"/>
-          <w:color w:val="auto"/>
-        </w:rPr>
-      </w:pPr>
-      <w:r>
-        <w:rPr>
-          <w:rStyle w:val="Emphasis"/>
-          <w:i w:val="0"/>
-          <w:iCs w:val="0"/>
-          <w:color w:val="auto"/>
-        </w:rPr>
-        <w:t xml:space="preserve">De bestaande oplossing wordt verbeterd door een order te selecteren en te kijken of er een </w:t>
-      </w:r>
-      <w:r>
-        <w:rPr>
-          <w:rStyle w:val="Emphasis"/>
-          <w:i w:val="0"/>
-          <w:iCs w:val="0"/>
-          <w:color w:val="auto"/>
-        </w:rPr>
-        <w:t>positie</w:t>
-      </w:r>
-      <w:r>
-        <w:rPr>
-          <w:rStyle w:val="Emphasis"/>
-          <w:i w:val="0"/>
-          <w:iCs w:val="0"/>
-          <w:color w:val="auto"/>
-        </w:rPr>
-        <w:t xml:space="preserve"> is</w:t>
-      </w:r>
-      <w:r>
-        <w:rPr>
-          <w:rStyle w:val="Emphasis"/>
-          <w:i w:val="0"/>
-          <w:iCs w:val="0"/>
-          <w:color w:val="auto"/>
-        </w:rPr>
-        <w:t xml:space="preserve"> op een van de andere machines, waardoor de totale kosten verminderen.</w:t>
       </w:r>
     </w:p>
     <w:p>
@@ -7884,6 +6390,7 @@
           <w:iCs w:val="0"/>
           <w:color w:val="auto"/>
         </w:rPr>
+        <w:lastRenderedPageBreak/>
         <w:t>B</w:t>
       </w:r>
       <w:r>
@@ -8017,18 +6524,15 @@
           <w:color w:val="auto"/>
         </w:rPr>
       </w:pPr>
-      <w:proofErr w:type="spellStart"/>
-      <w:r>
-        <w:rPr>
-          <w:rStyle w:val="Emphasis"/>
-          <w:i w:val="0"/>
-          <w:iCs w:val="0"/>
-          <w:color w:val="auto"/>
-        </w:rPr>
-        <w:lastRenderedPageBreak/>
+      <w:r>
+        <w:rPr>
+          <w:rStyle w:val="Emphasis"/>
+          <w:i w:val="0"/>
+          <w:iCs w:val="0"/>
+          <w:color w:val="auto"/>
+        </w:rPr>
         <w:t>Insertion</w:t>
       </w:r>
-      <w:proofErr w:type="spellEnd"/>
     </w:p>
     <w:p>
       <w:pPr>
@@ -8060,7 +6564,25 @@
           <w:iCs w:val="0"/>
           <w:color w:val="auto"/>
         </w:rPr>
-        <w:t>naar een andere positie op dezelfde machine. Meer mogelijkheden van bij de swap, maar nog steeds geen oplossing voor de orderverdeling over de machines.</w:t>
+        <w:t xml:space="preserve">naar een andere positie op dezelfde machine. Meer mogelijkheden </w:t>
+      </w:r>
+      <w:r>
+        <w:rPr>
+          <w:rStyle w:val="Emphasis"/>
+          <w:i w:val="0"/>
+          <w:iCs w:val="0"/>
+          <w:color w:val="auto"/>
+        </w:rPr>
+        <w:t>d</w:t>
+      </w:r>
+      <w:r>
+        <w:rPr>
+          <w:rStyle w:val="Emphasis"/>
+          <w:i w:val="0"/>
+          <w:iCs w:val="0"/>
+          <w:color w:val="auto"/>
+        </w:rPr>
+        <w:t>an bij de swap, maar nog steeds geen oplossing voor de orderverdeling over de machines.</w:t>
       </w:r>
     </w:p>
     <w:p>
@@ -8148,36 +6670,34 @@
           <w:iCs w:val="0"/>
           <w:color w:val="auto"/>
         </w:rPr>
-        <w:t xml:space="preserve"> voor </w:t>
-      </w:r>
-      <w:proofErr w:type="spellStart"/>
-      <w:r>
-        <w:rPr>
-          <w:rStyle w:val="Emphasis"/>
-          <w:i w:val="0"/>
-          <w:iCs w:val="0"/>
-          <w:color w:val="auto"/>
-        </w:rPr>
-        <w:t>insertion</w:t>
-      </w:r>
-      <w:proofErr w:type="spellEnd"/>
-      <w:r>
-        <w:rPr>
-          <w:rStyle w:val="Emphasis"/>
-          <w:i w:val="0"/>
-          <w:iCs w:val="0"/>
-          <w:color w:val="auto"/>
-        </w:rPr>
-        <w:t xml:space="preserve"> tussen machines</w:t>
-      </w:r>
-      <w:r>
-        <w:rPr>
-          <w:rStyle w:val="Emphasis"/>
-          <w:i w:val="0"/>
-          <w:iCs w:val="0"/>
-          <w:color w:val="auto"/>
-        </w:rPr>
-        <w:t xml:space="preserve"> aangezien dit beter is dan swap. </w:t>
+        <w:t xml:space="preserve"> voor insertion tussen machines</w:t>
+      </w:r>
+      <w:r>
+        <w:rPr>
+          <w:rStyle w:val="Emphasis"/>
+          <w:i w:val="0"/>
+          <w:iCs w:val="0"/>
+          <w:color w:val="auto"/>
+        </w:rPr>
+        <w:t xml:space="preserve"> aangezien dit </w:t>
+      </w:r>
+      <w:r>
+        <w:rPr>
+          <w:rStyle w:val="Emphasis"/>
+          <w:i w:val="0"/>
+          <w:iCs w:val="0"/>
+          <w:color w:val="auto"/>
+        </w:rPr>
+        <w:t>tot een beter optimum leidt</w:t>
+      </w:r>
+      <w:r>
+        <w:rPr>
+          <w:rStyle w:val="Emphasis"/>
+          <w:i w:val="0"/>
+          <w:iCs w:val="0"/>
+          <w:color w:val="auto"/>
+        </w:rPr>
+        <w:t xml:space="preserve"> dan swap. </w:t>
       </w:r>
       <w:r>
         <w:rPr>
@@ -8195,27 +6715,7 @@
           <w:iCs w:val="0"/>
           <w:color w:val="auto"/>
         </w:rPr>
-        <w:t xml:space="preserve">t </w:t>
-      </w:r>
-      <w:proofErr w:type="spellStart"/>
-      <w:r>
-        <w:rPr>
-          <w:rStyle w:val="Emphasis"/>
-          <w:i w:val="0"/>
-          <w:iCs w:val="0"/>
-          <w:color w:val="auto"/>
-        </w:rPr>
-        <w:t>insertion</w:t>
-      </w:r>
-      <w:proofErr w:type="spellEnd"/>
-      <w:r>
-        <w:rPr>
-          <w:rStyle w:val="Emphasis"/>
-          <w:i w:val="0"/>
-          <w:iCs w:val="0"/>
-          <w:color w:val="auto"/>
-        </w:rPr>
-        <w:t xml:space="preserve"> tussen machines ervoor dat er een grotere buurruimtestructuur is waardoor je een betere oplossing krijgt. Het nadeel is wel dat dit wat langer kan duren, maar in dit geval</w:t>
+        <w:t>t insertion tussen machines ervoor dat er een grotere buurruimtestructuur is waardoor je een betere oplossing krijgt. Het nadeel is wel dat dit wat langer kan duren, maar in dit geval</w:t>
       </w:r>
       <w:r>
         <w:rPr>
@@ -8280,35 +6780,7 @@
         <w:rPr>
           <w:rStyle w:val="Emphasis"/>
         </w:rPr>
-        <w:t xml:space="preserve"> Benoem bijvoorbeeld of first </w:t>
-      </w:r>
-      <w:proofErr w:type="spellStart"/>
-      <w:r>
-        <w:rPr>
-          <w:rStyle w:val="Emphasis"/>
-        </w:rPr>
-        <w:t>improvement</w:t>
-      </w:r>
-      <w:proofErr w:type="spellEnd"/>
-      <w:r>
-        <w:rPr>
-          <w:rStyle w:val="Emphasis"/>
-        </w:rPr>
-        <w:t xml:space="preserve"> of best </w:t>
-      </w:r>
-      <w:proofErr w:type="spellStart"/>
-      <w:r>
-        <w:rPr>
-          <w:rStyle w:val="Emphasis"/>
-        </w:rPr>
-        <w:t>improvement</w:t>
-      </w:r>
-      <w:proofErr w:type="spellEnd"/>
-      <w:r>
-        <w:rPr>
-          <w:rStyle w:val="Emphasis"/>
-        </w:rPr>
-        <w:t xml:space="preserve"> wordt gebruikt. Leg uit in welke volgorde moves worden onderzocht.</w:t>
+        <w:t xml:space="preserve"> Benoem bijvoorbeeld of first improvement of best improvement wordt gebruikt. Leg uit in welke volgorde moves worden onderzocht.</w:t>
       </w:r>
     </w:p>
     <w:p>
@@ -8364,16 +6836,7 @@
           <w:iCs w:val="0"/>
           <w:color w:val="auto"/>
         </w:rPr>
-        <w:t xml:space="preserve"> de huidige machine is waar de order op staat. Binnen die machine gaat hij alle mogelijke posities af en hij </w:t>
-      </w:r>
-      <w:r>
-        <w:rPr>
-          <w:rStyle w:val="Emphasis"/>
-          <w:i w:val="0"/>
-          <w:iCs w:val="0"/>
-          <w:color w:val="auto"/>
-        </w:rPr>
-        <w:t>onthoudt alleen een specifieke positie wanneer deze beter is dan alle andere posities die hij tot nu toe heeft doorlopen</w:t>
+        <w:t xml:space="preserve"> de huidige machine is waar de order op staat. Binnen die machine gaat hij alle mogelijke posities af en hij onthoudt alleen een specifieke positie wanneer deze beter is dan alle andere posities die hij tot nu toe heeft doorlopen</w:t>
       </w:r>
       <w:r>
         <w:rPr>
@@ -8434,17 +6897,8 @@
           <w:rStyle w:val="Emphasis"/>
           <w:color w:val="auto"/>
         </w:rPr>
-        <w:t xml:space="preserve">best </w:t>
-      </w:r>
-      <w:proofErr w:type="spellStart"/>
-      <w:r>
-        <w:rPr>
-          <w:rStyle w:val="Emphasis"/>
-          <w:color w:val="auto"/>
-        </w:rPr>
-        <w:t>improvement</w:t>
-      </w:r>
-      <w:proofErr w:type="spellEnd"/>
+        <w:t>best improvement</w:t>
+      </w:r>
       <w:r>
         <w:rPr>
           <w:rStyle w:val="Emphasis"/>
@@ -8461,7 +6915,7 @@
           <w:iCs w:val="0"/>
           <w:color w:val="auto"/>
         </w:rPr>
-        <w:t>grootste</w:t>
+        <w:t>beste</w:t>
       </w:r>
       <w:r>
         <w:rPr>
@@ -8488,27 +6942,7 @@
           <w:iCs w:val="0"/>
           <w:color w:val="auto"/>
         </w:rPr>
-        <w:t xml:space="preserve"> Deze </w:t>
-      </w:r>
-      <w:proofErr w:type="spellStart"/>
-      <w:r>
-        <w:rPr>
-          <w:rStyle w:val="Emphasis"/>
-          <w:i w:val="0"/>
-          <w:iCs w:val="0"/>
-          <w:color w:val="auto"/>
-        </w:rPr>
-        <w:t>improvement</w:t>
-      </w:r>
-      <w:proofErr w:type="spellEnd"/>
-      <w:r>
-        <w:rPr>
-          <w:rStyle w:val="Emphasis"/>
-          <w:i w:val="0"/>
-          <w:iCs w:val="0"/>
-          <w:color w:val="auto"/>
-        </w:rPr>
-        <w:t xml:space="preserve"> past hij dan toe op alle orders.</w:t>
+        <w:t xml:space="preserve"> Deze improvement past hij dan toe op alle orders.</w:t>
       </w:r>
     </w:p>
     <w:p>
@@ -8519,13 +6953,8 @@
         </w:tabs>
       </w:pPr>
       <w:r>
-        <w:t xml:space="preserve">Stopconditie en lokale </w:t>
-      </w:r>
-      <w:proofErr w:type="spellStart"/>
-      <w:r>
-        <w:t>optimaliteit</w:t>
-      </w:r>
-      <w:proofErr w:type="spellEnd"/>
+        <w:t>Stopconditie en lokale optimaliteit</w:t>
+      </w:r>
       <w:r>
         <w:tab/>
       </w:r>
@@ -8552,21 +6981,7 @@
         <w:rPr>
           <w:rStyle w:val="Emphasis"/>
         </w:rPr>
-        <w:t xml:space="preserve">wanneer de Discrete </w:t>
-      </w:r>
-      <w:proofErr w:type="spellStart"/>
-      <w:r>
-        <w:rPr>
-          <w:rStyle w:val="Emphasis"/>
-        </w:rPr>
-        <w:t>Improving</w:t>
-      </w:r>
-      <w:proofErr w:type="spellEnd"/>
-      <w:r>
-        <w:rPr>
-          <w:rStyle w:val="Emphasis"/>
-        </w:rPr>
-        <w:t xml:space="preserve"> Search stopt en waarom het eindresultaat dan lokaal optimaal is ten opzichte van de gekozen buurruimte.</w:t>
+        <w:t>wanneer de Discrete Improving Search stopt en waarom het eindresultaat dan lokaal optimaal is ten opzichte van de gekozen buurruimte.</w:t>
       </w:r>
       <w:r>
         <w:rPr>
@@ -8578,21 +6993,7 @@
         <w:rPr>
           <w:rStyle w:val="Emphasis"/>
         </w:rPr>
-        <w:t xml:space="preserve">de stopconditie en lokale </w:t>
-      </w:r>
-      <w:proofErr w:type="spellStart"/>
-      <w:r>
-        <w:rPr>
-          <w:rStyle w:val="Emphasis"/>
-        </w:rPr>
-        <w:t>optimaliteit</w:t>
-      </w:r>
-      <w:proofErr w:type="spellEnd"/>
-      <w:r>
-        <w:rPr>
-          <w:rStyle w:val="Emphasis"/>
-        </w:rPr>
-        <w:t xml:space="preserve"> ook al zou moeten blijken.</w:t>
+        <w:t>de stopconditie en lokale optimaliteit ook al zou moeten blijken.</w:t>
       </w:r>
       <w:r>
         <w:rPr>
@@ -8606,6 +7007,7 @@
         <w:pStyle w:val="Heading3"/>
       </w:pPr>
       <w:r>
+        <w:lastRenderedPageBreak/>
         <w:t>Pseudocode</w:t>
       </w:r>
     </w:p>
@@ -8619,21 +7021,7 @@
         <w:rPr>
           <w:rStyle w:val="Emphasis"/>
         </w:rPr>
-        <w:t xml:space="preserve">Geef de volledige logica van de Discrete </w:t>
-      </w:r>
-      <w:proofErr w:type="spellStart"/>
-      <w:r>
-        <w:rPr>
-          <w:rStyle w:val="Emphasis"/>
-        </w:rPr>
-        <w:t>Improving</w:t>
-      </w:r>
-      <w:proofErr w:type="spellEnd"/>
-      <w:r>
-        <w:rPr>
-          <w:rStyle w:val="Emphasis"/>
-        </w:rPr>
-        <w:t xml:space="preserve"> Search weer in pseudocode.</w:t>
+        <w:t>Geef de volledige logica van de Discrete Improving Search weer in pseudocode.</w:t>
       </w:r>
     </w:p>
     <w:p>
@@ -8664,89 +7052,60 @@
         <w:rPr>
           <w:rStyle w:val="SubtleEmphasis"/>
         </w:rPr>
-        <w:t xml:space="preserve">Je kunt pseudocode uit </w:t>
-      </w:r>
-      <w:proofErr w:type="spellStart"/>
+        <w:t>Je kunt pseudocode uit Rardin gebruiken als vertrekpunt, en deze wijzigen of aanvullen</w:t>
+      </w:r>
       <w:r>
         <w:rPr>
           <w:rStyle w:val="SubtleEmphasis"/>
         </w:rPr>
-        <w:t>Rardin</w:t>
-      </w:r>
-      <w:proofErr w:type="spellEnd"/>
+        <w:t>.</w:t>
+      </w:r>
       <w:r>
         <w:rPr>
           <w:rStyle w:val="SubtleEmphasis"/>
         </w:rPr>
-        <w:t xml:space="preserve"> gebruiken als vertrekpunt, en deze wijzigen of aanvullen</w:t>
-      </w:r>
-      <w:r>
-        <w:rPr>
-          <w:rStyle w:val="SubtleEmphasis"/>
+        <w:t xml:space="preserve"> In dat geval is het gepast om een verwijzing naar Rardin op te nemen.</w:t>
+      </w:r>
+    </w:p>
+    <w:p>
+      <w:pPr>
+        <w:pStyle w:val="Heading2"/>
+      </w:pPr>
+      <w:r>
+        <w:t>Metaheuristiek</w:t>
+      </w:r>
+    </w:p>
+    <w:p>
+      <w:pPr>
+        <w:pStyle w:val="Doelvanhoofdstuk"/>
+        <w:rPr>
+          <w:rStyle w:val="Emphasis"/>
+        </w:rPr>
+      </w:pPr>
+      <w:r>
+        <w:t>In deze paragraaf b</w:t>
+      </w:r>
+      <w:r>
+        <w:t xml:space="preserve">eschrijf </w:t>
+      </w:r>
+      <w:r>
+        <w:t xml:space="preserve">je </w:t>
+      </w:r>
+      <w:r>
+        <w:t>het ontwerp van de gekozen metaheuristiek en verantwoord</w:t>
+      </w:r>
+      <w:r>
+        <w:t xml:space="preserve"> je</w:t>
+      </w:r>
+      <w:r>
+        <w:t xml:space="preserve"> de belangrijkste ontwerpkeuzes</w:t>
+      </w:r>
+      <w:r>
+        <w:rPr>
+          <w:rStyle w:val="Emphasis"/>
         </w:rPr>
         <w:t>.</w:t>
       </w:r>
-      <w:r>
-        <w:rPr>
-          <w:rStyle w:val="SubtleEmphasis"/>
-        </w:rPr>
-        <w:t xml:space="preserve"> In dat geval is het gepast om een verwijzing naar </w:t>
-      </w:r>
-      <w:proofErr w:type="spellStart"/>
-      <w:r>
-        <w:rPr>
-          <w:rStyle w:val="SubtleEmphasis"/>
-        </w:rPr>
-        <w:t>Rardin</w:t>
-      </w:r>
-      <w:proofErr w:type="spellEnd"/>
-      <w:r>
-        <w:rPr>
-          <w:rStyle w:val="SubtleEmphasis"/>
-        </w:rPr>
-        <w:t xml:space="preserve"> op te nemen.</w:t>
-      </w:r>
-    </w:p>
-    <w:p>
-      <w:pPr>
-        <w:pStyle w:val="Heading2"/>
-      </w:pPr>
-      <w:r>
-        <w:lastRenderedPageBreak/>
-        <w:t>Metaheuristiek</w:t>
-      </w:r>
-    </w:p>
-    <w:p>
-      <w:pPr>
-        <w:pStyle w:val="Doelvanhoofdstuk"/>
-        <w:rPr>
-          <w:rStyle w:val="Emphasis"/>
-        </w:rPr>
-      </w:pPr>
-      <w:r>
-        <w:t>In deze paragraaf b</w:t>
-      </w:r>
-      <w:r>
-        <w:t xml:space="preserve">eschrijf </w:t>
-      </w:r>
-      <w:r>
-        <w:t xml:space="preserve">je </w:t>
-      </w:r>
-      <w:r>
-        <w:t>het ontwerp van de gekozen metaheuristiek en verantwoord</w:t>
-      </w:r>
-      <w:r>
-        <w:t xml:space="preserve"> je</w:t>
-      </w:r>
-      <w:r>
-        <w:t xml:space="preserve"> de belangrijkste ontwerpkeuzes</w:t>
-      </w:r>
-      <w:r>
-        <w:rPr>
-          <w:rStyle w:val="Emphasis"/>
-        </w:rPr>
-        <w:t>.</w:t>
-      </w:r>
     </w:p>
     <w:p>
       <w:pPr>
@@ -8773,21 +7132,7 @@
         <w:rPr>
           <w:rStyle w:val="Emphasis"/>
         </w:rPr>
-        <w:t xml:space="preserve">worden gebruikt. Leg uit hoe de methode voorkomt dat zij uitsluitend in één mogelijk slecht lokaal optimum blijft steken. Beschrijf hoe </w:t>
-      </w:r>
-      <w:proofErr w:type="spellStart"/>
-      <w:r>
-        <w:rPr>
-          <w:rStyle w:val="Emphasis"/>
-        </w:rPr>
-        <w:t>kandidaatoplossingen</w:t>
-      </w:r>
-      <w:proofErr w:type="spellEnd"/>
-      <w:r>
-        <w:rPr>
-          <w:rStyle w:val="Emphasis"/>
-        </w:rPr>
-        <w:t xml:space="preserve"> worden geaccepteerd</w:t>
+        <w:t>worden gebruikt. Leg uit hoe de methode voorkomt dat zij uitsluitend in één mogelijk slecht lokaal optimum blijft steken. Beschrijf hoe kandidaatoplossingen worden geaccepteerd</w:t>
       </w:r>
       <w:r>
         <w:t xml:space="preserve"> of verworpen. </w:t>
@@ -9026,49 +7371,7 @@
         <w:rPr>
           <w:rStyle w:val="SubtleEmphasis"/>
         </w:rPr>
-        <w:t xml:space="preserve">de </w:t>
-      </w:r>
-      <w:proofErr w:type="spellStart"/>
-      <w:r>
-        <w:rPr>
-          <w:rStyle w:val="SubtleEmphasis"/>
-        </w:rPr>
-        <w:t>greedy</w:t>
-      </w:r>
-      <w:proofErr w:type="spellEnd"/>
-      <w:r>
-        <w:rPr>
-          <w:rStyle w:val="SubtleEmphasis"/>
-        </w:rPr>
-        <w:t xml:space="preserve"> </w:t>
-      </w:r>
-      <w:proofErr w:type="spellStart"/>
-      <w:r>
-        <w:rPr>
-          <w:rStyle w:val="SubtleEmphasis"/>
-        </w:rPr>
-        <w:t>constructive</w:t>
-      </w:r>
-      <w:proofErr w:type="spellEnd"/>
-      <w:r>
-        <w:rPr>
-          <w:rStyle w:val="SubtleEmphasis"/>
-        </w:rPr>
-        <w:t xml:space="preserve"> </w:t>
-      </w:r>
-      <w:proofErr w:type="spellStart"/>
-      <w:r>
-        <w:rPr>
-          <w:rStyle w:val="SubtleEmphasis"/>
-        </w:rPr>
-        <w:t>heuristic</w:t>
-      </w:r>
-      <w:proofErr w:type="spellEnd"/>
-      <w:r>
-        <w:rPr>
-          <w:rStyle w:val="SubtleEmphasis"/>
-        </w:rPr>
-        <w:t>;</w:t>
+        <w:t>de greedy constructive heuristic;</w:t>
       </w:r>
     </w:p>
     <w:p>
@@ -9104,21 +7407,7 @@
         <w:rPr>
           <w:rStyle w:val="SubtleEmphasis"/>
         </w:rPr>
-        <w:t xml:space="preserve">de Discrete </w:t>
-      </w:r>
-      <w:proofErr w:type="spellStart"/>
-      <w:r>
-        <w:rPr>
-          <w:rStyle w:val="SubtleEmphasis"/>
-        </w:rPr>
-        <w:t>Improving</w:t>
-      </w:r>
-      <w:proofErr w:type="spellEnd"/>
-      <w:r>
-        <w:rPr>
-          <w:rStyle w:val="SubtleEmphasis"/>
-        </w:rPr>
-        <w:t xml:space="preserve"> Search;</w:t>
+        <w:t>de Discrete Improving Search;</w:t>
       </w:r>
     </w:p>
     <w:p>
@@ -9180,6 +7469,7 @@
         <w:pStyle w:val="Heading1"/>
       </w:pPr>
       <w:r>
+        <w:lastRenderedPageBreak/>
         <w:t>Implementatie van de oplosmethoden</w:t>
       </w:r>
     </w:p>
@@ -9238,7 +7528,6 @@
         <w:pStyle w:val="Heading2"/>
       </w:pPr>
       <w:r>
-        <w:lastRenderedPageBreak/>
         <w:t>Opbouw van het Python-programma</w:t>
       </w:r>
     </w:p>
@@ -9294,63 +7583,7 @@
         <w:rPr>
           <w:rStyle w:val="Emphasis"/>
         </w:rPr>
-        <w:t xml:space="preserve">toepassen </w:t>
-      </w:r>
-      <w:proofErr w:type="spellStart"/>
-      <w:r>
-        <w:rPr>
-          <w:rStyle w:val="Emphasis"/>
-        </w:rPr>
-        <w:t>greedy</w:t>
-      </w:r>
-      <w:proofErr w:type="spellEnd"/>
-      <w:r>
-        <w:rPr>
-          <w:rStyle w:val="Emphasis"/>
-        </w:rPr>
-        <w:t xml:space="preserve"> </w:t>
-      </w:r>
-      <w:proofErr w:type="spellStart"/>
-      <w:r>
-        <w:rPr>
-          <w:rStyle w:val="Emphasis"/>
-        </w:rPr>
-        <w:t>constructive</w:t>
-      </w:r>
-      <w:proofErr w:type="spellEnd"/>
-      <w:r>
-        <w:rPr>
-          <w:rStyle w:val="Emphasis"/>
-        </w:rPr>
-        <w:t xml:space="preserve"> </w:t>
-      </w:r>
-      <w:proofErr w:type="spellStart"/>
-      <w:r>
-        <w:rPr>
-          <w:rStyle w:val="Emphasis"/>
-        </w:rPr>
-        <w:t>heuristic</w:t>
-      </w:r>
-      <w:proofErr w:type="spellEnd"/>
-      <w:r>
-        <w:rPr>
-          <w:rStyle w:val="Emphasis"/>
-        </w:rPr>
-        <w:t xml:space="preserve">, toepassen van discrete </w:t>
-      </w:r>
-      <w:proofErr w:type="spellStart"/>
-      <w:r>
-        <w:rPr>
-          <w:rStyle w:val="Emphasis"/>
-        </w:rPr>
-        <w:t>improving</w:t>
-      </w:r>
-      <w:proofErr w:type="spellEnd"/>
-      <w:r>
-        <w:rPr>
-          <w:rStyle w:val="Emphasis"/>
-        </w:rPr>
-        <w:t xml:space="preserve"> search, toepassen metaheuristiek, visualiseren van een planning en exporteren van een planning.</w:t>
+        <w:t>toepassen greedy constructive heuristic, toepassen van discrete improving search, toepassen metaheuristiek, visualiseren van een planning en exporteren van een planning.</w:t>
       </w:r>
     </w:p>
     <w:p>
@@ -9387,7 +7620,6 @@
           <w:color w:val="auto"/>
         </w:rPr>
       </w:pPr>
-      <w:proofErr w:type="spellStart"/>
       <w:r>
         <w:rPr>
           <w:rStyle w:val="Emphasis"/>
@@ -9397,7 +7629,6 @@
         </w:rPr>
         <w:t>Main</w:t>
       </w:r>
-      <w:proofErr w:type="spellEnd"/>
       <w:r>
         <w:rPr>
           <w:rStyle w:val="Emphasis"/>
@@ -9450,7 +7681,6 @@
           <w:color w:val="auto"/>
         </w:rPr>
       </w:pPr>
-      <w:proofErr w:type="spellStart"/>
       <w:r>
         <w:rPr>
           <w:rStyle w:val="Emphasis"/>
@@ -9460,7 +7690,6 @@
         </w:rPr>
         <w:t>Herbruikbare_functies</w:t>
       </w:r>
-      <w:proofErr w:type="spellEnd"/>
       <w:r>
         <w:rPr>
           <w:rStyle w:val="Emphasis"/>
@@ -9503,7 +7732,6 @@
           <w:color w:val="auto"/>
         </w:rPr>
       </w:pPr>
-      <w:proofErr w:type="spellStart"/>
       <w:r>
         <w:rPr>
           <w:rStyle w:val="Emphasis"/>
@@ -9513,7 +7741,6 @@
         </w:rPr>
         <w:t>Greedy_heuristiek</w:t>
       </w:r>
-      <w:proofErr w:type="spellEnd"/>
       <w:r>
         <w:rPr>
           <w:rStyle w:val="Emphasis"/>
@@ -9522,27 +7749,7 @@
           <w:color w:val="auto"/>
         </w:rPr>
         <w:tab/>
-        <w:t xml:space="preserve">Toepassen </w:t>
-      </w:r>
-      <w:proofErr w:type="spellStart"/>
-      <w:r>
-        <w:rPr>
-          <w:rStyle w:val="Emphasis"/>
-          <w:i w:val="0"/>
-          <w:iCs w:val="0"/>
-          <w:color w:val="auto"/>
-        </w:rPr>
-        <w:t>greedy</w:t>
-      </w:r>
-      <w:proofErr w:type="spellEnd"/>
-      <w:r>
-        <w:rPr>
-          <w:rStyle w:val="Emphasis"/>
-          <w:i w:val="0"/>
-          <w:iCs w:val="0"/>
-          <w:color w:val="auto"/>
-        </w:rPr>
-        <w:t xml:space="preserve"> constructieve heuristiek.</w:t>
+        <w:t>Toepassen greedy constructieve heuristiek.</w:t>
       </w:r>
     </w:p>
     <w:p>
@@ -9559,7 +7766,6 @@
           <w:color w:val="auto"/>
         </w:rPr>
       </w:pPr>
-      <w:proofErr w:type="spellStart"/>
       <w:r>
         <w:rPr>
           <w:rStyle w:val="Emphasis"/>
@@ -9569,7 +7775,6 @@
         </w:rPr>
         <w:t>Improving_search</w:t>
       </w:r>
-      <w:proofErr w:type="spellEnd"/>
       <w:r>
         <w:rPr>
           <w:rStyle w:val="Emphasis"/>
@@ -9578,27 +7783,7 @@
           <w:color w:val="auto"/>
         </w:rPr>
         <w:tab/>
-        <w:t xml:space="preserve">Toepassen discrete </w:t>
-      </w:r>
-      <w:proofErr w:type="spellStart"/>
-      <w:r>
-        <w:rPr>
-          <w:rStyle w:val="Emphasis"/>
-          <w:i w:val="0"/>
-          <w:iCs w:val="0"/>
-          <w:color w:val="auto"/>
-        </w:rPr>
-        <w:t>improving</w:t>
-      </w:r>
-      <w:proofErr w:type="spellEnd"/>
-      <w:r>
-        <w:rPr>
-          <w:rStyle w:val="Emphasis"/>
-          <w:i w:val="0"/>
-          <w:iCs w:val="0"/>
-          <w:color w:val="auto"/>
-        </w:rPr>
-        <w:t xml:space="preserve"> search</w:t>
+        <w:t>Toepassen discrete improving search</w:t>
       </w:r>
       <w:r>
         <w:rPr>
@@ -9875,35 +8060,7 @@
         <w:rPr>
           <w:rStyle w:val="Emphasis"/>
         </w:rPr>
-        <w:t xml:space="preserve"> Denk aan: de geïmplementeerde </w:t>
-      </w:r>
-      <w:proofErr w:type="spellStart"/>
-      <w:r>
-        <w:rPr>
-          <w:rStyle w:val="Emphasis"/>
-        </w:rPr>
-        <w:t>greedy</w:t>
-      </w:r>
-      <w:proofErr w:type="spellEnd"/>
-      <w:r>
-        <w:rPr>
-          <w:rStyle w:val="Emphasis"/>
-        </w:rPr>
-        <w:t xml:space="preserve"> </w:t>
-      </w:r>
-      <w:proofErr w:type="spellStart"/>
-      <w:r>
-        <w:rPr>
-          <w:rStyle w:val="Emphasis"/>
-        </w:rPr>
-        <w:t>rule</w:t>
-      </w:r>
-      <w:proofErr w:type="spellEnd"/>
-      <w:r>
-        <w:rPr>
-          <w:rStyle w:val="Emphasis"/>
-        </w:rPr>
-        <w:t>, buurruimtestructuur, zoekstrategie, stopconditie</w:t>
+        <w:t xml:space="preserve"> Denk aan: de geïmplementeerde greedy rule, buurruimtestructuur, zoekstrategie, stopconditie</w:t>
       </w:r>
       <w:r>
         <w:rPr>
@@ -10016,6 +8173,7 @@
         <w:pStyle w:val="Heading2"/>
       </w:pPr>
       <w:r>
+        <w:lastRenderedPageBreak/>
         <w:t>Visualisatie van planningen</w:t>
       </w:r>
     </w:p>
@@ -10067,7 +8225,6 @@
         <w:pStyle w:val="Heading2"/>
       </w:pPr>
       <w:r>
-        <w:lastRenderedPageBreak/>
         <w:t>Leesbaarheid en documentatie van de code</w:t>
       </w:r>
     </w:p>
@@ -10099,35 +8256,7 @@
         <w:rPr>
           <w:rStyle w:val="Emphasis"/>
         </w:rPr>
-        <w:t xml:space="preserve"> Denk aan: naamgeving (</w:t>
-      </w:r>
-      <w:proofErr w:type="spellStart"/>
-      <w:r>
-        <w:rPr>
-          <w:rStyle w:val="Emphasis"/>
-        </w:rPr>
-        <w:t>coding</w:t>
-      </w:r>
-      <w:proofErr w:type="spellEnd"/>
-      <w:r>
-        <w:rPr>
-          <w:rStyle w:val="Emphasis"/>
-        </w:rPr>
-        <w:t xml:space="preserve"> name </w:t>
-      </w:r>
-      <w:proofErr w:type="spellStart"/>
-      <w:r>
-        <w:rPr>
-          <w:rStyle w:val="Emphasis"/>
-        </w:rPr>
-        <w:t>convention</w:t>
-      </w:r>
-      <w:proofErr w:type="spellEnd"/>
-      <w:r>
-        <w:rPr>
-          <w:rStyle w:val="Emphasis"/>
-        </w:rPr>
-        <w:t xml:space="preserve">), logische opdeling, </w:t>
+        <w:t xml:space="preserve"> Denk aan: naamgeving (coding name convention), logische opdeling, </w:t>
       </w:r>
       <w:r>
         <w:rPr>
@@ -10329,88 +8458,16 @@
           <w:bCs/>
           <w:color w:val="FF0000"/>
         </w:rPr>
-        <w:t xml:space="preserve">OR5 Programming </w:t>
-      </w:r>
-      <w:proofErr w:type="spellStart"/>
+        <w:t>OR5 Programming assingment – mathematical and small instance.pdf</w:t>
+      </w:r>
       <w:r>
         <w:rPr>
           <w:b/>
           <w:bCs/>
           <w:color w:val="FF0000"/>
         </w:rPr>
-        <w:t>assingment</w:t>
-      </w:r>
-      <w:proofErr w:type="spellEnd"/>
-      <w:r>
-        <w:rPr>
-          <w:b/>
-          <w:bCs/>
-          <w:color w:val="FF0000"/>
-        </w:rPr>
-        <w:t xml:space="preserve"> – </w:t>
-      </w:r>
-      <w:proofErr w:type="spellStart"/>
-      <w:r>
-        <w:rPr>
-          <w:b/>
-          <w:bCs/>
-          <w:color w:val="FF0000"/>
-        </w:rPr>
-        <w:t>mathematical</w:t>
-      </w:r>
-      <w:proofErr w:type="spellEnd"/>
-      <w:r>
-        <w:rPr>
-          <w:b/>
-          <w:bCs/>
-          <w:color w:val="FF0000"/>
-        </w:rPr>
-        <w:t xml:space="preserve"> </w:t>
-      </w:r>
-      <w:proofErr w:type="spellStart"/>
-      <w:r>
-        <w:rPr>
-          <w:b/>
-          <w:bCs/>
-          <w:color w:val="FF0000"/>
-        </w:rPr>
-        <w:t>and</w:t>
-      </w:r>
-      <w:proofErr w:type="spellEnd"/>
-      <w:r>
-        <w:rPr>
-          <w:b/>
-          <w:bCs/>
-          <w:color w:val="FF0000"/>
-        </w:rPr>
-        <w:t xml:space="preserve"> small instance.pdf</w:t>
-      </w:r>
-      <w:r>
-        <w:rPr>
-          <w:b/>
-          <w:bCs/>
-          <w:color w:val="FF0000"/>
-        </w:rPr>
         <w:br/>
-        <w:t xml:space="preserve">Eigen data </w:t>
-      </w:r>
-      <w:proofErr w:type="spellStart"/>
-      <w:r>
-        <w:rPr>
-          <w:b/>
-          <w:bCs/>
-          <w:color w:val="FF0000"/>
-        </w:rPr>
-        <w:t>excel</w:t>
-      </w:r>
-      <w:proofErr w:type="spellEnd"/>
-      <w:r>
-        <w:rPr>
-          <w:b/>
-          <w:bCs/>
-          <w:color w:val="FF0000"/>
-        </w:rPr>
-        <w:t xml:space="preserve"> aanmaken en met de hand narekenen of zijn berekening kijken of het klopt met wat uit jouw code komt</w:t>
+        <w:t>Eigen data excel aanmaken en met de hand narekenen of zijn berekening kijken of het klopt met wat uit jouw code komt</w:t>
       </w:r>
     </w:p>
     <w:p>
@@ -10495,39 +8552,20 @@
         <w:pStyle w:val="Heading2"/>
       </w:pPr>
       <w:r>
-        <w:t xml:space="preserve">Validatie van lokale </w:t>
-      </w:r>
-      <w:proofErr w:type="spellStart"/>
-      <w:r>
-        <w:t>optimaliteit</w:t>
-      </w:r>
-      <w:proofErr w:type="spellEnd"/>
-    </w:p>
-    <w:p>
-      <w:pPr>
-        <w:rPr>
-          <w:rStyle w:val="Emphasis"/>
-        </w:rPr>
-      </w:pPr>
-      <w:r>
-        <w:rPr>
-          <w:rStyle w:val="Emphasis"/>
-        </w:rPr>
-        <w:t xml:space="preserve">Leg kort uit hoe jullie hebben gecontroleerd dat de afsluitende Discrete </w:t>
-      </w:r>
-      <w:proofErr w:type="spellStart"/>
-      <w:r>
-        <w:rPr>
-          <w:rStyle w:val="Emphasis"/>
-        </w:rPr>
-        <w:t>Improving</w:t>
-      </w:r>
-      <w:proofErr w:type="spellEnd"/>
-      <w:r>
-        <w:rPr>
-          <w:rStyle w:val="Emphasis"/>
-        </w:rPr>
-        <w:t xml:space="preserve"> Search geen verbeterende buur-oplossingen meer kan vinden en dus eindigt in een lokaal optimum binnen de gekozen buurruimte. </w:t>
+        <w:t>Validatie van lokale optimaliteit</w:t>
+      </w:r>
+    </w:p>
+    <w:p>
+      <w:pPr>
+        <w:rPr>
+          <w:rStyle w:val="Emphasis"/>
+        </w:rPr>
+      </w:pPr>
+      <w:r>
+        <w:rPr>
+          <w:rStyle w:val="Emphasis"/>
+        </w:rPr>
+        <w:t xml:space="preserve">Leg kort uit hoe jullie hebben gecontroleerd dat de afsluitende Discrete Improving Search geen verbeterende buur-oplossingen meer kan vinden en dus eindigt in een lokaal optimum binnen de gekozen buurruimte. </w:t>
       </w:r>
       <w:r>
         <w:rPr>
@@ -10872,49 +8910,7 @@
         <w:rPr>
           <w:rStyle w:val="Emphasis"/>
         </w:rPr>
-        <w:t xml:space="preserve">Vergelijk de </w:t>
-      </w:r>
-      <w:proofErr w:type="spellStart"/>
-      <w:r>
-        <w:rPr>
-          <w:rStyle w:val="Emphasis"/>
-        </w:rPr>
-        <w:t>greedy</w:t>
-      </w:r>
-      <w:proofErr w:type="spellEnd"/>
-      <w:r>
-        <w:rPr>
-          <w:rStyle w:val="Emphasis"/>
-        </w:rPr>
-        <w:t xml:space="preserve"> </w:t>
-      </w:r>
-      <w:proofErr w:type="spellStart"/>
-      <w:r>
-        <w:rPr>
-          <w:rStyle w:val="Emphasis"/>
-        </w:rPr>
-        <w:t>constructive</w:t>
-      </w:r>
-      <w:proofErr w:type="spellEnd"/>
-      <w:r>
-        <w:rPr>
-          <w:rStyle w:val="Emphasis"/>
-        </w:rPr>
-        <w:t xml:space="preserve"> aanpak en de </w:t>
-      </w:r>
-      <w:proofErr w:type="spellStart"/>
-      <w:r>
-        <w:rPr>
-          <w:rStyle w:val="Emphasis"/>
-        </w:rPr>
-        <w:t>metaheuristische</w:t>
-      </w:r>
-      <w:proofErr w:type="spellEnd"/>
-      <w:r>
-        <w:rPr>
-          <w:rStyle w:val="Emphasis"/>
-        </w:rPr>
-        <w:t xml:space="preserve"> aanpak, waarbij voor de metaheuristiek de in paragraaf </w:t>
+        <w:t xml:space="preserve">Vergelijk de greedy constructive aanpak en de metaheuristische aanpak, waarbij voor de metaheuristiek de in paragraaf </w:t>
       </w:r>
       <w:r>
         <w:rPr>
@@ -11028,21 +9024,7 @@
         <w:rPr>
           <w:rStyle w:val="SubtleEmphasis"/>
         </w:rPr>
-        <w:t xml:space="preserve">vóór de afsluitende Discrete </w:t>
-      </w:r>
-      <w:proofErr w:type="spellStart"/>
-      <w:r>
-        <w:rPr>
-          <w:rStyle w:val="SubtleEmphasis"/>
-        </w:rPr>
-        <w:t>Improving</w:t>
-      </w:r>
-      <w:proofErr w:type="spellEnd"/>
-      <w:r>
-        <w:rPr>
-          <w:rStyle w:val="SubtleEmphasis"/>
-        </w:rPr>
-        <w:t xml:space="preserve"> Search;</w:t>
+        <w:t>vóór de afsluitende Discrete Improving Search;</w:t>
       </w:r>
     </w:p>
     <w:p>
@@ -11060,21 +9042,7 @@
         <w:rPr>
           <w:rStyle w:val="SubtleEmphasis"/>
         </w:rPr>
-        <w:t xml:space="preserve">na de afsluitende Discrete </w:t>
-      </w:r>
-      <w:proofErr w:type="spellStart"/>
-      <w:r>
-        <w:rPr>
-          <w:rStyle w:val="SubtleEmphasis"/>
-        </w:rPr>
-        <w:t>Improving</w:t>
-      </w:r>
-      <w:proofErr w:type="spellEnd"/>
-      <w:r>
-        <w:rPr>
-          <w:rStyle w:val="SubtleEmphasis"/>
-        </w:rPr>
-        <w:t xml:space="preserve"> Search.</w:t>
+        <w:t>na de afsluitende Discrete Improving Search.</w:t>
       </w:r>
     </w:p>
     <w:p>
@@ -11146,21 +9114,7 @@
         <w:rPr>
           <w:rStyle w:val="SubtleEmphasis"/>
         </w:rPr>
-        <w:t xml:space="preserve">Bespreek de toegevoegde waarde van de afsluitende Discrete </w:t>
-      </w:r>
-      <w:proofErr w:type="spellStart"/>
-      <w:r>
-        <w:rPr>
-          <w:rStyle w:val="SubtleEmphasis"/>
-        </w:rPr>
-        <w:t>Improving</w:t>
-      </w:r>
-      <w:proofErr w:type="spellEnd"/>
-      <w:r>
-        <w:rPr>
-          <w:rStyle w:val="SubtleEmphasis"/>
-        </w:rPr>
-        <w:t xml:space="preserve"> Search.</w:t>
+        <w:t>Bespreek de toegevoegde waarde van de afsluitende Discrete Improving Search.</w:t>
       </w:r>
     </w:p>
     <w:p>
@@ -12016,41 +9970,13 @@
         <w:rPr>
           <w:rStyle w:val="Emphasis"/>
         </w:rPr>
-        <w:t xml:space="preserve">Maak je gebruik van literatuur of externe bronnen (anders dan </w:t>
-      </w:r>
-      <w:proofErr w:type="spellStart"/>
-      <w:r>
-        <w:rPr>
-          <w:rStyle w:val="Emphasis"/>
-        </w:rPr>
-        <w:t>GenAI</w:t>
-      </w:r>
-      <w:proofErr w:type="spellEnd"/>
-      <w:r>
-        <w:rPr>
-          <w:rStyle w:val="Emphasis"/>
-        </w:rPr>
-        <w:t>), neem dan hier een bronnenoverzicht op.</w:t>
-      </w:r>
-      <w:r>
-        <w:rPr>
-          <w:rStyle w:val="Emphasis"/>
-        </w:rPr>
-        <w:t xml:space="preserve"> Doe dit </w:t>
-      </w:r>
-      <w:proofErr w:type="gramStart"/>
-      <w:r>
-        <w:rPr>
-          <w:rStyle w:val="Emphasis"/>
-        </w:rPr>
-        <w:t>conform</w:t>
-      </w:r>
-      <w:proofErr w:type="gramEnd"/>
-      <w:r>
-        <w:rPr>
-          <w:rStyle w:val="Emphasis"/>
-        </w:rPr>
-        <w:t xml:space="preserve"> de APA-richtlijn</w:t>
+        <w:t>Maak je gebruik van literatuur of externe bronnen (anders dan GenAI), neem dan hier een bronnenoverzicht op.</w:t>
+      </w:r>
+      <w:r>
+        <w:rPr>
+          <w:rStyle w:val="Emphasis"/>
+        </w:rPr>
+        <w:t xml:space="preserve"> Doe dit conform de APA-richtlijn</w:t>
       </w:r>
       <w:r>
         <w:rPr>
@@ -12065,79 +9991,7 @@
             <w:i/>
             <w:iCs/>
           </w:rPr>
-          <w:t xml:space="preserve">APA-richtlijnen - APA-richtlijnen (7e druk) - </w:t>
-        </w:r>
-        <w:proofErr w:type="spellStart"/>
-        <w:r>
-          <w:rPr>
-            <w:rStyle w:val="Hyperlink"/>
-            <w:i/>
-            <w:iCs/>
-          </w:rPr>
-          <w:t>Fontys</w:t>
-        </w:r>
-        <w:proofErr w:type="spellEnd"/>
-        <w:r>
-          <w:rPr>
-            <w:rStyle w:val="Hyperlink"/>
-            <w:i/>
-            <w:iCs/>
-          </w:rPr>
-          <w:t xml:space="preserve"> </w:t>
-        </w:r>
-        <w:proofErr w:type="spellStart"/>
-        <w:r>
-          <w:rPr>
-            <w:rStyle w:val="Hyperlink"/>
-            <w:i/>
-            <w:iCs/>
-          </w:rPr>
-          <w:t>LibGuides</w:t>
-        </w:r>
-        <w:proofErr w:type="spellEnd"/>
-        <w:r>
-          <w:rPr>
-            <w:rStyle w:val="Hyperlink"/>
-            <w:i/>
-            <w:iCs/>
-          </w:rPr>
-          <w:t xml:space="preserve"> at </w:t>
-        </w:r>
-        <w:proofErr w:type="spellStart"/>
-        <w:r>
-          <w:rPr>
-            <w:rStyle w:val="Hyperlink"/>
-            <w:i/>
-            <w:iCs/>
-          </w:rPr>
-          <w:t>Fontys</w:t>
-        </w:r>
-        <w:proofErr w:type="spellEnd"/>
-        <w:r>
-          <w:rPr>
-            <w:rStyle w:val="Hyperlink"/>
-            <w:i/>
-            <w:iCs/>
-          </w:rPr>
-          <w:t xml:space="preserve"> University of </w:t>
-        </w:r>
-        <w:proofErr w:type="spellStart"/>
-        <w:r>
-          <w:rPr>
-            <w:rStyle w:val="Hyperlink"/>
-            <w:i/>
-            <w:iCs/>
-          </w:rPr>
-          <w:t>Applied</w:t>
-        </w:r>
-        <w:proofErr w:type="spellEnd"/>
-        <w:r>
-          <w:rPr>
-            <w:rStyle w:val="Hyperlink"/>
-            <w:i/>
-            <w:iCs/>
-          </w:rPr>
-          <w:t xml:space="preserve"> Sciences</w:t>
+          <w:t>APA-richtlijnen - APA-richtlijnen (7e druk) - Fontys LibGuides at Fontys University of Applied Sciences</w:t>
         </w:r>
       </w:hyperlink>
       <w:r>
@@ -12181,31 +10035,7 @@
           <w:sz w:val="52"/>
           <w:szCs w:val="52"/>
         </w:rPr>
-        <w:t xml:space="preserve">Verwijzing naar </w:t>
-      </w:r>
-      <w:proofErr w:type="spellStart"/>
-      <w:r>
-        <w:rPr>
-          <w:rStyle w:val="Emphasis"/>
-          <w:i w:val="0"/>
-          <w:iCs w:val="0"/>
-          <w:color w:val="FF0000"/>
-          <w:sz w:val="52"/>
-          <w:szCs w:val="52"/>
-        </w:rPr>
-        <w:t>Rardin</w:t>
-      </w:r>
-      <w:proofErr w:type="spellEnd"/>
-      <w:r>
-        <w:rPr>
-          <w:rStyle w:val="Emphasis"/>
-          <w:i w:val="0"/>
-          <w:iCs w:val="0"/>
-          <w:color w:val="FF0000"/>
-          <w:sz w:val="52"/>
-          <w:szCs w:val="52"/>
-        </w:rPr>
-        <w:t xml:space="preserve"> pseudocode</w:t>
+        <w:t>Verwijzing naar Rardin pseudocode</w:t>
       </w:r>
     </w:p>
     <w:p>
@@ -12360,7 +10190,6 @@
                 <w:szCs w:val="20"/>
               </w:rPr>
             </w:pPr>
-            <w:proofErr w:type="spellStart"/>
             <w:r>
               <w:rPr>
                 <w:b/>
@@ -12368,17 +10197,7 @@
                 <w:sz w:val="20"/>
                 <w:szCs w:val="20"/>
               </w:rPr>
-              <w:t>Fully</w:t>
-            </w:r>
-            <w:proofErr w:type="spellEnd"/>
-            <w:r>
-              <w:rPr>
-                <w:b/>
-                <w:bCs/>
-                <w:sz w:val="20"/>
-                <w:szCs w:val="20"/>
-              </w:rPr>
-              <w:t xml:space="preserve"> met?</w:t>
+              <w:t>Fully met?</w:t>
             </w:r>
           </w:p>
         </w:tc>
@@ -12395,7 +10214,6 @@
                 <w:szCs w:val="20"/>
               </w:rPr>
             </w:pPr>
-            <w:proofErr w:type="spellStart"/>
             <w:r>
               <w:rPr>
                 <w:b/>
@@ -12403,37 +10221,7 @@
                 <w:sz w:val="20"/>
                 <w:szCs w:val="20"/>
               </w:rPr>
-              <w:t>Evidence</w:t>
-            </w:r>
-            <w:proofErr w:type="spellEnd"/>
-            <w:r>
-              <w:rPr>
-                <w:b/>
-                <w:bCs/>
-                <w:sz w:val="20"/>
-                <w:szCs w:val="20"/>
-              </w:rPr>
-              <w:t xml:space="preserve"> in </w:t>
-            </w:r>
-            <w:proofErr w:type="spellStart"/>
-            <w:r>
-              <w:rPr>
-                <w:b/>
-                <w:bCs/>
-                <w:sz w:val="20"/>
-                <w:szCs w:val="20"/>
-              </w:rPr>
-              <w:t>submitted</w:t>
-            </w:r>
-            <w:proofErr w:type="spellEnd"/>
-            <w:r>
-              <w:rPr>
-                <w:b/>
-                <w:bCs/>
-                <w:sz w:val="20"/>
-                <w:szCs w:val="20"/>
-              </w:rPr>
-              <w:t xml:space="preserve"> code</w:t>
+              <w:t>Evidence in submitted code</w:t>
             </w:r>
           </w:p>
         </w:tc>
@@ -13306,7 +11094,6 @@
                 <w:szCs w:val="20"/>
               </w:rPr>
             </w:pPr>
-            <w:proofErr w:type="spellStart"/>
             <w:r>
               <w:rPr>
                 <w:b/>
@@ -13314,17 +11101,7 @@
                 <w:sz w:val="20"/>
                 <w:szCs w:val="20"/>
               </w:rPr>
-              <w:t>Fully</w:t>
-            </w:r>
-            <w:proofErr w:type="spellEnd"/>
-            <w:r>
-              <w:rPr>
-                <w:b/>
-                <w:bCs/>
-                <w:sz w:val="20"/>
-                <w:szCs w:val="20"/>
-              </w:rPr>
-              <w:t xml:space="preserve"> met?</w:t>
+              <w:t>Fully met?</w:t>
             </w:r>
           </w:p>
         </w:tc>
@@ -13341,7 +11118,6 @@
                 <w:szCs w:val="20"/>
               </w:rPr>
             </w:pPr>
-            <w:proofErr w:type="spellStart"/>
             <w:r>
               <w:rPr>
                 <w:b/>
@@ -13349,37 +11125,7 @@
                 <w:sz w:val="20"/>
                 <w:szCs w:val="20"/>
               </w:rPr>
-              <w:t>Evidence</w:t>
-            </w:r>
-            <w:proofErr w:type="spellEnd"/>
-            <w:r>
-              <w:rPr>
-                <w:b/>
-                <w:bCs/>
-                <w:sz w:val="20"/>
-                <w:szCs w:val="20"/>
-              </w:rPr>
-              <w:t xml:space="preserve"> in </w:t>
-            </w:r>
-            <w:proofErr w:type="spellStart"/>
-            <w:r>
-              <w:rPr>
-                <w:b/>
-                <w:bCs/>
-                <w:sz w:val="20"/>
-                <w:szCs w:val="20"/>
-              </w:rPr>
-              <w:t>submitted</w:t>
-            </w:r>
-            <w:proofErr w:type="spellEnd"/>
-            <w:r>
-              <w:rPr>
-                <w:b/>
-                <w:bCs/>
-                <w:sz w:val="20"/>
-                <w:szCs w:val="20"/>
-              </w:rPr>
-              <w:t xml:space="preserve"> code</w:t>
+              <w:t>Evidence in submitted code</w:t>
             </w:r>
           </w:p>
         </w:tc>
@@ -13989,25 +11735,7 @@
                 <w:szCs w:val="20"/>
                 <w:lang w:val="en-GB"/>
               </w:rPr>
-              <w:t>The submitted .</w:t>
-            </w:r>
-            <w:proofErr w:type="spellStart"/>
-            <w:r>
-              <w:rPr>
-                <w:sz w:val="20"/>
-                <w:szCs w:val="20"/>
-                <w:lang w:val="en-GB"/>
-              </w:rPr>
-              <w:t>py</w:t>
-            </w:r>
-            <w:proofErr w:type="spellEnd"/>
-            <w:r>
-              <w:rPr>
-                <w:sz w:val="20"/>
-                <w:szCs w:val="20"/>
-                <w:lang w:val="en-GB"/>
-              </w:rPr>
-              <w:t xml:space="preserve"> implementation can be run from a clean start without relying on state from an earlier session.</w:t>
+              <w:t>The submitted .py implementation can be run from a clean start without relying on state from an earlier session.</w:t>
             </w:r>
           </w:p>
           <w:p>
@@ -14085,59 +11813,26 @@
         <w:pStyle w:val="Bijlagekop"/>
       </w:pPr>
       <w:r>
-        <w:t xml:space="preserve">Documentatie van gebruik van </w:t>
-      </w:r>
-      <w:proofErr w:type="spellStart"/>
-      <w:r>
-        <w:t>GenAI</w:t>
-      </w:r>
-      <w:proofErr w:type="spellEnd"/>
-    </w:p>
-    <w:p>
-      <w:pPr>
-        <w:rPr>
-          <w:rStyle w:val="Emphasis"/>
-        </w:rPr>
-      </w:pPr>
-      <w:r>
-        <w:rPr>
-          <w:rStyle w:val="Emphasis"/>
-        </w:rPr>
-        <w:t xml:space="preserve">Verantwoord je gebruik van </w:t>
-      </w:r>
-      <w:proofErr w:type="spellStart"/>
-      <w:r>
-        <w:rPr>
-          <w:rStyle w:val="Emphasis"/>
-        </w:rPr>
-        <w:t>GenAI</w:t>
-      </w:r>
-      <w:proofErr w:type="spellEnd"/>
-      <w:r>
-        <w:rPr>
-          <w:rStyle w:val="Emphasis"/>
-        </w:rPr>
-        <w:t xml:space="preserve">, zoals afgesproken in </w:t>
-      </w:r>
-      <w:r>
-        <w:rPr>
-          <w:rStyle w:val="Emphasis"/>
-        </w:rPr>
-        <w:t xml:space="preserve">de richtlijnen voor Passend gebruik van </w:t>
-      </w:r>
-      <w:proofErr w:type="spellStart"/>
-      <w:r>
-        <w:rPr>
-          <w:rStyle w:val="Emphasis"/>
-        </w:rPr>
-        <w:t>GenAI</w:t>
-      </w:r>
-      <w:proofErr w:type="spellEnd"/>
-      <w:r>
-        <w:rPr>
-          <w:rStyle w:val="Emphasis"/>
-        </w:rPr>
-        <w:t xml:space="preserve"> bij OR5</w:t>
+        <w:t>Documentatie van gebruik van GenAI</w:t>
+      </w:r>
+    </w:p>
+    <w:p>
+      <w:pPr>
+        <w:rPr>
+          <w:rStyle w:val="Emphasis"/>
+        </w:rPr>
+      </w:pPr>
+      <w:r>
+        <w:rPr>
+          <w:rStyle w:val="Emphasis"/>
+        </w:rPr>
+        <w:t xml:space="preserve">Verantwoord je gebruik van GenAI, zoals afgesproken in </w:t>
+      </w:r>
+      <w:r>
+        <w:rPr>
+          <w:rStyle w:val="Emphasis"/>
+        </w:rPr>
+        <w:t>de richtlijnen voor Passend gebruik van GenAI bij OR5</w:t>
       </w:r>
       <w:r>
         <w:rPr>
@@ -14175,72 +11870,8 @@
         <w:rPr>
           <w:rStyle w:val="Emphasis"/>
         </w:rPr>
-        <w:t xml:space="preserve">: Gemaakt door </w:t>
-      </w:r>
-      <w:proofErr w:type="spellStart"/>
-      <w:r>
-        <w:rPr>
-          <w:rStyle w:val="Emphasis"/>
-        </w:rPr>
-        <w:t>GenAI</w:t>
-      </w:r>
-      <w:proofErr w:type="spellEnd"/>
-      <w:r>
-        <w:rPr>
-          <w:rStyle w:val="Emphasis"/>
-        </w:rPr>
-        <w:t xml:space="preserve">, Vooral gemaakt door </w:t>
-      </w:r>
-      <w:proofErr w:type="spellStart"/>
-      <w:r>
-        <w:rPr>
-          <w:rStyle w:val="Emphasis"/>
-        </w:rPr>
-        <w:t>GenAI</w:t>
-      </w:r>
-      <w:proofErr w:type="spellEnd"/>
-      <w:r>
-        <w:rPr>
-          <w:rStyle w:val="Emphasis"/>
-        </w:rPr>
-        <w:t xml:space="preserve">, Samen met </w:t>
-      </w:r>
-      <w:proofErr w:type="spellStart"/>
-      <w:r>
-        <w:rPr>
-          <w:rStyle w:val="Emphasis"/>
-        </w:rPr>
-        <w:t>GenAI</w:t>
-      </w:r>
-      <w:proofErr w:type="spellEnd"/>
-      <w:r>
-        <w:rPr>
-          <w:rStyle w:val="Emphasis"/>
-        </w:rPr>
-        <w:t xml:space="preserve"> gemaakt, Geassisteerd door </w:t>
-      </w:r>
-      <w:proofErr w:type="spellStart"/>
-      <w:r>
-        <w:rPr>
-          <w:rStyle w:val="Emphasis"/>
-        </w:rPr>
-        <w:t>GenAI</w:t>
-      </w:r>
-      <w:proofErr w:type="spellEnd"/>
-      <w:r>
-        <w:rPr>
-          <w:rStyle w:val="Emphasis"/>
-        </w:rPr>
-        <w:t xml:space="preserve">, Gemaakt zonder </w:t>
-      </w:r>
-      <w:proofErr w:type="spellStart"/>
-      <w:r>
-        <w:rPr>
-          <w:rStyle w:val="Emphasis"/>
-        </w:rPr>
-        <w:t>GenAI</w:t>
-      </w:r>
-      <w:proofErr w:type="spellEnd"/>
+        <w:t>: Gemaakt door GenAI, Vooral gemaakt door GenAI, Samen met GenAI gemaakt, Geassisteerd door GenAI, Gemaakt zonder GenAI</w:t>
+      </w:r>
       <w:r>
         <w:rPr>
           <w:rStyle w:val="Emphasis"/>
@@ -14251,63 +11882,7 @@
         <w:rPr>
           <w:rStyle w:val="Emphasis"/>
         </w:rPr>
-        <w:t xml:space="preserve">: Label </w:t>
-      </w:r>
-      <w:proofErr w:type="spellStart"/>
-      <w:r>
-        <w:rPr>
-          <w:rStyle w:val="Emphasis"/>
-        </w:rPr>
-        <w:t>Your</w:t>
-      </w:r>
-      <w:proofErr w:type="spellEnd"/>
-      <w:r>
-        <w:rPr>
-          <w:rStyle w:val="Emphasis"/>
-        </w:rPr>
-        <w:t xml:space="preserve"> </w:t>
-      </w:r>
-      <w:proofErr w:type="spellStart"/>
-      <w:r>
-        <w:rPr>
-          <w:rStyle w:val="Emphasis"/>
-        </w:rPr>
-        <w:t>Collaboration</w:t>
-      </w:r>
-      <w:proofErr w:type="spellEnd"/>
-      <w:r>
-        <w:rPr>
-          <w:rStyle w:val="Emphasis"/>
-        </w:rPr>
-        <w:t xml:space="preserve"> </w:t>
-      </w:r>
-      <w:proofErr w:type="spellStart"/>
-      <w:r>
-        <w:rPr>
-          <w:rStyle w:val="Emphasis"/>
-        </w:rPr>
-        <w:t>with</w:t>
-      </w:r>
-      <w:proofErr w:type="spellEnd"/>
-      <w:r>
-        <w:rPr>
-          <w:rStyle w:val="Emphasis"/>
-        </w:rPr>
-        <w:t xml:space="preserve"> </w:t>
-      </w:r>
-      <w:proofErr w:type="spellStart"/>
-      <w:r>
-        <w:rPr>
-          <w:rStyle w:val="Emphasis"/>
-        </w:rPr>
-        <w:t>GenAI</w:t>
-      </w:r>
-      <w:proofErr w:type="spellEnd"/>
-      <w:r>
-        <w:rPr>
-          <w:rStyle w:val="Emphasis"/>
-        </w:rPr>
-        <w:t>)</w:t>
+        <w:t>: Label Your Collaboration with GenAI)</w:t>
       </w:r>
     </w:p>
     <w:tbl>
@@ -14470,7 +12045,6 @@
                 <w:lang w:val="en-GB"/>
               </w:rPr>
             </w:pPr>
-            <w:proofErr w:type="spellStart"/>
             <w:r>
               <w:rPr>
                 <w:sz w:val="20"/>
@@ -14479,7 +12053,6 @@
               </w:rPr>
               <w:t>Verantwoordingsverslag</w:t>
             </w:r>
-            <w:proofErr w:type="spellEnd"/>
           </w:p>
         </w:tc>
         <w:tc>
@@ -14494,7 +12067,6 @@
                 <w:lang w:val="en-GB"/>
               </w:rPr>
             </w:pPr>
-            <w:proofErr w:type="spellStart"/>
             <w:r>
               <w:rPr>
                 <w:sz w:val="20"/>
@@ -14503,7 +12075,6 @@
               </w:rPr>
               <w:t>Taalgebruik</w:t>
             </w:r>
-            <w:proofErr w:type="spellEnd"/>
           </w:p>
           <w:p>
             <w:pPr>
@@ -14564,43 +12135,23 @@
                 <w:szCs w:val="20"/>
                 <w:lang w:val="en-GB"/>
               </w:rPr>
-              <w:t xml:space="preserve">Eigen </w:t>
+              <w:t>Eigen kennis en jargon van de slides</w:t>
             </w:r>
-            <w:proofErr w:type="spellStart"/>
             <w:r>
               <w:rPr>
                 <w:sz w:val="20"/>
                 <w:szCs w:val="20"/>
                 <w:lang w:val="en-GB"/>
               </w:rPr>
-              <w:t>kennis</w:t>
+              <w:t xml:space="preserve"> en </w:t>
             </w:r>
-            <w:proofErr w:type="spellEnd"/>
             <w:r>
               <w:rPr>
                 <w:sz w:val="20"/>
                 <w:szCs w:val="20"/>
                 <w:lang w:val="en-GB"/>
               </w:rPr>
-              <w:t xml:space="preserve"> </w:t>
-            </w:r>
-            <w:proofErr w:type="spellStart"/>
-            <w:r>
-              <w:rPr>
-                <w:sz w:val="20"/>
-                <w:szCs w:val="20"/>
-                <w:lang w:val="en-GB"/>
-              </w:rPr>
-              <w:t>en</w:t>
-            </w:r>
-            <w:proofErr w:type="spellEnd"/>
-            <w:r>
-              <w:rPr>
-                <w:sz w:val="20"/>
-                <w:szCs w:val="20"/>
-                <w:lang w:val="en-GB"/>
-              </w:rPr>
-              <w:t xml:space="preserve"> jargon van de slides</w:t>
+              <w:t>documenten op Canvas</w:t>
             </w:r>
           </w:p>
         </w:tc>
@@ -14646,7 +12197,6 @@
                 <w:lang w:val="en-GB"/>
               </w:rPr>
             </w:pPr>
-            <w:proofErr w:type="spellStart"/>
             <w:r>
               <w:rPr>
                 <w:sz w:val="20"/>
@@ -14655,7 +12205,6 @@
               </w:rPr>
               <w:t>Structuur</w:t>
             </w:r>
-            <w:proofErr w:type="spellEnd"/>
           </w:p>
           <w:p>
             <w:pPr>
@@ -14732,18 +12281,8 @@
                 <w:szCs w:val="20"/>
                 <w:lang w:val="en-GB"/>
               </w:rPr>
-              <w:t xml:space="preserve">Template van Canvas </w:t>
+              <w:t>Template van Canvas gebruikt</w:t>
             </w:r>
-            <w:proofErr w:type="spellStart"/>
-            <w:r>
-              <w:rPr>
-                <w:sz w:val="20"/>
-                <w:szCs w:val="20"/>
-                <w:lang w:val="en-GB"/>
-              </w:rPr>
-              <w:t>gebruikt</w:t>
-            </w:r>
-            <w:proofErr w:type="spellEnd"/>
           </w:p>
         </w:tc>
         <w:tc>
@@ -14788,34 +12327,14 @@
                 <w:lang w:val="en-GB"/>
               </w:rPr>
             </w:pPr>
-            <w:proofErr w:type="spellStart"/>
             <w:r>
               <w:rPr>
                 <w:sz w:val="20"/>
                 <w:szCs w:val="20"/>
                 <w:lang w:val="en-GB"/>
               </w:rPr>
-              <w:t>Ontwerp</w:t>
+              <w:t>Ontwerp van oplosmethoden</w:t>
             </w:r>
-            <w:proofErr w:type="spellEnd"/>
-            <w:r>
-              <w:rPr>
-                <w:sz w:val="20"/>
-                <w:szCs w:val="20"/>
-                <w:lang w:val="en-GB"/>
-              </w:rPr>
-              <w:t xml:space="preserve"> van </w:t>
-            </w:r>
-            <w:proofErr w:type="spellStart"/>
-            <w:r>
-              <w:rPr>
-                <w:sz w:val="20"/>
-                <w:szCs w:val="20"/>
-                <w:lang w:val="en-GB"/>
-              </w:rPr>
-              <w:t>oplosmethoden</w:t>
-            </w:r>
-            <w:proofErr w:type="spellEnd"/>
           </w:p>
           <w:p>
             <w:pPr>
@@ -14861,41 +12380,13 @@
                 <w:lang w:val="en-GB"/>
               </w:rPr>
             </w:pPr>
-            <w:proofErr w:type="spellStart"/>
             <w:r>
               <w:rPr>
                 <w:sz w:val="20"/>
                 <w:szCs w:val="20"/>
                 <w:lang w:val="en-GB"/>
               </w:rPr>
-              <w:t>Gebruik</w:t>
-            </w:r>
-            <w:proofErr w:type="spellEnd"/>
-            <w:r>
-              <w:rPr>
-                <w:sz w:val="20"/>
-                <w:szCs w:val="20"/>
-                <w:lang w:val="en-GB"/>
-              </w:rPr>
-              <w:t xml:space="preserve"> </w:t>
-            </w:r>
-            <w:proofErr w:type="spellStart"/>
-            <w:r>
-              <w:rPr>
-                <w:sz w:val="20"/>
-                <w:szCs w:val="20"/>
-                <w:lang w:val="en-GB"/>
-              </w:rPr>
-              <w:t>gemaakt</w:t>
-            </w:r>
-            <w:proofErr w:type="spellEnd"/>
-            <w:r>
-              <w:rPr>
-                <w:sz w:val="20"/>
-                <w:szCs w:val="20"/>
-                <w:lang w:val="en-GB"/>
-              </w:rPr>
-              <w:t xml:space="preserve"> van de lecture slides op Canvas</w:t>
+              <w:t>Gebruik gemaakt van de lecture slides op Canvas</w:t>
             </w:r>
             <w:r>
               <w:rPr>
@@ -14903,43 +12394,7 @@
                 <w:szCs w:val="20"/>
                 <w:lang w:val="en-GB"/>
               </w:rPr>
-              <w:t xml:space="preserve"> </w:t>
-            </w:r>
-            <w:proofErr w:type="spellStart"/>
-            <w:r>
-              <w:rPr>
-                <w:sz w:val="20"/>
-                <w:szCs w:val="20"/>
-                <w:lang w:val="en-GB"/>
-              </w:rPr>
-              <w:t>en</w:t>
-            </w:r>
-            <w:proofErr w:type="spellEnd"/>
-            <w:r>
-              <w:rPr>
-                <w:sz w:val="20"/>
-                <w:szCs w:val="20"/>
-                <w:lang w:val="en-GB"/>
-              </w:rPr>
-              <w:t xml:space="preserve"> de </w:t>
-            </w:r>
-            <w:proofErr w:type="spellStart"/>
-            <w:r>
-              <w:rPr>
-                <w:sz w:val="20"/>
-                <w:szCs w:val="20"/>
-                <w:lang w:val="en-GB"/>
-              </w:rPr>
-              <w:t>opties</w:t>
-            </w:r>
-            <w:proofErr w:type="spellEnd"/>
-            <w:r>
-              <w:rPr>
-                <w:sz w:val="20"/>
-                <w:szCs w:val="20"/>
-                <w:lang w:val="en-GB"/>
-              </w:rPr>
-              <w:t xml:space="preserve"> op </w:t>
+              <w:t xml:space="preserve"> en de opties op </w:t>
             </w:r>
           </w:p>
         </w:tc>
@@ -14985,34 +12440,14 @@
                 <w:lang w:val="en-GB"/>
               </w:rPr>
             </w:pPr>
-            <w:proofErr w:type="spellStart"/>
             <w:r>
               <w:rPr>
                 <w:sz w:val="20"/>
                 <w:szCs w:val="20"/>
                 <w:lang w:val="en-GB"/>
               </w:rPr>
-              <w:t>Implementatie</w:t>
+              <w:t>Implementatie van oplosmethoden</w:t>
             </w:r>
-            <w:proofErr w:type="spellEnd"/>
-            <w:r>
-              <w:rPr>
-                <w:sz w:val="20"/>
-                <w:szCs w:val="20"/>
-                <w:lang w:val="en-GB"/>
-              </w:rPr>
-              <w:t xml:space="preserve"> van </w:t>
-            </w:r>
-            <w:proofErr w:type="spellStart"/>
-            <w:r>
-              <w:rPr>
-                <w:sz w:val="20"/>
-                <w:szCs w:val="20"/>
-                <w:lang w:val="en-GB"/>
-              </w:rPr>
-              <w:t>oplosmethoden</w:t>
-            </w:r>
-            <w:proofErr w:type="spellEnd"/>
           </w:p>
           <w:p>
             <w:pPr>
@@ -15094,7 +12529,6 @@
                 <w:lang w:val="en-GB"/>
               </w:rPr>
             </w:pPr>
-            <w:proofErr w:type="spellStart"/>
             <w:r>
               <w:rPr>
                 <w:sz w:val="20"/>
@@ -15103,7 +12537,6 @@
               </w:rPr>
               <w:t>Validatie</w:t>
             </w:r>
-            <w:proofErr w:type="spellEnd"/>
           </w:p>
           <w:p>
             <w:pPr>
@@ -15194,7 +12627,6 @@
                 <w:lang w:val="en-GB"/>
               </w:rPr>
             </w:pPr>
-            <w:proofErr w:type="spellStart"/>
             <w:r>
               <w:rPr>
                 <w:sz w:val="20"/>
@@ -15203,7 +12635,6 @@
               </w:rPr>
               <w:t>Experimenten</w:t>
             </w:r>
-            <w:proofErr w:type="spellEnd"/>
           </w:p>
           <w:p>
             <w:pPr>
@@ -15300,36 +12731,8 @@
                 <w:szCs w:val="20"/>
                 <w:lang w:val="en-GB"/>
               </w:rPr>
-              <w:t xml:space="preserve">Eigen </w:t>
+              <w:t>Eigen onderzoeksvraag of ontwikkelrichting</w:t>
             </w:r>
-            <w:proofErr w:type="spellStart"/>
-            <w:r>
-              <w:rPr>
-                <w:sz w:val="20"/>
-                <w:szCs w:val="20"/>
-                <w:lang w:val="en-GB"/>
-              </w:rPr>
-              <w:t>onderzoeksvraag</w:t>
-            </w:r>
-            <w:proofErr w:type="spellEnd"/>
-            <w:r>
-              <w:rPr>
-                <w:sz w:val="20"/>
-                <w:szCs w:val="20"/>
-                <w:lang w:val="en-GB"/>
-              </w:rPr>
-              <w:t xml:space="preserve"> of </w:t>
-            </w:r>
-            <w:proofErr w:type="spellStart"/>
-            <w:r>
-              <w:rPr>
-                <w:sz w:val="20"/>
-                <w:szCs w:val="20"/>
-                <w:lang w:val="en-GB"/>
-              </w:rPr>
-              <w:t>ontwikkelrichting</w:t>
-            </w:r>
-            <w:proofErr w:type="spellEnd"/>
           </w:p>
           <w:p>
             <w:pPr>
@@ -15658,23 +13061,13 @@
                 <w:lang w:val="en-GB"/>
               </w:rPr>
             </w:pPr>
-            <w:proofErr w:type="spellStart"/>
             <w:r>
               <w:rPr>
                 <w:sz w:val="20"/>
                 <w:szCs w:val="20"/>
                 <w:lang w:val="en-GB"/>
               </w:rPr>
-              <w:t>Geassisteerd</w:t>
-            </w:r>
-            <w:proofErr w:type="spellEnd"/>
-            <w:r>
-              <w:rPr>
-                <w:sz w:val="20"/>
-                <w:szCs w:val="20"/>
-                <w:lang w:val="en-GB"/>
-              </w:rPr>
-              <w:t xml:space="preserve"> door GenAI</w:t>
+              <w:t>Geassisteerd door GenAI</w:t>
             </w:r>
           </w:p>
         </w:tc>
@@ -15690,59 +13083,21 @@
                 <w:lang w:val="en-GB"/>
               </w:rPr>
             </w:pPr>
-            <w:proofErr w:type="spellStart"/>
             <w:r>
               <w:rPr>
                 <w:sz w:val="20"/>
                 <w:szCs w:val="20"/>
                 <w:lang w:val="en-GB"/>
               </w:rPr>
-              <w:t>Uitleg</w:t>
+              <w:t>Uitleg en</w:t>
             </w:r>
-            <w:proofErr w:type="spellEnd"/>
             <w:r>
               <w:rPr>
                 <w:sz w:val="20"/>
                 <w:szCs w:val="20"/>
                 <w:lang w:val="en-GB"/>
               </w:rPr>
-              <w:t xml:space="preserve"> </w:t>
-            </w:r>
-            <w:proofErr w:type="spellStart"/>
-            <w:r>
-              <w:rPr>
-                <w:sz w:val="20"/>
-                <w:szCs w:val="20"/>
-                <w:lang w:val="en-GB"/>
-              </w:rPr>
-              <w:t>en</w:t>
-            </w:r>
-            <w:proofErr w:type="spellEnd"/>
-            <w:r>
-              <w:rPr>
-                <w:sz w:val="20"/>
-                <w:szCs w:val="20"/>
-                <w:lang w:val="en-GB"/>
-              </w:rPr>
-              <w:t xml:space="preserve"> </w:t>
-            </w:r>
-            <w:proofErr w:type="spellStart"/>
-            <w:r>
-              <w:rPr>
-                <w:sz w:val="20"/>
-                <w:szCs w:val="20"/>
-                <w:lang w:val="en-GB"/>
-              </w:rPr>
-              <w:t>bestaan</w:t>
-            </w:r>
-            <w:proofErr w:type="spellEnd"/>
-            <w:r>
-              <w:rPr>
-                <w:sz w:val="20"/>
-                <w:szCs w:val="20"/>
-                <w:lang w:val="en-GB"/>
-              </w:rPr>
-              <w:t xml:space="preserve"> van</w:t>
+              <w:t xml:space="preserve"> bestaan van</w:t>
             </w:r>
             <w:r>
               <w:rPr>
@@ -15790,133 +13145,15 @@
                 <w:szCs w:val="20"/>
                 <w:lang w:val="en-GB"/>
               </w:rPr>
-              <w:t xml:space="preserve"> over hoe </w:t>
+              <w:t xml:space="preserve"> over hoe ik kon zorgen dat de Excel-file terecht </w:t>
             </w:r>
-            <w:proofErr w:type="spellStart"/>
             <w:r>
               <w:rPr>
                 <w:sz w:val="20"/>
                 <w:szCs w:val="20"/>
                 <w:lang w:val="en-GB"/>
               </w:rPr>
-              <w:t>ik</w:t>
-            </w:r>
-            <w:proofErr w:type="spellEnd"/>
-            <w:r>
-              <w:rPr>
-                <w:sz w:val="20"/>
-                <w:szCs w:val="20"/>
-                <w:lang w:val="en-GB"/>
-              </w:rPr>
-              <w:t xml:space="preserve"> </w:t>
-            </w:r>
-            <w:proofErr w:type="spellStart"/>
-            <w:r>
-              <w:rPr>
-                <w:sz w:val="20"/>
-                <w:szCs w:val="20"/>
-                <w:lang w:val="en-GB"/>
-              </w:rPr>
-              <w:t>kon</w:t>
-            </w:r>
-            <w:proofErr w:type="spellEnd"/>
-            <w:r>
-              <w:rPr>
-                <w:sz w:val="20"/>
-                <w:szCs w:val="20"/>
-                <w:lang w:val="en-GB"/>
-              </w:rPr>
-              <w:t xml:space="preserve"> </w:t>
-            </w:r>
-            <w:proofErr w:type="spellStart"/>
-            <w:r>
-              <w:rPr>
-                <w:sz w:val="20"/>
-                <w:szCs w:val="20"/>
-                <w:lang w:val="en-GB"/>
-              </w:rPr>
-              <w:t>zorgen</w:t>
-            </w:r>
-            <w:proofErr w:type="spellEnd"/>
-            <w:r>
-              <w:rPr>
-                <w:sz w:val="20"/>
-                <w:szCs w:val="20"/>
-                <w:lang w:val="en-GB"/>
-              </w:rPr>
-              <w:t xml:space="preserve"> </w:t>
-            </w:r>
-            <w:proofErr w:type="spellStart"/>
-            <w:r>
-              <w:rPr>
-                <w:sz w:val="20"/>
-                <w:szCs w:val="20"/>
-                <w:lang w:val="en-GB"/>
-              </w:rPr>
-              <w:t>dat</w:t>
-            </w:r>
-            <w:proofErr w:type="spellEnd"/>
-            <w:r>
-              <w:rPr>
-                <w:sz w:val="20"/>
-                <w:szCs w:val="20"/>
-                <w:lang w:val="en-GB"/>
-              </w:rPr>
-              <w:t xml:space="preserve"> de Excel-file </w:t>
-            </w:r>
-            <w:proofErr w:type="spellStart"/>
-            <w:r>
-              <w:rPr>
-                <w:sz w:val="20"/>
-                <w:szCs w:val="20"/>
-                <w:lang w:val="en-GB"/>
-              </w:rPr>
-              <w:t>terecht</w:t>
-            </w:r>
-            <w:proofErr w:type="spellEnd"/>
-            <w:r>
-              <w:rPr>
-                <w:sz w:val="20"/>
-                <w:szCs w:val="20"/>
-                <w:lang w:val="en-GB"/>
-              </w:rPr>
-              <w:t xml:space="preserve"> </w:t>
-            </w:r>
-            <w:proofErr w:type="spellStart"/>
-            <w:r>
-              <w:rPr>
-                <w:sz w:val="20"/>
-                <w:szCs w:val="20"/>
-                <w:lang w:val="en-GB"/>
-              </w:rPr>
-              <w:t>kwam</w:t>
-            </w:r>
-            <w:proofErr w:type="spellEnd"/>
-            <w:r>
-              <w:rPr>
-                <w:sz w:val="20"/>
-                <w:szCs w:val="20"/>
-                <w:lang w:val="en-GB"/>
-              </w:rPr>
-              <w:t xml:space="preserve"> in de </w:t>
-            </w:r>
-            <w:proofErr w:type="spellStart"/>
-            <w:r>
-              <w:rPr>
-                <w:sz w:val="20"/>
-                <w:szCs w:val="20"/>
-                <w:lang w:val="en-GB"/>
-              </w:rPr>
-              <w:t>aangemaakte</w:t>
-            </w:r>
-            <w:proofErr w:type="spellEnd"/>
-            <w:r>
-              <w:rPr>
-                <w:sz w:val="20"/>
-                <w:szCs w:val="20"/>
-                <w:lang w:val="en-GB"/>
-              </w:rPr>
-              <w:t xml:space="preserve"> folder (output-path)</w:t>
+              <w:t>kwam in de aangemaakte folder (output-path)</w:t>
             </w:r>
             <w:r>
               <w:rPr>
@@ -15949,25 +13186,7 @@
                 <w:szCs w:val="20"/>
                 <w:lang w:val="en-GB"/>
               </w:rPr>
-              <w:t xml:space="preserve">ints </w:t>
-            </w:r>
-            <w:proofErr w:type="spellStart"/>
-            <w:r>
-              <w:rPr>
-                <w:sz w:val="20"/>
-                <w:szCs w:val="20"/>
-                <w:lang w:val="en-GB"/>
-              </w:rPr>
-              <w:t>voor</w:t>
-            </w:r>
-            <w:proofErr w:type="spellEnd"/>
-            <w:r>
-              <w:rPr>
-                <w:sz w:val="20"/>
-                <w:szCs w:val="20"/>
-                <w:lang w:val="en-GB"/>
-              </w:rPr>
-              <w:t xml:space="preserve"> hoe</w:t>
+              <w:t>ints voor hoe</w:t>
             </w:r>
             <w:r>
               <w:rPr>
@@ -15975,25 +13194,7 @@
                 <w:szCs w:val="20"/>
                 <w:lang w:val="en-GB"/>
               </w:rPr>
-              <w:t xml:space="preserve"> </w:t>
-            </w:r>
-            <w:proofErr w:type="spellStart"/>
-            <w:r>
-              <w:rPr>
-                <w:sz w:val="20"/>
-                <w:szCs w:val="20"/>
-                <w:lang w:val="en-GB"/>
-              </w:rPr>
-              <w:t>ik</w:t>
-            </w:r>
-            <w:proofErr w:type="spellEnd"/>
-            <w:r>
-              <w:rPr>
-                <w:sz w:val="20"/>
-                <w:szCs w:val="20"/>
-                <w:lang w:val="en-GB"/>
-              </w:rPr>
-              <w:t xml:space="preserve"> </w:t>
+              <w:t xml:space="preserve"> ik </w:t>
             </w:r>
             <w:r>
               <w:rPr>
@@ -16009,79 +13210,7 @@
                 <w:szCs w:val="20"/>
                 <w:lang w:val="en-GB"/>
               </w:rPr>
-              <w:t xml:space="preserve"> dictionaries </w:t>
-            </w:r>
-            <w:proofErr w:type="spellStart"/>
-            <w:r>
-              <w:rPr>
-                <w:sz w:val="20"/>
-                <w:szCs w:val="20"/>
-                <w:lang w:val="en-GB"/>
-              </w:rPr>
-              <w:t>rijen</w:t>
-            </w:r>
-            <w:proofErr w:type="spellEnd"/>
-            <w:r>
-              <w:rPr>
-                <w:sz w:val="20"/>
-                <w:szCs w:val="20"/>
-                <w:lang w:val="en-GB"/>
-              </w:rPr>
-              <w:t xml:space="preserve"> </w:t>
-            </w:r>
-            <w:proofErr w:type="spellStart"/>
-            <w:r>
-              <w:rPr>
-                <w:sz w:val="20"/>
-                <w:szCs w:val="20"/>
-                <w:lang w:val="en-GB"/>
-              </w:rPr>
-              <w:t>aan</w:t>
-            </w:r>
-            <w:proofErr w:type="spellEnd"/>
-            <w:r>
-              <w:rPr>
-                <w:sz w:val="20"/>
-                <w:szCs w:val="20"/>
-                <w:lang w:val="en-GB"/>
-              </w:rPr>
-              <w:t xml:space="preserve"> </w:t>
-            </w:r>
-            <w:proofErr w:type="spellStart"/>
-            <w:r>
-              <w:rPr>
-                <w:sz w:val="20"/>
-                <w:szCs w:val="20"/>
-                <w:lang w:val="en-GB"/>
-              </w:rPr>
-              <w:t>kon</w:t>
-            </w:r>
-            <w:proofErr w:type="spellEnd"/>
-            <w:r>
-              <w:rPr>
-                <w:sz w:val="20"/>
-                <w:szCs w:val="20"/>
-                <w:lang w:val="en-GB"/>
-              </w:rPr>
-              <w:t xml:space="preserve"> </w:t>
-            </w:r>
-            <w:proofErr w:type="spellStart"/>
-            <w:r>
-              <w:rPr>
-                <w:sz w:val="20"/>
-                <w:szCs w:val="20"/>
-                <w:lang w:val="en-GB"/>
-              </w:rPr>
-              <w:t>maken</w:t>
-            </w:r>
-            <w:proofErr w:type="spellEnd"/>
-            <w:r>
-              <w:rPr>
-                <w:sz w:val="20"/>
-                <w:szCs w:val="20"/>
-                <w:lang w:val="en-GB"/>
-              </w:rPr>
-              <w:t>.</w:t>
+              <w:t xml:space="preserve"> dictionaries rijen aan kon maken.</w:t>
             </w:r>
           </w:p>
         </w:tc>
@@ -16121,41 +13250,13 @@
               </w:rPr>
               <w:t xml:space="preserve"> </w:t>
             </w:r>
-            <w:proofErr w:type="gramStart"/>
             <w:r>
               <w:rPr>
                 <w:sz w:val="20"/>
                 <w:szCs w:val="20"/>
                 <w:lang w:val="en-GB"/>
               </w:rPr>
-              <w:t>import</w:t>
-            </w:r>
-            <w:proofErr w:type="gramEnd"/>
-            <w:r>
-              <w:rPr>
-                <w:sz w:val="20"/>
-                <w:szCs w:val="20"/>
-                <w:lang w:val="en-GB"/>
-              </w:rPr>
-              <w:t xml:space="preserve"> </w:t>
-            </w:r>
-            <w:proofErr w:type="spellStart"/>
-            <w:r>
-              <w:rPr>
-                <w:sz w:val="20"/>
-                <w:szCs w:val="20"/>
-                <w:lang w:val="en-GB"/>
-              </w:rPr>
-              <w:t>opgezocht</w:t>
-            </w:r>
-            <w:proofErr w:type="spellEnd"/>
-            <w:r>
-              <w:rPr>
-                <w:sz w:val="20"/>
-                <w:szCs w:val="20"/>
-                <w:lang w:val="en-GB"/>
-              </w:rPr>
-              <w:t xml:space="preserve"> </w:t>
+              <w:t xml:space="preserve">import opgezocht </w:t>
             </w:r>
             <w:r>
               <w:rPr>
@@ -16163,52 +13264,7 @@
                 <w:szCs w:val="20"/>
                 <w:lang w:val="en-GB"/>
               </w:rPr>
-              <w:t xml:space="preserve">op </w:t>
-            </w:r>
-            <w:proofErr w:type="spellStart"/>
-            <w:r>
-              <w:rPr>
-                <w:sz w:val="20"/>
-                <w:szCs w:val="20"/>
-                <w:lang w:val="en-GB"/>
-              </w:rPr>
-              <w:t>Geeksforgeeks</w:t>
-            </w:r>
-            <w:proofErr w:type="spellEnd"/>
-            <w:r>
-              <w:rPr>
-                <w:sz w:val="20"/>
-                <w:szCs w:val="20"/>
-                <w:lang w:val="en-GB"/>
-              </w:rPr>
-              <w:t xml:space="preserve"> </w:t>
-            </w:r>
-            <w:proofErr w:type="spellStart"/>
-            <w:r>
-              <w:rPr>
-                <w:sz w:val="20"/>
-                <w:szCs w:val="20"/>
-                <w:lang w:val="en-GB"/>
-              </w:rPr>
-              <w:t>en</w:t>
-            </w:r>
-            <w:proofErr w:type="spellEnd"/>
-            <w:r>
-              <w:rPr>
-                <w:sz w:val="20"/>
-                <w:szCs w:val="20"/>
-                <w:lang w:val="en-GB"/>
-              </w:rPr>
-              <w:t xml:space="preserve"> </w:t>
-            </w:r>
-            <w:proofErr w:type="spellStart"/>
-            <w:r>
-              <w:rPr>
-                <w:sz w:val="20"/>
-                <w:szCs w:val="20"/>
-                <w:lang w:val="en-GB"/>
-              </w:rPr>
-              <w:t>daar</w:t>
+              <w:t>op Geeksforgeeks en daar</w:t>
             </w:r>
             <w:r>
               <w:rPr>
@@ -16216,52 +13272,7 @@
                 <w:szCs w:val="20"/>
                 <w:lang w:val="en-GB"/>
               </w:rPr>
-              <w:t>mee</w:t>
-            </w:r>
-            <w:proofErr w:type="spellEnd"/>
-            <w:r>
-              <w:rPr>
-                <w:sz w:val="20"/>
-                <w:szCs w:val="20"/>
-                <w:lang w:val="en-GB"/>
-              </w:rPr>
-              <w:t xml:space="preserve"> </w:t>
-            </w:r>
-            <w:proofErr w:type="spellStart"/>
-            <w:r>
-              <w:rPr>
-                <w:sz w:val="20"/>
-                <w:szCs w:val="20"/>
-                <w:lang w:val="en-GB"/>
-              </w:rPr>
-              <w:t>verder</w:t>
-            </w:r>
-            <w:proofErr w:type="spellEnd"/>
-            <w:r>
-              <w:rPr>
-                <w:sz w:val="20"/>
-                <w:szCs w:val="20"/>
-                <w:lang w:val="en-GB"/>
-              </w:rPr>
-              <w:t xml:space="preserve"> </w:t>
-            </w:r>
-            <w:proofErr w:type="spellStart"/>
-            <w:r>
-              <w:rPr>
-                <w:sz w:val="20"/>
-                <w:szCs w:val="20"/>
-                <w:lang w:val="en-GB"/>
-              </w:rPr>
-              <w:t>gewerkt</w:t>
-            </w:r>
-            <w:proofErr w:type="spellEnd"/>
-            <w:r>
-              <w:rPr>
-                <w:sz w:val="20"/>
-                <w:szCs w:val="20"/>
-                <w:lang w:val="en-GB"/>
-              </w:rPr>
-              <w:t>.</w:t>
+              <w:t>mee verder gewerkt.</w:t>
             </w:r>
           </w:p>
         </w:tc>
@@ -16387,23 +13398,13 @@
                 <w:lang w:val="en-GB"/>
               </w:rPr>
             </w:pPr>
-            <w:proofErr w:type="spellStart"/>
             <w:r>
               <w:rPr>
                 <w:sz w:val="20"/>
                 <w:szCs w:val="20"/>
                 <w:lang w:val="en-GB"/>
               </w:rPr>
-              <w:t>Geassisteerd</w:t>
-            </w:r>
-            <w:proofErr w:type="spellEnd"/>
-            <w:r>
-              <w:rPr>
-                <w:sz w:val="20"/>
-                <w:szCs w:val="20"/>
-                <w:lang w:val="en-GB"/>
-              </w:rPr>
-              <w:t xml:space="preserve"> door GenAI</w:t>
+              <w:t>Geassisteerd door GenAI</w:t>
             </w:r>
           </w:p>
         </w:tc>
@@ -16419,7 +13420,6 @@
                 <w:lang w:val="en-GB"/>
               </w:rPr>
             </w:pPr>
-            <w:proofErr w:type="spellStart"/>
             <w:r>
               <w:rPr>
                 <w:sz w:val="20"/>
@@ -16428,7 +13428,6 @@
               </w:rPr>
               <w:t>Uitleg</w:t>
             </w:r>
-            <w:proofErr w:type="spellEnd"/>
             <w:r>
               <w:rPr>
                 <w:sz w:val="20"/>
@@ -16437,196 +13436,30 @@
               </w:rPr>
               <w:t xml:space="preserve"> </w:t>
             </w:r>
-            <w:proofErr w:type="spellStart"/>
             <w:r>
               <w:rPr>
                 <w:sz w:val="20"/>
                 <w:szCs w:val="20"/>
                 <w:lang w:val="en-GB"/>
               </w:rPr>
-              <w:t>zonder</w:t>
+              <w:t xml:space="preserve">zonder code </w:t>
             </w:r>
-            <w:proofErr w:type="spellEnd"/>
             <w:r>
               <w:rPr>
                 <w:sz w:val="20"/>
                 <w:szCs w:val="20"/>
                 <w:lang w:val="en-GB"/>
               </w:rPr>
-              <w:t xml:space="preserve"> code </w:t>
+              <w:t xml:space="preserve">gevraagd bij foutmeldingen die ik zelf niet kon </w:t>
             </w:r>
-            <w:proofErr w:type="spellStart"/>
             <w:r>
               <w:rPr>
                 <w:sz w:val="20"/>
                 <w:szCs w:val="20"/>
                 <w:lang w:val="en-GB"/>
               </w:rPr>
-              <w:t>gevraagd</w:t>
+              <w:t>begreep of kon oplossen</w:t>
             </w:r>
-            <w:proofErr w:type="spellEnd"/>
-            <w:r>
-              <w:rPr>
-                <w:sz w:val="20"/>
-                <w:szCs w:val="20"/>
-                <w:lang w:val="en-GB"/>
-              </w:rPr>
-              <w:t xml:space="preserve"> </w:t>
-            </w:r>
-            <w:proofErr w:type="spellStart"/>
-            <w:r>
-              <w:rPr>
-                <w:sz w:val="20"/>
-                <w:szCs w:val="20"/>
-                <w:lang w:val="en-GB"/>
-              </w:rPr>
-              <w:t>bij</w:t>
-            </w:r>
-            <w:proofErr w:type="spellEnd"/>
-            <w:r>
-              <w:rPr>
-                <w:sz w:val="20"/>
-                <w:szCs w:val="20"/>
-                <w:lang w:val="en-GB"/>
-              </w:rPr>
-              <w:t xml:space="preserve"> </w:t>
-            </w:r>
-            <w:proofErr w:type="spellStart"/>
-            <w:r>
-              <w:rPr>
-                <w:sz w:val="20"/>
-                <w:szCs w:val="20"/>
-                <w:lang w:val="en-GB"/>
-              </w:rPr>
-              <w:t>foutmeldingen</w:t>
-            </w:r>
-            <w:proofErr w:type="spellEnd"/>
-            <w:r>
-              <w:rPr>
-                <w:sz w:val="20"/>
-                <w:szCs w:val="20"/>
-                <w:lang w:val="en-GB"/>
-              </w:rPr>
-              <w:t xml:space="preserve"> die </w:t>
-            </w:r>
-            <w:proofErr w:type="spellStart"/>
-            <w:r>
-              <w:rPr>
-                <w:sz w:val="20"/>
-                <w:szCs w:val="20"/>
-                <w:lang w:val="en-GB"/>
-              </w:rPr>
-              <w:t>ik</w:t>
-            </w:r>
-            <w:proofErr w:type="spellEnd"/>
-            <w:r>
-              <w:rPr>
-                <w:sz w:val="20"/>
-                <w:szCs w:val="20"/>
-                <w:lang w:val="en-GB"/>
-              </w:rPr>
-              <w:t xml:space="preserve"> </w:t>
-            </w:r>
-            <w:proofErr w:type="spellStart"/>
-            <w:r>
-              <w:rPr>
-                <w:sz w:val="20"/>
-                <w:szCs w:val="20"/>
-                <w:lang w:val="en-GB"/>
-              </w:rPr>
-              <w:t>zelf</w:t>
-            </w:r>
-            <w:proofErr w:type="spellEnd"/>
-            <w:r>
-              <w:rPr>
-                <w:sz w:val="20"/>
-                <w:szCs w:val="20"/>
-                <w:lang w:val="en-GB"/>
-              </w:rPr>
-              <w:t xml:space="preserve"> </w:t>
-            </w:r>
-            <w:proofErr w:type="spellStart"/>
-            <w:r>
-              <w:rPr>
-                <w:sz w:val="20"/>
-                <w:szCs w:val="20"/>
-                <w:lang w:val="en-GB"/>
-              </w:rPr>
-              <w:t>niet</w:t>
-            </w:r>
-            <w:proofErr w:type="spellEnd"/>
-            <w:r>
-              <w:rPr>
-                <w:sz w:val="20"/>
-                <w:szCs w:val="20"/>
-                <w:lang w:val="en-GB"/>
-              </w:rPr>
-              <w:t xml:space="preserve"> </w:t>
-            </w:r>
-            <w:proofErr w:type="spellStart"/>
-            <w:r>
-              <w:rPr>
-                <w:sz w:val="20"/>
-                <w:szCs w:val="20"/>
-                <w:lang w:val="en-GB"/>
-              </w:rPr>
-              <w:t>kon</w:t>
-            </w:r>
-            <w:proofErr w:type="spellEnd"/>
-            <w:r>
-              <w:rPr>
-                <w:sz w:val="20"/>
-                <w:szCs w:val="20"/>
-                <w:lang w:val="en-GB"/>
-              </w:rPr>
-              <w:t xml:space="preserve"> </w:t>
-            </w:r>
-            <w:proofErr w:type="spellStart"/>
-            <w:r>
-              <w:rPr>
-                <w:sz w:val="20"/>
-                <w:szCs w:val="20"/>
-                <w:lang w:val="en-GB"/>
-              </w:rPr>
-              <w:t>begreep</w:t>
-            </w:r>
-            <w:proofErr w:type="spellEnd"/>
-            <w:r>
-              <w:rPr>
-                <w:sz w:val="20"/>
-                <w:szCs w:val="20"/>
-                <w:lang w:val="en-GB"/>
-              </w:rPr>
-              <w:t xml:space="preserve"> of </w:t>
-            </w:r>
-            <w:proofErr w:type="spellStart"/>
-            <w:r>
-              <w:rPr>
-                <w:sz w:val="20"/>
-                <w:szCs w:val="20"/>
-                <w:lang w:val="en-GB"/>
-              </w:rPr>
-              <w:t>kon</w:t>
-            </w:r>
-            <w:proofErr w:type="spellEnd"/>
-            <w:r>
-              <w:rPr>
-                <w:sz w:val="20"/>
-                <w:szCs w:val="20"/>
-                <w:lang w:val="en-GB"/>
-              </w:rPr>
-              <w:t xml:space="preserve"> </w:t>
-            </w:r>
-            <w:proofErr w:type="spellStart"/>
-            <w:r>
-              <w:rPr>
-                <w:sz w:val="20"/>
-                <w:szCs w:val="20"/>
-                <w:lang w:val="en-GB"/>
-              </w:rPr>
-              <w:t>oplossen</w:t>
-            </w:r>
-            <w:proofErr w:type="spellEnd"/>
             <w:r>
               <w:rPr>
                 <w:sz w:val="20"/>
@@ -16664,43 +13497,7 @@
                 <w:szCs w:val="20"/>
                 <w:lang w:val="en-GB"/>
               </w:rPr>
-              <w:t xml:space="preserve">Op </w:t>
-            </w:r>
-            <w:proofErr w:type="gramStart"/>
-            <w:r>
-              <w:rPr>
-                <w:sz w:val="20"/>
-                <w:szCs w:val="20"/>
-                <w:lang w:val="en-GB"/>
-              </w:rPr>
-              <w:t>basis</w:t>
-            </w:r>
-            <w:proofErr w:type="gramEnd"/>
-            <w:r>
-              <w:rPr>
-                <w:sz w:val="20"/>
-                <w:szCs w:val="20"/>
-                <w:lang w:val="en-GB"/>
-              </w:rPr>
-              <w:t xml:space="preserve"> van de extra </w:t>
-            </w:r>
-            <w:proofErr w:type="spellStart"/>
-            <w:r>
-              <w:rPr>
-                <w:sz w:val="20"/>
-                <w:szCs w:val="20"/>
-                <w:lang w:val="en-GB"/>
-              </w:rPr>
-              <w:t>uitleg</w:t>
-            </w:r>
-            <w:proofErr w:type="spellEnd"/>
-            <w:r>
-              <w:rPr>
-                <w:sz w:val="20"/>
-                <w:szCs w:val="20"/>
-                <w:lang w:val="en-GB"/>
-              </w:rPr>
-              <w:t xml:space="preserve"> </w:t>
+              <w:t xml:space="preserve">Op basis van de extra uitleg </w:t>
             </w:r>
             <w:r>
               <w:rPr>
@@ -16708,144 +13505,16 @@
                 <w:szCs w:val="20"/>
                 <w:lang w:val="en-GB"/>
               </w:rPr>
-              <w:t xml:space="preserve">alle </w:t>
+              <w:t xml:space="preserve">alle aangegeven regels gecheckt en </w:t>
             </w:r>
-            <w:proofErr w:type="spellStart"/>
             <w:r>
               <w:rPr>
                 <w:sz w:val="20"/>
                 <w:szCs w:val="20"/>
                 <w:lang w:val="en-GB"/>
               </w:rPr>
-              <w:t>aangegeven</w:t>
+              <w:t>gaan zoeken hoe ik het op kon lossen</w:t>
             </w:r>
-            <w:proofErr w:type="spellEnd"/>
-            <w:r>
-              <w:rPr>
-                <w:sz w:val="20"/>
-                <w:szCs w:val="20"/>
-                <w:lang w:val="en-GB"/>
-              </w:rPr>
-              <w:t xml:space="preserve"> regels </w:t>
-            </w:r>
-            <w:proofErr w:type="spellStart"/>
-            <w:r>
-              <w:rPr>
-                <w:sz w:val="20"/>
-                <w:szCs w:val="20"/>
-                <w:lang w:val="en-GB"/>
-              </w:rPr>
-              <w:t>gecheckt</w:t>
-            </w:r>
-            <w:proofErr w:type="spellEnd"/>
-            <w:r>
-              <w:rPr>
-                <w:sz w:val="20"/>
-                <w:szCs w:val="20"/>
-                <w:lang w:val="en-GB"/>
-              </w:rPr>
-              <w:t xml:space="preserve"> </w:t>
-            </w:r>
-            <w:proofErr w:type="spellStart"/>
-            <w:r>
-              <w:rPr>
-                <w:sz w:val="20"/>
-                <w:szCs w:val="20"/>
-                <w:lang w:val="en-GB"/>
-              </w:rPr>
-              <w:t>en</w:t>
-            </w:r>
-            <w:proofErr w:type="spellEnd"/>
-            <w:r>
-              <w:rPr>
-                <w:sz w:val="20"/>
-                <w:szCs w:val="20"/>
-                <w:lang w:val="en-GB"/>
-              </w:rPr>
-              <w:t xml:space="preserve"> </w:t>
-            </w:r>
-            <w:proofErr w:type="spellStart"/>
-            <w:r>
-              <w:rPr>
-                <w:sz w:val="20"/>
-                <w:szCs w:val="20"/>
-                <w:lang w:val="en-GB"/>
-              </w:rPr>
-              <w:t>gaan</w:t>
-            </w:r>
-            <w:proofErr w:type="spellEnd"/>
-            <w:r>
-              <w:rPr>
-                <w:sz w:val="20"/>
-                <w:szCs w:val="20"/>
-                <w:lang w:val="en-GB"/>
-              </w:rPr>
-              <w:t xml:space="preserve"> </w:t>
-            </w:r>
-            <w:proofErr w:type="spellStart"/>
-            <w:r>
-              <w:rPr>
-                <w:sz w:val="20"/>
-                <w:szCs w:val="20"/>
-                <w:lang w:val="en-GB"/>
-              </w:rPr>
-              <w:t>zoeken</w:t>
-            </w:r>
-            <w:proofErr w:type="spellEnd"/>
-            <w:r>
-              <w:rPr>
-                <w:sz w:val="20"/>
-                <w:szCs w:val="20"/>
-                <w:lang w:val="en-GB"/>
-              </w:rPr>
-              <w:t xml:space="preserve"> hoe </w:t>
-            </w:r>
-            <w:proofErr w:type="spellStart"/>
-            <w:r>
-              <w:rPr>
-                <w:sz w:val="20"/>
-                <w:szCs w:val="20"/>
-                <w:lang w:val="en-GB"/>
-              </w:rPr>
-              <w:t>ik</w:t>
-            </w:r>
-            <w:proofErr w:type="spellEnd"/>
-            <w:r>
-              <w:rPr>
-                <w:sz w:val="20"/>
-                <w:szCs w:val="20"/>
-                <w:lang w:val="en-GB"/>
-              </w:rPr>
-              <w:t xml:space="preserve"> het op </w:t>
-            </w:r>
-            <w:proofErr w:type="spellStart"/>
-            <w:r>
-              <w:rPr>
-                <w:sz w:val="20"/>
-                <w:szCs w:val="20"/>
-                <w:lang w:val="en-GB"/>
-              </w:rPr>
-              <w:t>kon</w:t>
-            </w:r>
-            <w:proofErr w:type="spellEnd"/>
-            <w:r>
-              <w:rPr>
-                <w:sz w:val="20"/>
-                <w:szCs w:val="20"/>
-                <w:lang w:val="en-GB"/>
-              </w:rPr>
-              <w:t xml:space="preserve"> </w:t>
-            </w:r>
-            <w:proofErr w:type="spellStart"/>
-            <w:r>
-              <w:rPr>
-                <w:sz w:val="20"/>
-                <w:szCs w:val="20"/>
-                <w:lang w:val="en-GB"/>
-              </w:rPr>
-              <w:t>lossen</w:t>
-            </w:r>
-            <w:proofErr w:type="spellEnd"/>
             <w:r>
               <w:rPr>
                 <w:sz w:val="20"/>
@@ -20692,10 +17361,6 @@
 </file>
 
 <file path=customXml/item1.xml><?xml version="1.0" encoding="utf-8"?>
-<b:Sources xmlns:b="http://schemas.openxmlformats.org/officeDocument/2006/bibliography" xmlns="http://schemas.openxmlformats.org/officeDocument/2006/bibliography" SelectedStyle="\APASixthEditionOfficeOnline.xsl" StyleName="APA" Version="6"/>
-</file>
-
-<file path=customXml/item2.xml><?xml version="1.0" encoding="utf-8"?>
 <?mso-contentType ?>
 <FormTemplates xmlns="http://schemas.microsoft.com/sharepoint/v3/contenttype/forms">
   <Display>DocumentLibraryForm</Display>
@@ -20704,15 +17369,11 @@
 </FormTemplates>
 </file>
 
-<file path=customXml/item3.xml><?xml version="1.0" encoding="utf-8"?>
-<p:properties xmlns:p="http://schemas.microsoft.com/office/2006/metadata/properties" xmlns:xsi="http://www.w3.org/2001/XMLSchema-instance" xmlns:pc="http://schemas.microsoft.com/office/infopath/2007/PartnerControls">
-  <documentManagement>
-    <lcf76f155ced4ddcb4097134ff3c332f xmlns="882bdec5-c3ce-4705-9a84-58ed8ad203ea" xsi:nil="true"/>
-  </documentManagement>
-</p:properties>
+<file path=customXml/item2.xml><?xml version="1.0" encoding="utf-8"?>
+<b:Sources xmlns:b="http://schemas.openxmlformats.org/officeDocument/2006/bibliography" xmlns="http://schemas.openxmlformats.org/officeDocument/2006/bibliography" SelectedStyle="\APASixthEditionOfficeOnline.xsl" StyleName="APA" Version="6"/>
 </file>
 
-<file path=customXml/item4.xml><?xml version="1.0" encoding="utf-8"?>
+<file path=customXml/item3.xml><?xml version="1.0" encoding="utf-8"?>
 <ct:contentTypeSchema xmlns:ct="http://schemas.microsoft.com/office/2006/metadata/contentType" xmlns:ma="http://schemas.microsoft.com/office/2006/metadata/properties/metaAttributes" ct:_="" ma:_="" ma:contentTypeName="Document" ma:contentTypeID="0x01010013B620F01982514694878B55267266B0" ma:contentTypeVersion="86" ma:contentTypeDescription="Een nieuw document maken." ma:contentTypeScope="" ma:versionID="74461f5d53f32db2b022b75481ad65d4">
   <xsd:schema xmlns:xsd="http://www.w3.org/2001/XMLSchema" xmlns:xs="http://www.w3.org/2001/XMLSchema" xmlns:p="http://schemas.microsoft.com/office/2006/metadata/properties" xmlns:ns2="882bdec5-c3ce-4705-9a84-58ed8ad203ea" xmlns:ns3="c6fe3531-949f-4c96-ac1d-b793c48e3f25" targetNamespace="http://schemas.microsoft.com/office/2006/metadata/properties" ma:root="true" ma:fieldsID="3f35a72610264df809623b370168ef8a" ns2:_="" ns3:_="">
     <xsd:import namespace="882bdec5-c3ce-4705-9a84-58ed8ad203ea"/>
@@ -20939,7 +17600,23 @@
 </ct:contentTypeSchema>
 </file>
 
+<file path=customXml/item4.xml><?xml version="1.0" encoding="utf-8"?>
+<p:properties xmlns:p="http://schemas.microsoft.com/office/2006/metadata/properties" xmlns:xsi="http://www.w3.org/2001/XMLSchema-instance" xmlns:pc="http://schemas.microsoft.com/office/infopath/2007/PartnerControls">
+  <documentManagement>
+    <lcf76f155ced4ddcb4097134ff3c332f xmlns="882bdec5-c3ce-4705-9a84-58ed8ad203ea" xsi:nil="true"/>
+  </documentManagement>
+</p:properties>
+</file>
+
 <file path=customXml/itemProps1.xml><?xml version="1.0" encoding="utf-8"?>
+<ds:datastoreItem xmlns:ds="http://schemas.openxmlformats.org/officeDocument/2006/customXml" ds:itemID="{C3F5092C-1C96-4FC3-A89B-37A7B2AA4EF8}">
+  <ds:schemaRefs>
+    <ds:schemaRef ds:uri="http://schemas.microsoft.com/sharepoint/v3/contenttype/forms"/>
+  </ds:schemaRefs>
+</ds:datastoreItem>
+</file>
+
+<file path=customXml/itemProps2.xml><?xml version="1.0" encoding="utf-8"?>
 <ds:datastoreItem xmlns:ds="http://schemas.openxmlformats.org/officeDocument/2006/customXml" ds:itemID="{F988F39B-F114-4F2F-A8A1-59C768EC4F43}">
   <ds:schemaRefs>
     <ds:schemaRef ds:uri="http://schemas.openxmlformats.org/officeDocument/2006/bibliography"/>
@@ -20947,25 +17624,7 @@
 </ds:datastoreItem>
 </file>
 
-<file path=customXml/itemProps2.xml><?xml version="1.0" encoding="utf-8"?>
-<ds:datastoreItem xmlns:ds="http://schemas.openxmlformats.org/officeDocument/2006/customXml" ds:itemID="{C3F5092C-1C96-4FC3-A89B-37A7B2AA4EF8}">
-  <ds:schemaRefs>
-    <ds:schemaRef ds:uri="http://schemas.microsoft.com/sharepoint/v3/contenttype/forms"/>
-  </ds:schemaRefs>
-</ds:datastoreItem>
-</file>
-
 <file path=customXml/itemProps3.xml><?xml version="1.0" encoding="utf-8"?>
-<ds:datastoreItem xmlns:ds="http://schemas.openxmlformats.org/officeDocument/2006/customXml" ds:itemID="{F9A4A58D-ED1B-4519-9097-ED6DB61DF980}">
-  <ds:schemaRefs>
-    <ds:schemaRef ds:uri="http://schemas.microsoft.com/office/2006/metadata/properties"/>
-    <ds:schemaRef ds:uri="http://schemas.microsoft.com/office/infopath/2007/PartnerControls"/>
-    <ds:schemaRef ds:uri="882bdec5-c3ce-4705-9a84-58ed8ad203ea"/>
-  </ds:schemaRefs>
-</ds:datastoreItem>
-</file>
-
-<file path=customXml/itemProps4.xml><?xml version="1.0" encoding="utf-8"?>
 <ds:datastoreItem xmlns:ds="http://schemas.openxmlformats.org/officeDocument/2006/customXml" ds:itemID="{54D0C595-8195-4309-B38E-B2B015822B57}">
   <ds:schemaRefs>
     <ds:schemaRef ds:uri="http://schemas.microsoft.com/office/2006/metadata/contentType"/>
@@ -20982,4 +17641,14 @@
     <ds:schemaRef ds:uri="http://schemas.microsoft.com/internal/obd"/>
   </ds:schemaRefs>
 </ds:datastoreItem>
+</file>
+
+<file path=customXml/itemProps4.xml><?xml version="1.0" encoding="utf-8"?>
+<ds:datastoreItem xmlns:ds="http://schemas.openxmlformats.org/officeDocument/2006/customXml" ds:itemID="{F9A4A58D-ED1B-4519-9097-ED6DB61DF980}">
+  <ds:schemaRefs>
+    <ds:schemaRef ds:uri="http://schemas.microsoft.com/office/2006/metadata/properties"/>
+    <ds:schemaRef ds:uri="http://schemas.microsoft.com/office/infopath/2007/PartnerControls"/>
+    <ds:schemaRef ds:uri="882bdec5-c3ce-4705-9a84-58ed8ad203ea"/>
+  </ds:schemaRefs>
+</ds:datastoreItem>
 </file>
--- a/OR5 Verantwoordingsverslag.docx
+++ b/OR5 Verantwoordingsverslag.docx
@@ -349,7 +349,47 @@
         </w:numPr>
       </w:pPr>
       <w:r>
-        <w:t xml:space="preserve">De eerste is een greedy constructieve heuristiek op basis van de Earliest Due Date-regel (EDD), gevolgd door een Discrete Improving Search met een insertion-buurstructuur, die orders tussen posities en machines verplaatst totdat </w:t>
+        <w:t xml:space="preserve">De eerste is een </w:t>
+      </w:r>
+      <w:proofErr w:type="spellStart"/>
+      <w:r>
+        <w:t>greedy</w:t>
+      </w:r>
+      <w:proofErr w:type="spellEnd"/>
+      <w:r>
+        <w:t xml:space="preserve"> constructieve heuristiek op basis van de </w:t>
+      </w:r>
+      <w:proofErr w:type="spellStart"/>
+      <w:r>
+        <w:t>Earliest</w:t>
+      </w:r>
+      <w:proofErr w:type="spellEnd"/>
+      <w:r>
+        <w:t xml:space="preserve"> </w:t>
+      </w:r>
+      <w:proofErr w:type="spellStart"/>
+      <w:r>
+        <w:t>Due</w:t>
+      </w:r>
+      <w:proofErr w:type="spellEnd"/>
+      <w:r>
+        <w:t xml:space="preserve"> Date-regel (EDD), gevolgd door een Discrete </w:t>
+      </w:r>
+      <w:proofErr w:type="spellStart"/>
+      <w:r>
+        <w:t>Improving</w:t>
+      </w:r>
+      <w:proofErr w:type="spellEnd"/>
+      <w:r>
+        <w:t xml:space="preserve"> Search met een </w:t>
+      </w:r>
+      <w:proofErr w:type="spellStart"/>
+      <w:r>
+        <w:t>insertion</w:t>
+      </w:r>
+      <w:proofErr w:type="spellEnd"/>
+      <w:r>
+        <w:t xml:space="preserve">-buurstructuur, die orders tussen posities en machines verplaatst totdat </w:t>
       </w:r>
       <w:r>
         <w:t xml:space="preserve">er </w:t>
@@ -370,8 +410,21 @@
         <w:t>De tweede methode is een metaheuristiek</w:t>
       </w:r>
       <w:r>
-        <w:t xml:space="preserve"> op basis van Simulated Annealing</w:t>
-      </w:r>
+        <w:t xml:space="preserve"> op basis van </w:t>
+      </w:r>
+      <w:proofErr w:type="spellStart"/>
+      <w:r>
+        <w:t>Simulated</w:t>
+      </w:r>
+      <w:proofErr w:type="spellEnd"/>
+      <w:r>
+        <w:t xml:space="preserve"> </w:t>
+      </w:r>
+      <w:proofErr w:type="spellStart"/>
+      <w:r>
+        <w:t>Annealing</w:t>
+      </w:r>
+      <w:proofErr w:type="spellEnd"/>
       <w:r>
         <w:t xml:space="preserve">, </w:t>
       </w:r>
@@ -379,7 +432,15 @@
         <w:t>ook</w:t>
       </w:r>
       <w:r>
-        <w:t xml:space="preserve"> gevolgd door dezelfde Discrete Improving Search, waar</w:t>
+        <w:t xml:space="preserve"> gevolgd door dezelfde Discrete </w:t>
+      </w:r>
+      <w:proofErr w:type="spellStart"/>
+      <w:r>
+        <w:t>Improving</w:t>
+      </w:r>
+      <w:proofErr w:type="spellEnd"/>
+      <w:r>
+        <w:t xml:space="preserve"> Search, waar</w:t>
       </w:r>
       <w:r>
         <w:t>bij</w:t>
@@ -420,50 +481,36 @@
     <w:p>
       <w:pPr>
         <w:pStyle w:val="NoSpacing"/>
-        <w:rPr>
-          <w:color w:val="FF0000"/>
-        </w:rPr>
-      </w:pPr>
-      <w:r>
-        <w:rPr>
-          <w:color w:val="FF0000"/>
-        </w:rPr>
+      </w:pPr>
+      <w:r>
         <w:t xml:space="preserve">Daarnaast onderzoeken wij als eigen verdiepingsrichting de invloed van de grootte van de buurruimte op de </w:t>
       </w:r>
       <w:r>
-        <w:rPr>
-          <w:color w:val="FF0000"/>
-        </w:rPr>
         <w:t>uitkomsten</w:t>
       </w:r>
       <w:r>
-        <w:rPr>
-          <w:color w:val="FF0000"/>
-        </w:rPr>
-        <w:t xml:space="preserve"> van de Discrete Improving Search: in </w:t>
-      </w:r>
-      <w:r>
-        <w:rPr>
-          <w:color w:val="FF0000"/>
-        </w:rPr>
+        <w:t xml:space="preserve"> van de Discrete </w:t>
+      </w:r>
+      <w:proofErr w:type="spellStart"/>
+      <w:r>
+        <w:t>Improving</w:t>
+      </w:r>
+      <w:proofErr w:type="spellEnd"/>
+      <w:r>
+        <w:t xml:space="preserve"> Search: in </w:t>
+      </w:r>
+      <w:r>
         <w:t>welke mate</w:t>
       </w:r>
       <w:r>
-        <w:rPr>
-          <w:color w:val="FF0000"/>
-        </w:rPr>
         <w:t xml:space="preserve"> levert het beperken van het aantal te onderzoeken machines per </w:t>
       </w:r>
-      <w:r>
-        <w:rPr>
-          <w:color w:val="FF0000"/>
-        </w:rPr>
+      <w:proofErr w:type="spellStart"/>
+      <w:r>
         <w:t>insertion</w:t>
       </w:r>
-      <w:r>
-        <w:rPr>
-          <w:color w:val="FF0000"/>
-        </w:rPr>
+      <w:proofErr w:type="spellEnd"/>
+      <w:r>
         <w:t xml:space="preserve"> een goede balans tussen oplossingskwaliteit en rekentijd?</w:t>
       </w:r>
     </w:p>
@@ -475,26 +522,22 @@
     <w:p>
       <w:pPr>
         <w:pStyle w:val="NoSpacing"/>
-        <w:rPr>
-          <w:color w:val="FF0000"/>
-        </w:rPr>
-      </w:pPr>
-      <w:r>
-        <w:rPr>
-          <w:color w:val="FF0000"/>
-        </w:rPr>
-        <w:t>Dit verslag is als volgt opgebouwd. Hoofdstuk 2 beschrijft het ontwerp van onze methoden. Hoofdstuk 3 behandelt de implementatie. Hoofdstuk 4 toont de validatie van onze resultaten. Hoofdstuk 5 presenteert de computationele experimenten. Hoofdstuk 6 werkt onze onderzoeksrichting uit</w:t>
-      </w:r>
-      <w:r>
-        <w:rPr>
-          <w:color w:val="FF0000"/>
-        </w:rPr>
+      </w:pPr>
+      <w:r>
+        <w:t xml:space="preserve">Dit verslag is als volgt opgebouwd. Hoofdstuk 2 beschrijft het ontwerp van onze methoden. Hoofdstuk 3 behandelt de implementatie. Hoofdstuk 4 toont de validatie van onze resultaten. Hoofdstuk 5 presenteert de </w:t>
+      </w:r>
+      <w:proofErr w:type="spellStart"/>
+      <w:r>
+        <w:t>computationele</w:t>
+      </w:r>
+      <w:proofErr w:type="spellEnd"/>
+      <w:r>
+        <w:t xml:space="preserve"> experimenten. Hoofdstuk 6 werkt onze onderzoeksrichting uit</w:t>
+      </w:r>
+      <w:r>
         <w:t xml:space="preserve"> </w:t>
       </w:r>
       <w:r>
-        <w:rPr>
-          <w:color w:val="FF0000"/>
-        </w:rPr>
         <w:t>en hoofdstuk 7 sluit af met conclusies en aanbevelingen.</w:t>
       </w:r>
     </w:p>
@@ -625,26 +668,249 @@
           <w:rStyle w:val="Emphasis"/>
           <w:color w:val="FF0000"/>
         </w:rPr>
-        <w:t>Weergave oplossing!!! Kwaliteit wordt bepaald door waarde kosten of is dat te simpel gezegd en moeten we er een score aan geven?</w:t>
-      </w:r>
-    </w:p>
-    <w:p>
-      <w:pPr>
-        <w:rPr>
-          <w:rStyle w:val="Emphasis"/>
-          <w:i w:val="0"/>
-          <w:iCs w:val="0"/>
-          <w:color w:val="auto"/>
-        </w:rPr>
-      </w:pPr>
-      <w:r>
-        <w:rPr>
-          <w:rStyle w:val="Emphasis"/>
-          <w:i w:val="0"/>
-          <w:iCs w:val="0"/>
-          <w:color w:val="auto"/>
-        </w:rPr>
-        <w:t>Objective Value</w:t>
+        <w:t xml:space="preserve">Representatie van de oplossing is een rijtje </w:t>
+      </w:r>
+      <w:r>
+        <w:rPr>
+          <w:rStyle w:val="Emphasis"/>
+          <w:color w:val="FF0000"/>
+        </w:rPr>
+        <w:t>met orders per machine.</w:t>
+      </w:r>
+      <w:r>
+        <w:rPr>
+          <w:rStyle w:val="Emphasis"/>
+          <w:color w:val="FF0000"/>
+        </w:rPr>
+        <w:t xml:space="preserve"> Gegeven </w:t>
+      </w:r>
+      <w:proofErr w:type="gramStart"/>
+      <w:r>
+        <w:rPr>
+          <w:rStyle w:val="Emphasis"/>
+          <w:color w:val="FF0000"/>
+        </w:rPr>
+        <w:t>dat….</w:t>
+      </w:r>
+      <w:proofErr w:type="gramEnd"/>
+      <w:r>
+        <w:rPr>
+          <w:rStyle w:val="Emphasis"/>
+          <w:color w:val="FF0000"/>
+        </w:rPr>
+        <w:t xml:space="preserve">. gebeurt dit </w:t>
+      </w:r>
+      <w:r>
+        <w:rPr>
+          <w:rStyle w:val="Emphasis"/>
+          <w:color w:val="FF0000"/>
+        </w:rPr>
+        <w:sym w:font="Wingdings" w:char="F0E0"/>
+      </w:r>
+      <w:r>
+        <w:rPr>
+          <w:rStyle w:val="Emphasis"/>
+          <w:color w:val="FF0000"/>
+        </w:rPr>
+        <w:t xml:space="preserve"> nieuwe oplossing</w:t>
+      </w:r>
+    </w:p>
+    <w:p>
+      <w:pPr>
+        <w:rPr>
+          <w:rStyle w:val="Emphasis"/>
+          <w:i w:val="0"/>
+          <w:iCs w:val="0"/>
+          <w:color w:val="auto"/>
+        </w:rPr>
+      </w:pPr>
+      <w:r>
+        <w:rPr>
+          <w:rStyle w:val="Emphasis"/>
+          <w:i w:val="0"/>
+          <w:iCs w:val="0"/>
+          <w:color w:val="auto"/>
+        </w:rPr>
+        <w:t>De</w:t>
+      </w:r>
+      <w:r>
+        <w:rPr>
+          <w:rStyle w:val="Emphasis"/>
+          <w:i w:val="0"/>
+          <w:iCs w:val="0"/>
+          <w:color w:val="auto"/>
+        </w:rPr>
+        <w:t xml:space="preserve"> </w:t>
+      </w:r>
+      <w:r>
+        <w:rPr>
+          <w:rStyle w:val="Emphasis"/>
+          <w:i w:val="0"/>
+          <w:iCs w:val="0"/>
+          <w:color w:val="auto"/>
+        </w:rPr>
+        <w:t xml:space="preserve">planning wordt in het </w:t>
+      </w:r>
+      <w:r>
+        <w:rPr>
+          <w:rStyle w:val="Emphasis"/>
+          <w:i w:val="0"/>
+          <w:iCs w:val="0"/>
+          <w:color w:val="auto"/>
+        </w:rPr>
+        <w:t>programma</w:t>
+      </w:r>
+      <w:r>
+        <w:rPr>
+          <w:rStyle w:val="Emphasis"/>
+          <w:i w:val="0"/>
+          <w:iCs w:val="0"/>
+          <w:color w:val="auto"/>
+        </w:rPr>
+        <w:t xml:space="preserve"> </w:t>
+      </w:r>
+      <w:r>
+        <w:rPr>
+          <w:rStyle w:val="Emphasis"/>
+          <w:i w:val="0"/>
+          <w:iCs w:val="0"/>
+          <w:color w:val="auto"/>
+        </w:rPr>
+        <w:t xml:space="preserve">gerepresenteerd </w:t>
+      </w:r>
+      <w:r>
+        <w:rPr>
+          <w:rStyle w:val="Emphasis"/>
+          <w:i w:val="0"/>
+          <w:iCs w:val="0"/>
+          <w:color w:val="auto"/>
+        </w:rPr>
+        <w:t>als een verzameling reeksen van orders per machine in de juiste volgorde</w:t>
+      </w:r>
+      <w:r>
+        <w:rPr>
+          <w:rStyle w:val="Emphasis"/>
+          <w:i w:val="0"/>
+          <w:iCs w:val="0"/>
+          <w:color w:val="auto"/>
+        </w:rPr>
+        <w:t>. Dit zal er dus zo uit zien</w:t>
+      </w:r>
+      <w:r>
+        <w:rPr>
+          <w:rStyle w:val="Emphasis"/>
+          <w:i w:val="0"/>
+          <w:iCs w:val="0"/>
+          <w:color w:val="auto"/>
+        </w:rPr>
+        <w:t xml:space="preserve"> bijvoorbeeld</w:t>
+      </w:r>
+      <w:r>
+        <w:rPr>
+          <w:rStyle w:val="Emphasis"/>
+          <w:i w:val="0"/>
+          <w:iCs w:val="0"/>
+          <w:color w:val="auto"/>
+        </w:rPr>
+        <w:t>:</w:t>
+      </w:r>
+      <w:r>
+        <w:rPr>
+          <w:rStyle w:val="Emphasis"/>
+          <w:i w:val="0"/>
+          <w:iCs w:val="0"/>
+          <w:color w:val="auto"/>
+        </w:rPr>
+        <w:br/>
+        <w:t>-</w:t>
+      </w:r>
+      <w:r>
+        <w:rPr>
+          <w:rStyle w:val="Emphasis"/>
+          <w:i w:val="0"/>
+          <w:iCs w:val="0"/>
+          <w:color w:val="auto"/>
+        </w:rPr>
+        <w:tab/>
+      </w:r>
+      <w:r>
+        <w:rPr>
+          <w:rStyle w:val="Emphasis"/>
+          <w:i w:val="0"/>
+          <w:iCs w:val="0"/>
+          <w:color w:val="auto"/>
+        </w:rPr>
+        <w:t xml:space="preserve">Machine 1: Order 1, Order 3, Order </w:t>
+      </w:r>
+      <w:proofErr w:type="gramStart"/>
+      <w:r>
+        <w:rPr>
+          <w:rStyle w:val="Emphasis"/>
+          <w:i w:val="0"/>
+          <w:iCs w:val="0"/>
+          <w:color w:val="auto"/>
+        </w:rPr>
+        <w:t>5….</w:t>
+      </w:r>
+      <w:proofErr w:type="gramEnd"/>
+      <w:r>
+        <w:rPr>
+          <w:rStyle w:val="Emphasis"/>
+          <w:i w:val="0"/>
+          <w:iCs w:val="0"/>
+          <w:color w:val="auto"/>
+        </w:rPr>
+        <w:br/>
+        <w:t>-</w:t>
+      </w:r>
+      <w:r>
+        <w:rPr>
+          <w:rStyle w:val="Emphasis"/>
+          <w:i w:val="0"/>
+          <w:iCs w:val="0"/>
+          <w:color w:val="auto"/>
+        </w:rPr>
+        <w:tab/>
+        <w:t>Machine 2: Order 2, Order 4, Order 6…..</w:t>
+      </w:r>
+    </w:p>
+    <w:p>
+      <w:pPr>
+        <w:rPr>
+          <w:rStyle w:val="Emphasis"/>
+          <w:i w:val="0"/>
+          <w:iCs w:val="0"/>
+          <w:color w:val="auto"/>
+        </w:rPr>
+      </w:pPr>
+      <w:r>
+        <w:rPr>
+          <w:rStyle w:val="Emphasis"/>
+          <w:i w:val="0"/>
+          <w:iCs w:val="0"/>
+          <w:color w:val="auto"/>
+        </w:rPr>
+        <w:br/>
+      </w:r>
+      <w:proofErr w:type="spellStart"/>
+      <w:r>
+        <w:rPr>
+          <w:rStyle w:val="Emphasis"/>
+          <w:i w:val="0"/>
+          <w:iCs w:val="0"/>
+          <w:color w:val="auto"/>
+        </w:rPr>
+        <w:t>Objective</w:t>
+      </w:r>
+      <w:proofErr w:type="spellEnd"/>
+      <w:r>
+        <w:rPr>
+          <w:rStyle w:val="Emphasis"/>
+          <w:i w:val="0"/>
+          <w:iCs w:val="0"/>
+          <w:color w:val="auto"/>
+        </w:rPr>
+        <w:t xml:space="preserve"> Value</w:t>
       </w:r>
       <w:r>
         <w:rPr>
@@ -712,14 +978,25 @@
           <w:color w:val="auto"/>
         </w:rPr>
       </w:pPr>
-      <w:r>
-        <w:rPr>
-          <w:rStyle w:val="Emphasis"/>
-          <w:i w:val="0"/>
-          <w:iCs w:val="0"/>
-          <w:color w:val="auto"/>
-        </w:rPr>
-        <w:t>d_o = deadline van order o</w:t>
+      <w:proofErr w:type="spellStart"/>
+      <w:r>
+        <w:rPr>
+          <w:rStyle w:val="Emphasis"/>
+          <w:i w:val="0"/>
+          <w:iCs w:val="0"/>
+          <w:color w:val="auto"/>
+        </w:rPr>
+        <w:t>d_o</w:t>
+      </w:r>
+      <w:proofErr w:type="spellEnd"/>
+      <w:r>
+        <w:rPr>
+          <w:rStyle w:val="Emphasis"/>
+          <w:i w:val="0"/>
+          <w:iCs w:val="0"/>
+          <w:color w:val="auto"/>
+        </w:rPr>
+        <w:t xml:space="preserve"> = deadline van order o</w:t>
       </w:r>
     </w:p>
     <w:p>
@@ -736,14 +1013,25 @@
           <w:color w:val="auto"/>
         </w:rPr>
       </w:pPr>
-      <w:r>
-        <w:rPr>
-          <w:rStyle w:val="Emphasis"/>
-          <w:i w:val="0"/>
-          <w:iCs w:val="0"/>
-          <w:color w:val="auto"/>
-        </w:rPr>
-        <w:t>p_o = penalty per tijdseenheid te laat voor order o</w:t>
+      <w:proofErr w:type="spellStart"/>
+      <w:r>
+        <w:rPr>
+          <w:rStyle w:val="Emphasis"/>
+          <w:i w:val="0"/>
+          <w:iCs w:val="0"/>
+          <w:color w:val="auto"/>
+        </w:rPr>
+        <w:t>p_o</w:t>
+      </w:r>
+      <w:proofErr w:type="spellEnd"/>
+      <w:r>
+        <w:rPr>
+          <w:rStyle w:val="Emphasis"/>
+          <w:i w:val="0"/>
+          <w:iCs w:val="0"/>
+          <w:color w:val="auto"/>
+        </w:rPr>
+        <w:t xml:space="preserve"> = penalty per tijdseenheid te laat voor order o</w:t>
       </w:r>
     </w:p>
     <w:p>
@@ -771,6 +1059,7 @@
           <w:color w:val="auto"/>
         </w:rPr>
       </w:pPr>
+      <w:proofErr w:type="spellStart"/>
       <w:r>
         <w:rPr>
           <w:rStyle w:val="Emphasis"/>
@@ -789,6 +1078,7 @@
         </w:rPr>
         <w:t>_m</w:t>
       </w:r>
+      <w:proofErr w:type="spellEnd"/>
       <w:r>
         <w:rPr>
           <w:rStyle w:val="Emphasis"/>
@@ -822,14 +1112,35 @@
           <w:color w:val="auto"/>
         </w:rPr>
       </w:pPr>
-      <w:r>
-        <w:rPr>
-          <w:rStyle w:val="Emphasis"/>
-          <w:i w:val="0"/>
-          <w:iCs w:val="0"/>
-          <w:color w:val="auto"/>
-        </w:rPr>
-        <w:t>t_o(x</w:t>
+      <w:proofErr w:type="spellStart"/>
+      <w:r>
+        <w:rPr>
+          <w:rStyle w:val="Emphasis"/>
+          <w:i w:val="0"/>
+          <w:iCs w:val="0"/>
+          <w:color w:val="auto"/>
+        </w:rPr>
+        <w:t>t_o</w:t>
+      </w:r>
+      <w:proofErr w:type="spellEnd"/>
+      <w:r>
+        <w:rPr>
+          <w:rStyle w:val="Emphasis"/>
+          <w:i w:val="0"/>
+          <w:iCs w:val="0"/>
+          <w:color w:val="auto"/>
+        </w:rPr>
+        <w:t>(</w:t>
+      </w:r>
+      <w:proofErr w:type="spellStart"/>
+      <w:r>
+        <w:rPr>
+          <w:rStyle w:val="Emphasis"/>
+          <w:i w:val="0"/>
+          <w:iCs w:val="0"/>
+          <w:color w:val="auto"/>
+        </w:rPr>
+        <w:t>x</w:t>
       </w:r>
       <w:r>
         <w:rPr>
@@ -840,6 +1151,7 @@
         </w:rPr>
         <w:t>_m</w:t>
       </w:r>
+      <w:proofErr w:type="spellEnd"/>
       <w:r>
         <w:rPr>
           <w:rStyle w:val="Emphasis"/>
@@ -849,21 +1161,40 @@
         </w:rPr>
         <w:t xml:space="preserve">) = de </w:t>
       </w:r>
-      <w:r>
-        <w:rPr>
-          <w:rStyle w:val="Emphasis"/>
-          <w:color w:val="auto"/>
-        </w:rPr>
-        <w:t>completion time</w:t>
-      </w:r>
-      <w:r>
-        <w:rPr>
-          <w:rStyle w:val="Emphasis"/>
-          <w:i w:val="0"/>
-          <w:iCs w:val="0"/>
-          <w:color w:val="auto"/>
-        </w:rPr>
-        <w:t xml:space="preserve"> van order o volgens schema x</w:t>
+      <w:proofErr w:type="spellStart"/>
+      <w:r>
+        <w:rPr>
+          <w:rStyle w:val="Emphasis"/>
+          <w:color w:val="auto"/>
+        </w:rPr>
+        <w:t>completion</w:t>
+      </w:r>
+      <w:proofErr w:type="spellEnd"/>
+      <w:r>
+        <w:rPr>
+          <w:rStyle w:val="Emphasis"/>
+          <w:color w:val="auto"/>
+        </w:rPr>
+        <w:t xml:space="preserve"> time</w:t>
+      </w:r>
+      <w:r>
+        <w:rPr>
+          <w:rStyle w:val="Emphasis"/>
+          <w:i w:val="0"/>
+          <w:iCs w:val="0"/>
+          <w:color w:val="auto"/>
+        </w:rPr>
+        <w:t xml:space="preserve"> van order o volgens schema </w:t>
+      </w:r>
+      <w:proofErr w:type="spellStart"/>
+      <w:r>
+        <w:rPr>
+          <w:rStyle w:val="Emphasis"/>
+          <w:i w:val="0"/>
+          <w:iCs w:val="0"/>
+          <w:color w:val="auto"/>
+        </w:rPr>
+        <w:t>x</w:t>
       </w:r>
       <w:r>
         <w:rPr>
@@ -874,6 +1205,7 @@
         </w:rPr>
         <w:t>_m</w:t>
       </w:r>
+      <w:proofErr w:type="spellEnd"/>
     </w:p>
     <w:p>
       <w:pPr>
@@ -959,26 +1291,7 @@
                     <w:rFonts w:ascii="Cambria Math" w:hAnsi="Cambria Math"/>
                     <w:color w:val="auto"/>
                   </w:rPr>
-                  <m:t>o</m:t>
-                </m:r>
-                <m:r>
-                  <w:rPr>
-                    <w:rStyle w:val="Emphasis"/>
-                    <w:rFonts w:ascii="Cambria Math" w:hAnsi="Cambria Math"/>
-                    <w:color w:val="auto"/>
-                  </w:rPr>
-                  <m:t>ϵ</m:t>
-                </m:r>
-                <m:r>
-                  <m:rPr>
-                    <m:sty m:val="p"/>
-                  </m:rPr>
-                  <w:rPr>
-                    <w:rStyle w:val="Emphasis"/>
-                    <w:rFonts w:ascii="Cambria Math" w:hAnsi="Cambria Math"/>
-                    <w:color w:val="auto"/>
-                  </w:rPr>
-                  <m:t>O</m:t>
+                  <m:t>oϵO</m:t>
                 </m:r>
               </m:sub>
               <m:sup/>
@@ -1628,27 +1941,25 @@
         </w:rPr>
         <w:t>Aanwijzingen en tips</w:t>
       </w:r>
-    </w:p>
-    <w:p>
-      <w:pPr>
+      <w:r>
+        <w:rPr>
+          <w:rStyle w:val="SubtleEmphasis"/>
+        </w:rPr>
+        <w:t xml:space="preserve"> </w:t>
+      </w:r>
+      <w:r>
         <w:rPr>
           <w:rStyle w:val="SubtleEmphasis"/>
           <w:color w:val="FF0000"/>
         </w:rPr>
-      </w:pPr>
+        <w:t>de planning in Python</w:t>
+      </w:r>
       <w:r>
         <w:rPr>
           <w:rStyle w:val="SubtleEmphasis"/>
           <w:color w:val="FF0000"/>
         </w:rPr>
-        <w:t xml:space="preserve">Vraag! </w:t>
-      </w:r>
-      <w:r>
-        <w:rPr>
-          <w:rStyle w:val="SubtleEmphasis"/>
-          <w:color w:val="FF0000"/>
-        </w:rPr>
-        <w:t>Bedoelen ze met “planning” de export Excel-file of de planning in Python?</w:t>
+        <w:t xml:space="preserve"> per machine</w:t>
       </w:r>
     </w:p>
     <w:p>
@@ -1746,7 +2057,35 @@
         <w:rPr>
           <w:rStyle w:val="SubtleEmphasis"/>
         </w:rPr>
-        <w:t xml:space="preserve"> waarmee de objective value wordt berekend.</w:t>
+        <w:t xml:space="preserve"> waarmee de </w:t>
+      </w:r>
+      <w:proofErr w:type="spellStart"/>
+      <w:r>
+        <w:rPr>
+          <w:rStyle w:val="SubtleEmphasis"/>
+        </w:rPr>
+        <w:t>objective</w:t>
+      </w:r>
+      <w:proofErr w:type="spellEnd"/>
+      <w:r>
+        <w:rPr>
+          <w:rStyle w:val="SubtleEmphasis"/>
+        </w:rPr>
+        <w:t xml:space="preserve"> </w:t>
+      </w:r>
+      <w:proofErr w:type="spellStart"/>
+      <w:r>
+        <w:rPr>
+          <w:rStyle w:val="SubtleEmphasis"/>
+        </w:rPr>
+        <w:t>value</w:t>
+      </w:r>
+      <w:proofErr w:type="spellEnd"/>
+      <w:r>
+        <w:rPr>
+          <w:rStyle w:val="SubtleEmphasis"/>
+        </w:rPr>
+        <w:t xml:space="preserve"> wordt berekend.</w:t>
       </w:r>
       <w:r>
         <w:rPr>
@@ -1782,12 +2121,26 @@
         <w:rPr>
           <w:rStyle w:val="SubtleEmphasis"/>
         </w:rPr>
-        <w:t xml:space="preserve">(math program) </w:t>
-      </w:r>
+        <w:t>(</w:t>
+      </w:r>
+      <w:proofErr w:type="spellStart"/>
       <w:r>
         <w:rPr>
           <w:rStyle w:val="SubtleEmphasis"/>
         </w:rPr>
+        <w:t>math</w:t>
+      </w:r>
+      <w:proofErr w:type="spellEnd"/>
+      <w:r>
+        <w:rPr>
+          <w:rStyle w:val="SubtleEmphasis"/>
+        </w:rPr>
+        <w:t xml:space="preserve"> program) </w:t>
+      </w:r>
+      <w:r>
+        <w:rPr>
+          <w:rStyle w:val="SubtleEmphasis"/>
+        </w:rPr>
         <w:t>is niet vereist.</w:t>
       </w:r>
     </w:p>
@@ -1795,9 +2148,28 @@
       <w:pPr>
         <w:pStyle w:val="Heading2"/>
       </w:pPr>
-      <w:r>
-        <w:t>Greedy Constructive Heuristic</w:t>
-      </w:r>
+      <w:proofErr w:type="spellStart"/>
+      <w:r>
+        <w:lastRenderedPageBreak/>
+        <w:t>Greedy</w:t>
+      </w:r>
+      <w:proofErr w:type="spellEnd"/>
+      <w:r>
+        <w:t xml:space="preserve"> </w:t>
+      </w:r>
+      <w:proofErr w:type="spellStart"/>
+      <w:r>
+        <w:t>Constructive</w:t>
+      </w:r>
+      <w:proofErr w:type="spellEnd"/>
+      <w:r>
+        <w:t xml:space="preserve"> </w:t>
+      </w:r>
+      <w:proofErr w:type="spellStart"/>
+      <w:r>
+        <w:t>Heuristic</w:t>
+      </w:r>
+      <w:proofErr w:type="spellEnd"/>
     </w:p>
     <w:p>
       <w:pPr>
@@ -1833,7 +2205,49 @@
         <w:rPr>
           <w:rStyle w:val="Emphasis"/>
         </w:rPr>
-        <w:t>hoe de greedy constructive heuristic stap voor stap een volledige haalbare planning opbouwt.</w:t>
+        <w:t xml:space="preserve">hoe de </w:t>
+      </w:r>
+      <w:proofErr w:type="spellStart"/>
+      <w:r>
+        <w:rPr>
+          <w:rStyle w:val="Emphasis"/>
+        </w:rPr>
+        <w:t>greedy</w:t>
+      </w:r>
+      <w:proofErr w:type="spellEnd"/>
+      <w:r>
+        <w:rPr>
+          <w:rStyle w:val="Emphasis"/>
+        </w:rPr>
+        <w:t xml:space="preserve"> </w:t>
+      </w:r>
+      <w:proofErr w:type="spellStart"/>
+      <w:r>
+        <w:rPr>
+          <w:rStyle w:val="Emphasis"/>
+        </w:rPr>
+        <w:t>constructive</w:t>
+      </w:r>
+      <w:proofErr w:type="spellEnd"/>
+      <w:r>
+        <w:rPr>
+          <w:rStyle w:val="Emphasis"/>
+        </w:rPr>
+        <w:t xml:space="preserve"> </w:t>
+      </w:r>
+      <w:proofErr w:type="spellStart"/>
+      <w:r>
+        <w:rPr>
+          <w:rStyle w:val="Emphasis"/>
+        </w:rPr>
+        <w:t>heuristic</w:t>
+      </w:r>
+      <w:proofErr w:type="spellEnd"/>
+      <w:r>
+        <w:rPr>
+          <w:rStyle w:val="Emphasis"/>
+        </w:rPr>
+        <w:t xml:space="preserve"> stap voor stap een volledige haalbare planning opbouwt.</w:t>
       </w:r>
       <w:r>
         <w:rPr>
@@ -1985,7 +2399,6 @@
           <w:iCs w:val="0"/>
           <w:color w:val="auto"/>
         </w:rPr>
-        <w:lastRenderedPageBreak/>
         <w:t xml:space="preserve">Kijk welke machine </w:t>
       </w:r>
       <w:r>
@@ -2141,6 +2554,7 @@
         </w:rPr>
         <w:t xml:space="preserve"> worden (</w:t>
       </w:r>
+      <w:proofErr w:type="spellStart"/>
       <w:r>
         <w:rPr>
           <w:rStyle w:val="Emphasis"/>
@@ -2148,6 +2562,7 @@
         </w:rPr>
         <w:t>greedy</w:t>
       </w:r>
+      <w:proofErr w:type="spellEnd"/>
       <w:r>
         <w:rPr>
           <w:rStyle w:val="Emphasis"/>
@@ -2234,27 +2649,65 @@
       <w:pPr>
         <w:pStyle w:val="Heading3"/>
       </w:pPr>
-      <w:r>
-        <w:t>Greedy rule</w:t>
-      </w:r>
-    </w:p>
-    <w:p>
-      <w:pPr>
-        <w:rPr>
-          <w:rStyle w:val="Emphasis"/>
-        </w:rPr>
-      </w:pPr>
-      <w:r>
-        <w:rPr>
-          <w:rStyle w:val="Emphasis"/>
-        </w:rPr>
-        <w:t>Beschrijf welke greedy rule</w:t>
-      </w:r>
-      <w:r>
-        <w:rPr>
-          <w:rStyle w:val="Emphasis"/>
-        </w:rPr>
-        <w:t xml:space="preserve">s je hebt overwogen, welke uiteindelijk </w:t>
+      <w:proofErr w:type="spellStart"/>
+      <w:r>
+        <w:t>Greedy</w:t>
+      </w:r>
+      <w:proofErr w:type="spellEnd"/>
+      <w:r>
+        <w:t xml:space="preserve"> </w:t>
+      </w:r>
+      <w:proofErr w:type="spellStart"/>
+      <w:r>
+        <w:t>rule</w:t>
+      </w:r>
+      <w:proofErr w:type="spellEnd"/>
+    </w:p>
+    <w:p>
+      <w:pPr>
+        <w:rPr>
+          <w:rStyle w:val="Emphasis"/>
+        </w:rPr>
+      </w:pPr>
+      <w:r>
+        <w:rPr>
+          <w:rStyle w:val="Emphasis"/>
+        </w:rPr>
+        <w:t xml:space="preserve">Beschrijf welke </w:t>
+      </w:r>
+      <w:proofErr w:type="spellStart"/>
+      <w:r>
+        <w:rPr>
+          <w:rStyle w:val="Emphasis"/>
+        </w:rPr>
+        <w:t>greedy</w:t>
+      </w:r>
+      <w:proofErr w:type="spellEnd"/>
+      <w:r>
+        <w:rPr>
+          <w:rStyle w:val="Emphasis"/>
+        </w:rPr>
+        <w:t xml:space="preserve"> </w:t>
+      </w:r>
+      <w:proofErr w:type="spellStart"/>
+      <w:r>
+        <w:rPr>
+          <w:rStyle w:val="Emphasis"/>
+        </w:rPr>
+        <w:t>rule</w:t>
+      </w:r>
+      <w:r>
+        <w:rPr>
+          <w:rStyle w:val="Emphasis"/>
+        </w:rPr>
+        <w:t>s</w:t>
+      </w:r>
+      <w:proofErr w:type="spellEnd"/>
+      <w:r>
+        <w:rPr>
+          <w:rStyle w:val="Emphasis"/>
+        </w:rPr>
+        <w:t xml:space="preserve"> je hebt overwogen, welke uiteindelijk </w:t>
       </w:r>
       <w:r>
         <w:rPr>
@@ -2280,7 +2733,47 @@
           <w:iCs w:val="0"/>
           <w:color w:val="auto"/>
         </w:rPr>
-        <w:t xml:space="preserve">Overwogen greedy rules: </w:t>
+        <w:t xml:space="preserve">Overwogen </w:t>
+      </w:r>
+      <w:proofErr w:type="spellStart"/>
+      <w:r>
+        <w:rPr>
+          <w:rStyle w:val="Emphasis"/>
+          <w:i w:val="0"/>
+          <w:iCs w:val="0"/>
+          <w:color w:val="auto"/>
+        </w:rPr>
+        <w:t>greedy</w:t>
+      </w:r>
+      <w:proofErr w:type="spellEnd"/>
+      <w:r>
+        <w:rPr>
+          <w:rStyle w:val="Emphasis"/>
+          <w:i w:val="0"/>
+          <w:iCs w:val="0"/>
+          <w:color w:val="auto"/>
+        </w:rPr>
+        <w:t xml:space="preserve"> </w:t>
+      </w:r>
+      <w:proofErr w:type="spellStart"/>
+      <w:r>
+        <w:rPr>
+          <w:rStyle w:val="Emphasis"/>
+          <w:i w:val="0"/>
+          <w:iCs w:val="0"/>
+          <w:color w:val="auto"/>
+        </w:rPr>
+        <w:t>rules</w:t>
+      </w:r>
+      <w:proofErr w:type="spellEnd"/>
+      <w:r>
+        <w:rPr>
+          <w:rStyle w:val="Emphasis"/>
+          <w:i w:val="0"/>
+          <w:iCs w:val="0"/>
+          <w:color w:val="auto"/>
+        </w:rPr>
+        <w:t xml:space="preserve">: </w:t>
       </w:r>
     </w:p>
     <w:p>
@@ -2297,14 +2790,45 @@
           <w:color w:val="auto"/>
         </w:rPr>
       </w:pPr>
-      <w:r>
-        <w:rPr>
-          <w:rStyle w:val="Emphasis"/>
-          <w:i w:val="0"/>
-          <w:iCs w:val="0"/>
-          <w:color w:val="auto"/>
-        </w:rPr>
-        <w:t>Earliest Due Date (EDD)</w:t>
+      <w:proofErr w:type="spellStart"/>
+      <w:r>
+        <w:rPr>
+          <w:rStyle w:val="Emphasis"/>
+          <w:i w:val="0"/>
+          <w:iCs w:val="0"/>
+          <w:color w:val="auto"/>
+        </w:rPr>
+        <w:t>Earliest</w:t>
+      </w:r>
+      <w:proofErr w:type="spellEnd"/>
+      <w:r>
+        <w:rPr>
+          <w:rStyle w:val="Emphasis"/>
+          <w:i w:val="0"/>
+          <w:iCs w:val="0"/>
+          <w:color w:val="auto"/>
+        </w:rPr>
+        <w:t xml:space="preserve"> </w:t>
+      </w:r>
+      <w:proofErr w:type="spellStart"/>
+      <w:r>
+        <w:rPr>
+          <w:rStyle w:val="Emphasis"/>
+          <w:i w:val="0"/>
+          <w:iCs w:val="0"/>
+          <w:color w:val="auto"/>
+        </w:rPr>
+        <w:t>Due</w:t>
+      </w:r>
+      <w:proofErr w:type="spellEnd"/>
+      <w:r>
+        <w:rPr>
+          <w:rStyle w:val="Emphasis"/>
+          <w:i w:val="0"/>
+          <w:iCs w:val="0"/>
+          <w:color w:val="auto"/>
+        </w:rPr>
+        <w:t xml:space="preserve"> Date (EDD)</w:t>
       </w:r>
       <w:r>
         <w:rPr>
@@ -2366,14 +2890,25 @@
           <w:color w:val="auto"/>
         </w:rPr>
       </w:pPr>
-      <w:r>
-        <w:rPr>
-          <w:rStyle w:val="Emphasis"/>
-          <w:i w:val="0"/>
-          <w:iCs w:val="0"/>
-          <w:color w:val="auto"/>
-        </w:rPr>
-        <w:t xml:space="preserve">Shortest Processing Time (SPT): Sorteer de orders op </w:t>
+      <w:proofErr w:type="spellStart"/>
+      <w:r>
+        <w:rPr>
+          <w:rStyle w:val="Emphasis"/>
+          <w:i w:val="0"/>
+          <w:iCs w:val="0"/>
+          <w:color w:val="auto"/>
+        </w:rPr>
+        <w:t>Shortest</w:t>
+      </w:r>
+      <w:proofErr w:type="spellEnd"/>
+      <w:r>
+        <w:rPr>
+          <w:rStyle w:val="Emphasis"/>
+          <w:i w:val="0"/>
+          <w:iCs w:val="0"/>
+          <w:color w:val="auto"/>
+        </w:rPr>
+        <w:t xml:space="preserve"> Processing Time (SPT): Sorteer de orders op </w:t>
       </w:r>
       <w:r>
         <w:rPr>
@@ -2408,14 +2943,25 @@
           <w:color w:val="auto"/>
         </w:rPr>
       </w:pPr>
-      <w:r>
-        <w:rPr>
-          <w:rStyle w:val="Emphasis"/>
-          <w:i w:val="0"/>
-          <w:iCs w:val="0"/>
-          <w:color w:val="auto"/>
-        </w:rPr>
-        <w:t>Weighted SPT</w:t>
+      <w:proofErr w:type="spellStart"/>
+      <w:r>
+        <w:rPr>
+          <w:rStyle w:val="Emphasis"/>
+          <w:i w:val="0"/>
+          <w:iCs w:val="0"/>
+          <w:color w:val="auto"/>
+        </w:rPr>
+        <w:t>Weighted</w:t>
+      </w:r>
+      <w:proofErr w:type="spellEnd"/>
+      <w:r>
+        <w:rPr>
+          <w:rStyle w:val="Emphasis"/>
+          <w:i w:val="0"/>
+          <w:iCs w:val="0"/>
+          <w:color w:val="auto"/>
+        </w:rPr>
+        <w:t xml:space="preserve"> SPT</w:t>
       </w:r>
       <w:r>
         <w:rPr>
@@ -2909,7 +3455,27 @@
           <w:iCs w:val="0"/>
           <w:color w:val="auto"/>
         </w:rPr>
-        <w:t>dat zal de discrete improving search kunnen verbeteren.</w:t>
+        <w:t xml:space="preserve">dat zal de discrete </w:t>
+      </w:r>
+      <w:proofErr w:type="spellStart"/>
+      <w:r>
+        <w:rPr>
+          <w:rStyle w:val="Emphasis"/>
+          <w:i w:val="0"/>
+          <w:iCs w:val="0"/>
+          <w:color w:val="auto"/>
+        </w:rPr>
+        <w:t>improving</w:t>
+      </w:r>
+      <w:proofErr w:type="spellEnd"/>
+      <w:r>
+        <w:rPr>
+          <w:rStyle w:val="Emphasis"/>
+          <w:i w:val="0"/>
+          <w:iCs w:val="0"/>
+          <w:color w:val="auto"/>
+        </w:rPr>
+        <w:t xml:space="preserve"> search kunnen verbeteren.</w:t>
       </w:r>
     </w:p>
     <w:p>
@@ -2939,6 +3505,7 @@
         <w:pStyle w:val="Heading3"/>
       </w:pPr>
       <w:r>
+        <w:lastRenderedPageBreak/>
         <w:t>Pseudocode</w:t>
       </w:r>
     </w:p>
@@ -2952,26 +3519,49 @@
         <w:rPr>
           <w:rStyle w:val="Emphasis"/>
         </w:rPr>
-        <w:t>Geef de logica van de volledige greedy constructive heuristic weer in duidelijke pseudocode.</w:t>
-      </w:r>
-    </w:p>
-    <w:p>
-      <w:pPr>
-        <w:rPr>
-          <w:rStyle w:val="Emphasis"/>
-          <w:i w:val="0"/>
-          <w:iCs w:val="0"/>
-          <w:color w:val="FF0000"/>
-        </w:rPr>
-      </w:pPr>
-      <w:r>
-        <w:rPr>
-          <w:rStyle w:val="Emphasis"/>
-          <w:i w:val="0"/>
-          <w:iCs w:val="0"/>
-          <w:color w:val="FF0000"/>
-        </w:rPr>
-        <w:t>Vraag! Welke pseudocode is beter en moet je de definitie/mathprogram er boven zetten voor extra context of is dat overbodig?</w:t>
+        <w:t xml:space="preserve">Geef de logica van de volledige </w:t>
+      </w:r>
+      <w:proofErr w:type="spellStart"/>
+      <w:r>
+        <w:rPr>
+          <w:rStyle w:val="Emphasis"/>
+        </w:rPr>
+        <w:t>greedy</w:t>
+      </w:r>
+      <w:proofErr w:type="spellEnd"/>
+      <w:r>
+        <w:rPr>
+          <w:rStyle w:val="Emphasis"/>
+        </w:rPr>
+        <w:t xml:space="preserve"> </w:t>
+      </w:r>
+      <w:proofErr w:type="spellStart"/>
+      <w:r>
+        <w:rPr>
+          <w:rStyle w:val="Emphasis"/>
+        </w:rPr>
+        <w:t>constructive</w:t>
+      </w:r>
+      <w:proofErr w:type="spellEnd"/>
+      <w:r>
+        <w:rPr>
+          <w:rStyle w:val="Emphasis"/>
+        </w:rPr>
+        <w:t xml:space="preserve"> </w:t>
+      </w:r>
+      <w:proofErr w:type="spellStart"/>
+      <w:r>
+        <w:rPr>
+          <w:rStyle w:val="Emphasis"/>
+        </w:rPr>
+        <w:t>heuristic</w:t>
+      </w:r>
+      <w:proofErr w:type="spellEnd"/>
+      <w:r>
+        <w:rPr>
+          <w:rStyle w:val="Emphasis"/>
+        </w:rPr>
+        <w:t xml:space="preserve"> weer in duidelijke pseudocode.</w:t>
       </w:r>
     </w:p>
     <w:p>
@@ -3083,14 +3673,25 @@
           <w:color w:val="auto"/>
         </w:rPr>
       </w:pPr>
-      <w:r>
-        <w:rPr>
-          <w:rStyle w:val="Emphasis"/>
-          <w:i w:val="0"/>
-          <w:iCs w:val="0"/>
-          <w:color w:val="auto"/>
-        </w:rPr>
-        <w:t>a_o = oppervlakte van order o</w:t>
+      <w:proofErr w:type="spellStart"/>
+      <w:r>
+        <w:rPr>
+          <w:rStyle w:val="Emphasis"/>
+          <w:i w:val="0"/>
+          <w:iCs w:val="0"/>
+          <w:color w:val="auto"/>
+        </w:rPr>
+        <w:t>a_o</w:t>
+      </w:r>
+      <w:proofErr w:type="spellEnd"/>
+      <w:r>
+        <w:rPr>
+          <w:rStyle w:val="Emphasis"/>
+          <w:i w:val="0"/>
+          <w:iCs w:val="0"/>
+          <w:color w:val="auto"/>
+        </w:rPr>
+        <w:t xml:space="preserve"> = oppervlakte van order o</w:t>
       </w:r>
     </w:p>
     <w:p>
@@ -3107,14 +3708,25 @@
           <w:color w:val="auto"/>
         </w:rPr>
       </w:pPr>
-      <w:r>
-        <w:rPr>
-          <w:rStyle w:val="Emphasis"/>
-          <w:i w:val="0"/>
-          <w:iCs w:val="0"/>
-          <w:color w:val="auto"/>
-        </w:rPr>
-        <w:t>d_o = deadline van order o</w:t>
+      <w:proofErr w:type="spellStart"/>
+      <w:r>
+        <w:rPr>
+          <w:rStyle w:val="Emphasis"/>
+          <w:i w:val="0"/>
+          <w:iCs w:val="0"/>
+          <w:color w:val="auto"/>
+        </w:rPr>
+        <w:t>d_o</w:t>
+      </w:r>
+      <w:proofErr w:type="spellEnd"/>
+      <w:r>
+        <w:rPr>
+          <w:rStyle w:val="Emphasis"/>
+          <w:i w:val="0"/>
+          <w:iCs w:val="0"/>
+          <w:color w:val="auto"/>
+        </w:rPr>
+        <w:t xml:space="preserve"> = deadline van order o</w:t>
       </w:r>
     </w:p>
     <w:p>
@@ -3131,14 +3743,25 @@
           <w:color w:val="auto"/>
         </w:rPr>
       </w:pPr>
-      <w:r>
-        <w:rPr>
-          <w:rStyle w:val="Emphasis"/>
-          <w:i w:val="0"/>
-          <w:iCs w:val="0"/>
-          <w:color w:val="auto"/>
-        </w:rPr>
-        <w:t>c_o = kleur van order o</w:t>
+      <w:proofErr w:type="spellStart"/>
+      <w:r>
+        <w:rPr>
+          <w:rStyle w:val="Emphasis"/>
+          <w:i w:val="0"/>
+          <w:iCs w:val="0"/>
+          <w:color w:val="auto"/>
+        </w:rPr>
+        <w:t>c_o</w:t>
+      </w:r>
+      <w:proofErr w:type="spellEnd"/>
+      <w:r>
+        <w:rPr>
+          <w:rStyle w:val="Emphasis"/>
+          <w:i w:val="0"/>
+          <w:iCs w:val="0"/>
+          <w:color w:val="auto"/>
+        </w:rPr>
+        <w:t xml:space="preserve"> = kleur van order o</w:t>
       </w:r>
     </w:p>
     <w:p>
@@ -3155,14 +3778,25 @@
           <w:color w:val="auto"/>
         </w:rPr>
       </w:pPr>
-      <w:r>
-        <w:rPr>
-          <w:rStyle w:val="Emphasis"/>
-          <w:i w:val="0"/>
-          <w:iCs w:val="0"/>
-          <w:color w:val="auto"/>
-        </w:rPr>
-        <w:t>p_o = penalty per tijdseenheid te laat voor order o</w:t>
+      <w:proofErr w:type="spellStart"/>
+      <w:r>
+        <w:rPr>
+          <w:rStyle w:val="Emphasis"/>
+          <w:i w:val="0"/>
+          <w:iCs w:val="0"/>
+          <w:color w:val="auto"/>
+        </w:rPr>
+        <w:t>p_o</w:t>
+      </w:r>
+      <w:proofErr w:type="spellEnd"/>
+      <w:r>
+        <w:rPr>
+          <w:rStyle w:val="Emphasis"/>
+          <w:i w:val="0"/>
+          <w:iCs w:val="0"/>
+          <w:color w:val="auto"/>
+        </w:rPr>
+        <w:t xml:space="preserve"> = penalty per tijdseenheid te laat voor order o</w:t>
       </w:r>
     </w:p>
     <w:p>
@@ -3179,14 +3813,25 @@
           <w:color w:val="auto"/>
         </w:rPr>
       </w:pPr>
-      <w:r>
-        <w:rPr>
-          <w:rStyle w:val="Emphasis"/>
-          <w:i w:val="0"/>
-          <w:iCs w:val="0"/>
-          <w:color w:val="auto"/>
-        </w:rPr>
-        <w:t>v_m = snelheid van machine m</w:t>
+      <w:proofErr w:type="spellStart"/>
+      <w:r>
+        <w:rPr>
+          <w:rStyle w:val="Emphasis"/>
+          <w:i w:val="0"/>
+          <w:iCs w:val="0"/>
+          <w:color w:val="auto"/>
+        </w:rPr>
+        <w:t>v_m</w:t>
+      </w:r>
+      <w:proofErr w:type="spellEnd"/>
+      <w:r>
+        <w:rPr>
+          <w:rStyle w:val="Emphasis"/>
+          <w:i w:val="0"/>
+          <w:iCs w:val="0"/>
+          <w:color w:val="auto"/>
+        </w:rPr>
+        <w:t xml:space="preserve"> = snelheid van machine m</w:t>
       </w:r>
     </w:p>
     <w:p>
@@ -3258,6 +3903,7 @@
           <w:color w:val="auto"/>
         </w:rPr>
       </w:pPr>
+      <w:proofErr w:type="spellStart"/>
       <w:r>
         <w:rPr>
           <w:rStyle w:val="Emphasis"/>
@@ -3276,6 +3922,7 @@
         </w:rPr>
         <w:t>_m</w:t>
       </w:r>
+      <w:proofErr w:type="spellEnd"/>
       <w:r>
         <w:rPr>
           <w:rStyle w:val="Emphasis"/>
@@ -3327,21 +3974,41 @@
           <w:color w:val="auto"/>
         </w:rPr>
       </w:pPr>
-      <w:r>
-        <w:rPr>
-          <w:rStyle w:val="Emphasis"/>
-          <w:i w:val="0"/>
-          <w:iCs w:val="0"/>
-          <w:color w:val="auto"/>
-        </w:rPr>
-        <w:t xml:space="preserve">t_o(x) = de </w:t>
-      </w:r>
-      <w:r>
-        <w:rPr>
-          <w:rStyle w:val="Emphasis"/>
-          <w:color w:val="auto"/>
-        </w:rPr>
-        <w:t>completion time</w:t>
+      <w:proofErr w:type="spellStart"/>
+      <w:r>
+        <w:rPr>
+          <w:rStyle w:val="Emphasis"/>
+          <w:i w:val="0"/>
+          <w:iCs w:val="0"/>
+          <w:color w:val="auto"/>
+        </w:rPr>
+        <w:t>t_o</w:t>
+      </w:r>
+      <w:proofErr w:type="spellEnd"/>
+      <w:r>
+        <w:rPr>
+          <w:rStyle w:val="Emphasis"/>
+          <w:i w:val="0"/>
+          <w:iCs w:val="0"/>
+          <w:color w:val="auto"/>
+        </w:rPr>
+        <w:t xml:space="preserve">(x) = de </w:t>
+      </w:r>
+      <w:proofErr w:type="spellStart"/>
+      <w:r>
+        <w:rPr>
+          <w:rStyle w:val="Emphasis"/>
+          <w:color w:val="auto"/>
+        </w:rPr>
+        <w:t>completion</w:t>
+      </w:r>
+      <w:proofErr w:type="spellEnd"/>
+      <w:r>
+        <w:rPr>
+          <w:rStyle w:val="Emphasis"/>
+          <w:color w:val="auto"/>
+        </w:rPr>
+        <w:t xml:space="preserve"> time</w:t>
       </w:r>
       <w:r>
         <w:rPr>
@@ -3400,6 +4067,9 @@
       </w:pPr>
       <m:oMath>
         <m:r>
+          <m:rPr>
+            <m:sty m:val="p"/>
+          </m:rPr>
           <w:rPr>
             <w:rStyle w:val="Emphasis"/>
             <w:rFonts w:ascii="Cambria Math" w:hAnsi="Cambria Math"/>
@@ -3421,6 +4091,9 @@
           </m:dPr>
           <m:e>
             <m:r>
+              <m:rPr>
+                <m:sty m:val="p"/>
+              </m:rPr>
               <w:rPr>
                 <w:rStyle w:val="Emphasis"/>
                 <w:rFonts w:ascii="Cambria Math" w:hAnsi="Cambria Math"/>
@@ -3492,26 +4165,7 @@
                     <w:rFonts w:ascii="Cambria Math" w:hAnsi="Cambria Math"/>
                     <w:color w:val="auto"/>
                   </w:rPr>
-                  <m:t>o</m:t>
-                </m:r>
-                <m:r>
-                  <w:rPr>
-                    <w:rStyle w:val="Emphasis"/>
-                    <w:rFonts w:ascii="Cambria Math" w:hAnsi="Cambria Math"/>
-                    <w:color w:val="auto"/>
-                  </w:rPr>
-                  <m:t>ϵ</m:t>
-                </m:r>
-                <m:r>
-                  <m:rPr>
-                    <m:sty m:val="p"/>
-                  </m:rPr>
-                  <w:rPr>
-                    <w:rStyle w:val="Emphasis"/>
-                    <w:rFonts w:ascii="Cambria Math" w:hAnsi="Cambria Math"/>
-                    <w:color w:val="auto"/>
-                  </w:rPr>
-                  <m:t>O</m:t>
+                  <m:t>oϵO</m:t>
                 </m:r>
               </m:sub>
               <m:sup/>
@@ -4115,7 +4769,7 @@
           <w:rFonts w:eastAsiaTheme="minorEastAsia"/>
           <w:i w:val="0"/>
           <w:iCs w:val="0"/>
-          <w:color w:val="FF0000"/>
+          <w:color w:val="auto"/>
         </w:rPr>
       </w:pPr>
       <w:r>
@@ -4124,322 +4778,9 @@
           <w:rFonts w:eastAsiaTheme="minorEastAsia"/>
           <w:i w:val="0"/>
           <w:iCs w:val="0"/>
-          <w:color w:val="FF0000"/>
-        </w:rPr>
-        <w:t>Stap 0: Initialisatie</w:t>
-      </w:r>
-    </w:p>
-    <w:p>
-      <w:pPr>
-        <w:pStyle w:val="NoSpacing"/>
-        <w:rPr>
-          <w:rStyle w:val="Emphasis"/>
-          <w:rFonts w:eastAsiaTheme="minorEastAsia"/>
-          <w:i w:val="0"/>
-          <w:iCs w:val="0"/>
-          <w:color w:val="FF0000"/>
-        </w:rPr>
-      </w:pPr>
-      <w:r>
-        <w:rPr>
-          <w:rStyle w:val="Emphasis"/>
-          <w:rFonts w:eastAsiaTheme="minorEastAsia"/>
-          <w:i w:val="0"/>
-          <w:iCs w:val="0"/>
-          <w:color w:val="FF0000"/>
-        </w:rPr>
-        <w:tab/>
-      </w:r>
-      <w:r>
-        <w:rPr>
-          <w:rStyle w:val="Emphasis"/>
-          <w:rFonts w:eastAsiaTheme="minorEastAsia"/>
-          <w:i w:val="0"/>
-          <w:iCs w:val="0"/>
-          <w:color w:val="FF0000"/>
-        </w:rPr>
-        <w:t xml:space="preserve">L = </w:t>
-      </w:r>
-      <w:r>
-        <w:rPr>
-          <w:rStyle w:val="Emphasis"/>
-          <w:rFonts w:eastAsiaTheme="minorEastAsia"/>
-          <w:i w:val="0"/>
-          <w:iCs w:val="0"/>
-          <w:color w:val="FF0000"/>
-        </w:rPr>
-        <w:t>orders uit</w:t>
-      </w:r>
-      <w:r>
-        <w:rPr>
-          <w:rStyle w:val="Emphasis"/>
-          <w:rFonts w:eastAsiaTheme="minorEastAsia"/>
-          <w:i w:val="0"/>
-          <w:iCs w:val="0"/>
-          <w:color w:val="FF0000"/>
-        </w:rPr>
-        <w:t xml:space="preserve"> </w:t>
-      </w:r>
-      <w:r>
-        <w:rPr>
-          <w:rStyle w:val="Emphasis"/>
-          <w:rFonts w:eastAsiaTheme="minorEastAsia"/>
-          <w:i w:val="0"/>
-          <w:iCs w:val="0"/>
-          <w:color w:val="FF0000"/>
-        </w:rPr>
-        <w:t>O van oplopend van kleine naar grote d_o in lijst L.</w:t>
-      </w:r>
-    </w:p>
-    <w:p>
-      <w:pPr>
-        <w:pStyle w:val="NoSpacing"/>
-        <w:rPr>
-          <w:rStyle w:val="Emphasis"/>
-          <w:rFonts w:eastAsiaTheme="minorEastAsia"/>
-          <w:i w:val="0"/>
-          <w:iCs w:val="0"/>
-          <w:color w:val="FF0000"/>
-        </w:rPr>
-      </w:pPr>
-      <w:r>
-        <w:rPr>
-          <w:rStyle w:val="Emphasis"/>
-          <w:rFonts w:eastAsiaTheme="minorEastAsia"/>
-          <w:i w:val="0"/>
-          <w:iCs w:val="0"/>
-          <w:color w:val="FF0000"/>
-        </w:rPr>
-        <w:tab/>
-        <w:t xml:space="preserve">Geef elke machine </w:t>
-      </w:r>
-      <w:r>
-        <w:rPr>
-          <w:rStyle w:val="Emphasis"/>
-          <w:rFonts w:eastAsiaTheme="minorEastAsia"/>
-          <w:i w:val="0"/>
-          <w:iCs w:val="0"/>
-          <w:color w:val="FF0000"/>
-        </w:rPr>
-        <w:t xml:space="preserve">m een lege volgorde </w:t>
-      </w:r>
-      <w:r>
-        <w:rPr>
-          <w:rStyle w:val="Emphasis"/>
-          <w:rFonts w:eastAsiaTheme="minorEastAsia"/>
-          <w:i w:val="0"/>
-          <w:iCs w:val="0"/>
-          <w:color w:val="FF0000"/>
-        </w:rPr>
-        <w:t>en zet moment</w:t>
-      </w:r>
-      <w:r>
-        <w:rPr>
-          <w:rStyle w:val="Emphasis"/>
-          <w:rFonts w:eastAsiaTheme="minorEastAsia"/>
-          <w:i w:val="0"/>
-          <w:iCs w:val="0"/>
-          <w:color w:val="FF0000"/>
-        </w:rPr>
-        <w:t xml:space="preserve"> </w:t>
-      </w:r>
-      <w:r>
-        <w:rPr>
-          <w:rStyle w:val="Emphasis"/>
-          <w:rFonts w:eastAsiaTheme="minorEastAsia"/>
-          <w:i w:val="0"/>
-          <w:iCs w:val="0"/>
-          <w:color w:val="FF0000"/>
-        </w:rPr>
-        <w:t>beschikbaar b_m = 0</w:t>
-      </w:r>
-    </w:p>
-    <w:p>
-      <w:pPr>
-        <w:pStyle w:val="NoSpacing"/>
-        <w:rPr>
-          <w:rStyle w:val="Emphasis"/>
-          <w:rFonts w:eastAsiaTheme="minorEastAsia"/>
-          <w:i w:val="0"/>
-          <w:iCs w:val="0"/>
-          <w:color w:val="FF0000"/>
-        </w:rPr>
-      </w:pPr>
-      <w:r>
-        <w:rPr>
-          <w:rStyle w:val="Emphasis"/>
-          <w:rFonts w:eastAsiaTheme="minorEastAsia"/>
-          <w:i w:val="0"/>
-          <w:iCs w:val="0"/>
-          <w:color w:val="FF0000"/>
-        </w:rPr>
-        <w:tab/>
-        <w:t xml:space="preserve"> en de laatste kleur leeg.</w:t>
-      </w:r>
-    </w:p>
-    <w:p>
-      <w:pPr>
-        <w:pStyle w:val="NoSpacing"/>
-        <w:rPr>
-          <w:rStyle w:val="Emphasis"/>
-          <w:rFonts w:eastAsiaTheme="minorEastAsia"/>
-          <w:i w:val="0"/>
-          <w:iCs w:val="0"/>
-          <w:color w:val="FF0000"/>
-        </w:rPr>
-      </w:pPr>
-      <w:r>
-        <w:rPr>
-          <w:rStyle w:val="Emphasis"/>
-          <w:rFonts w:eastAsiaTheme="minorEastAsia"/>
-          <w:i w:val="0"/>
-          <w:iCs w:val="0"/>
-          <w:color w:val="FF0000"/>
-        </w:rPr>
-        <w:t>Stap 1: Klaar</w:t>
-      </w:r>
-    </w:p>
-    <w:p>
-      <w:pPr>
-        <w:pStyle w:val="NoSpacing"/>
-        <w:rPr>
-          <w:rStyle w:val="Emphasis"/>
-          <w:rFonts w:eastAsiaTheme="minorEastAsia"/>
-          <w:i w:val="0"/>
-          <w:iCs w:val="0"/>
-          <w:color w:val="FF0000"/>
-        </w:rPr>
-      </w:pPr>
-      <w:r>
-        <w:rPr>
-          <w:rStyle w:val="Emphasis"/>
-          <w:rFonts w:eastAsiaTheme="minorEastAsia"/>
-          <w:i w:val="0"/>
-          <w:iCs w:val="0"/>
-          <w:color w:val="FF0000"/>
-        </w:rPr>
-        <w:tab/>
-        <w:t>Als lijst L leeg is</w:t>
-      </w:r>
-      <w:r>
-        <w:rPr>
-          <w:rStyle w:val="Emphasis"/>
-          <w:rFonts w:eastAsiaTheme="minorEastAsia"/>
-          <w:i w:val="0"/>
-          <w:iCs w:val="0"/>
-          <w:color w:val="FF0000"/>
-        </w:rPr>
-        <w:t>, stop; x is je greedy oplossing.</w:t>
-      </w:r>
-    </w:p>
-    <w:p>
-      <w:pPr>
-        <w:pStyle w:val="NoSpacing"/>
-        <w:rPr>
-          <w:rStyle w:val="Emphasis"/>
-          <w:rFonts w:eastAsiaTheme="minorEastAsia"/>
-          <w:i w:val="0"/>
-          <w:iCs w:val="0"/>
-          <w:color w:val="FF0000"/>
-        </w:rPr>
-      </w:pPr>
-      <w:r>
-        <w:rPr>
-          <w:rStyle w:val="Emphasis"/>
-          <w:rFonts w:eastAsiaTheme="minorEastAsia"/>
-          <w:i w:val="0"/>
-          <w:iCs w:val="0"/>
-          <w:color w:val="FF0000"/>
-        </w:rPr>
-        <w:tab/>
-        <w:t>Anders: neem eerste order uit lijst L.</w:t>
-      </w:r>
-    </w:p>
-    <w:p>
-      <w:pPr>
-        <w:pStyle w:val="NoSpacing"/>
-        <w:rPr>
-          <w:rStyle w:val="Emphasis"/>
-          <w:rFonts w:eastAsiaTheme="minorEastAsia"/>
-          <w:i w:val="0"/>
-          <w:iCs w:val="0"/>
-          <w:color w:val="FF0000"/>
-        </w:rPr>
-      </w:pPr>
-      <w:r>
-        <w:rPr>
-          <w:rStyle w:val="Emphasis"/>
-          <w:rFonts w:eastAsiaTheme="minorEastAsia"/>
-          <w:i w:val="0"/>
-          <w:iCs w:val="0"/>
-          <w:color w:val="FF0000"/>
-        </w:rPr>
-        <w:t xml:space="preserve">Stap 2: </w:t>
-      </w:r>
-      <w:r>
-        <w:rPr>
-          <w:rStyle w:val="Emphasis"/>
-          <w:rFonts w:eastAsiaTheme="minorEastAsia"/>
-          <w:i w:val="0"/>
-          <w:iCs w:val="0"/>
-          <w:color w:val="FF0000"/>
-        </w:rPr>
-        <w:t>Keuze machine</w:t>
-      </w:r>
-    </w:p>
-    <w:p>
-      <w:pPr>
-        <w:pStyle w:val="NoSpacing"/>
-        <w:rPr>
-          <w:rStyle w:val="Emphasis"/>
-          <w:rFonts w:eastAsiaTheme="minorEastAsia"/>
-          <w:i w:val="0"/>
-          <w:iCs w:val="0"/>
-          <w:color w:val="FF0000"/>
-        </w:rPr>
-      </w:pPr>
-      <w:r>
-        <w:rPr>
-          <w:rStyle w:val="Emphasis"/>
-          <w:rFonts w:eastAsiaTheme="minorEastAsia"/>
-          <w:i w:val="0"/>
-          <w:iCs w:val="0"/>
-          <w:color w:val="FF0000"/>
-        </w:rPr>
-        <w:tab/>
-        <w:t>Bereken voor elke machine m de eindtijd van het verwerken van order o:</w:t>
-      </w:r>
-    </w:p>
-    <w:p>
-      <w:pPr>
-        <w:pStyle w:val="NoSpacing"/>
-        <w:rPr>
-          <w:rStyle w:val="Emphasis"/>
-          <w:rFonts w:eastAsiaTheme="minorEastAsia"/>
-          <w:i w:val="0"/>
-          <w:iCs w:val="0"/>
-          <w:color w:val="FF0000"/>
-        </w:rPr>
-      </w:pPr>
-      <w:r>
-        <w:rPr>
-          <w:rStyle w:val="Emphasis"/>
-          <w:rFonts w:eastAsiaTheme="minorEastAsia"/>
-          <w:i w:val="0"/>
-          <w:iCs w:val="0"/>
-          <w:color w:val="FF0000"/>
-        </w:rPr>
-        <w:tab/>
-      </w:r>
-      <w:r>
-        <w:rPr>
-          <w:rStyle w:val="Emphasis"/>
-          <w:rFonts w:eastAsiaTheme="minorEastAsia"/>
-          <w:i w:val="0"/>
-          <w:iCs w:val="0"/>
-          <w:color w:val="FF0000"/>
-        </w:rPr>
-        <w:t>Afrondtijd op machine m:</w:t>
+          <w:color w:val="auto"/>
+        </w:rPr>
+        <w:t>Initialisatie</w:t>
       </w:r>
     </w:p>
     <w:p>
@@ -4451,7 +4792,7 @@
           <w:rFonts w:eastAsiaTheme="minorEastAsia"/>
           <w:i w:val="0"/>
           <w:iCs w:val="0"/>
-          <w:color w:val="FF0000"/>
+          <w:color w:val="auto"/>
         </w:rPr>
       </w:pPr>
       <w:r>
@@ -4460,129 +4801,31 @@
           <w:rFonts w:eastAsiaTheme="minorEastAsia"/>
           <w:i w:val="0"/>
           <w:iCs w:val="0"/>
-          <w:color w:val="FF0000"/>
-        </w:rPr>
-        <w:t>f</w:t>
-      </w:r>
+          <w:color w:val="auto"/>
+        </w:rPr>
+        <w:t xml:space="preserve">L = orders uit O, gesorteerd op </w:t>
+      </w:r>
+      <w:proofErr w:type="spellStart"/>
       <w:r>
         <w:rPr>
           <w:rStyle w:val="Emphasis"/>
           <w:rFonts w:eastAsiaTheme="minorEastAsia"/>
           <w:i w:val="0"/>
           <w:iCs w:val="0"/>
-          <w:color w:val="FF0000"/>
-        </w:rPr>
-        <w:t>_m = b_m + (</w:t>
-      </w:r>
+          <w:color w:val="auto"/>
+        </w:rPr>
+        <w:t>d_o</w:t>
+      </w:r>
+      <w:proofErr w:type="spellEnd"/>
       <w:r>
         <w:rPr>
           <w:rStyle w:val="Emphasis"/>
           <w:rFonts w:eastAsiaTheme="minorEastAsia"/>
           <w:i w:val="0"/>
           <w:iCs w:val="0"/>
-          <w:color w:val="FF0000"/>
-        </w:rPr>
-        <w:t>setuptijd van laatste kleur naar c_</w:t>
-      </w:r>
-      <w:r>
-        <w:rPr>
-          <w:rStyle w:val="Emphasis"/>
-          <w:rFonts w:eastAsiaTheme="minorEastAsia"/>
-          <w:i w:val="0"/>
-          <w:iCs w:val="0"/>
-          <w:color w:val="FF0000"/>
-        </w:rPr>
-        <w:t>o</w:t>
-      </w:r>
-      <w:r>
-        <w:rPr>
-          <w:rStyle w:val="Emphasis"/>
-          <w:rFonts w:eastAsiaTheme="minorEastAsia"/>
-          <w:i w:val="0"/>
-          <w:iCs w:val="0"/>
-          <w:color w:val="FF0000"/>
-        </w:rPr>
-        <w:t xml:space="preserve"> of 0</w:t>
-      </w:r>
-      <w:r>
-        <w:rPr>
-          <w:rStyle w:val="Emphasis"/>
-          <w:rFonts w:eastAsiaTheme="minorEastAsia"/>
-          <w:i w:val="0"/>
-          <w:iCs w:val="0"/>
-          <w:color w:val="FF0000"/>
-        </w:rPr>
-        <w:t xml:space="preserve"> als </w:t>
-      </w:r>
-      <w:r>
-        <w:rPr>
-          <w:rStyle w:val="Emphasis"/>
-          <w:rFonts w:eastAsiaTheme="minorEastAsia"/>
-          <w:i w:val="0"/>
-          <w:iCs w:val="0"/>
-          <w:color w:val="FF0000"/>
-        </w:rPr>
-        <w:t>de laatste kleur leeg is</w:t>
-      </w:r>
-      <w:r>
-        <w:rPr>
-          <w:rStyle w:val="Emphasis"/>
-          <w:rFonts w:eastAsiaTheme="minorEastAsia"/>
-          <w:i w:val="0"/>
-          <w:iCs w:val="0"/>
-          <w:color w:val="FF0000"/>
-        </w:rPr>
-        <w:t>)</w:t>
-      </w:r>
-      <w:r>
-        <w:rPr>
-          <w:rStyle w:val="Emphasis"/>
-          <w:rFonts w:eastAsiaTheme="minorEastAsia"/>
-          <w:i w:val="0"/>
-          <w:iCs w:val="0"/>
-          <w:color w:val="FF0000"/>
-        </w:rPr>
-        <w:t xml:space="preserve"> + </w:t>
-      </w:r>
-      <w:r>
-        <w:rPr>
-          <w:rStyle w:val="Emphasis"/>
-          <w:rFonts w:eastAsiaTheme="minorEastAsia"/>
-          <w:i w:val="0"/>
-          <w:iCs w:val="0"/>
-          <w:color w:val="FF0000"/>
-        </w:rPr>
-        <w:t>(</w:t>
-      </w:r>
-      <w:r>
-        <w:rPr>
-          <w:rStyle w:val="Emphasis"/>
-          <w:rFonts w:eastAsiaTheme="minorEastAsia"/>
-          <w:i w:val="0"/>
-          <w:iCs w:val="0"/>
-          <w:color w:val="FF0000"/>
-        </w:rPr>
-        <w:t>a_</w:t>
-      </w:r>
-      <w:r>
-        <w:rPr>
-          <w:rStyle w:val="Emphasis"/>
-          <w:rFonts w:eastAsiaTheme="minorEastAsia"/>
-          <w:i w:val="0"/>
-          <w:iCs w:val="0"/>
-          <w:color w:val="FF0000"/>
-        </w:rPr>
-        <w:t>o</w:t>
-      </w:r>
-      <w:r>
-        <w:rPr>
-          <w:rStyle w:val="Emphasis"/>
-          <w:rFonts w:eastAsiaTheme="minorEastAsia"/>
-          <w:i w:val="0"/>
-          <w:iCs w:val="0"/>
-          <w:color w:val="FF0000"/>
-        </w:rPr>
-        <w:t xml:space="preserve"> / v_m)</w:t>
+          <w:color w:val="auto"/>
+        </w:rPr>
+        <w:t xml:space="preserve"> van klein naar groot</w:t>
       </w:r>
     </w:p>
     <w:p>
@@ -4594,7 +4837,7 @@
           <w:rFonts w:eastAsiaTheme="minorEastAsia"/>
           <w:i w:val="0"/>
           <w:iCs w:val="0"/>
-          <w:color w:val="FF0000"/>
+          <w:color w:val="auto"/>
         </w:rPr>
       </w:pPr>
       <w:r>
@@ -4603,9 +4846,9 @@
           <w:rFonts w:eastAsiaTheme="minorEastAsia"/>
           <w:i w:val="0"/>
           <w:iCs w:val="0"/>
-          <w:color w:val="FF0000"/>
-        </w:rPr>
-        <w:t xml:space="preserve">Kies </w:t>
+          <w:color w:val="auto"/>
+        </w:rPr>
+        <w:t>voor elke machine m in M</w:t>
       </w:r>
       <w:r>
         <w:rPr>
@@ -4613,29 +4856,216 @@
           <w:rFonts w:eastAsiaTheme="minorEastAsia"/>
           <w:i w:val="0"/>
           <w:iCs w:val="0"/>
-          <w:color w:val="FF0000"/>
-        </w:rPr>
-        <w:t>de machine m* (</w:t>
-      </w:r>
-      <w:r>
+          <w:color w:val="auto"/>
+        </w:rPr>
+        <w:t>:</w:t>
+      </w:r>
+    </w:p>
+    <w:p>
+      <w:pPr>
+        <w:pStyle w:val="NoSpacing"/>
+        <w:ind w:left="708" w:firstLine="708"/>
         <w:rPr>
           <w:rStyle w:val="Emphasis"/>
           <w:rFonts w:eastAsiaTheme="minorEastAsia"/>
           <w:i w:val="0"/>
           <w:iCs w:val="0"/>
-          <w:color w:val="FF0000"/>
-        </w:rPr>
-        <w:t xml:space="preserve">huidige </w:t>
-      </w:r>
+          <w:color w:val="auto"/>
+        </w:rPr>
+      </w:pPr>
+      <w:proofErr w:type="spellStart"/>
       <w:r>
         <w:rPr>
           <w:rStyle w:val="Emphasis"/>
           <w:rFonts w:eastAsiaTheme="minorEastAsia"/>
           <w:i w:val="0"/>
           <w:iCs w:val="0"/>
-          <w:color w:val="FF0000"/>
-        </w:rPr>
-        <w:t>optimale machinekeuze) met de kleinste f_m.</w:t>
+          <w:color w:val="auto"/>
+        </w:rPr>
+        <w:t>x_m</w:t>
+      </w:r>
+      <w:proofErr w:type="spellEnd"/>
+      <w:r>
+        <w:rPr>
+          <w:rStyle w:val="Emphasis"/>
+          <w:rFonts w:eastAsiaTheme="minorEastAsia"/>
+          <w:i w:val="0"/>
+          <w:iCs w:val="0"/>
+          <w:color w:val="auto"/>
+        </w:rPr>
+        <w:t xml:space="preserve"> = lege lijst</w:t>
+      </w:r>
+    </w:p>
+    <w:p>
+      <w:pPr>
+        <w:pStyle w:val="NoSpacing"/>
+        <w:rPr>
+          <w:rStyle w:val="Emphasis"/>
+          <w:rFonts w:eastAsiaTheme="minorEastAsia"/>
+          <w:i w:val="0"/>
+          <w:iCs w:val="0"/>
+          <w:color w:val="auto"/>
+        </w:rPr>
+      </w:pPr>
+      <w:r>
+        <w:rPr>
+          <w:rStyle w:val="Emphasis"/>
+          <w:rFonts w:eastAsiaTheme="minorEastAsia"/>
+          <w:i w:val="0"/>
+          <w:iCs w:val="0"/>
+          <w:color w:val="auto"/>
+        </w:rPr>
+        <w:t xml:space="preserve">      </w:t>
+      </w:r>
+      <w:r>
+        <w:rPr>
+          <w:rStyle w:val="Emphasis"/>
+          <w:rFonts w:eastAsiaTheme="minorEastAsia"/>
+          <w:i w:val="0"/>
+          <w:iCs w:val="0"/>
+          <w:color w:val="auto"/>
+        </w:rPr>
+        <w:tab/>
+      </w:r>
+      <w:r>
+        <w:rPr>
+          <w:rStyle w:val="Emphasis"/>
+          <w:rFonts w:eastAsiaTheme="minorEastAsia"/>
+          <w:i w:val="0"/>
+          <w:iCs w:val="0"/>
+          <w:color w:val="auto"/>
+        </w:rPr>
+        <w:tab/>
+      </w:r>
+      <w:proofErr w:type="spellStart"/>
+      <w:r>
+        <w:rPr>
+          <w:rStyle w:val="Emphasis"/>
+          <w:rFonts w:eastAsiaTheme="minorEastAsia"/>
+          <w:i w:val="0"/>
+          <w:iCs w:val="0"/>
+          <w:color w:val="auto"/>
+        </w:rPr>
+        <w:t>b_m</w:t>
+      </w:r>
+      <w:proofErr w:type="spellEnd"/>
+      <w:r>
+        <w:rPr>
+          <w:rStyle w:val="Emphasis"/>
+          <w:rFonts w:eastAsiaTheme="minorEastAsia"/>
+          <w:i w:val="0"/>
+          <w:iCs w:val="0"/>
+          <w:color w:val="auto"/>
+        </w:rPr>
+        <w:t xml:space="preserve"> = 0</w:t>
+      </w:r>
+    </w:p>
+    <w:p>
+      <w:pPr>
+        <w:pStyle w:val="NoSpacing"/>
+        <w:rPr>
+          <w:rStyle w:val="Emphasis"/>
+          <w:rFonts w:eastAsiaTheme="minorEastAsia"/>
+          <w:i w:val="0"/>
+          <w:iCs w:val="0"/>
+          <w:color w:val="auto"/>
+        </w:rPr>
+      </w:pPr>
+      <w:r>
+        <w:rPr>
+          <w:rStyle w:val="Emphasis"/>
+          <w:rFonts w:eastAsiaTheme="minorEastAsia"/>
+          <w:i w:val="0"/>
+          <w:iCs w:val="0"/>
+          <w:color w:val="auto"/>
+        </w:rPr>
+        <w:t xml:space="preserve">      </w:t>
+      </w:r>
+      <w:r>
+        <w:rPr>
+          <w:rStyle w:val="Emphasis"/>
+          <w:rFonts w:eastAsiaTheme="minorEastAsia"/>
+          <w:i w:val="0"/>
+          <w:iCs w:val="0"/>
+          <w:color w:val="auto"/>
+        </w:rPr>
+        <w:tab/>
+      </w:r>
+      <w:r>
+        <w:rPr>
+          <w:rStyle w:val="Emphasis"/>
+          <w:rFonts w:eastAsiaTheme="minorEastAsia"/>
+          <w:i w:val="0"/>
+          <w:iCs w:val="0"/>
+          <w:color w:val="auto"/>
+        </w:rPr>
+        <w:tab/>
+      </w:r>
+      <w:proofErr w:type="spellStart"/>
+      <w:r>
+        <w:rPr>
+          <w:rStyle w:val="Emphasis"/>
+          <w:rFonts w:eastAsiaTheme="minorEastAsia"/>
+          <w:i w:val="0"/>
+          <w:iCs w:val="0"/>
+          <w:color w:val="auto"/>
+        </w:rPr>
+        <w:t>laatste_kleur_m</w:t>
+      </w:r>
+      <w:proofErr w:type="spellEnd"/>
+      <w:r>
+        <w:rPr>
+          <w:rStyle w:val="Emphasis"/>
+          <w:rFonts w:eastAsiaTheme="minorEastAsia"/>
+          <w:i w:val="0"/>
+          <w:iCs w:val="0"/>
+          <w:color w:val="auto"/>
+        </w:rPr>
+        <w:t xml:space="preserve"> = </w:t>
+      </w:r>
+      <w:r>
+        <w:rPr>
+          <w:rStyle w:val="Emphasis"/>
+          <w:rFonts w:eastAsiaTheme="minorEastAsia"/>
+          <w:i w:val="0"/>
+          <w:iCs w:val="0"/>
+          <w:color w:val="auto"/>
+        </w:rPr>
+        <w:t>geen</w:t>
+      </w:r>
+    </w:p>
+    <w:p>
+      <w:pPr>
+        <w:pStyle w:val="NoSpacing"/>
+        <w:rPr>
+          <w:rStyle w:val="Emphasis"/>
+          <w:rFonts w:eastAsiaTheme="minorEastAsia"/>
+          <w:i w:val="0"/>
+          <w:iCs w:val="0"/>
+          <w:color w:val="auto"/>
+        </w:rPr>
+      </w:pPr>
+    </w:p>
+    <w:p>
+      <w:pPr>
+        <w:pStyle w:val="NoSpacing"/>
+        <w:rPr>
+          <w:rStyle w:val="Emphasis"/>
+          <w:rFonts w:eastAsiaTheme="minorEastAsia"/>
+          <w:i w:val="0"/>
+          <w:iCs w:val="0"/>
+          <w:color w:val="auto"/>
+        </w:rPr>
+      </w:pPr>
+      <w:r>
+        <w:rPr>
+          <w:rStyle w:val="Emphasis"/>
+          <w:rFonts w:eastAsiaTheme="minorEastAsia"/>
+          <w:i w:val="0"/>
+          <w:iCs w:val="0"/>
+          <w:color w:val="auto"/>
+        </w:rPr>
+        <w:t>Zolang L niet leeg is:</w:t>
       </w:r>
     </w:p>
     <w:p>
@@ -4647,7 +5077,7 @@
           <w:rFonts w:eastAsiaTheme="minorEastAsia"/>
           <w:i w:val="0"/>
           <w:iCs w:val="0"/>
-          <w:color w:val="FF0000"/>
+          <w:color w:val="auto"/>
         </w:rPr>
       </w:pPr>
       <w:r>
@@ -4656,19 +5086,51 @@
           <w:rFonts w:eastAsiaTheme="minorEastAsia"/>
           <w:i w:val="0"/>
           <w:iCs w:val="0"/>
-          <w:color w:val="FF0000"/>
-        </w:rPr>
-        <w:t xml:space="preserve">Als </w:t>
-      </w:r>
-      <w:r>
+          <w:color w:val="auto"/>
+        </w:rPr>
+        <w:t>o = eerste order in L</w:t>
+      </w:r>
+    </w:p>
+    <w:p>
+      <w:pPr>
+        <w:pStyle w:val="NoSpacing"/>
         <w:rPr>
           <w:rStyle w:val="Emphasis"/>
           <w:rFonts w:eastAsiaTheme="minorEastAsia"/>
           <w:i w:val="0"/>
           <w:iCs w:val="0"/>
-          <w:color w:val="FF0000"/>
-        </w:rPr>
-        <w:t>er een gelijke f_m waarde uitkomt, kies dan de machine met het laagste machinenummer.</w:t>
+          <w:color w:val="auto"/>
+        </w:rPr>
+      </w:pPr>
+      <w:r>
+        <w:rPr>
+          <w:rStyle w:val="Emphasis"/>
+          <w:rFonts w:eastAsiaTheme="minorEastAsia"/>
+          <w:i w:val="0"/>
+          <w:iCs w:val="0"/>
+          <w:color w:val="auto"/>
+        </w:rPr>
+        <w:t xml:space="preserve">  </w:t>
+      </w:r>
+      <w:r>
+        <w:rPr>
+          <w:rStyle w:val="Emphasis"/>
+          <w:rFonts w:eastAsiaTheme="minorEastAsia"/>
+          <w:i w:val="0"/>
+          <w:iCs w:val="0"/>
+          <w:color w:val="auto"/>
+        </w:rPr>
+        <w:tab/>
+      </w:r>
+      <w:r>
+        <w:rPr>
+          <w:rStyle w:val="Emphasis"/>
+          <w:rFonts w:eastAsiaTheme="minorEastAsia"/>
+          <w:i w:val="0"/>
+          <w:iCs w:val="0"/>
+          <w:color w:val="auto"/>
+        </w:rPr>
+        <w:t>voor elke machine m in M:</w:t>
       </w:r>
     </w:p>
     <w:p>
@@ -4679,7 +5141,7 @@
           <w:rFonts w:eastAsiaTheme="minorEastAsia"/>
           <w:i w:val="0"/>
           <w:iCs w:val="0"/>
-          <w:color w:val="FF0000"/>
+          <w:color w:val="auto"/>
         </w:rPr>
       </w:pPr>
       <w:r>
@@ -4688,9 +5150,81 @@
           <w:rFonts w:eastAsiaTheme="minorEastAsia"/>
           <w:i w:val="0"/>
           <w:iCs w:val="0"/>
-          <w:color w:val="FF0000"/>
-        </w:rPr>
-        <w:t>Stap 3: Toewijzen</w:t>
+          <w:color w:val="auto"/>
+        </w:rPr>
+        <w:t xml:space="preserve">      </w:t>
+      </w:r>
+      <w:r>
+        <w:rPr>
+          <w:rStyle w:val="Emphasis"/>
+          <w:rFonts w:eastAsiaTheme="minorEastAsia"/>
+          <w:i w:val="0"/>
+          <w:iCs w:val="0"/>
+          <w:color w:val="auto"/>
+        </w:rPr>
+        <w:tab/>
+      </w:r>
+      <w:r>
+        <w:rPr>
+          <w:rStyle w:val="Emphasis"/>
+          <w:rFonts w:eastAsiaTheme="minorEastAsia"/>
+          <w:i w:val="0"/>
+          <w:iCs w:val="0"/>
+          <w:color w:val="auto"/>
+        </w:rPr>
+        <w:tab/>
+      </w:r>
+      <w:r>
+        <w:rPr>
+          <w:rStyle w:val="Emphasis"/>
+          <w:rFonts w:eastAsiaTheme="minorEastAsia"/>
+          <w:i w:val="0"/>
+          <w:iCs w:val="0"/>
+          <w:color w:val="auto"/>
+        </w:rPr>
+        <w:t xml:space="preserve">als </w:t>
+      </w:r>
+      <w:proofErr w:type="spellStart"/>
+      <w:r>
+        <w:rPr>
+          <w:rStyle w:val="Emphasis"/>
+          <w:rFonts w:eastAsiaTheme="minorEastAsia"/>
+          <w:i w:val="0"/>
+          <w:iCs w:val="0"/>
+          <w:color w:val="auto"/>
+        </w:rPr>
+        <w:t>laatste_kleur_m</w:t>
+      </w:r>
+      <w:proofErr w:type="spellEnd"/>
+      <w:r>
+        <w:rPr>
+          <w:rStyle w:val="Emphasis"/>
+          <w:rFonts w:eastAsiaTheme="minorEastAsia"/>
+          <w:i w:val="0"/>
+          <w:iCs w:val="0"/>
+          <w:color w:val="auto"/>
+        </w:rPr>
+        <w:t xml:space="preserve"> = </w:t>
+      </w:r>
+      <w:r>
+        <w:rPr>
+          <w:rStyle w:val="Emphasis"/>
+          <w:rFonts w:eastAsiaTheme="minorEastAsia"/>
+          <w:i w:val="0"/>
+          <w:iCs w:val="0"/>
+          <w:color w:val="auto"/>
+        </w:rPr>
+        <w:t>geen</w:t>
+      </w:r>
+      <w:r>
+        <w:rPr>
+          <w:rStyle w:val="Emphasis"/>
+          <w:rFonts w:eastAsiaTheme="minorEastAsia"/>
+          <w:i w:val="0"/>
+          <w:iCs w:val="0"/>
+          <w:color w:val="auto"/>
+        </w:rPr>
+        <w:t>:</w:t>
       </w:r>
     </w:p>
     <w:p>
@@ -4701,7 +5235,7 @@
           <w:rFonts w:eastAsiaTheme="minorEastAsia"/>
           <w:i w:val="0"/>
           <w:iCs w:val="0"/>
-          <w:color w:val="FF0000"/>
+          <w:color w:val="auto"/>
         </w:rPr>
       </w:pPr>
       <w:r>
@@ -4710,10 +5244,19 @@
           <w:rFonts w:eastAsiaTheme="minorEastAsia"/>
           <w:i w:val="0"/>
           <w:iCs w:val="0"/>
-          <w:color w:val="FF0000"/>
+          <w:color w:val="auto"/>
+        </w:rPr>
+        <w:t xml:space="preserve">          </w:t>
+      </w:r>
+      <w:r>
+        <w:rPr>
+          <w:rStyle w:val="Emphasis"/>
+          <w:rFonts w:eastAsiaTheme="minorEastAsia"/>
+          <w:i w:val="0"/>
+          <w:iCs w:val="0"/>
+          <w:color w:val="auto"/>
         </w:rPr>
         <w:tab/>
-        <w:t xml:space="preserve">Zet order o achteraan in de lijst </w:t>
       </w:r>
       <w:r>
         <w:rPr>
@@ -4721,9 +5264,9 @@
           <w:rFonts w:eastAsiaTheme="minorEastAsia"/>
           <w:i w:val="0"/>
           <w:iCs w:val="0"/>
-          <w:color w:val="FF0000"/>
-        </w:rPr>
-        <w:t>machine volgorde m*</w:t>
+          <w:color w:val="auto"/>
+        </w:rPr>
+        <w:tab/>
       </w:r>
       <w:r>
         <w:rPr>
@@ -4731,9 +5274,9 @@
           <w:rFonts w:eastAsiaTheme="minorEastAsia"/>
           <w:i w:val="0"/>
           <w:iCs w:val="0"/>
-          <w:color w:val="FF0000"/>
-        </w:rPr>
-        <w:t xml:space="preserve">, zet </w:t>
+          <w:color w:val="auto"/>
+        </w:rPr>
+        <w:tab/>
       </w:r>
       <w:r>
         <w:rPr>
@@ -4741,29 +5284,31 @@
           <w:rFonts w:eastAsiaTheme="minorEastAsia"/>
           <w:i w:val="0"/>
           <w:iCs w:val="0"/>
-          <w:color w:val="FF0000"/>
-        </w:rPr>
-        <w:t>b</w:t>
-      </w:r>
-      <w:r>
+          <w:color w:val="auto"/>
+        </w:rPr>
+        <w:t>setup = 0</w:t>
+      </w:r>
+    </w:p>
+    <w:p>
+      <w:pPr>
+        <w:pStyle w:val="NoSpacing"/>
         <w:rPr>
           <w:rStyle w:val="Emphasis"/>
           <w:rFonts w:eastAsiaTheme="minorEastAsia"/>
           <w:i w:val="0"/>
           <w:iCs w:val="0"/>
-          <w:color w:val="FF0000"/>
-        </w:rPr>
-        <w:t xml:space="preserve">_m* </w:t>
-      </w:r>
+          <w:color w:val="auto"/>
+        </w:rPr>
+      </w:pPr>
       <w:r>
         <w:rPr>
           <w:rStyle w:val="Emphasis"/>
           <w:rFonts w:eastAsiaTheme="minorEastAsia"/>
           <w:i w:val="0"/>
           <w:iCs w:val="0"/>
-          <w:color w:val="FF0000"/>
-        </w:rPr>
-        <w:sym w:font="Wingdings" w:char="F0E0"/>
+          <w:color w:val="auto"/>
+        </w:rPr>
+        <w:t xml:space="preserve">      </w:t>
       </w:r>
       <w:r>
         <w:rPr>
@@ -4771,9 +5316,9 @@
           <w:rFonts w:eastAsiaTheme="minorEastAsia"/>
           <w:i w:val="0"/>
           <w:iCs w:val="0"/>
-          <w:color w:val="FF0000"/>
-        </w:rPr>
-        <w:t xml:space="preserve"> f_m</w:t>
+          <w:color w:val="auto"/>
+        </w:rPr>
+        <w:tab/>
       </w:r>
       <w:r>
         <w:rPr>
@@ -4781,7 +5326,477 @@
           <w:rFonts w:eastAsiaTheme="minorEastAsia"/>
           <w:i w:val="0"/>
           <w:iCs w:val="0"/>
-          <w:color w:val="FF0000"/>
+          <w:color w:val="auto"/>
+        </w:rPr>
+        <w:tab/>
+      </w:r>
+      <w:r>
+        <w:rPr>
+          <w:rStyle w:val="Emphasis"/>
+          <w:rFonts w:eastAsiaTheme="minorEastAsia"/>
+          <w:i w:val="0"/>
+          <w:iCs w:val="0"/>
+          <w:color w:val="auto"/>
+        </w:rPr>
+        <w:t>anders:</w:t>
+      </w:r>
+    </w:p>
+    <w:p>
+      <w:pPr>
+        <w:pStyle w:val="NoSpacing"/>
+        <w:rPr>
+          <w:rStyle w:val="Emphasis"/>
+          <w:rFonts w:eastAsiaTheme="minorEastAsia"/>
+          <w:i w:val="0"/>
+          <w:iCs w:val="0"/>
+          <w:color w:val="auto"/>
+        </w:rPr>
+      </w:pPr>
+      <w:r>
+        <w:rPr>
+          <w:rStyle w:val="Emphasis"/>
+          <w:rFonts w:eastAsiaTheme="minorEastAsia"/>
+          <w:i w:val="0"/>
+          <w:iCs w:val="0"/>
+          <w:color w:val="auto"/>
+        </w:rPr>
+        <w:t xml:space="preserve">          </w:t>
+      </w:r>
+      <w:r>
+        <w:rPr>
+          <w:rStyle w:val="Emphasis"/>
+          <w:rFonts w:eastAsiaTheme="minorEastAsia"/>
+          <w:i w:val="0"/>
+          <w:iCs w:val="0"/>
+          <w:color w:val="auto"/>
+        </w:rPr>
+        <w:tab/>
+      </w:r>
+      <w:r>
+        <w:rPr>
+          <w:rStyle w:val="Emphasis"/>
+          <w:rFonts w:eastAsiaTheme="minorEastAsia"/>
+          <w:i w:val="0"/>
+          <w:iCs w:val="0"/>
+          <w:color w:val="auto"/>
+        </w:rPr>
+        <w:tab/>
+      </w:r>
+      <w:r>
+        <w:rPr>
+          <w:rStyle w:val="Emphasis"/>
+          <w:rFonts w:eastAsiaTheme="minorEastAsia"/>
+          <w:i w:val="0"/>
+          <w:iCs w:val="0"/>
+          <w:color w:val="auto"/>
+        </w:rPr>
+        <w:tab/>
+      </w:r>
+      <w:r>
+        <w:rPr>
+          <w:rStyle w:val="Emphasis"/>
+          <w:rFonts w:eastAsiaTheme="minorEastAsia"/>
+          <w:i w:val="0"/>
+          <w:iCs w:val="0"/>
+          <w:color w:val="auto"/>
+        </w:rPr>
+        <w:t>setup = s(</w:t>
+      </w:r>
+      <w:proofErr w:type="spellStart"/>
+      <w:r>
+        <w:rPr>
+          <w:rStyle w:val="Emphasis"/>
+          <w:rFonts w:eastAsiaTheme="minorEastAsia"/>
+          <w:i w:val="0"/>
+          <w:iCs w:val="0"/>
+          <w:color w:val="auto"/>
+        </w:rPr>
+        <w:t>laatste_kleur_m</w:t>
+      </w:r>
+      <w:proofErr w:type="spellEnd"/>
+      <w:r>
+        <w:rPr>
+          <w:rStyle w:val="Emphasis"/>
+          <w:rFonts w:eastAsiaTheme="minorEastAsia"/>
+          <w:i w:val="0"/>
+          <w:iCs w:val="0"/>
+          <w:color w:val="auto"/>
+        </w:rPr>
+        <w:t xml:space="preserve">, </w:t>
+      </w:r>
+      <w:proofErr w:type="spellStart"/>
+      <w:r>
+        <w:rPr>
+          <w:rStyle w:val="Emphasis"/>
+          <w:rFonts w:eastAsiaTheme="minorEastAsia"/>
+          <w:i w:val="0"/>
+          <w:iCs w:val="0"/>
+          <w:color w:val="auto"/>
+        </w:rPr>
+        <w:t>c_o</w:t>
+      </w:r>
+      <w:proofErr w:type="spellEnd"/>
+      <w:r>
+        <w:rPr>
+          <w:rStyle w:val="Emphasis"/>
+          <w:rFonts w:eastAsiaTheme="minorEastAsia"/>
+          <w:i w:val="0"/>
+          <w:iCs w:val="0"/>
+          <w:color w:val="auto"/>
+        </w:rPr>
+        <w:t>)</w:t>
+      </w:r>
+    </w:p>
+    <w:p>
+      <w:pPr>
+        <w:pStyle w:val="NoSpacing"/>
+        <w:rPr>
+          <w:rStyle w:val="Emphasis"/>
+          <w:rFonts w:eastAsiaTheme="minorEastAsia"/>
+          <w:i w:val="0"/>
+          <w:iCs w:val="0"/>
+          <w:color w:val="auto"/>
+        </w:rPr>
+      </w:pPr>
+      <w:r>
+        <w:rPr>
+          <w:rStyle w:val="Emphasis"/>
+          <w:rFonts w:eastAsiaTheme="minorEastAsia"/>
+          <w:i w:val="0"/>
+          <w:iCs w:val="0"/>
+          <w:color w:val="auto"/>
+        </w:rPr>
+        <w:t xml:space="preserve">      </w:t>
+      </w:r>
+      <w:r>
+        <w:rPr>
+          <w:rStyle w:val="Emphasis"/>
+          <w:rFonts w:eastAsiaTheme="minorEastAsia"/>
+          <w:i w:val="0"/>
+          <w:iCs w:val="0"/>
+          <w:color w:val="auto"/>
+        </w:rPr>
+        <w:tab/>
+      </w:r>
+      <w:r>
+        <w:rPr>
+          <w:rStyle w:val="Emphasis"/>
+          <w:rFonts w:eastAsiaTheme="minorEastAsia"/>
+          <w:i w:val="0"/>
+          <w:iCs w:val="0"/>
+          <w:color w:val="auto"/>
+        </w:rPr>
+        <w:tab/>
+      </w:r>
+      <w:proofErr w:type="spellStart"/>
+      <w:r>
+        <w:rPr>
+          <w:rStyle w:val="Emphasis"/>
+          <w:rFonts w:eastAsiaTheme="minorEastAsia"/>
+          <w:i w:val="0"/>
+          <w:iCs w:val="0"/>
+          <w:color w:val="auto"/>
+        </w:rPr>
+        <w:t>f_m</w:t>
+      </w:r>
+      <w:proofErr w:type="spellEnd"/>
+      <w:r>
+        <w:rPr>
+          <w:rStyle w:val="Emphasis"/>
+          <w:rFonts w:eastAsiaTheme="minorEastAsia"/>
+          <w:i w:val="0"/>
+          <w:iCs w:val="0"/>
+          <w:color w:val="auto"/>
+        </w:rPr>
+        <w:t xml:space="preserve"> = </w:t>
+      </w:r>
+      <w:proofErr w:type="spellStart"/>
+      <w:r>
+        <w:rPr>
+          <w:rStyle w:val="Emphasis"/>
+          <w:rFonts w:eastAsiaTheme="minorEastAsia"/>
+          <w:i w:val="0"/>
+          <w:iCs w:val="0"/>
+          <w:color w:val="auto"/>
+        </w:rPr>
+        <w:t>b_m</w:t>
+      </w:r>
+      <w:proofErr w:type="spellEnd"/>
+      <w:r>
+        <w:rPr>
+          <w:rStyle w:val="Emphasis"/>
+          <w:rFonts w:eastAsiaTheme="minorEastAsia"/>
+          <w:i w:val="0"/>
+          <w:iCs w:val="0"/>
+          <w:color w:val="auto"/>
+        </w:rPr>
+        <w:t xml:space="preserve"> + setup + </w:t>
+      </w:r>
+      <w:proofErr w:type="spellStart"/>
+      <w:r>
+        <w:rPr>
+          <w:rStyle w:val="Emphasis"/>
+          <w:rFonts w:eastAsiaTheme="minorEastAsia"/>
+          <w:i w:val="0"/>
+          <w:iCs w:val="0"/>
+          <w:color w:val="auto"/>
+        </w:rPr>
+        <w:t>a_</w:t>
+      </w:r>
+      <w:proofErr w:type="gramStart"/>
+      <w:r>
+        <w:rPr>
+          <w:rStyle w:val="Emphasis"/>
+          <w:rFonts w:eastAsiaTheme="minorEastAsia"/>
+          <w:i w:val="0"/>
+          <w:iCs w:val="0"/>
+          <w:color w:val="auto"/>
+        </w:rPr>
+        <w:t>o</w:t>
+      </w:r>
+      <w:proofErr w:type="spellEnd"/>
+      <w:r>
+        <w:rPr>
+          <w:rStyle w:val="Emphasis"/>
+          <w:rFonts w:eastAsiaTheme="minorEastAsia"/>
+          <w:i w:val="0"/>
+          <w:iCs w:val="0"/>
+          <w:color w:val="auto"/>
+        </w:rPr>
+        <w:t xml:space="preserve"> /</w:t>
+      </w:r>
+      <w:proofErr w:type="gramEnd"/>
+      <w:r>
+        <w:rPr>
+          <w:rStyle w:val="Emphasis"/>
+          <w:rFonts w:eastAsiaTheme="minorEastAsia"/>
+          <w:i w:val="0"/>
+          <w:iCs w:val="0"/>
+          <w:color w:val="auto"/>
+        </w:rPr>
+        <w:t xml:space="preserve"> </w:t>
+      </w:r>
+      <w:proofErr w:type="spellStart"/>
+      <w:r>
+        <w:rPr>
+          <w:rStyle w:val="Emphasis"/>
+          <w:rFonts w:eastAsiaTheme="minorEastAsia"/>
+          <w:i w:val="0"/>
+          <w:iCs w:val="0"/>
+          <w:color w:val="auto"/>
+        </w:rPr>
+        <w:t>v_m</w:t>
+      </w:r>
+      <w:proofErr w:type="spellEnd"/>
+    </w:p>
+    <w:p>
+      <w:pPr>
+        <w:pStyle w:val="NoSpacing"/>
+        <w:rPr>
+          <w:rStyle w:val="Emphasis"/>
+          <w:rFonts w:eastAsiaTheme="minorEastAsia"/>
+          <w:i w:val="0"/>
+          <w:iCs w:val="0"/>
+          <w:color w:val="auto"/>
+        </w:rPr>
+      </w:pPr>
+      <w:r>
+        <w:rPr>
+          <w:rStyle w:val="Emphasis"/>
+          <w:rFonts w:eastAsiaTheme="minorEastAsia"/>
+          <w:i w:val="0"/>
+          <w:iCs w:val="0"/>
+          <w:color w:val="auto"/>
+        </w:rPr>
+        <w:t xml:space="preserve">  </w:t>
+      </w:r>
+      <w:r>
+        <w:rPr>
+          <w:rStyle w:val="Emphasis"/>
+          <w:rFonts w:eastAsiaTheme="minorEastAsia"/>
+          <w:i w:val="0"/>
+          <w:iCs w:val="0"/>
+          <w:color w:val="auto"/>
+        </w:rPr>
+        <w:tab/>
+      </w:r>
+      <w:r>
+        <w:rPr>
+          <w:rStyle w:val="Emphasis"/>
+          <w:rFonts w:eastAsiaTheme="minorEastAsia"/>
+          <w:i w:val="0"/>
+          <w:iCs w:val="0"/>
+          <w:color w:val="auto"/>
+        </w:rPr>
+        <w:t xml:space="preserve">m* = machine met de kleinste </w:t>
+      </w:r>
+      <w:proofErr w:type="spellStart"/>
+      <w:r>
+        <w:rPr>
+          <w:rStyle w:val="Emphasis"/>
+          <w:rFonts w:eastAsiaTheme="minorEastAsia"/>
+          <w:i w:val="0"/>
+          <w:iCs w:val="0"/>
+          <w:color w:val="auto"/>
+        </w:rPr>
+        <w:t>f_m</w:t>
+      </w:r>
+      <w:proofErr w:type="spellEnd"/>
+    </w:p>
+    <w:p>
+      <w:pPr>
+        <w:pStyle w:val="NoSpacing"/>
+        <w:rPr>
+          <w:rStyle w:val="Emphasis"/>
+          <w:rFonts w:eastAsiaTheme="minorEastAsia"/>
+          <w:i w:val="0"/>
+          <w:iCs w:val="0"/>
+          <w:color w:val="auto"/>
+        </w:rPr>
+      </w:pPr>
+      <w:r>
+        <w:rPr>
+          <w:rStyle w:val="Emphasis"/>
+          <w:rFonts w:eastAsiaTheme="minorEastAsia"/>
+          <w:i w:val="0"/>
+          <w:iCs w:val="0"/>
+          <w:color w:val="auto"/>
+        </w:rPr>
+        <w:t xml:space="preserve">       </w:t>
+      </w:r>
+      <w:r>
+        <w:rPr>
+          <w:rStyle w:val="Emphasis"/>
+          <w:rFonts w:eastAsiaTheme="minorEastAsia"/>
+          <w:i w:val="0"/>
+          <w:iCs w:val="0"/>
+          <w:color w:val="auto"/>
+        </w:rPr>
+        <w:tab/>
+      </w:r>
+      <w:r>
+        <w:rPr>
+          <w:rStyle w:val="Emphasis"/>
+          <w:rFonts w:eastAsiaTheme="minorEastAsia"/>
+          <w:i w:val="0"/>
+          <w:iCs w:val="0"/>
+          <w:color w:val="auto"/>
+        </w:rPr>
+        <w:tab/>
+      </w:r>
+      <w:r>
+        <w:rPr>
+          <w:rStyle w:val="Emphasis"/>
+          <w:rFonts w:eastAsiaTheme="minorEastAsia"/>
+          <w:i w:val="0"/>
+          <w:iCs w:val="0"/>
+          <w:color w:val="auto"/>
+        </w:rPr>
+        <w:t>(</w:t>
+      </w:r>
+      <w:r>
+        <w:rPr>
+          <w:rStyle w:val="Emphasis"/>
+          <w:rFonts w:eastAsiaTheme="minorEastAsia"/>
+          <w:i w:val="0"/>
+          <w:iCs w:val="0"/>
+          <w:color w:val="auto"/>
+        </w:rPr>
+        <w:t xml:space="preserve">gelijke </w:t>
+      </w:r>
+      <w:proofErr w:type="spellStart"/>
+      <w:r>
+        <w:rPr>
+          <w:rStyle w:val="Emphasis"/>
+          <w:rFonts w:eastAsiaTheme="minorEastAsia"/>
+          <w:i w:val="0"/>
+          <w:iCs w:val="0"/>
+          <w:color w:val="auto"/>
+        </w:rPr>
+        <w:t>f_m</w:t>
+      </w:r>
+      <w:proofErr w:type="spellEnd"/>
+      <w:r>
+        <w:rPr>
+          <w:rStyle w:val="Emphasis"/>
+          <w:rFonts w:eastAsiaTheme="minorEastAsia"/>
+          <w:i w:val="0"/>
+          <w:iCs w:val="0"/>
+          <w:color w:val="auto"/>
+        </w:rPr>
+        <w:t xml:space="preserve"> waardes? Neem </w:t>
+      </w:r>
+      <w:r>
+        <w:rPr>
+          <w:rStyle w:val="Emphasis"/>
+          <w:rFonts w:eastAsiaTheme="minorEastAsia"/>
+          <w:i w:val="0"/>
+          <w:iCs w:val="0"/>
+          <w:color w:val="auto"/>
+        </w:rPr>
+        <w:t>de machine met het laagste nummer)</w:t>
+      </w:r>
+    </w:p>
+    <w:p>
+      <w:pPr>
+        <w:pStyle w:val="NoSpacing"/>
+        <w:rPr>
+          <w:rStyle w:val="Emphasis"/>
+          <w:rFonts w:eastAsiaTheme="minorEastAsia"/>
+          <w:i w:val="0"/>
+          <w:iCs w:val="0"/>
+          <w:color w:val="auto"/>
+        </w:rPr>
+      </w:pPr>
+      <w:r>
+        <w:rPr>
+          <w:rStyle w:val="Emphasis"/>
+          <w:rFonts w:eastAsiaTheme="minorEastAsia"/>
+          <w:i w:val="0"/>
+          <w:iCs w:val="0"/>
+          <w:color w:val="auto"/>
+        </w:rPr>
+        <w:t xml:space="preserve">  </w:t>
+      </w:r>
+      <w:r>
+        <w:rPr>
+          <w:rStyle w:val="Emphasis"/>
+          <w:rFonts w:eastAsiaTheme="minorEastAsia"/>
+          <w:i w:val="0"/>
+          <w:iCs w:val="0"/>
+          <w:color w:val="auto"/>
+        </w:rPr>
+        <w:tab/>
+      </w:r>
+      <w:r>
+        <w:rPr>
+          <w:rStyle w:val="Emphasis"/>
+          <w:rFonts w:eastAsiaTheme="minorEastAsia"/>
+          <w:i w:val="0"/>
+          <w:iCs w:val="0"/>
+          <w:color w:val="auto"/>
+        </w:rPr>
+        <w:t xml:space="preserve">voeg o achteraan toe aan </w:t>
+      </w:r>
+      <w:proofErr w:type="spellStart"/>
+      <w:r>
+        <w:rPr>
+          <w:rStyle w:val="Emphasis"/>
+          <w:rFonts w:eastAsiaTheme="minorEastAsia"/>
+          <w:i w:val="0"/>
+          <w:iCs w:val="0"/>
+          <w:color w:val="auto"/>
+        </w:rPr>
+        <w:t>x_m</w:t>
+      </w:r>
+      <w:proofErr w:type="spellEnd"/>
+      <w:r>
+        <w:rPr>
+          <w:rStyle w:val="Emphasis"/>
+          <w:rFonts w:eastAsiaTheme="minorEastAsia"/>
+          <w:i w:val="0"/>
+          <w:iCs w:val="0"/>
+          <w:color w:val="auto"/>
         </w:rPr>
         <w:t>*</w:t>
       </w:r>
@@ -4794,7 +5809,7 @@
           <w:rFonts w:eastAsiaTheme="minorEastAsia"/>
           <w:i w:val="0"/>
           <w:iCs w:val="0"/>
-          <w:color w:val="FF0000"/>
+          <w:color w:val="auto"/>
         </w:rPr>
       </w:pPr>
       <w:r>
@@ -4803,10 +5818,19 @@
           <w:rFonts w:eastAsiaTheme="minorEastAsia"/>
           <w:i w:val="0"/>
           <w:iCs w:val="0"/>
-          <w:color w:val="FF0000"/>
+          <w:color w:val="auto"/>
+        </w:rPr>
+        <w:t xml:space="preserve"> </w:t>
+      </w:r>
+      <w:r>
+        <w:rPr>
+          <w:rStyle w:val="Emphasis"/>
+          <w:rFonts w:eastAsiaTheme="minorEastAsia"/>
+          <w:i w:val="0"/>
+          <w:iCs w:val="0"/>
+          <w:color w:val="auto"/>
         </w:rPr>
         <w:tab/>
-        <w:t>Vervang c_o als laatste kleur van m* en verwijder o</w:t>
       </w:r>
       <w:r>
         <w:rPr>
@@ -4814,9 +5838,53 @@
           <w:rFonts w:eastAsiaTheme="minorEastAsia"/>
           <w:i w:val="0"/>
           <w:iCs w:val="0"/>
-          <w:color w:val="FF0000"/>
-        </w:rPr>
-        <w:t>rder o uit lijst L.</w:t>
+          <w:color w:val="auto"/>
+        </w:rPr>
+        <w:t xml:space="preserve"> </w:t>
+      </w:r>
+      <w:proofErr w:type="spellStart"/>
+      <w:r>
+        <w:rPr>
+          <w:rStyle w:val="Emphasis"/>
+          <w:rFonts w:eastAsiaTheme="minorEastAsia"/>
+          <w:i w:val="0"/>
+          <w:iCs w:val="0"/>
+          <w:color w:val="auto"/>
+        </w:rPr>
+        <w:t>t_o</w:t>
+      </w:r>
+      <w:proofErr w:type="spellEnd"/>
+      <w:r>
+        <w:rPr>
+          <w:rStyle w:val="Emphasis"/>
+          <w:rFonts w:eastAsiaTheme="minorEastAsia"/>
+          <w:i w:val="0"/>
+          <w:iCs w:val="0"/>
+          <w:color w:val="auto"/>
+        </w:rPr>
+        <w:t xml:space="preserve"> = </w:t>
+      </w:r>
+      <w:proofErr w:type="spellStart"/>
+      <w:r>
+        <w:rPr>
+          <w:rStyle w:val="Emphasis"/>
+          <w:rFonts w:eastAsiaTheme="minorEastAsia"/>
+          <w:i w:val="0"/>
+          <w:iCs w:val="0"/>
+          <w:color w:val="auto"/>
+        </w:rPr>
+        <w:t>f_m</w:t>
+      </w:r>
+      <w:proofErr w:type="spellEnd"/>
+      <w:r>
+        <w:rPr>
+          <w:rStyle w:val="Emphasis"/>
+          <w:rFonts w:eastAsiaTheme="minorEastAsia"/>
+          <w:i w:val="0"/>
+          <w:iCs w:val="0"/>
+          <w:color w:val="auto"/>
+        </w:rPr>
+        <w:t>*</w:t>
       </w:r>
     </w:p>
     <w:p>
@@ -4827,7 +5895,7 @@
           <w:rFonts w:eastAsiaTheme="minorEastAsia"/>
           <w:i w:val="0"/>
           <w:iCs w:val="0"/>
-          <w:color w:val="FF0000"/>
+          <w:color w:val="auto"/>
         </w:rPr>
       </w:pPr>
       <w:r>
@@ -4836,10 +5904,63 @@
           <w:rFonts w:eastAsiaTheme="minorEastAsia"/>
           <w:i w:val="0"/>
           <w:iCs w:val="0"/>
-          <w:color w:val="FF0000"/>
+          <w:color w:val="auto"/>
+        </w:rPr>
+        <w:t xml:space="preserve"> </w:t>
+      </w:r>
+      <w:r>
+        <w:rPr>
+          <w:rStyle w:val="Emphasis"/>
+          <w:rFonts w:eastAsiaTheme="minorEastAsia"/>
+          <w:i w:val="0"/>
+          <w:iCs w:val="0"/>
+          <w:color w:val="auto"/>
         </w:rPr>
         <w:tab/>
-        <w:t>Ga terug naar stap 1.</w:t>
+      </w:r>
+      <w:proofErr w:type="spellStart"/>
+      <w:r>
+        <w:rPr>
+          <w:rStyle w:val="Emphasis"/>
+          <w:rFonts w:eastAsiaTheme="minorEastAsia"/>
+          <w:i w:val="0"/>
+          <w:iCs w:val="0"/>
+          <w:color w:val="auto"/>
+        </w:rPr>
+        <w:t>b_m</w:t>
+      </w:r>
+      <w:proofErr w:type="spellEnd"/>
+      <w:r>
+        <w:rPr>
+          <w:rStyle w:val="Emphasis"/>
+          <w:rFonts w:eastAsiaTheme="minorEastAsia"/>
+          <w:i w:val="0"/>
+          <w:iCs w:val="0"/>
+          <w:color w:val="auto"/>
+        </w:rPr>
+        <w:t xml:space="preserve">* = </w:t>
+      </w:r>
+      <w:proofErr w:type="spellStart"/>
+      <w:r>
+        <w:rPr>
+          <w:rStyle w:val="Emphasis"/>
+          <w:rFonts w:eastAsiaTheme="minorEastAsia"/>
+          <w:i w:val="0"/>
+          <w:iCs w:val="0"/>
+          <w:color w:val="auto"/>
+        </w:rPr>
+        <w:t>f_m</w:t>
+      </w:r>
+      <w:proofErr w:type="spellEnd"/>
+      <w:r>
+        <w:rPr>
+          <w:rStyle w:val="Emphasis"/>
+          <w:rFonts w:eastAsiaTheme="minorEastAsia"/>
+          <w:i w:val="0"/>
+          <w:iCs w:val="0"/>
+          <w:color w:val="auto"/>
+        </w:rPr>
+        <w:t>*</w:t>
       </w:r>
     </w:p>
     <w:p>
@@ -4853,6 +5974,60 @@
           <w:color w:val="auto"/>
         </w:rPr>
       </w:pPr>
+      <w:r>
+        <w:rPr>
+          <w:rStyle w:val="Emphasis"/>
+          <w:rFonts w:eastAsiaTheme="minorEastAsia"/>
+          <w:i w:val="0"/>
+          <w:iCs w:val="0"/>
+          <w:color w:val="auto"/>
+        </w:rPr>
+        <w:t xml:space="preserve">  </w:t>
+      </w:r>
+      <w:r>
+        <w:rPr>
+          <w:rStyle w:val="Emphasis"/>
+          <w:rFonts w:eastAsiaTheme="minorEastAsia"/>
+          <w:i w:val="0"/>
+          <w:iCs w:val="0"/>
+          <w:color w:val="auto"/>
+        </w:rPr>
+        <w:tab/>
+      </w:r>
+      <w:proofErr w:type="spellStart"/>
+      <w:r>
+        <w:rPr>
+          <w:rStyle w:val="Emphasis"/>
+          <w:rFonts w:eastAsiaTheme="minorEastAsia"/>
+          <w:i w:val="0"/>
+          <w:iCs w:val="0"/>
+          <w:color w:val="auto"/>
+        </w:rPr>
+        <w:t>laatste_kleur_m</w:t>
+      </w:r>
+      <w:proofErr w:type="spellEnd"/>
+      <w:r>
+        <w:rPr>
+          <w:rStyle w:val="Emphasis"/>
+          <w:rFonts w:eastAsiaTheme="minorEastAsia"/>
+          <w:i w:val="0"/>
+          <w:iCs w:val="0"/>
+          <w:color w:val="auto"/>
+        </w:rPr>
+        <w:t xml:space="preserve">* = </w:t>
+      </w:r>
+      <w:proofErr w:type="spellStart"/>
+      <w:r>
+        <w:rPr>
+          <w:rStyle w:val="Emphasis"/>
+          <w:rFonts w:eastAsiaTheme="minorEastAsia"/>
+          <w:i w:val="0"/>
+          <w:iCs w:val="0"/>
+          <w:color w:val="auto"/>
+        </w:rPr>
+        <w:t>c_o</w:t>
+      </w:r>
+      <w:proofErr w:type="spellEnd"/>
     </w:p>
     <w:p>
       <w:pPr>
@@ -4873,13 +6048,32 @@
           <w:iCs w:val="0"/>
           <w:color w:val="auto"/>
         </w:rPr>
-        <w:t>Initialisatie</w:t>
+        <w:t xml:space="preserve">  </w:t>
+      </w:r>
+      <w:r>
+        <w:rPr>
+          <w:rStyle w:val="Emphasis"/>
+          <w:rFonts w:eastAsiaTheme="minorEastAsia"/>
+          <w:i w:val="0"/>
+          <w:iCs w:val="0"/>
+          <w:color w:val="auto"/>
+        </w:rPr>
+        <w:tab/>
+      </w:r>
+      <w:r>
+        <w:rPr>
+          <w:rStyle w:val="Emphasis"/>
+          <w:rFonts w:eastAsiaTheme="minorEastAsia"/>
+          <w:i w:val="0"/>
+          <w:iCs w:val="0"/>
+          <w:color w:val="auto"/>
+        </w:rPr>
+        <w:t>verwijder o uit L</w:t>
       </w:r>
     </w:p>
     <w:p>
       <w:pPr>
         <w:pStyle w:val="NoSpacing"/>
-        <w:ind w:firstLine="708"/>
         <w:rPr>
           <w:rStyle w:val="Emphasis"/>
           <w:rFonts w:eastAsiaTheme="minorEastAsia"/>
@@ -4888,7 +6082,10 @@
           <w:color w:val="auto"/>
         </w:rPr>
       </w:pPr>
-      <w:r>
+    </w:p>
+    <w:p>
+      <w:pPr>
+        <w:pStyle w:val="NoSpacing"/>
         <w:rPr>
           <w:rStyle w:val="Emphasis"/>
           <w:rFonts w:eastAsiaTheme="minorEastAsia"/>
@@ -4896,13 +6093,22 @@
           <w:iCs w:val="0"/>
           <w:color w:val="auto"/>
         </w:rPr>
-        <w:t>L = orders uit O, gesorteerd op d_o van klein naar groot</w:t>
+      </w:pPr>
+      <w:r>
+        <w:rPr>
+          <w:rStyle w:val="Emphasis"/>
+          <w:rFonts w:eastAsiaTheme="minorEastAsia"/>
+          <w:i w:val="0"/>
+          <w:iCs w:val="0"/>
+          <w:color w:val="auto"/>
+        </w:rPr>
+        <w:lastRenderedPageBreak/>
+        <w:t>Uitkomsten</w:t>
       </w:r>
     </w:p>
     <w:p>
       <w:pPr>
         <w:pStyle w:val="NoSpacing"/>
-        <w:ind w:firstLine="708"/>
         <w:rPr>
           <w:rStyle w:val="Emphasis"/>
           <w:rFonts w:eastAsiaTheme="minorEastAsia"/>
@@ -4919,7 +6125,7 @@
           <w:iCs w:val="0"/>
           <w:color w:val="auto"/>
         </w:rPr>
-        <w:t>voor elke machine m in M</w:t>
+        <w:t xml:space="preserve">  </w:t>
       </w:r>
       <w:r>
         <w:rPr>
@@ -4929,13 +6135,44 @@
           <w:iCs w:val="0"/>
           <w:color w:val="auto"/>
         </w:rPr>
-        <w:t>:</w:t>
+        <w:tab/>
+      </w:r>
+      <w:r>
+        <w:rPr>
+          <w:rStyle w:val="Emphasis"/>
+          <w:rFonts w:eastAsiaTheme="minorEastAsia"/>
+          <w:i w:val="0"/>
+          <w:iCs w:val="0"/>
+          <w:color w:val="auto"/>
+        </w:rPr>
+        <w:t xml:space="preserve">x = de volgordes </w:t>
+      </w:r>
+      <w:proofErr w:type="spellStart"/>
+      <w:r>
+        <w:rPr>
+          <w:rStyle w:val="Emphasis"/>
+          <w:rFonts w:eastAsiaTheme="minorEastAsia"/>
+          <w:i w:val="0"/>
+          <w:iCs w:val="0"/>
+          <w:color w:val="auto"/>
+        </w:rPr>
+        <w:t>x_m</w:t>
+      </w:r>
+      <w:proofErr w:type="spellEnd"/>
+      <w:r>
+        <w:rPr>
+          <w:rStyle w:val="Emphasis"/>
+          <w:rFonts w:eastAsiaTheme="minorEastAsia"/>
+          <w:i w:val="0"/>
+          <w:iCs w:val="0"/>
+          <w:color w:val="auto"/>
+        </w:rPr>
+        <w:t xml:space="preserve"> van alle machines</w:t>
       </w:r>
     </w:p>
     <w:p>
       <w:pPr>
         <w:pStyle w:val="NoSpacing"/>
-        <w:ind w:left="708" w:firstLine="708"/>
         <w:rPr>
           <w:rStyle w:val="Emphasis"/>
           <w:rFonts w:eastAsiaTheme="minorEastAsia"/>
@@ -4952,7 +6189,93 @@
           <w:iCs w:val="0"/>
           <w:color w:val="auto"/>
         </w:rPr>
-        <w:t>x_m = lege lijst</w:t>
+        <w:t xml:space="preserve">  </w:t>
+      </w:r>
+      <w:r>
+        <w:rPr>
+          <w:rStyle w:val="Emphasis"/>
+          <w:rFonts w:eastAsiaTheme="minorEastAsia"/>
+          <w:i w:val="0"/>
+          <w:iCs w:val="0"/>
+          <w:color w:val="auto"/>
+        </w:rPr>
+        <w:tab/>
+      </w:r>
+      <w:r>
+        <w:rPr>
+          <w:rStyle w:val="Emphasis"/>
+          <w:rFonts w:eastAsiaTheme="minorEastAsia"/>
+          <w:i w:val="0"/>
+          <w:iCs w:val="0"/>
+          <w:color w:val="auto"/>
+        </w:rPr>
+        <w:t xml:space="preserve">totale kosten = som over alle o van </w:t>
+      </w:r>
+      <w:proofErr w:type="spellStart"/>
+      <w:r>
+        <w:rPr>
+          <w:rStyle w:val="Emphasis"/>
+          <w:rFonts w:eastAsiaTheme="minorEastAsia"/>
+          <w:i w:val="0"/>
+          <w:iCs w:val="0"/>
+          <w:color w:val="auto"/>
+        </w:rPr>
+        <w:t>p_o</w:t>
+      </w:r>
+      <w:proofErr w:type="spellEnd"/>
+      <w:r>
+        <w:rPr>
+          <w:rStyle w:val="Emphasis"/>
+          <w:rFonts w:eastAsiaTheme="minorEastAsia"/>
+          <w:i w:val="0"/>
+          <w:iCs w:val="0"/>
+          <w:color w:val="auto"/>
+        </w:rPr>
+        <w:t xml:space="preserve"> * max(0, </w:t>
+      </w:r>
+      <w:proofErr w:type="spellStart"/>
+      <w:r>
+        <w:rPr>
+          <w:rStyle w:val="Emphasis"/>
+          <w:rFonts w:eastAsiaTheme="minorEastAsia"/>
+          <w:i w:val="0"/>
+          <w:iCs w:val="0"/>
+          <w:color w:val="auto"/>
+        </w:rPr>
+        <w:t>t_o</w:t>
+      </w:r>
+      <w:proofErr w:type="spellEnd"/>
+      <w:r>
+        <w:rPr>
+          <w:rStyle w:val="Emphasis"/>
+          <w:rFonts w:eastAsiaTheme="minorEastAsia"/>
+          <w:i w:val="0"/>
+          <w:iCs w:val="0"/>
+          <w:color w:val="auto"/>
+        </w:rPr>
+        <w:t xml:space="preserve"> - </w:t>
+      </w:r>
+      <w:proofErr w:type="spellStart"/>
+      <w:r>
+        <w:rPr>
+          <w:rStyle w:val="Emphasis"/>
+          <w:rFonts w:eastAsiaTheme="minorEastAsia"/>
+          <w:i w:val="0"/>
+          <w:iCs w:val="0"/>
+          <w:color w:val="auto"/>
+        </w:rPr>
+        <w:t>d_o</w:t>
+      </w:r>
+      <w:proofErr w:type="spellEnd"/>
+      <w:r>
+        <w:rPr>
+          <w:rStyle w:val="Emphasis"/>
+          <w:rFonts w:eastAsiaTheme="minorEastAsia"/>
+          <w:i w:val="0"/>
+          <w:iCs w:val="0"/>
+          <w:color w:val="auto"/>
+        </w:rPr>
+        <w:t>)</w:t>
       </w:r>
     </w:p>
     <w:p>
@@ -4966,7 +6289,10 @@
           <w:color w:val="auto"/>
         </w:rPr>
       </w:pPr>
-      <w:r>
+    </w:p>
+    <w:p>
+      <w:pPr>
+        <w:pStyle w:val="NoSpacing"/>
         <w:rPr>
           <w:rStyle w:val="Emphasis"/>
           <w:rFonts w:eastAsiaTheme="minorEastAsia"/>
@@ -4974,8 +6300,7 @@
           <w:iCs w:val="0"/>
           <w:color w:val="auto"/>
         </w:rPr>
-        <w:t xml:space="preserve">      </w:t>
-      </w:r>
+      </w:pPr>
       <w:r>
         <w:rPr>
           <w:rStyle w:val="Emphasis"/>
@@ -4984,8 +6309,9 @@
           <w:iCs w:val="0"/>
           <w:color w:val="auto"/>
         </w:rPr>
-        <w:tab/>
-      </w:r>
+        <w:t xml:space="preserve">De pseudocode is zelf opgesteld, met het </w:t>
+      </w:r>
+      <w:proofErr w:type="spellStart"/>
       <w:r>
         <w:rPr>
           <w:rStyle w:val="Emphasis"/>
@@ -4994,8 +6320,9 @@
           <w:iCs w:val="0"/>
           <w:color w:val="auto"/>
         </w:rPr>
-        <w:tab/>
-      </w:r>
+        <w:t>constructive</w:t>
+      </w:r>
+      <w:proofErr w:type="spellEnd"/>
       <w:r>
         <w:rPr>
           <w:rStyle w:val="Emphasis"/>
@@ -5004,12 +6331,10 @@
           <w:iCs w:val="0"/>
           <w:color w:val="auto"/>
         </w:rPr>
-        <w:t>b_m = 0</w:t>
-      </w:r>
-    </w:p>
-    <w:p>
-      <w:pPr>
-        <w:pStyle w:val="NoSpacing"/>
+        <w:t xml:space="preserve"> search-principe uit </w:t>
+      </w:r>
+      <w:proofErr w:type="spellStart"/>
+      <w:r>
         <w:rPr>
           <w:rStyle w:val="Emphasis"/>
           <w:rFonts w:eastAsiaTheme="minorEastAsia"/>
@@ -5017,7 +6342,9 @@
           <w:iCs w:val="0"/>
           <w:color w:val="auto"/>
         </w:rPr>
-      </w:pPr>
+        <w:t>Rardin</w:t>
+      </w:r>
+      <w:proofErr w:type="spellEnd"/>
       <w:r>
         <w:rPr>
           <w:rStyle w:val="Emphasis"/>
@@ -5026,960 +6353,7 @@
           <w:iCs w:val="0"/>
           <w:color w:val="auto"/>
         </w:rPr>
-        <w:t xml:space="preserve">      </w:t>
-      </w:r>
-      <w:r>
-        <w:rPr>
-          <w:rStyle w:val="Emphasis"/>
-          <w:rFonts w:eastAsiaTheme="minorEastAsia"/>
-          <w:i w:val="0"/>
-          <w:iCs w:val="0"/>
-          <w:color w:val="auto"/>
-        </w:rPr>
-        <w:tab/>
-      </w:r>
-      <w:r>
-        <w:rPr>
-          <w:rStyle w:val="Emphasis"/>
-          <w:rFonts w:eastAsiaTheme="minorEastAsia"/>
-          <w:i w:val="0"/>
-          <w:iCs w:val="0"/>
-          <w:color w:val="auto"/>
-        </w:rPr>
-        <w:tab/>
-      </w:r>
-      <w:r>
-        <w:rPr>
-          <w:rStyle w:val="Emphasis"/>
-          <w:rFonts w:eastAsiaTheme="minorEastAsia"/>
-          <w:i w:val="0"/>
-          <w:iCs w:val="0"/>
-          <w:color w:val="auto"/>
-        </w:rPr>
-        <w:t xml:space="preserve">laatste_kleur_m = </w:t>
-      </w:r>
-      <w:r>
-        <w:rPr>
-          <w:rStyle w:val="Emphasis"/>
-          <w:rFonts w:eastAsiaTheme="minorEastAsia"/>
-          <w:i w:val="0"/>
-          <w:iCs w:val="0"/>
-          <w:color w:val="auto"/>
-        </w:rPr>
-        <w:t>geen</w:t>
-      </w:r>
-    </w:p>
-    <w:p>
-      <w:pPr>
-        <w:pStyle w:val="NoSpacing"/>
-        <w:rPr>
-          <w:rStyle w:val="Emphasis"/>
-          <w:rFonts w:eastAsiaTheme="minorEastAsia"/>
-          <w:i w:val="0"/>
-          <w:iCs w:val="0"/>
-          <w:color w:val="auto"/>
-        </w:rPr>
-      </w:pPr>
-    </w:p>
-    <w:p>
-      <w:pPr>
-        <w:pStyle w:val="NoSpacing"/>
-        <w:rPr>
-          <w:rStyle w:val="Emphasis"/>
-          <w:rFonts w:eastAsiaTheme="minorEastAsia"/>
-          <w:i w:val="0"/>
-          <w:iCs w:val="0"/>
-          <w:color w:val="auto"/>
-        </w:rPr>
-      </w:pPr>
-      <w:r>
-        <w:rPr>
-          <w:rStyle w:val="Emphasis"/>
-          <w:rFonts w:eastAsiaTheme="minorEastAsia"/>
-          <w:i w:val="0"/>
-          <w:iCs w:val="0"/>
-          <w:color w:val="auto"/>
-        </w:rPr>
-        <w:t>Zolang L niet leeg is:</w:t>
-      </w:r>
-    </w:p>
-    <w:p>
-      <w:pPr>
-        <w:pStyle w:val="NoSpacing"/>
-        <w:ind w:firstLine="708"/>
-        <w:rPr>
-          <w:rStyle w:val="Emphasis"/>
-          <w:rFonts w:eastAsiaTheme="minorEastAsia"/>
-          <w:i w:val="0"/>
-          <w:iCs w:val="0"/>
-          <w:color w:val="auto"/>
-        </w:rPr>
-      </w:pPr>
-      <w:r>
-        <w:rPr>
-          <w:rStyle w:val="Emphasis"/>
-          <w:rFonts w:eastAsiaTheme="minorEastAsia"/>
-          <w:i w:val="0"/>
-          <w:iCs w:val="0"/>
-          <w:color w:val="auto"/>
-        </w:rPr>
-        <w:t>o = eerste order in L</w:t>
-      </w:r>
-    </w:p>
-    <w:p>
-      <w:pPr>
-        <w:pStyle w:val="NoSpacing"/>
-        <w:rPr>
-          <w:rStyle w:val="Emphasis"/>
-          <w:rFonts w:eastAsiaTheme="minorEastAsia"/>
-          <w:i w:val="0"/>
-          <w:iCs w:val="0"/>
-          <w:color w:val="auto"/>
-        </w:rPr>
-      </w:pPr>
-      <w:r>
-        <w:rPr>
-          <w:rStyle w:val="Emphasis"/>
-          <w:rFonts w:eastAsiaTheme="minorEastAsia"/>
-          <w:i w:val="0"/>
-          <w:iCs w:val="0"/>
-          <w:color w:val="auto"/>
-        </w:rPr>
-        <w:lastRenderedPageBreak/>
-        <w:t xml:space="preserve">  </w:t>
-      </w:r>
-      <w:r>
-        <w:rPr>
-          <w:rStyle w:val="Emphasis"/>
-          <w:rFonts w:eastAsiaTheme="minorEastAsia"/>
-          <w:i w:val="0"/>
-          <w:iCs w:val="0"/>
-          <w:color w:val="auto"/>
-        </w:rPr>
-        <w:tab/>
-      </w:r>
-      <w:r>
-        <w:rPr>
-          <w:rStyle w:val="Emphasis"/>
-          <w:rFonts w:eastAsiaTheme="minorEastAsia"/>
-          <w:i w:val="0"/>
-          <w:iCs w:val="0"/>
-          <w:color w:val="auto"/>
-        </w:rPr>
-        <w:t>voor elke machine m in M:</w:t>
-      </w:r>
-    </w:p>
-    <w:p>
-      <w:pPr>
-        <w:pStyle w:val="NoSpacing"/>
-        <w:rPr>
-          <w:rStyle w:val="Emphasis"/>
-          <w:rFonts w:eastAsiaTheme="minorEastAsia"/>
-          <w:i w:val="0"/>
-          <w:iCs w:val="0"/>
-          <w:color w:val="auto"/>
-        </w:rPr>
-      </w:pPr>
-      <w:r>
-        <w:rPr>
-          <w:rStyle w:val="Emphasis"/>
-          <w:rFonts w:eastAsiaTheme="minorEastAsia"/>
-          <w:i w:val="0"/>
-          <w:iCs w:val="0"/>
-          <w:color w:val="auto"/>
-        </w:rPr>
-        <w:t xml:space="preserve">      </w:t>
-      </w:r>
-      <w:r>
-        <w:rPr>
-          <w:rStyle w:val="Emphasis"/>
-          <w:rFonts w:eastAsiaTheme="minorEastAsia"/>
-          <w:i w:val="0"/>
-          <w:iCs w:val="0"/>
-          <w:color w:val="auto"/>
-        </w:rPr>
-        <w:tab/>
-      </w:r>
-      <w:r>
-        <w:rPr>
-          <w:rStyle w:val="Emphasis"/>
-          <w:rFonts w:eastAsiaTheme="minorEastAsia"/>
-          <w:i w:val="0"/>
-          <w:iCs w:val="0"/>
-          <w:color w:val="auto"/>
-        </w:rPr>
-        <w:tab/>
-      </w:r>
-      <w:r>
-        <w:rPr>
-          <w:rStyle w:val="Emphasis"/>
-          <w:rFonts w:eastAsiaTheme="minorEastAsia"/>
-          <w:i w:val="0"/>
-          <w:iCs w:val="0"/>
-          <w:color w:val="auto"/>
-        </w:rPr>
-        <w:t xml:space="preserve">als laatste_kleur_m = </w:t>
-      </w:r>
-      <w:r>
-        <w:rPr>
-          <w:rStyle w:val="Emphasis"/>
-          <w:rFonts w:eastAsiaTheme="minorEastAsia"/>
-          <w:i w:val="0"/>
-          <w:iCs w:val="0"/>
-          <w:color w:val="auto"/>
-        </w:rPr>
-        <w:t>geen</w:t>
-      </w:r>
-      <w:r>
-        <w:rPr>
-          <w:rStyle w:val="Emphasis"/>
-          <w:rFonts w:eastAsiaTheme="minorEastAsia"/>
-          <w:i w:val="0"/>
-          <w:iCs w:val="0"/>
-          <w:color w:val="auto"/>
-        </w:rPr>
-        <w:t>:</w:t>
-      </w:r>
-    </w:p>
-    <w:p>
-      <w:pPr>
-        <w:pStyle w:val="NoSpacing"/>
-        <w:rPr>
-          <w:rStyle w:val="Emphasis"/>
-          <w:rFonts w:eastAsiaTheme="minorEastAsia"/>
-          <w:i w:val="0"/>
-          <w:iCs w:val="0"/>
-          <w:color w:val="auto"/>
-        </w:rPr>
-      </w:pPr>
-      <w:r>
-        <w:rPr>
-          <w:rStyle w:val="Emphasis"/>
-          <w:rFonts w:eastAsiaTheme="minorEastAsia"/>
-          <w:i w:val="0"/>
-          <w:iCs w:val="0"/>
-          <w:color w:val="auto"/>
-        </w:rPr>
-        <w:t xml:space="preserve">          </w:t>
-      </w:r>
-      <w:r>
-        <w:rPr>
-          <w:rStyle w:val="Emphasis"/>
-          <w:rFonts w:eastAsiaTheme="minorEastAsia"/>
-          <w:i w:val="0"/>
-          <w:iCs w:val="0"/>
-          <w:color w:val="auto"/>
-        </w:rPr>
-        <w:tab/>
-      </w:r>
-      <w:r>
-        <w:rPr>
-          <w:rStyle w:val="Emphasis"/>
-          <w:rFonts w:eastAsiaTheme="minorEastAsia"/>
-          <w:i w:val="0"/>
-          <w:iCs w:val="0"/>
-          <w:color w:val="auto"/>
-        </w:rPr>
-        <w:tab/>
-      </w:r>
-      <w:r>
-        <w:rPr>
-          <w:rStyle w:val="Emphasis"/>
-          <w:rFonts w:eastAsiaTheme="minorEastAsia"/>
-          <w:i w:val="0"/>
-          <w:iCs w:val="0"/>
-          <w:color w:val="auto"/>
-        </w:rPr>
-        <w:tab/>
-      </w:r>
-      <w:r>
-        <w:rPr>
-          <w:rStyle w:val="Emphasis"/>
-          <w:rFonts w:eastAsiaTheme="minorEastAsia"/>
-          <w:i w:val="0"/>
-          <w:iCs w:val="0"/>
-          <w:color w:val="auto"/>
-        </w:rPr>
-        <w:t>setup = 0</w:t>
-      </w:r>
-    </w:p>
-    <w:p>
-      <w:pPr>
-        <w:pStyle w:val="NoSpacing"/>
-        <w:rPr>
-          <w:rStyle w:val="Emphasis"/>
-          <w:rFonts w:eastAsiaTheme="minorEastAsia"/>
-          <w:i w:val="0"/>
-          <w:iCs w:val="0"/>
-          <w:color w:val="auto"/>
-        </w:rPr>
-      </w:pPr>
-      <w:r>
-        <w:rPr>
-          <w:rStyle w:val="Emphasis"/>
-          <w:rFonts w:eastAsiaTheme="minorEastAsia"/>
-          <w:i w:val="0"/>
-          <w:iCs w:val="0"/>
-          <w:color w:val="auto"/>
-        </w:rPr>
-        <w:t xml:space="preserve">      </w:t>
-      </w:r>
-      <w:r>
-        <w:rPr>
-          <w:rStyle w:val="Emphasis"/>
-          <w:rFonts w:eastAsiaTheme="minorEastAsia"/>
-          <w:i w:val="0"/>
-          <w:iCs w:val="0"/>
-          <w:color w:val="auto"/>
-        </w:rPr>
-        <w:tab/>
-      </w:r>
-      <w:r>
-        <w:rPr>
-          <w:rStyle w:val="Emphasis"/>
-          <w:rFonts w:eastAsiaTheme="minorEastAsia"/>
-          <w:i w:val="0"/>
-          <w:iCs w:val="0"/>
-          <w:color w:val="auto"/>
-        </w:rPr>
-        <w:tab/>
-      </w:r>
-      <w:r>
-        <w:rPr>
-          <w:rStyle w:val="Emphasis"/>
-          <w:rFonts w:eastAsiaTheme="minorEastAsia"/>
-          <w:i w:val="0"/>
-          <w:iCs w:val="0"/>
-          <w:color w:val="auto"/>
-        </w:rPr>
-        <w:t>anders:</w:t>
-      </w:r>
-    </w:p>
-    <w:p>
-      <w:pPr>
-        <w:pStyle w:val="NoSpacing"/>
-        <w:rPr>
-          <w:rStyle w:val="Emphasis"/>
-          <w:rFonts w:eastAsiaTheme="minorEastAsia"/>
-          <w:i w:val="0"/>
-          <w:iCs w:val="0"/>
-          <w:color w:val="auto"/>
-        </w:rPr>
-      </w:pPr>
-      <w:r>
-        <w:rPr>
-          <w:rStyle w:val="Emphasis"/>
-          <w:rFonts w:eastAsiaTheme="minorEastAsia"/>
-          <w:i w:val="0"/>
-          <w:iCs w:val="0"/>
-          <w:color w:val="auto"/>
-        </w:rPr>
-        <w:t xml:space="preserve">          </w:t>
-      </w:r>
-      <w:r>
-        <w:rPr>
-          <w:rStyle w:val="Emphasis"/>
-          <w:rFonts w:eastAsiaTheme="minorEastAsia"/>
-          <w:i w:val="0"/>
-          <w:iCs w:val="0"/>
-          <w:color w:val="auto"/>
-        </w:rPr>
-        <w:tab/>
-      </w:r>
-      <w:r>
-        <w:rPr>
-          <w:rStyle w:val="Emphasis"/>
-          <w:rFonts w:eastAsiaTheme="minorEastAsia"/>
-          <w:i w:val="0"/>
-          <w:iCs w:val="0"/>
-          <w:color w:val="auto"/>
-        </w:rPr>
-        <w:tab/>
-      </w:r>
-      <w:r>
-        <w:rPr>
-          <w:rStyle w:val="Emphasis"/>
-          <w:rFonts w:eastAsiaTheme="minorEastAsia"/>
-          <w:i w:val="0"/>
-          <w:iCs w:val="0"/>
-          <w:color w:val="auto"/>
-        </w:rPr>
-        <w:tab/>
-      </w:r>
-      <w:r>
-        <w:rPr>
-          <w:rStyle w:val="Emphasis"/>
-          <w:rFonts w:eastAsiaTheme="minorEastAsia"/>
-          <w:i w:val="0"/>
-          <w:iCs w:val="0"/>
-          <w:color w:val="auto"/>
-        </w:rPr>
-        <w:t>setup = s(laatste_kleur_m, c_o)</w:t>
-      </w:r>
-    </w:p>
-    <w:p>
-      <w:pPr>
-        <w:pStyle w:val="NoSpacing"/>
-        <w:rPr>
-          <w:rStyle w:val="Emphasis"/>
-          <w:rFonts w:eastAsiaTheme="minorEastAsia"/>
-          <w:i w:val="0"/>
-          <w:iCs w:val="0"/>
-          <w:color w:val="auto"/>
-        </w:rPr>
-      </w:pPr>
-      <w:r>
-        <w:rPr>
-          <w:rStyle w:val="Emphasis"/>
-          <w:rFonts w:eastAsiaTheme="minorEastAsia"/>
-          <w:i w:val="0"/>
-          <w:iCs w:val="0"/>
-          <w:color w:val="auto"/>
-        </w:rPr>
-        <w:t xml:space="preserve">      </w:t>
-      </w:r>
-      <w:r>
-        <w:rPr>
-          <w:rStyle w:val="Emphasis"/>
-          <w:rFonts w:eastAsiaTheme="minorEastAsia"/>
-          <w:i w:val="0"/>
-          <w:iCs w:val="0"/>
-          <w:color w:val="auto"/>
-        </w:rPr>
-        <w:tab/>
-      </w:r>
-      <w:r>
-        <w:rPr>
-          <w:rStyle w:val="Emphasis"/>
-          <w:rFonts w:eastAsiaTheme="minorEastAsia"/>
-          <w:i w:val="0"/>
-          <w:iCs w:val="0"/>
-          <w:color w:val="auto"/>
-        </w:rPr>
-        <w:tab/>
-      </w:r>
-      <w:r>
-        <w:rPr>
-          <w:rStyle w:val="Emphasis"/>
-          <w:rFonts w:eastAsiaTheme="minorEastAsia"/>
-          <w:i w:val="0"/>
-          <w:iCs w:val="0"/>
-          <w:color w:val="auto"/>
-        </w:rPr>
-        <w:t>f_m = b_m + setup + a_o / v_m</w:t>
-      </w:r>
-    </w:p>
-    <w:p>
-      <w:pPr>
-        <w:pStyle w:val="NoSpacing"/>
-        <w:rPr>
-          <w:rStyle w:val="Emphasis"/>
-          <w:rFonts w:eastAsiaTheme="minorEastAsia"/>
-          <w:i w:val="0"/>
-          <w:iCs w:val="0"/>
-          <w:color w:val="auto"/>
-        </w:rPr>
-      </w:pPr>
-      <w:r>
-        <w:rPr>
-          <w:rStyle w:val="Emphasis"/>
-          <w:rFonts w:eastAsiaTheme="minorEastAsia"/>
-          <w:i w:val="0"/>
-          <w:iCs w:val="0"/>
-          <w:color w:val="auto"/>
-        </w:rPr>
-        <w:t xml:space="preserve">  </w:t>
-      </w:r>
-      <w:r>
-        <w:rPr>
-          <w:rStyle w:val="Emphasis"/>
-          <w:rFonts w:eastAsiaTheme="minorEastAsia"/>
-          <w:i w:val="0"/>
-          <w:iCs w:val="0"/>
-          <w:color w:val="auto"/>
-        </w:rPr>
-        <w:tab/>
-      </w:r>
-      <w:r>
-        <w:rPr>
-          <w:rStyle w:val="Emphasis"/>
-          <w:rFonts w:eastAsiaTheme="minorEastAsia"/>
-          <w:i w:val="0"/>
-          <w:iCs w:val="0"/>
-          <w:color w:val="auto"/>
-        </w:rPr>
-        <w:t>m* = machine met de kleinste f_m</w:t>
-      </w:r>
-    </w:p>
-    <w:p>
-      <w:pPr>
-        <w:pStyle w:val="NoSpacing"/>
-        <w:rPr>
-          <w:rStyle w:val="Emphasis"/>
-          <w:rFonts w:eastAsiaTheme="minorEastAsia"/>
-          <w:i w:val="0"/>
-          <w:iCs w:val="0"/>
-          <w:color w:val="auto"/>
-        </w:rPr>
-      </w:pPr>
-      <w:r>
-        <w:rPr>
-          <w:rStyle w:val="Emphasis"/>
-          <w:rFonts w:eastAsiaTheme="minorEastAsia"/>
-          <w:i w:val="0"/>
-          <w:iCs w:val="0"/>
-          <w:color w:val="auto"/>
-        </w:rPr>
-        <w:t xml:space="preserve">       </w:t>
-      </w:r>
-      <w:r>
-        <w:rPr>
-          <w:rStyle w:val="Emphasis"/>
-          <w:rFonts w:eastAsiaTheme="minorEastAsia"/>
-          <w:i w:val="0"/>
-          <w:iCs w:val="0"/>
-          <w:color w:val="auto"/>
-        </w:rPr>
-        <w:tab/>
-      </w:r>
-      <w:r>
-        <w:rPr>
-          <w:rStyle w:val="Emphasis"/>
-          <w:rFonts w:eastAsiaTheme="minorEastAsia"/>
-          <w:i w:val="0"/>
-          <w:iCs w:val="0"/>
-          <w:color w:val="auto"/>
-        </w:rPr>
-        <w:tab/>
-      </w:r>
-      <w:r>
-        <w:rPr>
-          <w:rStyle w:val="Emphasis"/>
-          <w:rFonts w:eastAsiaTheme="minorEastAsia"/>
-          <w:i w:val="0"/>
-          <w:iCs w:val="0"/>
-          <w:color w:val="auto"/>
-        </w:rPr>
-        <w:t>(</w:t>
-      </w:r>
-      <w:r>
-        <w:rPr>
-          <w:rStyle w:val="Emphasis"/>
-          <w:rFonts w:eastAsiaTheme="minorEastAsia"/>
-          <w:i w:val="0"/>
-          <w:iCs w:val="0"/>
-          <w:color w:val="auto"/>
-        </w:rPr>
-        <w:t xml:space="preserve">gelijke f_m waardes? Neem </w:t>
-      </w:r>
-      <w:r>
-        <w:rPr>
-          <w:rStyle w:val="Emphasis"/>
-          <w:rFonts w:eastAsiaTheme="minorEastAsia"/>
-          <w:i w:val="0"/>
-          <w:iCs w:val="0"/>
-          <w:color w:val="auto"/>
-        </w:rPr>
-        <w:t>de machine met het laagste nummer)</w:t>
-      </w:r>
-    </w:p>
-    <w:p>
-      <w:pPr>
-        <w:pStyle w:val="NoSpacing"/>
-        <w:rPr>
-          <w:rStyle w:val="Emphasis"/>
-          <w:rFonts w:eastAsiaTheme="minorEastAsia"/>
-          <w:i w:val="0"/>
-          <w:iCs w:val="0"/>
-          <w:color w:val="auto"/>
-        </w:rPr>
-      </w:pPr>
-      <w:r>
-        <w:rPr>
-          <w:rStyle w:val="Emphasis"/>
-          <w:rFonts w:eastAsiaTheme="minorEastAsia"/>
-          <w:i w:val="0"/>
-          <w:iCs w:val="0"/>
-          <w:color w:val="auto"/>
-        </w:rPr>
-        <w:t xml:space="preserve">  </w:t>
-      </w:r>
-      <w:r>
-        <w:rPr>
-          <w:rStyle w:val="Emphasis"/>
-          <w:rFonts w:eastAsiaTheme="minorEastAsia"/>
-          <w:i w:val="0"/>
-          <w:iCs w:val="0"/>
-          <w:color w:val="auto"/>
-        </w:rPr>
-        <w:tab/>
-      </w:r>
-      <w:r>
-        <w:rPr>
-          <w:rStyle w:val="Emphasis"/>
-          <w:rFonts w:eastAsiaTheme="minorEastAsia"/>
-          <w:i w:val="0"/>
-          <w:iCs w:val="0"/>
-          <w:color w:val="auto"/>
-        </w:rPr>
-        <w:t>voeg o achteraan toe aan x_m*</w:t>
-      </w:r>
-    </w:p>
-    <w:p>
-      <w:pPr>
-        <w:pStyle w:val="NoSpacing"/>
-        <w:rPr>
-          <w:rStyle w:val="Emphasis"/>
-          <w:rFonts w:eastAsiaTheme="minorEastAsia"/>
-          <w:i w:val="0"/>
-          <w:iCs w:val="0"/>
-          <w:color w:val="auto"/>
-        </w:rPr>
-      </w:pPr>
-      <w:r>
-        <w:rPr>
-          <w:rStyle w:val="Emphasis"/>
-          <w:rFonts w:eastAsiaTheme="minorEastAsia"/>
-          <w:i w:val="0"/>
-          <w:iCs w:val="0"/>
-          <w:color w:val="auto"/>
-        </w:rPr>
-        <w:t xml:space="preserve"> </w:t>
-      </w:r>
-      <w:r>
-        <w:rPr>
-          <w:rStyle w:val="Emphasis"/>
-          <w:rFonts w:eastAsiaTheme="minorEastAsia"/>
-          <w:i w:val="0"/>
-          <w:iCs w:val="0"/>
-          <w:color w:val="auto"/>
-        </w:rPr>
-        <w:tab/>
-      </w:r>
-      <w:r>
-        <w:rPr>
-          <w:rStyle w:val="Emphasis"/>
-          <w:rFonts w:eastAsiaTheme="minorEastAsia"/>
-          <w:i w:val="0"/>
-          <w:iCs w:val="0"/>
-          <w:color w:val="auto"/>
-        </w:rPr>
-        <w:t xml:space="preserve"> t_o = f_m*</w:t>
-      </w:r>
-    </w:p>
-    <w:p>
-      <w:pPr>
-        <w:pStyle w:val="NoSpacing"/>
-        <w:rPr>
-          <w:rStyle w:val="Emphasis"/>
-          <w:rFonts w:eastAsiaTheme="minorEastAsia"/>
-          <w:i w:val="0"/>
-          <w:iCs w:val="0"/>
-          <w:color w:val="auto"/>
-        </w:rPr>
-      </w:pPr>
-      <w:r>
-        <w:rPr>
-          <w:rStyle w:val="Emphasis"/>
-          <w:rFonts w:eastAsiaTheme="minorEastAsia"/>
-          <w:i w:val="0"/>
-          <w:iCs w:val="0"/>
-          <w:color w:val="auto"/>
-        </w:rPr>
-        <w:t xml:space="preserve"> </w:t>
-      </w:r>
-      <w:r>
-        <w:rPr>
-          <w:rStyle w:val="Emphasis"/>
-          <w:rFonts w:eastAsiaTheme="minorEastAsia"/>
-          <w:i w:val="0"/>
-          <w:iCs w:val="0"/>
-          <w:color w:val="auto"/>
-        </w:rPr>
-        <w:tab/>
-      </w:r>
-      <w:r>
-        <w:rPr>
-          <w:rStyle w:val="Emphasis"/>
-          <w:rFonts w:eastAsiaTheme="minorEastAsia"/>
-          <w:i w:val="0"/>
-          <w:iCs w:val="0"/>
-          <w:color w:val="auto"/>
-        </w:rPr>
-        <w:t>b_m* = f_m*</w:t>
-      </w:r>
-    </w:p>
-    <w:p>
-      <w:pPr>
-        <w:pStyle w:val="NoSpacing"/>
-        <w:rPr>
-          <w:rStyle w:val="Emphasis"/>
-          <w:rFonts w:eastAsiaTheme="minorEastAsia"/>
-          <w:i w:val="0"/>
-          <w:iCs w:val="0"/>
-          <w:color w:val="auto"/>
-        </w:rPr>
-      </w:pPr>
-      <w:r>
-        <w:rPr>
-          <w:rStyle w:val="Emphasis"/>
-          <w:rFonts w:eastAsiaTheme="minorEastAsia"/>
-          <w:i w:val="0"/>
-          <w:iCs w:val="0"/>
-          <w:color w:val="auto"/>
-        </w:rPr>
-        <w:t xml:space="preserve">  </w:t>
-      </w:r>
-      <w:r>
-        <w:rPr>
-          <w:rStyle w:val="Emphasis"/>
-          <w:rFonts w:eastAsiaTheme="minorEastAsia"/>
-          <w:i w:val="0"/>
-          <w:iCs w:val="0"/>
-          <w:color w:val="auto"/>
-        </w:rPr>
-        <w:tab/>
-      </w:r>
-      <w:r>
-        <w:rPr>
-          <w:rStyle w:val="Emphasis"/>
-          <w:rFonts w:eastAsiaTheme="minorEastAsia"/>
-          <w:i w:val="0"/>
-          <w:iCs w:val="0"/>
-          <w:color w:val="auto"/>
-        </w:rPr>
-        <w:t>laatste_kleur_m* = c_o</w:t>
-      </w:r>
-    </w:p>
-    <w:p>
-      <w:pPr>
-        <w:pStyle w:val="NoSpacing"/>
-        <w:rPr>
-          <w:rStyle w:val="Emphasis"/>
-          <w:rFonts w:eastAsiaTheme="minorEastAsia"/>
-          <w:i w:val="0"/>
-          <w:iCs w:val="0"/>
-          <w:color w:val="auto"/>
-        </w:rPr>
-      </w:pPr>
-      <w:r>
-        <w:rPr>
-          <w:rStyle w:val="Emphasis"/>
-          <w:rFonts w:eastAsiaTheme="minorEastAsia"/>
-          <w:i w:val="0"/>
-          <w:iCs w:val="0"/>
-          <w:color w:val="auto"/>
-        </w:rPr>
-        <w:t xml:space="preserve">  </w:t>
-      </w:r>
-      <w:r>
-        <w:rPr>
-          <w:rStyle w:val="Emphasis"/>
-          <w:rFonts w:eastAsiaTheme="minorEastAsia"/>
-          <w:i w:val="0"/>
-          <w:iCs w:val="0"/>
-          <w:color w:val="auto"/>
-        </w:rPr>
-        <w:tab/>
-      </w:r>
-      <w:r>
-        <w:rPr>
-          <w:rStyle w:val="Emphasis"/>
-          <w:rFonts w:eastAsiaTheme="minorEastAsia"/>
-          <w:i w:val="0"/>
-          <w:iCs w:val="0"/>
-          <w:color w:val="auto"/>
-        </w:rPr>
-        <w:t>verwijder o uit L</w:t>
-      </w:r>
-    </w:p>
-    <w:p>
-      <w:pPr>
-        <w:pStyle w:val="NoSpacing"/>
-        <w:rPr>
-          <w:rStyle w:val="Emphasis"/>
-          <w:rFonts w:eastAsiaTheme="minorEastAsia"/>
-          <w:i w:val="0"/>
-          <w:iCs w:val="0"/>
-          <w:color w:val="auto"/>
-        </w:rPr>
-      </w:pPr>
-    </w:p>
-    <w:p>
-      <w:pPr>
-        <w:pStyle w:val="NoSpacing"/>
-        <w:rPr>
-          <w:rStyle w:val="Emphasis"/>
-          <w:rFonts w:eastAsiaTheme="minorEastAsia"/>
-          <w:i w:val="0"/>
-          <w:iCs w:val="0"/>
-          <w:color w:val="auto"/>
-        </w:rPr>
-      </w:pPr>
-      <w:r>
-        <w:rPr>
-          <w:rStyle w:val="Emphasis"/>
-          <w:rFonts w:eastAsiaTheme="minorEastAsia"/>
-          <w:i w:val="0"/>
-          <w:iCs w:val="0"/>
-          <w:color w:val="auto"/>
-        </w:rPr>
-        <w:t>Uitkomsten</w:t>
-      </w:r>
-    </w:p>
-    <w:p>
-      <w:pPr>
-        <w:pStyle w:val="NoSpacing"/>
-        <w:rPr>
-          <w:rStyle w:val="Emphasis"/>
-          <w:rFonts w:eastAsiaTheme="minorEastAsia"/>
-          <w:i w:val="0"/>
-          <w:iCs w:val="0"/>
-          <w:color w:val="auto"/>
-        </w:rPr>
-      </w:pPr>
-      <w:r>
-        <w:rPr>
-          <w:rStyle w:val="Emphasis"/>
-          <w:rFonts w:eastAsiaTheme="minorEastAsia"/>
-          <w:i w:val="0"/>
-          <w:iCs w:val="0"/>
-          <w:color w:val="auto"/>
-        </w:rPr>
-        <w:t xml:space="preserve">  </w:t>
-      </w:r>
-      <w:r>
-        <w:rPr>
-          <w:rStyle w:val="Emphasis"/>
-          <w:rFonts w:eastAsiaTheme="minorEastAsia"/>
-          <w:i w:val="0"/>
-          <w:iCs w:val="0"/>
-          <w:color w:val="auto"/>
-        </w:rPr>
-        <w:tab/>
-      </w:r>
-      <w:r>
-        <w:rPr>
-          <w:rStyle w:val="Emphasis"/>
-          <w:rFonts w:eastAsiaTheme="minorEastAsia"/>
-          <w:i w:val="0"/>
-          <w:iCs w:val="0"/>
-          <w:color w:val="auto"/>
-        </w:rPr>
-        <w:t>x = de volgordes x_m van alle machines</w:t>
-      </w:r>
-    </w:p>
-    <w:p>
-      <w:pPr>
-        <w:pStyle w:val="NoSpacing"/>
-        <w:rPr>
-          <w:rStyle w:val="Emphasis"/>
-          <w:rFonts w:eastAsiaTheme="minorEastAsia"/>
-          <w:i w:val="0"/>
-          <w:iCs w:val="0"/>
-          <w:color w:val="auto"/>
-        </w:rPr>
-      </w:pPr>
-      <w:r>
-        <w:rPr>
-          <w:rStyle w:val="Emphasis"/>
-          <w:rFonts w:eastAsiaTheme="minorEastAsia"/>
-          <w:i w:val="0"/>
-          <w:iCs w:val="0"/>
-          <w:color w:val="auto"/>
-        </w:rPr>
-        <w:t xml:space="preserve">  </w:t>
-      </w:r>
-      <w:r>
-        <w:rPr>
-          <w:rStyle w:val="Emphasis"/>
-          <w:rFonts w:eastAsiaTheme="minorEastAsia"/>
-          <w:i w:val="0"/>
-          <w:iCs w:val="0"/>
-          <w:color w:val="auto"/>
-        </w:rPr>
-        <w:tab/>
-      </w:r>
-      <w:r>
-        <w:rPr>
-          <w:rStyle w:val="Emphasis"/>
-          <w:rFonts w:eastAsiaTheme="minorEastAsia"/>
-          <w:i w:val="0"/>
-          <w:iCs w:val="0"/>
-          <w:color w:val="auto"/>
-        </w:rPr>
-        <w:t>totale kosten = som over alle o van p_o * max(0, t_o - d_o)</w:t>
-      </w:r>
-    </w:p>
-    <w:p>
-      <w:pPr>
-        <w:pStyle w:val="NoSpacing"/>
-        <w:rPr>
-          <w:rStyle w:val="Emphasis"/>
-          <w:rFonts w:eastAsiaTheme="minorEastAsia"/>
-          <w:i w:val="0"/>
-          <w:iCs w:val="0"/>
-          <w:color w:val="auto"/>
-        </w:rPr>
-      </w:pPr>
-    </w:p>
-    <w:p>
-      <w:pPr>
-        <w:pStyle w:val="NoSpacing"/>
-        <w:rPr>
-          <w:rStyle w:val="Emphasis"/>
-          <w:rFonts w:eastAsiaTheme="minorEastAsia"/>
-          <w:i w:val="0"/>
-          <w:iCs w:val="0"/>
-          <w:color w:val="auto"/>
-        </w:rPr>
-      </w:pPr>
-      <w:r>
-        <w:rPr>
-          <w:rStyle w:val="Emphasis"/>
-          <w:rFonts w:eastAsiaTheme="minorEastAsia"/>
-          <w:i w:val="0"/>
-          <w:iCs w:val="0"/>
-          <w:color w:val="auto"/>
-        </w:rPr>
-        <w:t>De pseudocode is zelf opgesteld, met het constructive search-principe uit Rardin (2017) als uitgangspunt</w:t>
-      </w:r>
-    </w:p>
-    <w:p>
-      <w:pPr>
-        <w:pStyle w:val="NoSpacing"/>
-        <w:rPr>
-          <w:rStyle w:val="Emphasis"/>
-          <w:i w:val="0"/>
-          <w:iCs w:val="0"/>
-          <w:color w:val="FF0000"/>
-          <w:sz w:val="36"/>
-          <w:szCs w:val="36"/>
-        </w:rPr>
-      </w:pPr>
-      <w:r>
-        <w:rPr>
-          <w:rStyle w:val="Emphasis"/>
-          <w:rFonts w:eastAsiaTheme="minorEastAsia"/>
-          <w:i w:val="0"/>
-          <w:iCs w:val="0"/>
-          <w:color w:val="FF0000"/>
-          <w:sz w:val="36"/>
-          <w:szCs w:val="36"/>
-        </w:rPr>
-        <w:t>Slides OR4 les 5.1</w:t>
-      </w:r>
-      <w:r>
-        <w:rPr>
-          <w:rStyle w:val="Emphasis"/>
-          <w:rFonts w:eastAsiaTheme="minorEastAsia"/>
-          <w:i w:val="0"/>
-          <w:iCs w:val="0"/>
-          <w:color w:val="FF0000"/>
-          <w:sz w:val="36"/>
-          <w:szCs w:val="36"/>
-        </w:rPr>
-        <w:t xml:space="preserve"> reference</w:t>
+        <w:t xml:space="preserve"> (2017) als uitgangspunt</w:t>
       </w:r>
     </w:p>
     <w:p>
@@ -6021,12 +6395,26 @@
         <w:rPr>
           <w:rStyle w:val="SubtleEmphasis"/>
         </w:rPr>
-        <w:t>Je kunt pseudocode uit Rardin gebruiken als vertrekpunt</w:t>
-      </w:r>
+        <w:t xml:space="preserve">Je kunt pseudocode uit </w:t>
+      </w:r>
+      <w:proofErr w:type="spellStart"/>
       <w:r>
         <w:rPr>
           <w:rStyle w:val="SubtleEmphasis"/>
         </w:rPr>
+        <w:t>Rardin</w:t>
+      </w:r>
+      <w:proofErr w:type="spellEnd"/>
+      <w:r>
+        <w:rPr>
+          <w:rStyle w:val="SubtleEmphasis"/>
+        </w:rPr>
+        <w:t xml:space="preserve"> gebruiken als vertrekpunt</w:t>
+      </w:r>
+      <w:r>
+        <w:rPr>
+          <w:rStyle w:val="SubtleEmphasis"/>
+        </w:rPr>
         <w:t>, en deze wijzigen of aanvullen</w:t>
       </w:r>
       <w:r>
@@ -6045,15 +6433,44 @@
         <w:rPr>
           <w:rStyle w:val="SubtleEmphasis"/>
         </w:rPr>
-        <w:t>een verwijzing naar Rardin op te nemen.</w:t>
-      </w:r>
+        <w:t xml:space="preserve">een verwijzing naar </w:t>
+      </w:r>
+      <w:proofErr w:type="spellStart"/>
+      <w:r>
+        <w:rPr>
+          <w:rStyle w:val="SubtleEmphasis"/>
+        </w:rPr>
+        <w:t>Rardin</w:t>
+      </w:r>
+      <w:proofErr w:type="spellEnd"/>
+      <w:r>
+        <w:rPr>
+          <w:rStyle w:val="SubtleEmphasis"/>
+        </w:rPr>
+        <w:t xml:space="preserve"> op te nemen.</w:t>
+      </w:r>
+    </w:p>
+    <w:p>
+      <w:pPr>
+        <w:rPr>
+          <w:rStyle w:val="SubtleEmphasis"/>
+        </w:rPr>
+      </w:pPr>
     </w:p>
     <w:p>
       <w:pPr>
         <w:pStyle w:val="Heading2"/>
       </w:pPr>
       <w:r>
-        <w:t>Discrete Improving Search</w:t>
+        <w:t xml:space="preserve">Discrete </w:t>
+      </w:r>
+      <w:proofErr w:type="spellStart"/>
+      <w:r>
+        <w:t>Improving</w:t>
+      </w:r>
+      <w:proofErr w:type="spellEnd"/>
+      <w:r>
+        <w:t xml:space="preserve"> Search</w:t>
       </w:r>
     </w:p>
     <w:p>
@@ -6103,7 +6520,27 @@
           <w:iCs w:val="0"/>
           <w:color w:val="auto"/>
         </w:rPr>
-        <w:t>Bij discrete improving search begin je met een toegelaten startoplossing en definieer je een buur</w:t>
+        <w:t xml:space="preserve">Bij discrete </w:t>
+      </w:r>
+      <w:proofErr w:type="spellStart"/>
+      <w:r>
+        <w:rPr>
+          <w:rStyle w:val="Emphasis"/>
+          <w:i w:val="0"/>
+          <w:iCs w:val="0"/>
+          <w:color w:val="auto"/>
+        </w:rPr>
+        <w:t>improving</w:t>
+      </w:r>
+      <w:proofErr w:type="spellEnd"/>
+      <w:r>
+        <w:rPr>
+          <w:rStyle w:val="Emphasis"/>
+          <w:i w:val="0"/>
+          <w:iCs w:val="0"/>
+          <w:color w:val="auto"/>
+        </w:rPr>
+        <w:t xml:space="preserve"> search begin je met een toegelaten startoplossing en definieer je een buur</w:t>
       </w:r>
       <w:r>
         <w:rPr>
@@ -6191,8 +6628,17 @@
           <w:rStyle w:val="Emphasis"/>
           <w:color w:val="auto"/>
         </w:rPr>
-        <w:t>first improvement</w:t>
-      </w:r>
+        <w:t xml:space="preserve">first </w:t>
+      </w:r>
+      <w:proofErr w:type="spellStart"/>
+      <w:r>
+        <w:rPr>
+          <w:rStyle w:val="Emphasis"/>
+          <w:color w:val="auto"/>
+        </w:rPr>
+        <w:t>improvement</w:t>
+      </w:r>
+      <w:proofErr w:type="spellEnd"/>
       <w:r>
         <w:rPr>
           <w:rStyle w:val="Emphasis"/>
@@ -6225,8 +6671,17 @@
           <w:rStyle w:val="Emphasis"/>
           <w:color w:val="auto"/>
         </w:rPr>
-        <w:t>best improvement</w:t>
-      </w:r>
+        <w:t xml:space="preserve">best </w:t>
+      </w:r>
+      <w:proofErr w:type="spellStart"/>
+      <w:r>
+        <w:rPr>
+          <w:rStyle w:val="Emphasis"/>
+          <w:color w:val="auto"/>
+        </w:rPr>
+        <w:t>improvement</w:t>
+      </w:r>
+      <w:proofErr w:type="spellEnd"/>
       <w:r>
         <w:rPr>
           <w:rStyle w:val="Emphasis"/>
@@ -6308,6 +6763,16 @@
         </w:rPr>
         <w:t>.</w:t>
       </w:r>
+    </w:p>
+    <w:p>
+      <w:pPr>
+        <w:rPr>
+          <w:rStyle w:val="Emphasis"/>
+          <w:i w:val="0"/>
+          <w:iCs w:val="0"/>
+          <w:color w:val="auto"/>
+        </w:rPr>
+      </w:pPr>
     </w:p>
     <w:p>
       <w:pPr>
@@ -6390,7 +6855,6 @@
           <w:iCs w:val="0"/>
           <w:color w:val="auto"/>
         </w:rPr>
-        <w:lastRenderedPageBreak/>
         <w:t>B</w:t>
       </w:r>
       <w:r>
@@ -6524,6 +6988,7 @@
           <w:color w:val="auto"/>
         </w:rPr>
       </w:pPr>
+      <w:proofErr w:type="spellStart"/>
       <w:r>
         <w:rPr>
           <w:rStyle w:val="Emphasis"/>
@@ -6533,6 +6998,7 @@
         </w:rPr>
         <w:t>Insertion</w:t>
       </w:r>
+      <w:proofErr w:type="spellEnd"/>
     </w:p>
     <w:p>
       <w:pPr>
@@ -6606,6 +7072,7 @@
           <w:iCs w:val="0"/>
           <w:color w:val="auto"/>
         </w:rPr>
+        <w:lastRenderedPageBreak/>
         <w:t xml:space="preserve">Tussen machines: verplaatsen van één order naar een andere positie op een andere machine. </w:t>
       </w:r>
       <w:r>
@@ -6670,7 +7137,27 @@
           <w:iCs w:val="0"/>
           <w:color w:val="auto"/>
         </w:rPr>
-        <w:t xml:space="preserve"> voor insertion tussen machines</w:t>
+        <w:t xml:space="preserve"> voor </w:t>
+      </w:r>
+      <w:proofErr w:type="spellStart"/>
+      <w:r>
+        <w:rPr>
+          <w:rStyle w:val="Emphasis"/>
+          <w:i w:val="0"/>
+          <w:iCs w:val="0"/>
+          <w:color w:val="auto"/>
+        </w:rPr>
+        <w:t>insertion</w:t>
+      </w:r>
+      <w:proofErr w:type="spellEnd"/>
+      <w:r>
+        <w:rPr>
+          <w:rStyle w:val="Emphasis"/>
+          <w:i w:val="0"/>
+          <w:iCs w:val="0"/>
+          <w:color w:val="auto"/>
+        </w:rPr>
+        <w:t xml:space="preserve"> tussen machines</w:t>
       </w:r>
       <w:r>
         <w:rPr>
@@ -6715,7 +7202,27 @@
           <w:iCs w:val="0"/>
           <w:color w:val="auto"/>
         </w:rPr>
-        <w:t>t insertion tussen machines ervoor dat er een grotere buurruimtestructuur is waardoor je een betere oplossing krijgt. Het nadeel is wel dat dit wat langer kan duren, maar in dit geval</w:t>
+        <w:t xml:space="preserve">t </w:t>
+      </w:r>
+      <w:proofErr w:type="spellStart"/>
+      <w:r>
+        <w:rPr>
+          <w:rStyle w:val="Emphasis"/>
+          <w:i w:val="0"/>
+          <w:iCs w:val="0"/>
+          <w:color w:val="auto"/>
+        </w:rPr>
+        <w:t>insertion</w:t>
+      </w:r>
+      <w:proofErr w:type="spellEnd"/>
+      <w:r>
+        <w:rPr>
+          <w:rStyle w:val="Emphasis"/>
+          <w:i w:val="0"/>
+          <w:iCs w:val="0"/>
+          <w:color w:val="auto"/>
+        </w:rPr>
+        <w:t xml:space="preserve"> tussen machines ervoor dat er een grotere buurruimtestructuur is waardoor je een betere oplossing krijgt. Het nadeel is wel dat dit wat langer kan duren, maar in dit geval</w:t>
       </w:r>
       <w:r>
         <w:rPr>
@@ -6780,7 +7287,35 @@
         <w:rPr>
           <w:rStyle w:val="Emphasis"/>
         </w:rPr>
-        <w:t xml:space="preserve"> Benoem bijvoorbeeld of first improvement of best improvement wordt gebruikt. Leg uit in welke volgorde moves worden onderzocht.</w:t>
+        <w:t xml:space="preserve"> Benoem bijvoorbeeld of first </w:t>
+      </w:r>
+      <w:proofErr w:type="spellStart"/>
+      <w:r>
+        <w:rPr>
+          <w:rStyle w:val="Emphasis"/>
+        </w:rPr>
+        <w:t>improvement</w:t>
+      </w:r>
+      <w:proofErr w:type="spellEnd"/>
+      <w:r>
+        <w:rPr>
+          <w:rStyle w:val="Emphasis"/>
+        </w:rPr>
+        <w:t xml:space="preserve"> of best </w:t>
+      </w:r>
+      <w:proofErr w:type="spellStart"/>
+      <w:r>
+        <w:rPr>
+          <w:rStyle w:val="Emphasis"/>
+        </w:rPr>
+        <w:t>improvement</w:t>
+      </w:r>
+      <w:proofErr w:type="spellEnd"/>
+      <w:r>
+        <w:rPr>
+          <w:rStyle w:val="Emphasis"/>
+        </w:rPr>
+        <w:t xml:space="preserve"> wordt gebruikt. Leg uit in welke volgorde moves worden onderzocht.</w:t>
       </w:r>
     </w:p>
     <w:p>
@@ -6897,8 +7432,17 @@
           <w:rStyle w:val="Emphasis"/>
           <w:color w:val="auto"/>
         </w:rPr>
-        <w:t>best improvement</w:t>
-      </w:r>
+        <w:t xml:space="preserve">best </w:t>
+      </w:r>
+      <w:proofErr w:type="spellStart"/>
+      <w:r>
+        <w:rPr>
+          <w:rStyle w:val="Emphasis"/>
+          <w:color w:val="auto"/>
+        </w:rPr>
+        <w:t>improvement</w:t>
+      </w:r>
+      <w:proofErr w:type="spellEnd"/>
       <w:r>
         <w:rPr>
           <w:rStyle w:val="Emphasis"/>
@@ -6942,8 +7486,38 @@
           <w:iCs w:val="0"/>
           <w:color w:val="auto"/>
         </w:rPr>
-        <w:t xml:space="preserve"> Deze improvement past hij dan toe op alle orders.</w:t>
-      </w:r>
+        <w:t xml:space="preserve"> Deze </w:t>
+      </w:r>
+      <w:proofErr w:type="spellStart"/>
+      <w:r>
+        <w:rPr>
+          <w:rStyle w:val="Emphasis"/>
+          <w:i w:val="0"/>
+          <w:iCs w:val="0"/>
+          <w:color w:val="auto"/>
+        </w:rPr>
+        <w:t>improvement</w:t>
+      </w:r>
+      <w:proofErr w:type="spellEnd"/>
+      <w:r>
+        <w:rPr>
+          <w:rStyle w:val="Emphasis"/>
+          <w:i w:val="0"/>
+          <w:iCs w:val="0"/>
+          <w:color w:val="auto"/>
+        </w:rPr>
+        <w:t xml:space="preserve"> past hij dan toe op alle orders.</w:t>
+      </w:r>
+    </w:p>
+    <w:p>
+      <w:pPr>
+        <w:rPr>
+          <w:rStyle w:val="Emphasis"/>
+          <w:i w:val="0"/>
+          <w:iCs w:val="0"/>
+          <w:color w:val="auto"/>
+        </w:rPr>
+      </w:pPr>
     </w:p>
     <w:p>
       <w:pPr>
@@ -6953,8 +7527,13 @@
         </w:tabs>
       </w:pPr>
       <w:r>
-        <w:t>Stopconditie en lokale optimaliteit</w:t>
-      </w:r>
+        <w:t xml:space="preserve">Stopconditie en lokale </w:t>
+      </w:r>
+      <w:proofErr w:type="spellStart"/>
+      <w:r>
+        <w:t>optimaliteit</w:t>
+      </w:r>
+      <w:proofErr w:type="spellEnd"/>
       <w:r>
         <w:tab/>
       </w:r>
@@ -6981,7 +7560,21 @@
         <w:rPr>
           <w:rStyle w:val="Emphasis"/>
         </w:rPr>
-        <w:t>wanneer de Discrete Improving Search stopt en waarom het eindresultaat dan lokaal optimaal is ten opzichte van de gekozen buurruimte.</w:t>
+        <w:t xml:space="preserve">wanneer de Discrete </w:t>
+      </w:r>
+      <w:proofErr w:type="spellStart"/>
+      <w:r>
+        <w:rPr>
+          <w:rStyle w:val="Emphasis"/>
+        </w:rPr>
+        <w:t>Improving</w:t>
+      </w:r>
+      <w:proofErr w:type="spellEnd"/>
+      <w:r>
+        <w:rPr>
+          <w:rStyle w:val="Emphasis"/>
+        </w:rPr>
+        <w:t xml:space="preserve"> Search stopt en waarom het eindresultaat dan lokaal optimaal is ten opzichte van de gekozen buurruimte.</w:t>
       </w:r>
       <w:r>
         <w:rPr>
@@ -6993,7 +7586,21 @@
         <w:rPr>
           <w:rStyle w:val="Emphasis"/>
         </w:rPr>
-        <w:t>de stopconditie en lokale optimaliteit ook al zou moeten blijken.</w:t>
+        <w:t xml:space="preserve">de stopconditie en lokale </w:t>
+      </w:r>
+      <w:proofErr w:type="spellStart"/>
+      <w:r>
+        <w:rPr>
+          <w:rStyle w:val="Emphasis"/>
+        </w:rPr>
+        <w:t>optimaliteit</w:t>
+      </w:r>
+      <w:proofErr w:type="spellEnd"/>
+      <w:r>
+        <w:rPr>
+          <w:rStyle w:val="Emphasis"/>
+        </w:rPr>
+        <w:t xml:space="preserve"> ook al zou moeten blijken.</w:t>
       </w:r>
       <w:r>
         <w:rPr>
@@ -7004,10 +7611,16 @@
     </w:p>
     <w:p>
       <w:pPr>
+        <w:rPr>
+          <w:rStyle w:val="Emphasis"/>
+        </w:rPr>
+      </w:pPr>
+    </w:p>
+    <w:p>
+      <w:pPr>
         <w:pStyle w:val="Heading3"/>
       </w:pPr>
       <w:r>
-        <w:lastRenderedPageBreak/>
         <w:t>Pseudocode</w:t>
       </w:r>
     </w:p>
@@ -7021,7 +7634,40 @@
         <w:rPr>
           <w:rStyle w:val="Emphasis"/>
         </w:rPr>
-        <w:t>Geef de volledige logica van de Discrete Improving Search weer in pseudocode.</w:t>
+        <w:t xml:space="preserve">Geef de volledige logica van de Discrete </w:t>
+      </w:r>
+      <w:proofErr w:type="spellStart"/>
+      <w:r>
+        <w:rPr>
+          <w:rStyle w:val="Emphasis"/>
+        </w:rPr>
+        <w:t>Improving</w:t>
+      </w:r>
+      <w:proofErr w:type="spellEnd"/>
+      <w:r>
+        <w:rPr>
+          <w:rStyle w:val="Emphasis"/>
+        </w:rPr>
+        <w:t xml:space="preserve"> Search weer in pseudocode.</w:t>
+      </w:r>
+    </w:p>
+    <w:p>
+      <w:pPr>
+        <w:rPr>
+          <w:rStyle w:val="Emphasis"/>
+          <w:i w:val="0"/>
+          <w:iCs w:val="0"/>
+          <w:color w:val="auto"/>
+        </w:rPr>
+      </w:pPr>
+      <w:r>
+        <w:rPr>
+          <w:rStyle w:val="Emphasis"/>
+          <w:i w:val="0"/>
+          <w:iCs w:val="0"/>
+          <w:color w:val="auto"/>
+        </w:rPr>
+        <w:t xml:space="preserve">  </w:t>
       </w:r>
     </w:p>
     <w:p>
@@ -7052,19 +7698,48 @@
         <w:rPr>
           <w:rStyle w:val="SubtleEmphasis"/>
         </w:rPr>
-        <w:t>Je kunt pseudocode uit Rardin gebruiken als vertrekpunt, en deze wijzigen of aanvullen</w:t>
-      </w:r>
+        <w:lastRenderedPageBreak/>
+        <w:t xml:space="preserve">Je kunt pseudocode uit </w:t>
+      </w:r>
+      <w:proofErr w:type="spellStart"/>
       <w:r>
         <w:rPr>
           <w:rStyle w:val="SubtleEmphasis"/>
         </w:rPr>
+        <w:t>Rardin</w:t>
+      </w:r>
+      <w:proofErr w:type="spellEnd"/>
+      <w:r>
+        <w:rPr>
+          <w:rStyle w:val="SubtleEmphasis"/>
+        </w:rPr>
+        <w:t xml:space="preserve"> gebruiken als vertrekpunt, en deze wijzigen of aanvullen</w:t>
+      </w:r>
+      <w:r>
+        <w:rPr>
+          <w:rStyle w:val="SubtleEmphasis"/>
+        </w:rPr>
         <w:t>.</w:t>
       </w:r>
       <w:r>
         <w:rPr>
           <w:rStyle w:val="SubtleEmphasis"/>
         </w:rPr>
-        <w:t xml:space="preserve"> In dat geval is het gepast om een verwijzing naar Rardin op te nemen.</w:t>
+        <w:t xml:space="preserve"> In dat geval is het gepast om een verwijzing naar </w:t>
+      </w:r>
+      <w:proofErr w:type="spellStart"/>
+      <w:r>
+        <w:rPr>
+          <w:rStyle w:val="SubtleEmphasis"/>
+        </w:rPr>
+        <w:t>Rardin</w:t>
+      </w:r>
+      <w:proofErr w:type="spellEnd"/>
+      <w:r>
+        <w:rPr>
+          <w:rStyle w:val="SubtleEmphasis"/>
+        </w:rPr>
+        <w:t xml:space="preserve"> op te nemen.</w:t>
       </w:r>
     </w:p>
     <w:p>
@@ -7132,7 +7807,21 @@
         <w:rPr>
           <w:rStyle w:val="Emphasis"/>
         </w:rPr>
-        <w:t>worden gebruikt. Leg uit hoe de methode voorkomt dat zij uitsluitend in één mogelijk slecht lokaal optimum blijft steken. Beschrijf hoe kandidaatoplossingen worden geaccepteerd</w:t>
+        <w:t xml:space="preserve">worden gebruikt. Leg uit hoe de methode voorkomt dat zij uitsluitend in één mogelijk slecht lokaal optimum blijft steken. Beschrijf hoe </w:t>
+      </w:r>
+      <w:proofErr w:type="spellStart"/>
+      <w:r>
+        <w:rPr>
+          <w:rStyle w:val="Emphasis"/>
+        </w:rPr>
+        <w:t>kandidaatoplossingen</w:t>
+      </w:r>
+      <w:proofErr w:type="spellEnd"/>
+      <w:r>
+        <w:rPr>
+          <w:rStyle w:val="Emphasis"/>
+        </w:rPr>
+        <w:t xml:space="preserve"> worden geaccepteerd</w:t>
       </w:r>
       <w:r>
         <w:t xml:space="preserve"> of verworpen. </w:t>
@@ -7371,7 +8060,49 @@
         <w:rPr>
           <w:rStyle w:val="SubtleEmphasis"/>
         </w:rPr>
-        <w:t>de greedy constructive heuristic;</w:t>
+        <w:t xml:space="preserve">de </w:t>
+      </w:r>
+      <w:proofErr w:type="spellStart"/>
+      <w:r>
+        <w:rPr>
+          <w:rStyle w:val="SubtleEmphasis"/>
+        </w:rPr>
+        <w:t>greedy</w:t>
+      </w:r>
+      <w:proofErr w:type="spellEnd"/>
+      <w:r>
+        <w:rPr>
+          <w:rStyle w:val="SubtleEmphasis"/>
+        </w:rPr>
+        <w:t xml:space="preserve"> </w:t>
+      </w:r>
+      <w:proofErr w:type="spellStart"/>
+      <w:r>
+        <w:rPr>
+          <w:rStyle w:val="SubtleEmphasis"/>
+        </w:rPr>
+        <w:t>constructive</w:t>
+      </w:r>
+      <w:proofErr w:type="spellEnd"/>
+      <w:r>
+        <w:rPr>
+          <w:rStyle w:val="SubtleEmphasis"/>
+        </w:rPr>
+        <w:t xml:space="preserve"> </w:t>
+      </w:r>
+      <w:proofErr w:type="spellStart"/>
+      <w:r>
+        <w:rPr>
+          <w:rStyle w:val="SubtleEmphasis"/>
+        </w:rPr>
+        <w:t>heuristic</w:t>
+      </w:r>
+      <w:proofErr w:type="spellEnd"/>
+      <w:r>
+        <w:rPr>
+          <w:rStyle w:val="SubtleEmphasis"/>
+        </w:rPr>
+        <w:t>;</w:t>
       </w:r>
     </w:p>
     <w:p>
@@ -7407,7 +8138,21 @@
         <w:rPr>
           <w:rStyle w:val="SubtleEmphasis"/>
         </w:rPr>
-        <w:t>de Discrete Improving Search;</w:t>
+        <w:t xml:space="preserve">de Discrete </w:t>
+      </w:r>
+      <w:proofErr w:type="spellStart"/>
+      <w:r>
+        <w:rPr>
+          <w:rStyle w:val="SubtleEmphasis"/>
+        </w:rPr>
+        <w:t>Improving</w:t>
+      </w:r>
+      <w:proofErr w:type="spellEnd"/>
+      <w:r>
+        <w:rPr>
+          <w:rStyle w:val="SubtleEmphasis"/>
+        </w:rPr>
+        <w:t xml:space="preserve"> Search;</w:t>
       </w:r>
     </w:p>
     <w:p>
@@ -7583,7 +8328,63 @@
         <w:rPr>
           <w:rStyle w:val="Emphasis"/>
         </w:rPr>
-        <w:t>toepassen greedy constructive heuristic, toepassen van discrete improving search, toepassen metaheuristiek, visualiseren van een planning en exporteren van een planning.</w:t>
+        <w:t xml:space="preserve">toepassen </w:t>
+      </w:r>
+      <w:proofErr w:type="spellStart"/>
+      <w:r>
+        <w:rPr>
+          <w:rStyle w:val="Emphasis"/>
+        </w:rPr>
+        <w:t>greedy</w:t>
+      </w:r>
+      <w:proofErr w:type="spellEnd"/>
+      <w:r>
+        <w:rPr>
+          <w:rStyle w:val="Emphasis"/>
+        </w:rPr>
+        <w:t xml:space="preserve"> </w:t>
+      </w:r>
+      <w:proofErr w:type="spellStart"/>
+      <w:r>
+        <w:rPr>
+          <w:rStyle w:val="Emphasis"/>
+        </w:rPr>
+        <w:t>constructive</w:t>
+      </w:r>
+      <w:proofErr w:type="spellEnd"/>
+      <w:r>
+        <w:rPr>
+          <w:rStyle w:val="Emphasis"/>
+        </w:rPr>
+        <w:t xml:space="preserve"> </w:t>
+      </w:r>
+      <w:proofErr w:type="spellStart"/>
+      <w:r>
+        <w:rPr>
+          <w:rStyle w:val="Emphasis"/>
+        </w:rPr>
+        <w:t>heuristic</w:t>
+      </w:r>
+      <w:proofErr w:type="spellEnd"/>
+      <w:r>
+        <w:rPr>
+          <w:rStyle w:val="Emphasis"/>
+        </w:rPr>
+        <w:t xml:space="preserve">, toepassen van discrete </w:t>
+      </w:r>
+      <w:proofErr w:type="spellStart"/>
+      <w:r>
+        <w:rPr>
+          <w:rStyle w:val="Emphasis"/>
+        </w:rPr>
+        <w:t>improving</w:t>
+      </w:r>
+      <w:proofErr w:type="spellEnd"/>
+      <w:r>
+        <w:rPr>
+          <w:rStyle w:val="Emphasis"/>
+        </w:rPr>
+        <w:t xml:space="preserve"> search, toepassen metaheuristiek, visualiseren van een planning en exporteren van een planning.</w:t>
       </w:r>
     </w:p>
     <w:p>
@@ -7620,6 +8421,7 @@
           <w:color w:val="auto"/>
         </w:rPr>
       </w:pPr>
+      <w:proofErr w:type="spellStart"/>
       <w:r>
         <w:rPr>
           <w:rStyle w:val="Emphasis"/>
@@ -7629,6 +8431,7 @@
         </w:rPr>
         <w:t>Main</w:t>
       </w:r>
+      <w:proofErr w:type="spellEnd"/>
       <w:r>
         <w:rPr>
           <w:rStyle w:val="Emphasis"/>
@@ -7681,6 +8484,7 @@
           <w:color w:val="auto"/>
         </w:rPr>
       </w:pPr>
+      <w:proofErr w:type="spellStart"/>
       <w:r>
         <w:rPr>
           <w:rStyle w:val="Emphasis"/>
@@ -7690,6 +8494,7 @@
         </w:rPr>
         <w:t>Herbruikbare_functies</w:t>
       </w:r>
+      <w:proofErr w:type="spellEnd"/>
       <w:r>
         <w:rPr>
           <w:rStyle w:val="Emphasis"/>
@@ -7732,6 +8537,7 @@
           <w:color w:val="auto"/>
         </w:rPr>
       </w:pPr>
+      <w:proofErr w:type="spellStart"/>
       <w:r>
         <w:rPr>
           <w:rStyle w:val="Emphasis"/>
@@ -7741,6 +8547,7 @@
         </w:rPr>
         <w:t>Greedy_heuristiek</w:t>
       </w:r>
+      <w:proofErr w:type="spellEnd"/>
       <w:r>
         <w:rPr>
           <w:rStyle w:val="Emphasis"/>
@@ -7749,7 +8556,27 @@
           <w:color w:val="auto"/>
         </w:rPr>
         <w:tab/>
-        <w:t>Toepassen greedy constructieve heuristiek.</w:t>
+        <w:t xml:space="preserve">Toepassen </w:t>
+      </w:r>
+      <w:proofErr w:type="spellStart"/>
+      <w:r>
+        <w:rPr>
+          <w:rStyle w:val="Emphasis"/>
+          <w:i w:val="0"/>
+          <w:iCs w:val="0"/>
+          <w:color w:val="auto"/>
+        </w:rPr>
+        <w:t>greedy</w:t>
+      </w:r>
+      <w:proofErr w:type="spellEnd"/>
+      <w:r>
+        <w:rPr>
+          <w:rStyle w:val="Emphasis"/>
+          <w:i w:val="0"/>
+          <w:iCs w:val="0"/>
+          <w:color w:val="auto"/>
+        </w:rPr>
+        <w:t xml:space="preserve"> constructieve heuristiek.</w:t>
       </w:r>
     </w:p>
     <w:p>
@@ -7766,6 +8593,7 @@
           <w:color w:val="auto"/>
         </w:rPr>
       </w:pPr>
+      <w:proofErr w:type="spellStart"/>
       <w:r>
         <w:rPr>
           <w:rStyle w:val="Emphasis"/>
@@ -7775,6 +8603,7 @@
         </w:rPr>
         <w:t>Improving_search</w:t>
       </w:r>
+      <w:proofErr w:type="spellEnd"/>
       <w:r>
         <w:rPr>
           <w:rStyle w:val="Emphasis"/>
@@ -7783,7 +8612,27 @@
           <w:color w:val="auto"/>
         </w:rPr>
         <w:tab/>
-        <w:t>Toepassen discrete improving search</w:t>
+        <w:t xml:space="preserve">Toepassen discrete </w:t>
+      </w:r>
+      <w:proofErr w:type="spellStart"/>
+      <w:r>
+        <w:rPr>
+          <w:rStyle w:val="Emphasis"/>
+          <w:i w:val="0"/>
+          <w:iCs w:val="0"/>
+          <w:color w:val="auto"/>
+        </w:rPr>
+        <w:t>improving</w:t>
+      </w:r>
+      <w:proofErr w:type="spellEnd"/>
+      <w:r>
+        <w:rPr>
+          <w:rStyle w:val="Emphasis"/>
+          <w:i w:val="0"/>
+          <w:iCs w:val="0"/>
+          <w:color w:val="auto"/>
+        </w:rPr>
+        <w:t xml:space="preserve"> search</w:t>
       </w:r>
       <w:r>
         <w:rPr>
@@ -8060,7 +8909,35 @@
         <w:rPr>
           <w:rStyle w:val="Emphasis"/>
         </w:rPr>
-        <w:t xml:space="preserve"> Denk aan: de geïmplementeerde greedy rule, buurruimtestructuur, zoekstrategie, stopconditie</w:t>
+        <w:t xml:space="preserve"> Denk aan: de geïmplementeerde </w:t>
+      </w:r>
+      <w:proofErr w:type="spellStart"/>
+      <w:r>
+        <w:rPr>
+          <w:rStyle w:val="Emphasis"/>
+        </w:rPr>
+        <w:t>greedy</w:t>
+      </w:r>
+      <w:proofErr w:type="spellEnd"/>
+      <w:r>
+        <w:rPr>
+          <w:rStyle w:val="Emphasis"/>
+        </w:rPr>
+        <w:t xml:space="preserve"> </w:t>
+      </w:r>
+      <w:proofErr w:type="spellStart"/>
+      <w:r>
+        <w:rPr>
+          <w:rStyle w:val="Emphasis"/>
+        </w:rPr>
+        <w:t>rule</w:t>
+      </w:r>
+      <w:proofErr w:type="spellEnd"/>
+      <w:r>
+        <w:rPr>
+          <w:rStyle w:val="Emphasis"/>
+        </w:rPr>
+        <w:t>, buurruimtestructuur, zoekstrategie, stopconditie</w:t>
       </w:r>
       <w:r>
         <w:rPr>
@@ -8256,7 +9133,35 @@
         <w:rPr>
           <w:rStyle w:val="Emphasis"/>
         </w:rPr>
-        <w:t xml:space="preserve"> Denk aan: naamgeving (coding name convention), logische opdeling, </w:t>
+        <w:t xml:space="preserve"> Denk aan: naamgeving (</w:t>
+      </w:r>
+      <w:proofErr w:type="spellStart"/>
+      <w:r>
+        <w:rPr>
+          <w:rStyle w:val="Emphasis"/>
+        </w:rPr>
+        <w:t>coding</w:t>
+      </w:r>
+      <w:proofErr w:type="spellEnd"/>
+      <w:r>
+        <w:rPr>
+          <w:rStyle w:val="Emphasis"/>
+        </w:rPr>
+        <w:t xml:space="preserve"> name </w:t>
+      </w:r>
+      <w:proofErr w:type="spellStart"/>
+      <w:r>
+        <w:rPr>
+          <w:rStyle w:val="Emphasis"/>
+        </w:rPr>
+        <w:t>convention</w:t>
+      </w:r>
+      <w:proofErr w:type="spellEnd"/>
+      <w:r>
+        <w:rPr>
+          <w:rStyle w:val="Emphasis"/>
+        </w:rPr>
+        <w:t xml:space="preserve">), logische opdeling, </w:t>
       </w:r>
       <w:r>
         <w:rPr>
@@ -8458,16 +9363,88 @@
           <w:bCs/>
           <w:color w:val="FF0000"/>
         </w:rPr>
-        <w:t>OR5 Programming assingment – mathematical and small instance.pdf</w:t>
-      </w:r>
+        <w:t xml:space="preserve">OR5 Programming </w:t>
+      </w:r>
+      <w:proofErr w:type="spellStart"/>
       <w:r>
         <w:rPr>
           <w:b/>
           <w:bCs/>
           <w:color w:val="FF0000"/>
         </w:rPr>
+        <w:t>assingment</w:t>
+      </w:r>
+      <w:proofErr w:type="spellEnd"/>
+      <w:r>
+        <w:rPr>
+          <w:b/>
+          <w:bCs/>
+          <w:color w:val="FF0000"/>
+        </w:rPr>
+        <w:t xml:space="preserve"> – </w:t>
+      </w:r>
+      <w:proofErr w:type="spellStart"/>
+      <w:r>
+        <w:rPr>
+          <w:b/>
+          <w:bCs/>
+          <w:color w:val="FF0000"/>
+        </w:rPr>
+        <w:t>mathematical</w:t>
+      </w:r>
+      <w:proofErr w:type="spellEnd"/>
+      <w:r>
+        <w:rPr>
+          <w:b/>
+          <w:bCs/>
+          <w:color w:val="FF0000"/>
+        </w:rPr>
+        <w:t xml:space="preserve"> </w:t>
+      </w:r>
+      <w:proofErr w:type="spellStart"/>
+      <w:r>
+        <w:rPr>
+          <w:b/>
+          <w:bCs/>
+          <w:color w:val="FF0000"/>
+        </w:rPr>
+        <w:t>and</w:t>
+      </w:r>
+      <w:proofErr w:type="spellEnd"/>
+      <w:r>
+        <w:rPr>
+          <w:b/>
+          <w:bCs/>
+          <w:color w:val="FF0000"/>
+        </w:rPr>
+        <w:t xml:space="preserve"> small instance.pdf</w:t>
+      </w:r>
+      <w:r>
+        <w:rPr>
+          <w:b/>
+          <w:bCs/>
+          <w:color w:val="FF0000"/>
+        </w:rPr>
         <w:br/>
-        <w:t>Eigen data excel aanmaken en met de hand narekenen of zijn berekening kijken of het klopt met wat uit jouw code komt</w:t>
+        <w:t xml:space="preserve">Eigen data </w:t>
+      </w:r>
+      <w:proofErr w:type="spellStart"/>
+      <w:r>
+        <w:rPr>
+          <w:b/>
+          <w:bCs/>
+          <w:color w:val="FF0000"/>
+        </w:rPr>
+        <w:t>excel</w:t>
+      </w:r>
+      <w:proofErr w:type="spellEnd"/>
+      <w:r>
+        <w:rPr>
+          <w:b/>
+          <w:bCs/>
+          <w:color w:val="FF0000"/>
+        </w:rPr>
+        <w:t xml:space="preserve"> aanmaken en met de hand narekenen of zijn berekening kijken of het klopt met wat uit jouw code komt</w:t>
       </w:r>
     </w:p>
     <w:p>
@@ -8552,20 +9529,39 @@
         <w:pStyle w:val="Heading2"/>
       </w:pPr>
       <w:r>
-        <w:t>Validatie van lokale optimaliteit</w:t>
-      </w:r>
-    </w:p>
-    <w:p>
-      <w:pPr>
-        <w:rPr>
-          <w:rStyle w:val="Emphasis"/>
-        </w:rPr>
-      </w:pPr>
-      <w:r>
-        <w:rPr>
-          <w:rStyle w:val="Emphasis"/>
-        </w:rPr>
-        <w:t xml:space="preserve">Leg kort uit hoe jullie hebben gecontroleerd dat de afsluitende Discrete Improving Search geen verbeterende buur-oplossingen meer kan vinden en dus eindigt in een lokaal optimum binnen de gekozen buurruimte. </w:t>
+        <w:t xml:space="preserve">Validatie van lokale </w:t>
+      </w:r>
+      <w:proofErr w:type="spellStart"/>
+      <w:r>
+        <w:t>optimaliteit</w:t>
+      </w:r>
+      <w:proofErr w:type="spellEnd"/>
+    </w:p>
+    <w:p>
+      <w:pPr>
+        <w:rPr>
+          <w:rStyle w:val="Emphasis"/>
+        </w:rPr>
+      </w:pPr>
+      <w:r>
+        <w:rPr>
+          <w:rStyle w:val="Emphasis"/>
+        </w:rPr>
+        <w:t xml:space="preserve">Leg kort uit hoe jullie hebben gecontroleerd dat de afsluitende Discrete </w:t>
+      </w:r>
+      <w:proofErr w:type="spellStart"/>
+      <w:r>
+        <w:rPr>
+          <w:rStyle w:val="Emphasis"/>
+        </w:rPr>
+        <w:t>Improving</w:t>
+      </w:r>
+      <w:proofErr w:type="spellEnd"/>
+      <w:r>
+        <w:rPr>
+          <w:rStyle w:val="Emphasis"/>
+        </w:rPr>
+        <w:t xml:space="preserve"> Search geen verbeterende buur-oplossingen meer kan vinden en dus eindigt in een lokaal optimum binnen de gekozen buurruimte. </w:t>
       </w:r>
       <w:r>
         <w:rPr>
@@ -8910,7 +9906,49 @@
         <w:rPr>
           <w:rStyle w:val="Emphasis"/>
         </w:rPr>
-        <w:t xml:space="preserve">Vergelijk de greedy constructive aanpak en de metaheuristische aanpak, waarbij voor de metaheuristiek de in paragraaf </w:t>
+        <w:t xml:space="preserve">Vergelijk de </w:t>
+      </w:r>
+      <w:proofErr w:type="spellStart"/>
+      <w:r>
+        <w:rPr>
+          <w:rStyle w:val="Emphasis"/>
+        </w:rPr>
+        <w:t>greedy</w:t>
+      </w:r>
+      <w:proofErr w:type="spellEnd"/>
+      <w:r>
+        <w:rPr>
+          <w:rStyle w:val="Emphasis"/>
+        </w:rPr>
+        <w:t xml:space="preserve"> </w:t>
+      </w:r>
+      <w:proofErr w:type="spellStart"/>
+      <w:r>
+        <w:rPr>
+          <w:rStyle w:val="Emphasis"/>
+        </w:rPr>
+        <w:t>constructive</w:t>
+      </w:r>
+      <w:proofErr w:type="spellEnd"/>
+      <w:r>
+        <w:rPr>
+          <w:rStyle w:val="Emphasis"/>
+        </w:rPr>
+        <w:t xml:space="preserve"> aanpak en de </w:t>
+      </w:r>
+      <w:proofErr w:type="spellStart"/>
+      <w:r>
+        <w:rPr>
+          <w:rStyle w:val="Emphasis"/>
+        </w:rPr>
+        <w:t>metaheuristische</w:t>
+      </w:r>
+      <w:proofErr w:type="spellEnd"/>
+      <w:r>
+        <w:rPr>
+          <w:rStyle w:val="Emphasis"/>
+        </w:rPr>
+        <w:t xml:space="preserve"> aanpak, waarbij voor de metaheuristiek de in paragraaf </w:t>
       </w:r>
       <w:r>
         <w:rPr>
@@ -9024,7 +10062,21 @@
         <w:rPr>
           <w:rStyle w:val="SubtleEmphasis"/>
         </w:rPr>
-        <w:t>vóór de afsluitende Discrete Improving Search;</w:t>
+        <w:t xml:space="preserve">vóór de afsluitende Discrete </w:t>
+      </w:r>
+      <w:proofErr w:type="spellStart"/>
+      <w:r>
+        <w:rPr>
+          <w:rStyle w:val="SubtleEmphasis"/>
+        </w:rPr>
+        <w:t>Improving</w:t>
+      </w:r>
+      <w:proofErr w:type="spellEnd"/>
+      <w:r>
+        <w:rPr>
+          <w:rStyle w:val="SubtleEmphasis"/>
+        </w:rPr>
+        <w:t xml:space="preserve"> Search;</w:t>
       </w:r>
     </w:p>
     <w:p>
@@ -9042,7 +10094,21 @@
         <w:rPr>
           <w:rStyle w:val="SubtleEmphasis"/>
         </w:rPr>
-        <w:t>na de afsluitende Discrete Improving Search.</w:t>
+        <w:t xml:space="preserve">na de afsluitende Discrete </w:t>
+      </w:r>
+      <w:proofErr w:type="spellStart"/>
+      <w:r>
+        <w:rPr>
+          <w:rStyle w:val="SubtleEmphasis"/>
+        </w:rPr>
+        <w:t>Improving</w:t>
+      </w:r>
+      <w:proofErr w:type="spellEnd"/>
+      <w:r>
+        <w:rPr>
+          <w:rStyle w:val="SubtleEmphasis"/>
+        </w:rPr>
+        <w:t xml:space="preserve"> Search.</w:t>
       </w:r>
     </w:p>
     <w:p>
@@ -9114,7 +10180,21 @@
         <w:rPr>
           <w:rStyle w:val="SubtleEmphasis"/>
         </w:rPr>
-        <w:t>Bespreek de toegevoegde waarde van de afsluitende Discrete Improving Search.</w:t>
+        <w:t xml:space="preserve">Bespreek de toegevoegde waarde van de afsluitende Discrete </w:t>
+      </w:r>
+      <w:proofErr w:type="spellStart"/>
+      <w:r>
+        <w:rPr>
+          <w:rStyle w:val="SubtleEmphasis"/>
+        </w:rPr>
+        <w:t>Improving</w:t>
+      </w:r>
+      <w:proofErr w:type="spellEnd"/>
+      <w:r>
+        <w:rPr>
+          <w:rStyle w:val="SubtleEmphasis"/>
+        </w:rPr>
+        <w:t xml:space="preserve"> Search.</w:t>
       </w:r>
     </w:p>
     <w:p>
@@ -9970,13 +11050,41 @@
         <w:rPr>
           <w:rStyle w:val="Emphasis"/>
         </w:rPr>
-        <w:t>Maak je gebruik van literatuur of externe bronnen (anders dan GenAI), neem dan hier een bronnenoverzicht op.</w:t>
-      </w:r>
-      <w:r>
-        <w:rPr>
-          <w:rStyle w:val="Emphasis"/>
-        </w:rPr>
-        <w:t xml:space="preserve"> Doe dit conform de APA-richtlijn</w:t>
+        <w:t xml:space="preserve">Maak je gebruik van literatuur of externe bronnen (anders dan </w:t>
+      </w:r>
+      <w:proofErr w:type="spellStart"/>
+      <w:r>
+        <w:rPr>
+          <w:rStyle w:val="Emphasis"/>
+        </w:rPr>
+        <w:t>GenAI</w:t>
+      </w:r>
+      <w:proofErr w:type="spellEnd"/>
+      <w:r>
+        <w:rPr>
+          <w:rStyle w:val="Emphasis"/>
+        </w:rPr>
+        <w:t>), neem dan hier een bronnenoverzicht op.</w:t>
+      </w:r>
+      <w:r>
+        <w:rPr>
+          <w:rStyle w:val="Emphasis"/>
+        </w:rPr>
+        <w:t xml:space="preserve"> Doe dit </w:t>
+      </w:r>
+      <w:proofErr w:type="gramStart"/>
+      <w:r>
+        <w:rPr>
+          <w:rStyle w:val="Emphasis"/>
+        </w:rPr>
+        <w:t>conform</w:t>
+      </w:r>
+      <w:proofErr w:type="gramEnd"/>
+      <w:r>
+        <w:rPr>
+          <w:rStyle w:val="Emphasis"/>
+        </w:rPr>
+        <w:t xml:space="preserve"> de APA-richtlijn</w:t>
       </w:r>
       <w:r>
         <w:rPr>
@@ -9991,7 +11099,79 @@
             <w:i/>
             <w:iCs/>
           </w:rPr>
-          <w:t>APA-richtlijnen - APA-richtlijnen (7e druk) - Fontys LibGuides at Fontys University of Applied Sciences</w:t>
+          <w:t xml:space="preserve">APA-richtlijnen - APA-richtlijnen (7e druk) - </w:t>
+        </w:r>
+        <w:proofErr w:type="spellStart"/>
+        <w:r>
+          <w:rPr>
+            <w:rStyle w:val="Hyperlink"/>
+            <w:i/>
+            <w:iCs/>
+          </w:rPr>
+          <w:t>Fontys</w:t>
+        </w:r>
+        <w:proofErr w:type="spellEnd"/>
+        <w:r>
+          <w:rPr>
+            <w:rStyle w:val="Hyperlink"/>
+            <w:i/>
+            <w:iCs/>
+          </w:rPr>
+          <w:t xml:space="preserve"> </w:t>
+        </w:r>
+        <w:proofErr w:type="spellStart"/>
+        <w:r>
+          <w:rPr>
+            <w:rStyle w:val="Hyperlink"/>
+            <w:i/>
+            <w:iCs/>
+          </w:rPr>
+          <w:t>LibGuides</w:t>
+        </w:r>
+        <w:proofErr w:type="spellEnd"/>
+        <w:r>
+          <w:rPr>
+            <w:rStyle w:val="Hyperlink"/>
+            <w:i/>
+            <w:iCs/>
+          </w:rPr>
+          <w:t xml:space="preserve"> at </w:t>
+        </w:r>
+        <w:proofErr w:type="spellStart"/>
+        <w:r>
+          <w:rPr>
+            <w:rStyle w:val="Hyperlink"/>
+            <w:i/>
+            <w:iCs/>
+          </w:rPr>
+          <w:t>Fontys</w:t>
+        </w:r>
+        <w:proofErr w:type="spellEnd"/>
+        <w:r>
+          <w:rPr>
+            <w:rStyle w:val="Hyperlink"/>
+            <w:i/>
+            <w:iCs/>
+          </w:rPr>
+          <w:t xml:space="preserve"> University of </w:t>
+        </w:r>
+        <w:proofErr w:type="spellStart"/>
+        <w:r>
+          <w:rPr>
+            <w:rStyle w:val="Hyperlink"/>
+            <w:i/>
+            <w:iCs/>
+          </w:rPr>
+          <w:t>Applied</w:t>
+        </w:r>
+        <w:proofErr w:type="spellEnd"/>
+        <w:r>
+          <w:rPr>
+            <w:rStyle w:val="Hyperlink"/>
+            <w:i/>
+            <w:iCs/>
+          </w:rPr>
+          <w:t xml:space="preserve"> Sciences</w:t>
         </w:r>
       </w:hyperlink>
       <w:r>
@@ -10035,7 +11215,31 @@
           <w:sz w:val="52"/>
           <w:szCs w:val="52"/>
         </w:rPr>
-        <w:t>Verwijzing naar Rardin pseudocode</w:t>
+        <w:t xml:space="preserve">Verwijzing naar </w:t>
+      </w:r>
+      <w:proofErr w:type="spellStart"/>
+      <w:r>
+        <w:rPr>
+          <w:rStyle w:val="Emphasis"/>
+          <w:i w:val="0"/>
+          <w:iCs w:val="0"/>
+          <w:color w:val="FF0000"/>
+          <w:sz w:val="52"/>
+          <w:szCs w:val="52"/>
+        </w:rPr>
+        <w:t>Rardin</w:t>
+      </w:r>
+      <w:proofErr w:type="spellEnd"/>
+      <w:r>
+        <w:rPr>
+          <w:rStyle w:val="Emphasis"/>
+          <w:i w:val="0"/>
+          <w:iCs w:val="0"/>
+          <w:color w:val="FF0000"/>
+          <w:sz w:val="52"/>
+          <w:szCs w:val="52"/>
+        </w:rPr>
+        <w:t xml:space="preserve"> pseudocode</w:t>
       </w:r>
     </w:p>
     <w:p>
@@ -10190,6 +11394,7 @@
                 <w:szCs w:val="20"/>
               </w:rPr>
             </w:pPr>
+            <w:proofErr w:type="spellStart"/>
             <w:r>
               <w:rPr>
                 <w:b/>
@@ -10197,7 +11402,17 @@
                 <w:sz w:val="20"/>
                 <w:szCs w:val="20"/>
               </w:rPr>
-              <w:t>Fully met?</w:t>
+              <w:t>Fully</w:t>
+            </w:r>
+            <w:proofErr w:type="spellEnd"/>
+            <w:r>
+              <w:rPr>
+                <w:b/>
+                <w:bCs/>
+                <w:sz w:val="20"/>
+                <w:szCs w:val="20"/>
+              </w:rPr>
+              <w:t xml:space="preserve"> met?</w:t>
             </w:r>
           </w:p>
         </w:tc>
@@ -10214,6 +11429,7 @@
                 <w:szCs w:val="20"/>
               </w:rPr>
             </w:pPr>
+            <w:proofErr w:type="spellStart"/>
             <w:r>
               <w:rPr>
                 <w:b/>
@@ -10221,7 +11437,37 @@
                 <w:sz w:val="20"/>
                 <w:szCs w:val="20"/>
               </w:rPr>
-              <w:t>Evidence in submitted code</w:t>
+              <w:t>Evidence</w:t>
+            </w:r>
+            <w:proofErr w:type="spellEnd"/>
+            <w:r>
+              <w:rPr>
+                <w:b/>
+                <w:bCs/>
+                <w:sz w:val="20"/>
+                <w:szCs w:val="20"/>
+              </w:rPr>
+              <w:t xml:space="preserve"> in </w:t>
+            </w:r>
+            <w:proofErr w:type="spellStart"/>
+            <w:r>
+              <w:rPr>
+                <w:b/>
+                <w:bCs/>
+                <w:sz w:val="20"/>
+                <w:szCs w:val="20"/>
+              </w:rPr>
+              <w:t>submitted</w:t>
+            </w:r>
+            <w:proofErr w:type="spellEnd"/>
+            <w:r>
+              <w:rPr>
+                <w:b/>
+                <w:bCs/>
+                <w:sz w:val="20"/>
+                <w:szCs w:val="20"/>
+              </w:rPr>
+              <w:t xml:space="preserve"> code</w:t>
             </w:r>
           </w:p>
         </w:tc>
@@ -11094,6 +12340,7 @@
                 <w:szCs w:val="20"/>
               </w:rPr>
             </w:pPr>
+            <w:proofErr w:type="spellStart"/>
             <w:r>
               <w:rPr>
                 <w:b/>
@@ -11101,7 +12348,17 @@
                 <w:sz w:val="20"/>
                 <w:szCs w:val="20"/>
               </w:rPr>
-              <w:t>Fully met?</w:t>
+              <w:t>Fully</w:t>
+            </w:r>
+            <w:proofErr w:type="spellEnd"/>
+            <w:r>
+              <w:rPr>
+                <w:b/>
+                <w:bCs/>
+                <w:sz w:val="20"/>
+                <w:szCs w:val="20"/>
+              </w:rPr>
+              <w:t xml:space="preserve"> met?</w:t>
             </w:r>
           </w:p>
         </w:tc>
@@ -11118,6 +12375,7 @@
                 <w:szCs w:val="20"/>
               </w:rPr>
             </w:pPr>
+            <w:proofErr w:type="spellStart"/>
             <w:r>
               <w:rPr>
                 <w:b/>
@@ -11125,7 +12383,37 @@
                 <w:sz w:val="20"/>
                 <w:szCs w:val="20"/>
               </w:rPr>
-              <w:t>Evidence in submitted code</w:t>
+              <w:t>Evidence</w:t>
+            </w:r>
+            <w:proofErr w:type="spellEnd"/>
+            <w:r>
+              <w:rPr>
+                <w:b/>
+                <w:bCs/>
+                <w:sz w:val="20"/>
+                <w:szCs w:val="20"/>
+              </w:rPr>
+              <w:t xml:space="preserve"> in </w:t>
+            </w:r>
+            <w:proofErr w:type="spellStart"/>
+            <w:r>
+              <w:rPr>
+                <w:b/>
+                <w:bCs/>
+                <w:sz w:val="20"/>
+                <w:szCs w:val="20"/>
+              </w:rPr>
+              <w:t>submitted</w:t>
+            </w:r>
+            <w:proofErr w:type="spellEnd"/>
+            <w:r>
+              <w:rPr>
+                <w:b/>
+                <w:bCs/>
+                <w:sz w:val="20"/>
+                <w:szCs w:val="20"/>
+              </w:rPr>
+              <w:t xml:space="preserve"> code</w:t>
             </w:r>
           </w:p>
         </w:tc>
@@ -11735,7 +13023,25 @@
                 <w:szCs w:val="20"/>
                 <w:lang w:val="en-GB"/>
               </w:rPr>
-              <w:t>The submitted .py implementation can be run from a clean start without relying on state from an earlier session.</w:t>
+              <w:t>The submitted .</w:t>
+            </w:r>
+            <w:proofErr w:type="spellStart"/>
+            <w:r>
+              <w:rPr>
+                <w:sz w:val="20"/>
+                <w:szCs w:val="20"/>
+                <w:lang w:val="en-GB"/>
+              </w:rPr>
+              <w:t>py</w:t>
+            </w:r>
+            <w:proofErr w:type="spellEnd"/>
+            <w:r>
+              <w:rPr>
+                <w:sz w:val="20"/>
+                <w:szCs w:val="20"/>
+                <w:lang w:val="en-GB"/>
+              </w:rPr>
+              <w:t xml:space="preserve"> implementation can be run from a clean start without relying on state from an earlier session.</w:t>
             </w:r>
           </w:p>
           <w:p>
@@ -11813,26 +13119,59 @@
         <w:pStyle w:val="Bijlagekop"/>
       </w:pPr>
       <w:r>
-        <w:t>Documentatie van gebruik van GenAI</w:t>
-      </w:r>
-    </w:p>
-    <w:p>
-      <w:pPr>
-        <w:rPr>
-          <w:rStyle w:val="Emphasis"/>
-        </w:rPr>
-      </w:pPr>
-      <w:r>
-        <w:rPr>
-          <w:rStyle w:val="Emphasis"/>
-        </w:rPr>
-        <w:t xml:space="preserve">Verantwoord je gebruik van GenAI, zoals afgesproken in </w:t>
-      </w:r>
-      <w:r>
-        <w:rPr>
-          <w:rStyle w:val="Emphasis"/>
-        </w:rPr>
-        <w:t>de richtlijnen voor Passend gebruik van GenAI bij OR5</w:t>
+        <w:t xml:space="preserve">Documentatie van gebruik van </w:t>
+      </w:r>
+      <w:proofErr w:type="spellStart"/>
+      <w:r>
+        <w:t>GenAI</w:t>
+      </w:r>
+      <w:proofErr w:type="spellEnd"/>
+    </w:p>
+    <w:p>
+      <w:pPr>
+        <w:rPr>
+          <w:rStyle w:val="Emphasis"/>
+        </w:rPr>
+      </w:pPr>
+      <w:r>
+        <w:rPr>
+          <w:rStyle w:val="Emphasis"/>
+        </w:rPr>
+        <w:t xml:space="preserve">Verantwoord je gebruik van </w:t>
+      </w:r>
+      <w:proofErr w:type="spellStart"/>
+      <w:r>
+        <w:rPr>
+          <w:rStyle w:val="Emphasis"/>
+        </w:rPr>
+        <w:t>GenAI</w:t>
+      </w:r>
+      <w:proofErr w:type="spellEnd"/>
+      <w:r>
+        <w:rPr>
+          <w:rStyle w:val="Emphasis"/>
+        </w:rPr>
+        <w:t xml:space="preserve">, zoals afgesproken in </w:t>
+      </w:r>
+      <w:r>
+        <w:rPr>
+          <w:rStyle w:val="Emphasis"/>
+        </w:rPr>
+        <w:t xml:space="preserve">de richtlijnen voor Passend gebruik van </w:t>
+      </w:r>
+      <w:proofErr w:type="spellStart"/>
+      <w:r>
+        <w:rPr>
+          <w:rStyle w:val="Emphasis"/>
+        </w:rPr>
+        <w:t>GenAI</w:t>
+      </w:r>
+      <w:proofErr w:type="spellEnd"/>
+      <w:r>
+        <w:rPr>
+          <w:rStyle w:val="Emphasis"/>
+        </w:rPr>
+        <w:t xml:space="preserve"> bij OR5</w:t>
       </w:r>
       <w:r>
         <w:rPr>
@@ -11870,8 +13209,72 @@
         <w:rPr>
           <w:rStyle w:val="Emphasis"/>
         </w:rPr>
-        <w:t>: Gemaakt door GenAI, Vooral gemaakt door GenAI, Samen met GenAI gemaakt, Geassisteerd door GenAI, Gemaakt zonder GenAI</w:t>
-      </w:r>
+        <w:t xml:space="preserve">: Gemaakt door </w:t>
+      </w:r>
+      <w:proofErr w:type="spellStart"/>
+      <w:r>
+        <w:rPr>
+          <w:rStyle w:val="Emphasis"/>
+        </w:rPr>
+        <w:t>GenAI</w:t>
+      </w:r>
+      <w:proofErr w:type="spellEnd"/>
+      <w:r>
+        <w:rPr>
+          <w:rStyle w:val="Emphasis"/>
+        </w:rPr>
+        <w:t xml:space="preserve">, Vooral gemaakt door </w:t>
+      </w:r>
+      <w:proofErr w:type="spellStart"/>
+      <w:r>
+        <w:rPr>
+          <w:rStyle w:val="Emphasis"/>
+        </w:rPr>
+        <w:t>GenAI</w:t>
+      </w:r>
+      <w:proofErr w:type="spellEnd"/>
+      <w:r>
+        <w:rPr>
+          <w:rStyle w:val="Emphasis"/>
+        </w:rPr>
+        <w:t xml:space="preserve">, Samen met </w:t>
+      </w:r>
+      <w:proofErr w:type="spellStart"/>
+      <w:r>
+        <w:rPr>
+          <w:rStyle w:val="Emphasis"/>
+        </w:rPr>
+        <w:t>GenAI</w:t>
+      </w:r>
+      <w:proofErr w:type="spellEnd"/>
+      <w:r>
+        <w:rPr>
+          <w:rStyle w:val="Emphasis"/>
+        </w:rPr>
+        <w:t xml:space="preserve"> gemaakt, Geassisteerd door </w:t>
+      </w:r>
+      <w:proofErr w:type="spellStart"/>
+      <w:r>
+        <w:rPr>
+          <w:rStyle w:val="Emphasis"/>
+        </w:rPr>
+        <w:t>GenAI</w:t>
+      </w:r>
+      <w:proofErr w:type="spellEnd"/>
+      <w:r>
+        <w:rPr>
+          <w:rStyle w:val="Emphasis"/>
+        </w:rPr>
+        <w:t xml:space="preserve">, Gemaakt zonder </w:t>
+      </w:r>
+      <w:proofErr w:type="spellStart"/>
+      <w:r>
+        <w:rPr>
+          <w:rStyle w:val="Emphasis"/>
+        </w:rPr>
+        <w:t>GenAI</w:t>
+      </w:r>
+      <w:proofErr w:type="spellEnd"/>
       <w:r>
         <w:rPr>
           <w:rStyle w:val="Emphasis"/>
@@ -11882,7 +13285,63 @@
         <w:rPr>
           <w:rStyle w:val="Emphasis"/>
         </w:rPr>
-        <w:t>: Label Your Collaboration with GenAI)</w:t>
+        <w:t xml:space="preserve">: Label </w:t>
+      </w:r>
+      <w:proofErr w:type="spellStart"/>
+      <w:r>
+        <w:rPr>
+          <w:rStyle w:val="Emphasis"/>
+        </w:rPr>
+        <w:t>Your</w:t>
+      </w:r>
+      <w:proofErr w:type="spellEnd"/>
+      <w:r>
+        <w:rPr>
+          <w:rStyle w:val="Emphasis"/>
+        </w:rPr>
+        <w:t xml:space="preserve"> </w:t>
+      </w:r>
+      <w:proofErr w:type="spellStart"/>
+      <w:r>
+        <w:rPr>
+          <w:rStyle w:val="Emphasis"/>
+        </w:rPr>
+        <w:t>Collaboration</w:t>
+      </w:r>
+      <w:proofErr w:type="spellEnd"/>
+      <w:r>
+        <w:rPr>
+          <w:rStyle w:val="Emphasis"/>
+        </w:rPr>
+        <w:t xml:space="preserve"> </w:t>
+      </w:r>
+      <w:proofErr w:type="spellStart"/>
+      <w:r>
+        <w:rPr>
+          <w:rStyle w:val="Emphasis"/>
+        </w:rPr>
+        <w:t>with</w:t>
+      </w:r>
+      <w:proofErr w:type="spellEnd"/>
+      <w:r>
+        <w:rPr>
+          <w:rStyle w:val="Emphasis"/>
+        </w:rPr>
+        <w:t xml:space="preserve"> </w:t>
+      </w:r>
+      <w:proofErr w:type="spellStart"/>
+      <w:r>
+        <w:rPr>
+          <w:rStyle w:val="Emphasis"/>
+        </w:rPr>
+        <w:t>GenAI</w:t>
+      </w:r>
+      <w:proofErr w:type="spellEnd"/>
+      <w:r>
+        <w:rPr>
+          <w:rStyle w:val="Emphasis"/>
+        </w:rPr>
+        <w:t>)</w:t>
       </w:r>
     </w:p>
     <w:tbl>
@@ -12045,6 +13504,7 @@
                 <w:lang w:val="en-GB"/>
               </w:rPr>
             </w:pPr>
+            <w:proofErr w:type="spellStart"/>
             <w:r>
               <w:rPr>
                 <w:sz w:val="20"/>
@@ -12053,6 +13513,7 @@
               </w:rPr>
               <w:t>Verantwoordingsverslag</w:t>
             </w:r>
+            <w:proofErr w:type="spellEnd"/>
           </w:p>
         </w:tc>
         <w:tc>
@@ -12067,6 +13528,7 @@
                 <w:lang w:val="en-GB"/>
               </w:rPr>
             </w:pPr>
+            <w:proofErr w:type="spellStart"/>
             <w:r>
               <w:rPr>
                 <w:sz w:val="20"/>
@@ -12075,6 +13537,7 @@
               </w:rPr>
               <w:t>Taalgebruik</w:t>
             </w:r>
+            <w:proofErr w:type="spellEnd"/>
           </w:p>
           <w:p>
             <w:pPr>
@@ -12135,23 +13598,87 @@
                 <w:szCs w:val="20"/>
                 <w:lang w:val="en-GB"/>
               </w:rPr>
-              <w:t>Eigen kennis en jargon van de slides</w:t>
-            </w:r>
-            <w:r>
-              <w:rPr>
-                <w:sz w:val="20"/>
-                <w:szCs w:val="20"/>
-                <w:lang w:val="en-GB"/>
-              </w:rPr>
-              <w:t xml:space="preserve"> en </w:t>
-            </w:r>
-            <w:r>
-              <w:rPr>
-                <w:sz w:val="20"/>
-                <w:szCs w:val="20"/>
-                <w:lang w:val="en-GB"/>
-              </w:rPr>
-              <w:t>documenten op Canvas</w:t>
+              <w:t xml:space="preserve">Eigen </w:t>
+            </w:r>
+            <w:proofErr w:type="spellStart"/>
+            <w:r>
+              <w:rPr>
+                <w:sz w:val="20"/>
+                <w:szCs w:val="20"/>
+                <w:lang w:val="en-GB"/>
+              </w:rPr>
+              <w:t>kennis</w:t>
+            </w:r>
+            <w:proofErr w:type="spellEnd"/>
+            <w:r>
+              <w:rPr>
+                <w:sz w:val="20"/>
+                <w:szCs w:val="20"/>
+                <w:lang w:val="en-GB"/>
+              </w:rPr>
+              <w:t xml:space="preserve"> </w:t>
+            </w:r>
+            <w:proofErr w:type="spellStart"/>
+            <w:r>
+              <w:rPr>
+                <w:sz w:val="20"/>
+                <w:szCs w:val="20"/>
+                <w:lang w:val="en-GB"/>
+              </w:rPr>
+              <w:t>en</w:t>
+            </w:r>
+            <w:proofErr w:type="spellEnd"/>
+            <w:r>
+              <w:rPr>
+                <w:sz w:val="20"/>
+                <w:szCs w:val="20"/>
+                <w:lang w:val="en-GB"/>
+              </w:rPr>
+              <w:t xml:space="preserve"> jargon van de slides</w:t>
+            </w:r>
+            <w:r>
+              <w:rPr>
+                <w:sz w:val="20"/>
+                <w:szCs w:val="20"/>
+                <w:lang w:val="en-GB"/>
+              </w:rPr>
+              <w:t xml:space="preserve"> </w:t>
+            </w:r>
+            <w:proofErr w:type="spellStart"/>
+            <w:r>
+              <w:rPr>
+                <w:sz w:val="20"/>
+                <w:szCs w:val="20"/>
+                <w:lang w:val="en-GB"/>
+              </w:rPr>
+              <w:t>en</w:t>
+            </w:r>
+            <w:proofErr w:type="spellEnd"/>
+            <w:r>
+              <w:rPr>
+                <w:sz w:val="20"/>
+                <w:szCs w:val="20"/>
+                <w:lang w:val="en-GB"/>
+              </w:rPr>
+              <w:t xml:space="preserve"> </w:t>
+            </w:r>
+            <w:proofErr w:type="spellStart"/>
+            <w:r>
+              <w:rPr>
+                <w:sz w:val="20"/>
+                <w:szCs w:val="20"/>
+                <w:lang w:val="en-GB"/>
+              </w:rPr>
+              <w:t>documenten</w:t>
+            </w:r>
+            <w:proofErr w:type="spellEnd"/>
+            <w:r>
+              <w:rPr>
+                <w:sz w:val="20"/>
+                <w:szCs w:val="20"/>
+                <w:lang w:val="en-GB"/>
+              </w:rPr>
+              <w:t xml:space="preserve"> op Canvas</w:t>
             </w:r>
           </w:p>
         </w:tc>
@@ -12197,6 +13724,7 @@
                 <w:lang w:val="en-GB"/>
               </w:rPr>
             </w:pPr>
+            <w:proofErr w:type="spellStart"/>
             <w:r>
               <w:rPr>
                 <w:sz w:val="20"/>
@@ -12205,6 +13733,7 @@
               </w:rPr>
               <w:t>Structuur</w:t>
             </w:r>
+            <w:proofErr w:type="spellEnd"/>
           </w:p>
           <w:p>
             <w:pPr>
@@ -12281,8 +13810,18 @@
                 <w:szCs w:val="20"/>
                 <w:lang w:val="en-GB"/>
               </w:rPr>
-              <w:t>Template van Canvas gebruikt</w:t>
-            </w:r>
+              <w:t xml:space="preserve">Template van Canvas </w:t>
+            </w:r>
+            <w:proofErr w:type="spellStart"/>
+            <w:r>
+              <w:rPr>
+                <w:sz w:val="20"/>
+                <w:szCs w:val="20"/>
+                <w:lang w:val="en-GB"/>
+              </w:rPr>
+              <w:t>gebruikt</w:t>
+            </w:r>
+            <w:proofErr w:type="spellEnd"/>
           </w:p>
         </w:tc>
         <w:tc>
@@ -12327,14 +13866,34 @@
                 <w:lang w:val="en-GB"/>
               </w:rPr>
             </w:pPr>
-            <w:r>
-              <w:rPr>
-                <w:sz w:val="20"/>
-                <w:szCs w:val="20"/>
-                <w:lang w:val="en-GB"/>
-              </w:rPr>
-              <w:t>Ontwerp van oplosmethoden</w:t>
-            </w:r>
+            <w:proofErr w:type="spellStart"/>
+            <w:r>
+              <w:rPr>
+                <w:sz w:val="20"/>
+                <w:szCs w:val="20"/>
+                <w:lang w:val="en-GB"/>
+              </w:rPr>
+              <w:t>Ontwerp</w:t>
+            </w:r>
+            <w:proofErr w:type="spellEnd"/>
+            <w:r>
+              <w:rPr>
+                <w:sz w:val="20"/>
+                <w:szCs w:val="20"/>
+                <w:lang w:val="en-GB"/>
+              </w:rPr>
+              <w:t xml:space="preserve"> van </w:t>
+            </w:r>
+            <w:proofErr w:type="spellStart"/>
+            <w:r>
+              <w:rPr>
+                <w:sz w:val="20"/>
+                <w:szCs w:val="20"/>
+                <w:lang w:val="en-GB"/>
+              </w:rPr>
+              <w:t>oplosmethoden</w:t>
+            </w:r>
+            <w:proofErr w:type="spellEnd"/>
           </w:p>
           <w:p>
             <w:pPr>
@@ -12380,21 +13939,85 @@
                 <w:lang w:val="en-GB"/>
               </w:rPr>
             </w:pPr>
-            <w:r>
-              <w:rPr>
-                <w:sz w:val="20"/>
-                <w:szCs w:val="20"/>
-                <w:lang w:val="en-GB"/>
-              </w:rPr>
-              <w:t>Gebruik gemaakt van de lecture slides op Canvas</w:t>
-            </w:r>
-            <w:r>
-              <w:rPr>
-                <w:sz w:val="20"/>
-                <w:szCs w:val="20"/>
-                <w:lang w:val="en-GB"/>
-              </w:rPr>
-              <w:t xml:space="preserve"> en de opties op </w:t>
+            <w:proofErr w:type="spellStart"/>
+            <w:r>
+              <w:rPr>
+                <w:sz w:val="20"/>
+                <w:szCs w:val="20"/>
+                <w:lang w:val="en-GB"/>
+              </w:rPr>
+              <w:t>Gebruik</w:t>
+            </w:r>
+            <w:proofErr w:type="spellEnd"/>
+            <w:r>
+              <w:rPr>
+                <w:sz w:val="20"/>
+                <w:szCs w:val="20"/>
+                <w:lang w:val="en-GB"/>
+              </w:rPr>
+              <w:t xml:space="preserve"> </w:t>
+            </w:r>
+            <w:proofErr w:type="spellStart"/>
+            <w:r>
+              <w:rPr>
+                <w:sz w:val="20"/>
+                <w:szCs w:val="20"/>
+                <w:lang w:val="en-GB"/>
+              </w:rPr>
+              <w:t>gemaakt</w:t>
+            </w:r>
+            <w:proofErr w:type="spellEnd"/>
+            <w:r>
+              <w:rPr>
+                <w:sz w:val="20"/>
+                <w:szCs w:val="20"/>
+                <w:lang w:val="en-GB"/>
+              </w:rPr>
+              <w:t xml:space="preserve"> van de lecture slides op Canvas</w:t>
+            </w:r>
+            <w:r>
+              <w:rPr>
+                <w:sz w:val="20"/>
+                <w:szCs w:val="20"/>
+                <w:lang w:val="en-GB"/>
+              </w:rPr>
+              <w:t xml:space="preserve"> </w:t>
+            </w:r>
+            <w:proofErr w:type="spellStart"/>
+            <w:r>
+              <w:rPr>
+                <w:sz w:val="20"/>
+                <w:szCs w:val="20"/>
+                <w:lang w:val="en-GB"/>
+              </w:rPr>
+              <w:t>en</w:t>
+            </w:r>
+            <w:proofErr w:type="spellEnd"/>
+            <w:r>
+              <w:rPr>
+                <w:sz w:val="20"/>
+                <w:szCs w:val="20"/>
+                <w:lang w:val="en-GB"/>
+              </w:rPr>
+              <w:t xml:space="preserve"> de </w:t>
+            </w:r>
+            <w:proofErr w:type="spellStart"/>
+            <w:r>
+              <w:rPr>
+                <w:sz w:val="20"/>
+                <w:szCs w:val="20"/>
+                <w:lang w:val="en-GB"/>
+              </w:rPr>
+              <w:t>opties</w:t>
+            </w:r>
+            <w:proofErr w:type="spellEnd"/>
+            <w:r>
+              <w:rPr>
+                <w:sz w:val="20"/>
+                <w:szCs w:val="20"/>
+                <w:lang w:val="en-GB"/>
+              </w:rPr>
+              <w:t xml:space="preserve"> op </w:t>
             </w:r>
           </w:p>
         </w:tc>
@@ -12440,14 +14063,34 @@
                 <w:lang w:val="en-GB"/>
               </w:rPr>
             </w:pPr>
-            <w:r>
-              <w:rPr>
-                <w:sz w:val="20"/>
-                <w:szCs w:val="20"/>
-                <w:lang w:val="en-GB"/>
-              </w:rPr>
-              <w:t>Implementatie van oplosmethoden</w:t>
-            </w:r>
+            <w:proofErr w:type="spellStart"/>
+            <w:r>
+              <w:rPr>
+                <w:sz w:val="20"/>
+                <w:szCs w:val="20"/>
+                <w:lang w:val="en-GB"/>
+              </w:rPr>
+              <w:t>Implementatie</w:t>
+            </w:r>
+            <w:proofErr w:type="spellEnd"/>
+            <w:r>
+              <w:rPr>
+                <w:sz w:val="20"/>
+                <w:szCs w:val="20"/>
+                <w:lang w:val="en-GB"/>
+              </w:rPr>
+              <w:t xml:space="preserve"> van </w:t>
+            </w:r>
+            <w:proofErr w:type="spellStart"/>
+            <w:r>
+              <w:rPr>
+                <w:sz w:val="20"/>
+                <w:szCs w:val="20"/>
+                <w:lang w:val="en-GB"/>
+              </w:rPr>
+              <w:t>oplosmethoden</w:t>
+            </w:r>
+            <w:proofErr w:type="spellEnd"/>
           </w:p>
           <w:p>
             <w:pPr>
@@ -12529,6 +14172,7 @@
                 <w:lang w:val="en-GB"/>
               </w:rPr>
             </w:pPr>
+            <w:proofErr w:type="spellStart"/>
             <w:r>
               <w:rPr>
                 <w:sz w:val="20"/>
@@ -12537,6 +14181,7 @@
               </w:rPr>
               <w:t>Validatie</w:t>
             </w:r>
+            <w:proofErr w:type="spellEnd"/>
           </w:p>
           <w:p>
             <w:pPr>
@@ -12627,6 +14272,7 @@
                 <w:lang w:val="en-GB"/>
               </w:rPr>
             </w:pPr>
+            <w:proofErr w:type="spellStart"/>
             <w:r>
               <w:rPr>
                 <w:sz w:val="20"/>
@@ -12635,6 +14281,7 @@
               </w:rPr>
               <w:t>Experimenten</w:t>
             </w:r>
+            <w:proofErr w:type="spellEnd"/>
           </w:p>
           <w:p>
             <w:pPr>
@@ -12731,8 +14378,36 @@
                 <w:szCs w:val="20"/>
                 <w:lang w:val="en-GB"/>
               </w:rPr>
-              <w:t>Eigen onderzoeksvraag of ontwikkelrichting</w:t>
-            </w:r>
+              <w:t xml:space="preserve">Eigen </w:t>
+            </w:r>
+            <w:proofErr w:type="spellStart"/>
+            <w:r>
+              <w:rPr>
+                <w:sz w:val="20"/>
+                <w:szCs w:val="20"/>
+                <w:lang w:val="en-GB"/>
+              </w:rPr>
+              <w:t>onderzoeksvraag</w:t>
+            </w:r>
+            <w:proofErr w:type="spellEnd"/>
+            <w:r>
+              <w:rPr>
+                <w:sz w:val="20"/>
+                <w:szCs w:val="20"/>
+                <w:lang w:val="en-GB"/>
+              </w:rPr>
+              <w:t xml:space="preserve"> of </w:t>
+            </w:r>
+            <w:proofErr w:type="spellStart"/>
+            <w:r>
+              <w:rPr>
+                <w:sz w:val="20"/>
+                <w:szCs w:val="20"/>
+                <w:lang w:val="en-GB"/>
+              </w:rPr>
+              <w:t>ontwikkelrichting</w:t>
+            </w:r>
+            <w:proofErr w:type="spellEnd"/>
           </w:p>
           <w:p>
             <w:pPr>
@@ -13061,13 +14736,23 @@
                 <w:lang w:val="en-GB"/>
               </w:rPr>
             </w:pPr>
-            <w:r>
-              <w:rPr>
-                <w:sz w:val="20"/>
-                <w:szCs w:val="20"/>
-                <w:lang w:val="en-GB"/>
-              </w:rPr>
-              <w:t>Geassisteerd door GenAI</w:t>
+            <w:proofErr w:type="spellStart"/>
+            <w:r>
+              <w:rPr>
+                <w:sz w:val="20"/>
+                <w:szCs w:val="20"/>
+                <w:lang w:val="en-GB"/>
+              </w:rPr>
+              <w:t>Geassisteerd</w:t>
+            </w:r>
+            <w:proofErr w:type="spellEnd"/>
+            <w:r>
+              <w:rPr>
+                <w:sz w:val="20"/>
+                <w:szCs w:val="20"/>
+                <w:lang w:val="en-GB"/>
+              </w:rPr>
+              <w:t xml:space="preserve"> door GenAI</w:t>
             </w:r>
           </w:p>
         </w:tc>
@@ -13083,22 +14768,16 @@
                 <w:lang w:val="en-GB"/>
               </w:rPr>
             </w:pPr>
-            <w:r>
-              <w:rPr>
-                <w:sz w:val="20"/>
-                <w:szCs w:val="20"/>
-                <w:lang w:val="en-GB"/>
-              </w:rPr>
-              <w:t>Uitleg en</w:t>
-            </w:r>
-            <w:r>
-              <w:rPr>
-                <w:sz w:val="20"/>
-                <w:szCs w:val="20"/>
-                <w:lang w:val="en-GB"/>
-              </w:rPr>
-              <w:t xml:space="preserve"> bestaan van</w:t>
-            </w:r>
+            <w:proofErr w:type="spellStart"/>
+            <w:r>
+              <w:rPr>
+                <w:sz w:val="20"/>
+                <w:szCs w:val="20"/>
+                <w:lang w:val="en-GB"/>
+              </w:rPr>
+              <w:t>Uitleg</w:t>
+            </w:r>
+            <w:proofErr w:type="spellEnd"/>
             <w:r>
               <w:rPr>
                 <w:sz w:val="20"/>
@@ -13107,6 +14786,50 @@
               </w:rPr>
               <w:t xml:space="preserve"> </w:t>
             </w:r>
+            <w:proofErr w:type="spellStart"/>
+            <w:r>
+              <w:rPr>
+                <w:sz w:val="20"/>
+                <w:szCs w:val="20"/>
+                <w:lang w:val="en-GB"/>
+              </w:rPr>
+              <w:t>en</w:t>
+            </w:r>
+            <w:proofErr w:type="spellEnd"/>
+            <w:r>
+              <w:rPr>
+                <w:sz w:val="20"/>
+                <w:szCs w:val="20"/>
+                <w:lang w:val="en-GB"/>
+              </w:rPr>
+              <w:t xml:space="preserve"> </w:t>
+            </w:r>
+            <w:proofErr w:type="spellStart"/>
+            <w:r>
+              <w:rPr>
+                <w:sz w:val="20"/>
+                <w:szCs w:val="20"/>
+                <w:lang w:val="en-GB"/>
+              </w:rPr>
+              <w:t>bestaan</w:t>
+            </w:r>
+            <w:proofErr w:type="spellEnd"/>
+            <w:r>
+              <w:rPr>
+                <w:sz w:val="20"/>
+                <w:szCs w:val="20"/>
+                <w:lang w:val="en-GB"/>
+              </w:rPr>
+              <w:t xml:space="preserve"> van</w:t>
+            </w:r>
+            <w:r>
+              <w:rPr>
+                <w:sz w:val="20"/>
+                <w:szCs w:val="20"/>
+                <w:lang w:val="en-GB"/>
+              </w:rPr>
+              <w:t xml:space="preserve"> </w:t>
+            </w:r>
             <w:r>
               <w:rPr>
                 <w:sz w:val="20"/>
@@ -13145,15 +14868,133 @@
                 <w:szCs w:val="20"/>
                 <w:lang w:val="en-GB"/>
               </w:rPr>
-              <w:t xml:space="preserve"> over hoe ik kon zorgen dat de Excel-file terecht </w:t>
-            </w:r>
-            <w:r>
-              <w:rPr>
-                <w:sz w:val="20"/>
-                <w:szCs w:val="20"/>
-                <w:lang w:val="en-GB"/>
-              </w:rPr>
-              <w:t>kwam in de aangemaakte folder (output-path)</w:t>
+              <w:t xml:space="preserve"> over hoe </w:t>
+            </w:r>
+            <w:proofErr w:type="spellStart"/>
+            <w:r>
+              <w:rPr>
+                <w:sz w:val="20"/>
+                <w:szCs w:val="20"/>
+                <w:lang w:val="en-GB"/>
+              </w:rPr>
+              <w:t>ik</w:t>
+            </w:r>
+            <w:proofErr w:type="spellEnd"/>
+            <w:r>
+              <w:rPr>
+                <w:sz w:val="20"/>
+                <w:szCs w:val="20"/>
+                <w:lang w:val="en-GB"/>
+              </w:rPr>
+              <w:t xml:space="preserve"> </w:t>
+            </w:r>
+            <w:proofErr w:type="spellStart"/>
+            <w:r>
+              <w:rPr>
+                <w:sz w:val="20"/>
+                <w:szCs w:val="20"/>
+                <w:lang w:val="en-GB"/>
+              </w:rPr>
+              <w:t>kon</w:t>
+            </w:r>
+            <w:proofErr w:type="spellEnd"/>
+            <w:r>
+              <w:rPr>
+                <w:sz w:val="20"/>
+                <w:szCs w:val="20"/>
+                <w:lang w:val="en-GB"/>
+              </w:rPr>
+              <w:t xml:space="preserve"> </w:t>
+            </w:r>
+            <w:proofErr w:type="spellStart"/>
+            <w:r>
+              <w:rPr>
+                <w:sz w:val="20"/>
+                <w:szCs w:val="20"/>
+                <w:lang w:val="en-GB"/>
+              </w:rPr>
+              <w:t>zorgen</w:t>
+            </w:r>
+            <w:proofErr w:type="spellEnd"/>
+            <w:r>
+              <w:rPr>
+                <w:sz w:val="20"/>
+                <w:szCs w:val="20"/>
+                <w:lang w:val="en-GB"/>
+              </w:rPr>
+              <w:t xml:space="preserve"> </w:t>
+            </w:r>
+            <w:proofErr w:type="spellStart"/>
+            <w:r>
+              <w:rPr>
+                <w:sz w:val="20"/>
+                <w:szCs w:val="20"/>
+                <w:lang w:val="en-GB"/>
+              </w:rPr>
+              <w:t>dat</w:t>
+            </w:r>
+            <w:proofErr w:type="spellEnd"/>
+            <w:r>
+              <w:rPr>
+                <w:sz w:val="20"/>
+                <w:szCs w:val="20"/>
+                <w:lang w:val="en-GB"/>
+              </w:rPr>
+              <w:t xml:space="preserve"> de Excel-file </w:t>
+            </w:r>
+            <w:proofErr w:type="spellStart"/>
+            <w:r>
+              <w:rPr>
+                <w:sz w:val="20"/>
+                <w:szCs w:val="20"/>
+                <w:lang w:val="en-GB"/>
+              </w:rPr>
+              <w:t>terecht</w:t>
+            </w:r>
+            <w:proofErr w:type="spellEnd"/>
+            <w:r>
+              <w:rPr>
+                <w:sz w:val="20"/>
+                <w:szCs w:val="20"/>
+                <w:lang w:val="en-GB"/>
+              </w:rPr>
+              <w:t xml:space="preserve"> </w:t>
+            </w:r>
+            <w:proofErr w:type="spellStart"/>
+            <w:r>
+              <w:rPr>
+                <w:sz w:val="20"/>
+                <w:szCs w:val="20"/>
+                <w:lang w:val="en-GB"/>
+              </w:rPr>
+              <w:t>kwam</w:t>
+            </w:r>
+            <w:proofErr w:type="spellEnd"/>
+            <w:r>
+              <w:rPr>
+                <w:sz w:val="20"/>
+                <w:szCs w:val="20"/>
+                <w:lang w:val="en-GB"/>
+              </w:rPr>
+              <w:t xml:space="preserve"> in de </w:t>
+            </w:r>
+            <w:proofErr w:type="spellStart"/>
+            <w:r>
+              <w:rPr>
+                <w:sz w:val="20"/>
+                <w:szCs w:val="20"/>
+                <w:lang w:val="en-GB"/>
+              </w:rPr>
+              <w:t>aangemaakte</w:t>
+            </w:r>
+            <w:proofErr w:type="spellEnd"/>
+            <w:r>
+              <w:rPr>
+                <w:sz w:val="20"/>
+                <w:szCs w:val="20"/>
+                <w:lang w:val="en-GB"/>
+              </w:rPr>
+              <w:t xml:space="preserve"> folder (output-path)</w:t>
             </w:r>
             <w:r>
               <w:rPr>
@@ -13186,15 +15027,51 @@
                 <w:szCs w:val="20"/>
                 <w:lang w:val="en-GB"/>
               </w:rPr>
-              <w:t>ints voor hoe</w:t>
-            </w:r>
-            <w:r>
-              <w:rPr>
-                <w:sz w:val="20"/>
-                <w:szCs w:val="20"/>
-                <w:lang w:val="en-GB"/>
-              </w:rPr>
-              <w:t xml:space="preserve"> ik </w:t>
+              <w:t xml:space="preserve">ints </w:t>
+            </w:r>
+            <w:proofErr w:type="spellStart"/>
+            <w:r>
+              <w:rPr>
+                <w:sz w:val="20"/>
+                <w:szCs w:val="20"/>
+                <w:lang w:val="en-GB"/>
+              </w:rPr>
+              <w:t>voor</w:t>
+            </w:r>
+            <w:proofErr w:type="spellEnd"/>
+            <w:r>
+              <w:rPr>
+                <w:sz w:val="20"/>
+                <w:szCs w:val="20"/>
+                <w:lang w:val="en-GB"/>
+              </w:rPr>
+              <w:t xml:space="preserve"> hoe</w:t>
+            </w:r>
+            <w:r>
+              <w:rPr>
+                <w:sz w:val="20"/>
+                <w:szCs w:val="20"/>
+                <w:lang w:val="en-GB"/>
+              </w:rPr>
+              <w:t xml:space="preserve"> </w:t>
+            </w:r>
+            <w:proofErr w:type="spellStart"/>
+            <w:r>
+              <w:rPr>
+                <w:sz w:val="20"/>
+                <w:szCs w:val="20"/>
+                <w:lang w:val="en-GB"/>
+              </w:rPr>
+              <w:t>ik</w:t>
+            </w:r>
+            <w:proofErr w:type="spellEnd"/>
+            <w:r>
+              <w:rPr>
+                <w:sz w:val="20"/>
+                <w:szCs w:val="20"/>
+                <w:lang w:val="en-GB"/>
+              </w:rPr>
+              <w:t xml:space="preserve"> </w:t>
             </w:r>
             <w:r>
               <w:rPr>
@@ -13210,7 +15087,79 @@
                 <w:szCs w:val="20"/>
                 <w:lang w:val="en-GB"/>
               </w:rPr>
-              <w:t xml:space="preserve"> dictionaries rijen aan kon maken.</w:t>
+              <w:t xml:space="preserve"> dictionaries </w:t>
+            </w:r>
+            <w:proofErr w:type="spellStart"/>
+            <w:r>
+              <w:rPr>
+                <w:sz w:val="20"/>
+                <w:szCs w:val="20"/>
+                <w:lang w:val="en-GB"/>
+              </w:rPr>
+              <w:t>rijen</w:t>
+            </w:r>
+            <w:proofErr w:type="spellEnd"/>
+            <w:r>
+              <w:rPr>
+                <w:sz w:val="20"/>
+                <w:szCs w:val="20"/>
+                <w:lang w:val="en-GB"/>
+              </w:rPr>
+              <w:t xml:space="preserve"> </w:t>
+            </w:r>
+            <w:proofErr w:type="spellStart"/>
+            <w:r>
+              <w:rPr>
+                <w:sz w:val="20"/>
+                <w:szCs w:val="20"/>
+                <w:lang w:val="en-GB"/>
+              </w:rPr>
+              <w:t>aan</w:t>
+            </w:r>
+            <w:proofErr w:type="spellEnd"/>
+            <w:r>
+              <w:rPr>
+                <w:sz w:val="20"/>
+                <w:szCs w:val="20"/>
+                <w:lang w:val="en-GB"/>
+              </w:rPr>
+              <w:t xml:space="preserve"> </w:t>
+            </w:r>
+            <w:proofErr w:type="spellStart"/>
+            <w:r>
+              <w:rPr>
+                <w:sz w:val="20"/>
+                <w:szCs w:val="20"/>
+                <w:lang w:val="en-GB"/>
+              </w:rPr>
+              <w:t>kon</w:t>
+            </w:r>
+            <w:proofErr w:type="spellEnd"/>
+            <w:r>
+              <w:rPr>
+                <w:sz w:val="20"/>
+                <w:szCs w:val="20"/>
+                <w:lang w:val="en-GB"/>
+              </w:rPr>
+              <w:t xml:space="preserve"> </w:t>
+            </w:r>
+            <w:proofErr w:type="spellStart"/>
+            <w:r>
+              <w:rPr>
+                <w:sz w:val="20"/>
+                <w:szCs w:val="20"/>
+                <w:lang w:val="en-GB"/>
+              </w:rPr>
+              <w:t>maken</w:t>
+            </w:r>
+            <w:proofErr w:type="spellEnd"/>
+            <w:r>
+              <w:rPr>
+                <w:sz w:val="20"/>
+                <w:szCs w:val="20"/>
+                <w:lang w:val="en-GB"/>
+              </w:rPr>
+              <w:t>.</w:t>
             </w:r>
           </w:p>
         </w:tc>
@@ -13250,29 +15199,147 @@
               </w:rPr>
               <w:t xml:space="preserve"> </w:t>
             </w:r>
-            <w:r>
-              <w:rPr>
-                <w:sz w:val="20"/>
-                <w:szCs w:val="20"/>
-                <w:lang w:val="en-GB"/>
-              </w:rPr>
-              <w:t xml:space="preserve">import opgezocht </w:t>
-            </w:r>
-            <w:r>
-              <w:rPr>
-                <w:sz w:val="20"/>
-                <w:szCs w:val="20"/>
-                <w:lang w:val="en-GB"/>
-              </w:rPr>
-              <w:t>op Geeksforgeeks en daar</w:t>
-            </w:r>
-            <w:r>
-              <w:rPr>
-                <w:sz w:val="20"/>
-                <w:szCs w:val="20"/>
-                <w:lang w:val="en-GB"/>
-              </w:rPr>
-              <w:t>mee verder gewerkt.</w:t>
+            <w:proofErr w:type="gramStart"/>
+            <w:r>
+              <w:rPr>
+                <w:sz w:val="20"/>
+                <w:szCs w:val="20"/>
+                <w:lang w:val="en-GB"/>
+              </w:rPr>
+              <w:t>import</w:t>
+            </w:r>
+            <w:proofErr w:type="gramEnd"/>
+            <w:r>
+              <w:rPr>
+                <w:sz w:val="20"/>
+                <w:szCs w:val="20"/>
+                <w:lang w:val="en-GB"/>
+              </w:rPr>
+              <w:t xml:space="preserve"> </w:t>
+            </w:r>
+            <w:proofErr w:type="spellStart"/>
+            <w:r>
+              <w:rPr>
+                <w:sz w:val="20"/>
+                <w:szCs w:val="20"/>
+                <w:lang w:val="en-GB"/>
+              </w:rPr>
+              <w:t>opgezocht</w:t>
+            </w:r>
+            <w:proofErr w:type="spellEnd"/>
+            <w:r>
+              <w:rPr>
+                <w:sz w:val="20"/>
+                <w:szCs w:val="20"/>
+                <w:lang w:val="en-GB"/>
+              </w:rPr>
+              <w:t xml:space="preserve"> </w:t>
+            </w:r>
+            <w:r>
+              <w:rPr>
+                <w:sz w:val="20"/>
+                <w:szCs w:val="20"/>
+                <w:lang w:val="en-GB"/>
+              </w:rPr>
+              <w:t xml:space="preserve">op </w:t>
+            </w:r>
+            <w:proofErr w:type="spellStart"/>
+            <w:r>
+              <w:rPr>
+                <w:sz w:val="20"/>
+                <w:szCs w:val="20"/>
+                <w:lang w:val="en-GB"/>
+              </w:rPr>
+              <w:t>Geeksforgeeks</w:t>
+            </w:r>
+            <w:proofErr w:type="spellEnd"/>
+            <w:r>
+              <w:rPr>
+                <w:sz w:val="20"/>
+                <w:szCs w:val="20"/>
+                <w:lang w:val="en-GB"/>
+              </w:rPr>
+              <w:t xml:space="preserve"> </w:t>
+            </w:r>
+            <w:proofErr w:type="spellStart"/>
+            <w:r>
+              <w:rPr>
+                <w:sz w:val="20"/>
+                <w:szCs w:val="20"/>
+                <w:lang w:val="en-GB"/>
+              </w:rPr>
+              <w:t>en</w:t>
+            </w:r>
+            <w:proofErr w:type="spellEnd"/>
+            <w:r>
+              <w:rPr>
+                <w:sz w:val="20"/>
+                <w:szCs w:val="20"/>
+                <w:lang w:val="en-GB"/>
+              </w:rPr>
+              <w:t xml:space="preserve"> </w:t>
+            </w:r>
+            <w:proofErr w:type="spellStart"/>
+            <w:r>
+              <w:rPr>
+                <w:sz w:val="20"/>
+                <w:szCs w:val="20"/>
+                <w:lang w:val="en-GB"/>
+              </w:rPr>
+              <w:t>daar</w:t>
+            </w:r>
+            <w:r>
+              <w:rPr>
+                <w:sz w:val="20"/>
+                <w:szCs w:val="20"/>
+                <w:lang w:val="en-GB"/>
+              </w:rPr>
+              <w:t>mee</w:t>
+            </w:r>
+            <w:proofErr w:type="spellEnd"/>
+            <w:r>
+              <w:rPr>
+                <w:sz w:val="20"/>
+                <w:szCs w:val="20"/>
+                <w:lang w:val="en-GB"/>
+              </w:rPr>
+              <w:t xml:space="preserve"> </w:t>
+            </w:r>
+            <w:proofErr w:type="spellStart"/>
+            <w:r>
+              <w:rPr>
+                <w:sz w:val="20"/>
+                <w:szCs w:val="20"/>
+                <w:lang w:val="en-GB"/>
+              </w:rPr>
+              <w:t>verder</w:t>
+            </w:r>
+            <w:proofErr w:type="spellEnd"/>
+            <w:r>
+              <w:rPr>
+                <w:sz w:val="20"/>
+                <w:szCs w:val="20"/>
+                <w:lang w:val="en-GB"/>
+              </w:rPr>
+              <w:t xml:space="preserve"> </w:t>
+            </w:r>
+            <w:proofErr w:type="spellStart"/>
+            <w:r>
+              <w:rPr>
+                <w:sz w:val="20"/>
+                <w:szCs w:val="20"/>
+                <w:lang w:val="en-GB"/>
+              </w:rPr>
+              <w:t>gewerkt</w:t>
+            </w:r>
+            <w:proofErr w:type="spellEnd"/>
+            <w:r>
+              <w:rPr>
+                <w:sz w:val="20"/>
+                <w:szCs w:val="20"/>
+                <w:lang w:val="en-GB"/>
+              </w:rPr>
+              <w:t>.</w:t>
             </w:r>
           </w:p>
         </w:tc>
@@ -13398,13 +15465,23 @@
                 <w:lang w:val="en-GB"/>
               </w:rPr>
             </w:pPr>
-            <w:r>
-              <w:rPr>
-                <w:sz w:val="20"/>
-                <w:szCs w:val="20"/>
-                <w:lang w:val="en-GB"/>
-              </w:rPr>
-              <w:t>Geassisteerd door GenAI</w:t>
+            <w:proofErr w:type="spellStart"/>
+            <w:r>
+              <w:rPr>
+                <w:sz w:val="20"/>
+                <w:szCs w:val="20"/>
+                <w:lang w:val="en-GB"/>
+              </w:rPr>
+              <w:t>Geassisteerd</w:t>
+            </w:r>
+            <w:proofErr w:type="spellEnd"/>
+            <w:r>
+              <w:rPr>
+                <w:sz w:val="20"/>
+                <w:szCs w:val="20"/>
+                <w:lang w:val="en-GB"/>
+              </w:rPr>
+              <w:t xml:space="preserve"> door GenAI</w:t>
             </w:r>
           </w:p>
         </w:tc>
@@ -13420,6 +15497,7 @@
                 <w:lang w:val="en-GB"/>
               </w:rPr>
             </w:pPr>
+            <w:proofErr w:type="spellStart"/>
             <w:r>
               <w:rPr>
                 <w:sz w:val="20"/>
@@ -13428,6 +15506,7 @@
               </w:rPr>
               <w:t>Uitleg</w:t>
             </w:r>
+            <w:proofErr w:type="spellEnd"/>
             <w:r>
               <w:rPr>
                 <w:sz w:val="20"/>
@@ -13436,30 +15515,196 @@
               </w:rPr>
               <w:t xml:space="preserve"> </w:t>
             </w:r>
-            <w:r>
-              <w:rPr>
-                <w:sz w:val="20"/>
-                <w:szCs w:val="20"/>
-                <w:lang w:val="en-GB"/>
-              </w:rPr>
-              <w:t xml:space="preserve">zonder code </w:t>
-            </w:r>
-            <w:r>
-              <w:rPr>
-                <w:sz w:val="20"/>
-                <w:szCs w:val="20"/>
-                <w:lang w:val="en-GB"/>
-              </w:rPr>
-              <w:t xml:space="preserve">gevraagd bij foutmeldingen die ik zelf niet kon </w:t>
-            </w:r>
-            <w:r>
-              <w:rPr>
-                <w:sz w:val="20"/>
-                <w:szCs w:val="20"/>
-                <w:lang w:val="en-GB"/>
-              </w:rPr>
-              <w:t>begreep of kon oplossen</w:t>
-            </w:r>
+            <w:proofErr w:type="spellStart"/>
+            <w:r>
+              <w:rPr>
+                <w:sz w:val="20"/>
+                <w:szCs w:val="20"/>
+                <w:lang w:val="en-GB"/>
+              </w:rPr>
+              <w:t>zonder</w:t>
+            </w:r>
+            <w:proofErr w:type="spellEnd"/>
+            <w:r>
+              <w:rPr>
+                <w:sz w:val="20"/>
+                <w:szCs w:val="20"/>
+                <w:lang w:val="en-GB"/>
+              </w:rPr>
+              <w:t xml:space="preserve"> code </w:t>
+            </w:r>
+            <w:proofErr w:type="spellStart"/>
+            <w:r>
+              <w:rPr>
+                <w:sz w:val="20"/>
+                <w:szCs w:val="20"/>
+                <w:lang w:val="en-GB"/>
+              </w:rPr>
+              <w:t>gevraagd</w:t>
+            </w:r>
+            <w:proofErr w:type="spellEnd"/>
+            <w:r>
+              <w:rPr>
+                <w:sz w:val="20"/>
+                <w:szCs w:val="20"/>
+                <w:lang w:val="en-GB"/>
+              </w:rPr>
+              <w:t xml:space="preserve"> </w:t>
+            </w:r>
+            <w:proofErr w:type="spellStart"/>
+            <w:r>
+              <w:rPr>
+                <w:sz w:val="20"/>
+                <w:szCs w:val="20"/>
+                <w:lang w:val="en-GB"/>
+              </w:rPr>
+              <w:t>bij</w:t>
+            </w:r>
+            <w:proofErr w:type="spellEnd"/>
+            <w:r>
+              <w:rPr>
+                <w:sz w:val="20"/>
+                <w:szCs w:val="20"/>
+                <w:lang w:val="en-GB"/>
+              </w:rPr>
+              <w:t xml:space="preserve"> </w:t>
+            </w:r>
+            <w:proofErr w:type="spellStart"/>
+            <w:r>
+              <w:rPr>
+                <w:sz w:val="20"/>
+                <w:szCs w:val="20"/>
+                <w:lang w:val="en-GB"/>
+              </w:rPr>
+              <w:t>foutmeldingen</w:t>
+            </w:r>
+            <w:proofErr w:type="spellEnd"/>
+            <w:r>
+              <w:rPr>
+                <w:sz w:val="20"/>
+                <w:szCs w:val="20"/>
+                <w:lang w:val="en-GB"/>
+              </w:rPr>
+              <w:t xml:space="preserve"> die </w:t>
+            </w:r>
+            <w:proofErr w:type="spellStart"/>
+            <w:r>
+              <w:rPr>
+                <w:sz w:val="20"/>
+                <w:szCs w:val="20"/>
+                <w:lang w:val="en-GB"/>
+              </w:rPr>
+              <w:t>ik</w:t>
+            </w:r>
+            <w:proofErr w:type="spellEnd"/>
+            <w:r>
+              <w:rPr>
+                <w:sz w:val="20"/>
+                <w:szCs w:val="20"/>
+                <w:lang w:val="en-GB"/>
+              </w:rPr>
+              <w:t xml:space="preserve"> </w:t>
+            </w:r>
+            <w:proofErr w:type="spellStart"/>
+            <w:r>
+              <w:rPr>
+                <w:sz w:val="20"/>
+                <w:szCs w:val="20"/>
+                <w:lang w:val="en-GB"/>
+              </w:rPr>
+              <w:t>zelf</w:t>
+            </w:r>
+            <w:proofErr w:type="spellEnd"/>
+            <w:r>
+              <w:rPr>
+                <w:sz w:val="20"/>
+                <w:szCs w:val="20"/>
+                <w:lang w:val="en-GB"/>
+              </w:rPr>
+              <w:t xml:space="preserve"> </w:t>
+            </w:r>
+            <w:proofErr w:type="spellStart"/>
+            <w:r>
+              <w:rPr>
+                <w:sz w:val="20"/>
+                <w:szCs w:val="20"/>
+                <w:lang w:val="en-GB"/>
+              </w:rPr>
+              <w:t>niet</w:t>
+            </w:r>
+            <w:proofErr w:type="spellEnd"/>
+            <w:r>
+              <w:rPr>
+                <w:sz w:val="20"/>
+                <w:szCs w:val="20"/>
+                <w:lang w:val="en-GB"/>
+              </w:rPr>
+              <w:t xml:space="preserve"> </w:t>
+            </w:r>
+            <w:proofErr w:type="spellStart"/>
+            <w:r>
+              <w:rPr>
+                <w:sz w:val="20"/>
+                <w:szCs w:val="20"/>
+                <w:lang w:val="en-GB"/>
+              </w:rPr>
+              <w:t>kon</w:t>
+            </w:r>
+            <w:proofErr w:type="spellEnd"/>
+            <w:r>
+              <w:rPr>
+                <w:sz w:val="20"/>
+                <w:szCs w:val="20"/>
+                <w:lang w:val="en-GB"/>
+              </w:rPr>
+              <w:t xml:space="preserve"> </w:t>
+            </w:r>
+            <w:proofErr w:type="spellStart"/>
+            <w:r>
+              <w:rPr>
+                <w:sz w:val="20"/>
+                <w:szCs w:val="20"/>
+                <w:lang w:val="en-GB"/>
+              </w:rPr>
+              <w:t>begreep</w:t>
+            </w:r>
+            <w:proofErr w:type="spellEnd"/>
+            <w:r>
+              <w:rPr>
+                <w:sz w:val="20"/>
+                <w:szCs w:val="20"/>
+                <w:lang w:val="en-GB"/>
+              </w:rPr>
+              <w:t xml:space="preserve"> of </w:t>
+            </w:r>
+            <w:proofErr w:type="spellStart"/>
+            <w:r>
+              <w:rPr>
+                <w:sz w:val="20"/>
+                <w:szCs w:val="20"/>
+                <w:lang w:val="en-GB"/>
+              </w:rPr>
+              <w:t>kon</w:t>
+            </w:r>
+            <w:proofErr w:type="spellEnd"/>
+            <w:r>
+              <w:rPr>
+                <w:sz w:val="20"/>
+                <w:szCs w:val="20"/>
+                <w:lang w:val="en-GB"/>
+              </w:rPr>
+              <w:t xml:space="preserve"> </w:t>
+            </w:r>
+            <w:proofErr w:type="spellStart"/>
+            <w:r>
+              <w:rPr>
+                <w:sz w:val="20"/>
+                <w:szCs w:val="20"/>
+                <w:lang w:val="en-GB"/>
+              </w:rPr>
+              <w:t>oplossen</w:t>
+            </w:r>
+            <w:proofErr w:type="spellEnd"/>
             <w:r>
               <w:rPr>
                 <w:sz w:val="20"/>
@@ -13497,24 +15742,188 @@
                 <w:szCs w:val="20"/>
                 <w:lang w:val="en-GB"/>
               </w:rPr>
-              <w:t xml:space="preserve">Op basis van de extra uitleg </w:t>
-            </w:r>
-            <w:r>
-              <w:rPr>
-                <w:sz w:val="20"/>
-                <w:szCs w:val="20"/>
-                <w:lang w:val="en-GB"/>
-              </w:rPr>
-              <w:t xml:space="preserve">alle aangegeven regels gecheckt en </w:t>
-            </w:r>
-            <w:r>
-              <w:rPr>
-                <w:sz w:val="20"/>
-                <w:szCs w:val="20"/>
-                <w:lang w:val="en-GB"/>
-              </w:rPr>
-              <w:t>gaan zoeken hoe ik het op kon lossen</w:t>
-            </w:r>
+              <w:t xml:space="preserve">Op </w:t>
+            </w:r>
+            <w:proofErr w:type="gramStart"/>
+            <w:r>
+              <w:rPr>
+                <w:sz w:val="20"/>
+                <w:szCs w:val="20"/>
+                <w:lang w:val="en-GB"/>
+              </w:rPr>
+              <w:t>basis</w:t>
+            </w:r>
+            <w:proofErr w:type="gramEnd"/>
+            <w:r>
+              <w:rPr>
+                <w:sz w:val="20"/>
+                <w:szCs w:val="20"/>
+                <w:lang w:val="en-GB"/>
+              </w:rPr>
+              <w:t xml:space="preserve"> van de extra </w:t>
+            </w:r>
+            <w:proofErr w:type="spellStart"/>
+            <w:r>
+              <w:rPr>
+                <w:sz w:val="20"/>
+                <w:szCs w:val="20"/>
+                <w:lang w:val="en-GB"/>
+              </w:rPr>
+              <w:t>uitleg</w:t>
+            </w:r>
+            <w:proofErr w:type="spellEnd"/>
+            <w:r>
+              <w:rPr>
+                <w:sz w:val="20"/>
+                <w:szCs w:val="20"/>
+                <w:lang w:val="en-GB"/>
+              </w:rPr>
+              <w:t xml:space="preserve"> </w:t>
+            </w:r>
+            <w:r>
+              <w:rPr>
+                <w:sz w:val="20"/>
+                <w:szCs w:val="20"/>
+                <w:lang w:val="en-GB"/>
+              </w:rPr>
+              <w:t xml:space="preserve">alle </w:t>
+            </w:r>
+            <w:proofErr w:type="spellStart"/>
+            <w:r>
+              <w:rPr>
+                <w:sz w:val="20"/>
+                <w:szCs w:val="20"/>
+                <w:lang w:val="en-GB"/>
+              </w:rPr>
+              <w:t>aangegeven</w:t>
+            </w:r>
+            <w:proofErr w:type="spellEnd"/>
+            <w:r>
+              <w:rPr>
+                <w:sz w:val="20"/>
+                <w:szCs w:val="20"/>
+                <w:lang w:val="en-GB"/>
+              </w:rPr>
+              <w:t xml:space="preserve"> regels </w:t>
+            </w:r>
+            <w:proofErr w:type="spellStart"/>
+            <w:r>
+              <w:rPr>
+                <w:sz w:val="20"/>
+                <w:szCs w:val="20"/>
+                <w:lang w:val="en-GB"/>
+              </w:rPr>
+              <w:t>gecheckt</w:t>
+            </w:r>
+            <w:proofErr w:type="spellEnd"/>
+            <w:r>
+              <w:rPr>
+                <w:sz w:val="20"/>
+                <w:szCs w:val="20"/>
+                <w:lang w:val="en-GB"/>
+              </w:rPr>
+              <w:t xml:space="preserve"> </w:t>
+            </w:r>
+            <w:proofErr w:type="spellStart"/>
+            <w:r>
+              <w:rPr>
+                <w:sz w:val="20"/>
+                <w:szCs w:val="20"/>
+                <w:lang w:val="en-GB"/>
+              </w:rPr>
+              <w:t>en</w:t>
+            </w:r>
+            <w:proofErr w:type="spellEnd"/>
+            <w:r>
+              <w:rPr>
+                <w:sz w:val="20"/>
+                <w:szCs w:val="20"/>
+                <w:lang w:val="en-GB"/>
+              </w:rPr>
+              <w:t xml:space="preserve"> </w:t>
+            </w:r>
+            <w:proofErr w:type="spellStart"/>
+            <w:r>
+              <w:rPr>
+                <w:sz w:val="20"/>
+                <w:szCs w:val="20"/>
+                <w:lang w:val="en-GB"/>
+              </w:rPr>
+              <w:t>gaan</w:t>
+            </w:r>
+            <w:proofErr w:type="spellEnd"/>
+            <w:r>
+              <w:rPr>
+                <w:sz w:val="20"/>
+                <w:szCs w:val="20"/>
+                <w:lang w:val="en-GB"/>
+              </w:rPr>
+              <w:t xml:space="preserve"> </w:t>
+            </w:r>
+            <w:proofErr w:type="spellStart"/>
+            <w:r>
+              <w:rPr>
+                <w:sz w:val="20"/>
+                <w:szCs w:val="20"/>
+                <w:lang w:val="en-GB"/>
+              </w:rPr>
+              <w:t>zoeken</w:t>
+            </w:r>
+            <w:proofErr w:type="spellEnd"/>
+            <w:r>
+              <w:rPr>
+                <w:sz w:val="20"/>
+                <w:szCs w:val="20"/>
+                <w:lang w:val="en-GB"/>
+              </w:rPr>
+              <w:t xml:space="preserve"> hoe </w:t>
+            </w:r>
+            <w:proofErr w:type="spellStart"/>
+            <w:r>
+              <w:rPr>
+                <w:sz w:val="20"/>
+                <w:szCs w:val="20"/>
+                <w:lang w:val="en-GB"/>
+              </w:rPr>
+              <w:t>ik</w:t>
+            </w:r>
+            <w:proofErr w:type="spellEnd"/>
+            <w:r>
+              <w:rPr>
+                <w:sz w:val="20"/>
+                <w:szCs w:val="20"/>
+                <w:lang w:val="en-GB"/>
+              </w:rPr>
+              <w:t xml:space="preserve"> het op </w:t>
+            </w:r>
+            <w:proofErr w:type="spellStart"/>
+            <w:r>
+              <w:rPr>
+                <w:sz w:val="20"/>
+                <w:szCs w:val="20"/>
+                <w:lang w:val="en-GB"/>
+              </w:rPr>
+              <w:t>kon</w:t>
+            </w:r>
+            <w:proofErr w:type="spellEnd"/>
+            <w:r>
+              <w:rPr>
+                <w:sz w:val="20"/>
+                <w:szCs w:val="20"/>
+                <w:lang w:val="en-GB"/>
+              </w:rPr>
+              <w:t xml:space="preserve"> </w:t>
+            </w:r>
+            <w:proofErr w:type="spellStart"/>
+            <w:r>
+              <w:rPr>
+                <w:sz w:val="20"/>
+                <w:szCs w:val="20"/>
+                <w:lang w:val="en-GB"/>
+              </w:rPr>
+              <w:t>lossen</w:t>
+            </w:r>
+            <w:proofErr w:type="spellEnd"/>
             <w:r>
               <w:rPr>
                 <w:sz w:val="20"/>
